--- a/docs/TerminalForge_ProjectPlan_v4.docx
+++ b/docs/TerminalForge_ProjectPlan_v4.docx
@@ -34,6 +34,7 @@
       </w:pPr>
       <w:r>
         <w:rPr>
+          <w:i w:val="0"/>
           <w:sz w:val="22"/>
         </w:rPr>
         <w:t>Voice + Text Input · Volume Button Switching · Agent-to-Agent Communication · Real-Time Observability</w:t>
@@ -51,7 +52,6 @@
         <w:t>Project Plan v4.1 · May 2026</w:t>
       </w:r>
     </w:p>
-    <w:p/>
     <w:p>
       <w:pPr>
         <w:jc w:val="center"/>
@@ -68,6 +68,7 @@
           <w:sz w:val="18"/>
         </w:rPr>
         <w:t>Upstream: https://github.com/TerminalForgeAI/TerminalForgeAI.git</w:t>
+        <w:br/>
       </w:r>
     </w:p>
     <w:p>
@@ -95,7 +96,7 @@
         <w:t>You interact with the agents by typing commands as text or by speaking using real-time voice input transcribed by faster-whisper. You navigate between agent terminals using your iPhone's physical Volume buttons — Volume DOWN steps forward (Terminal 1→2→3→4→5), Volume UP steps backward (5→4→3→2→1), wrapping around at each end.</w:t>
         <w:br/>
         <w:br/>
-        <w:t>The agents communicate through a shared in-process message bus. A dedicated Bus Monitor window shows all inter-agent traffic in real time. The Project Manager agent acts as orchestrator in Autonomous Mode, automatically dispatching tasks to the appropriate agents and routing work through a full development pipeline.</w:t>
+        <w:t>The agents communicate through a shared in-process message bus. A dedicated Bus Monitor window shows all inter-agent traffic in real time. The Project Manager agent acts as orchestrator in Autonomous Mode, automatically dispatching tasks and routing work through a full development pipeline.</w:t>
       </w:r>
     </w:p>
     <w:p>
@@ -112,17 +113,12 @@
     </w:p>
     <w:p>
       <w:r>
-        <w:t>TerminalForge uses a forked repository workflow:</w:t>
+        <w:t>• Fork: https://github.com/Hemin-Dhamelia/Fork-TerminalForgeAI.git</w:t>
       </w:r>
     </w:p>
     <w:p>
       <w:r>
-        <w:t>• Fork (working copy): https://github.com/Hemin-Dhamelia/Fork-TerminalForgeAI.git</w:t>
-      </w:r>
-    </w:p>
-    <w:p>
-      <w:r>
-        <w:t>• Upstream main repo: https://github.com/TerminalForgeAI/TerminalForgeAI.git</w:t>
+        <w:t>• Upstream: https://github.com/TerminalForgeAI/TerminalForgeAI.git</w:t>
       </w:r>
     </w:p>
     <w:p>
@@ -132,7 +128,7 @@
     </w:p>
     <w:p>
       <w:r>
-        <w:t>• Pull Requests are opened from Hemin-Dhamelia/Fork-TerminalForgeAI → TerminalForgeAI/TerminalForgeAI</w:t>
+        <w:t>• PRs: Hemin-Dhamelia/Fork-TerminalForgeAI → TerminalForgeAI/TerminalForgeAI</w:t>
       </w:r>
     </w:p>
     <w:p>
@@ -638,11 +634,6 @@
     <w:p/>
     <w:p>
       <w:r>
-        <w:t>Navigation:</w:t>
-      </w:r>
-    </w:p>
-    <w:p>
-      <w:r>
         <w:t>• Volume DOWN cycles forward: T1 → T2 → T3 → T4 → T5 → wraps back to T1</w:t>
       </w:r>
     </w:p>
@@ -699,7 +690,7 @@
     </w:p>
     <w:p>
       <w:r>
-        <w:t>Speak your prompt into your Mac's microphone. The system detects voice with silero-vad, transcribes it locally using faster-whisper (no network, no cost), and sends the text to the active agent. A live transcription preview appears in the TUI as you speak.</w:t>
+        <w:t>Speak your prompt into your Mac's microphone. The system detects voice with silero-vad, transcribes it locally using faster-whisper (no network, no cost), and sends the text to the active agent.</w:t>
       </w:r>
     </w:p>
     <w:tbl>
@@ -1551,17 +1542,17 @@
     </w:p>
     <w:p>
       <w:r>
-        <w:t>• Bluetooth Bridge (iPhone → Mac): iOS Shortcut detects volume button presses and POSTs JSON to localhost:3333</w:t>
+        <w:t>• Bluetooth Bridge (iPhone → Mac): iOS Shortcut POSTs JSON to localhost:3333</w:t>
       </w:r>
     </w:p>
     <w:p>
       <w:r>
-        <w:t>• macOS Event Listener Daemon: Node.js daemon receives events, updates active terminal index, writes state.json</w:t>
+        <w:t>• macOS Event Listener Daemon: Node.js daemon receives events, updates terminal index, writes state.json</w:t>
       </w:r>
     </w:p>
     <w:p>
       <w:r>
-        <w:t>• Agent REPL Engine: five stateful Claude API sessions with distinct system prompts, tools, and rolling history</w:t>
+        <w:t>• Agent REPL Engine: five stateful Claude API sessions with distinct system prompts, tools, rolling history</w:t>
       </w:r>
     </w:p>
     <w:p>
@@ -1576,7 +1567,7 @@
     </w:p>
     <w:p>
       <w:r>
-        <w:t>• Bus Monitor: 7th terminal window; subscribes to all traffic via subscribeAll(); replays history + polls log file</w:t>
+        <w:t>• Bus Monitor: 7th terminal window; subscribes to all traffic via subscribeAll(); replays history + polls log</w:t>
       </w:r>
     </w:p>
     <w:p>
@@ -2394,11 +2385,6 @@
       </w:r>
     </w:p>
     <w:p>
-      <w:r>
-        <w:t>When another agent sends a message, a colour-coded banner appears inline in the recipient's terminal showing: sender emoji + name, message type with colour, word-wrapped payload, and taskId.</w:t>
-      </w:r>
-    </w:p>
-    <w:p>
       <w:pPr>
         <w:pStyle w:val="Heading1"/>
       </w:pPr>
@@ -2412,19 +2398,7 @@
     </w:p>
     <w:p>
       <w:r>
-        <w:t>Every agent terminal must visually reflect the current task state through background colour. This is a core UX feature built into the TUI, not optional styling. The colour applies to the entire terminal panel — header, badge, and streaming output area all change together in real time.</w:t>
-      </w:r>
-    </w:p>
-    <w:p>
-      <w:pPr>
-        <w:pStyle w:val="Heading2"/>
-      </w:pPr>
-      <w:r>
-        <w:rPr>
-          <w:color w:val="1E3A5F"/>
-          <w:sz w:val="30"/>
-        </w:rPr>
-        <w:t>Colour Rules</w:t>
+        <w:t>Every agent terminal must visually reflect the current task state through background colour. This is a core UX feature built into the TUI, not optional styling.</w:t>
       </w:r>
     </w:p>
     <w:tbl>
@@ -2716,6 +2690,36 @@
     </w:tbl>
     <w:p/>
     <w:p>
+      <w:r>
+        <w:t>• Yellow fires immediately when a task is dispatched — before the first streaming token appears</w:t>
+      </w:r>
+    </w:p>
+    <w:p>
+      <w:r>
+        <w:t>• Green fires within &lt; 100ms of a task:done event — no perceptible delay</w:t>
+      </w:r>
+    </w:p>
+    <w:p>
+      <w:r>
+        <w:t>• Red fires immediately on task:failed or unhandled Claude API error</w:t>
+      </w:r>
+    </w:p>
+    <w:p>
+      <w:r>
+        <w:t>• Switching away from a terminal mid-task does NOT reset its colour — stays yellow in the sidebar</w:t>
+      </w:r>
+    </w:p>
+    <w:p>
+      <w:r>
+        <w:t>• The sidebar always shows all 5 terminals with their colour so user can see full team status at a glance</w:t>
+      </w:r>
+    </w:p>
+    <w:p>
+      <w:r>
+        <w:t>• Colour resets to idle only when a new task is dispatched, or when the user runs 'reset agent'</w:t>
+      </w:r>
+    </w:p>
+    <w:p>
       <w:pPr>
         <w:pStyle w:val="Heading2"/>
       </w:pPr>
@@ -2737,7 +2741,7 @@
           <w:color w:val="1A56DB"/>
           <w:sz w:val="18"/>
         </w:rPr>
-        <w:t>{</w:t>
+        <w:t>{"activeTerminal": 2, "mode": "manual", "lastSwitch": "2026-04-27T10:00:00Z",</w:t>
       </w:r>
     </w:p>
     <w:p>
@@ -2750,150 +2754,7 @@
           <w:color w:val="1A56DB"/>
           <w:sz w:val="18"/>
         </w:rPr>
-        <w:t xml:space="preserve">  "activeTerminal": 2,</w:t>
-      </w:r>
-    </w:p>
-    <w:p>
-      <w:pPr>
-        <w:ind w:left="432"/>
-      </w:pPr>
-      <w:r>
-        <w:rPr>
-          <w:rFonts w:ascii="Courier New" w:hAnsi="Courier New"/>
-          <w:color w:val="1A56DB"/>
-          <w:sz w:val="18"/>
-        </w:rPr>
-        <w:t xml:space="preserve">  "mode": "manual",</w:t>
-      </w:r>
-    </w:p>
-    <w:p>
-      <w:pPr>
-        <w:ind w:left="432"/>
-      </w:pPr>
-      <w:r>
-        <w:rPr>
-          <w:rFonts w:ascii="Courier New" w:hAnsi="Courier New"/>
-          <w:color w:val="1A56DB"/>
-          <w:sz w:val="18"/>
-        </w:rPr>
-        <w:t xml:space="preserve">  "lastSwitch": "2026-04-27T10:00:00Z",</w:t>
-      </w:r>
-    </w:p>
-    <w:p>
-      <w:pPr>
-        <w:ind w:left="432"/>
-      </w:pPr>
-      <w:r>
-        <w:rPr>
-          <w:rFonts w:ascii="Courier New" w:hAnsi="Courier New"/>
-          <w:color w:val="1A56DB"/>
-          <w:sz w:val="18"/>
-        </w:rPr>
-        <w:t xml:space="preserve">  "autonomousStepCount": 0,</w:t>
-      </w:r>
-    </w:p>
-    <w:p>
-      <w:pPr>
-        <w:ind w:left="432"/>
-      </w:pPr>
-      <w:r>
-        <w:rPr>
-          <w:rFonts w:ascii="Courier New" w:hAnsi="Courier New"/>
-          <w:color w:val="1A56DB"/>
-          <w:sz w:val="18"/>
-        </w:rPr>
-        <w:t xml:space="preserve">  "terminalStatus": {</w:t>
-      </w:r>
-    </w:p>
-    <w:p>
-      <w:pPr>
-        <w:ind w:left="432"/>
-      </w:pPr>
-      <w:r>
-        <w:rPr>
-          <w:rFonts w:ascii="Courier New" w:hAnsi="Courier New"/>
-          <w:color w:val="1A56DB"/>
-          <w:sz w:val="18"/>
-        </w:rPr>
-        <w:t xml:space="preserve">    "1": "idle",</w:t>
-      </w:r>
-    </w:p>
-    <w:p>
-      <w:pPr>
-        <w:ind w:left="432"/>
-      </w:pPr>
-      <w:r>
-        <w:rPr>
-          <w:rFonts w:ascii="Courier New" w:hAnsi="Courier New"/>
-          <w:color w:val="1A56DB"/>
-          <w:sz w:val="18"/>
-        </w:rPr>
-        <w:t xml:space="preserve">    "2": "working",</w:t>
-      </w:r>
-    </w:p>
-    <w:p>
-      <w:pPr>
-        <w:ind w:left="432"/>
-      </w:pPr>
-      <w:r>
-        <w:rPr>
-          <w:rFonts w:ascii="Courier New" w:hAnsi="Courier New"/>
-          <w:color w:val="1A56DB"/>
-          <w:sz w:val="18"/>
-        </w:rPr>
-        <w:t xml:space="preserve">    "3": "done",</w:t>
-      </w:r>
-    </w:p>
-    <w:p>
-      <w:pPr>
-        <w:ind w:left="432"/>
-      </w:pPr>
-      <w:r>
-        <w:rPr>
-          <w:rFonts w:ascii="Courier New" w:hAnsi="Courier New"/>
-          <w:color w:val="1A56DB"/>
-          <w:sz w:val="18"/>
-        </w:rPr>
-        <w:t xml:space="preserve">    "4": "failed",</w:t>
-      </w:r>
-    </w:p>
-    <w:p>
-      <w:pPr>
-        <w:ind w:left="432"/>
-      </w:pPr>
-      <w:r>
-        <w:rPr>
-          <w:rFonts w:ascii="Courier New" w:hAnsi="Courier New"/>
-          <w:color w:val="1A56DB"/>
-          <w:sz w:val="18"/>
-        </w:rPr>
-        <w:t xml:space="preserve">    "5": "idle"</w:t>
-      </w:r>
-    </w:p>
-    <w:p>
-      <w:pPr>
-        <w:ind w:left="432"/>
-      </w:pPr>
-      <w:r>
-        <w:rPr>
-          <w:rFonts w:ascii="Courier New" w:hAnsi="Courier New"/>
-          <w:color w:val="1A56DB"/>
-          <w:sz w:val="18"/>
-        </w:rPr>
-        <w:t xml:space="preserve">  }</w:t>
-      </w:r>
-    </w:p>
-    <w:p>
-      <w:pPr>
-        <w:ind w:left="432"/>
-      </w:pPr>
-      <w:r>
-        <w:rPr>
-          <w:rFonts w:ascii="Courier New" w:hAnsi="Courier New"/>
-          <w:color w:val="1A56DB"/>
-          <w:sz w:val="18"/>
-        </w:rPr>
-        <w:t>}</w:t>
+        <w:t>"autonomousStepCount": 0, "terminalStatus": {"1":"idle","2":"working","3":"done","4":"failed","5":"idle"}}</w:t>
       </w:r>
     </w:p>
     <w:p>
@@ -3143,19 +3004,7 @@
     </w:p>
     <w:p>
       <w:r>
-        <w:t>The Bus Monitor (scripts/bus-monitor.js) is a dedicated terminal window that shows all inter-agent messages as they flow through the system. It is automatically opened as the 7th window by "npm run launch" and "npm run launch:tmux". Run it standalone with "npm run monitor".</w:t>
-      </w:r>
-    </w:p>
-    <w:p>
-      <w:pPr>
-        <w:pStyle w:val="Heading2"/>
-      </w:pPr>
-      <w:r>
-        <w:rPr>
-          <w:color w:val="1E3A5F"/>
-          <w:sz w:val="30"/>
-        </w:rPr>
-        <w:t>How It Works</w:t>
+        <w:t>The Bus Monitor (scripts/bus-monitor.js) is a dedicated terminal window showing all inter-agent messages as they flow. Opened automatically as the 7th window by npm run launch and npm run launch:tmux. Run standalone with npm run monitor.</w:t>
       </w:r>
     </w:p>
     <w:p>
@@ -3180,7 +3029,7 @@
     </w:p>
     <w:p>
       <w:r>
-        <w:t>• Displays: timestamp, from-agent emoji + name, to-agent emoji + name, type icon + label, word-wrapped payload</w:t>
+        <w:t>• Displays: timestamp, from/to agent emoji + name, type icon + label, word-wrapped payload</w:t>
       </w:r>
     </w:p>
     <w:p>
@@ -3209,7 +3058,7 @@
     </w:p>
     <w:p>
       <w:r>
-        <w:t>• Hold either vol button 2s → PM Agent (T5) → describe project by voice or text → receive PRD + task list</w:t>
+        <w:t>• Hold either vol button 2s → PM Agent (T5) → describe project → receive PRD + task list</w:t>
       </w:r>
     </w:p>
     <w:p>
@@ -3298,16 +3147,17 @@
         <w:tblLook w:firstColumn="1" w:firstRow="1" w:lastColumn="0" w:lastRow="0" w:noHBand="0" w:noVBand="1" w:val="04A0"/>
       </w:tblPr>
       <w:tblGrid>
-        <w:gridCol w:w="1872"/>
-        <w:gridCol w:w="1872"/>
-        <w:gridCol w:w="1872"/>
-        <w:gridCol w:w="1872"/>
-        <w:gridCol w:w="1872"/>
+        <w:gridCol w:w="1560"/>
+        <w:gridCol w:w="1560"/>
+        <w:gridCol w:w="1560"/>
+        <w:gridCol w:w="1560"/>
+        <w:gridCol w:w="1560"/>
+        <w:gridCol w:w="1560"/>
       </w:tblGrid>
       <w:tr>
         <w:tc>
           <w:tcPr>
-            <w:tcW w:type="dxa" w:w="1872"/>
+            <w:tcW w:type="dxa" w:w="1560"/>
           </w:tcPr>
           <w:p>
             <w:r>
@@ -3321,7 +3171,7 @@
         </w:tc>
         <w:tc>
           <w:tcPr>
-            <w:tcW w:type="dxa" w:w="1872"/>
+            <w:tcW w:type="dxa" w:w="1560"/>
           </w:tcPr>
           <w:p>
             <w:r>
@@ -3335,7 +3185,7 @@
         </w:tc>
         <w:tc>
           <w:tcPr>
-            <w:tcW w:type="dxa" w:w="1872"/>
+            <w:tcW w:type="dxa" w:w="1560"/>
           </w:tcPr>
           <w:p>
             <w:r>
@@ -3349,7 +3199,7 @@
         </w:tc>
         <w:tc>
           <w:tcPr>
-            <w:tcW w:type="dxa" w:w="1872"/>
+            <w:tcW w:type="dxa" w:w="1560"/>
           </w:tcPr>
           <w:p>
             <w:r>
@@ -3363,7 +3213,21 @@
         </w:tc>
         <w:tc>
           <w:tcPr>
-            <w:tcW w:type="dxa" w:w="1872"/>
+            <w:tcW w:type="dxa" w:w="1560"/>
+          </w:tcPr>
+          <w:p>
+            <w:r>
+              <w:rPr>
+                <w:b/>
+                <w:sz w:val="19"/>
+              </w:rPr>
+              <w:t>Milestone</w:t>
+            </w:r>
+          </w:p>
+        </w:tc>
+        <w:tc>
+          <w:tcPr>
+            <w:tcW w:type="dxa" w:w="1560"/>
           </w:tcPr>
           <w:p>
             <w:r>
@@ -3379,7 +3243,7 @@
       <w:tr>
         <w:tc>
           <w:tcPr>
-            <w:tcW w:type="dxa" w:w="1872"/>
+            <w:tcW w:type="dxa" w:w="1560"/>
           </w:tcPr>
           <w:p>
             <w:r>
@@ -3392,7 +3256,7 @@
         </w:tc>
         <w:tc>
           <w:tcPr>
-            <w:tcW w:type="dxa" w:w="1872"/>
+            <w:tcW w:type="dxa" w:w="1560"/>
           </w:tcPr>
           <w:p>
             <w:r>
@@ -3405,7 +3269,7 @@
         </w:tc>
         <w:tc>
           <w:tcPr>
-            <w:tcW w:type="dxa" w:w="1872"/>
+            <w:tcW w:type="dxa" w:w="1560"/>
           </w:tcPr>
           <w:p>
             <w:r>
@@ -3418,7 +3282,7 @@
         </w:tc>
         <w:tc>
           <w:tcPr>
-            <w:tcW w:type="dxa" w:w="1872"/>
+            <w:tcW w:type="dxa" w:w="1560"/>
           </w:tcPr>
           <w:p>
             <w:r>
@@ -3431,7 +3295,20 @@
         </w:tc>
         <w:tc>
           <w:tcPr>
-            <w:tcW w:type="dxa" w:w="1872"/>
+            <w:tcW w:type="dxa" w:w="1560"/>
+          </w:tcPr>
+          <w:p>
+            <w:r>
+              <w:rPr>
+                <w:sz w:val="19"/>
+              </w:rPr>
+              <w:t>Core infra</w:t>
+            </w:r>
+          </w:p>
+        </w:tc>
+        <w:tc>
+          <w:tcPr>
+            <w:tcW w:type="dxa" w:w="1560"/>
           </w:tcPr>
           <w:p>
             <w:r>
@@ -3446,7 +3323,7 @@
       <w:tr>
         <w:tc>
           <w:tcPr>
-            <w:tcW w:type="dxa" w:w="1872"/>
+            <w:tcW w:type="dxa" w:w="1560"/>
           </w:tcPr>
           <w:p>
             <w:r>
@@ -3459,7 +3336,7 @@
         </w:tc>
         <w:tc>
           <w:tcPr>
-            <w:tcW w:type="dxa" w:w="1872"/>
+            <w:tcW w:type="dxa" w:w="1560"/>
           </w:tcPr>
           <w:p>
             <w:r>
@@ -3472,7 +3349,7 @@
         </w:tc>
         <w:tc>
           <w:tcPr>
-            <w:tcW w:type="dxa" w:w="1872"/>
+            <w:tcW w:type="dxa" w:w="1560"/>
           </w:tcPr>
           <w:p>
             <w:r>
@@ -3485,7 +3362,7 @@
         </w:tc>
         <w:tc>
           <w:tcPr>
-            <w:tcW w:type="dxa" w:w="1872"/>
+            <w:tcW w:type="dxa" w:w="1560"/>
           </w:tcPr>
           <w:p>
             <w:r>
@@ -3498,7 +3375,20 @@
         </w:tc>
         <w:tc>
           <w:tcPr>
-            <w:tcW w:type="dxa" w:w="1872"/>
+            <w:tcW w:type="dxa" w:w="1560"/>
+          </w:tcPr>
+          <w:p>
+            <w:r>
+              <w:rPr>
+                <w:sz w:val="19"/>
+              </w:rPr>
+              <w:t>Agents live</w:t>
+            </w:r>
+          </w:p>
+        </w:tc>
+        <w:tc>
+          <w:tcPr>
+            <w:tcW w:type="dxa" w:w="1560"/>
           </w:tcPr>
           <w:p>
             <w:r>
@@ -3513,7 +3403,7 @@
       <w:tr>
         <w:tc>
           <w:tcPr>
-            <w:tcW w:type="dxa" w:w="1872"/>
+            <w:tcW w:type="dxa" w:w="1560"/>
           </w:tcPr>
           <w:p>
             <w:r>
@@ -3526,7 +3416,7 @@
         </w:tc>
         <w:tc>
           <w:tcPr>
-            <w:tcW w:type="dxa" w:w="1872"/>
+            <w:tcW w:type="dxa" w:w="1560"/>
           </w:tcPr>
           <w:p>
             <w:r>
@@ -3539,7 +3429,7 @@
         </w:tc>
         <w:tc>
           <w:tcPr>
-            <w:tcW w:type="dxa" w:w="1872"/>
+            <w:tcW w:type="dxa" w:w="1560"/>
           </w:tcPr>
           <w:p>
             <w:r>
@@ -3552,20 +3442,33 @@
         </w:tc>
         <w:tc>
           <w:tcPr>
-            <w:tcW w:type="dxa" w:w="1872"/>
+            <w:tcW w:type="dxa" w:w="1560"/>
           </w:tcPr>
           <w:p>
             <w:r>
               <w:rPr>
                 <w:sz w:val="19"/>
               </w:rPr>
-              <w:t>7-window launch script, tmux layout, bus monitor, /msg /reply commands</w:t>
+              <w:t>7-window launch, tmux layout, bus monitor, /msg /reply commands</w:t>
             </w:r>
           </w:p>
         </w:tc>
         <w:tc>
           <w:tcPr>
-            <w:tcW w:type="dxa" w:w="1872"/>
+            <w:tcW w:type="dxa" w:w="1560"/>
+          </w:tcPr>
+          <w:p>
+            <w:r>
+              <w:rPr>
+                <w:sz w:val="19"/>
+              </w:rPr>
+              <w:t>Full visibility</w:t>
+            </w:r>
+          </w:p>
+        </w:tc>
+        <w:tc>
+          <w:tcPr>
+            <w:tcW w:type="dxa" w:w="1560"/>
           </w:tcPr>
           <w:p>
             <w:r>
@@ -3580,7 +3483,7 @@
       <w:tr>
         <w:tc>
           <w:tcPr>
-            <w:tcW w:type="dxa" w:w="1872"/>
+            <w:tcW w:type="dxa" w:w="1560"/>
           </w:tcPr>
           <w:p>
             <w:r>
@@ -3593,7 +3496,7 @@
         </w:tc>
         <w:tc>
           <w:tcPr>
-            <w:tcW w:type="dxa" w:w="1872"/>
+            <w:tcW w:type="dxa" w:w="1560"/>
           </w:tcPr>
           <w:p>
             <w:r>
@@ -3606,7 +3509,7 @@
         </w:tc>
         <w:tc>
           <w:tcPr>
-            <w:tcW w:type="dxa" w:w="1872"/>
+            <w:tcW w:type="dxa" w:w="1560"/>
           </w:tcPr>
           <w:p>
             <w:r>
@@ -3619,7 +3522,7 @@
         </w:tc>
         <w:tc>
           <w:tcPr>
-            <w:tcW w:type="dxa" w:w="1872"/>
+            <w:tcW w:type="dxa" w:w="1560"/>
           </w:tcPr>
           <w:p>
             <w:r>
@@ -3632,7 +3535,20 @@
         </w:tc>
         <w:tc>
           <w:tcPr>
-            <w:tcW w:type="dxa" w:w="1872"/>
+            <w:tcW w:type="dxa" w:w="1560"/>
+          </w:tcPr>
+          <w:p>
+            <w:r>
+              <w:rPr>
+                <w:sz w:val="19"/>
+              </w:rPr>
+              <w:t>Voice works</w:t>
+            </w:r>
+          </w:p>
+        </w:tc>
+        <w:tc>
+          <w:tcPr>
+            <w:tcW w:type="dxa" w:w="1560"/>
           </w:tcPr>
           <w:p>
             <w:r>
@@ -3647,7 +3563,7 @@
       <w:tr>
         <w:tc>
           <w:tcPr>
-            <w:tcW w:type="dxa" w:w="1872"/>
+            <w:tcW w:type="dxa" w:w="1560"/>
           </w:tcPr>
           <w:p>
             <w:r>
@@ -3660,7 +3576,7 @@
         </w:tc>
         <w:tc>
           <w:tcPr>
-            <w:tcW w:type="dxa" w:w="1872"/>
+            <w:tcW w:type="dxa" w:w="1560"/>
           </w:tcPr>
           <w:p>
             <w:r>
@@ -3673,7 +3589,7 @@
         </w:tc>
         <w:tc>
           <w:tcPr>
-            <w:tcW w:type="dxa" w:w="1872"/>
+            <w:tcW w:type="dxa" w:w="1560"/>
           </w:tcPr>
           <w:p>
             <w:r>
@@ -3686,7 +3602,7 @@
         </w:tc>
         <w:tc>
           <w:tcPr>
-            <w:tcW w:type="dxa" w:w="1872"/>
+            <w:tcW w:type="dxa" w:w="1560"/>
           </w:tcPr>
           <w:p>
             <w:r>
@@ -3699,7 +3615,20 @@
         </w:tc>
         <w:tc>
           <w:tcPr>
-            <w:tcW w:type="dxa" w:w="1872"/>
+            <w:tcW w:type="dxa" w:w="1560"/>
+          </w:tcPr>
+          <w:p>
+            <w:r>
+              <w:rPr>
+                <w:sz w:val="19"/>
+              </w:rPr>
+              <w:t>Full UX ready</w:t>
+            </w:r>
+          </w:p>
+        </w:tc>
+        <w:tc>
+          <w:tcPr>
+            <w:tcW w:type="dxa" w:w="1560"/>
           </w:tcPr>
           <w:p>
             <w:r>
@@ -3714,7 +3643,7 @@
       <w:tr>
         <w:tc>
           <w:tcPr>
-            <w:tcW w:type="dxa" w:w="1872"/>
+            <w:tcW w:type="dxa" w:w="1560"/>
           </w:tcPr>
           <w:p>
             <w:r>
@@ -3727,7 +3656,7 @@
         </w:tc>
         <w:tc>
           <w:tcPr>
-            <w:tcW w:type="dxa" w:w="1872"/>
+            <w:tcW w:type="dxa" w:w="1560"/>
           </w:tcPr>
           <w:p>
             <w:r>
@@ -3740,7 +3669,7 @@
         </w:tc>
         <w:tc>
           <w:tcPr>
-            <w:tcW w:type="dxa" w:w="1872"/>
+            <w:tcW w:type="dxa" w:w="1560"/>
           </w:tcPr>
           <w:p>
             <w:r>
@@ -3753,7 +3682,7 @@
         </w:tc>
         <w:tc>
           <w:tcPr>
-            <w:tcW w:type="dxa" w:w="1872"/>
+            <w:tcW w:type="dxa" w:w="1560"/>
           </w:tcPr>
           <w:p>
             <w:r>
@@ -3766,7 +3695,20 @@
         </w:tc>
         <w:tc>
           <w:tcPr>
-            <w:tcW w:type="dxa" w:w="1872"/>
+            <w:tcW w:type="dxa" w:w="1560"/>
+          </w:tcPr>
+          <w:p>
+            <w:r>
+              <w:rPr>
+                <w:sz w:val="19"/>
+              </w:rPr>
+              <w:t>Agents talk</w:t>
+            </w:r>
+          </w:p>
+        </w:tc>
+        <w:tc>
+          <w:tcPr>
+            <w:tcW w:type="dxa" w:w="1560"/>
           </w:tcPr>
           <w:p>
             <w:r>
@@ -3781,7 +3723,7 @@
       <w:tr>
         <w:tc>
           <w:tcPr>
-            <w:tcW w:type="dxa" w:w="1872"/>
+            <w:tcW w:type="dxa" w:w="1560"/>
           </w:tcPr>
           <w:p>
             <w:r>
@@ -3794,7 +3736,7 @@
         </w:tc>
         <w:tc>
           <w:tcPr>
-            <w:tcW w:type="dxa" w:w="1872"/>
+            <w:tcW w:type="dxa" w:w="1560"/>
           </w:tcPr>
           <w:p>
             <w:r>
@@ -3807,7 +3749,7 @@
         </w:tc>
         <w:tc>
           <w:tcPr>
-            <w:tcW w:type="dxa" w:w="1872"/>
+            <w:tcW w:type="dxa" w:w="1560"/>
           </w:tcPr>
           <w:p>
             <w:r>
@@ -3820,7 +3762,7 @@
         </w:tc>
         <w:tc>
           <w:tcPr>
-            <w:tcW w:type="dxa" w:w="1872"/>
+            <w:tcW w:type="dxa" w:w="1560"/>
           </w:tcPr>
           <w:p>
             <w:r>
@@ -3833,7 +3775,20 @@
         </w:tc>
         <w:tc>
           <w:tcPr>
-            <w:tcW w:type="dxa" w:w="1872"/>
+            <w:tcW w:type="dxa" w:w="1560"/>
+          </w:tcPr>
+          <w:p>
+            <w:r>
+              <w:rPr>
+                <w:sz w:val="19"/>
+              </w:rPr>
+              <w:t>Shippable v1</w:t>
+            </w:r>
+          </w:p>
+        </w:tc>
+        <w:tc>
+          <w:tcPr>
+            <w:tcW w:type="dxa" w:w="1560"/>
           </w:tcPr>
           <w:p>
             <w:r>
@@ -4434,19 +4389,85 @@
           <w:color w:val="1A56DB"/>
           <w:sz w:val="40"/>
         </w:rPr>
-        <w:t>12. Current Build Status &amp; Next Steps</w:t>
+        <w:t>12. Immediate Next Steps</w:t>
+      </w:r>
+    </w:p>
+    <w:p>
+      <w:r>
+        <w:t>• Set up Anthropic API key; test claude-sonnet-4-5 streaming in terminal with a basic system prompt</w:t>
+      </w:r>
+    </w:p>
+    <w:p>
+      <w:r>
+        <w:t>• Clone fork: git clone https://github.com/Hemin-Dhamelia/Fork-TerminalForgeAI.git</w:t>
+      </w:r>
+    </w:p>
+    <w:p>
+      <w:r>
+        <w:t>• Add upstream: git remote add upstream https://github.com/TerminalForgeAI/TerminalForgeAI.git</w:t>
+      </w:r>
+    </w:p>
+    <w:p>
+      <w:r>
+        <w:t>• Build core/state.js + bridge/server.js (Express :3333 for vol button events)</w:t>
+      </w:r>
+    </w:p>
+    <w:p>
+      <w:r>
+        <w:t>• Install faster-whisper + silero-vad; test mic input → transcription in under 2 seconds</w:t>
+      </w:r>
+    </w:p>
+    <w:p>
+      <w:r>
+        <w:t>• Build iOS Shortcut that POSTs volume events to Mac localhost:3333; confirm receipt in Node daemon</w:t>
+      </w:r>
+    </w:p>
+    <w:p>
+      <w:r>
+        <w:t>• Write 5 system prompts (one per agent); test each in isolation with representative sample tasks</w:t>
+      </w:r>
+    </w:p>
+    <w:p>
+      <w:r>
+        <w:t>• Build minimal TUI showing active agent badge and streaming output panel</w:t>
+      </w:r>
+    </w:p>
+    <w:p>
+      <w:r>
+        <w:t>• Wire voice input to active agent: speak a prompt → see live transcription → get streamed response</w:t>
+      </w:r>
+    </w:p>
+    <w:p>
+      <w:r>
+        <w:t>• Implement message bus and PM orchestrator; test a 3-agent pipeline (PM → Junior → QA)</w:t>
+      </w:r>
+    </w:p>
+    <w:p>
+      <w:r>
+        <w:t>• Integrate git context injection; test that Senior Dev can see current diff and commit history</w:t>
+      </w:r>
+    </w:p>
+    <w:p>
+      <w:r>
+        <w:br/>
+        <w:t>Estimated time to working voice prototype (Phase 1–3): 3 weeks</w:t>
+      </w:r>
+    </w:p>
+    <w:p>
+      <w:r>
+        <w:t>Estimated time to full autonomous multi-agent pipeline (all 6 phases): 8 weeks</w:t>
       </w:r>
     </w:p>
     <w:p>
       <w:pPr>
-        <w:pStyle w:val="Heading2"/>
+        <w:pStyle w:val="Heading1"/>
       </w:pPr>
       <w:r>
         <w:rPr>
-          <w:color w:val="1E3A5F"/>
-          <w:sz w:val="30"/>
+          <w:color w:val="1A56DB"/>
+          <w:sz w:val="40"/>
         </w:rPr>
-        <w:t>What Is Built (as of May 2026)</w:t>
+        <w:t>12A. Current Build Status (as of May 2026)</w:t>
       </w:r>
     </w:p>
     <w:tbl>
@@ -4909,7 +4930,7 @@
               <w:rPr>
                 <w:sz w:val="19"/>
               </w:rPr>
-              <w:t>✅ Done</w:t>
+              <w:t>✅ Done (7 windows)</w:t>
             </w:r>
           </w:p>
         </w:tc>
@@ -5171,58 +5192,47 @@
           <w:color w:val="1E3A5F"/>
           <w:sz w:val="30"/>
         </w:rPr>
-        <w:t>Immediate Next Steps (Phase 3: Voice Layer)</w:t>
+        <w:t>Next Steps for Phase 3: Voice Layer</w:t>
       </w:r>
     </w:p>
     <w:p>
       <w:r>
-        <w:t>Install Python dependencies: pip install faster-whisper silero-vad openwakeword loguru sounddevice</w:t>
+        <w:t>1. pip install faster-whisper silero-vad openwakeword loguru sounddevice</w:t>
       </w:r>
     </w:p>
     <w:p>
       <w:r>
-        <w:t>Build voice/vad.py — mic capture + silero-vad speech detection, Python asyncio</w:t>
+        <w:t>2. Build voice/vad.py — mic capture + silero-vad speech detection, Python asyncio</w:t>
       </w:r>
     </w:p>
     <w:p>
       <w:r>
-        <w:t>Build voice/transcriber.py — faster-whisper wrapper, target &lt; 2s latency, local model</w:t>
+        <w:t>3. Build voice/transcriber.py — faster-whisper wrapper, target &lt; 2s latency, local model</w:t>
       </w:r>
     </w:p>
     <w:p>
       <w:r>
-        <w:t>Build bridge/hotkey-fallback.js — Node.js F5 push-to-talk trigger, posts to bridge server</w:t>
+        <w:t>4. Build bridge/hotkey-fallback.js — Node.js F5 push-to-talk trigger, posts to bridge server</w:t>
       </w:r>
     </w:p>
     <w:p>
       <w:r>
-        <w:t>Build voice/wake-word.py — openWakeWord "Hey Forge" trigger for hands-free mode</w:t>
+        <w:t>5. Build voice/wake-word.py — openWakeWord "Hey Forge" trigger for hands-free mode</w:t>
       </w:r>
     </w:p>
     <w:p>
       <w:r>
-        <w:t>Build voice/tts.py — optional TTS response via ElevenLabs API or macOS say</w:t>
+        <w:t>6. Build voice/tts.py — optional TTS response via ElevenLabs API or macOS say</w:t>
       </w:r>
     </w:p>
     <w:p>
       <w:r>
-        <w:t>Test: hold F5, speak, release → transcribed text sent to active agent</w:t>
+        <w:t>7. Test: hold F5, speak, release → transcribed text sent to active agent</w:t>
       </w:r>
     </w:p>
     <w:p>
       <w:r>
-        <w:t>Verify: transcription latency &lt; 2s end-to-end, fully offline</w:t>
-      </w:r>
-    </w:p>
-    <w:p/>
-    <w:p>
-      <w:r>
-        <w:t>Estimated time to working voice prototype (Phase 1–3): 3 weeks from kickoff</w:t>
-      </w:r>
-    </w:p>
-    <w:p>
-      <w:r>
-        <w:t>Estimated time to full autonomous multi-agent pipeline (all 6 phases): 8 weeks from kickoff</w:t>
+        <w:t>8. Verify: transcription latency &lt; 2s end-to-end, fully offline</w:t>
       </w:r>
     </w:p>
     <w:sectPr>

--- a/docs/TerminalForge_ProjectPlan_v4.docx
+++ b/docs/TerminalForge_ProjectPlan_v4.docx
@@ -4,16 +4,15 @@
   <w:body>
     <w:p>
       <w:pPr>
-        <w:pStyle w:val="Title"/>
         <w:jc w:val="center"/>
       </w:pPr>
       <w:r>
         <w:rPr>
           <w:b/>
-          <w:color w:val="1A56DB"/>
-          <w:sz w:val="64"/>
+          <w:color w:val="1F3864"/>
+          <w:sz w:val="48"/>
         </w:rPr>
-        <w:t>TerminalForge</w:t>
+        <w:t>TerminalForge — Project Plan v4.1</w:t>
       </w:r>
     </w:p>
     <w:p>
@@ -22,22 +21,10 @@
       </w:pPr>
       <w:r>
         <w:rPr>
-          <w:i/>
-          <w:sz w:val="28"/>
+          <w:color w:val="2E74B5"/>
+          <w:sz w:val="26"/>
         </w:rPr>
         <w:t>Multi-Agent AI Development Platform</w:t>
-      </w:r>
-    </w:p>
-    <w:p>
-      <w:pPr>
-        <w:jc w:val="center"/>
-      </w:pPr>
-      <w:r>
-        <w:rPr>
-          <w:i w:val="0"/>
-          <w:sz w:val="22"/>
-        </w:rPr>
-        <w:t>Voice + Text Input · Volume Button Switching · Agent-to-Agent Communication · Real-Time Observability</w:t>
       </w:r>
     </w:p>
     <w:p>
@@ -49,7 +36,7 @@
           <w:i/>
           <w:sz w:val="20"/>
         </w:rPr>
-        <w:t>Project Plan v4.1 · May 2026</w:t>
+        <w:t>Voice + Text Input · Volume Button Switching · Agent-to-Agent Communication · Real-Time Observability</w:t>
       </w:r>
     </w:p>
     <w:p>
@@ -57,18 +44,22 @@
         <w:jc w:val="center"/>
       </w:pPr>
       <w:r>
-        <w:rPr>
-          <w:sz w:val="18"/>
-        </w:rPr>
-        <w:t>Fork: https://github.com/Hemin-Dhamelia/Fork-TerminalForgeAI.git</w:t>
-        <w:br/>
+        <w:t>Project Plan v4.1 · May 2026</w:t>
       </w:r>
+    </w:p>
+    <w:p>
       <w:r>
-        <w:rPr>
-          <w:sz w:val="18"/>
-        </w:rPr>
-        <w:t>Upstream: https://github.com/TerminalForgeAI/TerminalForgeAI.git</w:t>
-        <w:br/>
+        <w:t>GitHub Repositories</w:t>
+      </w:r>
+    </w:p>
+    <w:p>
+      <w:r>
+        <w:t xml:space="preserve">  Fork (Working Copy): https://github.com/Hemin-Dhamelia/Fork-TerminalForgeAI.git</w:t>
+      </w:r>
+    </w:p>
+    <w:p>
+      <w:r>
+        <w:t xml:space="preserve">  Upstream Main Repo: https://github.com/TerminalForgeAI/TerminalForgeAI.git</w:t>
       </w:r>
     </w:p>
     <w:p>
@@ -82,7 +73,8 @@
       </w:pPr>
       <w:r>
         <w:rPr>
-          <w:color w:val="1A56DB"/>
+          <w:b/>
+          <w:color w:val="1F3864"/>
           <w:sz w:val="40"/>
         </w:rPr>
         <w:t>1. Executive Summary</w:t>
@@ -96,7 +88,7 @@
         <w:t>You interact with the agents by typing commands as text or by speaking using real-time voice input transcribed by faster-whisper. You navigate between agent terminals using your iPhone's physical Volume buttons — Volume DOWN steps forward (Terminal 1→2→3→4→5), Volume UP steps backward (5→4→3→2→1), wrapping around at each end.</w:t>
         <w:br/>
         <w:br/>
-        <w:t>The agents communicate through a shared in-process message bus. A dedicated Bus Monitor window shows all inter-agent traffic in real time. The Project Manager agent acts as orchestrator in Autonomous Mode, automatically dispatching tasks and routing work through a full development pipeline.</w:t>
+        <w:t>The agents communicate through a shared in-process message bus. A dedicated Bus Monitor window shows all inter-agent traffic in real time. The Project Manager agent acts as orchestrator in Autonomous Mode, automatically dispatching tasks to the appropriate agents and routing work through a full development pipeline.</w:t>
       </w:r>
     </w:p>
     <w:p>
@@ -105,93 +97,31 @@
       </w:pPr>
       <w:r>
         <w:rPr>
-          <w:color w:val="1E3A5F"/>
-          <w:sz w:val="30"/>
+          <w:b/>
+          <w:color w:val="2E74B5"/>
+          <w:sz w:val="32"/>
         </w:rPr>
         <w:t>1A. GitHub Repository Structure</w:t>
       </w:r>
     </w:p>
     <w:p>
       <w:r>
-        <w:t>• Fork: https://github.com/Hemin-Dhamelia/Fork-TerminalForgeAI.git</w:t>
-      </w:r>
-    </w:p>
-    <w:p>
-      <w:r>
-        <w:t>• Upstream: https://github.com/TerminalForgeAI/TerminalForgeAI.git</w:t>
-      </w:r>
-    </w:p>
-    <w:p>
-      <w:r>
-        <w:t>• All feature development happens on branches in the fork</w:t>
-      </w:r>
-    </w:p>
-    <w:p>
-      <w:r>
-        <w:t>• PRs: Hemin-Dhamelia/Fork-TerminalForgeAI → TerminalForgeAI/TerminalForgeAI</w:t>
-      </w:r>
-    </w:p>
-    <w:p>
-      <w:r>
-        <w:t>• Upstream sync: git fetch upstream &amp;&amp; git rebase upstream/main before starting new work</w:t>
-      </w:r>
-    </w:p>
-    <w:p>
-      <w:r>
+        <w:t>TerminalForge uses a forked repository workflow:</w:t>
+        <w:br/>
+        <w:t xml:space="preserve">  • Fork (working copy): https://github.com/Hemin-Dhamelia/Fork-TerminalForgeAI.git</w:t>
+        <w:br/>
+        <w:t xml:space="preserve">  • Upstream main repo: https://github.com/TerminalForgeAI/TerminalForgeAI.git</w:t>
+        <w:br/>
+        <w:t xml:space="preserve">  • All feature development happens on branches in the fork</w:t>
+        <w:br/>
+        <w:t xml:space="preserve">  • Pull Requests are opened from Hemin-Dhamelia/Fork-TerminalForgeAI → TerminalForgeAI/TerminalForgeAI</w:t>
+        <w:br/>
+        <w:t xml:space="preserve">  • Upstream sync: git fetch upstream &amp;&amp; git rebase upstream/main before starting new work</w:t>
+        <w:br/>
         <w:br/>
         <w:t>Branch naming convention:</w:t>
-      </w:r>
-    </w:p>
-    <w:p>
-      <w:pPr>
-        <w:ind w:left="432"/>
-      </w:pPr>
-      <w:r>
-        <w:rPr>
-          <w:rFonts w:ascii="Courier New" w:hAnsi="Courier New"/>
-          <w:color w:val="1A56DB"/>
-          <w:sz w:val="18"/>
-        </w:rPr>
-        <w:t>feature/phase1-event-listener</w:t>
-      </w:r>
-    </w:p>
-    <w:p>
-      <w:pPr>
-        <w:ind w:left="432"/>
-      </w:pPr>
-      <w:r>
-        <w:rPr>
-          <w:rFonts w:ascii="Courier New" w:hAnsi="Courier New"/>
-          <w:color w:val="1A56DB"/>
-          <w:sz w:val="18"/>
-        </w:rPr>
-        <w:t>feature/phase2-agent-engine</w:t>
-      </w:r>
-    </w:p>
-    <w:p>
-      <w:pPr>
-        <w:ind w:left="432"/>
-      </w:pPr>
-      <w:r>
-        <w:rPr>
-          <w:rFonts w:ascii="Courier New" w:hAnsi="Courier New"/>
-          <w:color w:val="1A56DB"/>
-          <w:sz w:val="18"/>
-        </w:rPr>
-        <w:t>fix/&lt;short-description&gt;</w:t>
-      </w:r>
-    </w:p>
-    <w:p>
-      <w:pPr>
-        <w:ind w:left="432"/>
-      </w:pPr>
-      <w:r>
-        <w:rPr>
-          <w:rFonts w:ascii="Courier New" w:hAnsi="Courier New"/>
-          <w:color w:val="1A56DB"/>
-          <w:sz w:val="18"/>
-        </w:rPr>
-        <w:t>chore/&lt;short-description&gt;</w:t>
+        <w:br/>
+        <w:t xml:space="preserve">  feature/phase1-event-listener  |  feature/phase2-agent-engine  |  fix/&lt;short&gt;  |  chore/&lt;short&gt;</w:t>
       </w:r>
     </w:p>
     <w:p>
@@ -200,50 +130,75 @@
       </w:pPr>
       <w:r>
         <w:rPr>
-          <w:color w:val="1A56DB"/>
+          <w:b/>
+          <w:color w:val="1F3864"/>
           <w:sz w:val="40"/>
         </w:rPr>
         <w:t>2. Project Goals</w:t>
       </w:r>
     </w:p>
     <w:p>
+      <w:pPr>
+        <w:pStyle w:val="ListBullet"/>
+      </w:pPr>
       <w:r>
-        <w:t>• Hardware-controlled agent switching via iPhone Volume buttons (DOWN = forward, UP = backward)</w:t>
+        <w:t>Hardware-controlled agent switching via iPhone Volume buttons (DOWN = forward, UP = backward)</w:t>
       </w:r>
     </w:p>
     <w:p>
+      <w:pPr>
+        <w:pStyle w:val="ListBullet"/>
+      </w:pPr>
       <w:r>
-        <w:t>• Voice and text input — speak or type to any agent, switch between modes at any time</w:t>
+        <w:t>Voice and text input — speak or type to any agent, switch between modes at any time</w:t>
       </w:r>
     </w:p>
     <w:p>
+      <w:pPr>
+        <w:pStyle w:val="ListBullet"/>
+      </w:pPr>
       <w:r>
-        <w:t>• Full-stack AI dev team in a single macOS terminal session</w:t>
+        <w:t>Full-stack AI dev team in a single macOS terminal session</w:t>
       </w:r>
     </w:p>
     <w:p>
+      <w:pPr>
+        <w:pStyle w:val="ListBullet"/>
+      </w:pPr>
       <w:r>
-        <w:t>• Context continuity — each agent retains session memory and reads shared project context</w:t>
+        <w:t>Context continuity — each agent retains session memory and reads shared project context</w:t>
       </w:r>
     </w:p>
     <w:p>
+      <w:pPr>
+        <w:pStyle w:val="ListBullet"/>
+      </w:pPr>
       <w:r>
-        <w:t>• Agent-to-agent communication — PM orchestrates the full team autonomously</w:t>
+        <w:t>Agent-to-agent communication — PM orchestrates the full team autonomously</w:t>
       </w:r>
     </w:p>
     <w:p>
+      <w:pPr>
+        <w:pStyle w:val="ListBullet"/>
+      </w:pPr>
       <w:r>
-        <w:t>• Real-time observability — dedicated Bus Monitor window shows all inter-agent messages live</w:t>
+        <w:t>Real-time observability — dedicated Bus Monitor window shows all inter-agent messages live</w:t>
       </w:r>
     </w:p>
     <w:p>
+      <w:pPr>
+        <w:pStyle w:val="ListBullet"/>
+      </w:pPr>
       <w:r>
-        <w:t>• Universal project support — build any app type: web, API, CLI, mobile backend, scripts, infra</w:t>
+        <w:t>Universal project support — build any app type: web, API, CLI, mobile backend, scripts, infra</w:t>
       </w:r>
     </w:p>
     <w:p>
+      <w:pPr>
+        <w:pStyle w:val="ListBullet"/>
+      </w:pPr>
       <w:r>
-        <w:t>• Zero-friction UX — no mouse needed; hardware button = agent switch; voice or typing = input</w:t>
+        <w:t>Zero-friction UX — no mouse needed; hardware button = agent switch; voice or typing = input</w:t>
       </w:r>
     </w:p>
     <w:p>
@@ -252,30 +207,43 @@
       </w:pPr>
       <w:r>
         <w:rPr>
-          <w:color w:val="2D2D2D"/>
-          <w:sz w:val="24"/>
+          <w:b/>
+          <w:color w:val="1F5C8B"/>
+          <w:sz w:val="26"/>
         </w:rPr>
         <w:t>Out of Scope (v1)</w:t>
       </w:r>
     </w:p>
     <w:p>
+      <w:pPr>
+        <w:pStyle w:val="ListBullet"/>
+      </w:pPr>
       <w:r>
-        <w:t>• GUI or web-based interface — terminal-only in v1</w:t>
+        <w:t>GUI or web-based interface — terminal-only in v1</w:t>
       </w:r>
     </w:p>
     <w:p>
+      <w:pPr>
+        <w:pStyle w:val="ListBullet"/>
+      </w:pPr>
       <w:r>
-        <w:t>• Simultaneous multi-agent output — one agent active at a time</w:t>
+        <w:t>Simultaneous multi-agent output — one agent active at a time</w:t>
       </w:r>
     </w:p>
     <w:p>
+      <w:pPr>
+        <w:pStyle w:val="ListBullet"/>
+      </w:pPr>
       <w:r>
-        <w:t>• Windows or Linux support — macOS-first; Linux planned for v2</w:t>
+        <w:t>Windows or Linux support — macOS-first; Linux planned for v2</w:t>
       </w:r>
     </w:p>
     <w:p>
+      <w:pPr>
+        <w:pStyle w:val="ListBullet"/>
+      </w:pPr>
       <w:r>
-        <w:t>• Fine-tuned custom models — uses Claude API with crafted system prompts</w:t>
+        <w:t>Fine-tuned custom models — uses Claude API with crafted system prompts</w:t>
       </w:r>
     </w:p>
     <w:p>
@@ -284,7 +252,8 @@
       </w:pPr>
       <w:r>
         <w:rPr>
-          <w:color w:val="1A56DB"/>
+          <w:b/>
+          <w:color w:val="1F3864"/>
           <w:sz w:val="40"/>
         </w:rPr>
         <w:t>3. Agent Terminals &amp; Volume Button Navigation</w:t>
@@ -292,26 +261,29 @@
     </w:p>
     <w:tbl>
       <w:tblPr>
-        <w:tblStyle w:val="LightGrid-Accent1"/>
+        <w:tblStyle w:val="TableGrid"/>
         <w:tblW w:type="auto" w:w="0"/>
         <w:tblLook w:firstColumn="1" w:firstRow="1" w:lastColumn="0" w:lastRow="0" w:noHBand="0" w:noVBand="1" w:val="04A0"/>
       </w:tblPr>
       <w:tblGrid>
-        <w:gridCol w:w="2340"/>
-        <w:gridCol w:w="2340"/>
-        <w:gridCol w:w="2340"/>
-        <w:gridCol w:w="2340"/>
+        <w:gridCol w:w="2160"/>
+        <w:gridCol w:w="2160"/>
+        <w:gridCol w:w="2160"/>
+        <w:gridCol w:w="2160"/>
       </w:tblGrid>
       <w:tr>
         <w:tc>
           <w:tcPr>
-            <w:tcW w:type="dxa" w:w="2340"/>
+            <w:tcW w:type="dxa" w:w="2160"/>
           </w:tcPr>
           <w:p>
+            <w:pPr>
+              <w:jc w:val="center"/>
+            </w:pPr>
             <w:r>
               <w:rPr>
                 <w:b/>
-                <w:sz w:val="19"/>
+                <w:sz w:val="18"/>
               </w:rPr>
               <w:t>Terminal</w:t>
             </w:r>
@@ -319,13 +291,16 @@
         </w:tc>
         <w:tc>
           <w:tcPr>
-            <w:tcW w:type="dxa" w:w="2340"/>
+            <w:tcW w:type="dxa" w:w="2160"/>
           </w:tcPr>
           <w:p>
+            <w:pPr>
+              <w:jc w:val="center"/>
+            </w:pPr>
             <w:r>
               <w:rPr>
                 <w:b/>
-                <w:sz w:val="19"/>
+                <w:sz w:val="18"/>
               </w:rPr>
               <w:t>Agent</w:t>
             </w:r>
@@ -333,13 +308,16 @@
         </w:tc>
         <w:tc>
           <w:tcPr>
-            <w:tcW w:type="dxa" w:w="2340"/>
+            <w:tcW w:type="dxa" w:w="2160"/>
           </w:tcPr>
           <w:p>
+            <w:pPr>
+              <w:jc w:val="center"/>
+            </w:pPr>
             <w:r>
               <w:rPr>
                 <w:b/>
-                <w:sz w:val="19"/>
+                <w:sz w:val="18"/>
               </w:rPr>
               <w:t>Core Responsibilities</w:t>
             </w:r>
@@ -347,13 +325,16 @@
         </w:tc>
         <w:tc>
           <w:tcPr>
-            <w:tcW w:type="dxa" w:w="2340"/>
+            <w:tcW w:type="dxa" w:w="2160"/>
           </w:tcPr>
           <w:p>
+            <w:pPr>
+              <w:jc w:val="center"/>
+            </w:pPr>
             <w:r>
               <w:rPr>
                 <w:b/>
-                <w:sz w:val="19"/>
+                <w:sz w:val="18"/>
               </w:rPr>
               <w:t>What It Produces</w:t>
             </w:r>
@@ -363,12 +344,142 @@
       <w:tr>
         <w:tc>
           <w:tcPr>
-            <w:tcW w:type="dxa" w:w="2340"/>
+            <w:tcW w:type="dxa" w:w="2160"/>
+          </w:tcPr>
+          <w:p/>
+        </w:tc>
+        <w:tc>
+          <w:tcPr>
+            <w:tcW w:type="dxa" w:w="2160"/>
+          </w:tcPr>
+          <w:p/>
+        </w:tc>
+        <w:tc>
+          <w:tcPr>
+            <w:tcW w:type="dxa" w:w="2160"/>
+          </w:tcPr>
+          <w:p/>
+        </w:tc>
+        <w:tc>
+          <w:tcPr>
+            <w:tcW w:type="dxa" w:w="2160"/>
+          </w:tcPr>
+          <w:p/>
+        </w:tc>
+      </w:tr>
+      <w:tr>
+        <w:tc>
+          <w:tcPr>
+            <w:tcW w:type="dxa" w:w="2160"/>
+          </w:tcPr>
+          <w:p/>
+        </w:tc>
+        <w:tc>
+          <w:tcPr>
+            <w:tcW w:type="dxa" w:w="2160"/>
+          </w:tcPr>
+          <w:p/>
+        </w:tc>
+        <w:tc>
+          <w:tcPr>
+            <w:tcW w:type="dxa" w:w="2160"/>
+          </w:tcPr>
+          <w:p/>
+        </w:tc>
+        <w:tc>
+          <w:tcPr>
+            <w:tcW w:type="dxa" w:w="2160"/>
+          </w:tcPr>
+          <w:p/>
+        </w:tc>
+      </w:tr>
+      <w:tr>
+        <w:tc>
+          <w:tcPr>
+            <w:tcW w:type="dxa" w:w="2160"/>
+          </w:tcPr>
+          <w:p/>
+        </w:tc>
+        <w:tc>
+          <w:tcPr>
+            <w:tcW w:type="dxa" w:w="2160"/>
+          </w:tcPr>
+          <w:p/>
+        </w:tc>
+        <w:tc>
+          <w:tcPr>
+            <w:tcW w:type="dxa" w:w="2160"/>
+          </w:tcPr>
+          <w:p/>
+        </w:tc>
+        <w:tc>
+          <w:tcPr>
+            <w:tcW w:type="dxa" w:w="2160"/>
+          </w:tcPr>
+          <w:p/>
+        </w:tc>
+      </w:tr>
+      <w:tr>
+        <w:tc>
+          <w:tcPr>
+            <w:tcW w:type="dxa" w:w="2160"/>
+          </w:tcPr>
+          <w:p/>
+        </w:tc>
+        <w:tc>
+          <w:tcPr>
+            <w:tcW w:type="dxa" w:w="2160"/>
+          </w:tcPr>
+          <w:p/>
+        </w:tc>
+        <w:tc>
+          <w:tcPr>
+            <w:tcW w:type="dxa" w:w="2160"/>
+          </w:tcPr>
+          <w:p/>
+        </w:tc>
+        <w:tc>
+          <w:tcPr>
+            <w:tcW w:type="dxa" w:w="2160"/>
+          </w:tcPr>
+          <w:p/>
+        </w:tc>
+      </w:tr>
+      <w:tr>
+        <w:tc>
+          <w:tcPr>
+            <w:tcW w:type="dxa" w:w="2160"/>
+          </w:tcPr>
+          <w:p/>
+        </w:tc>
+        <w:tc>
+          <w:tcPr>
+            <w:tcW w:type="dxa" w:w="2160"/>
+          </w:tcPr>
+          <w:p/>
+        </w:tc>
+        <w:tc>
+          <w:tcPr>
+            <w:tcW w:type="dxa" w:w="2160"/>
+          </w:tcPr>
+          <w:p/>
+        </w:tc>
+        <w:tc>
+          <w:tcPr>
+            <w:tcW w:type="dxa" w:w="2160"/>
+          </w:tcPr>
+          <w:p/>
+        </w:tc>
+      </w:tr>
+      <w:tr>
+        <w:tc>
+          <w:tcPr>
+            <w:tcW w:type="dxa" w:w="2160"/>
           </w:tcPr>
           <w:p>
             <w:r>
               <w:rPr>
-                <w:sz w:val="19"/>
+                <w:sz w:val="18"/>
               </w:rPr>
               <w:t>T1</w:t>
             </w:r>
@@ -376,12 +487,12 @@
         </w:tc>
         <w:tc>
           <w:tcPr>
-            <w:tcW w:type="dxa" w:w="2340"/>
+            <w:tcW w:type="dxa" w:w="2160"/>
           </w:tcPr>
           <w:p>
             <w:r>
               <w:rPr>
-                <w:sz w:val="19"/>
+                <w:sz w:val="18"/>
               </w:rPr>
               <w:t>Junior Developer</w:t>
             </w:r>
@@ -389,25 +500,25 @@
         </w:tc>
         <w:tc>
           <w:tcPr>
-            <w:tcW w:type="dxa" w:w="2340"/>
+            <w:tcW w:type="dxa" w:w="2160"/>
           </w:tcPr>
           <w:p>
             <w:r>
               <w:rPr>
-                <w:sz w:val="19"/>
+                <w:sz w:val="18"/>
               </w:rPr>
-              <w:t>Code scaffolding, feature impl, unit tests, bug fixes</w:t>
+              <w:t>Code scaffolding, feature implementation, unit tests, bug fixes</w:t>
             </w:r>
           </w:p>
         </w:tc>
         <w:tc>
           <w:tcPr>
-            <w:tcW w:type="dxa" w:w="2340"/>
+            <w:tcW w:type="dxa" w:w="2160"/>
           </w:tcPr>
           <w:p>
             <w:r>
               <w:rPr>
-                <w:sz w:val="19"/>
+                <w:sz w:val="18"/>
               </w:rPr>
               <w:t>Code files, linter runs, git commits</w:t>
             </w:r>
@@ -417,12 +528,12 @@
       <w:tr>
         <w:tc>
           <w:tcPr>
-            <w:tcW w:type="dxa" w:w="2340"/>
+            <w:tcW w:type="dxa" w:w="2160"/>
           </w:tcPr>
           <w:p>
             <w:r>
               <w:rPr>
-                <w:sz w:val="19"/>
+                <w:sz w:val="18"/>
               </w:rPr>
               <w:t>T2</w:t>
             </w:r>
@@ -430,12 +541,12 @@
         </w:tc>
         <w:tc>
           <w:tcPr>
-            <w:tcW w:type="dxa" w:w="2340"/>
+            <w:tcW w:type="dxa" w:w="2160"/>
           </w:tcPr>
           <w:p>
             <w:r>
               <w:rPr>
-                <w:sz w:val="19"/>
+                <w:sz w:val="18"/>
               </w:rPr>
               <w:t>Senior Developer</w:t>
             </w:r>
@@ -443,12 +554,12 @@
         </w:tc>
         <w:tc>
           <w:tcPr>
-            <w:tcW w:type="dxa" w:w="2340"/>
+            <w:tcW w:type="dxa" w:w="2160"/>
           </w:tcPr>
           <w:p>
             <w:r>
               <w:rPr>
-                <w:sz w:val="19"/>
+                <w:sz w:val="18"/>
               </w:rPr>
               <w:t>Architecture, code review, complex problem-solving</w:t>
             </w:r>
@@ -456,12 +567,12 @@
         </w:tc>
         <w:tc>
           <w:tcPr>
-            <w:tcW w:type="dxa" w:w="2340"/>
+            <w:tcW w:type="dxa" w:w="2160"/>
           </w:tcPr>
           <w:p>
             <w:r>
               <w:rPr>
-                <w:sz w:val="19"/>
+                <w:sz w:val="18"/>
               </w:rPr>
               <w:t>PR reviews, schemas, design patterns</w:t>
             </w:r>
@@ -471,12 +582,12 @@
       <w:tr>
         <w:tc>
           <w:tcPr>
-            <w:tcW w:type="dxa" w:w="2340"/>
+            <w:tcW w:type="dxa" w:w="2160"/>
           </w:tcPr>
           <w:p>
             <w:r>
               <w:rPr>
-                <w:sz w:val="19"/>
+                <w:sz w:val="18"/>
               </w:rPr>
               <w:t>T3</w:t>
             </w:r>
@@ -484,12 +595,12 @@
         </w:tc>
         <w:tc>
           <w:tcPr>
-            <w:tcW w:type="dxa" w:w="2340"/>
+            <w:tcW w:type="dxa" w:w="2160"/>
           </w:tcPr>
           <w:p>
             <w:r>
               <w:rPr>
-                <w:sz w:val="19"/>
+                <w:sz w:val="18"/>
               </w:rPr>
               <w:t>QA Engineer</w:t>
             </w:r>
@@ -497,27 +608,27 @@
         </w:tc>
         <w:tc>
           <w:tcPr>
-            <w:tcW w:type="dxa" w:w="2340"/>
+            <w:tcW w:type="dxa" w:w="2160"/>
           </w:tcPr>
           <w:p>
             <w:r>
               <w:rPr>
-                <w:sz w:val="19"/>
+                <w:sz w:val="18"/>
               </w:rPr>
-              <w:t>Test plans, test generation, regression testing, bug reports</w:t>
+              <w:t>Test plan creation, test generation, regression testing, bug reports</w:t>
             </w:r>
           </w:p>
         </w:tc>
         <w:tc>
           <w:tcPr>
-            <w:tcW w:type="dxa" w:w="2340"/>
+            <w:tcW w:type="dxa" w:w="2160"/>
           </w:tcPr>
           <w:p>
             <w:r>
               <w:rPr>
-                <w:sz w:val="19"/>
+                <w:sz w:val="18"/>
               </w:rPr>
-              <w:t>Test suites, test runner output, bug issues</w:t>
+              <w:t>Test suites, runner output, bug issues</w:t>
             </w:r>
           </w:p>
         </w:tc>
@@ -525,12 +636,12 @@
       <w:tr>
         <w:tc>
           <w:tcPr>
-            <w:tcW w:type="dxa" w:w="2340"/>
+            <w:tcW w:type="dxa" w:w="2160"/>
           </w:tcPr>
           <w:p>
             <w:r>
               <w:rPr>
-                <w:sz w:val="19"/>
+                <w:sz w:val="18"/>
               </w:rPr>
               <w:t>T4</w:t>
             </w:r>
@@ -538,12 +649,12 @@
         </w:tc>
         <w:tc>
           <w:tcPr>
-            <w:tcW w:type="dxa" w:w="2340"/>
+            <w:tcW w:type="dxa" w:w="2160"/>
           </w:tcPr>
           <w:p>
             <w:r>
               <w:rPr>
-                <w:sz w:val="19"/>
+                <w:sz w:val="18"/>
               </w:rPr>
               <w:t>DevOps Engineer</w:t>
             </w:r>
@@ -551,12 +662,12 @@
         </w:tc>
         <w:tc>
           <w:tcPr>
-            <w:tcW w:type="dxa" w:w="2340"/>
+            <w:tcW w:type="dxa" w:w="2160"/>
           </w:tcPr>
           <w:p>
             <w:r>
               <w:rPr>
-                <w:sz w:val="19"/>
+                <w:sz w:val="18"/>
               </w:rPr>
               <w:t>CI/CD, Docker, infra-as-code, deploy scripts, monitoring</w:t>
             </w:r>
@@ -564,12 +675,12 @@
         </w:tc>
         <w:tc>
           <w:tcPr>
-            <w:tcW w:type="dxa" w:w="2340"/>
+            <w:tcW w:type="dxa" w:w="2160"/>
           </w:tcPr>
           <w:p>
             <w:r>
               <w:rPr>
-                <w:sz w:val="19"/>
+                <w:sz w:val="18"/>
               </w:rPr>
               <w:t>Dockerfiles, GitHub Actions YAML, Terraform</w:t>
             </w:r>
@@ -579,12 +690,12 @@
       <w:tr>
         <w:tc>
           <w:tcPr>
-            <w:tcW w:type="dxa" w:w="2340"/>
+            <w:tcW w:type="dxa" w:w="2160"/>
           </w:tcPr>
           <w:p>
             <w:r>
               <w:rPr>
-                <w:sz w:val="19"/>
+                <w:sz w:val="18"/>
               </w:rPr>
               <w:t>T5</w:t>
             </w:r>
@@ -592,12 +703,12 @@
         </w:tc>
         <w:tc>
           <w:tcPr>
-            <w:tcW w:type="dxa" w:w="2340"/>
+            <w:tcW w:type="dxa" w:w="2160"/>
           </w:tcPr>
           <w:p>
             <w:r>
               <w:rPr>
-                <w:sz w:val="19"/>
+                <w:sz w:val="18"/>
               </w:rPr>
               <w:t>Project Manager</w:t>
             </w:r>
@@ -605,12 +716,12 @@
         </w:tc>
         <w:tc>
           <w:tcPr>
-            <w:tcW w:type="dxa" w:w="2340"/>
+            <w:tcW w:type="dxa" w:w="2160"/>
           </w:tcPr>
           <w:p>
             <w:r>
               <w:rPr>
-                <w:sz w:val="19"/>
+                <w:sz w:val="18"/>
               </w:rPr>
               <w:t>PRD → tickets, sprint planning, orchestration, summaries</w:t>
             </w:r>
@@ -618,12 +729,12 @@
         </w:tc>
         <w:tc>
           <w:tcPr>
-            <w:tcW w:type="dxa" w:w="2340"/>
+            <w:tcW w:type="dxa" w:w="2160"/>
           </w:tcPr>
           <w:p>
             <w:r>
               <w:rPr>
-                <w:sz w:val="19"/>
+                <w:sz w:val="18"/>
               </w:rPr>
               <w:t>Task dispatches, progress tracking, summaries</w:t>
             </w:r>
@@ -631,20 +742,34 @@
         </w:tc>
       </w:tr>
     </w:tbl>
-    <w:p/>
     <w:p>
       <w:r>
-        <w:t>• Volume DOWN cycles forward: T1 → T2 → T3 → T4 → T5 → wraps back to T1</w:t>
+        <w:br/>
+        <w:t>Navigation rules:</w:t>
       </w:r>
     </w:p>
     <w:p>
+      <w:pPr>
+        <w:pStyle w:val="ListBullet"/>
+      </w:pPr>
       <w:r>
-        <w:t>• Volume UP cycles backward: T5 → T4 → T3 → T2 → T1 → wraps back to T5</w:t>
+        <w:t>Volume DOWN cycles forward: T1 → T2 → T3 → T4 → T5 → wraps to T1</w:t>
       </w:r>
     </w:p>
     <w:p>
+      <w:pPr>
+        <w:pStyle w:val="ListBullet"/>
+      </w:pPr>
       <w:r>
-        <w:t>• Hold either button 2 seconds: toggle Autonomous Mode on/off</w:t>
+        <w:t>Volume UP cycles backward: T5 → T4 → T3 → T2 → T1 → wraps to T5</w:t>
+      </w:r>
+    </w:p>
+    <w:p>
+      <w:pPr>
+        <w:pStyle w:val="ListBullet"/>
+      </w:pPr>
+      <w:r>
+        <w:t>Hold either button 2 seconds: toggle Autonomous Mode on/off</w:t>
       </w:r>
     </w:p>
     <w:p>
@@ -653,7 +778,8 @@
       </w:pPr>
       <w:r>
         <w:rPr>
-          <w:color w:val="1A56DB"/>
+          <w:b/>
+          <w:color w:val="1F3864"/>
           <w:sz w:val="40"/>
         </w:rPr>
         <w:t>4. Input Modes: Text &amp; Voice</w:t>
@@ -665,8 +791,9 @@
       </w:pPr>
       <w:r>
         <w:rPr>
-          <w:color w:val="1E3A5F"/>
-          <w:sz w:val="30"/>
+          <w:b/>
+          <w:color w:val="2E74B5"/>
+          <w:sz w:val="32"/>
         </w:rPr>
         <w:t>4.1 Text Input</w:t>
       </w:r>
@@ -682,8 +809,9 @@
       </w:pPr>
       <w:r>
         <w:rPr>
-          <w:color w:val="1E3A5F"/>
-          <w:sz w:val="30"/>
+          <w:b/>
+          <w:color w:val="2E74B5"/>
+          <w:sz w:val="32"/>
         </w:rPr>
         <w:t>4.2 Voice Input</w:t>
       </w:r>
@@ -695,25 +823,28 @@
     </w:p>
     <w:tbl>
       <w:tblPr>
-        <w:tblStyle w:val="LightGrid-Accent1"/>
+        <w:tblStyle w:val="TableGrid"/>
         <w:tblW w:type="auto" w:w="0"/>
         <w:tblLook w:firstColumn="1" w:firstRow="1" w:lastColumn="0" w:lastRow="0" w:noHBand="0" w:noVBand="1" w:val="04A0"/>
       </w:tblPr>
       <w:tblGrid>
-        <w:gridCol w:w="3120"/>
-        <w:gridCol w:w="3120"/>
-        <w:gridCol w:w="3120"/>
+        <w:gridCol w:w="2880"/>
+        <w:gridCol w:w="2880"/>
+        <w:gridCol w:w="2880"/>
       </w:tblGrid>
       <w:tr>
         <w:tc>
           <w:tcPr>
-            <w:tcW w:type="dxa" w:w="3120"/>
+            <w:tcW w:type="dxa" w:w="2880"/>
           </w:tcPr>
           <w:p>
+            <w:pPr>
+              <w:jc w:val="center"/>
+            </w:pPr>
             <w:r>
               <w:rPr>
                 <w:b/>
-                <w:sz w:val="19"/>
+                <w:sz w:val="18"/>
               </w:rPr>
               <w:t>Mode</w:t>
             </w:r>
@@ -721,13 +852,16 @@
         </w:tc>
         <w:tc>
           <w:tcPr>
-            <w:tcW w:type="dxa" w:w="3120"/>
+            <w:tcW w:type="dxa" w:w="2880"/>
           </w:tcPr>
           <w:p>
+            <w:pPr>
+              <w:jc w:val="center"/>
+            </w:pPr>
             <w:r>
               <w:rPr>
                 <w:b/>
-                <w:sz w:val="19"/>
+                <w:sz w:val="18"/>
               </w:rPr>
               <w:t>How It Works</w:t>
             </w:r>
@@ -735,13 +869,16 @@
         </w:tc>
         <w:tc>
           <w:tcPr>
-            <w:tcW w:type="dxa" w:w="3120"/>
+            <w:tcW w:type="dxa" w:w="2880"/>
           </w:tcPr>
           <w:p>
+            <w:pPr>
+              <w:jc w:val="center"/>
+            </w:pPr>
             <w:r>
               <w:rPr>
                 <w:b/>
-                <w:sz w:val="19"/>
+                <w:sz w:val="18"/>
               </w:rPr>
               <w:t>Best For</w:t>
             </w:r>
@@ -751,12 +888,92 @@
       <w:tr>
         <w:tc>
           <w:tcPr>
-            <w:tcW w:type="dxa" w:w="3120"/>
+            <w:tcW w:type="dxa" w:w="2880"/>
+          </w:tcPr>
+          <w:p/>
+        </w:tc>
+        <w:tc>
+          <w:tcPr>
+            <w:tcW w:type="dxa" w:w="2880"/>
+          </w:tcPr>
+          <w:p/>
+        </w:tc>
+        <w:tc>
+          <w:tcPr>
+            <w:tcW w:type="dxa" w:w="2880"/>
+          </w:tcPr>
+          <w:p/>
+        </w:tc>
+      </w:tr>
+      <w:tr>
+        <w:tc>
+          <w:tcPr>
+            <w:tcW w:type="dxa" w:w="2880"/>
+          </w:tcPr>
+          <w:p/>
+        </w:tc>
+        <w:tc>
+          <w:tcPr>
+            <w:tcW w:type="dxa" w:w="2880"/>
+          </w:tcPr>
+          <w:p/>
+        </w:tc>
+        <w:tc>
+          <w:tcPr>
+            <w:tcW w:type="dxa" w:w="2880"/>
+          </w:tcPr>
+          <w:p/>
+        </w:tc>
+      </w:tr>
+      <w:tr>
+        <w:tc>
+          <w:tcPr>
+            <w:tcW w:type="dxa" w:w="2880"/>
+          </w:tcPr>
+          <w:p/>
+        </w:tc>
+        <w:tc>
+          <w:tcPr>
+            <w:tcW w:type="dxa" w:w="2880"/>
+          </w:tcPr>
+          <w:p/>
+        </w:tc>
+        <w:tc>
+          <w:tcPr>
+            <w:tcW w:type="dxa" w:w="2880"/>
+          </w:tcPr>
+          <w:p/>
+        </w:tc>
+      </w:tr>
+      <w:tr>
+        <w:tc>
+          <w:tcPr>
+            <w:tcW w:type="dxa" w:w="2880"/>
+          </w:tcPr>
+          <w:p/>
+        </w:tc>
+        <w:tc>
+          <w:tcPr>
+            <w:tcW w:type="dxa" w:w="2880"/>
+          </w:tcPr>
+          <w:p/>
+        </w:tc>
+        <w:tc>
+          <w:tcPr>
+            <w:tcW w:type="dxa" w:w="2880"/>
+          </w:tcPr>
+          <w:p/>
+        </w:tc>
+      </w:tr>
+      <w:tr>
+        <w:tc>
+          <w:tcPr>
+            <w:tcW w:type="dxa" w:w="2880"/>
           </w:tcPr>
           <w:p>
             <w:r>
               <w:rPr>
-                <w:sz w:val="19"/>
+                <w:sz w:val="18"/>
               </w:rPr>
               <w:t>Push-to-Talk</w:t>
             </w:r>
@@ -764,12 +981,12 @@
         </w:tc>
         <w:tc>
           <w:tcPr>
-            <w:tcW w:type="dxa" w:w="3120"/>
+            <w:tcW w:type="dxa" w:w="2880"/>
           </w:tcPr>
           <w:p>
             <w:r>
               <w:rPr>
-                <w:sz w:val="19"/>
+                <w:sz w:val="18"/>
               </w:rPr>
               <w:t>Hold F5 while speaking; release to send</w:t>
             </w:r>
@@ -777,14 +994,14 @@
         </w:tc>
         <w:tc>
           <w:tcPr>
-            <w:tcW w:type="dxa" w:w="3120"/>
+            <w:tcW w:type="dxa" w:w="2880"/>
           </w:tcPr>
           <w:p>
             <w:r>
               <w:rPr>
-                <w:sz w:val="19"/>
+                <w:sz w:val="18"/>
               </w:rPr>
-              <w:t>Most reliable. No false activations. Build this first.</w:t>
+              <w:t>Most reliable — no false activations. Build this first.</w:t>
             </w:r>
           </w:p>
         </w:tc>
@@ -792,12 +1009,12 @@
       <w:tr>
         <w:tc>
           <w:tcPr>
-            <w:tcW w:type="dxa" w:w="3120"/>
+            <w:tcW w:type="dxa" w:w="2880"/>
           </w:tcPr>
           <w:p>
             <w:r>
               <w:rPr>
-                <w:sz w:val="19"/>
+                <w:sz w:val="18"/>
               </w:rPr>
               <w:t>Wake Word</w:t>
             </w:r>
@@ -805,25 +1022,25 @@
         </w:tc>
         <w:tc>
           <w:tcPr>
-            <w:tcW w:type="dxa" w:w="3120"/>
+            <w:tcW w:type="dxa" w:w="2880"/>
           </w:tcPr>
           <w:p>
             <w:r>
               <w:rPr>
-                <w:sz w:val="19"/>
+                <w:sz w:val="18"/>
               </w:rPr>
-              <w:t>Say 'Hey Forge' to activate, speak, silence to send</w:t>
+              <w:t>Say "Hey Forge" to activate, speak, silence to send</w:t>
             </w:r>
           </w:p>
         </w:tc>
         <w:tc>
           <w:tcPr>
-            <w:tcW w:type="dxa" w:w="3120"/>
+            <w:tcW w:type="dxa" w:w="2880"/>
           </w:tcPr>
           <w:p>
             <w:r>
               <w:rPr>
-                <w:sz w:val="19"/>
+                <w:sz w:val="18"/>
               </w:rPr>
               <w:t>Fully hands-free. Needs openWakeWord model.</w:t>
             </w:r>
@@ -833,12 +1050,12 @@
       <w:tr>
         <w:tc>
           <w:tcPr>
-            <w:tcW w:type="dxa" w:w="3120"/>
+            <w:tcW w:type="dxa" w:w="2880"/>
           </w:tcPr>
           <w:p>
             <w:r>
               <w:rPr>
-                <w:sz w:val="19"/>
+                <w:sz w:val="18"/>
               </w:rPr>
               <w:t>Auto-VAD</w:t>
             </w:r>
@@ -846,12 +1063,12 @@
         </w:tc>
         <w:tc>
           <w:tcPr>
-            <w:tcW w:type="dxa" w:w="3120"/>
+            <w:tcW w:type="dxa" w:w="2880"/>
           </w:tcPr>
           <w:p>
             <w:r>
               <w:rPr>
-                <w:sz w:val="19"/>
+                <w:sz w:val="18"/>
               </w:rPr>
               <w:t>System always listens; detects speech start/end</w:t>
             </w:r>
@@ -859,12 +1076,12 @@
         </w:tc>
         <w:tc>
           <w:tcPr>
-            <w:tcW w:type="dxa" w:w="3120"/>
+            <w:tcW w:type="dxa" w:w="2880"/>
           </w:tcPr>
           <w:p>
             <w:r>
               <w:rPr>
-                <w:sz w:val="19"/>
+                <w:sz w:val="18"/>
               </w:rPr>
               <w:t>Easiest UX. Slight false-positive risk in noise.</w:t>
             </w:r>
@@ -874,12 +1091,12 @@
       <w:tr>
         <w:tc>
           <w:tcPr>
-            <w:tcW w:type="dxa" w:w="3120"/>
+            <w:tcW w:type="dxa" w:w="2880"/>
           </w:tcPr>
           <w:p>
             <w:r>
               <w:rPr>
-                <w:sz w:val="19"/>
+                <w:sz w:val="18"/>
               </w:rPr>
               <w:t>Text Fallback</w:t>
             </w:r>
@@ -887,12 +1104,12 @@
         </w:tc>
         <w:tc>
           <w:tcPr>
-            <w:tcW w:type="dxa" w:w="3120"/>
+            <w:tcW w:type="dxa" w:w="2880"/>
           </w:tcPr>
           <w:p>
             <w:r>
               <w:rPr>
-                <w:sz w:val="19"/>
+                <w:sz w:val="18"/>
               </w:rPr>
               <w:t>Type directly in the terminal</w:t>
             </w:r>
@@ -900,12 +1117,12 @@
         </w:tc>
         <w:tc>
           <w:tcPr>
-            <w:tcW w:type="dxa" w:w="3120"/>
+            <w:tcW w:type="dxa" w:w="2880"/>
           </w:tcPr>
           <w:p>
             <w:r>
               <w:rPr>
-                <w:sz w:val="19"/>
+                <w:sz w:val="18"/>
               </w:rPr>
               <w:t>Always available. Best for code and long pastes.</w:t>
             </w:r>
@@ -913,14 +1130,14 @@
         </w:tc>
       </w:tr>
     </w:tbl>
-    <w:p/>
     <w:p>
       <w:pPr>
         <w:pStyle w:val="Heading1"/>
       </w:pPr>
       <w:r>
         <w:rPr>
-          <w:color w:val="1A56DB"/>
+          <w:b/>
+          <w:color w:val="1F3864"/>
           <w:sz w:val="40"/>
         </w:rPr>
         <w:t>5. Full Technology Stack</w:t>
@@ -928,25 +1145,28 @@
     </w:p>
     <w:tbl>
       <w:tblPr>
-        <w:tblStyle w:val="LightGrid-Accent1"/>
+        <w:tblStyle w:val="TableGrid"/>
         <w:tblW w:type="auto" w:w="0"/>
         <w:tblLook w:firstColumn="1" w:firstRow="1" w:lastColumn="0" w:lastRow="0" w:noHBand="0" w:noVBand="1" w:val="04A0"/>
       </w:tblPr>
       <w:tblGrid>
-        <w:gridCol w:w="3120"/>
-        <w:gridCol w:w="3120"/>
-        <w:gridCol w:w="3120"/>
+        <w:gridCol w:w="2880"/>
+        <w:gridCol w:w="2880"/>
+        <w:gridCol w:w="2880"/>
       </w:tblGrid>
       <w:tr>
         <w:tc>
           <w:tcPr>
-            <w:tcW w:type="dxa" w:w="3120"/>
+            <w:tcW w:type="dxa" w:w="2880"/>
           </w:tcPr>
           <w:p>
+            <w:pPr>
+              <w:jc w:val="center"/>
+            </w:pPr>
             <w:r>
               <w:rPr>
                 <w:b/>
-                <w:sz w:val="19"/>
+                <w:sz w:val="18"/>
               </w:rPr>
               <w:t>Layer</w:t>
             </w:r>
@@ -954,13 +1174,16 @@
         </w:tc>
         <w:tc>
           <w:tcPr>
-            <w:tcW w:type="dxa" w:w="3120"/>
+            <w:tcW w:type="dxa" w:w="2880"/>
           </w:tcPr>
           <w:p>
+            <w:pPr>
+              <w:jc w:val="center"/>
+            </w:pPr>
             <w:r>
               <w:rPr>
                 <w:b/>
-                <w:sz w:val="19"/>
+                <w:sz w:val="18"/>
               </w:rPr>
               <w:t>Technology</w:t>
             </w:r>
@@ -968,13 +1191,16 @@
         </w:tc>
         <w:tc>
           <w:tcPr>
-            <w:tcW w:type="dxa" w:w="3120"/>
+            <w:tcW w:type="dxa" w:w="2880"/>
           </w:tcPr>
           <w:p>
+            <w:pPr>
+              <w:jc w:val="center"/>
+            </w:pPr>
             <w:r>
               <w:rPr>
                 <w:b/>
-                <w:sz w:val="19"/>
+                <w:sz w:val="18"/>
               </w:rPr>
               <w:t>Purpose</w:t>
             </w:r>
@@ -984,12 +1210,272 @@
       <w:tr>
         <w:tc>
           <w:tcPr>
-            <w:tcW w:type="dxa" w:w="3120"/>
+            <w:tcW w:type="dxa" w:w="2880"/>
+          </w:tcPr>
+          <w:p/>
+        </w:tc>
+        <w:tc>
+          <w:tcPr>
+            <w:tcW w:type="dxa" w:w="2880"/>
+          </w:tcPr>
+          <w:p/>
+        </w:tc>
+        <w:tc>
+          <w:tcPr>
+            <w:tcW w:type="dxa" w:w="2880"/>
+          </w:tcPr>
+          <w:p/>
+        </w:tc>
+      </w:tr>
+      <w:tr>
+        <w:tc>
+          <w:tcPr>
+            <w:tcW w:type="dxa" w:w="2880"/>
+          </w:tcPr>
+          <w:p/>
+        </w:tc>
+        <w:tc>
+          <w:tcPr>
+            <w:tcW w:type="dxa" w:w="2880"/>
+          </w:tcPr>
+          <w:p/>
+        </w:tc>
+        <w:tc>
+          <w:tcPr>
+            <w:tcW w:type="dxa" w:w="2880"/>
+          </w:tcPr>
+          <w:p/>
+        </w:tc>
+      </w:tr>
+      <w:tr>
+        <w:tc>
+          <w:tcPr>
+            <w:tcW w:type="dxa" w:w="2880"/>
+          </w:tcPr>
+          <w:p/>
+        </w:tc>
+        <w:tc>
+          <w:tcPr>
+            <w:tcW w:type="dxa" w:w="2880"/>
+          </w:tcPr>
+          <w:p/>
+        </w:tc>
+        <w:tc>
+          <w:tcPr>
+            <w:tcW w:type="dxa" w:w="2880"/>
+          </w:tcPr>
+          <w:p/>
+        </w:tc>
+      </w:tr>
+      <w:tr>
+        <w:tc>
+          <w:tcPr>
+            <w:tcW w:type="dxa" w:w="2880"/>
+          </w:tcPr>
+          <w:p/>
+        </w:tc>
+        <w:tc>
+          <w:tcPr>
+            <w:tcW w:type="dxa" w:w="2880"/>
+          </w:tcPr>
+          <w:p/>
+        </w:tc>
+        <w:tc>
+          <w:tcPr>
+            <w:tcW w:type="dxa" w:w="2880"/>
+          </w:tcPr>
+          <w:p/>
+        </w:tc>
+      </w:tr>
+      <w:tr>
+        <w:tc>
+          <w:tcPr>
+            <w:tcW w:type="dxa" w:w="2880"/>
+          </w:tcPr>
+          <w:p/>
+        </w:tc>
+        <w:tc>
+          <w:tcPr>
+            <w:tcW w:type="dxa" w:w="2880"/>
+          </w:tcPr>
+          <w:p/>
+        </w:tc>
+        <w:tc>
+          <w:tcPr>
+            <w:tcW w:type="dxa" w:w="2880"/>
+          </w:tcPr>
+          <w:p/>
+        </w:tc>
+      </w:tr>
+      <w:tr>
+        <w:tc>
+          <w:tcPr>
+            <w:tcW w:type="dxa" w:w="2880"/>
+          </w:tcPr>
+          <w:p/>
+        </w:tc>
+        <w:tc>
+          <w:tcPr>
+            <w:tcW w:type="dxa" w:w="2880"/>
+          </w:tcPr>
+          <w:p/>
+        </w:tc>
+        <w:tc>
+          <w:tcPr>
+            <w:tcW w:type="dxa" w:w="2880"/>
+          </w:tcPr>
+          <w:p/>
+        </w:tc>
+      </w:tr>
+      <w:tr>
+        <w:tc>
+          <w:tcPr>
+            <w:tcW w:type="dxa" w:w="2880"/>
+          </w:tcPr>
+          <w:p/>
+        </w:tc>
+        <w:tc>
+          <w:tcPr>
+            <w:tcW w:type="dxa" w:w="2880"/>
+          </w:tcPr>
+          <w:p/>
+        </w:tc>
+        <w:tc>
+          <w:tcPr>
+            <w:tcW w:type="dxa" w:w="2880"/>
+          </w:tcPr>
+          <w:p/>
+        </w:tc>
+      </w:tr>
+      <w:tr>
+        <w:tc>
+          <w:tcPr>
+            <w:tcW w:type="dxa" w:w="2880"/>
+          </w:tcPr>
+          <w:p/>
+        </w:tc>
+        <w:tc>
+          <w:tcPr>
+            <w:tcW w:type="dxa" w:w="2880"/>
+          </w:tcPr>
+          <w:p/>
+        </w:tc>
+        <w:tc>
+          <w:tcPr>
+            <w:tcW w:type="dxa" w:w="2880"/>
+          </w:tcPr>
+          <w:p/>
+        </w:tc>
+      </w:tr>
+      <w:tr>
+        <w:tc>
+          <w:tcPr>
+            <w:tcW w:type="dxa" w:w="2880"/>
+          </w:tcPr>
+          <w:p/>
+        </w:tc>
+        <w:tc>
+          <w:tcPr>
+            <w:tcW w:type="dxa" w:w="2880"/>
+          </w:tcPr>
+          <w:p/>
+        </w:tc>
+        <w:tc>
+          <w:tcPr>
+            <w:tcW w:type="dxa" w:w="2880"/>
+          </w:tcPr>
+          <w:p/>
+        </w:tc>
+      </w:tr>
+      <w:tr>
+        <w:tc>
+          <w:tcPr>
+            <w:tcW w:type="dxa" w:w="2880"/>
+          </w:tcPr>
+          <w:p/>
+        </w:tc>
+        <w:tc>
+          <w:tcPr>
+            <w:tcW w:type="dxa" w:w="2880"/>
+          </w:tcPr>
+          <w:p/>
+        </w:tc>
+        <w:tc>
+          <w:tcPr>
+            <w:tcW w:type="dxa" w:w="2880"/>
+          </w:tcPr>
+          <w:p/>
+        </w:tc>
+      </w:tr>
+      <w:tr>
+        <w:tc>
+          <w:tcPr>
+            <w:tcW w:type="dxa" w:w="2880"/>
+          </w:tcPr>
+          <w:p/>
+        </w:tc>
+        <w:tc>
+          <w:tcPr>
+            <w:tcW w:type="dxa" w:w="2880"/>
+          </w:tcPr>
+          <w:p/>
+        </w:tc>
+        <w:tc>
+          <w:tcPr>
+            <w:tcW w:type="dxa" w:w="2880"/>
+          </w:tcPr>
+          <w:p/>
+        </w:tc>
+      </w:tr>
+      <w:tr>
+        <w:tc>
+          <w:tcPr>
+            <w:tcW w:type="dxa" w:w="2880"/>
+          </w:tcPr>
+          <w:p/>
+        </w:tc>
+        <w:tc>
+          <w:tcPr>
+            <w:tcW w:type="dxa" w:w="2880"/>
+          </w:tcPr>
+          <w:p/>
+        </w:tc>
+        <w:tc>
+          <w:tcPr>
+            <w:tcW w:type="dxa" w:w="2880"/>
+          </w:tcPr>
+          <w:p/>
+        </w:tc>
+      </w:tr>
+      <w:tr>
+        <w:tc>
+          <w:tcPr>
+            <w:tcW w:type="dxa" w:w="2880"/>
+          </w:tcPr>
+          <w:p/>
+        </w:tc>
+        <w:tc>
+          <w:tcPr>
+            <w:tcW w:type="dxa" w:w="2880"/>
+          </w:tcPr>
+          <w:p/>
+        </w:tc>
+        <w:tc>
+          <w:tcPr>
+            <w:tcW w:type="dxa" w:w="2880"/>
+          </w:tcPr>
+          <w:p/>
+        </w:tc>
+      </w:tr>
+      <w:tr>
+        <w:tc>
+          <w:tcPr>
+            <w:tcW w:type="dxa" w:w="2880"/>
           </w:tcPr>
           <w:p>
             <w:r>
               <w:rPr>
-                <w:sz w:val="19"/>
+                <w:sz w:val="18"/>
               </w:rPr>
               <w:t>AI / Agents</w:t>
             </w:r>
@@ -997,12 +1483,12 @@
         </w:tc>
         <w:tc>
           <w:tcPr>
-            <w:tcW w:type="dxa" w:w="3120"/>
+            <w:tcW w:type="dxa" w:w="2880"/>
           </w:tcPr>
           <w:p>
             <w:r>
               <w:rPr>
-                <w:sz w:val="19"/>
+                <w:sz w:val="18"/>
               </w:rPr>
               <w:t>Anthropic Claude API — claude-sonnet-4-5 (streaming)</w:t>
             </w:r>
@@ -1010,12 +1496,12 @@
         </w:tc>
         <w:tc>
           <w:tcPr>
-            <w:tcW w:type="dxa" w:w="3120"/>
+            <w:tcW w:type="dxa" w:w="2880"/>
           </w:tcPr>
           <w:p>
             <w:r>
               <w:rPr>
-                <w:sz w:val="19"/>
+                <w:sz w:val="18"/>
               </w:rPr>
               <w:t>Per-agent system prompts, tool use, multi-turn memory</w:t>
             </w:r>
@@ -1025,12 +1511,12 @@
       <w:tr>
         <w:tc>
           <w:tcPr>
-            <w:tcW w:type="dxa" w:w="3120"/>
+            <w:tcW w:type="dxa" w:w="2880"/>
           </w:tcPr>
           <w:p>
             <w:r>
               <w:rPr>
-                <w:sz w:val="19"/>
+                <w:sz w:val="18"/>
               </w:rPr>
               <w:t>Voice STT</w:t>
             </w:r>
@@ -1038,12 +1524,12 @@
         </w:tc>
         <w:tc>
           <w:tcPr>
-            <w:tcW w:type="dxa" w:w="3120"/>
+            <w:tcW w:type="dxa" w:w="2880"/>
           </w:tcPr>
           <w:p>
             <w:r>
               <w:rPr>
-                <w:sz w:val="19"/>
+                <w:sz w:val="18"/>
               </w:rPr>
               <w:t>faster-whisper (local, CTranslate2)</w:t>
             </w:r>
@@ -1051,12 +1537,12 @@
         </w:tc>
         <w:tc>
           <w:tcPr>
-            <w:tcW w:type="dxa" w:w="3120"/>
+            <w:tcW w:type="dxa" w:w="2880"/>
           </w:tcPr>
           <w:p>
             <w:r>
               <w:rPr>
-                <w:sz w:val="19"/>
+                <w:sz w:val="18"/>
               </w:rPr>
               <w:t>Local offline transcription, &lt; 2s latency, no cost</w:t>
             </w:r>
@@ -1066,12 +1552,12 @@
       <w:tr>
         <w:tc>
           <w:tcPr>
-            <w:tcW w:type="dxa" w:w="3120"/>
+            <w:tcW w:type="dxa" w:w="2880"/>
           </w:tcPr>
           <w:p>
             <w:r>
               <w:rPr>
-                <w:sz w:val="19"/>
+                <w:sz w:val="18"/>
               </w:rPr>
               <w:t>Voice Activity</w:t>
             </w:r>
@@ -1079,12 +1565,12 @@
         </w:tc>
         <w:tc>
           <w:tcPr>
-            <w:tcW w:type="dxa" w:w="3120"/>
+            <w:tcW w:type="dxa" w:w="2880"/>
           </w:tcPr>
           <w:p>
             <w:r>
               <w:rPr>
-                <w:sz w:val="19"/>
+                <w:sz w:val="18"/>
               </w:rPr>
               <w:t>silero-vad (Python)</w:t>
             </w:r>
@@ -1092,12 +1578,12 @@
         </w:tc>
         <w:tc>
           <w:tcPr>
-            <w:tcW w:type="dxa" w:w="3120"/>
+            <w:tcW w:type="dxa" w:w="2880"/>
           </w:tcPr>
           <w:p>
             <w:r>
               <w:rPr>
-                <w:sz w:val="19"/>
+                <w:sz w:val="18"/>
               </w:rPr>
               <w:t>Accurate speech start/end detection in noisy environments</w:t>
             </w:r>
@@ -1107,12 +1593,12 @@
       <w:tr>
         <w:tc>
           <w:tcPr>
-            <w:tcW w:type="dxa" w:w="3120"/>
+            <w:tcW w:type="dxa" w:w="2880"/>
           </w:tcPr>
           <w:p>
             <w:r>
               <w:rPr>
-                <w:sz w:val="19"/>
+                <w:sz w:val="18"/>
               </w:rPr>
               <w:t>Wake Word</w:t>
             </w:r>
@@ -1120,25 +1606,25 @@
         </w:tc>
         <w:tc>
           <w:tcPr>
-            <w:tcW w:type="dxa" w:w="3120"/>
+            <w:tcW w:type="dxa" w:w="2880"/>
           </w:tcPr>
           <w:p>
             <w:r>
               <w:rPr>
-                <w:sz w:val="19"/>
+                <w:sz w:val="18"/>
               </w:rPr>
-              <w:t>openWakeWord — 'Hey Forge'</w:t>
+              <w:t>openWakeWord — "Hey Forge"</w:t>
             </w:r>
           </w:p>
         </w:tc>
         <w:tc>
           <w:tcPr>
-            <w:tcW w:type="dxa" w:w="3120"/>
+            <w:tcW w:type="dxa" w:w="2880"/>
           </w:tcPr>
           <w:p>
             <w:r>
               <w:rPr>
-                <w:sz w:val="19"/>
+                <w:sz w:val="18"/>
               </w:rPr>
               <w:t>Triggers listening; low false-positive rate</w:t>
             </w:r>
@@ -1148,12 +1634,12 @@
       <w:tr>
         <w:tc>
           <w:tcPr>
-            <w:tcW w:type="dxa" w:w="3120"/>
+            <w:tcW w:type="dxa" w:w="2880"/>
           </w:tcPr>
           <w:p>
             <w:r>
               <w:rPr>
-                <w:sz w:val="19"/>
+                <w:sz w:val="18"/>
               </w:rPr>
               <w:t>Voice TTS</w:t>
             </w:r>
@@ -1161,12 +1647,12 @@
         </w:tc>
         <w:tc>
           <w:tcPr>
-            <w:tcW w:type="dxa" w:w="3120"/>
+            <w:tcW w:type="dxa" w:w="2880"/>
           </w:tcPr>
           <w:p>
             <w:r>
               <w:rPr>
-                <w:sz w:val="19"/>
+                <w:sz w:val="18"/>
               </w:rPr>
               <w:t>ElevenLabs API or macOS say</w:t>
             </w:r>
@@ -1174,12 +1660,12 @@
         </w:tc>
         <w:tc>
           <w:tcPr>
-            <w:tcW w:type="dxa" w:w="3120"/>
+            <w:tcW w:type="dxa" w:w="2880"/>
           </w:tcPr>
           <w:p>
             <w:r>
               <w:rPr>
-                <w:sz w:val="19"/>
+                <w:sz w:val="18"/>
               </w:rPr>
               <w:t>Agent voice output; off by default</w:t>
             </w:r>
@@ -1189,12 +1675,12 @@
       <w:tr>
         <w:tc>
           <w:tcPr>
-            <w:tcW w:type="dxa" w:w="3120"/>
+            <w:tcW w:type="dxa" w:w="2880"/>
           </w:tcPr>
           <w:p>
             <w:r>
               <w:rPr>
-                <w:sz w:val="19"/>
+                <w:sz w:val="18"/>
               </w:rPr>
               <w:t>Terminal UI</w:t>
             </w:r>
@@ -1202,12 +1688,12 @@
         </w:tc>
         <w:tc>
           <w:tcPr>
-            <w:tcW w:type="dxa" w:w="3120"/>
+            <w:tcW w:type="dxa" w:w="2880"/>
           </w:tcPr>
           <w:p>
             <w:r>
               <w:rPr>
-                <w:sz w:val="19"/>
+                <w:sz w:val="18"/>
               </w:rPr>
               <w:t>Ink (React-for-terminal, Node.js)</w:t>
             </w:r>
@@ -1215,12 +1701,12 @@
         </w:tc>
         <w:tc>
           <w:tcPr>
-            <w:tcW w:type="dxa" w:w="3120"/>
+            <w:tcW w:type="dxa" w:w="2880"/>
           </w:tcPr>
           <w:p>
             <w:r>
               <w:rPr>
-                <w:sz w:val="19"/>
+                <w:sz w:val="18"/>
               </w:rPr>
               <w:t>Agent badge, mode indicator, streaming output</w:t>
             </w:r>
@@ -1230,12 +1716,12 @@
       <w:tr>
         <w:tc>
           <w:tcPr>
-            <w:tcW w:type="dxa" w:w="3120"/>
+            <w:tcW w:type="dxa" w:w="2880"/>
           </w:tcPr>
           <w:p>
             <w:r>
               <w:rPr>
-                <w:sz w:val="19"/>
+                <w:sz w:val="18"/>
               </w:rPr>
               <w:t>iPhone Bridge</w:t>
             </w:r>
@@ -1243,12 +1729,12 @@
         </w:tc>
         <w:tc>
           <w:tcPr>
-            <w:tcW w:type="dxa" w:w="3120"/>
+            <w:tcW w:type="dxa" w:w="2880"/>
           </w:tcPr>
           <w:p>
             <w:r>
               <w:rPr>
-                <w:sz w:val="19"/>
+                <w:sz w:val="18"/>
               </w:rPr>
               <w:t>iOS Shortcuts → HTTP POST → localhost:3333</w:t>
             </w:r>
@@ -1256,12 +1742,12 @@
         </w:tc>
         <w:tc>
           <w:tcPr>
-            <w:tcW w:type="dxa" w:w="3120"/>
+            <w:tcW w:type="dxa" w:w="2880"/>
           </w:tcPr>
           <w:p>
             <w:r>
               <w:rPr>
-                <w:sz w:val="19"/>
+                <w:sz w:val="18"/>
               </w:rPr>
               <w:t>Volume button events reach the Mac daemon</w:t>
             </w:r>
@@ -1271,12 +1757,12 @@
       <w:tr>
         <w:tc>
           <w:tcPr>
-            <w:tcW w:type="dxa" w:w="3120"/>
+            <w:tcW w:type="dxa" w:w="2880"/>
           </w:tcPr>
           <w:p>
             <w:r>
               <w:rPr>
-                <w:sz w:val="19"/>
+                <w:sz w:val="18"/>
               </w:rPr>
               <w:t>macOS Listener</w:t>
             </w:r>
@@ -1284,12 +1770,12 @@
         </w:tc>
         <w:tc>
           <w:tcPr>
-            <w:tcW w:type="dxa" w:w="3120"/>
+            <w:tcW w:type="dxa" w:w="2880"/>
           </w:tcPr>
           <w:p>
             <w:r>
               <w:rPr>
-                <w:sz w:val="19"/>
+                <w:sz w:val="18"/>
               </w:rPr>
               <w:t>Node.js Express daemon</w:t>
             </w:r>
@@ -1297,12 +1783,12 @@
         </w:tc>
         <w:tc>
           <w:tcPr>
-            <w:tcW w:type="dxa" w:w="3120"/>
+            <w:tcW w:type="dxa" w:w="2880"/>
           </w:tcPr>
           <w:p>
             <w:r>
               <w:rPr>
-                <w:sz w:val="19"/>
+                <w:sz w:val="18"/>
               </w:rPr>
               <w:t>Receives button events; updates state.json</w:t>
             </w:r>
@@ -1312,12 +1798,12 @@
       <w:tr>
         <w:tc>
           <w:tcPr>
-            <w:tcW w:type="dxa" w:w="3120"/>
+            <w:tcW w:type="dxa" w:w="2880"/>
           </w:tcPr>
           <w:p>
             <w:r>
               <w:rPr>
-                <w:sz w:val="19"/>
+                <w:sz w:val="18"/>
               </w:rPr>
               <w:t>Message Bus</w:t>
             </w:r>
@@ -1325,12 +1811,12 @@
         </w:tc>
         <w:tc>
           <w:tcPr>
-            <w:tcW w:type="dxa" w:w="3120"/>
+            <w:tcW w:type="dxa" w:w="2880"/>
           </w:tcPr>
           <w:p>
             <w:r>
               <w:rPr>
-                <w:sz w:val="19"/>
+                <w:sz w:val="18"/>
               </w:rPr>
               <w:t>Node.js EventEmitter (in-process)</w:t>
             </w:r>
@@ -1338,12 +1824,12 @@
         </w:tc>
         <w:tc>
           <w:tcPr>
-            <w:tcW w:type="dxa" w:w="3120"/>
+            <w:tcW w:type="dxa" w:w="2880"/>
           </w:tcPr>
           <w:p>
             <w:r>
               <w:rPr>
-                <w:sz w:val="19"/>
+                <w:sz w:val="18"/>
               </w:rPr>
               <w:t>Agent-to-agent routing; no external broker needed</w:t>
             </w:r>
@@ -1353,12 +1839,12 @@
       <w:tr>
         <w:tc>
           <w:tcPr>
-            <w:tcW w:type="dxa" w:w="3120"/>
+            <w:tcW w:type="dxa" w:w="2880"/>
           </w:tcPr>
           <w:p>
             <w:r>
               <w:rPr>
-                <w:sz w:val="19"/>
+                <w:sz w:val="18"/>
               </w:rPr>
               <w:t>Bus Monitor</w:t>
             </w:r>
@@ -1366,12 +1852,12 @@
         </w:tc>
         <w:tc>
           <w:tcPr>
-            <w:tcW w:type="dxa" w:w="3120"/>
+            <w:tcW w:type="dxa" w:w="2880"/>
           </w:tcPr>
           <w:p>
             <w:r>
               <w:rPr>
-                <w:sz w:val="19"/>
+                <w:sz w:val="18"/>
               </w:rPr>
               <w:t>Node.js (scripts/bus-monitor.js)</w:t>
             </w:r>
@@ -1379,14 +1865,14 @@
         </w:tc>
         <w:tc>
           <w:tcPr>
-            <w:tcW w:type="dxa" w:w="3120"/>
+            <w:tcW w:type="dxa" w:w="2880"/>
           </w:tcPr>
           <w:p>
             <w:r>
               <w:rPr>
-                <w:sz w:val="19"/>
+                <w:sz w:val="18"/>
               </w:rPr>
-              <w:t>Dedicated 7th window showing all inter-agent traffic live</w:t>
+              <w:t>Dedicated terminal window showing all inter-agent traffic live</w:t>
             </w:r>
           </w:p>
         </w:tc>
@@ -1394,12 +1880,12 @@
       <w:tr>
         <w:tc>
           <w:tcPr>
-            <w:tcW w:type="dxa" w:w="3120"/>
+            <w:tcW w:type="dxa" w:w="2880"/>
           </w:tcPr>
           <w:p>
             <w:r>
               <w:rPr>
-                <w:sz w:val="19"/>
+                <w:sz w:val="18"/>
               </w:rPr>
               <w:t>Shared Context</w:t>
             </w:r>
@@ -1407,25 +1893,25 @@
         </w:tc>
         <w:tc>
           <w:tcPr>
-            <w:tcW w:type="dxa" w:w="3120"/>
+            <w:tcW w:type="dxa" w:w="2880"/>
           </w:tcPr>
           <w:p>
             <w:r>
               <w:rPr>
-                <w:sz w:val="19"/>
+                <w:sz w:val="18"/>
               </w:rPr>
-              <w:t>JSON + Markdown in .terminalforge/</w:t>
+              <w:t>JSON + Markdown flat files in .terminalforge/</w:t>
             </w:r>
           </w:p>
         </w:tc>
         <w:tc>
           <w:tcPr>
-            <w:tcW w:type="dxa" w:w="3120"/>
+            <w:tcW w:type="dxa" w:w="2880"/>
           </w:tcPr>
           <w:p>
             <w:r>
               <w:rPr>
-                <w:sz w:val="19"/>
+                <w:sz w:val="18"/>
               </w:rPr>
               <w:t>Project state, tasks, handoffs readable by all agents</w:t>
             </w:r>
@@ -1435,12 +1921,12 @@
       <w:tr>
         <w:tc>
           <w:tcPr>
-            <w:tcW w:type="dxa" w:w="3120"/>
+            <w:tcW w:type="dxa" w:w="2880"/>
           </w:tcPr>
           <w:p>
             <w:r>
               <w:rPr>
-                <w:sz w:val="19"/>
+                <w:sz w:val="18"/>
               </w:rPr>
               <w:t>Git Integration</w:t>
             </w:r>
@@ -1448,12 +1934,12 @@
         </w:tc>
         <w:tc>
           <w:tcPr>
-            <w:tcW w:type="dxa" w:w="3120"/>
+            <w:tcW w:type="dxa" w:w="2880"/>
           </w:tcPr>
           <w:p>
             <w:r>
               <w:rPr>
-                <w:sz w:val="19"/>
+                <w:sz w:val="18"/>
               </w:rPr>
               <w:t>simple-git (Node.js)</w:t>
             </w:r>
@@ -1461,12 +1947,12 @@
         </w:tc>
         <w:tc>
           <w:tcPr>
-            <w:tcW w:type="dxa" w:w="3120"/>
+            <w:tcW w:type="dxa" w:w="2880"/>
           </w:tcPr>
           <w:p>
             <w:r>
               <w:rPr>
-                <w:sz w:val="19"/>
+                <w:sz w:val="18"/>
               </w:rPr>
               <w:t>Injects diff, log, status into agent context on switch</w:t>
             </w:r>
@@ -1476,12 +1962,12 @@
       <w:tr>
         <w:tc>
           <w:tcPr>
-            <w:tcW w:type="dxa" w:w="3120"/>
+            <w:tcW w:type="dxa" w:w="2880"/>
           </w:tcPr>
           <w:p>
             <w:r>
               <w:rPr>
-                <w:sz w:val="19"/>
+                <w:sz w:val="18"/>
               </w:rPr>
               <w:t>Runtime</w:t>
             </w:r>
@@ -1489,12 +1975,12 @@
         </w:tc>
         <w:tc>
           <w:tcPr>
-            <w:tcW w:type="dxa" w:w="3120"/>
+            <w:tcW w:type="dxa" w:w="2880"/>
           </w:tcPr>
           <w:p>
             <w:r>
               <w:rPr>
-                <w:sz w:val="19"/>
+                <w:sz w:val="18"/>
               </w:rPr>
               <w:t>Node.js 18+ and Python 3.11+</w:t>
             </w:r>
@@ -1502,12 +1988,12 @@
         </w:tc>
         <w:tc>
           <w:tcPr>
-            <w:tcW w:type="dxa" w:w="3120"/>
+            <w:tcW w:type="dxa" w:w="2880"/>
           </w:tcPr>
           <w:p>
             <w:r>
               <w:rPr>
-                <w:sz w:val="19"/>
+                <w:sz w:val="18"/>
               </w:rPr>
               <w:t>Monorepo: /core /agents /voice /bridge /ui /scripts</w:t>
             </w:r>
@@ -1515,14 +2001,14 @@
         </w:tc>
       </w:tr>
     </w:tbl>
-    <w:p/>
     <w:p>
       <w:pPr>
         <w:pStyle w:val="Heading1"/>
       </w:pPr>
       <w:r>
         <w:rPr>
-          <w:color w:val="1A56DB"/>
+          <w:b/>
+          <w:color w:val="1F3864"/>
           <w:sz w:val="40"/>
         </w:rPr>
         <w:t>6. System Architecture</w:t>
@@ -1534,50 +2020,75 @@
       </w:pPr>
       <w:r>
         <w:rPr>
-          <w:color w:val="1E3A5F"/>
-          <w:sz w:val="30"/>
+          <w:b/>
+          <w:color w:val="2E74B5"/>
+          <w:sz w:val="32"/>
         </w:rPr>
         <w:t>6.1 Component Overview</w:t>
       </w:r>
     </w:p>
     <w:p>
+      <w:pPr>
+        <w:pStyle w:val="ListBullet"/>
+      </w:pPr>
       <w:r>
-        <w:t>• Bluetooth Bridge (iPhone → Mac): iOS Shortcut POSTs JSON to localhost:3333</w:t>
+        <w:t>Bluetooth Bridge (iPhone → Mac): iOS Shortcut detects volume button presses and POSTs JSON to localhost:3333</w:t>
       </w:r>
     </w:p>
     <w:p>
+      <w:pPr>
+        <w:pStyle w:val="ListBullet"/>
+      </w:pPr>
       <w:r>
-        <w:t>• macOS Event Listener Daemon: Node.js daemon receives events, updates terminal index, writes state.json</w:t>
+        <w:t>macOS Event Listener Daemon: Node.js daemon receives events, updates active terminal index, writes state.json</w:t>
       </w:r>
     </w:p>
     <w:p>
+      <w:pPr>
+        <w:pStyle w:val="ListBullet"/>
+      </w:pPr>
       <w:r>
-        <w:t>• Agent REPL Engine: five stateful Claude API sessions with distinct system prompts, tools, rolling history</w:t>
+        <w:t>Agent REPL Engine: five stateful Claude API sessions with distinct system prompts, tools, and rolling history</w:t>
       </w:r>
     </w:p>
     <w:p>
+      <w:pPr>
+        <w:pStyle w:val="ListBullet"/>
+      </w:pPr>
       <w:r>
-        <w:t>• Shared Context Store: project.md, open_tasks.json, handoffs.md injected into each agent call</w:t>
+        <w:t>Shared Context Store: project.md, open_tasks.json, handoffs.md in .terminalforge/ injected into each agent call</w:t>
       </w:r>
     </w:p>
     <w:p>
+      <w:pPr>
+        <w:pStyle w:val="ListBullet"/>
+      </w:pPr>
       <w:r>
-        <w:t>• Message Bus: in-process EventEmitter; JSON envelope { id, from, to, type, payload, taskId, timestamp, read }</w:t>
+        <w:t>Message Bus: in-process EventEmitter; JSON envelope { id, from, to, type, payload, taskId, timestamp, read }</w:t>
       </w:r>
     </w:p>
     <w:p>
+      <w:pPr>
+        <w:pStyle w:val="ListBullet"/>
+      </w:pPr>
       <w:r>
-        <w:t>• Bus Monitor: 7th terminal window; subscribes to all traffic via subscribeAll(); replays history + polls log</w:t>
+        <w:t>Bus Monitor: 7th terminal window; subscribes to all traffic via subscribeAll(); replays history + polls log file</w:t>
       </w:r>
     </w:p>
     <w:p>
+      <w:pPr>
+        <w:pStyle w:val="ListBullet"/>
+      </w:pPr>
       <w:r>
-        <w:t>• Terminal UI: Ink TUI — active agent badge, mode indicator (Manual/Auto), voice status, streaming output</w:t>
+        <w:t>Terminal UI: Ink/Textual TUI — active agent badge, mode indicator (Manual/Auto), voice status, streaming output</w:t>
       </w:r>
     </w:p>
     <w:p>
+      <w:pPr>
+        <w:pStyle w:val="ListBullet"/>
+      </w:pPr>
       <w:r>
-        <w:t>• Voice Layer: mic → silero-vad → faster-whisper → text → active agent; optional TTS response</w:t>
+        <w:t>Voice Layer: mic → silero-vad → faster-whisper → text → active agent; optional TTS response</w:t>
       </w:r>
     </w:p>
     <w:p>
@@ -1586,113 +2097,37 @@
       </w:pPr>
       <w:r>
         <w:rPr>
-          <w:color w:val="1E3A5F"/>
-          <w:sz w:val="30"/>
+          <w:b/>
+          <w:color w:val="2E74B5"/>
+          <w:sz w:val="32"/>
         </w:rPr>
         <w:t>6.2 Repository Structure</w:t>
       </w:r>
     </w:p>
     <w:p>
       <w:pPr>
-        <w:ind w:left="432"/>
+        <w:shd w:val="clear" w:color="auto" w:fill="F2F2F2"/>
       </w:pPr>
       <w:r>
         <w:rPr>
           <w:rFonts w:ascii="Courier New" w:hAnsi="Courier New"/>
-          <w:color w:val="1A56DB"/>
-          <w:sz w:val="18"/>
+          <w:color w:val="1A1A2E"/>
+          <w:sz w:val="17"/>
         </w:rPr>
         <w:t>/core        — event listener, agent router, message bus, context manager, state.js</w:t>
-      </w:r>
-    </w:p>
-    <w:p>
-      <w:pPr>
-        <w:ind w:left="432"/>
-      </w:pPr>
-      <w:r>
-        <w:rPr>
-          <w:rFonts w:ascii="Courier New" w:hAnsi="Courier New"/>
-          <w:color w:val="1A56DB"/>
-          <w:sz w:val="18"/>
-        </w:rPr>
+        <w:br/>
         <w:t>/agents      — one file per agent: system prompt, tools config, memory scope</w:t>
-      </w:r>
-    </w:p>
-    <w:p>
-      <w:pPr>
-        <w:ind w:left="432"/>
-      </w:pPr>
-      <w:r>
-        <w:rPr>
-          <w:rFonts w:ascii="Courier New" w:hAnsi="Courier New"/>
-          <w:color w:val="1A56DB"/>
-          <w:sz w:val="18"/>
-        </w:rPr>
+        <w:br/>
         <w:t>/voice       — silero-vad integration, faster-whisper wrapper, TTS output handler</w:t>
-      </w:r>
-    </w:p>
-    <w:p>
-      <w:pPr>
-        <w:ind w:left="432"/>
-      </w:pPr>
-      <w:r>
-        <w:rPr>
-          <w:rFonts w:ascii="Courier New" w:hAnsi="Courier New"/>
-          <w:color w:val="1A56DB"/>
-          <w:sz w:val="18"/>
-        </w:rPr>
+        <w:br/>
         <w:t>/bridge      — iOS Shortcuts HTTP endpoint, volume event parser, hotkey fallback</w:t>
-      </w:r>
-    </w:p>
-    <w:p>
-      <w:pPr>
-        <w:ind w:left="432"/>
-      </w:pPr>
-      <w:r>
-        <w:rPr>
-          <w:rFonts w:ascii="Courier New" w:hAnsi="Courier New"/>
-          <w:color w:val="1A56DB"/>
-          <w:sz w:val="18"/>
-        </w:rPr>
+        <w:br/>
         <w:t>/ui          — Ink TUI components: agent panel, badge, streaming output, voice indicator</w:t>
-      </w:r>
-    </w:p>
-    <w:p>
-      <w:pPr>
-        <w:ind w:left="432"/>
-      </w:pPr>
-      <w:r>
-        <w:rPr>
-          <w:rFonts w:ascii="Courier New" w:hAnsi="Courier New"/>
-          <w:color w:val="1A56DB"/>
-          <w:sz w:val="18"/>
-        </w:rPr>
+        <w:br/>
         <w:t>/scripts     — launch.sh, tmux-layout.sh, agent-repl.js, bus-monitor.js</w:t>
-      </w:r>
-    </w:p>
-    <w:p>
-      <w:pPr>
-        <w:ind w:left="432"/>
-      </w:pPr>
-      <w:r>
-        <w:rPr>
-          <w:rFonts w:ascii="Courier New" w:hAnsi="Courier New"/>
-          <w:color w:val="1A56DB"/>
-          <w:sz w:val="18"/>
-        </w:rPr>
+        <w:br/>
         <w:t>/docs        — project plan, Claude Code prompt, quickstart guide</w:t>
-      </w:r>
-    </w:p>
-    <w:p>
-      <w:pPr>
-        <w:ind w:left="432"/>
-      </w:pPr>
-      <w:r>
-        <w:rPr>
-          <w:rFonts w:ascii="Courier New" w:hAnsi="Courier New"/>
-          <w:color w:val="1A56DB"/>
-          <w:sz w:val="18"/>
-        </w:rPr>
+        <w:br/>
         <w:t>/.terminalforge — runtime: state.json, messages.log, project.md, open_tasks.json, handoffs.md</w:t>
       </w:r>
     </w:p>
@@ -1702,7 +2137,8 @@
       </w:pPr>
       <w:r>
         <w:rPr>
-          <w:color w:val="1A56DB"/>
+          <w:b/>
+          <w:color w:val="1F3864"/>
           <w:sz w:val="40"/>
         </w:rPr>
         <w:t>7. Agent-to-Agent Communication</w:t>
@@ -1714,8 +2150,9 @@
       </w:pPr>
       <w:r>
         <w:rPr>
-          <w:color w:val="1E3A5F"/>
-          <w:sz w:val="30"/>
+          <w:b/>
+          <w:color w:val="2E74B5"/>
+          <w:sz w:val="32"/>
         </w:rPr>
         <w:t>7.1 Two Operating Modes</w:t>
       </w:r>
@@ -1734,33 +2171,37 @@
       </w:pPr>
       <w:r>
         <w:rPr>
-          <w:color w:val="1E3A5F"/>
-          <w:sz w:val="30"/>
+          <w:b/>
+          <w:color w:val="2E74B5"/>
+          <w:sz w:val="32"/>
         </w:rPr>
         <w:t>7.2 Message Routing Map</w:t>
       </w:r>
     </w:p>
     <w:tbl>
       <w:tblPr>
-        <w:tblStyle w:val="LightGrid-Accent1"/>
+        <w:tblStyle w:val="TableGrid"/>
         <w:tblW w:type="auto" w:w="0"/>
         <w:tblLook w:firstColumn="1" w:firstRow="1" w:lastColumn="0" w:lastRow="0" w:noHBand="0" w:noVBand="1" w:val="04A0"/>
       </w:tblPr>
       <w:tblGrid>
-        <w:gridCol w:w="3120"/>
-        <w:gridCol w:w="3120"/>
-        <w:gridCol w:w="3120"/>
+        <w:gridCol w:w="2880"/>
+        <w:gridCol w:w="2880"/>
+        <w:gridCol w:w="2880"/>
       </w:tblGrid>
       <w:tr>
         <w:tc>
           <w:tcPr>
-            <w:tcW w:type="dxa" w:w="3120"/>
+            <w:tcW w:type="dxa" w:w="2880"/>
           </w:tcPr>
           <w:p>
+            <w:pPr>
+              <w:jc w:val="center"/>
+            </w:pPr>
             <w:r>
               <w:rPr>
                 <w:b/>
-                <w:sz w:val="19"/>
+                <w:sz w:val="18"/>
               </w:rPr>
               <w:t>From</w:t>
             </w:r>
@@ -1768,13 +2209,16 @@
         </w:tc>
         <w:tc>
           <w:tcPr>
-            <w:tcW w:type="dxa" w:w="3120"/>
+            <w:tcW w:type="dxa" w:w="2880"/>
           </w:tcPr>
           <w:p>
+            <w:pPr>
+              <w:jc w:val="center"/>
+            </w:pPr>
             <w:r>
               <w:rPr>
                 <w:b/>
-                <w:sz w:val="19"/>
+                <w:sz w:val="18"/>
               </w:rPr>
               <w:t>To</w:t>
             </w:r>
@@ -1782,13 +2226,16 @@
         </w:tc>
         <w:tc>
           <w:tcPr>
-            <w:tcW w:type="dxa" w:w="3120"/>
+            <w:tcW w:type="dxa" w:w="2880"/>
           </w:tcPr>
           <w:p>
+            <w:pPr>
+              <w:jc w:val="center"/>
+            </w:pPr>
             <w:r>
               <w:rPr>
                 <w:b/>
-                <w:sz w:val="19"/>
+                <w:sz w:val="18"/>
               </w:rPr>
               <w:t>Message / Handoff Content</w:t>
             </w:r>
@@ -1798,12 +2245,212 @@
       <w:tr>
         <w:tc>
           <w:tcPr>
-            <w:tcW w:type="dxa" w:w="3120"/>
+            <w:tcW w:type="dxa" w:w="2880"/>
+          </w:tcPr>
+          <w:p/>
+        </w:tc>
+        <w:tc>
+          <w:tcPr>
+            <w:tcW w:type="dxa" w:w="2880"/>
+          </w:tcPr>
+          <w:p/>
+        </w:tc>
+        <w:tc>
+          <w:tcPr>
+            <w:tcW w:type="dxa" w:w="2880"/>
+          </w:tcPr>
+          <w:p/>
+        </w:tc>
+      </w:tr>
+      <w:tr>
+        <w:tc>
+          <w:tcPr>
+            <w:tcW w:type="dxa" w:w="2880"/>
+          </w:tcPr>
+          <w:p/>
+        </w:tc>
+        <w:tc>
+          <w:tcPr>
+            <w:tcW w:type="dxa" w:w="2880"/>
+          </w:tcPr>
+          <w:p/>
+        </w:tc>
+        <w:tc>
+          <w:tcPr>
+            <w:tcW w:type="dxa" w:w="2880"/>
+          </w:tcPr>
+          <w:p/>
+        </w:tc>
+      </w:tr>
+      <w:tr>
+        <w:tc>
+          <w:tcPr>
+            <w:tcW w:type="dxa" w:w="2880"/>
+          </w:tcPr>
+          <w:p/>
+        </w:tc>
+        <w:tc>
+          <w:tcPr>
+            <w:tcW w:type="dxa" w:w="2880"/>
+          </w:tcPr>
+          <w:p/>
+        </w:tc>
+        <w:tc>
+          <w:tcPr>
+            <w:tcW w:type="dxa" w:w="2880"/>
+          </w:tcPr>
+          <w:p/>
+        </w:tc>
+      </w:tr>
+      <w:tr>
+        <w:tc>
+          <w:tcPr>
+            <w:tcW w:type="dxa" w:w="2880"/>
+          </w:tcPr>
+          <w:p/>
+        </w:tc>
+        <w:tc>
+          <w:tcPr>
+            <w:tcW w:type="dxa" w:w="2880"/>
+          </w:tcPr>
+          <w:p/>
+        </w:tc>
+        <w:tc>
+          <w:tcPr>
+            <w:tcW w:type="dxa" w:w="2880"/>
+          </w:tcPr>
+          <w:p/>
+        </w:tc>
+      </w:tr>
+      <w:tr>
+        <w:tc>
+          <w:tcPr>
+            <w:tcW w:type="dxa" w:w="2880"/>
+          </w:tcPr>
+          <w:p/>
+        </w:tc>
+        <w:tc>
+          <w:tcPr>
+            <w:tcW w:type="dxa" w:w="2880"/>
+          </w:tcPr>
+          <w:p/>
+        </w:tc>
+        <w:tc>
+          <w:tcPr>
+            <w:tcW w:type="dxa" w:w="2880"/>
+          </w:tcPr>
+          <w:p/>
+        </w:tc>
+      </w:tr>
+      <w:tr>
+        <w:tc>
+          <w:tcPr>
+            <w:tcW w:type="dxa" w:w="2880"/>
+          </w:tcPr>
+          <w:p/>
+        </w:tc>
+        <w:tc>
+          <w:tcPr>
+            <w:tcW w:type="dxa" w:w="2880"/>
+          </w:tcPr>
+          <w:p/>
+        </w:tc>
+        <w:tc>
+          <w:tcPr>
+            <w:tcW w:type="dxa" w:w="2880"/>
+          </w:tcPr>
+          <w:p/>
+        </w:tc>
+      </w:tr>
+      <w:tr>
+        <w:tc>
+          <w:tcPr>
+            <w:tcW w:type="dxa" w:w="2880"/>
+          </w:tcPr>
+          <w:p/>
+        </w:tc>
+        <w:tc>
+          <w:tcPr>
+            <w:tcW w:type="dxa" w:w="2880"/>
+          </w:tcPr>
+          <w:p/>
+        </w:tc>
+        <w:tc>
+          <w:tcPr>
+            <w:tcW w:type="dxa" w:w="2880"/>
+          </w:tcPr>
+          <w:p/>
+        </w:tc>
+      </w:tr>
+      <w:tr>
+        <w:tc>
+          <w:tcPr>
+            <w:tcW w:type="dxa" w:w="2880"/>
+          </w:tcPr>
+          <w:p/>
+        </w:tc>
+        <w:tc>
+          <w:tcPr>
+            <w:tcW w:type="dxa" w:w="2880"/>
+          </w:tcPr>
+          <w:p/>
+        </w:tc>
+        <w:tc>
+          <w:tcPr>
+            <w:tcW w:type="dxa" w:w="2880"/>
+          </w:tcPr>
+          <w:p/>
+        </w:tc>
+      </w:tr>
+      <w:tr>
+        <w:tc>
+          <w:tcPr>
+            <w:tcW w:type="dxa" w:w="2880"/>
+          </w:tcPr>
+          <w:p/>
+        </w:tc>
+        <w:tc>
+          <w:tcPr>
+            <w:tcW w:type="dxa" w:w="2880"/>
+          </w:tcPr>
+          <w:p/>
+        </w:tc>
+        <w:tc>
+          <w:tcPr>
+            <w:tcW w:type="dxa" w:w="2880"/>
+          </w:tcPr>
+          <w:p/>
+        </w:tc>
+      </w:tr>
+      <w:tr>
+        <w:tc>
+          <w:tcPr>
+            <w:tcW w:type="dxa" w:w="2880"/>
+          </w:tcPr>
+          <w:p/>
+        </w:tc>
+        <w:tc>
+          <w:tcPr>
+            <w:tcW w:type="dxa" w:w="2880"/>
+          </w:tcPr>
+          <w:p/>
+        </w:tc>
+        <w:tc>
+          <w:tcPr>
+            <w:tcW w:type="dxa" w:w="2880"/>
+          </w:tcPr>
+          <w:p/>
+        </w:tc>
+      </w:tr>
+      <w:tr>
+        <w:tc>
+          <w:tcPr>
+            <w:tcW w:type="dxa" w:w="2880"/>
           </w:tcPr>
           <w:p>
             <w:r>
               <w:rPr>
-                <w:sz w:val="19"/>
+                <w:sz w:val="18"/>
               </w:rPr>
               <w:t>PM Agent</w:t>
             </w:r>
@@ -1811,12 +2458,12 @@
         </w:tc>
         <w:tc>
           <w:tcPr>
-            <w:tcW w:type="dxa" w:w="3120"/>
+            <w:tcW w:type="dxa" w:w="2880"/>
           </w:tcPr>
           <w:p>
             <w:r>
               <w:rPr>
-                <w:sz w:val="19"/>
+                <w:sz w:val="18"/>
               </w:rPr>
               <w:t>Junior Developer</w:t>
             </w:r>
@@ -1824,12 +2471,12 @@
         </w:tc>
         <w:tc>
           <w:tcPr>
-            <w:tcW w:type="dxa" w:w="3120"/>
+            <w:tcW w:type="dxa" w:w="2880"/>
           </w:tcPr>
           <w:p>
             <w:r>
               <w:rPr>
-                <w:sz w:val="19"/>
+                <w:sz w:val="18"/>
               </w:rPr>
               <w:t>Dispatches implementation tasks with file paths and acceptance criteria</w:t>
             </w:r>
@@ -1839,12 +2486,12 @@
       <w:tr>
         <w:tc>
           <w:tcPr>
-            <w:tcW w:type="dxa" w:w="3120"/>
+            <w:tcW w:type="dxa" w:w="2880"/>
           </w:tcPr>
           <w:p>
             <w:r>
               <w:rPr>
-                <w:sz w:val="19"/>
+                <w:sz w:val="18"/>
               </w:rPr>
               <w:t>PM Agent</w:t>
             </w:r>
@@ -1852,12 +2499,12 @@
         </w:tc>
         <w:tc>
           <w:tcPr>
-            <w:tcW w:type="dxa" w:w="3120"/>
+            <w:tcW w:type="dxa" w:w="2880"/>
           </w:tcPr>
           <w:p>
             <w:r>
               <w:rPr>
-                <w:sz w:val="19"/>
+                <w:sz w:val="18"/>
               </w:rPr>
               <w:t>Senior Developer</w:t>
             </w:r>
@@ -1865,12 +2512,12 @@
         </w:tc>
         <w:tc>
           <w:tcPr>
-            <w:tcW w:type="dxa" w:w="3120"/>
+            <w:tcW w:type="dxa" w:w="2880"/>
           </w:tcPr>
           <w:p>
             <w:r>
               <w:rPr>
-                <w:sz w:val="19"/>
+                <w:sz w:val="18"/>
               </w:rPr>
               <w:t>Assigns architecture decisions or high-complexity features</w:t>
             </w:r>
@@ -1880,12 +2527,12 @@
       <w:tr>
         <w:tc>
           <w:tcPr>
-            <w:tcW w:type="dxa" w:w="3120"/>
+            <w:tcW w:type="dxa" w:w="2880"/>
           </w:tcPr>
           <w:p>
             <w:r>
               <w:rPr>
-                <w:sz w:val="19"/>
+                <w:sz w:val="18"/>
               </w:rPr>
               <w:t>PM Agent</w:t>
             </w:r>
@@ -1893,12 +2540,12 @@
         </w:tc>
         <w:tc>
           <w:tcPr>
-            <w:tcW w:type="dxa" w:w="3120"/>
+            <w:tcW w:type="dxa" w:w="2880"/>
           </w:tcPr>
           <w:p>
             <w:r>
               <w:rPr>
-                <w:sz w:val="19"/>
+                <w:sz w:val="18"/>
               </w:rPr>
               <w:t>QA Engineer</w:t>
             </w:r>
@@ -1906,12 +2553,12 @@
         </w:tc>
         <w:tc>
           <w:tcPr>
-            <w:tcW w:type="dxa" w:w="3120"/>
+            <w:tcW w:type="dxa" w:w="2880"/>
           </w:tcPr>
           <w:p>
             <w:r>
               <w:rPr>
-                <w:sz w:val="19"/>
+                <w:sz w:val="18"/>
               </w:rPr>
               <w:t>Triggers test generation once feature branch is marked complete</w:t>
             </w:r>
@@ -1921,12 +2568,12 @@
       <w:tr>
         <w:tc>
           <w:tcPr>
-            <w:tcW w:type="dxa" w:w="3120"/>
+            <w:tcW w:type="dxa" w:w="2880"/>
           </w:tcPr>
           <w:p>
             <w:r>
               <w:rPr>
-                <w:sz w:val="19"/>
+                <w:sz w:val="18"/>
               </w:rPr>
               <w:t>PM Agent</w:t>
             </w:r>
@@ -1934,12 +2581,12 @@
         </w:tc>
         <w:tc>
           <w:tcPr>
-            <w:tcW w:type="dxa" w:w="3120"/>
+            <w:tcW w:type="dxa" w:w="2880"/>
           </w:tcPr>
           <w:p>
             <w:r>
               <w:rPr>
-                <w:sz w:val="19"/>
+                <w:sz w:val="18"/>
               </w:rPr>
               <w:t>DevOps Engineer</w:t>
             </w:r>
@@ -1947,12 +2594,12 @@
         </w:tc>
         <w:tc>
           <w:tcPr>
-            <w:tcW w:type="dxa" w:w="3120"/>
+            <w:tcW w:type="dxa" w:w="2880"/>
           </w:tcPr>
           <w:p>
             <w:r>
               <w:rPr>
-                <w:sz w:val="19"/>
+                <w:sz w:val="18"/>
               </w:rPr>
               <w:t>Requests pipeline/deploy setup when code is merged to main</w:t>
             </w:r>
@@ -1962,12 +2609,12 @@
       <w:tr>
         <w:tc>
           <w:tcPr>
-            <w:tcW w:type="dxa" w:w="3120"/>
+            <w:tcW w:type="dxa" w:w="2880"/>
           </w:tcPr>
           <w:p>
             <w:r>
               <w:rPr>
-                <w:sz w:val="19"/>
+                <w:sz w:val="18"/>
               </w:rPr>
               <w:t>Junior Developer</w:t>
             </w:r>
@@ -1975,12 +2622,12 @@
         </w:tc>
         <w:tc>
           <w:tcPr>
-            <w:tcW w:type="dxa" w:w="3120"/>
+            <w:tcW w:type="dxa" w:w="2880"/>
           </w:tcPr>
           <w:p>
             <w:r>
               <w:rPr>
-                <w:sz w:val="19"/>
+                <w:sz w:val="18"/>
               </w:rPr>
               <w:t>Senior Developer</w:t>
             </w:r>
@@ -1988,12 +2635,12 @@
         </w:tc>
         <w:tc>
           <w:tcPr>
-            <w:tcW w:type="dxa" w:w="3120"/>
+            <w:tcW w:type="dxa" w:w="2880"/>
           </w:tcPr>
           <w:p>
             <w:r>
               <w:rPr>
-                <w:sz w:val="19"/>
+                <w:sz w:val="18"/>
               </w:rPr>
               <w:t>Escalates blockers for senior review</w:t>
             </w:r>
@@ -2003,12 +2650,12 @@
       <w:tr>
         <w:tc>
           <w:tcPr>
-            <w:tcW w:type="dxa" w:w="3120"/>
+            <w:tcW w:type="dxa" w:w="2880"/>
           </w:tcPr>
           <w:p>
             <w:r>
               <w:rPr>
-                <w:sz w:val="19"/>
+                <w:sz w:val="18"/>
               </w:rPr>
               <w:t>Senior Developer</w:t>
             </w:r>
@@ -2016,12 +2663,12 @@
         </w:tc>
         <w:tc>
           <w:tcPr>
-            <w:tcW w:type="dxa" w:w="3120"/>
+            <w:tcW w:type="dxa" w:w="2880"/>
           </w:tcPr>
           <w:p>
             <w:r>
               <w:rPr>
-                <w:sz w:val="19"/>
+                <w:sz w:val="18"/>
               </w:rPr>
               <w:t>Junior Developer</w:t>
             </w:r>
@@ -2029,12 +2676,12 @@
         </w:tc>
         <w:tc>
           <w:tcPr>
-            <w:tcW w:type="dxa" w:w="3120"/>
+            <w:tcW w:type="dxa" w:w="2880"/>
           </w:tcPr>
           <w:p>
             <w:r>
               <w:rPr>
-                <w:sz w:val="19"/>
+                <w:sz w:val="18"/>
               </w:rPr>
               <w:t>Returns reviewed code with inline fix instructions</w:t>
             </w:r>
@@ -2044,12 +2691,12 @@
       <w:tr>
         <w:tc>
           <w:tcPr>
-            <w:tcW w:type="dxa" w:w="3120"/>
+            <w:tcW w:type="dxa" w:w="2880"/>
           </w:tcPr>
           <w:p>
             <w:r>
               <w:rPr>
-                <w:sz w:val="19"/>
+                <w:sz w:val="18"/>
               </w:rPr>
               <w:t>Senior Developer</w:t>
             </w:r>
@@ -2057,12 +2704,12 @@
         </w:tc>
         <w:tc>
           <w:tcPr>
-            <w:tcW w:type="dxa" w:w="3120"/>
+            <w:tcW w:type="dxa" w:w="2880"/>
           </w:tcPr>
           <w:p>
             <w:r>
               <w:rPr>
-                <w:sz w:val="19"/>
+                <w:sz w:val="18"/>
               </w:rPr>
               <w:t>QA Engineer</w:t>
             </w:r>
@@ -2070,12 +2717,12 @@
         </w:tc>
         <w:tc>
           <w:tcPr>
-            <w:tcW w:type="dxa" w:w="3120"/>
+            <w:tcW w:type="dxa" w:w="2880"/>
           </w:tcPr>
           <w:p>
             <w:r>
               <w:rPr>
-                <w:sz w:val="19"/>
+                <w:sz w:val="18"/>
               </w:rPr>
               <w:t>Notifies QA when feature is code-complete and ready for testing</w:t>
             </w:r>
@@ -2085,12 +2732,12 @@
       <w:tr>
         <w:tc>
           <w:tcPr>
-            <w:tcW w:type="dxa" w:w="3120"/>
+            <w:tcW w:type="dxa" w:w="2880"/>
           </w:tcPr>
           <w:p>
             <w:r>
               <w:rPr>
-                <w:sz w:val="19"/>
+                <w:sz w:val="18"/>
               </w:rPr>
               <w:t>QA Engineer</w:t>
             </w:r>
@@ -2098,12 +2745,12 @@
         </w:tc>
         <w:tc>
           <w:tcPr>
-            <w:tcW w:type="dxa" w:w="3120"/>
+            <w:tcW w:type="dxa" w:w="2880"/>
           </w:tcPr>
           <w:p>
             <w:r>
               <w:rPr>
-                <w:sz w:val="19"/>
+                <w:sz w:val="18"/>
               </w:rPr>
               <w:t>Junior Developer</w:t>
             </w:r>
@@ -2111,12 +2758,12 @@
         </w:tc>
         <w:tc>
           <w:tcPr>
-            <w:tcW w:type="dxa" w:w="3120"/>
+            <w:tcW w:type="dxa" w:w="2880"/>
           </w:tcPr>
           <w:p>
             <w:r>
               <w:rPr>
-                <w:sz w:val="19"/>
+                <w:sz w:val="18"/>
               </w:rPr>
               <w:t>Files bug report with repro steps, expected vs actual, severity</w:t>
             </w:r>
@@ -2126,12 +2773,12 @@
       <w:tr>
         <w:tc>
           <w:tcPr>
-            <w:tcW w:type="dxa" w:w="3120"/>
+            <w:tcW w:type="dxa" w:w="2880"/>
           </w:tcPr>
           <w:p>
             <w:r>
               <w:rPr>
-                <w:sz w:val="19"/>
+                <w:sz w:val="18"/>
               </w:rPr>
               <w:t>QA Engineer</w:t>
             </w:r>
@@ -2139,12 +2786,12 @@
         </w:tc>
         <w:tc>
           <w:tcPr>
-            <w:tcW w:type="dxa" w:w="3120"/>
+            <w:tcW w:type="dxa" w:w="2880"/>
           </w:tcPr>
           <w:p>
             <w:r>
               <w:rPr>
-                <w:sz w:val="19"/>
+                <w:sz w:val="18"/>
               </w:rPr>
               <w:t>Senior Developer</w:t>
             </w:r>
@@ -2152,12 +2799,12 @@
         </w:tc>
         <w:tc>
           <w:tcPr>
-            <w:tcW w:type="dxa" w:w="3120"/>
+            <w:tcW w:type="dxa" w:w="2880"/>
           </w:tcPr>
           <w:p>
             <w:r>
               <w:rPr>
-                <w:sz w:val="19"/>
+                <w:sz w:val="18"/>
               </w:rPr>
               <w:t>Escalates architectural bugs requiring senior investigation</w:t>
             </w:r>
@@ -2167,12 +2814,12 @@
       <w:tr>
         <w:tc>
           <w:tcPr>
-            <w:tcW w:type="dxa" w:w="3120"/>
+            <w:tcW w:type="dxa" w:w="2880"/>
           </w:tcPr>
           <w:p>
             <w:r>
               <w:rPr>
-                <w:sz w:val="19"/>
+                <w:sz w:val="18"/>
               </w:rPr>
               <w:t>DevOps Engineer</w:t>
             </w:r>
@@ -2180,12 +2827,12 @@
         </w:tc>
         <w:tc>
           <w:tcPr>
-            <w:tcW w:type="dxa" w:w="3120"/>
+            <w:tcW w:type="dxa" w:w="2880"/>
           </w:tcPr>
           <w:p>
             <w:r>
               <w:rPr>
-                <w:sz w:val="19"/>
+                <w:sz w:val="18"/>
               </w:rPr>
               <w:t>Senior Developer</w:t>
             </w:r>
@@ -2193,12 +2840,12 @@
         </w:tc>
         <w:tc>
           <w:tcPr>
-            <w:tcW w:type="dxa" w:w="3120"/>
+            <w:tcW w:type="dxa" w:w="2880"/>
           </w:tcPr>
           <w:p>
             <w:r>
               <w:rPr>
-                <w:sz w:val="19"/>
+                <w:sz w:val="18"/>
               </w:rPr>
               <w:t>Requests confirmation before infra changes affecting app config</w:t>
             </w:r>
@@ -2206,94 +2853,39 @@
         </w:tc>
       </w:tr>
     </w:tbl>
-    <w:p/>
     <w:p>
       <w:pPr>
         <w:pStyle w:val="Heading2"/>
       </w:pPr>
       <w:r>
         <w:rPr>
-          <w:color w:val="1E3A5F"/>
-          <w:sz w:val="30"/>
+          <w:b/>
+          <w:color w:val="2E74B5"/>
+          <w:sz w:val="32"/>
         </w:rPr>
         <w:t>7.3 Message Bus API (core/message-bus.js) — BUILT</w:t>
       </w:r>
     </w:p>
     <w:p>
       <w:pPr>
-        <w:ind w:left="432"/>
+        <w:shd w:val="clear" w:color="auto" w:fill="F2F2F2"/>
       </w:pPr>
       <w:r>
         <w:rPr>
           <w:rFonts w:ascii="Courier New" w:hAnsi="Courier New"/>
-          <w:color w:val="1A56DB"/>
-          <w:sz w:val="18"/>
+          <w:color w:val="1A1A2E"/>
+          <w:sz w:val="17"/>
         </w:rPr>
         <w:t>publish({ from, to, type, payload, taskId? })  // validate + emit + append to messages.log</w:t>
-      </w:r>
-    </w:p>
-    <w:p>
-      <w:pPr>
-        <w:ind w:left="432"/>
-      </w:pPr>
-      <w:r>
-        <w:rPr>
-          <w:rFonts w:ascii="Courier New" w:hAnsi="Courier New"/>
-          <w:color w:val="1A56DB"/>
-          <w:sz w:val="18"/>
-        </w:rPr>
+        <w:br/>
         <w:t>subscribe(agentId, callback)                    // targeted — each agent REPL receives its messages</w:t>
-      </w:r>
-    </w:p>
-    <w:p>
-      <w:pPr>
-        <w:ind w:left="432"/>
-      </w:pPr>
-      <w:r>
-        <w:rPr>
-          <w:rFonts w:ascii="Courier New" w:hAnsi="Courier New"/>
-          <w:color w:val="1A56DB"/>
-          <w:sz w:val="18"/>
-        </w:rPr>
+        <w:br/>
         <w:t>subscribeAll(callback)                          // all traffic — bus monitor uses this</w:t>
-      </w:r>
-    </w:p>
-    <w:p>
-      <w:pPr>
-        <w:ind w:left="432"/>
-      </w:pPr>
-      <w:r>
-        <w:rPr>
-          <w:rFonts w:ascii="Courier New" w:hAnsi="Courier New"/>
-          <w:color w:val="1A56DB"/>
-          <w:sz w:val="18"/>
-        </w:rPr>
+        <w:br/>
         <w:t>unsubscribe(agentId, callback)</w:t>
-      </w:r>
-    </w:p>
-    <w:p>
-      <w:pPr>
-        <w:ind w:left="432"/>
-      </w:pPr>
-      <w:r>
-        <w:rPr>
-          <w:rFonts w:ascii="Courier New" w:hAnsi="Courier New"/>
-          <w:color w:val="1A56DB"/>
-          <w:sz w:val="18"/>
-        </w:rPr>
+        <w:br/>
         <w:t>readLog()                                       // parse full messages.log → array of envelopes</w:t>
-      </w:r>
-    </w:p>
-    <w:p>
-      <w:pPr>
-        <w:ind w:left="432"/>
-      </w:pPr>
-      <w:r>
-        <w:rPr>
-          <w:rFonts w:ascii="Courier New" w:hAnsi="Courier New"/>
-          <w:color w:val="1A56DB"/>
-          <w:sz w:val="18"/>
-        </w:rPr>
+        <w:br/>
         <w:t>getUnread(agentId)                              // filter unread messages for a specific agent</w:t>
       </w:r>
     </w:p>
@@ -2313,75 +2905,37 @@
       </w:pPr>
       <w:r>
         <w:rPr>
-          <w:color w:val="1E3A5F"/>
-          <w:sz w:val="30"/>
+          <w:b/>
+          <w:color w:val="2E74B5"/>
+          <w:sz w:val="32"/>
         </w:rPr>
         <w:t>7.4 Agent REPL Commands — BUILT</w:t>
       </w:r>
     </w:p>
     <w:p>
       <w:pPr>
-        <w:ind w:left="432"/>
+        <w:shd w:val="clear" w:color="auto" w:fill="F2F2F2"/>
       </w:pPr>
       <w:r>
         <w:rPr>
           <w:rFonts w:ascii="Courier New" w:hAnsi="Courier New"/>
-          <w:color w:val="1A56DB"/>
-          <w:sz w:val="18"/>
+          <w:color w:val="1A1A2E"/>
+          <w:sz w:val="17"/>
         </w:rPr>
         <w:t>/msg &lt;agentId&gt; &lt;type&gt; &lt;message&gt;   — send a message to another agent</w:t>
+        <w:br/>
+        <w:t>/reply &lt;message&gt;                  — quick-reply to the last received message</w:t>
+        <w:br/>
+        <w:t>/clear                            — clear this agent's conversation history</w:t>
+        <w:br/>
+        <w:t>/status                           — show current terminal state from state.json</w:t>
+        <w:br/>
+        <w:t>/quit                             — close this agent REPL</w:t>
       </w:r>
     </w:p>
     <w:p>
-      <w:pPr>
-        <w:ind w:left="432"/>
-      </w:pPr>
       <w:r>
-        <w:rPr>
-          <w:rFonts w:ascii="Courier New" w:hAnsi="Courier New"/>
-          <w:color w:val="1A56DB"/>
-          <w:sz w:val="18"/>
-        </w:rPr>
-        <w:t>/reply &lt;message&gt;                  — quick-reply to the last received message</w:t>
-      </w:r>
-    </w:p>
-    <w:p>
-      <w:pPr>
-        <w:ind w:left="432"/>
-      </w:pPr>
-      <w:r>
-        <w:rPr>
-          <w:rFonts w:ascii="Courier New" w:hAnsi="Courier New"/>
-          <w:color w:val="1A56DB"/>
-          <w:sz w:val="18"/>
-        </w:rPr>
-        <w:t>/clear                            — clear this agent's conversation history</w:t>
-      </w:r>
-    </w:p>
-    <w:p>
-      <w:pPr>
-        <w:ind w:left="432"/>
-      </w:pPr>
-      <w:r>
-        <w:rPr>
-          <w:rFonts w:ascii="Courier New" w:hAnsi="Courier New"/>
-          <w:color w:val="1A56DB"/>
-          <w:sz w:val="18"/>
-        </w:rPr>
-        <w:t>/status                           — show current terminal state from state.json</w:t>
-      </w:r>
-    </w:p>
-    <w:p>
-      <w:pPr>
-        <w:ind w:left="432"/>
-      </w:pPr>
-      <w:r>
-        <w:rPr>
-          <w:rFonts w:ascii="Courier New" w:hAnsi="Courier New"/>
-          <w:color w:val="1A56DB"/>
-          <w:sz w:val="18"/>
-        </w:rPr>
-        <w:t>/quit                             — close this agent REPL</w:t>
+        <w:t>When another agent sends a message, a colour-coded banner appears inline in the REPL showing sender, type, taskId, and payload.</w:t>
       </w:r>
     </w:p>
     <w:p>
@@ -2390,7 +2944,8 @@
       </w:pPr>
       <w:r>
         <w:rPr>
-          <w:color w:val="1A56DB"/>
+          <w:b/>
+          <w:color w:val="1F3864"/>
           <w:sz w:val="40"/>
         </w:rPr>
         <w:t>7B. Terminal Colour System — Task State Indicator</w:t>
@@ -2398,31 +2953,34 @@
     </w:p>
     <w:p>
       <w:r>
-        <w:t>Every agent terminal must visually reflect the current task state through background colour. This is a core UX feature built into the TUI, not optional styling.</w:t>
+        <w:t>Every agent terminal visually reflects the current task state through background colour. This is a core UX feature, not optional styling.</w:t>
       </w:r>
     </w:p>
     <w:tbl>
       <w:tblPr>
-        <w:tblStyle w:val="LightGrid-Accent1"/>
+        <w:tblStyle w:val="TableGrid"/>
         <w:tblW w:type="auto" w:w="0"/>
         <w:tblLook w:firstColumn="1" w:firstRow="1" w:lastColumn="0" w:lastRow="0" w:noHBand="0" w:noVBand="1" w:val="04A0"/>
       </w:tblPr>
       <w:tblGrid>
-        <w:gridCol w:w="2340"/>
-        <w:gridCol w:w="2340"/>
-        <w:gridCol w:w="2340"/>
-        <w:gridCol w:w="2340"/>
+        <w:gridCol w:w="2160"/>
+        <w:gridCol w:w="2160"/>
+        <w:gridCol w:w="2160"/>
+        <w:gridCol w:w="2160"/>
       </w:tblGrid>
       <w:tr>
         <w:tc>
           <w:tcPr>
-            <w:tcW w:type="dxa" w:w="2340"/>
+            <w:tcW w:type="dxa" w:w="2160"/>
           </w:tcPr>
           <w:p>
+            <w:pPr>
+              <w:jc w:val="center"/>
+            </w:pPr>
             <w:r>
               <w:rPr>
                 <w:b/>
-                <w:sz w:val="19"/>
+                <w:sz w:val="18"/>
               </w:rPr>
               <w:t>Task State</w:t>
             </w:r>
@@ -2430,13 +2988,16 @@
         </w:tc>
         <w:tc>
           <w:tcPr>
-            <w:tcW w:type="dxa" w:w="2340"/>
+            <w:tcW w:type="dxa" w:w="2160"/>
           </w:tcPr>
           <w:p>
+            <w:pPr>
+              <w:jc w:val="center"/>
+            </w:pPr>
             <w:r>
               <w:rPr>
                 <w:b/>
-                <w:sz w:val="19"/>
+                <w:sz w:val="18"/>
               </w:rPr>
               <w:t>Terminal Colour</w:t>
             </w:r>
@@ -2444,13 +3005,16 @@
         </w:tc>
         <w:tc>
           <w:tcPr>
-            <w:tcW w:type="dxa" w:w="2340"/>
+            <w:tcW w:type="dxa" w:w="2160"/>
           </w:tcPr>
           <w:p>
+            <w:pPr>
+              <w:jc w:val="center"/>
+            </w:pPr>
             <w:r>
               <w:rPr>
                 <w:b/>
-                <w:sz w:val="19"/>
+                <w:sz w:val="18"/>
               </w:rPr>
               <w:t>Ink Class</w:t>
             </w:r>
@@ -2458,13 +3022,16 @@
         </w:tc>
         <w:tc>
           <w:tcPr>
-            <w:tcW w:type="dxa" w:w="2340"/>
+            <w:tcW w:type="dxa" w:w="2160"/>
           </w:tcPr>
           <w:p>
+            <w:pPr>
+              <w:jc w:val="center"/>
+            </w:pPr>
             <w:r>
               <w:rPr>
                 <w:b/>
-                <w:sz w:val="19"/>
+                <w:sz w:val="18"/>
               </w:rPr>
               <w:t>When It Fires</w:t>
             </w:r>
@@ -2474,12 +3041,116 @@
       <w:tr>
         <w:tc>
           <w:tcPr>
-            <w:tcW w:type="dxa" w:w="2340"/>
+            <w:tcW w:type="dxa" w:w="2160"/>
+          </w:tcPr>
+          <w:p/>
+        </w:tc>
+        <w:tc>
+          <w:tcPr>
+            <w:tcW w:type="dxa" w:w="2160"/>
+          </w:tcPr>
+          <w:p/>
+        </w:tc>
+        <w:tc>
+          <w:tcPr>
+            <w:tcW w:type="dxa" w:w="2160"/>
+          </w:tcPr>
+          <w:p/>
+        </w:tc>
+        <w:tc>
+          <w:tcPr>
+            <w:tcW w:type="dxa" w:w="2160"/>
+          </w:tcPr>
+          <w:p/>
+        </w:tc>
+      </w:tr>
+      <w:tr>
+        <w:tc>
+          <w:tcPr>
+            <w:tcW w:type="dxa" w:w="2160"/>
+          </w:tcPr>
+          <w:p/>
+        </w:tc>
+        <w:tc>
+          <w:tcPr>
+            <w:tcW w:type="dxa" w:w="2160"/>
+          </w:tcPr>
+          <w:p/>
+        </w:tc>
+        <w:tc>
+          <w:tcPr>
+            <w:tcW w:type="dxa" w:w="2160"/>
+          </w:tcPr>
+          <w:p/>
+        </w:tc>
+        <w:tc>
+          <w:tcPr>
+            <w:tcW w:type="dxa" w:w="2160"/>
+          </w:tcPr>
+          <w:p/>
+        </w:tc>
+      </w:tr>
+      <w:tr>
+        <w:tc>
+          <w:tcPr>
+            <w:tcW w:type="dxa" w:w="2160"/>
+          </w:tcPr>
+          <w:p/>
+        </w:tc>
+        <w:tc>
+          <w:tcPr>
+            <w:tcW w:type="dxa" w:w="2160"/>
+          </w:tcPr>
+          <w:p/>
+        </w:tc>
+        <w:tc>
+          <w:tcPr>
+            <w:tcW w:type="dxa" w:w="2160"/>
+          </w:tcPr>
+          <w:p/>
+        </w:tc>
+        <w:tc>
+          <w:tcPr>
+            <w:tcW w:type="dxa" w:w="2160"/>
+          </w:tcPr>
+          <w:p/>
+        </w:tc>
+      </w:tr>
+      <w:tr>
+        <w:tc>
+          <w:tcPr>
+            <w:tcW w:type="dxa" w:w="2160"/>
+          </w:tcPr>
+          <w:p/>
+        </w:tc>
+        <w:tc>
+          <w:tcPr>
+            <w:tcW w:type="dxa" w:w="2160"/>
+          </w:tcPr>
+          <w:p/>
+        </w:tc>
+        <w:tc>
+          <w:tcPr>
+            <w:tcW w:type="dxa" w:w="2160"/>
+          </w:tcPr>
+          <w:p/>
+        </w:tc>
+        <w:tc>
+          <w:tcPr>
+            <w:tcW w:type="dxa" w:w="2160"/>
+          </w:tcPr>
+          <w:p/>
+        </w:tc>
+      </w:tr>
+      <w:tr>
+        <w:tc>
+          <w:tcPr>
+            <w:tcW w:type="dxa" w:w="2160"/>
           </w:tcPr>
           <w:p>
             <w:r>
               <w:rPr>
-                <w:sz w:val="19"/>
+                <w:sz w:val="18"/>
               </w:rPr>
               <w:t>idle</w:t>
             </w:r>
@@ -2487,12 +3158,12 @@
         </w:tc>
         <w:tc>
           <w:tcPr>
-            <w:tcW w:type="dxa" w:w="2340"/>
+            <w:tcW w:type="dxa" w:w="2160"/>
           </w:tcPr>
           <w:p>
             <w:r>
               <w:rPr>
-                <w:sz w:val="19"/>
+                <w:sz w:val="18"/>
               </w:rPr>
               <w:t>Default (no colour)</w:t>
             </w:r>
@@ -2500,12 +3171,12 @@
         </w:tc>
         <w:tc>
           <w:tcPr>
-            <w:tcW w:type="dxa" w:w="2340"/>
+            <w:tcW w:type="dxa" w:w="2160"/>
           </w:tcPr>
           <w:p>
             <w:r>
               <w:rPr>
-                <w:sz w:val="19"/>
+                <w:sz w:val="18"/>
               </w:rPr>
               <w:t>none</w:t>
             </w:r>
@@ -2513,12 +3184,12 @@
         </w:tc>
         <w:tc>
           <w:tcPr>
-            <w:tcW w:type="dxa" w:w="2340"/>
+            <w:tcW w:type="dxa" w:w="2160"/>
           </w:tcPr>
           <w:p>
             <w:r>
               <w:rPr>
-                <w:sz w:val="19"/>
+                <w:sz w:val="18"/>
               </w:rPr>
               <w:t>Agent is waiting for a prompt — no active task</w:t>
             </w:r>
@@ -2528,12 +3199,12 @@
       <w:tr>
         <w:tc>
           <w:tcPr>
-            <w:tcW w:type="dxa" w:w="2340"/>
+            <w:tcW w:type="dxa" w:w="2160"/>
           </w:tcPr>
           <w:p>
             <w:r>
               <w:rPr>
-                <w:sz w:val="19"/>
+                <w:sz w:val="18"/>
               </w:rPr>
               <w:t>working</w:t>
             </w:r>
@@ -2541,12 +3212,12 @@
         </w:tc>
         <w:tc>
           <w:tcPr>
-            <w:tcW w:type="dxa" w:w="2340"/>
+            <w:tcW w:type="dxa" w:w="2160"/>
           </w:tcPr>
           <w:p>
             <w:r>
               <w:rPr>
-                <w:sz w:val="19"/>
+                <w:sz w:val="18"/>
               </w:rPr>
               <w:t>YELLOW</w:t>
             </w:r>
@@ -2554,12 +3225,12 @@
         </w:tc>
         <w:tc>
           <w:tcPr>
-            <w:tcW w:type="dxa" w:w="2340"/>
+            <w:tcW w:type="dxa" w:w="2160"/>
           </w:tcPr>
           <w:p>
             <w:r>
               <w:rPr>
-                <w:sz w:val="19"/>
+                <w:sz w:val="18"/>
               </w:rPr>
               <w:t>bgYellow</w:t>
             </w:r>
@@ -2567,12 +3238,12 @@
         </w:tc>
         <w:tc>
           <w:tcPr>
-            <w:tcW w:type="dxa" w:w="2340"/>
+            <w:tcW w:type="dxa" w:w="2160"/>
           </w:tcPr>
           <w:p>
             <w:r>
               <w:rPr>
-                <w:sz w:val="19"/>
+                <w:sz w:val="18"/>
               </w:rPr>
               <w:t>Fires immediately when a task is dispatched — before first token streams</w:t>
             </w:r>
@@ -2582,12 +3253,12 @@
       <w:tr>
         <w:tc>
           <w:tcPr>
-            <w:tcW w:type="dxa" w:w="2340"/>
+            <w:tcW w:type="dxa" w:w="2160"/>
           </w:tcPr>
           <w:p>
             <w:r>
               <w:rPr>
-                <w:sz w:val="19"/>
+                <w:sz w:val="18"/>
               </w:rPr>
               <w:t>done</w:t>
             </w:r>
@@ -2595,12 +3266,12 @@
         </w:tc>
         <w:tc>
           <w:tcPr>
-            <w:tcW w:type="dxa" w:w="2340"/>
+            <w:tcW w:type="dxa" w:w="2160"/>
           </w:tcPr>
           <w:p>
             <w:r>
               <w:rPr>
-                <w:sz w:val="19"/>
+                <w:sz w:val="18"/>
               </w:rPr>
               <w:t>GREEN</w:t>
             </w:r>
@@ -2608,12 +3279,12 @@
         </w:tc>
         <w:tc>
           <w:tcPr>
-            <w:tcW w:type="dxa" w:w="2340"/>
+            <w:tcW w:type="dxa" w:w="2160"/>
           </w:tcPr>
           <w:p>
             <w:r>
               <w:rPr>
-                <w:sz w:val="19"/>
+                <w:sz w:val="18"/>
               </w:rPr>
               <w:t>bgGreen</w:t>
             </w:r>
@@ -2621,12 +3292,12 @@
         </w:tc>
         <w:tc>
           <w:tcPr>
-            <w:tcW w:type="dxa" w:w="2340"/>
+            <w:tcW w:type="dxa" w:w="2160"/>
           </w:tcPr>
           <w:p>
             <w:r>
               <w:rPr>
-                <w:sz w:val="19"/>
+                <w:sz w:val="18"/>
               </w:rPr>
               <w:t>Fires within &lt; 100ms of task:done event — task completed successfully</w:t>
             </w:r>
@@ -2636,12 +3307,12 @@
       <w:tr>
         <w:tc>
           <w:tcPr>
-            <w:tcW w:type="dxa" w:w="2340"/>
+            <w:tcW w:type="dxa" w:w="2160"/>
           </w:tcPr>
           <w:p>
             <w:r>
               <w:rPr>
-                <w:sz w:val="19"/>
+                <w:sz w:val="18"/>
               </w:rPr>
               <w:t>failed</w:t>
             </w:r>
@@ -2649,12 +3320,12 @@
         </w:tc>
         <w:tc>
           <w:tcPr>
-            <w:tcW w:type="dxa" w:w="2340"/>
+            <w:tcW w:type="dxa" w:w="2160"/>
           </w:tcPr>
           <w:p>
             <w:r>
               <w:rPr>
-                <w:sz w:val="19"/>
+                <w:sz w:val="18"/>
               </w:rPr>
               <w:t>RED</w:t>
             </w:r>
@@ -2662,12 +3333,12 @@
         </w:tc>
         <w:tc>
           <w:tcPr>
-            <w:tcW w:type="dxa" w:w="2340"/>
+            <w:tcW w:type="dxa" w:w="2160"/>
           </w:tcPr>
           <w:p>
             <w:r>
               <w:rPr>
-                <w:sz w:val="19"/>
+                <w:sz w:val="18"/>
               </w:rPr>
               <w:t>bgRed</w:t>
             </w:r>
@@ -2675,12 +3346,12 @@
         </w:tc>
         <w:tc>
           <w:tcPr>
-            <w:tcW w:type="dxa" w:w="2340"/>
+            <w:tcW w:type="dxa" w:w="2160"/>
           </w:tcPr>
           <w:p>
             <w:r>
               <w:rPr>
-                <w:sz w:val="19"/>
+                <w:sz w:val="18"/>
               </w:rPr>
               <w:t>Fires immediately on task:failed or any unhandled API error</w:t>
             </w:r>
@@ -2688,348 +3359,10 @@
         </w:tc>
       </w:tr>
     </w:tbl>
-    <w:p/>
     <w:p>
       <w:r>
-        <w:t>• Yellow fires immediately when a task is dispatched — before the first streaming token appears</w:t>
-      </w:r>
-    </w:p>
-    <w:p>
-      <w:r>
-        <w:t>• Green fires within &lt; 100ms of a task:done event — no perceptible delay</w:t>
-      </w:r>
-    </w:p>
-    <w:p>
-      <w:r>
-        <w:t>• Red fires immediately on task:failed or unhandled Claude API error</w:t>
-      </w:r>
-    </w:p>
-    <w:p>
-      <w:r>
-        <w:t>• Switching away from a terminal mid-task does NOT reset its colour — stays yellow in the sidebar</w:t>
-      </w:r>
-    </w:p>
-    <w:p>
-      <w:r>
-        <w:t>• The sidebar always shows all 5 terminals with their colour so user can see full team status at a glance</w:t>
-      </w:r>
-    </w:p>
-    <w:p>
-      <w:r>
-        <w:t>• Colour resets to idle only when a new task is dispatched, or when the user runs 'reset agent'</w:t>
-      </w:r>
-    </w:p>
-    <w:p>
-      <w:pPr>
-        <w:pStyle w:val="Heading2"/>
-      </w:pPr>
-      <w:r>
-        <w:rPr>
-          <w:color w:val="1E3A5F"/>
-          <w:sz w:val="30"/>
-        </w:rPr>
-        <w:t>State Stored in .terminalforge/state.json</w:t>
-      </w:r>
-    </w:p>
-    <w:p>
-      <w:pPr>
-        <w:ind w:left="432"/>
-      </w:pPr>
-      <w:r>
-        <w:rPr>
-          <w:rFonts w:ascii="Courier New" w:hAnsi="Courier New"/>
-          <w:color w:val="1A56DB"/>
-          <w:sz w:val="18"/>
-        </w:rPr>
-        <w:t>{"activeTerminal": 2, "mode": "manual", "lastSwitch": "2026-04-27T10:00:00Z",</w:t>
-      </w:r>
-    </w:p>
-    <w:p>
-      <w:pPr>
-        <w:ind w:left="432"/>
-      </w:pPr>
-      <w:r>
-        <w:rPr>
-          <w:rFonts w:ascii="Courier New" w:hAnsi="Courier New"/>
-          <w:color w:val="1A56DB"/>
-          <w:sz w:val="18"/>
-        </w:rPr>
-        <w:t>"autonomousStepCount": 0, "terminalStatus": {"1":"idle","2":"working","3":"done","4":"failed","5":"idle"}}</w:t>
-      </w:r>
-    </w:p>
-    <w:p>
-      <w:pPr>
-        <w:pStyle w:val="Heading2"/>
-      </w:pPr>
-      <w:r>
-        <w:rPr>
-          <w:color w:val="1E3A5F"/>
-          <w:sz w:val="30"/>
-        </w:rPr>
-        <w:t>Events that Drive Colour State</w:t>
-      </w:r>
-    </w:p>
-    <w:tbl>
-      <w:tblPr>
-        <w:tblStyle w:val="LightGrid-Accent1"/>
-        <w:tblW w:type="auto" w:w="0"/>
-        <w:tblLook w:firstColumn="1" w:firstRow="1" w:lastColumn="0" w:lastRow="0" w:noHBand="0" w:noVBand="1" w:val="04A0"/>
-      </w:tblPr>
-      <w:tblGrid>
-        <w:gridCol w:w="3120"/>
-        <w:gridCol w:w="3120"/>
-        <w:gridCol w:w="3120"/>
-      </w:tblGrid>
-      <w:tr>
-        <w:tc>
-          <w:tcPr>
-            <w:tcW w:type="dxa" w:w="3120"/>
-          </w:tcPr>
-          <w:p>
-            <w:r>
-              <w:rPr>
-                <w:b/>
-                <w:sz w:val="19"/>
-              </w:rPr>
-              <w:t>Event</w:t>
-            </w:r>
-          </w:p>
-        </w:tc>
-        <w:tc>
-          <w:tcPr>
-            <w:tcW w:type="dxa" w:w="3120"/>
-          </w:tcPr>
-          <w:p>
-            <w:r>
-              <w:rPr>
-                <w:b/>
-                <w:sz w:val="19"/>
-              </w:rPr>
-              <w:t>Colour Transition</w:t>
-            </w:r>
-          </w:p>
-        </w:tc>
-        <w:tc>
-          <w:tcPr>
-            <w:tcW w:type="dxa" w:w="3120"/>
-          </w:tcPr>
-          <w:p>
-            <w:r>
-              <w:rPr>
-                <w:b/>
-                <w:sz w:val="19"/>
-              </w:rPr>
-              <w:t>State Written</w:t>
-            </w:r>
-          </w:p>
-        </w:tc>
-      </w:tr>
-      <w:tr>
-        <w:tc>
-          <w:tcPr>
-            <w:tcW w:type="dxa" w:w="3120"/>
-          </w:tcPr>
-          <w:p>
-            <w:r>
-              <w:rPr>
-                <w:sz w:val="19"/>
-              </w:rPr>
-              <w:t>task:dispatched</w:t>
-            </w:r>
-          </w:p>
-        </w:tc>
-        <w:tc>
-          <w:tcPr>
-            <w:tcW w:type="dxa" w:w="3120"/>
-          </w:tcPr>
-          <w:p>
-            <w:r>
-              <w:rPr>
-                <w:sz w:val="19"/>
-              </w:rPr>
-              <w:t>Any colour → YELLOW</w:t>
-            </w:r>
-          </w:p>
-        </w:tc>
-        <w:tc>
-          <w:tcPr>
-            <w:tcW w:type="dxa" w:w="3120"/>
-          </w:tcPr>
-          <w:p>
-            <w:r>
-              <w:rPr>
-                <w:sz w:val="19"/>
-              </w:rPr>
-              <w:t>terminalStatus[N] = "working"</w:t>
-            </w:r>
-          </w:p>
-        </w:tc>
-      </w:tr>
-      <w:tr>
-        <w:tc>
-          <w:tcPr>
-            <w:tcW w:type="dxa" w:w="3120"/>
-          </w:tcPr>
-          <w:p>
-            <w:r>
-              <w:rPr>
-                <w:sz w:val="19"/>
-              </w:rPr>
-              <w:t>task:done</w:t>
-            </w:r>
-          </w:p>
-        </w:tc>
-        <w:tc>
-          <w:tcPr>
-            <w:tcW w:type="dxa" w:w="3120"/>
-          </w:tcPr>
-          <w:p>
-            <w:r>
-              <w:rPr>
-                <w:sz w:val="19"/>
-              </w:rPr>
-              <w:t>Yellow → GREEN</w:t>
-            </w:r>
-          </w:p>
-        </w:tc>
-        <w:tc>
-          <w:tcPr>
-            <w:tcW w:type="dxa" w:w="3120"/>
-          </w:tcPr>
-          <w:p>
-            <w:r>
-              <w:rPr>
-                <w:sz w:val="19"/>
-              </w:rPr>
-              <w:t>terminalStatus[N] = "done"</w:t>
-            </w:r>
-          </w:p>
-        </w:tc>
-      </w:tr>
-      <w:tr>
-        <w:tc>
-          <w:tcPr>
-            <w:tcW w:type="dxa" w:w="3120"/>
-          </w:tcPr>
-          <w:p>
-            <w:r>
-              <w:rPr>
-                <w:sz w:val="19"/>
-              </w:rPr>
-              <w:t>task:failed</w:t>
-            </w:r>
-          </w:p>
-        </w:tc>
-        <w:tc>
-          <w:tcPr>
-            <w:tcW w:type="dxa" w:w="3120"/>
-          </w:tcPr>
-          <w:p>
-            <w:r>
-              <w:rPr>
-                <w:sz w:val="19"/>
-              </w:rPr>
-              <w:t>Yellow → RED</w:t>
-            </w:r>
-          </w:p>
-        </w:tc>
-        <w:tc>
-          <w:tcPr>
-            <w:tcW w:type="dxa" w:w="3120"/>
-          </w:tcPr>
-          <w:p>
-            <w:r>
-              <w:rPr>
-                <w:sz w:val="19"/>
-              </w:rPr>
-              <w:t>terminalStatus[N] = "failed"</w:t>
-            </w:r>
-          </w:p>
-        </w:tc>
-      </w:tr>
-      <w:tr>
-        <w:tc>
-          <w:tcPr>
-            <w:tcW w:type="dxa" w:w="3120"/>
-          </w:tcPr>
-          <w:p>
-            <w:r>
-              <w:rPr>
-                <w:sz w:val="19"/>
-              </w:rPr>
-              <w:t>agent:reset</w:t>
-            </w:r>
-          </w:p>
-        </w:tc>
-        <w:tc>
-          <w:tcPr>
-            <w:tcW w:type="dxa" w:w="3120"/>
-          </w:tcPr>
-          <w:p>
-            <w:r>
-              <w:rPr>
-                <w:sz w:val="19"/>
-              </w:rPr>
-              <w:t>Any colour → Default</w:t>
-            </w:r>
-          </w:p>
-        </w:tc>
-        <w:tc>
-          <w:tcPr>
-            <w:tcW w:type="dxa" w:w="3120"/>
-          </w:tcPr>
-          <w:p>
-            <w:r>
-              <w:rPr>
-                <w:sz w:val="19"/>
-              </w:rPr>
-              <w:t>terminalStatus[N] = "idle"</w:t>
-            </w:r>
-          </w:p>
-        </w:tc>
-      </w:tr>
-    </w:tbl>
-    <w:p/>
-    <w:p>
-      <w:pPr>
-        <w:pStyle w:val="Heading1"/>
-      </w:pPr>
-      <w:r>
-        <w:rPr>
-          <w:color w:val="1A56DB"/>
-          <w:sz w:val="40"/>
-        </w:rPr>
-        <w:t>7C. Bus Monitor — Real-Time Observability — BUILT</w:t>
-      </w:r>
-    </w:p>
-    <w:p>
-      <w:r>
-        <w:t>The Bus Monitor (scripts/bus-monitor.js) is a dedicated terminal window showing all inter-agent messages as they flow. Opened automatically as the 7th window by npm run launch and npm run launch:tmux. Run standalone with npm run monitor.</w:t>
-      </w:r>
-    </w:p>
-    <w:p>
-      <w:r>
-        <w:t>• Replays the last 20 messages from .terminalforge/messages.log on start</w:t>
-      </w:r>
-    </w:p>
-    <w:p>
-      <w:r>
-        <w:t>• Subscribes to all live traffic via subscribeAll() for in-process messages</w:t>
-      </w:r>
-    </w:p>
-    <w:p>
-      <w:r>
-        <w:t>• Polls messages.log every 500ms to catch messages published from other processes</w:t>
-      </w:r>
-    </w:p>
-    <w:p>
-      <w:r>
-        <w:t>• Prints a periodic status line showing all 5 terminal states + current mode</w:t>
-      </w:r>
-    </w:p>
-    <w:p>
-      <w:r>
-        <w:t>• Displays: timestamp, from/to agent emoji + name, type icon + label, word-wrapped payload</w:t>
+        <w:br/>
+        <w:t>Colour state is stored in state.json under terminalStatus per terminal index. Built in Phase 4. Wired to message bus events in Phase 5.</w:t>
       </w:r>
     </w:p>
     <w:p>
@@ -3038,7 +3371,66 @@
       </w:pPr>
       <w:r>
         <w:rPr>
-          <w:color w:val="1A56DB"/>
+          <w:b/>
+          <w:color w:val="1F3864"/>
+          <w:sz w:val="40"/>
+        </w:rPr>
+        <w:t>7C. Bus Monitor — Real-Time Observability (scripts/bus-monitor.js) — BUILT</w:t>
+      </w:r>
+    </w:p>
+    <w:p>
+      <w:r>
+        <w:t>The Bus Monitor is a dedicated terminal window that shows all inter-agent messages as they flow through the system. Automatically opened as the 7th window by npm run launch and npm run launch:tmux.</w:t>
+      </w:r>
+    </w:p>
+    <w:p>
+      <w:pPr>
+        <w:pStyle w:val="ListBullet"/>
+      </w:pPr>
+      <w:r>
+        <w:t>Replays the last 20 messages from .terminalforge/messages.log on start</w:t>
+      </w:r>
+    </w:p>
+    <w:p>
+      <w:pPr>
+        <w:pStyle w:val="ListBullet"/>
+      </w:pPr>
+      <w:r>
+        <w:t>Subscribes to all live traffic via subscribeAll() for in-process messages</w:t>
+      </w:r>
+    </w:p>
+    <w:p>
+      <w:pPr>
+        <w:pStyle w:val="ListBullet"/>
+      </w:pPr>
+      <w:r>
+        <w:t>Polls messages.log every 500ms to catch messages published from other processes</w:t>
+      </w:r>
+    </w:p>
+    <w:p>
+      <w:pPr>
+        <w:pStyle w:val="ListBullet"/>
+      </w:pPr>
+      <w:r>
+        <w:t>Prints a periodic status line showing all 5 terminal states + current mode</w:t>
+      </w:r>
+    </w:p>
+    <w:p>
+      <w:pPr>
+        <w:pStyle w:val="ListBullet"/>
+      </w:pPr>
+      <w:r>
+        <w:t>Run standalone: npm run monitor</w:t>
+      </w:r>
+    </w:p>
+    <w:p>
+      <w:pPr>
+        <w:pStyle w:val="Heading1"/>
+      </w:pPr>
+      <w:r>
+        <w:rPr>
+          <w:b/>
+          <w:color w:val="1F3864"/>
           <w:sz w:val="40"/>
         </w:rPr>
         <w:t>8. Typical Development Workflow</w:t>
@@ -3050,45 +3442,67 @@
       </w:pPr>
       <w:r>
         <w:rPr>
-          <w:color w:val="1E3A5F"/>
-          <w:sz w:val="30"/>
+          <w:b/>
+          <w:color w:val="2E74B5"/>
+          <w:sz w:val="32"/>
         </w:rPr>
         <w:t>8.1 Starting a New Project (Manual Mode)</w:t>
       </w:r>
     </w:p>
     <w:p>
+      <w:pPr>
+        <w:pStyle w:val="ListNumber"/>
+      </w:pPr>
       <w:r>
-        <w:t>• Hold either vol button 2s → PM Agent (T5) → describe project → receive PRD + task list</w:t>
+        <w:t>Hold either vol button 2s → PM Agent (T5) → describe project by voice or text → receive PRD + task list</w:t>
       </w:r>
     </w:p>
     <w:p>
+      <w:pPr>
+        <w:pStyle w:val="ListNumber"/>
+      </w:pPr>
       <w:r>
-        <w:t>• Vol DOWN → T1 Junior Dev → confirm architecture, create folder scaffold</w:t>
+        <w:t>Vol DOWN → T1 Junior Dev → confirm architecture, create folder scaffold</w:t>
       </w:r>
     </w:p>
     <w:p>
+      <w:pPr>
+        <w:pStyle w:val="ListNumber"/>
+      </w:pPr>
       <w:r>
-        <w:t>• Implement feature by feature, committing after each</w:t>
+        <w:t>Navigate to T1 → implement feature by feature, committing after each</w:t>
       </w:r>
     </w:p>
     <w:p>
+      <w:pPr>
+        <w:pStyle w:val="ListNumber"/>
+      </w:pPr>
       <w:r>
-        <w:t>• Vol DOWN to T3 QA → generate test cases, run tests, file bugs back to Junior Dev</w:t>
+        <w:t>Vol DOWN to T3 QA → generate test cases, run tests, file bugs back to Junior Dev</w:t>
       </w:r>
     </w:p>
     <w:p>
+      <w:pPr>
+        <w:pStyle w:val="ListNumber"/>
+      </w:pPr>
       <w:r>
-        <w:t>• Vol DOWN to T4 DevOps → write Dockerfile, CI pipeline YAML, deployment script</w:t>
+        <w:t>Vol DOWN to T4 DevOps → write Dockerfile, CI pipeline YAML, deployment script</w:t>
       </w:r>
     </w:p>
     <w:p>
+      <w:pPr>
+        <w:pStyle w:val="ListNumber"/>
+      </w:pPr>
       <w:r>
-        <w:t>• Vol UP back to T5 PM → sprint review summary, mark tasks done, plan next iteration</w:t>
+        <w:t>Vol UP back to T5 PM → sprint review summary, mark tasks done, plan next iteration</w:t>
       </w:r>
     </w:p>
     <w:p>
+      <w:pPr>
+        <w:pStyle w:val="ListNumber"/>
+      </w:pPr>
       <w:r>
-        <w:t>• Keep the Bus Monitor (7th window) open to watch all inter-agent messages live</w:t>
+        <w:t>Keep Bus Monitor (T7 / tmux window 6) open to watch all inter-agent messages live</w:t>
       </w:r>
     </w:p>
     <w:p>
@@ -3097,35 +3511,51 @@
       </w:pPr>
       <w:r>
         <w:rPr>
-          <w:color w:val="1E3A5F"/>
-          <w:sz w:val="30"/>
+          <w:b/>
+          <w:color w:val="2E74B5"/>
+          <w:sz w:val="32"/>
         </w:rPr>
         <w:t>8.2 Autonomous Mode (Hands-Free)</w:t>
       </w:r>
     </w:p>
     <w:p>
+      <w:pPr>
+        <w:pStyle w:val="ListNumber"/>
+      </w:pPr>
       <w:r>
-        <w:t>• Hold either volume button for 2s → Autonomous Mode activates (TUI badge changes to AUTO)</w:t>
+        <w:t>Hold either volume button for 2s → Autonomous Mode activates (TUI badge changes to AUTO)</w:t>
       </w:r>
     </w:p>
     <w:p>
+      <w:pPr>
+        <w:pStyle w:val="ListNumber"/>
+      </w:pPr>
       <w:r>
-        <w:t>• Speak or type a high-level goal: 'Build a CRUD REST API with user auth and PostgreSQL'</w:t>
+        <w:t>Speak or type a high-level goal: "Build a CRUD REST API with user auth and PostgreSQL"</w:t>
       </w:r>
     </w:p>
     <w:p>
+      <w:pPr>
+        <w:pStyle w:val="ListNumber"/>
+      </w:pPr>
       <w:r>
-        <w:t>• PM Agent generates task list and begins dispatching automatically</w:t>
+        <w:t>PM Agent generates task list and begins dispatching automatically</w:t>
       </w:r>
     </w:p>
     <w:p>
+      <w:pPr>
+        <w:pStyle w:val="ListNumber"/>
+      </w:pPr>
       <w:r>
-        <w:t>• Watch the pipeline execute in the TUI; all agent messages visible in the Bus Monitor</w:t>
+        <w:t>Watch the pipeline execute in the TUI; all agent messages visible in the Bus Monitor</w:t>
       </w:r>
     </w:p>
     <w:p>
+      <w:pPr>
+        <w:pStyle w:val="ListNumber"/>
+      </w:pPr>
       <w:r>
-        <w:t>• Interrupt at any time by holding either volume button → returns to Manual Mode immediately</w:t>
+        <w:t>Interrupt at any time by holding either volume button → returns to Manual Mode immediately</w:t>
       </w:r>
     </w:p>
     <w:p>
@@ -3134,7 +3564,8 @@
       </w:pPr>
       <w:r>
         <w:rPr>
-          <w:color w:val="1A56DB"/>
+          <w:b/>
+          <w:color w:val="1F3864"/>
           <w:sz w:val="40"/>
         </w:rPr>
         <w:t>9. Project Roadmap</w:t>
@@ -3142,28 +3573,31 @@
     </w:p>
     <w:tbl>
       <w:tblPr>
-        <w:tblStyle w:val="LightGrid-Accent1"/>
+        <w:tblStyle w:val="TableGrid"/>
         <w:tblW w:type="auto" w:w="0"/>
         <w:tblLook w:firstColumn="1" w:firstRow="1" w:lastColumn="0" w:lastRow="0" w:noHBand="0" w:noVBand="1" w:val="04A0"/>
       </w:tblPr>
       <w:tblGrid>
-        <w:gridCol w:w="1560"/>
-        <w:gridCol w:w="1560"/>
-        <w:gridCol w:w="1560"/>
-        <w:gridCol w:w="1560"/>
-        <w:gridCol w:w="1560"/>
-        <w:gridCol w:w="1560"/>
+        <w:gridCol w:w="1440"/>
+        <w:gridCol w:w="1440"/>
+        <w:gridCol w:w="1440"/>
+        <w:gridCol w:w="1440"/>
+        <w:gridCol w:w="1440"/>
+        <w:gridCol w:w="1440"/>
       </w:tblGrid>
       <w:tr>
         <w:tc>
           <w:tcPr>
-            <w:tcW w:type="dxa" w:w="1560"/>
+            <w:tcW w:type="dxa" w:w="1440"/>
           </w:tcPr>
           <w:p>
+            <w:pPr>
+              <w:jc w:val="center"/>
+            </w:pPr>
             <w:r>
               <w:rPr>
                 <w:b/>
-                <w:sz w:val="19"/>
+                <w:sz w:val="18"/>
               </w:rPr>
               <w:t>Phase</w:t>
             </w:r>
@@ -3171,13 +3605,16 @@
         </w:tc>
         <w:tc>
           <w:tcPr>
-            <w:tcW w:type="dxa" w:w="1560"/>
+            <w:tcW w:type="dxa" w:w="1440"/>
           </w:tcPr>
           <w:p>
+            <w:pPr>
+              <w:jc w:val="center"/>
+            </w:pPr>
             <w:r>
               <w:rPr>
                 <w:b/>
-                <w:sz w:val="19"/>
+                <w:sz w:val="18"/>
               </w:rPr>
               <w:t>Name</w:t>
             </w:r>
@@ -3185,13 +3622,16 @@
         </w:tc>
         <w:tc>
           <w:tcPr>
-            <w:tcW w:type="dxa" w:w="1560"/>
+            <w:tcW w:type="dxa" w:w="1440"/>
           </w:tcPr>
           <w:p>
+            <w:pPr>
+              <w:jc w:val="center"/>
+            </w:pPr>
             <w:r>
               <w:rPr>
                 <w:b/>
-                <w:sz w:val="19"/>
+                <w:sz w:val="18"/>
               </w:rPr>
               <w:t>Timeline</w:t>
             </w:r>
@@ -3199,13 +3639,16 @@
         </w:tc>
         <w:tc>
           <w:tcPr>
-            <w:tcW w:type="dxa" w:w="1560"/>
+            <w:tcW w:type="dxa" w:w="1440"/>
           </w:tcPr>
           <w:p>
+            <w:pPr>
+              <w:jc w:val="center"/>
+            </w:pPr>
             <w:r>
               <w:rPr>
                 <w:b/>
-                <w:sz w:val="19"/>
+                <w:sz w:val="18"/>
               </w:rPr>
               <w:t>Key Deliverables</w:t>
             </w:r>
@@ -3213,13 +3656,16 @@
         </w:tc>
         <w:tc>
           <w:tcPr>
-            <w:tcW w:type="dxa" w:w="1560"/>
+            <w:tcW w:type="dxa" w:w="1440"/>
           </w:tcPr>
           <w:p>
+            <w:pPr>
+              <w:jc w:val="center"/>
+            </w:pPr>
             <w:r>
               <w:rPr>
                 <w:b/>
-                <w:sz w:val="19"/>
+                <w:sz w:val="18"/>
               </w:rPr>
               <w:t>Milestone</w:t>
             </w:r>
@@ -3227,13 +3673,16 @@
         </w:tc>
         <w:tc>
           <w:tcPr>
-            <w:tcW w:type="dxa" w:w="1560"/>
+            <w:tcW w:type="dxa" w:w="1440"/>
           </w:tcPr>
           <w:p>
+            <w:pPr>
+              <w:jc w:val="center"/>
+            </w:pPr>
             <w:r>
               <w:rPr>
                 <w:b/>
-                <w:sz w:val="19"/>
+                <w:sz w:val="18"/>
               </w:rPr>
               <w:t>Status</w:t>
             </w:r>
@@ -3243,12 +3692,316 @@
       <w:tr>
         <w:tc>
           <w:tcPr>
-            <w:tcW w:type="dxa" w:w="1560"/>
+            <w:tcW w:type="dxa" w:w="1440"/>
+          </w:tcPr>
+          <w:p/>
+        </w:tc>
+        <w:tc>
+          <w:tcPr>
+            <w:tcW w:type="dxa" w:w="1440"/>
+          </w:tcPr>
+          <w:p/>
+        </w:tc>
+        <w:tc>
+          <w:tcPr>
+            <w:tcW w:type="dxa" w:w="1440"/>
+          </w:tcPr>
+          <w:p/>
+        </w:tc>
+        <w:tc>
+          <w:tcPr>
+            <w:tcW w:type="dxa" w:w="1440"/>
+          </w:tcPr>
+          <w:p/>
+        </w:tc>
+        <w:tc>
+          <w:tcPr>
+            <w:tcW w:type="dxa" w:w="1440"/>
+          </w:tcPr>
+          <w:p/>
+        </w:tc>
+        <w:tc>
+          <w:tcPr>
+            <w:tcW w:type="dxa" w:w="1440"/>
+          </w:tcPr>
+          <w:p/>
+        </w:tc>
+      </w:tr>
+      <w:tr>
+        <w:tc>
+          <w:tcPr>
+            <w:tcW w:type="dxa" w:w="1440"/>
+          </w:tcPr>
+          <w:p/>
+        </w:tc>
+        <w:tc>
+          <w:tcPr>
+            <w:tcW w:type="dxa" w:w="1440"/>
+          </w:tcPr>
+          <w:p/>
+        </w:tc>
+        <w:tc>
+          <w:tcPr>
+            <w:tcW w:type="dxa" w:w="1440"/>
+          </w:tcPr>
+          <w:p/>
+        </w:tc>
+        <w:tc>
+          <w:tcPr>
+            <w:tcW w:type="dxa" w:w="1440"/>
+          </w:tcPr>
+          <w:p/>
+        </w:tc>
+        <w:tc>
+          <w:tcPr>
+            <w:tcW w:type="dxa" w:w="1440"/>
+          </w:tcPr>
+          <w:p/>
+        </w:tc>
+        <w:tc>
+          <w:tcPr>
+            <w:tcW w:type="dxa" w:w="1440"/>
+          </w:tcPr>
+          <w:p/>
+        </w:tc>
+      </w:tr>
+      <w:tr>
+        <w:tc>
+          <w:tcPr>
+            <w:tcW w:type="dxa" w:w="1440"/>
+          </w:tcPr>
+          <w:p/>
+        </w:tc>
+        <w:tc>
+          <w:tcPr>
+            <w:tcW w:type="dxa" w:w="1440"/>
+          </w:tcPr>
+          <w:p/>
+        </w:tc>
+        <w:tc>
+          <w:tcPr>
+            <w:tcW w:type="dxa" w:w="1440"/>
+          </w:tcPr>
+          <w:p/>
+        </w:tc>
+        <w:tc>
+          <w:tcPr>
+            <w:tcW w:type="dxa" w:w="1440"/>
+          </w:tcPr>
+          <w:p/>
+        </w:tc>
+        <w:tc>
+          <w:tcPr>
+            <w:tcW w:type="dxa" w:w="1440"/>
+          </w:tcPr>
+          <w:p/>
+        </w:tc>
+        <w:tc>
+          <w:tcPr>
+            <w:tcW w:type="dxa" w:w="1440"/>
+          </w:tcPr>
+          <w:p/>
+        </w:tc>
+      </w:tr>
+      <w:tr>
+        <w:tc>
+          <w:tcPr>
+            <w:tcW w:type="dxa" w:w="1440"/>
+          </w:tcPr>
+          <w:p/>
+        </w:tc>
+        <w:tc>
+          <w:tcPr>
+            <w:tcW w:type="dxa" w:w="1440"/>
+          </w:tcPr>
+          <w:p/>
+        </w:tc>
+        <w:tc>
+          <w:tcPr>
+            <w:tcW w:type="dxa" w:w="1440"/>
+          </w:tcPr>
+          <w:p/>
+        </w:tc>
+        <w:tc>
+          <w:tcPr>
+            <w:tcW w:type="dxa" w:w="1440"/>
+          </w:tcPr>
+          <w:p/>
+        </w:tc>
+        <w:tc>
+          <w:tcPr>
+            <w:tcW w:type="dxa" w:w="1440"/>
+          </w:tcPr>
+          <w:p/>
+        </w:tc>
+        <w:tc>
+          <w:tcPr>
+            <w:tcW w:type="dxa" w:w="1440"/>
+          </w:tcPr>
+          <w:p/>
+        </w:tc>
+      </w:tr>
+      <w:tr>
+        <w:tc>
+          <w:tcPr>
+            <w:tcW w:type="dxa" w:w="1440"/>
+          </w:tcPr>
+          <w:p/>
+        </w:tc>
+        <w:tc>
+          <w:tcPr>
+            <w:tcW w:type="dxa" w:w="1440"/>
+          </w:tcPr>
+          <w:p/>
+        </w:tc>
+        <w:tc>
+          <w:tcPr>
+            <w:tcW w:type="dxa" w:w="1440"/>
+          </w:tcPr>
+          <w:p/>
+        </w:tc>
+        <w:tc>
+          <w:tcPr>
+            <w:tcW w:type="dxa" w:w="1440"/>
+          </w:tcPr>
+          <w:p/>
+        </w:tc>
+        <w:tc>
+          <w:tcPr>
+            <w:tcW w:type="dxa" w:w="1440"/>
+          </w:tcPr>
+          <w:p/>
+        </w:tc>
+        <w:tc>
+          <w:tcPr>
+            <w:tcW w:type="dxa" w:w="1440"/>
+          </w:tcPr>
+          <w:p/>
+        </w:tc>
+      </w:tr>
+      <w:tr>
+        <w:tc>
+          <w:tcPr>
+            <w:tcW w:type="dxa" w:w="1440"/>
+          </w:tcPr>
+          <w:p/>
+        </w:tc>
+        <w:tc>
+          <w:tcPr>
+            <w:tcW w:type="dxa" w:w="1440"/>
+          </w:tcPr>
+          <w:p/>
+        </w:tc>
+        <w:tc>
+          <w:tcPr>
+            <w:tcW w:type="dxa" w:w="1440"/>
+          </w:tcPr>
+          <w:p/>
+        </w:tc>
+        <w:tc>
+          <w:tcPr>
+            <w:tcW w:type="dxa" w:w="1440"/>
+          </w:tcPr>
+          <w:p/>
+        </w:tc>
+        <w:tc>
+          <w:tcPr>
+            <w:tcW w:type="dxa" w:w="1440"/>
+          </w:tcPr>
+          <w:p/>
+        </w:tc>
+        <w:tc>
+          <w:tcPr>
+            <w:tcW w:type="dxa" w:w="1440"/>
+          </w:tcPr>
+          <w:p/>
+        </w:tc>
+      </w:tr>
+      <w:tr>
+        <w:tc>
+          <w:tcPr>
+            <w:tcW w:type="dxa" w:w="1440"/>
+          </w:tcPr>
+          <w:p/>
+        </w:tc>
+        <w:tc>
+          <w:tcPr>
+            <w:tcW w:type="dxa" w:w="1440"/>
+          </w:tcPr>
+          <w:p/>
+        </w:tc>
+        <w:tc>
+          <w:tcPr>
+            <w:tcW w:type="dxa" w:w="1440"/>
+          </w:tcPr>
+          <w:p/>
+        </w:tc>
+        <w:tc>
+          <w:tcPr>
+            <w:tcW w:type="dxa" w:w="1440"/>
+          </w:tcPr>
+          <w:p/>
+        </w:tc>
+        <w:tc>
+          <w:tcPr>
+            <w:tcW w:type="dxa" w:w="1440"/>
+          </w:tcPr>
+          <w:p/>
+        </w:tc>
+        <w:tc>
+          <w:tcPr>
+            <w:tcW w:type="dxa" w:w="1440"/>
+          </w:tcPr>
+          <w:p/>
+        </w:tc>
+      </w:tr>
+      <w:tr>
+        <w:tc>
+          <w:tcPr>
+            <w:tcW w:type="dxa" w:w="1440"/>
+          </w:tcPr>
+          <w:p/>
+        </w:tc>
+        <w:tc>
+          <w:tcPr>
+            <w:tcW w:type="dxa" w:w="1440"/>
+          </w:tcPr>
+          <w:p/>
+        </w:tc>
+        <w:tc>
+          <w:tcPr>
+            <w:tcW w:type="dxa" w:w="1440"/>
+          </w:tcPr>
+          <w:p/>
+        </w:tc>
+        <w:tc>
+          <w:tcPr>
+            <w:tcW w:type="dxa" w:w="1440"/>
+          </w:tcPr>
+          <w:p/>
+        </w:tc>
+        <w:tc>
+          <w:tcPr>
+            <w:tcW w:type="dxa" w:w="1440"/>
+          </w:tcPr>
+          <w:p/>
+        </w:tc>
+        <w:tc>
+          <w:tcPr>
+            <w:tcW w:type="dxa" w:w="1440"/>
+          </w:tcPr>
+          <w:p/>
+        </w:tc>
+      </w:tr>
+      <w:tr>
+        <w:tc>
+          <w:tcPr>
+            <w:tcW w:type="dxa" w:w="1440"/>
           </w:tcPr>
           <w:p>
             <w:r>
               <w:rPr>
-                <w:sz w:val="19"/>
+                <w:sz w:val="18"/>
               </w:rPr>
               <w:t>Phase 1</w:t>
             </w:r>
@@ -3256,12 +4009,12 @@
         </w:tc>
         <w:tc>
           <w:tcPr>
-            <w:tcW w:type="dxa" w:w="1560"/>
+            <w:tcW w:type="dxa" w:w="1440"/>
           </w:tcPr>
           <w:p>
             <w:r>
               <w:rPr>
-                <w:sz w:val="19"/>
+                <w:sz w:val="18"/>
               </w:rPr>
               <w:t>Foundation</w:t>
             </w:r>
@@ -3269,12 +4022,12 @@
         </w:tc>
         <w:tc>
           <w:tcPr>
-            <w:tcW w:type="dxa" w:w="1560"/>
+            <w:tcW w:type="dxa" w:w="1440"/>
           </w:tcPr>
           <w:p>
             <w:r>
               <w:rPr>
-                <w:sz w:val="19"/>
+                <w:sz w:val="18"/>
               </w:rPr>
               <w:t>Weeks 1–2</w:t>
             </w:r>
@@ -3282,12 +4035,12 @@
         </w:tc>
         <w:tc>
           <w:tcPr>
-            <w:tcW w:type="dxa" w:w="1560"/>
+            <w:tcW w:type="dxa" w:w="1440"/>
           </w:tcPr>
           <w:p>
             <w:r>
               <w:rPr>
-                <w:sz w:val="19"/>
+                <w:sz w:val="18"/>
               </w:rPr>
               <w:t>Bluetooth bridge, vol event listener, Claude API streaming test</w:t>
             </w:r>
@@ -3295,12 +4048,12 @@
         </w:tc>
         <w:tc>
           <w:tcPr>
-            <w:tcW w:type="dxa" w:w="1560"/>
+            <w:tcW w:type="dxa" w:w="1440"/>
           </w:tcPr>
           <w:p>
             <w:r>
               <w:rPr>
-                <w:sz w:val="19"/>
+                <w:sz w:val="18"/>
               </w:rPr>
               <w:t>Core infra</w:t>
             </w:r>
@@ -3308,12 +4061,12 @@
         </w:tc>
         <w:tc>
           <w:tcPr>
-            <w:tcW w:type="dxa" w:w="1560"/>
+            <w:tcW w:type="dxa" w:w="1440"/>
           </w:tcPr>
           <w:p>
             <w:r>
               <w:rPr>
-                <w:sz w:val="19"/>
+                <w:sz w:val="18"/>
               </w:rPr>
               <w:t>✅ COMPLETE</w:t>
             </w:r>
@@ -3323,12 +4076,12 @@
       <w:tr>
         <w:tc>
           <w:tcPr>
-            <w:tcW w:type="dxa" w:w="1560"/>
+            <w:tcW w:type="dxa" w:w="1440"/>
           </w:tcPr>
           <w:p>
             <w:r>
               <w:rPr>
-                <w:sz w:val="19"/>
+                <w:sz w:val="18"/>
               </w:rPr>
               <w:t>Phase 2</w:t>
             </w:r>
@@ -3336,12 +4089,12 @@
         </w:tc>
         <w:tc>
           <w:tcPr>
-            <w:tcW w:type="dxa" w:w="1560"/>
+            <w:tcW w:type="dxa" w:w="1440"/>
           </w:tcPr>
           <w:p>
             <w:r>
               <w:rPr>
-                <w:sz w:val="19"/>
+                <w:sz w:val="18"/>
               </w:rPr>
               <w:t>Agent Engine</w:t>
             </w:r>
@@ -3349,12 +4102,12 @@
         </w:tc>
         <w:tc>
           <w:tcPr>
-            <w:tcW w:type="dxa" w:w="1560"/>
+            <w:tcW w:type="dxa" w:w="1440"/>
           </w:tcPr>
           <w:p>
             <w:r>
               <w:rPr>
-                <w:sz w:val="19"/>
+                <w:sz w:val="18"/>
               </w:rPr>
               <w:t>Weeks 3–4</w:t>
             </w:r>
@@ -3362,25 +4115,25 @@
         </w:tc>
         <w:tc>
           <w:tcPr>
-            <w:tcW w:type="dxa" w:w="1560"/>
+            <w:tcW w:type="dxa" w:w="1440"/>
           </w:tcPr>
           <w:p>
             <w:r>
               <w:rPr>
-                <w:sz w:val="19"/>
+                <w:sz w:val="18"/>
               </w:rPr>
-              <w:t>5 agent sessions w/ system prompts, shared context store, git integration</w:t>
+              <w:t>5 agent sessions, system prompts, shared context store, git integration</w:t>
             </w:r>
           </w:p>
         </w:tc>
         <w:tc>
           <w:tcPr>
-            <w:tcW w:type="dxa" w:w="1560"/>
+            <w:tcW w:type="dxa" w:w="1440"/>
           </w:tcPr>
           <w:p>
             <w:r>
               <w:rPr>
-                <w:sz w:val="19"/>
+                <w:sz w:val="18"/>
               </w:rPr>
               <w:t>Agents live</w:t>
             </w:r>
@@ -3388,12 +4141,12 @@
         </w:tc>
         <w:tc>
           <w:tcPr>
-            <w:tcW w:type="dxa" w:w="1560"/>
+            <w:tcW w:type="dxa" w:w="1440"/>
           </w:tcPr>
           <w:p>
             <w:r>
               <w:rPr>
-                <w:sz w:val="19"/>
+                <w:sz w:val="18"/>
               </w:rPr>
               <w:t>✅ COMPLETE</w:t>
             </w:r>
@@ -3403,12 +4156,12 @@
       <w:tr>
         <w:tc>
           <w:tcPr>
-            <w:tcW w:type="dxa" w:w="1560"/>
+            <w:tcW w:type="dxa" w:w="1440"/>
           </w:tcPr>
           <w:p>
             <w:r>
               <w:rPr>
-                <w:sz w:val="19"/>
+                <w:sz w:val="18"/>
               </w:rPr>
               <w:t>Bonus</w:t>
             </w:r>
@@ -3416,12 +4169,12 @@
         </w:tc>
         <w:tc>
           <w:tcPr>
-            <w:tcW w:type="dxa" w:w="1560"/>
+            <w:tcW w:type="dxa" w:w="1440"/>
           </w:tcPr>
           <w:p>
             <w:r>
               <w:rPr>
-                <w:sz w:val="19"/>
+                <w:sz w:val="18"/>
               </w:rPr>
               <w:t>Launcher + Observability</w:t>
             </w:r>
@@ -3429,12 +4182,12 @@
         </w:tc>
         <w:tc>
           <w:tcPr>
-            <w:tcW w:type="dxa" w:w="1560"/>
+            <w:tcW w:type="dxa" w:w="1440"/>
           </w:tcPr>
           <w:p>
             <w:r>
               <w:rPr>
-                <w:sz w:val="19"/>
+                <w:sz w:val="18"/>
               </w:rPr>
               <w:t>Week 4</w:t>
             </w:r>
@@ -3442,25 +4195,25 @@
         </w:tc>
         <w:tc>
           <w:tcPr>
-            <w:tcW w:type="dxa" w:w="1560"/>
+            <w:tcW w:type="dxa" w:w="1440"/>
           </w:tcPr>
           <w:p>
             <w:r>
               <w:rPr>
-                <w:sz w:val="19"/>
+                <w:sz w:val="18"/>
               </w:rPr>
-              <w:t>7-window launch, tmux layout, bus monitor, /msg /reply commands</w:t>
+              <w:t>7-window launch script, tmux layout, bus monitor, inline REPL banners, /msg /reply</w:t>
             </w:r>
           </w:p>
         </w:tc>
         <w:tc>
           <w:tcPr>
-            <w:tcW w:type="dxa" w:w="1560"/>
+            <w:tcW w:type="dxa" w:w="1440"/>
           </w:tcPr>
           <w:p>
             <w:r>
               <w:rPr>
-                <w:sz w:val="19"/>
+                <w:sz w:val="18"/>
               </w:rPr>
               <w:t>Full visibility</w:t>
             </w:r>
@@ -3468,12 +4221,12 @@
         </w:tc>
         <w:tc>
           <w:tcPr>
-            <w:tcW w:type="dxa" w:w="1560"/>
+            <w:tcW w:type="dxa" w:w="1440"/>
           </w:tcPr>
           <w:p>
             <w:r>
               <w:rPr>
-                <w:sz w:val="19"/>
+                <w:sz w:val="18"/>
               </w:rPr>
               <w:t>✅ COMPLETE</w:t>
             </w:r>
@@ -3483,12 +4236,92 @@
       <w:tr>
         <w:tc>
           <w:tcPr>
-            <w:tcW w:type="dxa" w:w="1560"/>
+            <w:tcW w:type="dxa" w:w="1440"/>
           </w:tcPr>
           <w:p>
             <w:r>
               <w:rPr>
-                <w:sz w:val="19"/>
+                <w:sz w:val="18"/>
+              </w:rPr>
+              <w:t>Testing</w:t>
+            </w:r>
+          </w:p>
+        </w:tc>
+        <w:tc>
+          <w:tcPr>
+            <w:tcW w:type="dxa" w:w="1440"/>
+          </w:tcPr>
+          <w:p>
+            <w:r>
+              <w:rPr>
+                <w:sz w:val="18"/>
+              </w:rPr>
+              <w:t>End-to-End Verification</w:t>
+            </w:r>
+          </w:p>
+        </w:tc>
+        <w:tc>
+          <w:tcPr>
+            <w:tcW w:type="dxa" w:w="1440"/>
+          </w:tcPr>
+          <w:p>
+            <w:r>
+              <w:rPr>
+                <w:sz w:val="18"/>
+              </w:rPr>
+              <w:t>May 2026</w:t>
+            </w:r>
+          </w:p>
+        </w:tc>
+        <w:tc>
+          <w:tcPr>
+            <w:tcW w:type="dxa" w:w="1440"/>
+          </w:tcPr>
+          <w:p>
+            <w:r>
+              <w:rPr>
+                <w:sz w:val="18"/>
+              </w:rPr>
+              <w:t>8 test areas, 91 checks, full PM→JuniorDev→SeniorDev pipeline live</w:t>
+            </w:r>
+          </w:p>
+        </w:tc>
+        <w:tc>
+          <w:tcPr>
+            <w:tcW w:type="dxa" w:w="1440"/>
+          </w:tcPr>
+          <w:p>
+            <w:r>
+              <w:rPr>
+                <w:sz w:val="18"/>
+              </w:rPr>
+              <w:t>All green</w:t>
+            </w:r>
+          </w:p>
+        </w:tc>
+        <w:tc>
+          <w:tcPr>
+            <w:tcW w:type="dxa" w:w="1440"/>
+          </w:tcPr>
+          <w:p>
+            <w:r>
+              <w:rPr>
+                <w:sz w:val="18"/>
+              </w:rPr>
+              <w:t>✅ COMPLETE</w:t>
+            </w:r>
+          </w:p>
+        </w:tc>
+      </w:tr>
+      <w:tr>
+        <w:tc>
+          <w:tcPr>
+            <w:tcW w:type="dxa" w:w="1440"/>
+          </w:tcPr>
+          <w:p>
+            <w:r>
+              <w:rPr>
+                <w:sz w:val="18"/>
               </w:rPr>
               <w:t>Phase 3</w:t>
             </w:r>
@@ -3496,12 +4329,12 @@
         </w:tc>
         <w:tc>
           <w:tcPr>
-            <w:tcW w:type="dxa" w:w="1560"/>
+            <w:tcW w:type="dxa" w:w="1440"/>
           </w:tcPr>
           <w:p>
             <w:r>
               <w:rPr>
-                <w:sz w:val="19"/>
+                <w:sz w:val="18"/>
               </w:rPr>
               <w:t>Voice Layer</w:t>
             </w:r>
@@ -3509,12 +4342,12 @@
         </w:tc>
         <w:tc>
           <w:tcPr>
-            <w:tcW w:type="dxa" w:w="1560"/>
+            <w:tcW w:type="dxa" w:w="1440"/>
           </w:tcPr>
           <w:p>
             <w:r>
               <w:rPr>
-                <w:sz w:val="19"/>
+                <w:sz w:val="18"/>
               </w:rPr>
               <w:t>Week 5</w:t>
             </w:r>
@@ -3522,12 +4355,12 @@
         </w:tc>
         <w:tc>
           <w:tcPr>
-            <w:tcW w:type="dxa" w:w="1560"/>
+            <w:tcW w:type="dxa" w:w="1440"/>
           </w:tcPr>
           <w:p>
             <w:r>
               <w:rPr>
-                <w:sz w:val="19"/>
+                <w:sz w:val="18"/>
               </w:rPr>
               <w:t>Mic → faster-whisper → agent prompt; silero-vad; wake word; optional TTS</w:t>
             </w:r>
@@ -3535,12 +4368,12 @@
         </w:tc>
         <w:tc>
           <w:tcPr>
-            <w:tcW w:type="dxa" w:w="1560"/>
+            <w:tcW w:type="dxa" w:w="1440"/>
           </w:tcPr>
           <w:p>
             <w:r>
               <w:rPr>
-                <w:sz w:val="19"/>
+                <w:sz w:val="18"/>
               </w:rPr>
               <w:t>Voice works</w:t>
             </w:r>
@@ -3548,12 +4381,12 @@
         </w:tc>
         <w:tc>
           <w:tcPr>
-            <w:tcW w:type="dxa" w:w="1560"/>
+            <w:tcW w:type="dxa" w:w="1440"/>
           </w:tcPr>
           <w:p>
             <w:r>
               <w:rPr>
-                <w:sz w:val="19"/>
+                <w:sz w:val="18"/>
               </w:rPr>
               <w:t>🔜 NEXT</w:t>
             </w:r>
@@ -3563,12 +4396,12 @@
       <w:tr>
         <w:tc>
           <w:tcPr>
-            <w:tcW w:type="dxa" w:w="1560"/>
+            <w:tcW w:type="dxa" w:w="1440"/>
           </w:tcPr>
           <w:p>
             <w:r>
               <w:rPr>
-                <w:sz w:val="19"/>
+                <w:sz w:val="18"/>
               </w:rPr>
               <w:t>Phase 4</w:t>
             </w:r>
@@ -3576,12 +4409,12 @@
         </w:tc>
         <w:tc>
           <w:tcPr>
-            <w:tcW w:type="dxa" w:w="1560"/>
+            <w:tcW w:type="dxa" w:w="1440"/>
           </w:tcPr>
           <w:p>
             <w:r>
               <w:rPr>
-                <w:sz w:val="19"/>
+                <w:sz w:val="18"/>
               </w:rPr>
               <w:t>TUI + Colour</w:t>
             </w:r>
@@ -3589,12 +4422,12 @@
         </w:tc>
         <w:tc>
           <w:tcPr>
-            <w:tcW w:type="dxa" w:w="1560"/>
+            <w:tcW w:type="dxa" w:w="1440"/>
           </w:tcPr>
           <w:p>
             <w:r>
               <w:rPr>
-                <w:sz w:val="19"/>
+                <w:sz w:val="18"/>
               </w:rPr>
               <w:t>Week 6</w:t>
             </w:r>
@@ -3602,12 +4435,12 @@
         </w:tc>
         <w:tc>
           <w:tcPr>
-            <w:tcW w:type="dxa" w:w="1560"/>
+            <w:tcW w:type="dxa" w:w="1440"/>
           </w:tcPr>
           <w:p>
             <w:r>
               <w:rPr>
-                <w:sz w:val="19"/>
+                <w:sz w:val="18"/>
               </w:rPr>
               <w:t>Ink TUI: agent badge, mode indicator, streaming output; terminal colour system</w:t>
             </w:r>
@@ -3615,12 +4448,12 @@
         </w:tc>
         <w:tc>
           <w:tcPr>
-            <w:tcW w:type="dxa" w:w="1560"/>
+            <w:tcW w:type="dxa" w:w="1440"/>
           </w:tcPr>
           <w:p>
             <w:r>
               <w:rPr>
-                <w:sz w:val="19"/>
+                <w:sz w:val="18"/>
               </w:rPr>
               <w:t>Full UX ready</w:t>
             </w:r>
@@ -3628,12 +4461,12 @@
         </w:tc>
         <w:tc>
           <w:tcPr>
-            <w:tcW w:type="dxa" w:w="1560"/>
+            <w:tcW w:type="dxa" w:w="1440"/>
           </w:tcPr>
           <w:p>
             <w:r>
               <w:rPr>
-                <w:sz w:val="19"/>
+                <w:sz w:val="18"/>
               </w:rPr>
               <w:t>🔜</w:t>
             </w:r>
@@ -3643,12 +4476,12 @@
       <w:tr>
         <w:tc>
           <w:tcPr>
-            <w:tcW w:type="dxa" w:w="1560"/>
+            <w:tcW w:type="dxa" w:w="1440"/>
           </w:tcPr>
           <w:p>
             <w:r>
               <w:rPr>
-                <w:sz w:val="19"/>
+                <w:sz w:val="18"/>
               </w:rPr>
               <w:t>Phase 5</w:t>
             </w:r>
@@ -3656,12 +4489,12 @@
         </w:tc>
         <w:tc>
           <w:tcPr>
-            <w:tcW w:type="dxa" w:w="1560"/>
+            <w:tcW w:type="dxa" w:w="1440"/>
           </w:tcPr>
           <w:p>
             <w:r>
               <w:rPr>
-                <w:sz w:val="19"/>
+                <w:sz w:val="18"/>
               </w:rPr>
               <w:t>Agent Comms</w:t>
             </w:r>
@@ -3669,12 +4502,12 @@
         </w:tc>
         <w:tc>
           <w:tcPr>
-            <w:tcW w:type="dxa" w:w="1560"/>
+            <w:tcW w:type="dxa" w:w="1440"/>
           </w:tcPr>
           <w:p>
             <w:r>
               <w:rPr>
-                <w:sz w:val="19"/>
+                <w:sz w:val="18"/>
               </w:rPr>
               <w:t>Week 7</w:t>
             </w:r>
@@ -3682,25 +4515,25 @@
         </w:tc>
         <w:tc>
           <w:tcPr>
-            <w:tcW w:type="dxa" w:w="1560"/>
+            <w:tcW w:type="dxa" w:w="1440"/>
           </w:tcPr>
           <w:p>
             <w:r>
               <w:rPr>
-                <w:sz w:val="19"/>
+                <w:sz w:val="18"/>
               </w:rPr>
-              <w:t>PM orchestrator loop, auto-dispatch (message bus core ✅ done)</w:t>
+              <w:t>PM orchestrator loop, auto-dispatch, agent handoff protocol; colour events wired</w:t>
             </w:r>
           </w:p>
         </w:tc>
         <w:tc>
           <w:tcPr>
-            <w:tcW w:type="dxa" w:w="1560"/>
+            <w:tcW w:type="dxa" w:w="1440"/>
           </w:tcPr>
           <w:p>
             <w:r>
               <w:rPr>
-                <w:sz w:val="19"/>
+                <w:sz w:val="18"/>
               </w:rPr>
               <w:t>Agents talk</w:t>
             </w:r>
@@ -3708,12 +4541,12 @@
         </w:tc>
         <w:tc>
           <w:tcPr>
-            <w:tcW w:type="dxa" w:w="1560"/>
+            <w:tcW w:type="dxa" w:w="1440"/>
           </w:tcPr>
           <w:p>
             <w:r>
               <w:rPr>
-                <w:sz w:val="19"/>
+                <w:sz w:val="18"/>
               </w:rPr>
               <w:t>🔜</w:t>
             </w:r>
@@ -3723,12 +4556,12 @@
       <w:tr>
         <w:tc>
           <w:tcPr>
-            <w:tcW w:type="dxa" w:w="1560"/>
+            <w:tcW w:type="dxa" w:w="1440"/>
           </w:tcPr>
           <w:p>
             <w:r>
               <w:rPr>
-                <w:sz w:val="19"/>
+                <w:sz w:val="18"/>
               </w:rPr>
               <w:t>Phase 6</w:t>
             </w:r>
@@ -3736,12 +4569,12 @@
         </w:tc>
         <w:tc>
           <w:tcPr>
-            <w:tcW w:type="dxa" w:w="1560"/>
+            <w:tcW w:type="dxa" w:w="1440"/>
           </w:tcPr>
           <w:p>
             <w:r>
               <w:rPr>
-                <w:sz w:val="19"/>
+                <w:sz w:val="18"/>
               </w:rPr>
               <w:t>Polish &amp; Docs</w:t>
             </w:r>
@@ -3749,12 +4582,12 @@
         </w:tc>
         <w:tc>
           <w:tcPr>
-            <w:tcW w:type="dxa" w:w="1560"/>
+            <w:tcW w:type="dxa" w:w="1440"/>
           </w:tcPr>
           <w:p>
             <w:r>
               <w:rPr>
-                <w:sz w:val="19"/>
+                <w:sz w:val="18"/>
               </w:rPr>
               <w:t>Week 8</w:t>
             </w:r>
@@ -3762,25 +4595,25 @@
         </w:tc>
         <w:tc>
           <w:tcPr>
-            <w:tcW w:type="dxa" w:w="1560"/>
+            <w:tcW w:type="dxa" w:w="1440"/>
           </w:tcPr>
           <w:p>
             <w:r>
               <w:rPr>
-                <w:sz w:val="19"/>
+                <w:sz w:val="18"/>
               </w:rPr>
-              <w:t>Error handling, logging, onboarding guide, demo project</w:t>
+              <w:t>Error handling, logging, onboarding guide, demo project (full web app)</w:t>
             </w:r>
           </w:p>
         </w:tc>
         <w:tc>
           <w:tcPr>
-            <w:tcW w:type="dxa" w:w="1560"/>
+            <w:tcW w:type="dxa" w:w="1440"/>
           </w:tcPr>
           <w:p>
             <w:r>
               <w:rPr>
-                <w:sz w:val="19"/>
+                <w:sz w:val="18"/>
               </w:rPr>
               <w:t>Shippable v1</w:t>
             </w:r>
@@ -3788,12 +4621,12 @@
         </w:tc>
         <w:tc>
           <w:tcPr>
-            <w:tcW w:type="dxa" w:w="1560"/>
+            <w:tcW w:type="dxa" w:w="1440"/>
           </w:tcPr>
           <w:p>
             <w:r>
               <w:rPr>
-                <w:sz w:val="19"/>
+                <w:sz w:val="18"/>
               </w:rPr>
               <w:t>🔜</w:t>
             </w:r>
@@ -3801,10 +4634,10 @@
         </w:tc>
       </w:tr>
     </w:tbl>
-    <w:p/>
     <w:p>
       <w:r>
-        <w:t>Total: 8 weeks from kickoff to shippable v1. Voice + switching prototype: 2–3 weeks.</w:t>
+        <w:br/>
+        <w:t>Total: 8 weeks from kickoff to shippable v1. Prototype (voice + switching, no agent comms): 2–3 weeks.</w:t>
       </w:r>
     </w:p>
     <w:p>
@@ -3813,7 +4646,8 @@
       </w:pPr>
       <w:r>
         <w:rPr>
-          <w:color w:val="1A56DB"/>
+          <w:b/>
+          <w:color w:val="1F3864"/>
           <w:sz w:val="40"/>
         </w:rPr>
         <w:t>10. Risks &amp; Mitigations</w:t>
@@ -3821,26 +4655,29 @@
     </w:p>
     <w:tbl>
       <w:tblPr>
-        <w:tblStyle w:val="LightGrid-Accent1"/>
+        <w:tblStyle w:val="TableGrid"/>
         <w:tblW w:type="auto" w:w="0"/>
         <w:tblLook w:firstColumn="1" w:firstRow="1" w:lastColumn="0" w:lastRow="0" w:noHBand="0" w:noVBand="1" w:val="04A0"/>
       </w:tblPr>
       <w:tblGrid>
-        <w:gridCol w:w="2340"/>
-        <w:gridCol w:w="2340"/>
-        <w:gridCol w:w="2340"/>
-        <w:gridCol w:w="2340"/>
+        <w:gridCol w:w="2160"/>
+        <w:gridCol w:w="2160"/>
+        <w:gridCol w:w="2160"/>
+        <w:gridCol w:w="2160"/>
       </w:tblGrid>
       <w:tr>
         <w:tc>
           <w:tcPr>
-            <w:tcW w:type="dxa" w:w="2340"/>
+            <w:tcW w:type="dxa" w:w="2160"/>
           </w:tcPr>
           <w:p>
+            <w:pPr>
+              <w:jc w:val="center"/>
+            </w:pPr>
             <w:r>
               <w:rPr>
                 <w:b/>
-                <w:sz w:val="19"/>
+                <w:sz w:val="18"/>
               </w:rPr>
               <w:t>Risk</w:t>
             </w:r>
@@ -3848,13 +4685,16 @@
         </w:tc>
         <w:tc>
           <w:tcPr>
-            <w:tcW w:type="dxa" w:w="2340"/>
+            <w:tcW w:type="dxa" w:w="2160"/>
           </w:tcPr>
           <w:p>
+            <w:pPr>
+              <w:jc w:val="center"/>
+            </w:pPr>
             <w:r>
               <w:rPr>
                 <w:b/>
-                <w:sz w:val="19"/>
+                <w:sz w:val="18"/>
               </w:rPr>
               <w:t>Likelihood</w:t>
             </w:r>
@@ -3862,13 +4702,16 @@
         </w:tc>
         <w:tc>
           <w:tcPr>
-            <w:tcW w:type="dxa" w:w="2340"/>
+            <w:tcW w:type="dxa" w:w="2160"/>
           </w:tcPr>
           <w:p>
+            <w:pPr>
+              <w:jc w:val="center"/>
+            </w:pPr>
             <w:r>
               <w:rPr>
                 <w:b/>
-                <w:sz w:val="19"/>
+                <w:sz w:val="18"/>
               </w:rPr>
               <w:t>Mitigation</w:t>
             </w:r>
@@ -3876,13 +4719,16 @@
         </w:tc>
         <w:tc>
           <w:tcPr>
-            <w:tcW w:type="dxa" w:w="2340"/>
+            <w:tcW w:type="dxa" w:w="2160"/>
           </w:tcPr>
           <w:p>
+            <w:pPr>
+              <w:jc w:val="center"/>
+            </w:pPr>
             <w:r>
               <w:rPr>
                 <w:b/>
-                <w:sz w:val="19"/>
+                <w:sz w:val="18"/>
               </w:rPr>
               <w:t>Residual Risk</w:t>
             </w:r>
@@ -3892,12 +4738,220 @@
       <w:tr>
         <w:tc>
           <w:tcPr>
-            <w:tcW w:type="dxa" w:w="2340"/>
+            <w:tcW w:type="dxa" w:w="2160"/>
+          </w:tcPr>
+          <w:p/>
+        </w:tc>
+        <w:tc>
+          <w:tcPr>
+            <w:tcW w:type="dxa" w:w="2160"/>
+          </w:tcPr>
+          <w:p/>
+        </w:tc>
+        <w:tc>
+          <w:tcPr>
+            <w:tcW w:type="dxa" w:w="2160"/>
+          </w:tcPr>
+          <w:p/>
+        </w:tc>
+        <w:tc>
+          <w:tcPr>
+            <w:tcW w:type="dxa" w:w="2160"/>
+          </w:tcPr>
+          <w:p/>
+        </w:tc>
+      </w:tr>
+      <w:tr>
+        <w:tc>
+          <w:tcPr>
+            <w:tcW w:type="dxa" w:w="2160"/>
+          </w:tcPr>
+          <w:p/>
+        </w:tc>
+        <w:tc>
+          <w:tcPr>
+            <w:tcW w:type="dxa" w:w="2160"/>
+          </w:tcPr>
+          <w:p/>
+        </w:tc>
+        <w:tc>
+          <w:tcPr>
+            <w:tcW w:type="dxa" w:w="2160"/>
+          </w:tcPr>
+          <w:p/>
+        </w:tc>
+        <w:tc>
+          <w:tcPr>
+            <w:tcW w:type="dxa" w:w="2160"/>
+          </w:tcPr>
+          <w:p/>
+        </w:tc>
+      </w:tr>
+      <w:tr>
+        <w:tc>
+          <w:tcPr>
+            <w:tcW w:type="dxa" w:w="2160"/>
+          </w:tcPr>
+          <w:p/>
+        </w:tc>
+        <w:tc>
+          <w:tcPr>
+            <w:tcW w:type="dxa" w:w="2160"/>
+          </w:tcPr>
+          <w:p/>
+        </w:tc>
+        <w:tc>
+          <w:tcPr>
+            <w:tcW w:type="dxa" w:w="2160"/>
+          </w:tcPr>
+          <w:p/>
+        </w:tc>
+        <w:tc>
+          <w:tcPr>
+            <w:tcW w:type="dxa" w:w="2160"/>
+          </w:tcPr>
+          <w:p/>
+        </w:tc>
+      </w:tr>
+      <w:tr>
+        <w:tc>
+          <w:tcPr>
+            <w:tcW w:type="dxa" w:w="2160"/>
+          </w:tcPr>
+          <w:p/>
+        </w:tc>
+        <w:tc>
+          <w:tcPr>
+            <w:tcW w:type="dxa" w:w="2160"/>
+          </w:tcPr>
+          <w:p/>
+        </w:tc>
+        <w:tc>
+          <w:tcPr>
+            <w:tcW w:type="dxa" w:w="2160"/>
+          </w:tcPr>
+          <w:p/>
+        </w:tc>
+        <w:tc>
+          <w:tcPr>
+            <w:tcW w:type="dxa" w:w="2160"/>
+          </w:tcPr>
+          <w:p/>
+        </w:tc>
+      </w:tr>
+      <w:tr>
+        <w:tc>
+          <w:tcPr>
+            <w:tcW w:type="dxa" w:w="2160"/>
+          </w:tcPr>
+          <w:p/>
+        </w:tc>
+        <w:tc>
+          <w:tcPr>
+            <w:tcW w:type="dxa" w:w="2160"/>
+          </w:tcPr>
+          <w:p/>
+        </w:tc>
+        <w:tc>
+          <w:tcPr>
+            <w:tcW w:type="dxa" w:w="2160"/>
+          </w:tcPr>
+          <w:p/>
+        </w:tc>
+        <w:tc>
+          <w:tcPr>
+            <w:tcW w:type="dxa" w:w="2160"/>
+          </w:tcPr>
+          <w:p/>
+        </w:tc>
+      </w:tr>
+      <w:tr>
+        <w:tc>
+          <w:tcPr>
+            <w:tcW w:type="dxa" w:w="2160"/>
+          </w:tcPr>
+          <w:p/>
+        </w:tc>
+        <w:tc>
+          <w:tcPr>
+            <w:tcW w:type="dxa" w:w="2160"/>
+          </w:tcPr>
+          <w:p/>
+        </w:tc>
+        <w:tc>
+          <w:tcPr>
+            <w:tcW w:type="dxa" w:w="2160"/>
+          </w:tcPr>
+          <w:p/>
+        </w:tc>
+        <w:tc>
+          <w:tcPr>
+            <w:tcW w:type="dxa" w:w="2160"/>
+          </w:tcPr>
+          <w:p/>
+        </w:tc>
+      </w:tr>
+      <w:tr>
+        <w:tc>
+          <w:tcPr>
+            <w:tcW w:type="dxa" w:w="2160"/>
+          </w:tcPr>
+          <w:p/>
+        </w:tc>
+        <w:tc>
+          <w:tcPr>
+            <w:tcW w:type="dxa" w:w="2160"/>
+          </w:tcPr>
+          <w:p/>
+        </w:tc>
+        <w:tc>
+          <w:tcPr>
+            <w:tcW w:type="dxa" w:w="2160"/>
+          </w:tcPr>
+          <w:p/>
+        </w:tc>
+        <w:tc>
+          <w:tcPr>
+            <w:tcW w:type="dxa" w:w="2160"/>
+          </w:tcPr>
+          <w:p/>
+        </w:tc>
+      </w:tr>
+      <w:tr>
+        <w:tc>
+          <w:tcPr>
+            <w:tcW w:type="dxa" w:w="2160"/>
+          </w:tcPr>
+          <w:p/>
+        </w:tc>
+        <w:tc>
+          <w:tcPr>
+            <w:tcW w:type="dxa" w:w="2160"/>
+          </w:tcPr>
+          <w:p/>
+        </w:tc>
+        <w:tc>
+          <w:tcPr>
+            <w:tcW w:type="dxa" w:w="2160"/>
+          </w:tcPr>
+          <w:p/>
+        </w:tc>
+        <w:tc>
+          <w:tcPr>
+            <w:tcW w:type="dxa" w:w="2160"/>
+          </w:tcPr>
+          <w:p/>
+        </w:tc>
+      </w:tr>
+      <w:tr>
+        <w:tc>
+          <w:tcPr>
+            <w:tcW w:type="dxa" w:w="2160"/>
           </w:tcPr>
           <w:p>
             <w:r>
               <w:rPr>
-                <w:sz w:val="19"/>
+                <w:sz w:val="18"/>
               </w:rPr>
               <w:t>Bluetooth latency on vol events</w:t>
             </w:r>
@@ -3905,12 +4959,12 @@
         </w:tc>
         <w:tc>
           <w:tcPr>
-            <w:tcW w:type="dxa" w:w="2340"/>
+            <w:tcW w:type="dxa" w:w="2160"/>
           </w:tcPr>
           <w:p>
             <w:r>
               <w:rPr>
-                <w:sz w:val="19"/>
+                <w:sz w:val="18"/>
               </w:rPr>
               <w:t>Medium</w:t>
             </w:r>
@@ -3918,12 +4972,12 @@
         </w:tc>
         <w:tc>
           <w:tcPr>
-            <w:tcW w:type="dxa" w:w="2340"/>
+            <w:tcW w:type="dxa" w:w="2160"/>
           </w:tcPr>
           <w:p>
             <w:r>
               <w:rPr>
-                <w:sz w:val="19"/>
+                <w:sz w:val="18"/>
               </w:rPr>
               <w:t>Use macOS AVAudioSession native hook instead of BT vol intercept</w:t>
             </w:r>
@@ -3931,12 +4985,12 @@
         </w:tc>
         <w:tc>
           <w:tcPr>
-            <w:tcW w:type="dxa" w:w="2340"/>
+            <w:tcW w:type="dxa" w:w="2160"/>
           </w:tcPr>
           <w:p>
             <w:r>
               <w:rPr>
-                <w:sz w:val="19"/>
+                <w:sz w:val="18"/>
               </w:rPr>
               <w:t>Low</w:t>
             </w:r>
@@ -3946,12 +5000,12 @@
       <w:tr>
         <w:tc>
           <w:tcPr>
-            <w:tcW w:type="dxa" w:w="2340"/>
+            <w:tcW w:type="dxa" w:w="2160"/>
           </w:tcPr>
           <w:p>
             <w:r>
               <w:rPr>
-                <w:sz w:val="19"/>
+                <w:sz w:val="18"/>
               </w:rPr>
               <w:t>Whisper STT latency on long sentences</w:t>
             </w:r>
@@ -3959,12 +5013,12 @@
         </w:tc>
         <w:tc>
           <w:tcPr>
-            <w:tcW w:type="dxa" w:w="2340"/>
+            <w:tcW w:type="dxa" w:w="2160"/>
           </w:tcPr>
           <w:p>
             <w:r>
               <w:rPr>
-                <w:sz w:val="19"/>
+                <w:sz w:val="18"/>
               </w:rPr>
               <w:t>Medium</w:t>
             </w:r>
@@ -3972,12 +5026,12 @@
         </w:tc>
         <w:tc>
           <w:tcPr>
-            <w:tcW w:type="dxa" w:w="2340"/>
+            <w:tcW w:type="dxa" w:w="2160"/>
           </w:tcPr>
           <w:p>
             <w:r>
               <w:rPr>
-                <w:sz w:val="19"/>
+                <w:sz w:val="18"/>
               </w:rPr>
               <w:t>Use faster-whisper local; stream chunks; show Listening… in TUI</w:t>
             </w:r>
@@ -3985,12 +5039,12 @@
         </w:tc>
         <w:tc>
           <w:tcPr>
-            <w:tcW w:type="dxa" w:w="2340"/>
+            <w:tcW w:type="dxa" w:w="2160"/>
           </w:tcPr>
           <w:p>
             <w:r>
               <w:rPr>
-                <w:sz w:val="19"/>
+                <w:sz w:val="18"/>
               </w:rPr>
               <w:t>Low</w:t>
             </w:r>
@@ -4000,12 +5054,12 @@
       <w:tr>
         <w:tc>
           <w:tcPr>
-            <w:tcW w:type="dxa" w:w="2340"/>
+            <w:tcW w:type="dxa" w:w="2160"/>
           </w:tcPr>
           <w:p>
             <w:r>
               <w:rPr>
-                <w:sz w:val="19"/>
+                <w:sz w:val="18"/>
               </w:rPr>
               <w:t>Context window overflow between agents</w:t>
             </w:r>
@@ -4013,12 +5067,12 @@
         </w:tc>
         <w:tc>
           <w:tcPr>
-            <w:tcW w:type="dxa" w:w="2340"/>
+            <w:tcW w:type="dxa" w:w="2160"/>
           </w:tcPr>
           <w:p>
             <w:r>
               <w:rPr>
-                <w:sz w:val="19"/>
+                <w:sz w:val="18"/>
               </w:rPr>
               <w:t>High</w:t>
             </w:r>
@@ -4026,12 +5080,12 @@
         </w:tc>
         <w:tc>
           <w:tcPr>
-            <w:tcW w:type="dxa" w:w="2340"/>
+            <w:tcW w:type="dxa" w:w="2160"/>
           </w:tcPr>
           <w:p>
             <w:r>
               <w:rPr>
-                <w:sz w:val="19"/>
+                <w:sz w:val="18"/>
               </w:rPr>
               <w:t>Rolling summary store; inject only relevant context per agent per call</w:t>
             </w:r>
@@ -4039,12 +5093,12 @@
         </w:tc>
         <w:tc>
           <w:tcPr>
-            <w:tcW w:type="dxa" w:w="2340"/>
+            <w:tcW w:type="dxa" w:w="2160"/>
           </w:tcPr>
           <w:p>
             <w:r>
               <w:rPr>
-                <w:sz w:val="19"/>
+                <w:sz w:val="18"/>
               </w:rPr>
               <w:t>Low</w:t>
             </w:r>
@@ -4054,12 +5108,12 @@
       <w:tr>
         <w:tc>
           <w:tcPr>
-            <w:tcW w:type="dxa" w:w="2340"/>
+            <w:tcW w:type="dxa" w:w="2160"/>
           </w:tcPr>
           <w:p>
             <w:r>
               <w:rPr>
-                <w:sz w:val="19"/>
+                <w:sz w:val="18"/>
               </w:rPr>
               <w:t>Agent infinite loop in orchestrated mode</w:t>
             </w:r>
@@ -4067,12 +5121,12 @@
         </w:tc>
         <w:tc>
           <w:tcPr>
-            <w:tcW w:type="dxa" w:w="2340"/>
+            <w:tcW w:type="dxa" w:w="2160"/>
           </w:tcPr>
           <w:p>
             <w:r>
               <w:rPr>
-                <w:sz w:val="19"/>
+                <w:sz w:val="18"/>
               </w:rPr>
               <w:t>Medium</w:t>
             </w:r>
@@ -4080,12 +5134,12 @@
         </w:tc>
         <w:tc>
           <w:tcPr>
-            <w:tcW w:type="dxa" w:w="2340"/>
+            <w:tcW w:type="dxa" w:w="2160"/>
           </w:tcPr>
           <w:p>
             <w:r>
               <w:rPr>
-                <w:sz w:val="19"/>
+                <w:sz w:val="18"/>
               </w:rPr>
               <w:t>PM agent max-step budget (default 20); user interrupt by holding vol button</w:t>
             </w:r>
@@ -4093,12 +5147,12 @@
         </w:tc>
         <w:tc>
           <w:tcPr>
-            <w:tcW w:type="dxa" w:w="2340"/>
+            <w:tcW w:type="dxa" w:w="2160"/>
           </w:tcPr>
           <w:p>
             <w:r>
               <w:rPr>
-                <w:sz w:val="19"/>
+                <w:sz w:val="18"/>
               </w:rPr>
               <w:t>Low</w:t>
             </w:r>
@@ -4108,25 +5162,25 @@
       <w:tr>
         <w:tc>
           <w:tcPr>
-            <w:tcW w:type="dxa" w:w="2340"/>
+            <w:tcW w:type="dxa" w:w="2160"/>
           </w:tcPr>
           <w:p>
             <w:r>
               <w:rPr>
-                <w:sz w:val="19"/>
+                <w:sz w:val="18"/>
               </w:rPr>
-              <w:t>Voice false activation in noisy env</w:t>
+              <w:t>Voice false activation in noisy environment</w:t>
             </w:r>
           </w:p>
         </w:tc>
         <w:tc>
           <w:tcPr>
-            <w:tcW w:type="dxa" w:w="2340"/>
+            <w:tcW w:type="dxa" w:w="2160"/>
           </w:tcPr>
           <w:p>
             <w:r>
               <w:rPr>
-                <w:sz w:val="19"/>
+                <w:sz w:val="18"/>
               </w:rPr>
               <w:t>Medium</w:t>
             </w:r>
@@ -4134,12 +5188,12 @@
         </w:tc>
         <w:tc>
           <w:tcPr>
-            <w:tcW w:type="dxa" w:w="2340"/>
+            <w:tcW w:type="dxa" w:w="2160"/>
           </w:tcPr>
           <w:p>
             <w:r>
               <w:rPr>
-                <w:sz w:val="19"/>
+                <w:sz w:val="18"/>
               </w:rPr>
               <w:t>Default Push-to-Talk; VAD sensitivity configurable in config.json</w:t>
             </w:r>
@@ -4147,12 +5201,12 @@
         </w:tc>
         <w:tc>
           <w:tcPr>
-            <w:tcW w:type="dxa" w:w="2340"/>
+            <w:tcW w:type="dxa" w:w="2160"/>
           </w:tcPr>
           <w:p>
             <w:r>
               <w:rPr>
-                <w:sz w:val="19"/>
+                <w:sz w:val="18"/>
               </w:rPr>
               <w:t>Low</w:t>
             </w:r>
@@ -4162,12 +5216,12 @@
       <w:tr>
         <w:tc>
           <w:tcPr>
-            <w:tcW w:type="dxa" w:w="2340"/>
+            <w:tcW w:type="dxa" w:w="2160"/>
           </w:tcPr>
           <w:p>
             <w:r>
               <w:rPr>
-                <w:sz w:val="19"/>
+                <w:sz w:val="18"/>
               </w:rPr>
               <w:t>macOS API changes break volume hook</w:t>
             </w:r>
@@ -4175,12 +5229,12 @@
         </w:tc>
         <w:tc>
           <w:tcPr>
-            <w:tcW w:type="dxa" w:w="2340"/>
+            <w:tcW w:type="dxa" w:w="2160"/>
           </w:tcPr>
           <w:p>
             <w:r>
               <w:rPr>
-                <w:sz w:val="19"/>
+                <w:sz w:val="18"/>
               </w:rPr>
               <w:t>Low</w:t>
             </w:r>
@@ -4188,12 +5242,12 @@
         </w:tc>
         <w:tc>
           <w:tcPr>
-            <w:tcW w:type="dxa" w:w="2340"/>
+            <w:tcW w:type="dxa" w:w="2160"/>
           </w:tcPr>
           <w:p>
             <w:r>
               <w:rPr>
-                <w:sz w:val="19"/>
+                <w:sz w:val="18"/>
               </w:rPr>
               <w:t>Thin abstraction wrapper; document tested macOS versions (14.x, 15.x)</w:t>
             </w:r>
@@ -4201,12 +5255,12 @@
         </w:tc>
         <w:tc>
           <w:tcPr>
-            <w:tcW w:type="dxa" w:w="2340"/>
+            <w:tcW w:type="dxa" w:w="2160"/>
           </w:tcPr>
           <w:p>
             <w:r>
               <w:rPr>
-                <w:sz w:val="19"/>
+                <w:sz w:val="18"/>
               </w:rPr>
               <w:t>Very Low</w:t>
             </w:r>
@@ -4216,12 +5270,12 @@
       <w:tr>
         <w:tc>
           <w:tcPr>
-            <w:tcW w:type="dxa" w:w="2340"/>
+            <w:tcW w:type="dxa" w:w="2160"/>
           </w:tcPr>
           <w:p>
             <w:r>
               <w:rPr>
-                <w:sz w:val="19"/>
+                <w:sz w:val="18"/>
               </w:rPr>
               <w:t>System prompt drift on long sessions</w:t>
             </w:r>
@@ -4229,12 +5283,12 @@
         </w:tc>
         <w:tc>
           <w:tcPr>
-            <w:tcW w:type="dxa" w:w="2340"/>
+            <w:tcW w:type="dxa" w:w="2160"/>
           </w:tcPr>
           <w:p>
             <w:r>
               <w:rPr>
-                <w:sz w:val="19"/>
+                <w:sz w:val="18"/>
               </w:rPr>
               <w:t>Medium</w:t>
             </w:r>
@@ -4242,25 +5296,25 @@
         </w:tc>
         <w:tc>
           <w:tcPr>
-            <w:tcW w:type="dxa" w:w="2340"/>
+            <w:tcW w:type="dxa" w:w="2160"/>
           </w:tcPr>
           <w:p>
             <w:r>
               <w:rPr>
-                <w:sz w:val="19"/>
+                <w:sz w:val="18"/>
               </w:rPr>
-              <w:t>Pin system prompts per agent; add session-reset command ('reset agent')</w:t>
+              <w:t>Pin system prompts per agent; add session-reset command (reset agent)</w:t>
             </w:r>
           </w:p>
         </w:tc>
         <w:tc>
           <w:tcPr>
-            <w:tcW w:type="dxa" w:w="2340"/>
+            <w:tcW w:type="dxa" w:w="2160"/>
           </w:tcPr>
           <w:p>
             <w:r>
               <w:rPr>
-                <w:sz w:val="19"/>
+                <w:sz w:val="18"/>
               </w:rPr>
               <w:t>Low</w:t>
             </w:r>
@@ -4270,12 +5324,12 @@
       <w:tr>
         <w:tc>
           <w:tcPr>
-            <w:tcW w:type="dxa" w:w="2340"/>
+            <w:tcW w:type="dxa" w:w="2160"/>
           </w:tcPr>
           <w:p>
             <w:r>
               <w:rPr>
-                <w:sz w:val="19"/>
+                <w:sz w:val="18"/>
               </w:rPr>
               <w:t>Message bus lost on process restart</w:t>
             </w:r>
@@ -4283,12 +5337,12 @@
         </w:tc>
         <w:tc>
           <w:tcPr>
-            <w:tcW w:type="dxa" w:w="2340"/>
+            <w:tcW w:type="dxa" w:w="2160"/>
           </w:tcPr>
           <w:p>
             <w:r>
               <w:rPr>
-                <w:sz w:val="19"/>
+                <w:sz w:val="18"/>
               </w:rPr>
               <w:t>Low</w:t>
             </w:r>
@@ -4296,12 +5350,12 @@
         </w:tc>
         <w:tc>
           <w:tcPr>
-            <w:tcW w:type="dxa" w:w="2340"/>
+            <w:tcW w:type="dxa" w:w="2160"/>
           </w:tcPr>
           <w:p>
             <w:r>
               <w:rPr>
-                <w:sz w:val="19"/>
+                <w:sz w:val="18"/>
               </w:rPr>
               <w:t>messages.log is the persistent log; bus-monitor replays on start</w:t>
             </w:r>
@@ -4309,12 +5363,12 @@
         </w:tc>
         <w:tc>
           <w:tcPr>
-            <w:tcW w:type="dxa" w:w="2340"/>
+            <w:tcW w:type="dxa" w:w="2160"/>
           </w:tcPr>
           <w:p>
             <w:r>
               <w:rPr>
-                <w:sz w:val="19"/>
+                <w:sz w:val="18"/>
               </w:rPr>
               <w:t>Very Low</w:t>
             </w:r>
@@ -4322,62 +5376,89 @@
         </w:tc>
       </w:tr>
     </w:tbl>
-    <w:p/>
     <w:p>
       <w:pPr>
         <w:pStyle w:val="Heading1"/>
       </w:pPr>
       <w:r>
         <w:rPr>
-          <w:color w:val="1A56DB"/>
+          <w:b/>
+          <w:color w:val="1F3864"/>
           <w:sz w:val="40"/>
         </w:rPr>
         <w:t>11. Success Metrics</w:t>
       </w:r>
     </w:p>
     <w:p>
+      <w:pPr>
+        <w:pStyle w:val="ListBullet"/>
+      </w:pPr>
       <w:r>
-        <w:t>• Terminal colour system: yellow fires in &lt; 50ms of task dispatch, green/red in &lt; 100ms of task resolution</w:t>
+        <w:t>Terminal colour system: yellow fires in &lt; 50ms of task dispatch, green/red in &lt; 100ms of task resolution</w:t>
       </w:r>
     </w:p>
     <w:p>
+      <w:pPr>
+        <w:pStyle w:val="ListBullet"/>
+      </w:pPr>
       <w:r>
-        <w:t>• Agent switch latency: &lt; 500ms from volume button press to new agent active in terminal</w:t>
+        <w:t>Agent switch latency: &lt; 500ms from volume button press to new agent active in terminal</w:t>
       </w:r>
     </w:p>
     <w:p>
+      <w:pPr>
+        <w:pStyle w:val="ListBullet"/>
+      </w:pPr>
       <w:r>
-        <w:t>• Voice transcription accuracy: &gt; 95% word accuracy in home/office environment</w:t>
+        <w:t>Voice transcription accuracy: &gt; 95% word accuracy in home/office environment</w:t>
       </w:r>
     </w:p>
     <w:p>
+      <w:pPr>
+        <w:pStyle w:val="ListBullet"/>
+      </w:pPr>
       <w:r>
-        <w:t>• Voice-to-agent latency: &lt; 2 seconds from end of speech to agent receiving the prompt</w:t>
+        <w:t>Voice-to-agent latency: &lt; 2 seconds from end of speech to agent receiving the prompt</w:t>
       </w:r>
     </w:p>
     <w:p>
+      <w:pPr>
+        <w:pStyle w:val="ListBullet"/>
+      </w:pPr>
       <w:r>
-        <w:t>• Autonomous pipeline: PM agent routes a feature request through all 5 agents without manual switching</w:t>
+        <w:t>Autonomous pipeline: PM agent routes a feature request through all 5 agents without manual switching</w:t>
       </w:r>
     </w:p>
     <w:p>
+      <w:pPr>
+        <w:pStyle w:val="ListBullet"/>
+      </w:pPr>
       <w:r>
-        <w:t>• End-to-end build: a full CRUD web app can be scaffolded, tested, and containerised using only TerminalForge</w:t>
+        <w:t>End-to-end build: a full CRUD web app can be scaffolded, tested, and containerised using only TerminalForge</w:t>
       </w:r>
     </w:p>
     <w:p>
+      <w:pPr>
+        <w:pStyle w:val="ListBullet"/>
+      </w:pPr>
       <w:r>
-        <w:t>• Context retention: agents correctly reference prior outputs and handoff notes 95%+ of the time</w:t>
+        <w:t>Context retention: agents correctly reference prior outputs and handoff notes 95%+ of the time</w:t>
       </w:r>
     </w:p>
     <w:p>
+      <w:pPr>
+        <w:pStyle w:val="ListBullet"/>
+      </w:pPr>
       <w:r>
-        <w:t>• Zero mouse required: entire session operable with only voice/keyboard + volume buttons</w:t>
+        <w:t>Zero mouse required: entire session operable with only voice/keyboard + volume buttons</w:t>
       </w:r>
     </w:p>
     <w:p>
+      <w:pPr>
+        <w:pStyle w:val="ListBullet"/>
+      </w:pPr>
       <w:r>
-        <w:t>• Observability: all inter-agent messages visible in Bus Monitor within &lt; 1s of publish</w:t>
+        <w:t>Observability: all inter-agent messages visible in real time in Bus Monitor within &lt; 1s of publish</w:t>
       </w:r>
     </w:p>
     <w:p>
@@ -4386,65 +5467,99 @@
       </w:pPr>
       <w:r>
         <w:rPr>
-          <w:color w:val="1A56DB"/>
+          <w:b/>
+          <w:color w:val="1F3864"/>
           <w:sz w:val="40"/>
         </w:rPr>
         <w:t>12. Immediate Next Steps</w:t>
       </w:r>
     </w:p>
     <w:p>
+      <w:pPr>
+        <w:pStyle w:val="ListNumber"/>
+      </w:pPr>
       <w:r>
-        <w:t>• Set up Anthropic API key; test claude-sonnet-4-5 streaming in terminal with a basic system prompt</w:t>
+        <w:t>Set up Anthropic API key; test claude-sonnet-4-5 streaming in terminal with a basic system prompt</w:t>
       </w:r>
     </w:p>
     <w:p>
+      <w:pPr>
+        <w:pStyle w:val="ListNumber"/>
+      </w:pPr>
       <w:r>
-        <w:t>• Clone fork: git clone https://github.com/Hemin-Dhamelia/Fork-TerminalForgeAI.git</w:t>
+        <w:t>Clone fork: git clone https://github.com/Hemin-Dhamelia/Fork-TerminalForgeAI.git</w:t>
       </w:r>
     </w:p>
     <w:p>
+      <w:pPr>
+        <w:pStyle w:val="ListNumber"/>
+      </w:pPr>
       <w:r>
-        <w:t>• Add upstream: git remote add upstream https://github.com/TerminalForgeAI/TerminalForgeAI.git</w:t>
+        <w:t>Add upstream: git remote add upstream https://github.com/TerminalForgeAI/TerminalForgeAI.git</w:t>
       </w:r>
     </w:p>
     <w:p>
+      <w:pPr>
+        <w:pStyle w:val="ListNumber"/>
+      </w:pPr>
       <w:r>
-        <w:t>• Build core/state.js + bridge/server.js (Express :3333 for vol button events)</w:t>
+        <w:t>Build core/state.js + bridge/server.js (Express :3333 for vol button events)</w:t>
       </w:r>
     </w:p>
     <w:p>
+      <w:pPr>
+        <w:pStyle w:val="ListNumber"/>
+      </w:pPr>
       <w:r>
-        <w:t>• Install faster-whisper + silero-vad; test mic input → transcription in under 2 seconds</w:t>
+        <w:t>Install faster-whisper + silero-vad; test mic input → transcription in under 2 seconds</w:t>
       </w:r>
     </w:p>
     <w:p>
+      <w:pPr>
+        <w:pStyle w:val="ListNumber"/>
+      </w:pPr>
       <w:r>
-        <w:t>• Build iOS Shortcut that POSTs volume events to Mac localhost:3333; confirm receipt in Node daemon</w:t>
+        <w:t>Build iOS Shortcut that POSTs volume events to Mac localhost:3333; confirm receipt in Node daemon</w:t>
       </w:r>
     </w:p>
     <w:p>
+      <w:pPr>
+        <w:pStyle w:val="ListNumber"/>
+      </w:pPr>
       <w:r>
-        <w:t>• Write 5 system prompts (one per agent); test each in isolation with representative sample tasks</w:t>
+        <w:t>Write 5 system prompts (one per agent); test each in isolation with representative sample tasks</w:t>
       </w:r>
     </w:p>
     <w:p>
+      <w:pPr>
+        <w:pStyle w:val="ListNumber"/>
+      </w:pPr>
       <w:r>
-        <w:t>• Build minimal TUI showing active agent badge and streaming output panel</w:t>
+        <w:t>Build minimal TUI showing active agent badge and streaming output panel</w:t>
       </w:r>
     </w:p>
     <w:p>
+      <w:pPr>
+        <w:pStyle w:val="ListNumber"/>
+      </w:pPr>
       <w:r>
-        <w:t>• Wire voice input to active agent: speak a prompt → see live transcription → get streamed response</w:t>
+        <w:t>Wire voice input to active agent: speak a prompt → see live transcription → get streamed response</w:t>
       </w:r>
     </w:p>
     <w:p>
+      <w:pPr>
+        <w:pStyle w:val="ListNumber"/>
+      </w:pPr>
       <w:r>
-        <w:t>• Implement message bus and PM orchestrator; test a 3-agent pipeline (PM → Junior → QA)</w:t>
+        <w:t>Implement message bus and PM orchestrator; test a 3-agent pipeline (PM → Junior → QA)</w:t>
       </w:r>
     </w:p>
     <w:p>
+      <w:pPr>
+        <w:pStyle w:val="ListNumber"/>
+      </w:pPr>
       <w:r>
-        <w:t>• Integrate git context injection; test that Senior Dev can see current diff and commit history</w:t>
+        <w:t>Integrate git context injection; test that Senior Dev can see current diff and commit history</w:t>
       </w:r>
     </w:p>
     <w:p>
@@ -4464,7 +5579,8 @@
       </w:pPr>
       <w:r>
         <w:rPr>
-          <w:color w:val="1A56DB"/>
+          <w:b/>
+          <w:color w:val="1F3864"/>
           <w:sz w:val="40"/>
         </w:rPr>
         <w:t>12A. Current Build Status (as of May 2026)</w:t>
@@ -4472,25 +5588,28 @@
     </w:p>
     <w:tbl>
       <w:tblPr>
-        <w:tblStyle w:val="LightGrid-Accent1"/>
+        <w:tblStyle w:val="TableGrid"/>
         <w:tblW w:type="auto" w:w="0"/>
         <w:tblLook w:firstColumn="1" w:firstRow="1" w:lastColumn="0" w:lastRow="0" w:noHBand="0" w:noVBand="1" w:val="04A0"/>
       </w:tblPr>
       <w:tblGrid>
-        <w:gridCol w:w="3120"/>
-        <w:gridCol w:w="3120"/>
-        <w:gridCol w:w="3120"/>
+        <w:gridCol w:w="2880"/>
+        <w:gridCol w:w="2880"/>
+        <w:gridCol w:w="2880"/>
       </w:tblGrid>
       <w:tr>
         <w:tc>
           <w:tcPr>
-            <w:tcW w:type="dxa" w:w="3120"/>
+            <w:tcW w:type="dxa" w:w="2880"/>
           </w:tcPr>
           <w:p>
+            <w:pPr>
+              <w:jc w:val="center"/>
+            </w:pPr>
             <w:r>
               <w:rPr>
                 <w:b/>
-                <w:sz w:val="19"/>
+                <w:sz w:val="18"/>
               </w:rPr>
               <w:t>Component</w:t>
             </w:r>
@@ -4498,13 +5617,16 @@
         </w:tc>
         <w:tc>
           <w:tcPr>
-            <w:tcW w:type="dxa" w:w="3120"/>
+            <w:tcW w:type="dxa" w:w="2880"/>
           </w:tcPr>
           <w:p>
+            <w:pPr>
+              <w:jc w:val="center"/>
+            </w:pPr>
             <w:r>
               <w:rPr>
                 <w:b/>
-                <w:sz w:val="19"/>
+                <w:sz w:val="18"/>
               </w:rPr>
               <w:t>File(s)</w:t>
             </w:r>
@@ -4512,13 +5634,16 @@
         </w:tc>
         <w:tc>
           <w:tcPr>
-            <w:tcW w:type="dxa" w:w="3120"/>
+            <w:tcW w:type="dxa" w:w="2880"/>
           </w:tcPr>
           <w:p>
+            <w:pPr>
+              <w:jc w:val="center"/>
+            </w:pPr>
             <w:r>
               <w:rPr>
                 <w:b/>
-                <w:sz w:val="19"/>
+                <w:sz w:val="18"/>
               </w:rPr>
               <w:t>Status</w:t>
             </w:r>
@@ -4528,12 +5653,332 @@
       <w:tr>
         <w:tc>
           <w:tcPr>
-            <w:tcW w:type="dxa" w:w="3120"/>
+            <w:tcW w:type="dxa" w:w="2880"/>
+          </w:tcPr>
+          <w:p/>
+        </w:tc>
+        <w:tc>
+          <w:tcPr>
+            <w:tcW w:type="dxa" w:w="2880"/>
+          </w:tcPr>
+          <w:p/>
+        </w:tc>
+        <w:tc>
+          <w:tcPr>
+            <w:tcW w:type="dxa" w:w="2880"/>
+          </w:tcPr>
+          <w:p/>
+        </w:tc>
+      </w:tr>
+      <w:tr>
+        <w:tc>
+          <w:tcPr>
+            <w:tcW w:type="dxa" w:w="2880"/>
+          </w:tcPr>
+          <w:p/>
+        </w:tc>
+        <w:tc>
+          <w:tcPr>
+            <w:tcW w:type="dxa" w:w="2880"/>
+          </w:tcPr>
+          <w:p/>
+        </w:tc>
+        <w:tc>
+          <w:tcPr>
+            <w:tcW w:type="dxa" w:w="2880"/>
+          </w:tcPr>
+          <w:p/>
+        </w:tc>
+      </w:tr>
+      <w:tr>
+        <w:tc>
+          <w:tcPr>
+            <w:tcW w:type="dxa" w:w="2880"/>
+          </w:tcPr>
+          <w:p/>
+        </w:tc>
+        <w:tc>
+          <w:tcPr>
+            <w:tcW w:type="dxa" w:w="2880"/>
+          </w:tcPr>
+          <w:p/>
+        </w:tc>
+        <w:tc>
+          <w:tcPr>
+            <w:tcW w:type="dxa" w:w="2880"/>
+          </w:tcPr>
+          <w:p/>
+        </w:tc>
+      </w:tr>
+      <w:tr>
+        <w:tc>
+          <w:tcPr>
+            <w:tcW w:type="dxa" w:w="2880"/>
+          </w:tcPr>
+          <w:p/>
+        </w:tc>
+        <w:tc>
+          <w:tcPr>
+            <w:tcW w:type="dxa" w:w="2880"/>
+          </w:tcPr>
+          <w:p/>
+        </w:tc>
+        <w:tc>
+          <w:tcPr>
+            <w:tcW w:type="dxa" w:w="2880"/>
+          </w:tcPr>
+          <w:p/>
+        </w:tc>
+      </w:tr>
+      <w:tr>
+        <w:tc>
+          <w:tcPr>
+            <w:tcW w:type="dxa" w:w="2880"/>
+          </w:tcPr>
+          <w:p/>
+        </w:tc>
+        <w:tc>
+          <w:tcPr>
+            <w:tcW w:type="dxa" w:w="2880"/>
+          </w:tcPr>
+          <w:p/>
+        </w:tc>
+        <w:tc>
+          <w:tcPr>
+            <w:tcW w:type="dxa" w:w="2880"/>
+          </w:tcPr>
+          <w:p/>
+        </w:tc>
+      </w:tr>
+      <w:tr>
+        <w:tc>
+          <w:tcPr>
+            <w:tcW w:type="dxa" w:w="2880"/>
+          </w:tcPr>
+          <w:p/>
+        </w:tc>
+        <w:tc>
+          <w:tcPr>
+            <w:tcW w:type="dxa" w:w="2880"/>
+          </w:tcPr>
+          <w:p/>
+        </w:tc>
+        <w:tc>
+          <w:tcPr>
+            <w:tcW w:type="dxa" w:w="2880"/>
+          </w:tcPr>
+          <w:p/>
+        </w:tc>
+      </w:tr>
+      <w:tr>
+        <w:tc>
+          <w:tcPr>
+            <w:tcW w:type="dxa" w:w="2880"/>
+          </w:tcPr>
+          <w:p/>
+        </w:tc>
+        <w:tc>
+          <w:tcPr>
+            <w:tcW w:type="dxa" w:w="2880"/>
+          </w:tcPr>
+          <w:p/>
+        </w:tc>
+        <w:tc>
+          <w:tcPr>
+            <w:tcW w:type="dxa" w:w="2880"/>
+          </w:tcPr>
+          <w:p/>
+        </w:tc>
+      </w:tr>
+      <w:tr>
+        <w:tc>
+          <w:tcPr>
+            <w:tcW w:type="dxa" w:w="2880"/>
+          </w:tcPr>
+          <w:p/>
+        </w:tc>
+        <w:tc>
+          <w:tcPr>
+            <w:tcW w:type="dxa" w:w="2880"/>
+          </w:tcPr>
+          <w:p/>
+        </w:tc>
+        <w:tc>
+          <w:tcPr>
+            <w:tcW w:type="dxa" w:w="2880"/>
+          </w:tcPr>
+          <w:p/>
+        </w:tc>
+      </w:tr>
+      <w:tr>
+        <w:tc>
+          <w:tcPr>
+            <w:tcW w:type="dxa" w:w="2880"/>
+          </w:tcPr>
+          <w:p/>
+        </w:tc>
+        <w:tc>
+          <w:tcPr>
+            <w:tcW w:type="dxa" w:w="2880"/>
+          </w:tcPr>
+          <w:p/>
+        </w:tc>
+        <w:tc>
+          <w:tcPr>
+            <w:tcW w:type="dxa" w:w="2880"/>
+          </w:tcPr>
+          <w:p/>
+        </w:tc>
+      </w:tr>
+      <w:tr>
+        <w:tc>
+          <w:tcPr>
+            <w:tcW w:type="dxa" w:w="2880"/>
+          </w:tcPr>
+          <w:p/>
+        </w:tc>
+        <w:tc>
+          <w:tcPr>
+            <w:tcW w:type="dxa" w:w="2880"/>
+          </w:tcPr>
+          <w:p/>
+        </w:tc>
+        <w:tc>
+          <w:tcPr>
+            <w:tcW w:type="dxa" w:w="2880"/>
+          </w:tcPr>
+          <w:p/>
+        </w:tc>
+      </w:tr>
+      <w:tr>
+        <w:tc>
+          <w:tcPr>
+            <w:tcW w:type="dxa" w:w="2880"/>
+          </w:tcPr>
+          <w:p/>
+        </w:tc>
+        <w:tc>
+          <w:tcPr>
+            <w:tcW w:type="dxa" w:w="2880"/>
+          </w:tcPr>
+          <w:p/>
+        </w:tc>
+        <w:tc>
+          <w:tcPr>
+            <w:tcW w:type="dxa" w:w="2880"/>
+          </w:tcPr>
+          <w:p/>
+        </w:tc>
+      </w:tr>
+      <w:tr>
+        <w:tc>
+          <w:tcPr>
+            <w:tcW w:type="dxa" w:w="2880"/>
+          </w:tcPr>
+          <w:p/>
+        </w:tc>
+        <w:tc>
+          <w:tcPr>
+            <w:tcW w:type="dxa" w:w="2880"/>
+          </w:tcPr>
+          <w:p/>
+        </w:tc>
+        <w:tc>
+          <w:tcPr>
+            <w:tcW w:type="dxa" w:w="2880"/>
+          </w:tcPr>
+          <w:p/>
+        </w:tc>
+      </w:tr>
+      <w:tr>
+        <w:tc>
+          <w:tcPr>
+            <w:tcW w:type="dxa" w:w="2880"/>
+          </w:tcPr>
+          <w:p/>
+        </w:tc>
+        <w:tc>
+          <w:tcPr>
+            <w:tcW w:type="dxa" w:w="2880"/>
+          </w:tcPr>
+          <w:p/>
+        </w:tc>
+        <w:tc>
+          <w:tcPr>
+            <w:tcW w:type="dxa" w:w="2880"/>
+          </w:tcPr>
+          <w:p/>
+        </w:tc>
+      </w:tr>
+      <w:tr>
+        <w:tc>
+          <w:tcPr>
+            <w:tcW w:type="dxa" w:w="2880"/>
+          </w:tcPr>
+          <w:p/>
+        </w:tc>
+        <w:tc>
+          <w:tcPr>
+            <w:tcW w:type="dxa" w:w="2880"/>
+          </w:tcPr>
+          <w:p/>
+        </w:tc>
+        <w:tc>
+          <w:tcPr>
+            <w:tcW w:type="dxa" w:w="2880"/>
+          </w:tcPr>
+          <w:p/>
+        </w:tc>
+      </w:tr>
+      <w:tr>
+        <w:tc>
+          <w:tcPr>
+            <w:tcW w:type="dxa" w:w="2880"/>
+          </w:tcPr>
+          <w:p/>
+        </w:tc>
+        <w:tc>
+          <w:tcPr>
+            <w:tcW w:type="dxa" w:w="2880"/>
+          </w:tcPr>
+          <w:p/>
+        </w:tc>
+        <w:tc>
+          <w:tcPr>
+            <w:tcW w:type="dxa" w:w="2880"/>
+          </w:tcPr>
+          <w:p/>
+        </w:tc>
+      </w:tr>
+      <w:tr>
+        <w:tc>
+          <w:tcPr>
+            <w:tcW w:type="dxa" w:w="2880"/>
+          </w:tcPr>
+          <w:p/>
+        </w:tc>
+        <w:tc>
+          <w:tcPr>
+            <w:tcW w:type="dxa" w:w="2880"/>
+          </w:tcPr>
+          <w:p/>
+        </w:tc>
+        <w:tc>
+          <w:tcPr>
+            <w:tcW w:type="dxa" w:w="2880"/>
+          </w:tcPr>
+          <w:p/>
+        </w:tc>
+      </w:tr>
+      <w:tr>
+        <w:tc>
+          <w:tcPr>
+            <w:tcW w:type="dxa" w:w="2880"/>
           </w:tcPr>
           <w:p>
             <w:r>
               <w:rPr>
-                <w:sz w:val="19"/>
+                <w:sz w:val="18"/>
               </w:rPr>
               <w:t>State management</w:t>
             </w:r>
@@ -4541,12 +5986,12 @@
         </w:tc>
         <w:tc>
           <w:tcPr>
-            <w:tcW w:type="dxa" w:w="3120"/>
+            <w:tcW w:type="dxa" w:w="2880"/>
           </w:tcPr>
           <w:p>
             <w:r>
               <w:rPr>
-                <w:sz w:val="19"/>
+                <w:sz w:val="18"/>
               </w:rPr>
               <w:t>core/state.js</w:t>
             </w:r>
@@ -4554,12 +5999,12 @@
         </w:tc>
         <w:tc>
           <w:tcPr>
-            <w:tcW w:type="dxa" w:w="3120"/>
+            <w:tcW w:type="dxa" w:w="2880"/>
           </w:tcPr>
           <w:p>
             <w:r>
               <w:rPr>
-                <w:sz w:val="19"/>
+                <w:sz w:val="18"/>
               </w:rPr>
               <w:t>✅ Done</w:t>
             </w:r>
@@ -4569,12 +6014,12 @@
       <w:tr>
         <w:tc>
           <w:tcPr>
-            <w:tcW w:type="dxa" w:w="3120"/>
+            <w:tcW w:type="dxa" w:w="2880"/>
           </w:tcPr>
           <w:p>
             <w:r>
               <w:rPr>
-                <w:sz w:val="19"/>
+                <w:sz w:val="18"/>
               </w:rPr>
               <w:t>Bridge server</w:t>
             </w:r>
@@ -4582,12 +6027,12 @@
         </w:tc>
         <w:tc>
           <w:tcPr>
-            <w:tcW w:type="dxa" w:w="3120"/>
+            <w:tcW w:type="dxa" w:w="2880"/>
           </w:tcPr>
           <w:p>
             <w:r>
               <w:rPr>
-                <w:sz w:val="19"/>
+                <w:sz w:val="18"/>
               </w:rPr>
               <w:t>bridge/server.js</w:t>
             </w:r>
@@ -4595,12 +6040,12 @@
         </w:tc>
         <w:tc>
           <w:tcPr>
-            <w:tcW w:type="dxa" w:w="3120"/>
+            <w:tcW w:type="dxa" w:w="2880"/>
           </w:tcPr>
           <w:p>
             <w:r>
               <w:rPr>
-                <w:sz w:val="19"/>
+                <w:sz w:val="18"/>
               </w:rPr>
               <w:t>✅ Done</w:t>
             </w:r>
@@ -4610,12 +6055,12 @@
       <w:tr>
         <w:tc>
           <w:tcPr>
-            <w:tcW w:type="dxa" w:w="3120"/>
+            <w:tcW w:type="dxa" w:w="2880"/>
           </w:tcPr>
           <w:p>
             <w:r>
               <w:rPr>
-                <w:sz w:val="19"/>
+                <w:sz w:val="18"/>
               </w:rPr>
               <w:t>Event listener</w:t>
             </w:r>
@@ -4623,12 +6068,12 @@
         </w:tc>
         <w:tc>
           <w:tcPr>
-            <w:tcW w:type="dxa" w:w="3120"/>
+            <w:tcW w:type="dxa" w:w="2880"/>
           </w:tcPr>
           <w:p>
             <w:r>
               <w:rPr>
-                <w:sz w:val="19"/>
+                <w:sz w:val="18"/>
               </w:rPr>
               <w:t>core/event-listener.js</w:t>
             </w:r>
@@ -4636,12 +6081,12 @@
         </w:tc>
         <w:tc>
           <w:tcPr>
-            <w:tcW w:type="dxa" w:w="3120"/>
+            <w:tcW w:type="dxa" w:w="2880"/>
           </w:tcPr>
           <w:p>
             <w:r>
               <w:rPr>
-                <w:sz w:val="19"/>
+                <w:sz w:val="18"/>
               </w:rPr>
               <w:t>✅ Done</w:t>
             </w:r>
@@ -4651,12 +6096,12 @@
       <w:tr>
         <w:tc>
           <w:tcPr>
-            <w:tcW w:type="dxa" w:w="3120"/>
+            <w:tcW w:type="dxa" w:w="2880"/>
           </w:tcPr>
           <w:p>
             <w:r>
               <w:rPr>
-                <w:sz w:val="19"/>
+                <w:sz w:val="18"/>
               </w:rPr>
               <w:t>5 agent configs</w:t>
             </w:r>
@@ -4664,12 +6109,12 @@
         </w:tc>
         <w:tc>
           <w:tcPr>
-            <w:tcW w:type="dxa" w:w="3120"/>
+            <w:tcW w:type="dxa" w:w="2880"/>
           </w:tcPr>
           <w:p>
             <w:r>
               <w:rPr>
-                <w:sz w:val="19"/>
+                <w:sz w:val="18"/>
               </w:rPr>
               <w:t>agents/*.js</w:t>
             </w:r>
@@ -4677,12 +6122,12 @@
         </w:tc>
         <w:tc>
           <w:tcPr>
-            <w:tcW w:type="dxa" w:w="3120"/>
+            <w:tcW w:type="dxa" w:w="2880"/>
           </w:tcPr>
           <w:p>
             <w:r>
               <w:rPr>
-                <w:sz w:val="19"/>
+                <w:sz w:val="18"/>
               </w:rPr>
               <w:t>✅ Done</w:t>
             </w:r>
@@ -4692,12 +6137,12 @@
       <w:tr>
         <w:tc>
           <w:tcPr>
-            <w:tcW w:type="dxa" w:w="3120"/>
+            <w:tcW w:type="dxa" w:w="2880"/>
           </w:tcPr>
           <w:p>
             <w:r>
               <w:rPr>
-                <w:sz w:val="19"/>
+                <w:sz w:val="18"/>
               </w:rPr>
               <w:t>Agent router</w:t>
             </w:r>
@@ -4705,12 +6150,12 @@
         </w:tc>
         <w:tc>
           <w:tcPr>
-            <w:tcW w:type="dxa" w:w="3120"/>
+            <w:tcW w:type="dxa" w:w="2880"/>
           </w:tcPr>
           <w:p>
             <w:r>
               <w:rPr>
-                <w:sz w:val="19"/>
+                <w:sz w:val="18"/>
               </w:rPr>
               <w:t>core/agent-router.js</w:t>
             </w:r>
@@ -4718,12 +6163,12 @@
         </w:tc>
         <w:tc>
           <w:tcPr>
-            <w:tcW w:type="dxa" w:w="3120"/>
+            <w:tcW w:type="dxa" w:w="2880"/>
           </w:tcPr>
           <w:p>
             <w:r>
               <w:rPr>
-                <w:sz w:val="19"/>
+                <w:sz w:val="18"/>
               </w:rPr>
               <w:t>✅ Done</w:t>
             </w:r>
@@ -4733,12 +6178,12 @@
       <w:tr>
         <w:tc>
           <w:tcPr>
-            <w:tcW w:type="dxa" w:w="3120"/>
+            <w:tcW w:type="dxa" w:w="2880"/>
           </w:tcPr>
           <w:p>
             <w:r>
               <w:rPr>
-                <w:sz w:val="19"/>
+                <w:sz w:val="18"/>
               </w:rPr>
               <w:t>Context manager</w:t>
             </w:r>
@@ -4746,12 +6191,12 @@
         </w:tc>
         <w:tc>
           <w:tcPr>
-            <w:tcW w:type="dxa" w:w="3120"/>
+            <w:tcW w:type="dxa" w:w="2880"/>
           </w:tcPr>
           <w:p>
             <w:r>
               <w:rPr>
-                <w:sz w:val="19"/>
+                <w:sz w:val="18"/>
               </w:rPr>
               <w:t>core/context-manager.js</w:t>
             </w:r>
@@ -4759,12 +6204,12 @@
         </w:tc>
         <w:tc>
           <w:tcPr>
-            <w:tcW w:type="dxa" w:w="3120"/>
+            <w:tcW w:type="dxa" w:w="2880"/>
           </w:tcPr>
           <w:p>
             <w:r>
               <w:rPr>
-                <w:sz w:val="19"/>
+                <w:sz w:val="18"/>
               </w:rPr>
               <w:t>✅ Done</w:t>
             </w:r>
@@ -4774,12 +6219,12 @@
       <w:tr>
         <w:tc>
           <w:tcPr>
-            <w:tcW w:type="dxa" w:w="3120"/>
+            <w:tcW w:type="dxa" w:w="2880"/>
           </w:tcPr>
           <w:p>
             <w:r>
               <w:rPr>
-                <w:sz w:val="19"/>
+                <w:sz w:val="18"/>
               </w:rPr>
               <w:t>Message bus</w:t>
             </w:r>
@@ -4787,12 +6232,12 @@
         </w:tc>
         <w:tc>
           <w:tcPr>
-            <w:tcW w:type="dxa" w:w="3120"/>
+            <w:tcW w:type="dxa" w:w="2880"/>
           </w:tcPr>
           <w:p>
             <w:r>
               <w:rPr>
-                <w:sz w:val="19"/>
+                <w:sz w:val="18"/>
               </w:rPr>
               <w:t>core/message-bus.js</w:t>
             </w:r>
@@ -4800,12 +6245,12 @@
         </w:tc>
         <w:tc>
           <w:tcPr>
-            <w:tcW w:type="dxa" w:w="3120"/>
+            <w:tcW w:type="dxa" w:w="2880"/>
           </w:tcPr>
           <w:p>
             <w:r>
               <w:rPr>
-                <w:sz w:val="19"/>
+                <w:sz w:val="18"/>
               </w:rPr>
               <w:t>✅ Done</w:t>
             </w:r>
@@ -4815,12 +6260,12 @@
       <w:tr>
         <w:tc>
           <w:tcPr>
-            <w:tcW w:type="dxa" w:w="3120"/>
+            <w:tcW w:type="dxa" w:w="2880"/>
           </w:tcPr>
           <w:p>
             <w:r>
               <w:rPr>
-                <w:sz w:val="19"/>
+                <w:sz w:val="18"/>
               </w:rPr>
               <w:t>Agent REPL</w:t>
             </w:r>
@@ -4828,12 +6273,12 @@
         </w:tc>
         <w:tc>
           <w:tcPr>
-            <w:tcW w:type="dxa" w:w="3120"/>
+            <w:tcW w:type="dxa" w:w="2880"/>
           </w:tcPr>
           <w:p>
             <w:r>
               <w:rPr>
-                <w:sz w:val="19"/>
+                <w:sz w:val="18"/>
               </w:rPr>
               <w:t>scripts/agent-repl.js</w:t>
             </w:r>
@@ -4841,12 +6286,12 @@
         </w:tc>
         <w:tc>
           <w:tcPr>
-            <w:tcW w:type="dxa" w:w="3120"/>
+            <w:tcW w:type="dxa" w:w="2880"/>
           </w:tcPr>
           <w:p>
             <w:r>
               <w:rPr>
-                <w:sz w:val="19"/>
+                <w:sz w:val="18"/>
               </w:rPr>
               <w:t>✅ Done</w:t>
             </w:r>
@@ -4856,12 +6301,12 @@
       <w:tr>
         <w:tc>
           <w:tcPr>
-            <w:tcW w:type="dxa" w:w="3120"/>
+            <w:tcW w:type="dxa" w:w="2880"/>
           </w:tcPr>
           <w:p>
             <w:r>
               <w:rPr>
-                <w:sz w:val="19"/>
+                <w:sz w:val="18"/>
               </w:rPr>
               <w:t>Bus monitor</w:t>
             </w:r>
@@ -4869,12 +6314,12 @@
         </w:tc>
         <w:tc>
           <w:tcPr>
-            <w:tcW w:type="dxa" w:w="3120"/>
+            <w:tcW w:type="dxa" w:w="2880"/>
           </w:tcPr>
           <w:p>
             <w:r>
               <w:rPr>
-                <w:sz w:val="19"/>
+                <w:sz w:val="18"/>
               </w:rPr>
               <w:t>scripts/bus-monitor.js</w:t>
             </w:r>
@@ -4882,12 +6327,12 @@
         </w:tc>
         <w:tc>
           <w:tcPr>
-            <w:tcW w:type="dxa" w:w="3120"/>
+            <w:tcW w:type="dxa" w:w="2880"/>
           </w:tcPr>
           <w:p>
             <w:r>
               <w:rPr>
-                <w:sz w:val="19"/>
+                <w:sz w:val="18"/>
               </w:rPr>
               <w:t>✅ Done</w:t>
             </w:r>
@@ -4897,12 +6342,12 @@
       <w:tr>
         <w:tc>
           <w:tcPr>
-            <w:tcW w:type="dxa" w:w="3120"/>
+            <w:tcW w:type="dxa" w:w="2880"/>
           </w:tcPr>
           <w:p>
             <w:r>
               <w:rPr>
-                <w:sz w:val="19"/>
+                <w:sz w:val="18"/>
               </w:rPr>
               <w:t>Launch scripts</w:t>
             </w:r>
@@ -4910,12 +6355,12 @@
         </w:tc>
         <w:tc>
           <w:tcPr>
-            <w:tcW w:type="dxa" w:w="3120"/>
+            <w:tcW w:type="dxa" w:w="2880"/>
           </w:tcPr>
           <w:p>
             <w:r>
               <w:rPr>
-                <w:sz w:val="19"/>
+                <w:sz w:val="18"/>
               </w:rPr>
               <w:t>scripts/launch.sh, tmux-layout.sh</w:t>
             </w:r>
@@ -4923,12 +6368,12 @@
         </w:tc>
         <w:tc>
           <w:tcPr>
-            <w:tcW w:type="dxa" w:w="3120"/>
+            <w:tcW w:type="dxa" w:w="2880"/>
           </w:tcPr>
           <w:p>
             <w:r>
               <w:rPr>
-                <w:sz w:val="19"/>
+                <w:sz w:val="18"/>
               </w:rPr>
               <w:t>✅ Done (7 windows)</w:t>
             </w:r>
@@ -4938,12 +6383,12 @@
       <w:tr>
         <w:tc>
           <w:tcPr>
-            <w:tcW w:type="dxa" w:w="3120"/>
+            <w:tcW w:type="dxa" w:w="2880"/>
           </w:tcPr>
           <w:p>
             <w:r>
               <w:rPr>
-                <w:sz w:val="19"/>
+                <w:sz w:val="18"/>
               </w:rPr>
               <w:t>Phase 1 tests</w:t>
             </w:r>
@@ -4951,12 +6396,12 @@
         </w:tc>
         <w:tc>
           <w:tcPr>
-            <w:tcW w:type="dxa" w:w="3120"/>
+            <w:tcW w:type="dxa" w:w="2880"/>
           </w:tcPr>
           <w:p>
             <w:r>
               <w:rPr>
-                <w:sz w:val="19"/>
+                <w:sz w:val="18"/>
               </w:rPr>
               <w:t>tests/test-switch.js</w:t>
             </w:r>
@@ -4964,12 +6409,12 @@
         </w:tc>
         <w:tc>
           <w:tcPr>
-            <w:tcW w:type="dxa" w:w="3120"/>
+            <w:tcW w:type="dxa" w:w="2880"/>
           </w:tcPr>
           <w:p>
             <w:r>
               <w:rPr>
-                <w:sz w:val="19"/>
+                <w:sz w:val="18"/>
               </w:rPr>
               <w:t>✅ 19 passing</w:t>
             </w:r>
@@ -4979,12 +6424,12 @@
       <w:tr>
         <w:tc>
           <w:tcPr>
-            <w:tcW w:type="dxa" w:w="3120"/>
+            <w:tcW w:type="dxa" w:w="2880"/>
           </w:tcPr>
           <w:p>
             <w:r>
               <w:rPr>
-                <w:sz w:val="19"/>
+                <w:sz w:val="18"/>
               </w:rPr>
               <w:t>Phase 2 tests</w:t>
             </w:r>
@@ -4992,12 +6437,12 @@
         </w:tc>
         <w:tc>
           <w:tcPr>
-            <w:tcW w:type="dxa" w:w="3120"/>
+            <w:tcW w:type="dxa" w:w="2880"/>
           </w:tcPr>
           <w:p>
             <w:r>
               <w:rPr>
-                <w:sz w:val="19"/>
+                <w:sz w:val="18"/>
               </w:rPr>
               <w:t>tests/test-agents.js</w:t>
             </w:r>
@@ -5005,12 +6450,12 @@
         </w:tc>
         <w:tc>
           <w:tcPr>
-            <w:tcW w:type="dxa" w:w="3120"/>
+            <w:tcW w:type="dxa" w:w="2880"/>
           </w:tcPr>
           <w:p>
             <w:r>
               <w:rPr>
-                <w:sz w:val="19"/>
+                <w:sz w:val="18"/>
               </w:rPr>
               <w:t>✅ 47 passing</w:t>
             </w:r>
@@ -5020,12 +6465,12 @@
       <w:tr>
         <w:tc>
           <w:tcPr>
-            <w:tcW w:type="dxa" w:w="3120"/>
+            <w:tcW w:type="dxa" w:w="2880"/>
           </w:tcPr>
           <w:p>
             <w:r>
               <w:rPr>
-                <w:sz w:val="19"/>
+                <w:sz w:val="18"/>
               </w:rPr>
               <w:t>Voice pipeline</w:t>
             </w:r>
@@ -5033,12 +6478,12 @@
         </w:tc>
         <w:tc>
           <w:tcPr>
-            <w:tcW w:type="dxa" w:w="3120"/>
+            <w:tcW w:type="dxa" w:w="2880"/>
           </w:tcPr>
           <w:p>
             <w:r>
               <w:rPr>
-                <w:sz w:val="19"/>
+                <w:sz w:val="18"/>
               </w:rPr>
               <w:t>voice/*.py</w:t>
             </w:r>
@@ -5046,12 +6491,12 @@
         </w:tc>
         <w:tc>
           <w:tcPr>
-            <w:tcW w:type="dxa" w:w="3120"/>
+            <w:tcW w:type="dxa" w:w="2880"/>
           </w:tcPr>
           <w:p>
             <w:r>
               <w:rPr>
-                <w:sz w:val="19"/>
+                <w:sz w:val="18"/>
               </w:rPr>
               <w:t>🔜 Phase 3</w:t>
             </w:r>
@@ -5061,12 +6506,12 @@
       <w:tr>
         <w:tc>
           <w:tcPr>
-            <w:tcW w:type="dxa" w:w="3120"/>
+            <w:tcW w:type="dxa" w:w="2880"/>
           </w:tcPr>
           <w:p>
             <w:r>
               <w:rPr>
-                <w:sz w:val="19"/>
+                <w:sz w:val="18"/>
               </w:rPr>
               <w:t>Hotkey fallback</w:t>
             </w:r>
@@ -5074,12 +6519,12 @@
         </w:tc>
         <w:tc>
           <w:tcPr>
-            <w:tcW w:type="dxa" w:w="3120"/>
+            <w:tcW w:type="dxa" w:w="2880"/>
           </w:tcPr>
           <w:p>
             <w:r>
               <w:rPr>
-                <w:sz w:val="19"/>
+                <w:sz w:val="18"/>
               </w:rPr>
               <w:t>bridge/hotkey-fallback.js</w:t>
             </w:r>
@@ -5087,12 +6532,12 @@
         </w:tc>
         <w:tc>
           <w:tcPr>
-            <w:tcW w:type="dxa" w:w="3120"/>
+            <w:tcW w:type="dxa" w:w="2880"/>
           </w:tcPr>
           <w:p>
             <w:r>
               <w:rPr>
-                <w:sz w:val="19"/>
+                <w:sz w:val="18"/>
               </w:rPr>
               <w:t>🔜 Phase 3</w:t>
             </w:r>
@@ -5102,12 +6547,12 @@
       <w:tr>
         <w:tc>
           <w:tcPr>
-            <w:tcW w:type="dxa" w:w="3120"/>
+            <w:tcW w:type="dxa" w:w="2880"/>
           </w:tcPr>
           <w:p>
             <w:r>
               <w:rPr>
-                <w:sz w:val="19"/>
+                <w:sz w:val="18"/>
               </w:rPr>
               <w:t>TUI components</w:t>
             </w:r>
@@ -5115,12 +6560,12 @@
         </w:tc>
         <w:tc>
           <w:tcPr>
-            <w:tcW w:type="dxa" w:w="3120"/>
+            <w:tcW w:type="dxa" w:w="2880"/>
           </w:tcPr>
           <w:p>
             <w:r>
               <w:rPr>
-                <w:sz w:val="19"/>
+                <w:sz w:val="18"/>
               </w:rPr>
               <w:t>ui/*.js</w:t>
             </w:r>
@@ -5128,12 +6573,12 @@
         </w:tc>
         <w:tc>
           <w:tcPr>
-            <w:tcW w:type="dxa" w:w="3120"/>
+            <w:tcW w:type="dxa" w:w="2880"/>
           </w:tcPr>
           <w:p>
             <w:r>
               <w:rPr>
-                <w:sz w:val="19"/>
+                <w:sz w:val="18"/>
               </w:rPr>
               <w:t>🔜 Phase 4</w:t>
             </w:r>
@@ -5143,12 +6588,12 @@
       <w:tr>
         <w:tc>
           <w:tcPr>
-            <w:tcW w:type="dxa" w:w="3120"/>
+            <w:tcW w:type="dxa" w:w="2880"/>
           </w:tcPr>
           <w:p>
             <w:r>
               <w:rPr>
-                <w:sz w:val="19"/>
+                <w:sz w:val="18"/>
               </w:rPr>
               <w:t>PM orchestrator</w:t>
             </w:r>
@@ -5156,12 +6601,12 @@
         </w:tc>
         <w:tc>
           <w:tcPr>
-            <w:tcW w:type="dxa" w:w="3120"/>
+            <w:tcW w:type="dxa" w:w="2880"/>
           </w:tcPr>
           <w:p>
             <w:r>
               <w:rPr>
-                <w:sz w:val="19"/>
+                <w:sz w:val="18"/>
               </w:rPr>
               <w:t>agents/project-manager.js (loop)</w:t>
             </w:r>
@@ -5169,12 +6614,12 @@
         </w:tc>
         <w:tc>
           <w:tcPr>
-            <w:tcW w:type="dxa" w:w="3120"/>
+            <w:tcW w:type="dxa" w:w="2880"/>
           </w:tcPr>
           <w:p>
             <w:r>
               <w:rPr>
-                <w:sz w:val="19"/>
+                <w:sz w:val="18"/>
               </w:rPr>
               <w:t>🔜 Phase 5</w:t>
             </w:r>
@@ -5182,62 +6627,1093 @@
         </w:tc>
       </w:tr>
     </w:tbl>
-    <w:p/>
     <w:p>
       <w:pPr>
         <w:pStyle w:val="Heading2"/>
       </w:pPr>
       <w:r>
         <w:rPr>
-          <w:color w:val="1E3A5F"/>
-          <w:sz w:val="30"/>
+          <w:b/>
+          <w:color w:val="2E74B5"/>
+          <w:sz w:val="32"/>
         </w:rPr>
         <w:t>Next Steps for Phase 3: Voice Layer</w:t>
       </w:r>
     </w:p>
     <w:p>
+      <w:pPr>
+        <w:pStyle w:val="ListNumber"/>
+      </w:pPr>
       <w:r>
-        <w:t>1. pip install faster-whisper silero-vad openwakeword loguru sounddevice</w:t>
+        <w:t>Install Python dependencies: pip install faster-whisper silero-vad openwakeword loguru sounddevice</w:t>
+      </w:r>
+    </w:p>
+    <w:p>
+      <w:pPr>
+        <w:pStyle w:val="ListNumber"/>
+      </w:pPr>
+      <w:r>
+        <w:t>Build voice/vad.py — mic capture + silero-vad speech detection, Python asyncio</w:t>
+      </w:r>
+    </w:p>
+    <w:p>
+      <w:pPr>
+        <w:pStyle w:val="ListNumber"/>
+      </w:pPr>
+      <w:r>
+        <w:t>Build voice/transcriber.py — faster-whisper wrapper, target &lt; 2s latency, local model</w:t>
+      </w:r>
+    </w:p>
+    <w:p>
+      <w:pPr>
+        <w:pStyle w:val="ListNumber"/>
+      </w:pPr>
+      <w:r>
+        <w:t>Build bridge/hotkey-fallback.js — Node.js F5 push-to-talk trigger, posts to bridge server</w:t>
+      </w:r>
+    </w:p>
+    <w:p>
+      <w:pPr>
+        <w:pStyle w:val="ListNumber"/>
+      </w:pPr>
+      <w:r>
+        <w:t>Build voice/wake-word.py — openWakeWord "Hey Forge" trigger for hands-free mode</w:t>
+      </w:r>
+    </w:p>
+    <w:p>
+      <w:pPr>
+        <w:pStyle w:val="ListNumber"/>
+      </w:pPr>
+      <w:r>
+        <w:t>Build voice/tts.py — optional TTS response via ElevenLabs API or macOS say</w:t>
+      </w:r>
+    </w:p>
+    <w:p>
+      <w:pPr>
+        <w:pStyle w:val="ListNumber"/>
+      </w:pPr>
+      <w:r>
+        <w:t>Test: hold F5, speak, release → transcribed text sent to active agent</w:t>
+      </w:r>
+    </w:p>
+    <w:p>
+      <w:pPr>
+        <w:pStyle w:val="ListNumber"/>
+      </w:pPr>
+      <w:r>
+        <w:t>Verify: transcription latency &lt; 2s end-to-end, fully offline</w:t>
+      </w:r>
+    </w:p>
+    <w:p>
+      <w:pPr>
+        <w:pStyle w:val="Heading1"/>
+      </w:pPr>
+      <w:r>
+        <w:rPr>
+          <w:b/>
+          <w:color w:val="1F3864"/>
+          <w:sz w:val="40"/>
+        </w:rPr>
+        <w:t>12B. End-to-End Test Results (May 2026)</w:t>
       </w:r>
     </w:p>
     <w:p>
       <w:r>
-        <w:t>2. Build voice/vad.py — mic capture + silero-vad speech detection, Python asyncio</w:t>
+        <w:t>Full live test suite run against the real stack using the real Claude API. All 8 test areas verified.</w:t>
+      </w:r>
+    </w:p>
+    <w:tbl>
+      <w:tblPr>
+        <w:tblStyle w:val="TableGrid"/>
+        <w:tblW w:type="auto" w:w="0"/>
+        <w:tblLook w:firstColumn="1" w:firstRow="1" w:lastColumn="0" w:lastRow="0" w:noHBand="0" w:noVBand="1" w:val="04A0"/>
+      </w:tblPr>
+      <w:tblGrid>
+        <w:gridCol w:w="1728"/>
+        <w:gridCol w:w="1728"/>
+        <w:gridCol w:w="1728"/>
+        <w:gridCol w:w="1728"/>
+        <w:gridCol w:w="1728"/>
+      </w:tblGrid>
+      <w:tr>
+        <w:tc>
+          <w:tcPr>
+            <w:tcW w:type="dxa" w:w="1728"/>
+          </w:tcPr>
+          <w:p>
+            <w:pPr>
+              <w:jc w:val="center"/>
+            </w:pPr>
+            <w:r>
+              <w:rPr>
+                <w:b/>
+                <w:sz w:val="18"/>
+              </w:rPr>
+              <w:t>#</w:t>
+            </w:r>
+          </w:p>
+        </w:tc>
+        <w:tc>
+          <w:tcPr>
+            <w:tcW w:type="dxa" w:w="1728"/>
+          </w:tcPr>
+          <w:p>
+            <w:pPr>
+              <w:jc w:val="center"/>
+            </w:pPr>
+            <w:r>
+              <w:rPr>
+                <w:b/>
+                <w:sz w:val="18"/>
+              </w:rPr>
+              <w:t>Test Area</w:t>
+            </w:r>
+          </w:p>
+        </w:tc>
+        <w:tc>
+          <w:tcPr>
+            <w:tcW w:type="dxa" w:w="1728"/>
+          </w:tcPr>
+          <w:p>
+            <w:pPr>
+              <w:jc w:val="center"/>
+            </w:pPr>
+            <w:r>
+              <w:rPr>
+                <w:b/>
+                <w:sz w:val="18"/>
+              </w:rPr>
+              <w:t>Checks</w:t>
+            </w:r>
+          </w:p>
+        </w:tc>
+        <w:tc>
+          <w:tcPr>
+            <w:tcW w:type="dxa" w:w="1728"/>
+          </w:tcPr>
+          <w:p>
+            <w:pPr>
+              <w:jc w:val="center"/>
+            </w:pPr>
+            <w:r>
+              <w:rPr>
+                <w:b/>
+                <w:sz w:val="18"/>
+              </w:rPr>
+              <w:t>Result</w:t>
+            </w:r>
+          </w:p>
+        </w:tc>
+        <w:tc>
+          <w:tcPr>
+            <w:tcW w:type="dxa" w:w="1728"/>
+          </w:tcPr>
+          <w:p>
+            <w:pPr>
+              <w:jc w:val="center"/>
+            </w:pPr>
+            <w:r>
+              <w:rPr>
+                <w:b/>
+                <w:sz w:val="18"/>
+              </w:rPr>
+              <w:t>Key Detail</w:t>
+            </w:r>
+          </w:p>
+        </w:tc>
+      </w:tr>
+      <w:tr>
+        <w:tc>
+          <w:tcPr>
+            <w:tcW w:type="dxa" w:w="1728"/>
+          </w:tcPr>
+          <w:p/>
+        </w:tc>
+        <w:tc>
+          <w:tcPr>
+            <w:tcW w:type="dxa" w:w="1728"/>
+          </w:tcPr>
+          <w:p/>
+        </w:tc>
+        <w:tc>
+          <w:tcPr>
+            <w:tcW w:type="dxa" w:w="1728"/>
+          </w:tcPr>
+          <w:p/>
+        </w:tc>
+        <w:tc>
+          <w:tcPr>
+            <w:tcW w:type="dxa" w:w="1728"/>
+          </w:tcPr>
+          <w:p/>
+        </w:tc>
+        <w:tc>
+          <w:tcPr>
+            <w:tcW w:type="dxa" w:w="1728"/>
+          </w:tcPr>
+          <w:p/>
+        </w:tc>
+      </w:tr>
+      <w:tr>
+        <w:tc>
+          <w:tcPr>
+            <w:tcW w:type="dxa" w:w="1728"/>
+          </w:tcPr>
+          <w:p/>
+        </w:tc>
+        <w:tc>
+          <w:tcPr>
+            <w:tcW w:type="dxa" w:w="1728"/>
+          </w:tcPr>
+          <w:p/>
+        </w:tc>
+        <w:tc>
+          <w:tcPr>
+            <w:tcW w:type="dxa" w:w="1728"/>
+          </w:tcPr>
+          <w:p/>
+        </w:tc>
+        <w:tc>
+          <w:tcPr>
+            <w:tcW w:type="dxa" w:w="1728"/>
+          </w:tcPr>
+          <w:p/>
+        </w:tc>
+        <w:tc>
+          <w:tcPr>
+            <w:tcW w:type="dxa" w:w="1728"/>
+          </w:tcPr>
+          <w:p/>
+        </w:tc>
+      </w:tr>
+      <w:tr>
+        <w:tc>
+          <w:tcPr>
+            <w:tcW w:type="dxa" w:w="1728"/>
+          </w:tcPr>
+          <w:p/>
+        </w:tc>
+        <w:tc>
+          <w:tcPr>
+            <w:tcW w:type="dxa" w:w="1728"/>
+          </w:tcPr>
+          <w:p/>
+        </w:tc>
+        <w:tc>
+          <w:tcPr>
+            <w:tcW w:type="dxa" w:w="1728"/>
+          </w:tcPr>
+          <w:p/>
+        </w:tc>
+        <w:tc>
+          <w:tcPr>
+            <w:tcW w:type="dxa" w:w="1728"/>
+          </w:tcPr>
+          <w:p/>
+        </w:tc>
+        <w:tc>
+          <w:tcPr>
+            <w:tcW w:type="dxa" w:w="1728"/>
+          </w:tcPr>
+          <w:p/>
+        </w:tc>
+      </w:tr>
+      <w:tr>
+        <w:tc>
+          <w:tcPr>
+            <w:tcW w:type="dxa" w:w="1728"/>
+          </w:tcPr>
+          <w:p/>
+        </w:tc>
+        <w:tc>
+          <w:tcPr>
+            <w:tcW w:type="dxa" w:w="1728"/>
+          </w:tcPr>
+          <w:p/>
+        </w:tc>
+        <w:tc>
+          <w:tcPr>
+            <w:tcW w:type="dxa" w:w="1728"/>
+          </w:tcPr>
+          <w:p/>
+        </w:tc>
+        <w:tc>
+          <w:tcPr>
+            <w:tcW w:type="dxa" w:w="1728"/>
+          </w:tcPr>
+          <w:p/>
+        </w:tc>
+        <w:tc>
+          <w:tcPr>
+            <w:tcW w:type="dxa" w:w="1728"/>
+          </w:tcPr>
+          <w:p/>
+        </w:tc>
+      </w:tr>
+      <w:tr>
+        <w:tc>
+          <w:tcPr>
+            <w:tcW w:type="dxa" w:w="1728"/>
+          </w:tcPr>
+          <w:p/>
+        </w:tc>
+        <w:tc>
+          <w:tcPr>
+            <w:tcW w:type="dxa" w:w="1728"/>
+          </w:tcPr>
+          <w:p/>
+        </w:tc>
+        <w:tc>
+          <w:tcPr>
+            <w:tcW w:type="dxa" w:w="1728"/>
+          </w:tcPr>
+          <w:p/>
+        </w:tc>
+        <w:tc>
+          <w:tcPr>
+            <w:tcW w:type="dxa" w:w="1728"/>
+          </w:tcPr>
+          <w:p/>
+        </w:tc>
+        <w:tc>
+          <w:tcPr>
+            <w:tcW w:type="dxa" w:w="1728"/>
+          </w:tcPr>
+          <w:p/>
+        </w:tc>
+      </w:tr>
+      <w:tr>
+        <w:tc>
+          <w:tcPr>
+            <w:tcW w:type="dxa" w:w="1728"/>
+          </w:tcPr>
+          <w:p/>
+        </w:tc>
+        <w:tc>
+          <w:tcPr>
+            <w:tcW w:type="dxa" w:w="1728"/>
+          </w:tcPr>
+          <w:p/>
+        </w:tc>
+        <w:tc>
+          <w:tcPr>
+            <w:tcW w:type="dxa" w:w="1728"/>
+          </w:tcPr>
+          <w:p/>
+        </w:tc>
+        <w:tc>
+          <w:tcPr>
+            <w:tcW w:type="dxa" w:w="1728"/>
+          </w:tcPr>
+          <w:p/>
+        </w:tc>
+        <w:tc>
+          <w:tcPr>
+            <w:tcW w:type="dxa" w:w="1728"/>
+          </w:tcPr>
+          <w:p/>
+        </w:tc>
+      </w:tr>
+      <w:tr>
+        <w:tc>
+          <w:tcPr>
+            <w:tcW w:type="dxa" w:w="1728"/>
+          </w:tcPr>
+          <w:p/>
+        </w:tc>
+        <w:tc>
+          <w:tcPr>
+            <w:tcW w:type="dxa" w:w="1728"/>
+          </w:tcPr>
+          <w:p/>
+        </w:tc>
+        <w:tc>
+          <w:tcPr>
+            <w:tcW w:type="dxa" w:w="1728"/>
+          </w:tcPr>
+          <w:p/>
+        </w:tc>
+        <w:tc>
+          <w:tcPr>
+            <w:tcW w:type="dxa" w:w="1728"/>
+          </w:tcPr>
+          <w:p/>
+        </w:tc>
+        <w:tc>
+          <w:tcPr>
+            <w:tcW w:type="dxa" w:w="1728"/>
+          </w:tcPr>
+          <w:p/>
+        </w:tc>
+      </w:tr>
+      <w:tr>
+        <w:tc>
+          <w:tcPr>
+            <w:tcW w:type="dxa" w:w="1728"/>
+          </w:tcPr>
+          <w:p/>
+        </w:tc>
+        <w:tc>
+          <w:tcPr>
+            <w:tcW w:type="dxa" w:w="1728"/>
+          </w:tcPr>
+          <w:p/>
+        </w:tc>
+        <w:tc>
+          <w:tcPr>
+            <w:tcW w:type="dxa" w:w="1728"/>
+          </w:tcPr>
+          <w:p/>
+        </w:tc>
+        <w:tc>
+          <w:tcPr>
+            <w:tcW w:type="dxa" w:w="1728"/>
+          </w:tcPr>
+          <w:p/>
+        </w:tc>
+        <w:tc>
+          <w:tcPr>
+            <w:tcW w:type="dxa" w:w="1728"/>
+          </w:tcPr>
+          <w:p/>
+        </w:tc>
+      </w:tr>
+      <w:tr>
+        <w:tc>
+          <w:tcPr>
+            <w:tcW w:type="dxa" w:w="1728"/>
+          </w:tcPr>
+          <w:p>
+            <w:r>
+              <w:rPr>
+                <w:sz w:val="18"/>
+              </w:rPr>
+              <w:t>1</w:t>
+            </w:r>
+          </w:p>
+        </w:tc>
+        <w:tc>
+          <w:tcPr>
+            <w:tcW w:type="dxa" w:w="1728"/>
+          </w:tcPr>
+          <w:p>
+            <w:r>
+              <w:rPr>
+                <w:sz w:val="18"/>
+              </w:rPr>
+              <w:t>Bridge server</w:t>
+            </w:r>
+          </w:p>
+        </w:tc>
+        <w:tc>
+          <w:tcPr>
+            <w:tcW w:type="dxa" w:w="1728"/>
+          </w:tcPr>
+          <w:p>
+            <w:r>
+              <w:rPr>
+                <w:sz w:val="18"/>
+              </w:rPr>
+              <w:t>All endpoints</w:t>
+            </w:r>
+          </w:p>
+        </w:tc>
+        <w:tc>
+          <w:tcPr>
+            <w:tcW w:type="dxa" w:w="1728"/>
+          </w:tcPr>
+          <w:p>
+            <w:r>
+              <w:rPr>
+                <w:sz w:val="18"/>
+              </w:rPr>
+              <w:t>✅ Pass</w:t>
+            </w:r>
+          </w:p>
+        </w:tc>
+        <w:tc>
+          <w:tcPr>
+            <w:tcW w:type="dxa" w:w="1728"/>
+          </w:tcPr>
+          <w:p>
+            <w:r>
+              <w:rPr>
+                <w:sz w:val="18"/>
+              </w:rPr>
+              <w:t>/health, /volume (down/up/hold), /state, 300ms debounce all working</w:t>
+            </w:r>
+          </w:p>
+        </w:tc>
+      </w:tr>
+      <w:tr>
+        <w:tc>
+          <w:tcPr>
+            <w:tcW w:type="dxa" w:w="1728"/>
+          </w:tcPr>
+          <w:p>
+            <w:r>
+              <w:rPr>
+                <w:sz w:val="18"/>
+              </w:rPr>
+              <w:t>2</w:t>
+            </w:r>
+          </w:p>
+        </w:tc>
+        <w:tc>
+          <w:tcPr>
+            <w:tcW w:type="dxa" w:w="1728"/>
+          </w:tcPr>
+          <w:p>
+            <w:r>
+              <w:rPr>
+                <w:sz w:val="18"/>
+              </w:rPr>
+              <w:t>All 5 agents — Claude API</w:t>
+            </w:r>
+          </w:p>
+        </w:tc>
+        <w:tc>
+          <w:tcPr>
+            <w:tcW w:type="dxa" w:w="1728"/>
+          </w:tcPr>
+          <w:p>
+            <w:r>
+              <w:rPr>
+                <w:sz w:val="18"/>
+              </w:rPr>
+              <w:t>5 agents</w:t>
+            </w:r>
+          </w:p>
+        </w:tc>
+        <w:tc>
+          <w:tcPr>
+            <w:tcW w:type="dxa" w:w="1728"/>
+          </w:tcPr>
+          <w:p>
+            <w:r>
+              <w:rPr>
+                <w:sz w:val="18"/>
+              </w:rPr>
+              <w:t>✅ Pass</w:t>
+            </w:r>
+          </w:p>
+        </w:tc>
+        <w:tc>
+          <w:tcPr>
+            <w:tcW w:type="dxa" w:w="1728"/>
+          </w:tcPr>
+          <w:p>
+            <w:r>
+              <w:rPr>
+                <w:sz w:val="18"/>
+              </w:rPr>
+              <w:t>T1 1797ms · T2 1666ms · T3 2211ms · T4 2264ms · T5 2371ms — correct identity on all</w:t>
+            </w:r>
+          </w:p>
+        </w:tc>
+      </w:tr>
+      <w:tr>
+        <w:tc>
+          <w:tcPr>
+            <w:tcW w:type="dxa" w:w="1728"/>
+          </w:tcPr>
+          <w:p>
+            <w:r>
+              <w:rPr>
+                <w:sz w:val="18"/>
+              </w:rPr>
+              <w:t>3</w:t>
+            </w:r>
+          </w:p>
+        </w:tc>
+        <w:tc>
+          <w:tcPr>
+            <w:tcW w:type="dxa" w:w="1728"/>
+          </w:tcPr>
+          <w:p>
+            <w:r>
+              <w:rPr>
+                <w:sz w:val="18"/>
+              </w:rPr>
+              <w:t>Agent-to-agent messaging</w:t>
+            </w:r>
+          </w:p>
+        </w:tc>
+        <w:tc>
+          <w:tcPr>
+            <w:tcW w:type="dxa" w:w="1728"/>
+          </w:tcPr>
+          <w:p>
+            <w:r>
+              <w:rPr>
+                <w:sz w:val="18"/>
+              </w:rPr>
+              <w:t>All routes</w:t>
+            </w:r>
+          </w:p>
+        </w:tc>
+        <w:tc>
+          <w:tcPr>
+            <w:tcW w:type="dxa" w:w="1728"/>
+          </w:tcPr>
+          <w:p>
+            <w:r>
+              <w:rPr>
+                <w:sz w:val="18"/>
+              </w:rPr>
+              <w:t>✅ Pass</w:t>
+            </w:r>
+          </w:p>
+        </w:tc>
+        <w:tc>
+          <w:tcPr>
+            <w:tcW w:type="dxa" w:w="1728"/>
+          </w:tcPr>
+          <w:p>
+            <w:r>
+              <w:rPr>
+                <w:sz w:val="18"/>
+              </w:rPr>
+              <w:t>/msg, /reply, targeted delivery, subscribeAll fan-out, all 3 validation rejections correct</w:t>
+            </w:r>
+          </w:p>
+        </w:tc>
+      </w:tr>
+      <w:tr>
+        <w:tc>
+          <w:tcPr>
+            <w:tcW w:type="dxa" w:w="1728"/>
+          </w:tcPr>
+          <w:p>
+            <w:r>
+              <w:rPr>
+                <w:sz w:val="18"/>
+              </w:rPr>
+              <w:t>4</w:t>
+            </w:r>
+          </w:p>
+        </w:tc>
+        <w:tc>
+          <w:tcPr>
+            <w:tcW w:type="dxa" w:w="1728"/>
+          </w:tcPr>
+          <w:p>
+            <w:r>
+              <w:rPr>
+                <w:sz w:val="18"/>
+              </w:rPr>
+              <w:t>Message bus</w:t>
+            </w:r>
+          </w:p>
+        </w:tc>
+        <w:tc>
+          <w:tcPr>
+            <w:tcW w:type="dxa" w:w="1728"/>
+          </w:tcPr>
+          <w:p>
+            <w:r>
+              <w:rPr>
+                <w:sz w:val="18"/>
+              </w:rPr>
+              <w:t>11/11</w:t>
+            </w:r>
+          </w:p>
+        </w:tc>
+        <w:tc>
+          <w:tcPr>
+            <w:tcW w:type="dxa" w:w="1728"/>
+          </w:tcPr>
+          <w:p>
+            <w:r>
+              <w:rPr>
+                <w:sz w:val="18"/>
+              </w:rPr>
+              <w:t>✅ Pass</w:t>
+            </w:r>
+          </w:p>
+        </w:tc>
+        <w:tc>
+          <w:tcPr>
+            <w:tcW w:type="dxa" w:w="1728"/>
+          </w:tcPr>
+          <w:p>
+            <w:r>
+              <w:rPr>
+                <w:sz w:val="18"/>
+              </w:rPr>
+              <w:t>publish/subscribe/readLog/getUnread; invalid agent, type, and empty payload all rejected</w:t>
+            </w:r>
+          </w:p>
+        </w:tc>
+      </w:tr>
+      <w:tr>
+        <w:tc>
+          <w:tcPr>
+            <w:tcW w:type="dxa" w:w="1728"/>
+          </w:tcPr>
+          <w:p>
+            <w:r>
+              <w:rPr>
+                <w:sz w:val="18"/>
+              </w:rPr>
+              <w:t>5</w:t>
+            </w:r>
+          </w:p>
+        </w:tc>
+        <w:tc>
+          <w:tcPr>
+            <w:tcW w:type="dxa" w:w="1728"/>
+          </w:tcPr>
+          <w:p>
+            <w:r>
+              <w:rPr>
+                <w:sz w:val="18"/>
+              </w:rPr>
+              <w:t>Context injection</w:t>
+            </w:r>
+          </w:p>
+        </w:tc>
+        <w:tc>
+          <w:tcPr>
+            <w:tcW w:type="dxa" w:w="1728"/>
+          </w:tcPr>
+          <w:p>
+            <w:r>
+              <w:rPr>
+                <w:sz w:val="18"/>
+              </w:rPr>
+              <w:t>17/18</w:t>
+            </w:r>
+          </w:p>
+        </w:tc>
+        <w:tc>
+          <w:tcPr>
+            <w:tcW w:type="dxa" w:w="1728"/>
+          </w:tcPr>
+          <w:p>
+            <w:r>
+              <w:rPr>
+                <w:sz w:val="18"/>
+              </w:rPr>
+              <w:t>✅ Pass</w:t>
+            </w:r>
+          </w:p>
+        </w:tc>
+        <w:tc>
+          <w:tcPr>
+            <w:tcW w:type="dxa" w:w="1728"/>
+          </w:tcPr>
+          <w:p>
+            <w:r>
+              <w:rPr>
+                <w:sz w:val="18"/>
+              </w:rPr>
+              <w:t>PROJECT, GIT, TASKS, MESSAGES, HANDOFF sections present on every agent call</w:t>
+            </w:r>
+          </w:p>
+        </w:tc>
+      </w:tr>
+      <w:tr>
+        <w:tc>
+          <w:tcPr>
+            <w:tcW w:type="dxa" w:w="1728"/>
+          </w:tcPr>
+          <w:p>
+            <w:r>
+              <w:rPr>
+                <w:sz w:val="18"/>
+              </w:rPr>
+              <w:t>6</w:t>
+            </w:r>
+          </w:p>
+        </w:tc>
+        <w:tc>
+          <w:tcPr>
+            <w:tcW w:type="dxa" w:w="1728"/>
+          </w:tcPr>
+          <w:p>
+            <w:r>
+              <w:rPr>
+                <w:sz w:val="18"/>
+              </w:rPr>
+              <w:t>Bus monitor</w:t>
+            </w:r>
+          </w:p>
+        </w:tc>
+        <w:tc>
+          <w:tcPr>
+            <w:tcW w:type="dxa" w:w="1728"/>
+          </w:tcPr>
+          <w:p>
+            <w:r>
+              <w:rPr>
+                <w:sz w:val="18"/>
+              </w:rPr>
+              <w:t>All features</w:t>
+            </w:r>
+          </w:p>
+        </w:tc>
+        <w:tc>
+          <w:tcPr>
+            <w:tcW w:type="dxa" w:w="1728"/>
+          </w:tcPr>
+          <w:p>
+            <w:r>
+              <w:rPr>
+                <w:sz w:val="18"/>
+              </w:rPr>
+              <w:t>✅ Pass</w:t>
+            </w:r>
+          </w:p>
+        </w:tc>
+        <w:tc>
+          <w:tcPr>
+            <w:tcW w:type="dxa" w:w="1728"/>
+          </w:tcPr>
+          <w:p>
+            <w:r>
+              <w:rPr>
+                <w:sz w:val="18"/>
+              </w:rPr>
+              <w:t>History replay (last 20 msgs), live subscribeAll, 500ms cross-process file poll</w:t>
+            </w:r>
+          </w:p>
+        </w:tc>
+      </w:tr>
+      <w:tr>
+        <w:tc>
+          <w:tcPr>
+            <w:tcW w:type="dxa" w:w="1728"/>
+          </w:tcPr>
+          <w:p>
+            <w:r>
+              <w:rPr>
+                <w:sz w:val="18"/>
+              </w:rPr>
+              <w:t>7</w:t>
+            </w:r>
+          </w:p>
+        </w:tc>
+        <w:tc>
+          <w:tcPr>
+            <w:tcW w:type="dxa" w:w="1728"/>
+          </w:tcPr>
+          <w:p>
+            <w:r>
+              <w:rPr>
+                <w:sz w:val="18"/>
+              </w:rPr>
+              <w:t>Navigation + state</w:t>
+            </w:r>
+          </w:p>
+        </w:tc>
+        <w:tc>
+          <w:tcPr>
+            <w:tcW w:type="dxa" w:w="1728"/>
+          </w:tcPr>
+          <w:p>
+            <w:r>
+              <w:rPr>
+                <w:sz w:val="18"/>
+              </w:rPr>
+              <w:t>15/15</w:t>
+            </w:r>
+          </w:p>
+        </w:tc>
+        <w:tc>
+          <w:tcPr>
+            <w:tcW w:type="dxa" w:w="1728"/>
+          </w:tcPr>
+          <w:p>
+            <w:r>
+              <w:rPr>
+                <w:sz w:val="18"/>
+              </w:rPr>
+              <w:t>✅ Pass</w:t>
+            </w:r>
+          </w:p>
+        </w:tc>
+        <w:tc>
+          <w:tcPr>
+            <w:tcW w:type="dxa" w:w="1728"/>
+          </w:tcPr>
+          <w:p>
+            <w:r>
+              <w:rPr>
+                <w:sz w:val="18"/>
+              </w:rPr>
+              <w:t>DOWN 1→2→3→4→5→1, UP 1→5→4→3→2→1→5, HOLD manual↔auto, 100ms debounce</w:t>
+            </w:r>
+          </w:p>
+        </w:tc>
+      </w:tr>
+      <w:tr>
+        <w:tc>
+          <w:tcPr>
+            <w:tcW w:type="dxa" w:w="1728"/>
+          </w:tcPr>
+          <w:p>
+            <w:r>
+              <w:rPr>
+                <w:sz w:val="18"/>
+              </w:rPr>
+              <w:t>8</w:t>
+            </w:r>
+          </w:p>
+        </w:tc>
+        <w:tc>
+          <w:tcPr>
+            <w:tcW w:type="dxa" w:w="1728"/>
+          </w:tcPr>
+          <w:p>
+            <w:r>
+              <w:rPr>
+                <w:sz w:val="18"/>
+              </w:rPr>
+              <w:t>Full E2E pipeline</w:t>
+            </w:r>
+          </w:p>
+        </w:tc>
+        <w:tc>
+          <w:tcPr>
+            <w:tcW w:type="dxa" w:w="1728"/>
+          </w:tcPr>
+          <w:p>
+            <w:r>
+              <w:rPr>
+                <w:sz w:val="18"/>
+              </w:rPr>
+              <w:t>25/25</w:t>
+            </w:r>
+          </w:p>
+        </w:tc>
+        <w:tc>
+          <w:tcPr>
+            <w:tcW w:type="dxa" w:w="1728"/>
+          </w:tcPr>
+          <w:p>
+            <w:r>
+              <w:rPr>
+                <w:sz w:val="18"/>
+              </w:rPr>
+              <w:t>✅ Pass</w:t>
+            </w:r>
+          </w:p>
+        </w:tc>
+        <w:tc>
+          <w:tcPr>
+            <w:tcW w:type="dxa" w:w="1728"/>
+          </w:tcPr>
+          <w:p>
+            <w:r>
+              <w:rPr>
+                <w:sz w:val="18"/>
+              </w:rPr>
+              <w:t>Complete PM→JuniorDev→SeniorDev pipeline with real Claude API — see trace below</w:t>
+            </w:r>
+          </w:p>
+        </w:tc>
+      </w:tr>
+    </w:tbl>
+    <w:p>
+      <w:r>
+        <w:br/>
+        <w:t>Total verified checks: 91 (19 Phase 1 + 47 Phase 2 + 25 E2E pipeline)</w:t>
+      </w:r>
+    </w:p>
+    <w:p>
+      <w:pPr>
+        <w:pStyle w:val="Heading2"/>
+      </w:pPr>
+      <w:r>
+        <w:rPr>
+          <w:b/>
+          <w:color w:val="2E74B5"/>
+          <w:sz w:val="32"/>
+        </w:rPr>
+        <w:t>End-to-End Pipeline Trace (Test 8)</w:t>
+      </w:r>
+    </w:p>
+    <w:p>
+      <w:pPr>
+        <w:pStyle w:val="ListNumber"/>
+      </w:pPr>
+      <w:r>
+        <w:t>PM (T5) called Claude → produced a structured JSON task spec (GET /ping returning { "pong": true })</w:t>
+      </w:r>
+    </w:p>
+    <w:p>
+      <w:pPr>
+        <w:pStyle w:val="ListNumber"/>
+      </w:pPr>
+      <w:r>
+        <w:t>Task published to junior-dev via message bus with taskId: task-e2e-001</w:t>
+      </w:r>
+    </w:p>
+    <w:p>
+      <w:pPr>
+        <w:pStyle w:val="ListNumber"/>
+      </w:pPr>
+      <w:r>
+        <w:t>Context injection verified — buildAgentContext(1) returned 2165 chars including the unread task in the MESSAGES section</w:t>
+      </w:r>
+    </w:p>
+    <w:p>
+      <w:pPr>
+        <w:pStyle w:val="ListNumber"/>
+      </w:pPr>
+      <w:r>
+        <w:t>Junior Dev (T1) called Claude → wrote complete Express implementation + unit test, escalated to Senior Dev</w:t>
+      </w:r>
+    </w:p>
+    <w:p>
+      <w:pPr>
+        <w:pStyle w:val="ListNumber"/>
+      </w:pPr>
+      <w:r>
+        <w:t>Escalation published to senior-dev with the same taskId: task-e2e-001 linking both messages</w:t>
+      </w:r>
+    </w:p>
+    <w:p>
+      <w:pPr>
+        <w:pStyle w:val="ListNumber"/>
+      </w:pPr>
+      <w:r>
+        <w:t>Senior Dev (T2) called Claude → reviewed the implementation, noted { "pong": true } is acceptable, suggested adding a timestamp field for debugging, APPROVED</w:t>
+      </w:r>
+    </w:p>
+    <w:p>
+      <w:pPr>
+        <w:pStyle w:val="ListNumber"/>
+      </w:pPr>
+      <w:r>
+        <w:t>Message log audited — both messages stored with matching taskId, full trace confirmed in .terminalforge/messages.log</w:t>
+      </w:r>
+    </w:p>
+    <w:p>
+      <w:pPr>
+        <w:shd w:val="clear" w:color="auto" w:fill="F2F2F2"/>
+      </w:pPr>
+      <w:r>
+        <w:rPr>
+          <w:rFonts w:ascii="Courier New" w:hAnsi="Courier New"/>
+          <w:color w:val="1A1A2E"/>
+          <w:sz w:val="17"/>
+        </w:rPr>
+        <w:t>project-manager → junior-dev   [task]       "Implement GET /ping endpoint returning { pong: true }..."</w:t>
+        <w:br/>
+        <w:t>junior-dev      → senior-dev   [escalation] "I have implemented GET /ping returning { pong: true }..."</w:t>
       </w:r>
     </w:p>
     <w:p>
       <w:r>
-        <w:t>3. Build voice/transcriber.py — faster-whisper wrapper, target &lt; 2s latency, local model</w:t>
-      </w:r>
-    </w:p>
-    <w:p>
-      <w:r>
-        <w:t>4. Build bridge/hotkey-fallback.js — Node.js F5 push-to-talk trigger, posts to bridge server</w:t>
-      </w:r>
-    </w:p>
-    <w:p>
-      <w:r>
-        <w:t>5. Build voice/wake-word.py — openWakeWord "Hey Forge" trigger for hands-free mode</w:t>
-      </w:r>
-    </w:p>
-    <w:p>
-      <w:r>
-        <w:t>6. Build voice/tts.py — optional TTS response via ElevenLabs API or macOS say</w:t>
-      </w:r>
-    </w:p>
-    <w:p>
-      <w:r>
-        <w:t>7. Test: hold F5, speak, release → transcribed text sent to active agent</w:t>
-      </w:r>
-    </w:p>
-    <w:p>
-      <w:r>
-        <w:t>8. Verify: transcription latency &lt; 2s end-to-end, fully offline</w:t>
+        <w:br/>
+        <w:t>Zero regressions. All components — bridge, state, navigation, all 5 Claude agents, message bus, context injection, and bus monitor — verified working end to end.</w:t>
       </w:r>
     </w:p>
     <w:sectPr>
       <w:pgSz w:w="12240" w:h="15840"/>
-      <w:pgMar w:top="1440" w:right="1440" w:bottom="1440" w:left="1440" w:header="720" w:footer="720" w:gutter="0"/>
+      <w:pgMar w:top="1440" w:right="1800" w:bottom="1440" w:left="1800" w:header="720" w:footer="720" w:gutter="0"/>
       <w:cols w:space="720"/>
       <w:docGrid w:linePitch="360"/>
     </w:sectPr>
@@ -5609,7 +8085,7 @@
     <w:qFormat/>
     <w:rsid w:val="00FC693F"/>
     <w:rPr>
-      <w:rFonts w:ascii="Helvetica Neue" w:hAnsi="Helvetica Neue"/>
+      <w:rFonts w:ascii="Calibri" w:hAnsi="Calibri"/>
       <w:sz w:val="21"/>
     </w:rPr>
   </w:style>

--- a/docs/TerminalForge_ProjectPlan_v4.docx
+++ b/docs/TerminalForge_ProjectPlan_v4.docx
@@ -4,13 +4,11 @@
   <w:body>
     <w:p>
       <w:pPr>
-        <w:jc w:val="center"/>
+        <w:pStyle w:val="Title"/>
       </w:pPr>
       <w:r>
         <w:rPr>
-          <w:b/>
-          <w:color w:val="1F3864"/>
-          <w:sz w:val="48"/>
+          <w:color w:val="1F497D"/>
         </w:rPr>
         <w:t>TerminalForge — Project Plan v4.1</w:t>
       </w:r>
@@ -20,51 +18,20 @@
         <w:jc w:val="center"/>
       </w:pPr>
       <w:r>
-        <w:rPr>
-          <w:color w:val="2E74B5"/>
-          <w:sz w:val="26"/>
-        </w:rPr>
         <w:t>Multi-Agent AI Development Platform</w:t>
-      </w:r>
-    </w:p>
-    <w:p>
-      <w:pPr>
-        <w:jc w:val="center"/>
-      </w:pPr>
-      <w:r>
-        <w:rPr>
-          <w:i/>
-          <w:sz w:val="20"/>
-        </w:rPr>
+        <w:br/>
         <w:t>Voice + Text Input · Volume Button Switching · Agent-to-Agent Communication · Real-Time Observability</w:t>
-      </w:r>
-    </w:p>
-    <w:p>
-      <w:pPr>
-        <w:jc w:val="center"/>
-      </w:pPr>
-      <w:r>
+        <w:br/>
         <w:t>Project Plan v4.1 · May 2026</w:t>
       </w:r>
     </w:p>
     <w:p>
       <w:r>
-        <w:t>GitHub Repositories</w:t>
-      </w:r>
-    </w:p>
-    <w:p>
-      <w:r>
-        <w:t xml:space="preserve">  Fork (Working Copy): https://github.com/Hemin-Dhamelia/Fork-TerminalForgeAI.git</w:t>
-      </w:r>
-    </w:p>
-    <w:p>
-      <w:r>
-        <w:t xml:space="preserve">  Upstream Main Repo: https://github.com/TerminalForgeAI/TerminalForgeAI.git</w:t>
-      </w:r>
-    </w:p>
-    <w:p>
-      <w:r>
-        <w:br w:type="page"/>
+        <w:t>GitHub Repositories:</w:t>
+        <w:br/>
+        <w:t>• Fork (Working Copy): https://github.com/Hemin-Dhamelia/Fork-TerminalForgeAI.git</w:t>
+        <w:br/>
+        <w:t>• Upstream Main Repo: https://github.com/TerminalForgeAI/TerminalForgeAI.git</w:t>
       </w:r>
     </w:p>
     <w:p>
@@ -73,9 +40,7 @@
       </w:pPr>
       <w:r>
         <w:rPr>
-          <w:b/>
-          <w:color w:val="1F3864"/>
-          <w:sz w:val="40"/>
+          <w:color w:val="1F497D"/>
         </w:rPr>
         <w:t>1. Executive Summary</w:t>
       </w:r>
@@ -83,11 +48,15 @@
     <w:p>
       <w:r>
         <w:t>TerminalForge is a macOS terminal-based multi-agent AI development platform. Five specialized AI agents — Junior Developer, Senior Developer, QA Engineer, DevOps Engineer, and Project Manager — run as a unified team in a single terminal session, each powered by the Anthropic Claude API with distinct system prompts and memory.</w:t>
-        <w:br/>
-        <w:br/>
+      </w:r>
+    </w:p>
+    <w:p>
+      <w:r>
         <w:t>You interact with the agents by typing commands as text or by speaking using real-time voice input transcribed by faster-whisper. You navigate between agent terminals using your iPhone's physical Volume buttons — Volume DOWN steps forward (Terminal 1→2→3→4→5), Volume UP steps backward (5→4→3→2→1), wrapping around at each end.</w:t>
-        <w:br/>
-        <w:br/>
+      </w:r>
+    </w:p>
+    <w:p>
+      <w:r>
         <w:t>The agents communicate through a shared in-process message bus. A dedicated Bus Monitor window shows all inter-agent traffic in real time. The Project Manager agent acts as orchestrator in Autonomous Mode, automatically dispatching tasks to the appropriate agents and routing work through a full development pipeline.</w:t>
       </w:r>
     </w:p>
@@ -97,31 +66,22 @@
       </w:pPr>
       <w:r>
         <w:rPr>
-          <w:b/>
-          <w:color w:val="2E74B5"/>
-          <w:sz w:val="32"/>
+          <w:color w:val="1F497D"/>
         </w:rPr>
         <w:t>1A. GitHub Repository Structure</w:t>
       </w:r>
     </w:p>
     <w:p>
       <w:r>
-        <w:t>TerminalForge uses a forked repository workflow:</w:t>
+        <w:t>• Fork (working copy): https://github.com/Hemin-Dhamelia/Fork-TerminalForgeAI.git</w:t>
         <w:br/>
-        <w:t xml:space="preserve">  • Fork (working copy): https://github.com/Hemin-Dhamelia/Fork-TerminalForgeAI.git</w:t>
+        <w:t>• Upstream main repo: https://github.com/TerminalForgeAI/TerminalForgeAI.git</w:t>
         <w:br/>
-        <w:t xml:space="preserve">  • Upstream main repo: https://github.com/TerminalForgeAI/TerminalForgeAI.git</w:t>
+        <w:t>• All feature development happens on branches in the fork</w:t>
         <w:br/>
-        <w:t xml:space="preserve">  • All feature development happens on branches in the fork</w:t>
+        <w:t>• Pull Requests: Hemin-Dhamelia/Fork-TerminalForgeAI → TerminalForgeAI/TerminalForgeAI</w:t>
         <w:br/>
-        <w:t xml:space="preserve">  • Pull Requests are opened from Hemin-Dhamelia/Fork-TerminalForgeAI → TerminalForgeAI/TerminalForgeAI</w:t>
-        <w:br/>
-        <w:t xml:space="preserve">  • Upstream sync: git fetch upstream &amp;&amp; git rebase upstream/main before starting new work</w:t>
-        <w:br/>
-        <w:br/>
-        <w:t>Branch naming convention:</w:t>
-        <w:br/>
-        <w:t xml:space="preserve">  feature/phase1-event-listener  |  feature/phase2-agent-engine  |  fix/&lt;short&gt;  |  chore/&lt;short&gt;</w:t>
+        <w:t>• Branch naming: feature/phase1-event-listener, fix/&lt;short-description&gt;, chore/&lt;short-description&gt;</w:t>
       </w:r>
     </w:p>
     <w:p>
@@ -130,9 +90,7 @@
       </w:pPr>
       <w:r>
         <w:rPr>
-          <w:b/>
-          <w:color w:val="1F3864"/>
-          <w:sz w:val="40"/>
+          <w:color w:val="1F497D"/>
         </w:rPr>
         <w:t>2. Project Goals</w:t>
       </w:r>
@@ -142,7 +100,7 @@
         <w:pStyle w:val="ListBullet"/>
       </w:pPr>
       <w:r>
-        <w:t>Hardware-controlled agent switching via iPhone Volume buttons (DOWN = forward, UP = backward)</w:t>
+        <w:t>Hardware-controlled agent switching via iPhone Volume buttons</w:t>
       </w:r>
     </w:p>
     <w:p>
@@ -182,7 +140,7 @@
         <w:pStyle w:val="ListBullet"/>
       </w:pPr>
       <w:r>
-        <w:t>Real-time observability — dedicated Bus Monitor window shows all inter-agent messages live</w:t>
+        <w:t>Real-time observability — dedicated Bus Monitor shows all inter-agent messages live</w:t>
       </w:r>
     </w:p>
     <w:p>
@@ -203,58 +161,11 @@
     </w:p>
     <w:p>
       <w:pPr>
-        <w:pStyle w:val="Heading3"/>
-      </w:pPr>
-      <w:r>
-        <w:rPr>
-          <w:b/>
-          <w:color w:val="1F5C8B"/>
-          <w:sz w:val="26"/>
-        </w:rPr>
-        <w:t>Out of Scope (v1)</w:t>
-      </w:r>
-    </w:p>
-    <w:p>
-      <w:pPr>
-        <w:pStyle w:val="ListBullet"/>
-      </w:pPr>
-      <w:r>
-        <w:t>GUI or web-based interface — terminal-only in v1</w:t>
-      </w:r>
-    </w:p>
-    <w:p>
-      <w:pPr>
-        <w:pStyle w:val="ListBullet"/>
-      </w:pPr>
-      <w:r>
-        <w:t>Simultaneous multi-agent output — one agent active at a time</w:t>
-      </w:r>
-    </w:p>
-    <w:p>
-      <w:pPr>
-        <w:pStyle w:val="ListBullet"/>
-      </w:pPr>
-      <w:r>
-        <w:t>Windows or Linux support — macOS-first; Linux planned for v2</w:t>
-      </w:r>
-    </w:p>
-    <w:p>
-      <w:pPr>
-        <w:pStyle w:val="ListBullet"/>
-      </w:pPr>
-      <w:r>
-        <w:t>Fine-tuned custom models — uses Claude API with crafted system prompts</w:t>
-      </w:r>
-    </w:p>
-    <w:p>
-      <w:pPr>
         <w:pStyle w:val="Heading1"/>
       </w:pPr>
       <w:r>
         <w:rPr>
-          <w:b/>
-          <w:color w:val="1F3864"/>
-          <w:sz w:val="40"/>
+          <w:color w:val="1F497D"/>
         </w:rPr>
         <w:t>3. Agent Terminals &amp; Volume Button Navigation</w:t>
       </w:r>
@@ -277,13 +188,9 @@
             <w:tcW w:type="dxa" w:w="2160"/>
           </w:tcPr>
           <w:p>
-            <w:pPr>
-              <w:jc w:val="center"/>
-            </w:pPr>
             <w:r>
               <w:rPr>
                 <w:b/>
-                <w:sz w:val="18"/>
               </w:rPr>
               <w:t>Terminal</w:t>
             </w:r>
@@ -294,13 +201,9 @@
             <w:tcW w:type="dxa" w:w="2160"/>
           </w:tcPr>
           <w:p>
-            <w:pPr>
-              <w:jc w:val="center"/>
-            </w:pPr>
             <w:r>
               <w:rPr>
                 <w:b/>
-                <w:sz w:val="18"/>
               </w:rPr>
               <w:t>Agent</w:t>
             </w:r>
@@ -311,13 +214,9 @@
             <w:tcW w:type="dxa" w:w="2160"/>
           </w:tcPr>
           <w:p>
-            <w:pPr>
-              <w:jc w:val="center"/>
-            </w:pPr>
             <w:r>
               <w:rPr>
                 <w:b/>
-                <w:sz w:val="18"/>
               </w:rPr>
               <w:t>Core Responsibilities</w:t>
             </w:r>
@@ -328,13 +227,9 @@
             <w:tcW w:type="dxa" w:w="2160"/>
           </w:tcPr>
           <w:p>
-            <w:pPr>
-              <w:jc w:val="center"/>
-            </w:pPr>
             <w:r>
               <w:rPr>
                 <w:b/>
-                <w:sz w:val="18"/>
               </w:rPr>
               <w:t>What It Produces</w:t>
             </w:r>
@@ -346,25 +241,41 @@
           <w:tcPr>
             <w:tcW w:type="dxa" w:w="2160"/>
           </w:tcPr>
-          <w:p/>
+          <w:p>
+            <w:r>
+              <w:t>Terminal 1</w:t>
+            </w:r>
+          </w:p>
         </w:tc>
         <w:tc>
           <w:tcPr>
             <w:tcW w:type="dxa" w:w="2160"/>
           </w:tcPr>
-          <w:p/>
+          <w:p>
+            <w:r>
+              <w:t>Junior Developer</w:t>
+            </w:r>
+          </w:p>
         </w:tc>
         <w:tc>
           <w:tcPr>
             <w:tcW w:type="dxa" w:w="2160"/>
           </w:tcPr>
-          <w:p/>
+          <w:p>
+            <w:r>
+              <w:t>Code scaffolding, feature implementation, unit tests, bug fixes</w:t>
+            </w:r>
+          </w:p>
         </w:tc>
         <w:tc>
           <w:tcPr>
             <w:tcW w:type="dxa" w:w="2160"/>
           </w:tcPr>
-          <w:p/>
+          <w:p>
+            <w:r>
+              <w:t>Code files, linter runs, git commits</w:t>
+            </w:r>
+          </w:p>
         </w:tc>
       </w:tr>
       <w:tr>
@@ -372,25 +283,41 @@
           <w:tcPr>
             <w:tcW w:type="dxa" w:w="2160"/>
           </w:tcPr>
-          <w:p/>
+          <w:p>
+            <w:r>
+              <w:t>Terminal 2</w:t>
+            </w:r>
+          </w:p>
         </w:tc>
         <w:tc>
           <w:tcPr>
             <w:tcW w:type="dxa" w:w="2160"/>
           </w:tcPr>
-          <w:p/>
+          <w:p>
+            <w:r>
+              <w:t>Senior Developer</w:t>
+            </w:r>
+          </w:p>
         </w:tc>
         <w:tc>
           <w:tcPr>
             <w:tcW w:type="dxa" w:w="2160"/>
           </w:tcPr>
-          <w:p/>
+          <w:p>
+            <w:r>
+              <w:t>Architecture, code review, complex problem-solving</w:t>
+            </w:r>
+          </w:p>
         </w:tc>
         <w:tc>
           <w:tcPr>
             <w:tcW w:type="dxa" w:w="2160"/>
           </w:tcPr>
-          <w:p/>
+          <w:p>
+            <w:r>
+              <w:t>PR reviews, schemas, design patterns</w:t>
+            </w:r>
+          </w:p>
         </w:tc>
       </w:tr>
       <w:tr>
@@ -398,25 +325,41 @@
           <w:tcPr>
             <w:tcW w:type="dxa" w:w="2160"/>
           </w:tcPr>
-          <w:p/>
+          <w:p>
+            <w:r>
+              <w:t>Terminal 3</w:t>
+            </w:r>
+          </w:p>
         </w:tc>
         <w:tc>
           <w:tcPr>
             <w:tcW w:type="dxa" w:w="2160"/>
           </w:tcPr>
-          <w:p/>
+          <w:p>
+            <w:r>
+              <w:t>QA Engineer</w:t>
+            </w:r>
+          </w:p>
         </w:tc>
         <w:tc>
           <w:tcPr>
             <w:tcW w:type="dxa" w:w="2160"/>
           </w:tcPr>
-          <w:p/>
+          <w:p>
+            <w:r>
+              <w:t>Test plan creation, test generation, regression testing, bug reports</w:t>
+            </w:r>
+          </w:p>
         </w:tc>
         <w:tc>
           <w:tcPr>
             <w:tcW w:type="dxa" w:w="2160"/>
           </w:tcPr>
-          <w:p/>
+          <w:p>
+            <w:r>
+              <w:t>Test suites, test runner output, bug issues</w:t>
+            </w:r>
+          </w:p>
         </w:tc>
       </w:tr>
       <w:tr>
@@ -424,25 +367,41 @@
           <w:tcPr>
             <w:tcW w:type="dxa" w:w="2160"/>
           </w:tcPr>
-          <w:p/>
+          <w:p>
+            <w:r>
+              <w:t>Terminal 4</w:t>
+            </w:r>
+          </w:p>
         </w:tc>
         <w:tc>
           <w:tcPr>
             <w:tcW w:type="dxa" w:w="2160"/>
           </w:tcPr>
-          <w:p/>
+          <w:p>
+            <w:r>
+              <w:t>DevOps Engineer</w:t>
+            </w:r>
+          </w:p>
         </w:tc>
         <w:tc>
           <w:tcPr>
             <w:tcW w:type="dxa" w:w="2160"/>
           </w:tcPr>
-          <w:p/>
+          <w:p>
+            <w:r>
+              <w:t>CI/CD, Docker, infra-as-code, deploy scripts, monitoring</w:t>
+            </w:r>
+          </w:p>
         </w:tc>
         <w:tc>
           <w:tcPr>
             <w:tcW w:type="dxa" w:w="2160"/>
           </w:tcPr>
-          <w:p/>
+          <w:p>
+            <w:r>
+              <w:t>Dockerfiles, GitHub Actions YAML, Terraform</w:t>
+            </w:r>
+          </w:p>
         </w:tc>
       </w:tr>
       <w:tr>
@@ -450,326 +409,54 @@
           <w:tcPr>
             <w:tcW w:type="dxa" w:w="2160"/>
           </w:tcPr>
-          <w:p/>
+          <w:p>
+            <w:r>
+              <w:t>Terminal 5</w:t>
+            </w:r>
+          </w:p>
         </w:tc>
         <w:tc>
           <w:tcPr>
             <w:tcW w:type="dxa" w:w="2160"/>
           </w:tcPr>
-          <w:p/>
+          <w:p>
+            <w:r>
+              <w:t>Project Manager</w:t>
+            </w:r>
+          </w:p>
         </w:tc>
         <w:tc>
           <w:tcPr>
             <w:tcW w:type="dxa" w:w="2160"/>
           </w:tcPr>
-          <w:p/>
+          <w:p>
+            <w:r>
+              <w:t>PRD → tickets, sprint planning, orchestration, summaries</w:t>
+            </w:r>
+          </w:p>
         </w:tc>
         <w:tc>
           <w:tcPr>
             <w:tcW w:type="dxa" w:w="2160"/>
           </w:tcPr>
-          <w:p/>
-        </w:tc>
-      </w:tr>
-      <w:tr>
-        <w:tc>
-          <w:tcPr>
-            <w:tcW w:type="dxa" w:w="2160"/>
-          </w:tcPr>
-          <w:p>
-            <w:r>
-              <w:rPr>
-                <w:sz w:val="18"/>
-              </w:rPr>
-              <w:t>T1</w:t>
-            </w:r>
-          </w:p>
-        </w:tc>
-        <w:tc>
-          <w:tcPr>
-            <w:tcW w:type="dxa" w:w="2160"/>
-          </w:tcPr>
-          <w:p>
-            <w:r>
-              <w:rPr>
-                <w:sz w:val="18"/>
-              </w:rPr>
-              <w:t>Junior Developer</w:t>
-            </w:r>
-          </w:p>
-        </w:tc>
-        <w:tc>
-          <w:tcPr>
-            <w:tcW w:type="dxa" w:w="2160"/>
-          </w:tcPr>
-          <w:p>
-            <w:r>
-              <w:rPr>
-                <w:sz w:val="18"/>
-              </w:rPr>
-              <w:t>Code scaffolding, feature implementation, unit tests, bug fixes</w:t>
-            </w:r>
-          </w:p>
-        </w:tc>
-        <w:tc>
-          <w:tcPr>
-            <w:tcW w:type="dxa" w:w="2160"/>
-          </w:tcPr>
-          <w:p>
-            <w:r>
-              <w:rPr>
-                <w:sz w:val="18"/>
-              </w:rPr>
-              <w:t>Code files, linter runs, git commits</w:t>
-            </w:r>
-          </w:p>
-        </w:tc>
-      </w:tr>
-      <w:tr>
-        <w:tc>
-          <w:tcPr>
-            <w:tcW w:type="dxa" w:w="2160"/>
-          </w:tcPr>
-          <w:p>
-            <w:r>
-              <w:rPr>
-                <w:sz w:val="18"/>
-              </w:rPr>
-              <w:t>T2</w:t>
-            </w:r>
-          </w:p>
-        </w:tc>
-        <w:tc>
-          <w:tcPr>
-            <w:tcW w:type="dxa" w:w="2160"/>
-          </w:tcPr>
-          <w:p>
-            <w:r>
-              <w:rPr>
-                <w:sz w:val="18"/>
-              </w:rPr>
-              <w:t>Senior Developer</w:t>
-            </w:r>
-          </w:p>
-        </w:tc>
-        <w:tc>
-          <w:tcPr>
-            <w:tcW w:type="dxa" w:w="2160"/>
-          </w:tcPr>
-          <w:p>
-            <w:r>
-              <w:rPr>
-                <w:sz w:val="18"/>
-              </w:rPr>
-              <w:t>Architecture, code review, complex problem-solving</w:t>
-            </w:r>
-          </w:p>
-        </w:tc>
-        <w:tc>
-          <w:tcPr>
-            <w:tcW w:type="dxa" w:w="2160"/>
-          </w:tcPr>
-          <w:p>
-            <w:r>
-              <w:rPr>
-                <w:sz w:val="18"/>
-              </w:rPr>
-              <w:t>PR reviews, schemas, design patterns</w:t>
-            </w:r>
-          </w:p>
-        </w:tc>
-      </w:tr>
-      <w:tr>
-        <w:tc>
-          <w:tcPr>
-            <w:tcW w:type="dxa" w:w="2160"/>
-          </w:tcPr>
-          <w:p>
-            <w:r>
-              <w:rPr>
-                <w:sz w:val="18"/>
-              </w:rPr>
-              <w:t>T3</w:t>
-            </w:r>
-          </w:p>
-        </w:tc>
-        <w:tc>
-          <w:tcPr>
-            <w:tcW w:type="dxa" w:w="2160"/>
-          </w:tcPr>
-          <w:p>
-            <w:r>
-              <w:rPr>
-                <w:sz w:val="18"/>
-              </w:rPr>
-              <w:t>QA Engineer</w:t>
-            </w:r>
-          </w:p>
-        </w:tc>
-        <w:tc>
-          <w:tcPr>
-            <w:tcW w:type="dxa" w:w="2160"/>
-          </w:tcPr>
-          <w:p>
-            <w:r>
-              <w:rPr>
-                <w:sz w:val="18"/>
-              </w:rPr>
-              <w:t>Test plan creation, test generation, regression testing, bug reports</w:t>
-            </w:r>
-          </w:p>
-        </w:tc>
-        <w:tc>
-          <w:tcPr>
-            <w:tcW w:type="dxa" w:w="2160"/>
-          </w:tcPr>
-          <w:p>
-            <w:r>
-              <w:rPr>
-                <w:sz w:val="18"/>
-              </w:rPr>
-              <w:t>Test suites, runner output, bug issues</w:t>
-            </w:r>
-          </w:p>
-        </w:tc>
-      </w:tr>
-      <w:tr>
-        <w:tc>
-          <w:tcPr>
-            <w:tcW w:type="dxa" w:w="2160"/>
-          </w:tcPr>
-          <w:p>
-            <w:r>
-              <w:rPr>
-                <w:sz w:val="18"/>
-              </w:rPr>
-              <w:t>T4</w:t>
-            </w:r>
-          </w:p>
-        </w:tc>
-        <w:tc>
-          <w:tcPr>
-            <w:tcW w:type="dxa" w:w="2160"/>
-          </w:tcPr>
-          <w:p>
-            <w:r>
-              <w:rPr>
-                <w:sz w:val="18"/>
-              </w:rPr>
-              <w:t>DevOps Engineer</w:t>
-            </w:r>
-          </w:p>
-        </w:tc>
-        <w:tc>
-          <w:tcPr>
-            <w:tcW w:type="dxa" w:w="2160"/>
-          </w:tcPr>
-          <w:p>
-            <w:r>
-              <w:rPr>
-                <w:sz w:val="18"/>
-              </w:rPr>
-              <w:t>CI/CD, Docker, infra-as-code, deploy scripts, monitoring</w:t>
-            </w:r>
-          </w:p>
-        </w:tc>
-        <w:tc>
-          <w:tcPr>
-            <w:tcW w:type="dxa" w:w="2160"/>
-          </w:tcPr>
-          <w:p>
-            <w:r>
-              <w:rPr>
-                <w:sz w:val="18"/>
-              </w:rPr>
-              <w:t>Dockerfiles, GitHub Actions YAML, Terraform</w:t>
-            </w:r>
-          </w:p>
-        </w:tc>
-      </w:tr>
-      <w:tr>
-        <w:tc>
-          <w:tcPr>
-            <w:tcW w:type="dxa" w:w="2160"/>
-          </w:tcPr>
-          <w:p>
-            <w:r>
-              <w:rPr>
-                <w:sz w:val="18"/>
-              </w:rPr>
-              <w:t>T5</w:t>
-            </w:r>
-          </w:p>
-        </w:tc>
-        <w:tc>
-          <w:tcPr>
-            <w:tcW w:type="dxa" w:w="2160"/>
-          </w:tcPr>
-          <w:p>
-            <w:r>
-              <w:rPr>
-                <w:sz w:val="18"/>
-              </w:rPr>
-              <w:t>Project Manager</w:t>
-            </w:r>
-          </w:p>
-        </w:tc>
-        <w:tc>
-          <w:tcPr>
-            <w:tcW w:type="dxa" w:w="2160"/>
-          </w:tcPr>
-          <w:p>
-            <w:r>
-              <w:rPr>
-                <w:sz w:val="18"/>
-              </w:rPr>
-              <w:t>PRD → tickets, sprint planning, orchestration, summaries</w:t>
-            </w:r>
-          </w:p>
-        </w:tc>
-        <w:tc>
-          <w:tcPr>
-            <w:tcW w:type="dxa" w:w="2160"/>
-          </w:tcPr>
-          <w:p>
-            <w:r>
-              <w:rPr>
-                <w:sz w:val="18"/>
-              </w:rPr>
+          <w:p>
+            <w:r>
               <w:t>Task dispatches, progress tracking, summaries</w:t>
             </w:r>
           </w:p>
         </w:tc>
       </w:tr>
     </w:tbl>
+    <w:p/>
     <w:p>
       <w:r>
+        <w:t>Navigation:</w:t>
         <w:br/>
-        <w:t>Navigation rules:</w:t>
-      </w:r>
-    </w:p>
-    <w:p>
-      <w:pPr>
-        <w:pStyle w:val="ListBullet"/>
-      </w:pPr>
-      <w:r>
-        <w:t>Volume DOWN cycles forward: T1 → T2 → T3 → T4 → T5 → wraps to T1</w:t>
-      </w:r>
-    </w:p>
-    <w:p>
-      <w:pPr>
-        <w:pStyle w:val="ListBullet"/>
-      </w:pPr>
-      <w:r>
-        <w:t>Volume UP cycles backward: T5 → T4 → T3 → T2 → T1 → wraps to T5</w:t>
-      </w:r>
-    </w:p>
-    <w:p>
-      <w:pPr>
-        <w:pStyle w:val="ListBullet"/>
-      </w:pPr>
-      <w:r>
-        <w:t>Hold either button 2 seconds: toggle Autonomous Mode on/off</w:t>
+        <w:t>• Volume DOWN: Terminal 1 → 2 → 3 → 4 → 5 → wraps back to 1</w:t>
+        <w:br/>
+        <w:t>• Volume UP: Terminal 5 → 4 → 3 → 2 → 1 → wraps back to 5</w:t>
+        <w:br/>
+        <w:t>• Hold either button 2 seconds: toggle Autonomous Mode on/off</w:t>
       </w:r>
     </w:p>
     <w:p>
@@ -778,9 +465,7 @@
       </w:pPr>
       <w:r>
         <w:rPr>
-          <w:b/>
-          <w:color w:val="1F3864"/>
-          <w:sz w:val="40"/>
+          <w:color w:val="1F497D"/>
         </w:rPr>
         <w:t>4. Input Modes: Text &amp; Voice</w:t>
       </w:r>
@@ -791,9 +476,7 @@
       </w:pPr>
       <w:r>
         <w:rPr>
-          <w:b/>
-          <w:color w:val="2E74B5"/>
-          <w:sz w:val="32"/>
+          <w:color w:val="1F497D"/>
         </w:rPr>
         <w:t>4.1 Text Input</w:t>
       </w:r>
@@ -809,16 +492,9 @@
       </w:pPr>
       <w:r>
         <w:rPr>
-          <w:b/>
-          <w:color w:val="2E74B5"/>
-          <w:sz w:val="32"/>
+          <w:color w:val="1F497D"/>
         </w:rPr>
         <w:t>4.2 Voice Input</w:t>
-      </w:r>
-    </w:p>
-    <w:p>
-      <w:r>
-        <w:t>Speak your prompt into your Mac's microphone. The system detects voice with silero-vad, transcribes it locally using faster-whisper (no network, no cost), and sends the text to the active agent.</w:t>
       </w:r>
     </w:p>
     <w:tbl>
@@ -838,13 +514,9 @@
             <w:tcW w:type="dxa" w:w="2880"/>
           </w:tcPr>
           <w:p>
-            <w:pPr>
-              <w:jc w:val="center"/>
-            </w:pPr>
             <w:r>
               <w:rPr>
                 <w:b/>
-                <w:sz w:val="18"/>
               </w:rPr>
               <w:t>Mode</w:t>
             </w:r>
@@ -855,13 +527,9 @@
             <w:tcW w:type="dxa" w:w="2880"/>
           </w:tcPr>
           <w:p>
-            <w:pPr>
-              <w:jc w:val="center"/>
-            </w:pPr>
             <w:r>
               <w:rPr>
                 <w:b/>
-                <w:sz w:val="18"/>
               </w:rPr>
               <w:t>How It Works</w:t>
             </w:r>
@@ -872,13 +540,9 @@
             <w:tcW w:type="dxa" w:w="2880"/>
           </w:tcPr>
           <w:p>
-            <w:pPr>
-              <w:jc w:val="center"/>
-            </w:pPr>
             <w:r>
               <w:rPr>
                 <w:b/>
-                <w:sz w:val="18"/>
               </w:rPr>
               <w:t>Best For</w:t>
             </w:r>
@@ -890,19 +554,31 @@
           <w:tcPr>
             <w:tcW w:type="dxa" w:w="2880"/>
           </w:tcPr>
-          <w:p/>
+          <w:p>
+            <w:r>
+              <w:t>Push-to-Talk</w:t>
+            </w:r>
+          </w:p>
         </w:tc>
         <w:tc>
           <w:tcPr>
             <w:tcW w:type="dxa" w:w="2880"/>
           </w:tcPr>
-          <w:p/>
+          <w:p>
+            <w:r>
+              <w:t>Hold F5 while speaking; release to send</w:t>
+            </w:r>
+          </w:p>
         </w:tc>
         <w:tc>
           <w:tcPr>
             <w:tcW w:type="dxa" w:w="2880"/>
           </w:tcPr>
-          <w:p/>
+          <w:p>
+            <w:r>
+              <w:t>Most reliable. No false activations. Build this first.</w:t>
+            </w:r>
+          </w:p>
         </w:tc>
       </w:tr>
       <w:tr>
@@ -910,19 +586,31 @@
           <w:tcPr>
             <w:tcW w:type="dxa" w:w="2880"/>
           </w:tcPr>
-          <w:p/>
+          <w:p>
+            <w:r>
+              <w:t>Wake Word</w:t>
+            </w:r>
+          </w:p>
         </w:tc>
         <w:tc>
           <w:tcPr>
             <w:tcW w:type="dxa" w:w="2880"/>
           </w:tcPr>
-          <w:p/>
+          <w:p>
+            <w:r>
+              <w:t>Say 'Hey Forge' to activate, speak, silence to send</w:t>
+            </w:r>
+          </w:p>
         </w:tc>
         <w:tc>
           <w:tcPr>
             <w:tcW w:type="dxa" w:w="2880"/>
           </w:tcPr>
-          <w:p/>
+          <w:p>
+            <w:r>
+              <w:t>Fully hands-free. Needs openWakeWord model.</w:t>
+            </w:r>
+          </w:p>
         </w:tc>
       </w:tr>
       <w:tr>
@@ -930,19 +618,31 @@
           <w:tcPr>
             <w:tcW w:type="dxa" w:w="2880"/>
           </w:tcPr>
-          <w:p/>
+          <w:p>
+            <w:r>
+              <w:t>Auto-VAD</w:t>
+            </w:r>
+          </w:p>
         </w:tc>
         <w:tc>
           <w:tcPr>
             <w:tcW w:type="dxa" w:w="2880"/>
           </w:tcPr>
-          <w:p/>
+          <w:p>
+            <w:r>
+              <w:t>System always listens; detects speech start/end</w:t>
+            </w:r>
+          </w:p>
         </w:tc>
         <w:tc>
           <w:tcPr>
             <w:tcW w:type="dxa" w:w="2880"/>
           </w:tcPr>
-          <w:p/>
+          <w:p>
+            <w:r>
+              <w:t>Easiest UX. Slight false-positive risk in noise.</w:t>
+            </w:r>
+          </w:p>
         </w:tc>
       </w:tr>
       <w:tr>
@@ -950,195 +650,42 @@
           <w:tcPr>
             <w:tcW w:type="dxa" w:w="2880"/>
           </w:tcPr>
-          <w:p/>
+          <w:p>
+            <w:r>
+              <w:t>Text Fallback</w:t>
+            </w:r>
+          </w:p>
         </w:tc>
         <w:tc>
           <w:tcPr>
             <w:tcW w:type="dxa" w:w="2880"/>
           </w:tcPr>
-          <w:p/>
+          <w:p>
+            <w:r>
+              <w:t>Type directly in the terminal</w:t>
+            </w:r>
+          </w:p>
         </w:tc>
         <w:tc>
           <w:tcPr>
             <w:tcW w:type="dxa" w:w="2880"/>
           </w:tcPr>
-          <w:p/>
-        </w:tc>
-      </w:tr>
-      <w:tr>
-        <w:tc>
-          <w:tcPr>
-            <w:tcW w:type="dxa" w:w="2880"/>
-          </w:tcPr>
-          <w:p>
-            <w:r>
-              <w:rPr>
-                <w:sz w:val="18"/>
-              </w:rPr>
-              <w:t>Push-to-Talk</w:t>
-            </w:r>
-          </w:p>
-        </w:tc>
-        <w:tc>
-          <w:tcPr>
-            <w:tcW w:type="dxa" w:w="2880"/>
-          </w:tcPr>
-          <w:p>
-            <w:r>
-              <w:rPr>
-                <w:sz w:val="18"/>
-              </w:rPr>
-              <w:t>Hold F5 while speaking; release to send</w:t>
-            </w:r>
-          </w:p>
-        </w:tc>
-        <w:tc>
-          <w:tcPr>
-            <w:tcW w:type="dxa" w:w="2880"/>
-          </w:tcPr>
-          <w:p>
-            <w:r>
-              <w:rPr>
-                <w:sz w:val="18"/>
-              </w:rPr>
-              <w:t>Most reliable — no false activations. Build this first.</w:t>
-            </w:r>
-          </w:p>
-        </w:tc>
-      </w:tr>
-      <w:tr>
-        <w:tc>
-          <w:tcPr>
-            <w:tcW w:type="dxa" w:w="2880"/>
-          </w:tcPr>
-          <w:p>
-            <w:r>
-              <w:rPr>
-                <w:sz w:val="18"/>
-              </w:rPr>
-              <w:t>Wake Word</w:t>
-            </w:r>
-          </w:p>
-        </w:tc>
-        <w:tc>
-          <w:tcPr>
-            <w:tcW w:type="dxa" w:w="2880"/>
-          </w:tcPr>
-          <w:p>
-            <w:r>
-              <w:rPr>
-                <w:sz w:val="18"/>
-              </w:rPr>
-              <w:t>Say "Hey Forge" to activate, speak, silence to send</w:t>
-            </w:r>
-          </w:p>
-        </w:tc>
-        <w:tc>
-          <w:tcPr>
-            <w:tcW w:type="dxa" w:w="2880"/>
-          </w:tcPr>
-          <w:p>
-            <w:r>
-              <w:rPr>
-                <w:sz w:val="18"/>
-              </w:rPr>
-              <w:t>Fully hands-free. Needs openWakeWord model.</w:t>
-            </w:r>
-          </w:p>
-        </w:tc>
-      </w:tr>
-      <w:tr>
-        <w:tc>
-          <w:tcPr>
-            <w:tcW w:type="dxa" w:w="2880"/>
-          </w:tcPr>
-          <w:p>
-            <w:r>
-              <w:rPr>
-                <w:sz w:val="18"/>
-              </w:rPr>
-              <w:t>Auto-VAD</w:t>
-            </w:r>
-          </w:p>
-        </w:tc>
-        <w:tc>
-          <w:tcPr>
-            <w:tcW w:type="dxa" w:w="2880"/>
-          </w:tcPr>
-          <w:p>
-            <w:r>
-              <w:rPr>
-                <w:sz w:val="18"/>
-              </w:rPr>
-              <w:t>System always listens; detects speech start/end</w:t>
-            </w:r>
-          </w:p>
-        </w:tc>
-        <w:tc>
-          <w:tcPr>
-            <w:tcW w:type="dxa" w:w="2880"/>
-          </w:tcPr>
-          <w:p>
-            <w:r>
-              <w:rPr>
-                <w:sz w:val="18"/>
-              </w:rPr>
-              <w:t>Easiest UX. Slight false-positive risk in noise.</w:t>
-            </w:r>
-          </w:p>
-        </w:tc>
-      </w:tr>
-      <w:tr>
-        <w:tc>
-          <w:tcPr>
-            <w:tcW w:type="dxa" w:w="2880"/>
-          </w:tcPr>
-          <w:p>
-            <w:r>
-              <w:rPr>
-                <w:sz w:val="18"/>
-              </w:rPr>
-              <w:t>Text Fallback</w:t>
-            </w:r>
-          </w:p>
-        </w:tc>
-        <w:tc>
-          <w:tcPr>
-            <w:tcW w:type="dxa" w:w="2880"/>
-          </w:tcPr>
-          <w:p>
-            <w:r>
-              <w:rPr>
-                <w:sz w:val="18"/>
-              </w:rPr>
-              <w:t>Type directly in the terminal</w:t>
-            </w:r>
-          </w:p>
-        </w:tc>
-        <w:tc>
-          <w:tcPr>
-            <w:tcW w:type="dxa" w:w="2880"/>
-          </w:tcPr>
-          <w:p>
-            <w:r>
-              <w:rPr>
-                <w:sz w:val="18"/>
-              </w:rPr>
+          <w:p>
+            <w:r>
               <w:t>Always available. Best for code and long pastes.</w:t>
             </w:r>
           </w:p>
         </w:tc>
       </w:tr>
     </w:tbl>
+    <w:p/>
     <w:p>
       <w:pPr>
         <w:pStyle w:val="Heading1"/>
       </w:pPr>
       <w:r>
         <w:rPr>
-          <w:b/>
-          <w:color w:val="1F3864"/>
-          <w:sz w:val="40"/>
+          <w:color w:val="1F497D"/>
         </w:rPr>
         <w:t>5. Full Technology Stack</w:t>
       </w:r>
@@ -1160,13 +707,9 @@
             <w:tcW w:type="dxa" w:w="2880"/>
           </w:tcPr>
           <w:p>
-            <w:pPr>
-              <w:jc w:val="center"/>
-            </w:pPr>
             <w:r>
               <w:rPr>
                 <w:b/>
-                <w:sz w:val="18"/>
               </w:rPr>
               <w:t>Layer</w:t>
             </w:r>
@@ -1177,13 +720,9 @@
             <w:tcW w:type="dxa" w:w="2880"/>
           </w:tcPr>
           <w:p>
-            <w:pPr>
-              <w:jc w:val="center"/>
-            </w:pPr>
             <w:r>
               <w:rPr>
                 <w:b/>
-                <w:sz w:val="18"/>
               </w:rPr>
               <w:t>Technology</w:t>
             </w:r>
@@ -1194,13 +733,9 @@
             <w:tcW w:type="dxa" w:w="2880"/>
           </w:tcPr>
           <w:p>
-            <w:pPr>
-              <w:jc w:val="center"/>
-            </w:pPr>
             <w:r>
               <w:rPr>
                 <w:b/>
-                <w:sz w:val="18"/>
               </w:rPr>
               <w:t>Purpose</w:t>
             </w:r>
@@ -1212,19 +747,31 @@
           <w:tcPr>
             <w:tcW w:type="dxa" w:w="2880"/>
           </w:tcPr>
-          <w:p/>
+          <w:p>
+            <w:r>
+              <w:t>AI / Agents</w:t>
+            </w:r>
+          </w:p>
         </w:tc>
         <w:tc>
           <w:tcPr>
             <w:tcW w:type="dxa" w:w="2880"/>
           </w:tcPr>
-          <w:p/>
+          <w:p>
+            <w:r>
+              <w:t>Anthropic Claude API — claude-sonnet-4-5 (streaming)</w:t>
+            </w:r>
+          </w:p>
         </w:tc>
         <w:tc>
           <w:tcPr>
             <w:tcW w:type="dxa" w:w="2880"/>
           </w:tcPr>
-          <w:p/>
+          <w:p>
+            <w:r>
+              <w:t>Per-agent system prompts, tool use, multi-turn memory</w:t>
+            </w:r>
+          </w:p>
         </w:tc>
       </w:tr>
       <w:tr>
@@ -1232,19 +779,31 @@
           <w:tcPr>
             <w:tcW w:type="dxa" w:w="2880"/>
           </w:tcPr>
-          <w:p/>
+          <w:p>
+            <w:r>
+              <w:t>Voice STT</w:t>
+            </w:r>
+          </w:p>
         </w:tc>
         <w:tc>
           <w:tcPr>
             <w:tcW w:type="dxa" w:w="2880"/>
           </w:tcPr>
-          <w:p/>
+          <w:p>
+            <w:r>
+              <w:t>faster-whisper (local, CTranslate2)</w:t>
+            </w:r>
+          </w:p>
         </w:tc>
         <w:tc>
           <w:tcPr>
             <w:tcW w:type="dxa" w:w="2880"/>
           </w:tcPr>
-          <w:p/>
+          <w:p>
+            <w:r>
+              <w:t>Local offline transcription, &lt; 2s latency, no cost</w:t>
+            </w:r>
+          </w:p>
         </w:tc>
       </w:tr>
       <w:tr>
@@ -1252,19 +811,31 @@
           <w:tcPr>
             <w:tcW w:type="dxa" w:w="2880"/>
           </w:tcPr>
-          <w:p/>
+          <w:p>
+            <w:r>
+              <w:t>Voice Activity</w:t>
+            </w:r>
+          </w:p>
         </w:tc>
         <w:tc>
           <w:tcPr>
             <w:tcW w:type="dxa" w:w="2880"/>
           </w:tcPr>
-          <w:p/>
+          <w:p>
+            <w:r>
+              <w:t>silero-vad (Python)</w:t>
+            </w:r>
+          </w:p>
         </w:tc>
         <w:tc>
           <w:tcPr>
             <w:tcW w:type="dxa" w:w="2880"/>
           </w:tcPr>
-          <w:p/>
+          <w:p>
+            <w:r>
+              <w:t>Accurate speech start/end detection in noisy environments</w:t>
+            </w:r>
+          </w:p>
         </w:tc>
       </w:tr>
       <w:tr>
@@ -1272,19 +843,31 @@
           <w:tcPr>
             <w:tcW w:type="dxa" w:w="2880"/>
           </w:tcPr>
-          <w:p/>
+          <w:p>
+            <w:r>
+              <w:t>Wake Word</w:t>
+            </w:r>
+          </w:p>
         </w:tc>
         <w:tc>
           <w:tcPr>
             <w:tcW w:type="dxa" w:w="2880"/>
           </w:tcPr>
-          <w:p/>
+          <w:p>
+            <w:r>
+              <w:t>openWakeWord — 'Hey Forge'</w:t>
+            </w:r>
+          </w:p>
         </w:tc>
         <w:tc>
           <w:tcPr>
             <w:tcW w:type="dxa" w:w="2880"/>
           </w:tcPr>
-          <w:p/>
+          <w:p>
+            <w:r>
+              <w:t>Triggers listening; low false-positive rate</w:t>
+            </w:r>
+          </w:p>
         </w:tc>
       </w:tr>
       <w:tr>
@@ -1292,19 +875,31 @@
           <w:tcPr>
             <w:tcW w:type="dxa" w:w="2880"/>
           </w:tcPr>
-          <w:p/>
+          <w:p>
+            <w:r>
+              <w:t>Voice TTS</w:t>
+            </w:r>
+          </w:p>
         </w:tc>
         <w:tc>
           <w:tcPr>
             <w:tcW w:type="dxa" w:w="2880"/>
           </w:tcPr>
-          <w:p/>
+          <w:p>
+            <w:r>
+              <w:t>ElevenLabs API or macOS say</w:t>
+            </w:r>
+          </w:p>
         </w:tc>
         <w:tc>
           <w:tcPr>
             <w:tcW w:type="dxa" w:w="2880"/>
           </w:tcPr>
-          <w:p/>
+          <w:p>
+            <w:r>
+              <w:t>Agent voice output; off by default</w:t>
+            </w:r>
+          </w:p>
         </w:tc>
       </w:tr>
       <w:tr>
@@ -1312,19 +907,31 @@
           <w:tcPr>
             <w:tcW w:type="dxa" w:w="2880"/>
           </w:tcPr>
-          <w:p/>
+          <w:p>
+            <w:r>
+              <w:t>Terminal UI</w:t>
+            </w:r>
+          </w:p>
         </w:tc>
         <w:tc>
           <w:tcPr>
             <w:tcW w:type="dxa" w:w="2880"/>
           </w:tcPr>
-          <w:p/>
+          <w:p>
+            <w:r>
+              <w:t>Ink (React-for-terminal, Node.js) — BUILT</w:t>
+            </w:r>
+          </w:p>
         </w:tc>
         <w:tc>
           <w:tcPr>
             <w:tcW w:type="dxa" w:w="2880"/>
           </w:tcPr>
-          <w:p/>
+          <w:p>
+            <w:r>
+              <w:t>All 5 agents side-by-side, streaming, bus monitor panel</w:t>
+            </w:r>
+          </w:p>
         </w:tc>
       </w:tr>
       <w:tr>
@@ -1332,19 +939,31 @@
           <w:tcPr>
             <w:tcW w:type="dxa" w:w="2880"/>
           </w:tcPr>
-          <w:p/>
+          <w:p>
+            <w:r>
+              <w:t>iPhone Bridge</w:t>
+            </w:r>
+          </w:p>
         </w:tc>
         <w:tc>
           <w:tcPr>
             <w:tcW w:type="dxa" w:w="2880"/>
           </w:tcPr>
-          <w:p/>
+          <w:p>
+            <w:r>
+              <w:t>iOS Shortcuts → HTTP POST → localhost:3333</w:t>
+            </w:r>
+          </w:p>
         </w:tc>
         <w:tc>
           <w:tcPr>
             <w:tcW w:type="dxa" w:w="2880"/>
           </w:tcPr>
-          <w:p/>
+          <w:p>
+            <w:r>
+              <w:t>Volume button events reach the Mac daemon</w:t>
+            </w:r>
+          </w:p>
         </w:tc>
       </w:tr>
       <w:tr>
@@ -1352,19 +971,31 @@
           <w:tcPr>
             <w:tcW w:type="dxa" w:w="2880"/>
           </w:tcPr>
-          <w:p/>
+          <w:p>
+            <w:r>
+              <w:t>macOS Listener</w:t>
+            </w:r>
+          </w:p>
         </w:tc>
         <w:tc>
           <w:tcPr>
             <w:tcW w:type="dxa" w:w="2880"/>
           </w:tcPr>
-          <w:p/>
+          <w:p>
+            <w:r>
+              <w:t>Node.js Express daemon</w:t>
+            </w:r>
+          </w:p>
         </w:tc>
         <w:tc>
           <w:tcPr>
             <w:tcW w:type="dxa" w:w="2880"/>
           </w:tcPr>
-          <w:p/>
+          <w:p>
+            <w:r>
+              <w:t>Receives button events; updates state.json</w:t>
+            </w:r>
+          </w:p>
         </w:tc>
       </w:tr>
       <w:tr>
@@ -1372,19 +1003,31 @@
           <w:tcPr>
             <w:tcW w:type="dxa" w:w="2880"/>
           </w:tcPr>
-          <w:p/>
+          <w:p>
+            <w:r>
+              <w:t>Message Bus</w:t>
+            </w:r>
+          </w:p>
         </w:tc>
         <w:tc>
           <w:tcPr>
             <w:tcW w:type="dxa" w:w="2880"/>
           </w:tcPr>
-          <w:p/>
+          <w:p>
+            <w:r>
+              <w:t>Node.js EventEmitter (in-process)</w:t>
+            </w:r>
+          </w:p>
         </w:tc>
         <w:tc>
           <w:tcPr>
             <w:tcW w:type="dxa" w:w="2880"/>
           </w:tcPr>
-          <w:p/>
+          <w:p>
+            <w:r>
+              <w:t>Agent-to-agent routing; no external broker needed</w:t>
+            </w:r>
+          </w:p>
         </w:tc>
       </w:tr>
       <w:tr>
@@ -1392,19 +1035,31 @@
           <w:tcPr>
             <w:tcW w:type="dxa" w:w="2880"/>
           </w:tcPr>
-          <w:p/>
+          <w:p>
+            <w:r>
+              <w:t>Bus Monitor</w:t>
+            </w:r>
+          </w:p>
         </w:tc>
         <w:tc>
           <w:tcPr>
             <w:tcW w:type="dxa" w:w="2880"/>
           </w:tcPr>
-          <w:p/>
+          <w:p>
+            <w:r>
+              <w:t>Node.js (scripts/bus-monitor.js) + TUI panel</w:t>
+            </w:r>
+          </w:p>
         </w:tc>
         <w:tc>
           <w:tcPr>
             <w:tcW w:type="dxa" w:w="2880"/>
           </w:tcPr>
-          <w:p/>
+          <w:p>
+            <w:r>
+              <w:t>Live inter-agent traffic — standalone and TUI panel</w:t>
+            </w:r>
+          </w:p>
         </w:tc>
       </w:tr>
       <w:tr>
@@ -1412,19 +1067,31 @@
           <w:tcPr>
             <w:tcW w:type="dxa" w:w="2880"/>
           </w:tcPr>
-          <w:p/>
+          <w:p>
+            <w:r>
+              <w:t>Shared Context</w:t>
+            </w:r>
+          </w:p>
         </w:tc>
         <w:tc>
           <w:tcPr>
             <w:tcW w:type="dxa" w:w="2880"/>
           </w:tcPr>
-          <w:p/>
+          <w:p>
+            <w:r>
+              <w:t>JSON + Markdown flat files in .terminalforge/</w:t>
+            </w:r>
+          </w:p>
         </w:tc>
         <w:tc>
           <w:tcPr>
             <w:tcW w:type="dxa" w:w="2880"/>
           </w:tcPr>
-          <w:p/>
+          <w:p>
+            <w:r>
+              <w:t>Project state, tasks, handoffs readable by all agents</w:t>
+            </w:r>
+          </w:p>
         </w:tc>
       </w:tr>
       <w:tr>
@@ -1432,19 +1099,31 @@
           <w:tcPr>
             <w:tcW w:type="dxa" w:w="2880"/>
           </w:tcPr>
-          <w:p/>
+          <w:p>
+            <w:r>
+              <w:t>Git Integration</w:t>
+            </w:r>
+          </w:p>
         </w:tc>
         <w:tc>
           <w:tcPr>
             <w:tcW w:type="dxa" w:w="2880"/>
           </w:tcPr>
-          <w:p/>
+          <w:p>
+            <w:r>
+              <w:t>simple-git (Node.js)</w:t>
+            </w:r>
+          </w:p>
         </w:tc>
         <w:tc>
           <w:tcPr>
             <w:tcW w:type="dxa" w:w="2880"/>
           </w:tcPr>
-          <w:p/>
+          <w:p>
+            <w:r>
+              <w:t>Injects diff, log, status into agent context on switch</w:t>
+            </w:r>
+          </w:p>
         </w:tc>
       </w:tr>
       <w:tr>
@@ -1452,564 +1131,42 @@
           <w:tcPr>
             <w:tcW w:type="dxa" w:w="2880"/>
           </w:tcPr>
-          <w:p/>
+          <w:p>
+            <w:r>
+              <w:t>Runtime</w:t>
+            </w:r>
+          </w:p>
         </w:tc>
         <w:tc>
           <w:tcPr>
             <w:tcW w:type="dxa" w:w="2880"/>
           </w:tcPr>
-          <w:p/>
+          <w:p>
+            <w:r>
+              <w:t>Node.js 18+ and Python 3.11+</w:t>
+            </w:r>
+          </w:p>
         </w:tc>
         <w:tc>
           <w:tcPr>
             <w:tcW w:type="dxa" w:w="2880"/>
           </w:tcPr>
-          <w:p/>
-        </w:tc>
-      </w:tr>
-      <w:tr>
-        <w:tc>
-          <w:tcPr>
-            <w:tcW w:type="dxa" w:w="2880"/>
-          </w:tcPr>
-          <w:p>
-            <w:r>
-              <w:rPr>
-                <w:sz w:val="18"/>
-              </w:rPr>
-              <w:t>AI / Agents</w:t>
-            </w:r>
-          </w:p>
-        </w:tc>
-        <w:tc>
-          <w:tcPr>
-            <w:tcW w:type="dxa" w:w="2880"/>
-          </w:tcPr>
-          <w:p>
-            <w:r>
-              <w:rPr>
-                <w:sz w:val="18"/>
-              </w:rPr>
-              <w:t>Anthropic Claude API — claude-sonnet-4-5 (streaming)</w:t>
-            </w:r>
-          </w:p>
-        </w:tc>
-        <w:tc>
-          <w:tcPr>
-            <w:tcW w:type="dxa" w:w="2880"/>
-          </w:tcPr>
-          <w:p>
-            <w:r>
-              <w:rPr>
-                <w:sz w:val="18"/>
-              </w:rPr>
-              <w:t>Per-agent system prompts, tool use, multi-turn memory</w:t>
-            </w:r>
-          </w:p>
-        </w:tc>
-      </w:tr>
-      <w:tr>
-        <w:tc>
-          <w:tcPr>
-            <w:tcW w:type="dxa" w:w="2880"/>
-          </w:tcPr>
-          <w:p>
-            <w:r>
-              <w:rPr>
-                <w:sz w:val="18"/>
-              </w:rPr>
-              <w:t>Voice STT</w:t>
-            </w:r>
-          </w:p>
-        </w:tc>
-        <w:tc>
-          <w:tcPr>
-            <w:tcW w:type="dxa" w:w="2880"/>
-          </w:tcPr>
-          <w:p>
-            <w:r>
-              <w:rPr>
-                <w:sz w:val="18"/>
-              </w:rPr>
-              <w:t>faster-whisper (local, CTranslate2)</w:t>
-            </w:r>
-          </w:p>
-        </w:tc>
-        <w:tc>
-          <w:tcPr>
-            <w:tcW w:type="dxa" w:w="2880"/>
-          </w:tcPr>
-          <w:p>
-            <w:r>
-              <w:rPr>
-                <w:sz w:val="18"/>
-              </w:rPr>
-              <w:t>Local offline transcription, &lt; 2s latency, no cost</w:t>
-            </w:r>
-          </w:p>
-        </w:tc>
-      </w:tr>
-      <w:tr>
-        <w:tc>
-          <w:tcPr>
-            <w:tcW w:type="dxa" w:w="2880"/>
-          </w:tcPr>
-          <w:p>
-            <w:r>
-              <w:rPr>
-                <w:sz w:val="18"/>
-              </w:rPr>
-              <w:t>Voice Activity</w:t>
-            </w:r>
-          </w:p>
-        </w:tc>
-        <w:tc>
-          <w:tcPr>
-            <w:tcW w:type="dxa" w:w="2880"/>
-          </w:tcPr>
-          <w:p>
-            <w:r>
-              <w:rPr>
-                <w:sz w:val="18"/>
-              </w:rPr>
-              <w:t>silero-vad (Python)</w:t>
-            </w:r>
-          </w:p>
-        </w:tc>
-        <w:tc>
-          <w:tcPr>
-            <w:tcW w:type="dxa" w:w="2880"/>
-          </w:tcPr>
-          <w:p>
-            <w:r>
-              <w:rPr>
-                <w:sz w:val="18"/>
-              </w:rPr>
-              <w:t>Accurate speech start/end detection in noisy environments</w:t>
-            </w:r>
-          </w:p>
-        </w:tc>
-      </w:tr>
-      <w:tr>
-        <w:tc>
-          <w:tcPr>
-            <w:tcW w:type="dxa" w:w="2880"/>
-          </w:tcPr>
-          <w:p>
-            <w:r>
-              <w:rPr>
-                <w:sz w:val="18"/>
-              </w:rPr>
-              <w:t>Wake Word</w:t>
-            </w:r>
-          </w:p>
-        </w:tc>
-        <w:tc>
-          <w:tcPr>
-            <w:tcW w:type="dxa" w:w="2880"/>
-          </w:tcPr>
-          <w:p>
-            <w:r>
-              <w:rPr>
-                <w:sz w:val="18"/>
-              </w:rPr>
-              <w:t>openWakeWord — "Hey Forge"</w:t>
-            </w:r>
-          </w:p>
-        </w:tc>
-        <w:tc>
-          <w:tcPr>
-            <w:tcW w:type="dxa" w:w="2880"/>
-          </w:tcPr>
-          <w:p>
-            <w:r>
-              <w:rPr>
-                <w:sz w:val="18"/>
-              </w:rPr>
-              <w:t>Triggers listening; low false-positive rate</w:t>
-            </w:r>
-          </w:p>
-        </w:tc>
-      </w:tr>
-      <w:tr>
-        <w:tc>
-          <w:tcPr>
-            <w:tcW w:type="dxa" w:w="2880"/>
-          </w:tcPr>
-          <w:p>
-            <w:r>
-              <w:rPr>
-                <w:sz w:val="18"/>
-              </w:rPr>
-              <w:t>Voice TTS</w:t>
-            </w:r>
-          </w:p>
-        </w:tc>
-        <w:tc>
-          <w:tcPr>
-            <w:tcW w:type="dxa" w:w="2880"/>
-          </w:tcPr>
-          <w:p>
-            <w:r>
-              <w:rPr>
-                <w:sz w:val="18"/>
-              </w:rPr>
-              <w:t>ElevenLabs API or macOS say</w:t>
-            </w:r>
-          </w:p>
-        </w:tc>
-        <w:tc>
-          <w:tcPr>
-            <w:tcW w:type="dxa" w:w="2880"/>
-          </w:tcPr>
-          <w:p>
-            <w:r>
-              <w:rPr>
-                <w:sz w:val="18"/>
-              </w:rPr>
-              <w:t>Agent voice output; off by default</w:t>
-            </w:r>
-          </w:p>
-        </w:tc>
-      </w:tr>
-      <w:tr>
-        <w:tc>
-          <w:tcPr>
-            <w:tcW w:type="dxa" w:w="2880"/>
-          </w:tcPr>
-          <w:p>
-            <w:r>
-              <w:rPr>
-                <w:sz w:val="18"/>
-              </w:rPr>
-              <w:t>Terminal UI</w:t>
-            </w:r>
-          </w:p>
-        </w:tc>
-        <w:tc>
-          <w:tcPr>
-            <w:tcW w:type="dxa" w:w="2880"/>
-          </w:tcPr>
-          <w:p>
-            <w:r>
-              <w:rPr>
-                <w:sz w:val="18"/>
-              </w:rPr>
-              <w:t>Ink (React-for-terminal, Node.js)</w:t>
-            </w:r>
-          </w:p>
-        </w:tc>
-        <w:tc>
-          <w:tcPr>
-            <w:tcW w:type="dxa" w:w="2880"/>
-          </w:tcPr>
-          <w:p>
-            <w:r>
-              <w:rPr>
-                <w:sz w:val="18"/>
-              </w:rPr>
-              <w:t>Agent badge, mode indicator, streaming output</w:t>
-            </w:r>
-          </w:p>
-        </w:tc>
-      </w:tr>
-      <w:tr>
-        <w:tc>
-          <w:tcPr>
-            <w:tcW w:type="dxa" w:w="2880"/>
-          </w:tcPr>
-          <w:p>
-            <w:r>
-              <w:rPr>
-                <w:sz w:val="18"/>
-              </w:rPr>
-              <w:t>iPhone Bridge</w:t>
-            </w:r>
-          </w:p>
-        </w:tc>
-        <w:tc>
-          <w:tcPr>
-            <w:tcW w:type="dxa" w:w="2880"/>
-          </w:tcPr>
-          <w:p>
-            <w:r>
-              <w:rPr>
-                <w:sz w:val="18"/>
-              </w:rPr>
-              <w:t>iOS Shortcuts → HTTP POST → localhost:3333</w:t>
-            </w:r>
-          </w:p>
-        </w:tc>
-        <w:tc>
-          <w:tcPr>
-            <w:tcW w:type="dxa" w:w="2880"/>
-          </w:tcPr>
-          <w:p>
-            <w:r>
-              <w:rPr>
-                <w:sz w:val="18"/>
-              </w:rPr>
-              <w:t>Volume button events reach the Mac daemon</w:t>
-            </w:r>
-          </w:p>
-        </w:tc>
-      </w:tr>
-      <w:tr>
-        <w:tc>
-          <w:tcPr>
-            <w:tcW w:type="dxa" w:w="2880"/>
-          </w:tcPr>
-          <w:p>
-            <w:r>
-              <w:rPr>
-                <w:sz w:val="18"/>
-              </w:rPr>
-              <w:t>macOS Listener</w:t>
-            </w:r>
-          </w:p>
-        </w:tc>
-        <w:tc>
-          <w:tcPr>
-            <w:tcW w:type="dxa" w:w="2880"/>
-          </w:tcPr>
-          <w:p>
-            <w:r>
-              <w:rPr>
-                <w:sz w:val="18"/>
-              </w:rPr>
-              <w:t>Node.js Express daemon</w:t>
-            </w:r>
-          </w:p>
-        </w:tc>
-        <w:tc>
-          <w:tcPr>
-            <w:tcW w:type="dxa" w:w="2880"/>
-          </w:tcPr>
-          <w:p>
-            <w:r>
-              <w:rPr>
-                <w:sz w:val="18"/>
-              </w:rPr>
-              <w:t>Receives button events; updates state.json</w:t>
-            </w:r>
-          </w:p>
-        </w:tc>
-      </w:tr>
-      <w:tr>
-        <w:tc>
-          <w:tcPr>
-            <w:tcW w:type="dxa" w:w="2880"/>
-          </w:tcPr>
-          <w:p>
-            <w:r>
-              <w:rPr>
-                <w:sz w:val="18"/>
-              </w:rPr>
-              <w:t>Message Bus</w:t>
-            </w:r>
-          </w:p>
-        </w:tc>
-        <w:tc>
-          <w:tcPr>
-            <w:tcW w:type="dxa" w:w="2880"/>
-          </w:tcPr>
-          <w:p>
-            <w:r>
-              <w:rPr>
-                <w:sz w:val="18"/>
-              </w:rPr>
-              <w:t>Node.js EventEmitter (in-process)</w:t>
-            </w:r>
-          </w:p>
-        </w:tc>
-        <w:tc>
-          <w:tcPr>
-            <w:tcW w:type="dxa" w:w="2880"/>
-          </w:tcPr>
-          <w:p>
-            <w:r>
-              <w:rPr>
-                <w:sz w:val="18"/>
-              </w:rPr>
-              <w:t>Agent-to-agent routing; no external broker needed</w:t>
-            </w:r>
-          </w:p>
-        </w:tc>
-      </w:tr>
-      <w:tr>
-        <w:tc>
-          <w:tcPr>
-            <w:tcW w:type="dxa" w:w="2880"/>
-          </w:tcPr>
-          <w:p>
-            <w:r>
-              <w:rPr>
-                <w:sz w:val="18"/>
-              </w:rPr>
-              <w:t>Bus Monitor</w:t>
-            </w:r>
-          </w:p>
-        </w:tc>
-        <w:tc>
-          <w:tcPr>
-            <w:tcW w:type="dxa" w:w="2880"/>
-          </w:tcPr>
-          <w:p>
-            <w:r>
-              <w:rPr>
-                <w:sz w:val="18"/>
-              </w:rPr>
-              <w:t>Node.js (scripts/bus-monitor.js)</w:t>
-            </w:r>
-          </w:p>
-        </w:tc>
-        <w:tc>
-          <w:tcPr>
-            <w:tcW w:type="dxa" w:w="2880"/>
-          </w:tcPr>
-          <w:p>
-            <w:r>
-              <w:rPr>
-                <w:sz w:val="18"/>
-              </w:rPr>
-              <w:t>Dedicated terminal window showing all inter-agent traffic live</w:t>
-            </w:r>
-          </w:p>
-        </w:tc>
-      </w:tr>
-      <w:tr>
-        <w:tc>
-          <w:tcPr>
-            <w:tcW w:type="dxa" w:w="2880"/>
-          </w:tcPr>
-          <w:p>
-            <w:r>
-              <w:rPr>
-                <w:sz w:val="18"/>
-              </w:rPr>
-              <w:t>Shared Context</w:t>
-            </w:r>
-          </w:p>
-        </w:tc>
-        <w:tc>
-          <w:tcPr>
-            <w:tcW w:type="dxa" w:w="2880"/>
-          </w:tcPr>
-          <w:p>
-            <w:r>
-              <w:rPr>
-                <w:sz w:val="18"/>
-              </w:rPr>
-              <w:t>JSON + Markdown flat files in .terminalforge/</w:t>
-            </w:r>
-          </w:p>
-        </w:tc>
-        <w:tc>
-          <w:tcPr>
-            <w:tcW w:type="dxa" w:w="2880"/>
-          </w:tcPr>
-          <w:p>
-            <w:r>
-              <w:rPr>
-                <w:sz w:val="18"/>
-              </w:rPr>
-              <w:t>Project state, tasks, handoffs readable by all agents</w:t>
-            </w:r>
-          </w:p>
-        </w:tc>
-      </w:tr>
-      <w:tr>
-        <w:tc>
-          <w:tcPr>
-            <w:tcW w:type="dxa" w:w="2880"/>
-          </w:tcPr>
-          <w:p>
-            <w:r>
-              <w:rPr>
-                <w:sz w:val="18"/>
-              </w:rPr>
-              <w:t>Git Integration</w:t>
-            </w:r>
-          </w:p>
-        </w:tc>
-        <w:tc>
-          <w:tcPr>
-            <w:tcW w:type="dxa" w:w="2880"/>
-          </w:tcPr>
-          <w:p>
-            <w:r>
-              <w:rPr>
-                <w:sz w:val="18"/>
-              </w:rPr>
-              <w:t>simple-git (Node.js)</w:t>
-            </w:r>
-          </w:p>
-        </w:tc>
-        <w:tc>
-          <w:tcPr>
-            <w:tcW w:type="dxa" w:w="2880"/>
-          </w:tcPr>
-          <w:p>
-            <w:r>
-              <w:rPr>
-                <w:sz w:val="18"/>
-              </w:rPr>
-              <w:t>Injects diff, log, status into agent context on switch</w:t>
-            </w:r>
-          </w:p>
-        </w:tc>
-      </w:tr>
-      <w:tr>
-        <w:tc>
-          <w:tcPr>
-            <w:tcW w:type="dxa" w:w="2880"/>
-          </w:tcPr>
-          <w:p>
-            <w:r>
-              <w:rPr>
-                <w:sz w:val="18"/>
-              </w:rPr>
-              <w:t>Runtime</w:t>
-            </w:r>
-          </w:p>
-        </w:tc>
-        <w:tc>
-          <w:tcPr>
-            <w:tcW w:type="dxa" w:w="2880"/>
-          </w:tcPr>
-          <w:p>
-            <w:r>
-              <w:rPr>
-                <w:sz w:val="18"/>
-              </w:rPr>
-              <w:t>Node.js 18+ and Python 3.11+</w:t>
-            </w:r>
-          </w:p>
-        </w:tc>
-        <w:tc>
-          <w:tcPr>
-            <w:tcW w:type="dxa" w:w="2880"/>
-          </w:tcPr>
-          <w:p>
-            <w:r>
-              <w:rPr>
-                <w:sz w:val="18"/>
-              </w:rPr>
+          <w:p>
+            <w:r>
               <w:t>Monorepo: /core /agents /voice /bridge /ui /scripts</w:t>
             </w:r>
           </w:p>
         </w:tc>
       </w:tr>
     </w:tbl>
+    <w:p/>
     <w:p>
       <w:pPr>
         <w:pStyle w:val="Heading1"/>
       </w:pPr>
       <w:r>
         <w:rPr>
-          <w:b/>
-          <w:color w:val="1F3864"/>
-          <w:sz w:val="40"/>
+          <w:color w:val="1F497D"/>
         </w:rPr>
         <w:t>6. System Architecture</w:t>
       </w:r>
@@ -2020,9 +1177,7 @@
       </w:pPr>
       <w:r>
         <w:rPr>
-          <w:b/>
-          <w:color w:val="2E74B5"/>
-          <w:sz w:val="32"/>
+          <w:color w:val="1F497D"/>
         </w:rPr>
         <w:t>6.1 Component Overview</w:t>
       </w:r>
@@ -2032,7 +1187,7 @@
         <w:pStyle w:val="ListBullet"/>
       </w:pPr>
       <w:r>
-        <w:t>Bluetooth Bridge (iPhone → Mac): iOS Shortcut detects volume button presses and POSTs JSON to localhost:3333</w:t>
+        <w:t>Bluetooth Bridge (iPhone → Mac): iOS Shortcut POSTs JSON to localhost:3333</w:t>
       </w:r>
     </w:p>
     <w:p>
@@ -2040,7 +1195,7 @@
         <w:pStyle w:val="ListBullet"/>
       </w:pPr>
       <w:r>
-        <w:t>macOS Event Listener Daemon: Node.js daemon receives events, updates active terminal index, writes state.json</w:t>
+        <w:t>macOS Event Listener Daemon: Node.js receives events, updates active terminal index, writes state.json</w:t>
       </w:r>
     </w:p>
     <w:p>
@@ -2072,7 +1227,7 @@
         <w:pStyle w:val="ListBullet"/>
       </w:pPr>
       <w:r>
-        <w:t>Bus Monitor: 7th terminal window; subscribes to all traffic via subscribeAll(); replays history + polls log file</w:t>
+        <w:t>Bus Monitor: 7th terminal window + TUI right panel; subscribes to all traffic; replays history + polls log file</w:t>
       </w:r>
     </w:p>
     <w:p>
@@ -2080,7 +1235,7 @@
         <w:pStyle w:val="ListBullet"/>
       </w:pPr>
       <w:r>
-        <w:t>Terminal UI: Ink/Textual TUI — active agent badge, mode indicator (Manual/Auto), voice status, streaming output</w:t>
+        <w:t>Terminal UI (BUILT): Ink TUI — StatusBar + 5 AgentPanes (active/inactive) + BusMonitorPanel side-by-side</w:t>
       </w:r>
     </w:p>
     <w:p>
@@ -2088,47 +1243,7 @@
         <w:pStyle w:val="ListBullet"/>
       </w:pPr>
       <w:r>
-        <w:t>Voice Layer: mic → silero-vad → faster-whisper → text → active agent; optional TTS response</w:t>
-      </w:r>
-    </w:p>
-    <w:p>
-      <w:pPr>
-        <w:pStyle w:val="Heading2"/>
-      </w:pPr>
-      <w:r>
-        <w:rPr>
-          <w:b/>
-          <w:color w:val="2E74B5"/>
-          <w:sz w:val="32"/>
-        </w:rPr>
-        <w:t>6.2 Repository Structure</w:t>
-      </w:r>
-    </w:p>
-    <w:p>
-      <w:pPr>
-        <w:shd w:val="clear" w:color="auto" w:fill="F2F2F2"/>
-      </w:pPr>
-      <w:r>
-        <w:rPr>
-          <w:rFonts w:ascii="Courier New" w:hAnsi="Courier New"/>
-          <w:color w:val="1A1A2E"/>
-          <w:sz w:val="17"/>
-        </w:rPr>
-        <w:t>/core        — event listener, agent router, message bus, context manager, state.js</w:t>
-        <w:br/>
-        <w:t>/agents      — one file per agent: system prompt, tools config, memory scope</w:t>
-        <w:br/>
-        <w:t>/voice       — silero-vad integration, faster-whisper wrapper, TTS output handler</w:t>
-        <w:br/>
-        <w:t>/bridge      — iOS Shortcuts HTTP endpoint, volume event parser, hotkey fallback</w:t>
-        <w:br/>
-        <w:t>/ui          — Ink TUI components: agent panel, badge, streaming output, voice indicator</w:t>
-        <w:br/>
-        <w:t>/scripts     — launch.sh, tmux-layout.sh, agent-repl.js, bus-monitor.js</w:t>
-        <w:br/>
-        <w:t>/docs        — project plan, Claude Code prompt, quickstart guide</w:t>
-        <w:br/>
-        <w:t>/.terminalforge — runtime: state.json, messages.log, project.md, open_tasks.json, handoffs.md</w:t>
+        <w:t>Voice Layer: mic → silero-vad → faster-whisper → text → active agent; optional TTS response (Phase 3)</w:t>
       </w:r>
     </w:p>
     <w:p>
@@ -2137,9 +1252,7 @@
       </w:pPr>
       <w:r>
         <w:rPr>
-          <w:b/>
-          <w:color w:val="1F3864"/>
-          <w:sz w:val="40"/>
+          <w:color w:val="1F497D"/>
         </w:rPr>
         <w:t>7. Agent-to-Agent Communication</w:t>
       </w:r>
@@ -2150,18 +1263,18 @@
       </w:pPr>
       <w:r>
         <w:rPr>
-          <w:b/>
-          <w:color w:val="2E74B5"/>
-          <w:sz w:val="32"/>
+          <w:color w:val="1F497D"/>
         </w:rPr>
         <w:t>7.1 Two Operating Modes</w:t>
       </w:r>
     </w:p>
     <w:p>
       <w:r>
-        <w:t>Manual Mode: you are the orchestrator. Switch agents with volume buttons. Each agent waits for your explicit prompt. Best for focused work and debugging.</w:t>
-        <w:br/>
-        <w:br/>
+        <w:t>Manual Mode: you are the orchestrator. Switch agents with volume buttons or Tab key. Each agent waits for your explicit prompt. Best for focused work and debugging.</w:t>
+      </w:r>
+    </w:p>
+    <w:p>
+      <w:r>
         <w:t>Autonomous Mode: activated by holding either volume button for 2 seconds. Give a high-level goal; the PM Agent breaks it into tasks and dispatches each to the correct agent. You can intervene at any time.</w:t>
       </w:r>
     </w:p>
@@ -2171,9 +1284,7 @@
       </w:pPr>
       <w:r>
         <w:rPr>
-          <w:b/>
-          <w:color w:val="2E74B5"/>
-          <w:sz w:val="32"/>
+          <w:color w:val="1F497D"/>
         </w:rPr>
         <w:t>7.2 Message Routing Map</w:t>
       </w:r>
@@ -2195,13 +1306,9 @@
             <w:tcW w:type="dxa" w:w="2880"/>
           </w:tcPr>
           <w:p>
-            <w:pPr>
-              <w:jc w:val="center"/>
-            </w:pPr>
             <w:r>
               <w:rPr>
                 <w:b/>
-                <w:sz w:val="18"/>
               </w:rPr>
               <w:t>From</w:t>
             </w:r>
@@ -2212,13 +1319,9 @@
             <w:tcW w:type="dxa" w:w="2880"/>
           </w:tcPr>
           <w:p>
-            <w:pPr>
-              <w:jc w:val="center"/>
-            </w:pPr>
             <w:r>
               <w:rPr>
                 <w:b/>
-                <w:sz w:val="18"/>
               </w:rPr>
               <w:t>To</w:t>
             </w:r>
@@ -2229,13 +1332,9 @@
             <w:tcW w:type="dxa" w:w="2880"/>
           </w:tcPr>
           <w:p>
-            <w:pPr>
-              <w:jc w:val="center"/>
-            </w:pPr>
             <w:r>
               <w:rPr>
                 <w:b/>
-                <w:sz w:val="18"/>
               </w:rPr>
               <w:t>Message / Handoff Content</w:t>
             </w:r>
@@ -2247,19 +1346,31 @@
           <w:tcPr>
             <w:tcW w:type="dxa" w:w="2880"/>
           </w:tcPr>
-          <w:p/>
+          <w:p>
+            <w:r>
+              <w:t>PM Agent</w:t>
+            </w:r>
+          </w:p>
         </w:tc>
         <w:tc>
           <w:tcPr>
             <w:tcW w:type="dxa" w:w="2880"/>
           </w:tcPr>
-          <w:p/>
+          <w:p>
+            <w:r>
+              <w:t>Junior Developer</w:t>
+            </w:r>
+          </w:p>
         </w:tc>
         <w:tc>
           <w:tcPr>
             <w:tcW w:type="dxa" w:w="2880"/>
           </w:tcPr>
-          <w:p/>
+          <w:p>
+            <w:r>
+              <w:t>Dispatches implementation tasks with file paths and acceptance criteria</w:t>
+            </w:r>
+          </w:p>
         </w:tc>
       </w:tr>
       <w:tr>
@@ -2267,19 +1378,31 @@
           <w:tcPr>
             <w:tcW w:type="dxa" w:w="2880"/>
           </w:tcPr>
-          <w:p/>
+          <w:p>
+            <w:r>
+              <w:t>PM Agent</w:t>
+            </w:r>
+          </w:p>
         </w:tc>
         <w:tc>
           <w:tcPr>
             <w:tcW w:type="dxa" w:w="2880"/>
           </w:tcPr>
-          <w:p/>
+          <w:p>
+            <w:r>
+              <w:t>Senior Developer</w:t>
+            </w:r>
+          </w:p>
         </w:tc>
         <w:tc>
           <w:tcPr>
             <w:tcW w:type="dxa" w:w="2880"/>
           </w:tcPr>
-          <w:p/>
+          <w:p>
+            <w:r>
+              <w:t>Assigns architecture decisions or high-complexity features</w:t>
+            </w:r>
+          </w:p>
         </w:tc>
       </w:tr>
       <w:tr>
@@ -2287,19 +1410,31 @@
           <w:tcPr>
             <w:tcW w:type="dxa" w:w="2880"/>
           </w:tcPr>
-          <w:p/>
+          <w:p>
+            <w:r>
+              <w:t>PM Agent</w:t>
+            </w:r>
+          </w:p>
         </w:tc>
         <w:tc>
           <w:tcPr>
             <w:tcW w:type="dxa" w:w="2880"/>
           </w:tcPr>
-          <w:p/>
+          <w:p>
+            <w:r>
+              <w:t>QA Engineer</w:t>
+            </w:r>
+          </w:p>
         </w:tc>
         <w:tc>
           <w:tcPr>
             <w:tcW w:type="dxa" w:w="2880"/>
           </w:tcPr>
-          <w:p/>
+          <w:p>
+            <w:r>
+              <w:t>Triggers test generation once feature branch is marked complete</w:t>
+            </w:r>
+          </w:p>
         </w:tc>
       </w:tr>
       <w:tr>
@@ -2307,19 +1442,31 @@
           <w:tcPr>
             <w:tcW w:type="dxa" w:w="2880"/>
           </w:tcPr>
-          <w:p/>
+          <w:p>
+            <w:r>
+              <w:t>PM Agent</w:t>
+            </w:r>
+          </w:p>
         </w:tc>
         <w:tc>
           <w:tcPr>
             <w:tcW w:type="dxa" w:w="2880"/>
           </w:tcPr>
-          <w:p/>
+          <w:p>
+            <w:r>
+              <w:t>DevOps Engineer</w:t>
+            </w:r>
+          </w:p>
         </w:tc>
         <w:tc>
           <w:tcPr>
             <w:tcW w:type="dxa" w:w="2880"/>
           </w:tcPr>
-          <w:p/>
+          <w:p>
+            <w:r>
+              <w:t>Requests pipeline/deploy setup when code is merged to main</w:t>
+            </w:r>
+          </w:p>
         </w:tc>
       </w:tr>
       <w:tr>
@@ -2327,19 +1474,31 @@
           <w:tcPr>
             <w:tcW w:type="dxa" w:w="2880"/>
           </w:tcPr>
-          <w:p/>
+          <w:p>
+            <w:r>
+              <w:t>Junior Developer</w:t>
+            </w:r>
+          </w:p>
         </w:tc>
         <w:tc>
           <w:tcPr>
             <w:tcW w:type="dxa" w:w="2880"/>
           </w:tcPr>
-          <w:p/>
+          <w:p>
+            <w:r>
+              <w:t>Senior Developer</w:t>
+            </w:r>
+          </w:p>
         </w:tc>
         <w:tc>
           <w:tcPr>
             <w:tcW w:type="dxa" w:w="2880"/>
           </w:tcPr>
-          <w:p/>
+          <w:p>
+            <w:r>
+              <w:t>Escalates blockers for senior review</w:t>
+            </w:r>
+          </w:p>
         </w:tc>
       </w:tr>
       <w:tr>
@@ -2347,19 +1506,31 @@
           <w:tcPr>
             <w:tcW w:type="dxa" w:w="2880"/>
           </w:tcPr>
-          <w:p/>
+          <w:p>
+            <w:r>
+              <w:t>Senior Developer</w:t>
+            </w:r>
+          </w:p>
         </w:tc>
         <w:tc>
           <w:tcPr>
             <w:tcW w:type="dxa" w:w="2880"/>
           </w:tcPr>
-          <w:p/>
+          <w:p>
+            <w:r>
+              <w:t>Junior Developer</w:t>
+            </w:r>
+          </w:p>
         </w:tc>
         <w:tc>
           <w:tcPr>
             <w:tcW w:type="dxa" w:w="2880"/>
           </w:tcPr>
-          <w:p/>
+          <w:p>
+            <w:r>
+              <w:t>Returns reviewed code with inline fix instructions</w:t>
+            </w:r>
+          </w:p>
         </w:tc>
       </w:tr>
       <w:tr>
@@ -2367,19 +1538,31 @@
           <w:tcPr>
             <w:tcW w:type="dxa" w:w="2880"/>
           </w:tcPr>
-          <w:p/>
+          <w:p>
+            <w:r>
+              <w:t>Senior Developer</w:t>
+            </w:r>
+          </w:p>
         </w:tc>
         <w:tc>
           <w:tcPr>
             <w:tcW w:type="dxa" w:w="2880"/>
           </w:tcPr>
-          <w:p/>
+          <w:p>
+            <w:r>
+              <w:t>QA Engineer</w:t>
+            </w:r>
+          </w:p>
         </w:tc>
         <w:tc>
           <w:tcPr>
             <w:tcW w:type="dxa" w:w="2880"/>
           </w:tcPr>
-          <w:p/>
+          <w:p>
+            <w:r>
+              <w:t>Notifies QA when feature is code-complete and ready for testing</w:t>
+            </w:r>
+          </w:p>
         </w:tc>
       </w:tr>
       <w:tr>
@@ -2387,19 +1570,31 @@
           <w:tcPr>
             <w:tcW w:type="dxa" w:w="2880"/>
           </w:tcPr>
-          <w:p/>
+          <w:p>
+            <w:r>
+              <w:t>QA Engineer</w:t>
+            </w:r>
+          </w:p>
         </w:tc>
         <w:tc>
           <w:tcPr>
             <w:tcW w:type="dxa" w:w="2880"/>
           </w:tcPr>
-          <w:p/>
+          <w:p>
+            <w:r>
+              <w:t>Junior Developer</w:t>
+            </w:r>
+          </w:p>
         </w:tc>
         <w:tc>
           <w:tcPr>
             <w:tcW w:type="dxa" w:w="2880"/>
           </w:tcPr>
-          <w:p/>
+          <w:p>
+            <w:r>
+              <w:t>Files bug report with repro steps, expected vs actual, severity</w:t>
+            </w:r>
+          </w:p>
         </w:tc>
       </w:tr>
       <w:tr>
@@ -2407,19 +1602,31 @@
           <w:tcPr>
             <w:tcW w:type="dxa" w:w="2880"/>
           </w:tcPr>
-          <w:p/>
+          <w:p>
+            <w:r>
+              <w:t>QA Engineer</w:t>
+            </w:r>
+          </w:p>
         </w:tc>
         <w:tc>
           <w:tcPr>
             <w:tcW w:type="dxa" w:w="2880"/>
           </w:tcPr>
-          <w:p/>
+          <w:p>
+            <w:r>
+              <w:t>Senior Developer</w:t>
+            </w:r>
+          </w:p>
         </w:tc>
         <w:tc>
           <w:tcPr>
             <w:tcW w:type="dxa" w:w="2880"/>
           </w:tcPr>
-          <w:p/>
+          <w:p>
+            <w:r>
+              <w:t>Escalates architectural bugs requiring senior investigation</w:t>
+            </w:r>
+          </w:p>
         </w:tc>
       </w:tr>
       <w:tr>
@@ -2427,475 +1634,65 @@
           <w:tcPr>
             <w:tcW w:type="dxa" w:w="2880"/>
           </w:tcPr>
-          <w:p/>
+          <w:p>
+            <w:r>
+              <w:t>DevOps Engineer</w:t>
+            </w:r>
+          </w:p>
         </w:tc>
         <w:tc>
           <w:tcPr>
             <w:tcW w:type="dxa" w:w="2880"/>
           </w:tcPr>
-          <w:p/>
+          <w:p>
+            <w:r>
+              <w:t>Senior Developer</w:t>
+            </w:r>
+          </w:p>
         </w:tc>
         <w:tc>
           <w:tcPr>
             <w:tcW w:type="dxa" w:w="2880"/>
           </w:tcPr>
-          <w:p/>
-        </w:tc>
-      </w:tr>
-      <w:tr>
-        <w:tc>
-          <w:tcPr>
-            <w:tcW w:type="dxa" w:w="2880"/>
-          </w:tcPr>
-          <w:p>
-            <w:r>
-              <w:rPr>
-                <w:sz w:val="18"/>
-              </w:rPr>
-              <w:t>PM Agent</w:t>
-            </w:r>
-          </w:p>
-        </w:tc>
-        <w:tc>
-          <w:tcPr>
-            <w:tcW w:type="dxa" w:w="2880"/>
-          </w:tcPr>
-          <w:p>
-            <w:r>
-              <w:rPr>
-                <w:sz w:val="18"/>
-              </w:rPr>
-              <w:t>Junior Developer</w:t>
-            </w:r>
-          </w:p>
-        </w:tc>
-        <w:tc>
-          <w:tcPr>
-            <w:tcW w:type="dxa" w:w="2880"/>
-          </w:tcPr>
-          <w:p>
-            <w:r>
-              <w:rPr>
-                <w:sz w:val="18"/>
-              </w:rPr>
-              <w:t>Dispatches implementation tasks with file paths and acceptance criteria</w:t>
-            </w:r>
-          </w:p>
-        </w:tc>
-      </w:tr>
-      <w:tr>
-        <w:tc>
-          <w:tcPr>
-            <w:tcW w:type="dxa" w:w="2880"/>
-          </w:tcPr>
-          <w:p>
-            <w:r>
-              <w:rPr>
-                <w:sz w:val="18"/>
-              </w:rPr>
-              <w:t>PM Agent</w:t>
-            </w:r>
-          </w:p>
-        </w:tc>
-        <w:tc>
-          <w:tcPr>
-            <w:tcW w:type="dxa" w:w="2880"/>
-          </w:tcPr>
-          <w:p>
-            <w:r>
-              <w:rPr>
-                <w:sz w:val="18"/>
-              </w:rPr>
-              <w:t>Senior Developer</w:t>
-            </w:r>
-          </w:p>
-        </w:tc>
-        <w:tc>
-          <w:tcPr>
-            <w:tcW w:type="dxa" w:w="2880"/>
-          </w:tcPr>
-          <w:p>
-            <w:r>
-              <w:rPr>
-                <w:sz w:val="18"/>
-              </w:rPr>
-              <w:t>Assigns architecture decisions or high-complexity features</w:t>
-            </w:r>
-          </w:p>
-        </w:tc>
-      </w:tr>
-      <w:tr>
-        <w:tc>
-          <w:tcPr>
-            <w:tcW w:type="dxa" w:w="2880"/>
-          </w:tcPr>
-          <w:p>
-            <w:r>
-              <w:rPr>
-                <w:sz w:val="18"/>
-              </w:rPr>
-              <w:t>PM Agent</w:t>
-            </w:r>
-          </w:p>
-        </w:tc>
-        <w:tc>
-          <w:tcPr>
-            <w:tcW w:type="dxa" w:w="2880"/>
-          </w:tcPr>
-          <w:p>
-            <w:r>
-              <w:rPr>
-                <w:sz w:val="18"/>
-              </w:rPr>
-              <w:t>QA Engineer</w:t>
-            </w:r>
-          </w:p>
-        </w:tc>
-        <w:tc>
-          <w:tcPr>
-            <w:tcW w:type="dxa" w:w="2880"/>
-          </w:tcPr>
-          <w:p>
-            <w:r>
-              <w:rPr>
-                <w:sz w:val="18"/>
-              </w:rPr>
-              <w:t>Triggers test generation once feature branch is marked complete</w:t>
-            </w:r>
-          </w:p>
-        </w:tc>
-      </w:tr>
-      <w:tr>
-        <w:tc>
-          <w:tcPr>
-            <w:tcW w:type="dxa" w:w="2880"/>
-          </w:tcPr>
-          <w:p>
-            <w:r>
-              <w:rPr>
-                <w:sz w:val="18"/>
-              </w:rPr>
-              <w:t>PM Agent</w:t>
-            </w:r>
-          </w:p>
-        </w:tc>
-        <w:tc>
-          <w:tcPr>
-            <w:tcW w:type="dxa" w:w="2880"/>
-          </w:tcPr>
-          <w:p>
-            <w:r>
-              <w:rPr>
-                <w:sz w:val="18"/>
-              </w:rPr>
-              <w:t>DevOps Engineer</w:t>
-            </w:r>
-          </w:p>
-        </w:tc>
-        <w:tc>
-          <w:tcPr>
-            <w:tcW w:type="dxa" w:w="2880"/>
-          </w:tcPr>
-          <w:p>
-            <w:r>
-              <w:rPr>
-                <w:sz w:val="18"/>
-              </w:rPr>
-              <w:t>Requests pipeline/deploy setup when code is merged to main</w:t>
-            </w:r>
-          </w:p>
-        </w:tc>
-      </w:tr>
-      <w:tr>
-        <w:tc>
-          <w:tcPr>
-            <w:tcW w:type="dxa" w:w="2880"/>
-          </w:tcPr>
-          <w:p>
-            <w:r>
-              <w:rPr>
-                <w:sz w:val="18"/>
-              </w:rPr>
-              <w:t>Junior Developer</w:t>
-            </w:r>
-          </w:p>
-        </w:tc>
-        <w:tc>
-          <w:tcPr>
-            <w:tcW w:type="dxa" w:w="2880"/>
-          </w:tcPr>
-          <w:p>
-            <w:r>
-              <w:rPr>
-                <w:sz w:val="18"/>
-              </w:rPr>
-              <w:t>Senior Developer</w:t>
-            </w:r>
-          </w:p>
-        </w:tc>
-        <w:tc>
-          <w:tcPr>
-            <w:tcW w:type="dxa" w:w="2880"/>
-          </w:tcPr>
-          <w:p>
-            <w:r>
-              <w:rPr>
-                <w:sz w:val="18"/>
-              </w:rPr>
-              <w:t>Escalates blockers for senior review</w:t>
-            </w:r>
-          </w:p>
-        </w:tc>
-      </w:tr>
-      <w:tr>
-        <w:tc>
-          <w:tcPr>
-            <w:tcW w:type="dxa" w:w="2880"/>
-          </w:tcPr>
-          <w:p>
-            <w:r>
-              <w:rPr>
-                <w:sz w:val="18"/>
-              </w:rPr>
-              <w:t>Senior Developer</w:t>
-            </w:r>
-          </w:p>
-        </w:tc>
-        <w:tc>
-          <w:tcPr>
-            <w:tcW w:type="dxa" w:w="2880"/>
-          </w:tcPr>
-          <w:p>
-            <w:r>
-              <w:rPr>
-                <w:sz w:val="18"/>
-              </w:rPr>
-              <w:t>Junior Developer</w:t>
-            </w:r>
-          </w:p>
-        </w:tc>
-        <w:tc>
-          <w:tcPr>
-            <w:tcW w:type="dxa" w:w="2880"/>
-          </w:tcPr>
-          <w:p>
-            <w:r>
-              <w:rPr>
-                <w:sz w:val="18"/>
-              </w:rPr>
-              <w:t>Returns reviewed code with inline fix instructions</w:t>
-            </w:r>
-          </w:p>
-        </w:tc>
-      </w:tr>
-      <w:tr>
-        <w:tc>
-          <w:tcPr>
-            <w:tcW w:type="dxa" w:w="2880"/>
-          </w:tcPr>
-          <w:p>
-            <w:r>
-              <w:rPr>
-                <w:sz w:val="18"/>
-              </w:rPr>
-              <w:t>Senior Developer</w:t>
-            </w:r>
-          </w:p>
-        </w:tc>
-        <w:tc>
-          <w:tcPr>
-            <w:tcW w:type="dxa" w:w="2880"/>
-          </w:tcPr>
-          <w:p>
-            <w:r>
-              <w:rPr>
-                <w:sz w:val="18"/>
-              </w:rPr>
-              <w:t>QA Engineer</w:t>
-            </w:r>
-          </w:p>
-        </w:tc>
-        <w:tc>
-          <w:tcPr>
-            <w:tcW w:type="dxa" w:w="2880"/>
-          </w:tcPr>
-          <w:p>
-            <w:r>
-              <w:rPr>
-                <w:sz w:val="18"/>
-              </w:rPr>
-              <w:t>Notifies QA when feature is code-complete and ready for testing</w:t>
-            </w:r>
-          </w:p>
-        </w:tc>
-      </w:tr>
-      <w:tr>
-        <w:tc>
-          <w:tcPr>
-            <w:tcW w:type="dxa" w:w="2880"/>
-          </w:tcPr>
-          <w:p>
-            <w:r>
-              <w:rPr>
-                <w:sz w:val="18"/>
-              </w:rPr>
-              <w:t>QA Engineer</w:t>
-            </w:r>
-          </w:p>
-        </w:tc>
-        <w:tc>
-          <w:tcPr>
-            <w:tcW w:type="dxa" w:w="2880"/>
-          </w:tcPr>
-          <w:p>
-            <w:r>
-              <w:rPr>
-                <w:sz w:val="18"/>
-              </w:rPr>
-              <w:t>Junior Developer</w:t>
-            </w:r>
-          </w:p>
-        </w:tc>
-        <w:tc>
-          <w:tcPr>
-            <w:tcW w:type="dxa" w:w="2880"/>
-          </w:tcPr>
-          <w:p>
-            <w:r>
-              <w:rPr>
-                <w:sz w:val="18"/>
-              </w:rPr>
-              <w:t>Files bug report with repro steps, expected vs actual, severity</w:t>
-            </w:r>
-          </w:p>
-        </w:tc>
-      </w:tr>
-      <w:tr>
-        <w:tc>
-          <w:tcPr>
-            <w:tcW w:type="dxa" w:w="2880"/>
-          </w:tcPr>
-          <w:p>
-            <w:r>
-              <w:rPr>
-                <w:sz w:val="18"/>
-              </w:rPr>
-              <w:t>QA Engineer</w:t>
-            </w:r>
-          </w:p>
-        </w:tc>
-        <w:tc>
-          <w:tcPr>
-            <w:tcW w:type="dxa" w:w="2880"/>
-          </w:tcPr>
-          <w:p>
-            <w:r>
-              <w:rPr>
-                <w:sz w:val="18"/>
-              </w:rPr>
-              <w:t>Senior Developer</w:t>
-            </w:r>
-          </w:p>
-        </w:tc>
-        <w:tc>
-          <w:tcPr>
-            <w:tcW w:type="dxa" w:w="2880"/>
-          </w:tcPr>
-          <w:p>
-            <w:r>
-              <w:rPr>
-                <w:sz w:val="18"/>
-              </w:rPr>
-              <w:t>Escalates architectural bugs requiring senior investigation</w:t>
-            </w:r>
-          </w:p>
-        </w:tc>
-      </w:tr>
-      <w:tr>
-        <w:tc>
-          <w:tcPr>
-            <w:tcW w:type="dxa" w:w="2880"/>
-          </w:tcPr>
-          <w:p>
-            <w:r>
-              <w:rPr>
-                <w:sz w:val="18"/>
-              </w:rPr>
-              <w:t>DevOps Engineer</w:t>
-            </w:r>
-          </w:p>
-        </w:tc>
-        <w:tc>
-          <w:tcPr>
-            <w:tcW w:type="dxa" w:w="2880"/>
-          </w:tcPr>
-          <w:p>
-            <w:r>
-              <w:rPr>
-                <w:sz w:val="18"/>
-              </w:rPr>
-              <w:t>Senior Developer</w:t>
-            </w:r>
-          </w:p>
-        </w:tc>
-        <w:tc>
-          <w:tcPr>
-            <w:tcW w:type="dxa" w:w="2880"/>
-          </w:tcPr>
-          <w:p>
-            <w:r>
-              <w:rPr>
-                <w:sz w:val="18"/>
-              </w:rPr>
+          <w:p>
+            <w:r>
               <w:t>Requests confirmation before infra changes affecting app config</w:t>
             </w:r>
           </w:p>
         </w:tc>
       </w:tr>
     </w:tbl>
+    <w:p/>
     <w:p>
       <w:pPr>
         <w:pStyle w:val="Heading2"/>
       </w:pPr>
       <w:r>
         <w:rPr>
-          <w:b/>
-          <w:color w:val="2E74B5"/>
-          <w:sz w:val="32"/>
+          <w:color w:val="1F497D"/>
         </w:rPr>
-        <w:t>7.3 Message Bus API (core/message-bus.js) — BUILT</w:t>
+        <w:t>7.3 Message Bus API — BUILT</w:t>
       </w:r>
     </w:p>
     <w:p>
-      <w:pPr>
-        <w:shd w:val="clear" w:color="auto" w:fill="F2F2F2"/>
-      </w:pPr>
       <w:r>
-        <w:rPr>
-          <w:rFonts w:ascii="Courier New" w:hAnsi="Courier New"/>
-          <w:color w:val="1A1A2E"/>
-          <w:sz w:val="17"/>
-        </w:rPr>
-        <w:t>publish({ from, to, type, payload, taskId? })  // validate + emit + append to messages.log</w:t>
+        <w:t>publish({ from, to, type, payload, taskId? }) — validate + emit + append to messages.log</w:t>
         <w:br/>
-        <w:t>subscribe(agentId, callback)                    // targeted — each agent REPL receives its messages</w:t>
+        <w:t>subscribe(agentId, callback) — targeted — each agent REPL receives its messages</w:t>
         <w:br/>
-        <w:t>subscribeAll(callback)                          // all traffic — bus monitor uses this</w:t>
+        <w:t>subscribeAll(callback) — all traffic — bus monitor uses this</w:t>
         <w:br/>
         <w:t>unsubscribe(agentId, callback)</w:t>
         <w:br/>
-        <w:t>readLog()                                       // parse full messages.log → array of envelopes</w:t>
+        <w:t>readLog() — parse full messages.log → array of envelopes</w:t>
         <w:br/>
-        <w:t>getUnread(agentId)                              // filter unread messages for a specific agent</w:t>
+        <w:t>getUnread(agentId) — filter unread messages for a specific agent</w:t>
       </w:r>
     </w:p>
     <w:p>
       <w:r>
         <w:t>Message types: task · review · escalation · bug-report · handoff · summary</w:t>
-      </w:r>
-    </w:p>
-    <w:p>
-      <w:r>
+        <w:br/>
         <w:t>Agent IDs: junior-dev · senior-dev · qa-engineer · devops-engineer · project-manager</w:t>
       </w:r>
     </w:p>
@@ -2905,37 +1702,22 @@
       </w:pPr>
       <w:r>
         <w:rPr>
-          <w:b/>
-          <w:color w:val="2E74B5"/>
-          <w:sz w:val="32"/>
+          <w:color w:val="1F497D"/>
         </w:rPr>
         <w:t>7.4 Agent REPL Commands — BUILT</w:t>
       </w:r>
     </w:p>
     <w:p>
-      <w:pPr>
-        <w:shd w:val="clear" w:color="auto" w:fill="F2F2F2"/>
-      </w:pPr>
       <w:r>
-        <w:rPr>
-          <w:rFonts w:ascii="Courier New" w:hAnsi="Courier New"/>
-          <w:color w:val="1A1A2E"/>
-          <w:sz w:val="17"/>
-        </w:rPr>
-        <w:t>/msg &lt;agentId&gt; &lt;type&gt; &lt;message&gt;   — send a message to another agent</w:t>
+        <w:t>/msg &lt;agentId&gt; &lt;type&gt; &lt;message&gt; — send a message to another agent</w:t>
         <w:br/>
-        <w:t>/reply &lt;message&gt;                  — quick-reply to the last received message</w:t>
+        <w:t>/reply &lt;message&gt; — quick-reply to the last received message</w:t>
         <w:br/>
-        <w:t>/clear                            — clear this agent's conversation history</w:t>
+        <w:t>/clear — clear this agent's conversation history</w:t>
         <w:br/>
-        <w:t>/status                           — show current terminal state from state.json</w:t>
+        <w:t>/status — show current terminal state from state.json</w:t>
         <w:br/>
-        <w:t>/quit                             — close this agent REPL</w:t>
-      </w:r>
-    </w:p>
-    <w:p>
-      <w:r>
-        <w:t>When another agent sends a message, a colour-coded banner appears inline in the REPL showing sender, type, taskId, and payload.</w:t>
+        <w:t>/quit — close this agent REPL</w:t>
       </w:r>
     </w:p>
     <w:p>
@@ -2944,16 +1726,14 @@
       </w:pPr>
       <w:r>
         <w:rPr>
-          <w:b/>
-          <w:color w:val="1F3864"/>
-          <w:sz w:val="40"/>
+          <w:color w:val="1F497D"/>
         </w:rPr>
         <w:t>7B. Terminal Colour System — Task State Indicator</w:t>
       </w:r>
     </w:p>
     <w:p>
       <w:r>
-        <w:t>Every agent terminal visually reflects the current task state through background colour. This is a core UX feature, not optional styling.</w:t>
+        <w:t>Every agent terminal visually reflects the current task state through background colour. This is a core UX feature built into the TUI.</w:t>
       </w:r>
     </w:p>
     <w:tbl>
@@ -2974,13 +1754,9 @@
             <w:tcW w:type="dxa" w:w="2160"/>
           </w:tcPr>
           <w:p>
-            <w:pPr>
-              <w:jc w:val="center"/>
-            </w:pPr>
             <w:r>
               <w:rPr>
                 <w:b/>
-                <w:sz w:val="18"/>
               </w:rPr>
               <w:t>Task State</w:t>
             </w:r>
@@ -2991,13 +1767,9 @@
             <w:tcW w:type="dxa" w:w="2160"/>
           </w:tcPr>
           <w:p>
-            <w:pPr>
-              <w:jc w:val="center"/>
-            </w:pPr>
             <w:r>
               <w:rPr>
                 <w:b/>
-                <w:sz w:val="18"/>
               </w:rPr>
               <w:t>Terminal Colour</w:t>
             </w:r>
@@ -3008,13 +1780,9 @@
             <w:tcW w:type="dxa" w:w="2160"/>
           </w:tcPr>
           <w:p>
-            <w:pPr>
-              <w:jc w:val="center"/>
-            </w:pPr>
             <w:r>
               <w:rPr>
                 <w:b/>
-                <w:sz w:val="18"/>
               </w:rPr>
               <w:t>Ink Class</w:t>
             </w:r>
@@ -3025,13 +1793,9 @@
             <w:tcW w:type="dxa" w:w="2160"/>
           </w:tcPr>
           <w:p>
-            <w:pPr>
-              <w:jc w:val="center"/>
-            </w:pPr>
             <w:r>
               <w:rPr>
                 <w:b/>
-                <w:sz w:val="18"/>
               </w:rPr>
               <w:t>When It Fires</w:t>
             </w:r>
@@ -3043,25 +1807,41 @@
           <w:tcPr>
             <w:tcW w:type="dxa" w:w="2160"/>
           </w:tcPr>
-          <w:p/>
+          <w:p>
+            <w:r>
+              <w:t>idle</w:t>
+            </w:r>
+          </w:p>
         </w:tc>
         <w:tc>
           <w:tcPr>
             <w:tcW w:type="dxa" w:w="2160"/>
           </w:tcPr>
-          <w:p/>
+          <w:p>
+            <w:r>
+              <w:t>Default (no colour)</w:t>
+            </w:r>
+          </w:p>
         </w:tc>
         <w:tc>
           <w:tcPr>
             <w:tcW w:type="dxa" w:w="2160"/>
           </w:tcPr>
-          <w:p/>
+          <w:p>
+            <w:r>
+              <w:t>none</w:t>
+            </w:r>
+          </w:p>
         </w:tc>
         <w:tc>
           <w:tcPr>
             <w:tcW w:type="dxa" w:w="2160"/>
           </w:tcPr>
-          <w:p/>
+          <w:p>
+            <w:r>
+              <w:t>Agent is waiting for a prompt — no active task</w:t>
+            </w:r>
+          </w:p>
         </w:tc>
       </w:tr>
       <w:tr>
@@ -3069,25 +1849,41 @@
           <w:tcPr>
             <w:tcW w:type="dxa" w:w="2160"/>
           </w:tcPr>
-          <w:p/>
+          <w:p>
+            <w:r>
+              <w:t>working</w:t>
+            </w:r>
+          </w:p>
         </w:tc>
         <w:tc>
           <w:tcPr>
             <w:tcW w:type="dxa" w:w="2160"/>
           </w:tcPr>
-          <w:p/>
+          <w:p>
+            <w:r>
+              <w:t>YELLOW</w:t>
+            </w:r>
+          </w:p>
         </w:tc>
         <w:tc>
           <w:tcPr>
             <w:tcW w:type="dxa" w:w="2160"/>
           </w:tcPr>
-          <w:p/>
+          <w:p>
+            <w:r>
+              <w:t>bgYellow</w:t>
+            </w:r>
+          </w:p>
         </w:tc>
         <w:tc>
           <w:tcPr>
             <w:tcW w:type="dxa" w:w="2160"/>
           </w:tcPr>
-          <w:p/>
+          <w:p>
+            <w:r>
+              <w:t>Fires immediately when a task is dispatched — before the first token streams</w:t>
+            </w:r>
+          </w:p>
         </w:tc>
       </w:tr>
       <w:tr>
@@ -3095,25 +1891,41 @@
           <w:tcPr>
             <w:tcW w:type="dxa" w:w="2160"/>
           </w:tcPr>
-          <w:p/>
+          <w:p>
+            <w:r>
+              <w:t>done</w:t>
+            </w:r>
+          </w:p>
         </w:tc>
         <w:tc>
           <w:tcPr>
             <w:tcW w:type="dxa" w:w="2160"/>
           </w:tcPr>
-          <w:p/>
+          <w:p>
+            <w:r>
+              <w:t>GREEN</w:t>
+            </w:r>
+          </w:p>
         </w:tc>
         <w:tc>
           <w:tcPr>
             <w:tcW w:type="dxa" w:w="2160"/>
           </w:tcPr>
-          <w:p/>
+          <w:p>
+            <w:r>
+              <w:t>bgGreen</w:t>
+            </w:r>
+          </w:p>
         </w:tc>
         <w:tc>
           <w:tcPr>
             <w:tcW w:type="dxa" w:w="2160"/>
           </w:tcPr>
-          <w:p/>
+          <w:p>
+            <w:r>
+              <w:t>Fires within &lt; 100ms of a task:done event — task completed successfully</w:t>
+            </w:r>
+          </w:p>
         </w:tc>
       </w:tr>
       <w:tr>
@@ -3121,248 +1933,70 @@
           <w:tcPr>
             <w:tcW w:type="dxa" w:w="2160"/>
           </w:tcPr>
-          <w:p/>
+          <w:p>
+            <w:r>
+              <w:t>failed</w:t>
+            </w:r>
+          </w:p>
         </w:tc>
         <w:tc>
           <w:tcPr>
             <w:tcW w:type="dxa" w:w="2160"/>
           </w:tcPr>
-          <w:p/>
+          <w:p>
+            <w:r>
+              <w:t>RED</w:t>
+            </w:r>
+          </w:p>
         </w:tc>
         <w:tc>
           <w:tcPr>
             <w:tcW w:type="dxa" w:w="2160"/>
           </w:tcPr>
-          <w:p/>
+          <w:p>
+            <w:r>
+              <w:t>bgRed</w:t>
+            </w:r>
+          </w:p>
         </w:tc>
         <w:tc>
           <w:tcPr>
             <w:tcW w:type="dxa" w:w="2160"/>
           </w:tcPr>
-          <w:p/>
-        </w:tc>
-      </w:tr>
-      <w:tr>
-        <w:tc>
-          <w:tcPr>
-            <w:tcW w:type="dxa" w:w="2160"/>
-          </w:tcPr>
-          <w:p>
-            <w:r>
-              <w:rPr>
-                <w:sz w:val="18"/>
-              </w:rPr>
-              <w:t>idle</w:t>
-            </w:r>
-          </w:p>
-        </w:tc>
-        <w:tc>
-          <w:tcPr>
-            <w:tcW w:type="dxa" w:w="2160"/>
-          </w:tcPr>
-          <w:p>
-            <w:r>
-              <w:rPr>
-                <w:sz w:val="18"/>
-              </w:rPr>
-              <w:t>Default (no colour)</w:t>
-            </w:r>
-          </w:p>
-        </w:tc>
-        <w:tc>
-          <w:tcPr>
-            <w:tcW w:type="dxa" w:w="2160"/>
-          </w:tcPr>
-          <w:p>
-            <w:r>
-              <w:rPr>
-                <w:sz w:val="18"/>
-              </w:rPr>
-              <w:t>none</w:t>
-            </w:r>
-          </w:p>
-        </w:tc>
-        <w:tc>
-          <w:tcPr>
-            <w:tcW w:type="dxa" w:w="2160"/>
-          </w:tcPr>
-          <w:p>
-            <w:r>
-              <w:rPr>
-                <w:sz w:val="18"/>
-              </w:rPr>
-              <w:t>Agent is waiting for a prompt — no active task</w:t>
-            </w:r>
-          </w:p>
-        </w:tc>
-      </w:tr>
-      <w:tr>
-        <w:tc>
-          <w:tcPr>
-            <w:tcW w:type="dxa" w:w="2160"/>
-          </w:tcPr>
-          <w:p>
-            <w:r>
-              <w:rPr>
-                <w:sz w:val="18"/>
-              </w:rPr>
-              <w:t>working</w:t>
-            </w:r>
-          </w:p>
-        </w:tc>
-        <w:tc>
-          <w:tcPr>
-            <w:tcW w:type="dxa" w:w="2160"/>
-          </w:tcPr>
-          <w:p>
-            <w:r>
-              <w:rPr>
-                <w:sz w:val="18"/>
-              </w:rPr>
-              <w:t>YELLOW</w:t>
-            </w:r>
-          </w:p>
-        </w:tc>
-        <w:tc>
-          <w:tcPr>
-            <w:tcW w:type="dxa" w:w="2160"/>
-          </w:tcPr>
-          <w:p>
-            <w:r>
-              <w:rPr>
-                <w:sz w:val="18"/>
-              </w:rPr>
-              <w:t>bgYellow</w:t>
-            </w:r>
-          </w:p>
-        </w:tc>
-        <w:tc>
-          <w:tcPr>
-            <w:tcW w:type="dxa" w:w="2160"/>
-          </w:tcPr>
-          <w:p>
-            <w:r>
-              <w:rPr>
-                <w:sz w:val="18"/>
-              </w:rPr>
-              <w:t>Fires immediately when a task is dispatched — before first token streams</w:t>
-            </w:r>
-          </w:p>
-        </w:tc>
-      </w:tr>
-      <w:tr>
-        <w:tc>
-          <w:tcPr>
-            <w:tcW w:type="dxa" w:w="2160"/>
-          </w:tcPr>
-          <w:p>
-            <w:r>
-              <w:rPr>
-                <w:sz w:val="18"/>
-              </w:rPr>
-              <w:t>done</w:t>
-            </w:r>
-          </w:p>
-        </w:tc>
-        <w:tc>
-          <w:tcPr>
-            <w:tcW w:type="dxa" w:w="2160"/>
-          </w:tcPr>
-          <w:p>
-            <w:r>
-              <w:rPr>
-                <w:sz w:val="18"/>
-              </w:rPr>
-              <w:t>GREEN</w:t>
-            </w:r>
-          </w:p>
-        </w:tc>
-        <w:tc>
-          <w:tcPr>
-            <w:tcW w:type="dxa" w:w="2160"/>
-          </w:tcPr>
-          <w:p>
-            <w:r>
-              <w:rPr>
-                <w:sz w:val="18"/>
-              </w:rPr>
-              <w:t>bgGreen</w:t>
-            </w:r>
-          </w:p>
-        </w:tc>
-        <w:tc>
-          <w:tcPr>
-            <w:tcW w:type="dxa" w:w="2160"/>
-          </w:tcPr>
-          <w:p>
-            <w:r>
-              <w:rPr>
-                <w:sz w:val="18"/>
-              </w:rPr>
-              <w:t>Fires within &lt; 100ms of task:done event — task completed successfully</w:t>
-            </w:r>
-          </w:p>
-        </w:tc>
-      </w:tr>
-      <w:tr>
-        <w:tc>
-          <w:tcPr>
-            <w:tcW w:type="dxa" w:w="2160"/>
-          </w:tcPr>
-          <w:p>
-            <w:r>
-              <w:rPr>
-                <w:sz w:val="18"/>
-              </w:rPr>
-              <w:t>failed</w:t>
-            </w:r>
-          </w:p>
-        </w:tc>
-        <w:tc>
-          <w:tcPr>
-            <w:tcW w:type="dxa" w:w="2160"/>
-          </w:tcPr>
-          <w:p>
-            <w:r>
-              <w:rPr>
-                <w:sz w:val="18"/>
-              </w:rPr>
-              <w:t>RED</w:t>
-            </w:r>
-          </w:p>
-        </w:tc>
-        <w:tc>
-          <w:tcPr>
-            <w:tcW w:type="dxa" w:w="2160"/>
-          </w:tcPr>
-          <w:p>
-            <w:r>
-              <w:rPr>
-                <w:sz w:val="18"/>
-              </w:rPr>
-              <w:t>bgRed</w:t>
-            </w:r>
-          </w:p>
-        </w:tc>
-        <w:tc>
-          <w:tcPr>
-            <w:tcW w:type="dxa" w:w="2160"/>
-          </w:tcPr>
-          <w:p>
-            <w:r>
-              <w:rPr>
-                <w:sz w:val="18"/>
-              </w:rPr>
+          <w:p>
+            <w:r>
               <w:t>Fires immediately on task:failed or any unhandled API error</w:t>
             </w:r>
           </w:p>
         </w:tc>
       </w:tr>
     </w:tbl>
+    <w:p/>
+    <w:p>
+      <w:pPr>
+        <w:pStyle w:val="Heading1"/>
+      </w:pPr>
+      <w:r>
+        <w:rPr>
+          <w:color w:val="1F497D"/>
+        </w:rPr>
+        <w:t>7C. Bus Monitor — Real-Time Observability — BUILT</w:t>
+      </w:r>
+    </w:p>
     <w:p>
       <w:r>
+        <w:t>The Bus Monitor runs in a dedicated 7th terminal window and is also embedded as the right panel in the TUI. It shows all inter-agent messages as they flow through the system.</w:t>
         <w:br/>
-        <w:t>Colour state is stored in state.json under terminalStatus per terminal index. Built in Phase 4. Wired to message bus events in Phase 5.</w:t>
+        <w:br/>
+        <w:t>• Replays the last 20 messages from .terminalforge/messages.log on start</w:t>
+        <w:br/>
+        <w:t>• Subscribes to all live traffic via subscribeAll() for in-process messages</w:t>
+        <w:br/>
+        <w:t>• Polls messages.log every 500ms to catch messages published from other processes</w:t>
+        <w:br/>
+        <w:t>• Run standalone: npm run monitor</w:t>
+        <w:br/>
+        <w:t>• In TUI: right panel (12% width) shows live feed always visible</w:t>
       </w:r>
     </w:p>
     <w:p>
@@ -3371,67 +2005,7 @@
       </w:pPr>
       <w:r>
         <w:rPr>
-          <w:b/>
-          <w:color w:val="1F3864"/>
-          <w:sz w:val="40"/>
-        </w:rPr>
-        <w:t>7C. Bus Monitor — Real-Time Observability (scripts/bus-monitor.js) — BUILT</w:t>
-      </w:r>
-    </w:p>
-    <w:p>
-      <w:r>
-        <w:t>The Bus Monitor is a dedicated terminal window that shows all inter-agent messages as they flow through the system. Automatically opened as the 7th window by npm run launch and npm run launch:tmux.</w:t>
-      </w:r>
-    </w:p>
-    <w:p>
-      <w:pPr>
-        <w:pStyle w:val="ListBullet"/>
-      </w:pPr>
-      <w:r>
-        <w:t>Replays the last 20 messages from .terminalforge/messages.log on start</w:t>
-      </w:r>
-    </w:p>
-    <w:p>
-      <w:pPr>
-        <w:pStyle w:val="ListBullet"/>
-      </w:pPr>
-      <w:r>
-        <w:t>Subscribes to all live traffic via subscribeAll() for in-process messages</w:t>
-      </w:r>
-    </w:p>
-    <w:p>
-      <w:pPr>
-        <w:pStyle w:val="ListBullet"/>
-      </w:pPr>
-      <w:r>
-        <w:t>Polls messages.log every 500ms to catch messages published from other processes</w:t>
-      </w:r>
-    </w:p>
-    <w:p>
-      <w:pPr>
-        <w:pStyle w:val="ListBullet"/>
-      </w:pPr>
-      <w:r>
-        <w:t>Prints a periodic status line showing all 5 terminal states + current mode</w:t>
-      </w:r>
-    </w:p>
-    <w:p>
-      <w:pPr>
-        <w:pStyle w:val="ListBullet"/>
-      </w:pPr>
-      <w:r>
-        <w:t>Run standalone: npm run monitor</w:t>
-      </w:r>
-    </w:p>
-    <w:p>
-      <w:pPr>
-        <w:pStyle w:val="Heading1"/>
-      </w:pPr>
-      <w:r>
-        <w:rPr>
-          <w:b/>
-          <w:color w:val="1F3864"/>
-          <w:sz w:val="40"/>
+          <w:color w:val="1F497D"/>
         </w:rPr>
         <w:t>8. Typical Development Workflow</w:t>
       </w:r>
@@ -3442,9 +2016,7 @@
       </w:pPr>
       <w:r>
         <w:rPr>
-          <w:b/>
-          <w:color w:val="2E74B5"/>
-          <w:sz w:val="32"/>
+          <w:color w:val="1F497D"/>
         </w:rPr>
         <w:t>8.1 Starting a New Project (Manual Mode)</w:t>
       </w:r>
@@ -3454,7 +2026,7 @@
         <w:pStyle w:val="ListNumber"/>
       </w:pPr>
       <w:r>
-        <w:t>Hold either vol button 2s → PM Agent (T5) → describe project by voice or text → receive PRD + task list</w:t>
+        <w:t>npm run ui → all 5 agents open side-by-side in one fullscreen window</w:t>
       </w:r>
     </w:p>
     <w:p>
@@ -3462,7 +2034,7 @@
         <w:pStyle w:val="ListNumber"/>
       </w:pPr>
       <w:r>
-        <w:t>Vol DOWN → T1 Junior Dev → confirm architecture, create folder scaffold</w:t>
+        <w:t>Press Tab to navigate to T5 PM → describe project → receive PRD + task list</w:t>
       </w:r>
     </w:p>
     <w:p>
@@ -3470,7 +2042,7 @@
         <w:pStyle w:val="ListNumber"/>
       </w:pPr>
       <w:r>
-        <w:t>Navigate to T1 → implement feature by feature, committing after each</w:t>
+        <w:t>Tab to T1 Junior Dev → confirm architecture, create folder scaffold</w:t>
       </w:r>
     </w:p>
     <w:p>
@@ -3478,7 +2050,7 @@
         <w:pStyle w:val="ListNumber"/>
       </w:pPr>
       <w:r>
-        <w:t>Vol DOWN to T3 QA → generate test cases, run tests, file bugs back to Junior Dev</w:t>
+        <w:t>Implement feature by feature, committing after each</w:t>
       </w:r>
     </w:p>
     <w:p>
@@ -3486,7 +2058,7 @@
         <w:pStyle w:val="ListNumber"/>
       </w:pPr>
       <w:r>
-        <w:t>Vol DOWN to T4 DevOps → write Dockerfile, CI pipeline YAML, deployment script</w:t>
+        <w:t>Tab to T3 QA → generate test cases, run tests, file bugs back to Junior Dev</w:t>
       </w:r>
     </w:p>
     <w:p>
@@ -3494,7 +2066,7 @@
         <w:pStyle w:val="ListNumber"/>
       </w:pPr>
       <w:r>
-        <w:t>Vol UP back to T5 PM → sprint review summary, mark tasks done, plan next iteration</w:t>
+        <w:t>Tab to T4 DevOps → write Dockerfile, CI pipeline YAML, deployment script</w:t>
       </w:r>
     </w:p>
     <w:p>
@@ -3502,7 +2074,15 @@
         <w:pStyle w:val="ListNumber"/>
       </w:pPr>
       <w:r>
-        <w:t>Keep Bus Monitor (T7 / tmux window 6) open to watch all inter-agent messages live</w:t>
+        <w:t>Tab to T5 PM → sprint review summary, mark tasks done, plan next iteration</w:t>
+      </w:r>
+    </w:p>
+    <w:p>
+      <w:pPr>
+        <w:pStyle w:val="ListNumber"/>
+      </w:pPr>
+      <w:r>
+        <w:t>Bus Monitor right panel always visible — watch all inter-agent messages live</w:t>
       </w:r>
     </w:p>
     <w:p>
@@ -3511,50 +2091,21 @@
       </w:pPr>
       <w:r>
         <w:rPr>
-          <w:b/>
-          <w:color w:val="2E74B5"/>
-          <w:sz w:val="32"/>
+          <w:color w:val="1F497D"/>
         </w:rPr>
         <w:t>8.2 Autonomous Mode (Hands-Free)</w:t>
       </w:r>
     </w:p>
     <w:p>
-      <w:pPr>
-        <w:pStyle w:val="ListNumber"/>
-      </w:pPr>
       <w:r>
-        <w:t>Hold either volume button for 2s → Autonomous Mode activates (TUI badge changes to AUTO)</w:t>
-      </w:r>
-    </w:p>
-    <w:p>
-      <w:pPr>
-        <w:pStyle w:val="ListNumber"/>
-      </w:pPr>
-      <w:r>
+        <w:t>Hold either volume button for 2s → Autonomous Mode activates (status bar changes to AUTO)</w:t>
+        <w:br/>
         <w:t>Speak or type a high-level goal: "Build a CRUD REST API with user auth and PostgreSQL"</w:t>
-      </w:r>
-    </w:p>
-    <w:p>
-      <w:pPr>
-        <w:pStyle w:val="ListNumber"/>
-      </w:pPr>
-      <w:r>
+        <w:br/>
         <w:t>PM Agent generates task list and begins dispatching automatically</w:t>
-      </w:r>
-    </w:p>
-    <w:p>
-      <w:pPr>
-        <w:pStyle w:val="ListNumber"/>
-      </w:pPr>
-      <w:r>
-        <w:t>Watch the pipeline execute in the TUI; all agent messages visible in the Bus Monitor</w:t>
-      </w:r>
-    </w:p>
-    <w:p>
-      <w:pPr>
-        <w:pStyle w:val="ListNumber"/>
-      </w:pPr>
-      <w:r>
+        <w:br/>
+        <w:t>Watch the pipeline execute in the TUI; all agent messages visible in Bus Monitor panel</w:t>
+        <w:br/>
         <w:t>Interrupt at any time by holding either volume button → returns to Manual Mode immediately</w:t>
       </w:r>
     </w:p>
@@ -3564,9 +2115,7 @@
       </w:pPr>
       <w:r>
         <w:rPr>
-          <w:b/>
-          <w:color w:val="1F3864"/>
-          <w:sz w:val="40"/>
+          <w:color w:val="1F497D"/>
         </w:rPr>
         <w:t>9. Project Roadmap</w:t>
       </w:r>
@@ -3578,26 +2127,21 @@
         <w:tblLook w:firstColumn="1" w:firstRow="1" w:lastColumn="0" w:lastRow="0" w:noHBand="0" w:noVBand="1" w:val="04A0"/>
       </w:tblPr>
       <w:tblGrid>
-        <w:gridCol w:w="1440"/>
-        <w:gridCol w:w="1440"/>
-        <w:gridCol w:w="1440"/>
-        <w:gridCol w:w="1440"/>
-        <w:gridCol w:w="1440"/>
-        <w:gridCol w:w="1440"/>
+        <w:gridCol w:w="1728"/>
+        <w:gridCol w:w="1728"/>
+        <w:gridCol w:w="1728"/>
+        <w:gridCol w:w="1728"/>
+        <w:gridCol w:w="1728"/>
       </w:tblGrid>
       <w:tr>
         <w:tc>
           <w:tcPr>
-            <w:tcW w:type="dxa" w:w="1440"/>
-          </w:tcPr>
-          <w:p>
-            <w:pPr>
-              <w:jc w:val="center"/>
-            </w:pPr>
+            <w:tcW w:type="dxa" w:w="1728"/>
+          </w:tcPr>
+          <w:p>
             <w:r>
               <w:rPr>
                 <w:b/>
-                <w:sz w:val="18"/>
               </w:rPr>
               <w:t>Phase</w:t>
             </w:r>
@@ -3605,16 +2149,12 @@
         </w:tc>
         <w:tc>
           <w:tcPr>
-            <w:tcW w:type="dxa" w:w="1440"/>
-          </w:tcPr>
-          <w:p>
-            <w:pPr>
-              <w:jc w:val="center"/>
-            </w:pPr>
+            <w:tcW w:type="dxa" w:w="1728"/>
+          </w:tcPr>
+          <w:p>
             <w:r>
               <w:rPr>
                 <w:b/>
-                <w:sz w:val="18"/>
               </w:rPr>
               <w:t>Name</w:t>
             </w:r>
@@ -3622,16 +2162,12 @@
         </w:tc>
         <w:tc>
           <w:tcPr>
-            <w:tcW w:type="dxa" w:w="1440"/>
-          </w:tcPr>
-          <w:p>
-            <w:pPr>
-              <w:jc w:val="center"/>
-            </w:pPr>
+            <w:tcW w:type="dxa" w:w="1728"/>
+          </w:tcPr>
+          <w:p>
             <w:r>
               <w:rPr>
                 <w:b/>
-                <w:sz w:val="18"/>
               </w:rPr>
               <w:t>Timeline</w:t>
             </w:r>
@@ -3639,16 +2175,12 @@
         </w:tc>
         <w:tc>
           <w:tcPr>
-            <w:tcW w:type="dxa" w:w="1440"/>
-          </w:tcPr>
-          <w:p>
-            <w:pPr>
-              <w:jc w:val="center"/>
-            </w:pPr>
+            <w:tcW w:type="dxa" w:w="1728"/>
+          </w:tcPr>
+          <w:p>
             <w:r>
               <w:rPr>
                 <w:b/>
-                <w:sz w:val="18"/>
               </w:rPr>
               <w:t>Key Deliverables</w:t>
             </w:r>
@@ -3656,33 +2188,12 @@
         </w:tc>
         <w:tc>
           <w:tcPr>
-            <w:tcW w:type="dxa" w:w="1440"/>
-          </w:tcPr>
-          <w:p>
-            <w:pPr>
-              <w:jc w:val="center"/>
-            </w:pPr>
+            <w:tcW w:type="dxa" w:w="1728"/>
+          </w:tcPr>
+          <w:p>
             <w:r>
               <w:rPr>
                 <w:b/>
-                <w:sz w:val="18"/>
-              </w:rPr>
-              <w:t>Milestone</w:t>
-            </w:r>
-          </w:p>
-        </w:tc>
-        <w:tc>
-          <w:tcPr>
-            <w:tcW w:type="dxa" w:w="1440"/>
-          </w:tcPr>
-          <w:p>
-            <w:pPr>
-              <w:jc w:val="center"/>
-            </w:pPr>
-            <w:r>
-              <w:rPr>
-                <w:b/>
-                <w:sz w:val="18"/>
               </w:rPr>
               <w:t>Status</w:t>
             </w:r>
@@ -3692,963 +2203,376 @@
       <w:tr>
         <w:tc>
           <w:tcPr>
-            <w:tcW w:type="dxa" w:w="1440"/>
-          </w:tcPr>
-          <w:p/>
-        </w:tc>
-        <w:tc>
-          <w:tcPr>
-            <w:tcW w:type="dxa" w:w="1440"/>
-          </w:tcPr>
-          <w:p/>
-        </w:tc>
-        <w:tc>
-          <w:tcPr>
-            <w:tcW w:type="dxa" w:w="1440"/>
-          </w:tcPr>
-          <w:p/>
-        </w:tc>
-        <w:tc>
-          <w:tcPr>
-            <w:tcW w:type="dxa" w:w="1440"/>
-          </w:tcPr>
-          <w:p/>
-        </w:tc>
-        <w:tc>
-          <w:tcPr>
-            <w:tcW w:type="dxa" w:w="1440"/>
-          </w:tcPr>
-          <w:p/>
-        </w:tc>
-        <w:tc>
-          <w:tcPr>
-            <w:tcW w:type="dxa" w:w="1440"/>
-          </w:tcPr>
-          <w:p/>
+            <w:tcW w:type="dxa" w:w="1728"/>
+          </w:tcPr>
+          <w:p>
+            <w:r>
+              <w:t>Phase 1</w:t>
+            </w:r>
+          </w:p>
+        </w:tc>
+        <w:tc>
+          <w:tcPr>
+            <w:tcW w:type="dxa" w:w="1728"/>
+          </w:tcPr>
+          <w:p>
+            <w:r>
+              <w:t>Foundation</w:t>
+            </w:r>
+          </w:p>
+        </w:tc>
+        <w:tc>
+          <w:tcPr>
+            <w:tcW w:type="dxa" w:w="1728"/>
+          </w:tcPr>
+          <w:p>
+            <w:r>
+              <w:t>Weeks 1–2</w:t>
+            </w:r>
+          </w:p>
+        </w:tc>
+        <w:tc>
+          <w:tcPr>
+            <w:tcW w:type="dxa" w:w="1728"/>
+          </w:tcPr>
+          <w:p>
+            <w:r>
+              <w:t>Bluetooth bridge, vol event listener, Claude API streaming test</w:t>
+            </w:r>
+          </w:p>
+        </w:tc>
+        <w:tc>
+          <w:tcPr>
+            <w:tcW w:type="dxa" w:w="1728"/>
+          </w:tcPr>
+          <w:p>
+            <w:r>
+              <w:t>✅ COMPLETE</w:t>
+            </w:r>
+          </w:p>
         </w:tc>
       </w:tr>
       <w:tr>
         <w:tc>
           <w:tcPr>
-            <w:tcW w:type="dxa" w:w="1440"/>
-          </w:tcPr>
-          <w:p/>
-        </w:tc>
-        <w:tc>
-          <w:tcPr>
-            <w:tcW w:type="dxa" w:w="1440"/>
-          </w:tcPr>
-          <w:p/>
-        </w:tc>
-        <w:tc>
-          <w:tcPr>
-            <w:tcW w:type="dxa" w:w="1440"/>
-          </w:tcPr>
-          <w:p/>
-        </w:tc>
-        <w:tc>
-          <w:tcPr>
-            <w:tcW w:type="dxa" w:w="1440"/>
-          </w:tcPr>
-          <w:p/>
-        </w:tc>
-        <w:tc>
-          <w:tcPr>
-            <w:tcW w:type="dxa" w:w="1440"/>
-          </w:tcPr>
-          <w:p/>
-        </w:tc>
-        <w:tc>
-          <w:tcPr>
-            <w:tcW w:type="dxa" w:w="1440"/>
-          </w:tcPr>
-          <w:p/>
+            <w:tcW w:type="dxa" w:w="1728"/>
+          </w:tcPr>
+          <w:p>
+            <w:r>
+              <w:t>Phase 2</w:t>
+            </w:r>
+          </w:p>
+        </w:tc>
+        <w:tc>
+          <w:tcPr>
+            <w:tcW w:type="dxa" w:w="1728"/>
+          </w:tcPr>
+          <w:p>
+            <w:r>
+              <w:t>Agent Engine</w:t>
+            </w:r>
+          </w:p>
+        </w:tc>
+        <w:tc>
+          <w:tcPr>
+            <w:tcW w:type="dxa" w:w="1728"/>
+          </w:tcPr>
+          <w:p>
+            <w:r>
+              <w:t>Weeks 3–4</w:t>
+            </w:r>
+          </w:p>
+        </w:tc>
+        <w:tc>
+          <w:tcPr>
+            <w:tcW w:type="dxa" w:w="1728"/>
+          </w:tcPr>
+          <w:p>
+            <w:r>
+              <w:t>5 agent sessions w/ system prompts, shared context store, git integration</w:t>
+            </w:r>
+          </w:p>
+        </w:tc>
+        <w:tc>
+          <w:tcPr>
+            <w:tcW w:type="dxa" w:w="1728"/>
+          </w:tcPr>
+          <w:p>
+            <w:r>
+              <w:t>✅ COMPLETE</w:t>
+            </w:r>
+          </w:p>
         </w:tc>
       </w:tr>
       <w:tr>
         <w:tc>
           <w:tcPr>
-            <w:tcW w:type="dxa" w:w="1440"/>
-          </w:tcPr>
-          <w:p/>
-        </w:tc>
-        <w:tc>
-          <w:tcPr>
-            <w:tcW w:type="dxa" w:w="1440"/>
-          </w:tcPr>
-          <w:p/>
-        </w:tc>
-        <w:tc>
-          <w:tcPr>
-            <w:tcW w:type="dxa" w:w="1440"/>
-          </w:tcPr>
-          <w:p/>
-        </w:tc>
-        <w:tc>
-          <w:tcPr>
-            <w:tcW w:type="dxa" w:w="1440"/>
-          </w:tcPr>
-          <w:p/>
-        </w:tc>
-        <w:tc>
-          <w:tcPr>
-            <w:tcW w:type="dxa" w:w="1440"/>
-          </w:tcPr>
-          <w:p/>
-        </w:tc>
-        <w:tc>
-          <w:tcPr>
-            <w:tcW w:type="dxa" w:w="1440"/>
-          </w:tcPr>
-          <w:p/>
+            <w:tcW w:type="dxa" w:w="1728"/>
+          </w:tcPr>
+          <w:p>
+            <w:r>
+              <w:t>Bonus</w:t>
+            </w:r>
+          </w:p>
+        </w:tc>
+        <w:tc>
+          <w:tcPr>
+            <w:tcW w:type="dxa" w:w="1728"/>
+          </w:tcPr>
+          <w:p>
+            <w:r>
+              <w:t>Launcher + Observability</w:t>
+            </w:r>
+          </w:p>
+        </w:tc>
+        <w:tc>
+          <w:tcPr>
+            <w:tcW w:type="dxa" w:w="1728"/>
+          </w:tcPr>
+          <w:p>
+            <w:r>
+              <w:t>Week 4</w:t>
+            </w:r>
+          </w:p>
+        </w:tc>
+        <w:tc>
+          <w:tcPr>
+            <w:tcW w:type="dxa" w:w="1728"/>
+          </w:tcPr>
+          <w:p>
+            <w:r>
+              <w:t>7-window launch script, tmux layout, bus monitor, inline REPL banners, /msg /reply</w:t>
+            </w:r>
+          </w:p>
+        </w:tc>
+        <w:tc>
+          <w:tcPr>
+            <w:tcW w:type="dxa" w:w="1728"/>
+          </w:tcPr>
+          <w:p>
+            <w:r>
+              <w:t>✅ COMPLETE</w:t>
+            </w:r>
+          </w:p>
         </w:tc>
       </w:tr>
       <w:tr>
         <w:tc>
           <w:tcPr>
-            <w:tcW w:type="dxa" w:w="1440"/>
-          </w:tcPr>
-          <w:p/>
-        </w:tc>
-        <w:tc>
-          <w:tcPr>
-            <w:tcW w:type="dxa" w:w="1440"/>
-          </w:tcPr>
-          <w:p/>
-        </w:tc>
-        <w:tc>
-          <w:tcPr>
-            <w:tcW w:type="dxa" w:w="1440"/>
-          </w:tcPr>
-          <w:p/>
-        </w:tc>
-        <w:tc>
-          <w:tcPr>
-            <w:tcW w:type="dxa" w:w="1440"/>
-          </w:tcPr>
-          <w:p/>
-        </w:tc>
-        <w:tc>
-          <w:tcPr>
-            <w:tcW w:type="dxa" w:w="1440"/>
-          </w:tcPr>
-          <w:p/>
-        </w:tc>
-        <w:tc>
-          <w:tcPr>
-            <w:tcW w:type="dxa" w:w="1440"/>
-          </w:tcPr>
-          <w:p/>
+            <w:tcW w:type="dxa" w:w="1728"/>
+          </w:tcPr>
+          <w:p>
+            <w:r>
+              <w:t>Phase 3</w:t>
+            </w:r>
+          </w:p>
+        </w:tc>
+        <w:tc>
+          <w:tcPr>
+            <w:tcW w:type="dxa" w:w="1728"/>
+          </w:tcPr>
+          <w:p>
+            <w:r>
+              <w:t>Voice Layer</w:t>
+            </w:r>
+          </w:p>
+        </w:tc>
+        <w:tc>
+          <w:tcPr>
+            <w:tcW w:type="dxa" w:w="1728"/>
+          </w:tcPr>
+          <w:p>
+            <w:r>
+              <w:t>Week 5</w:t>
+            </w:r>
+          </w:p>
+        </w:tc>
+        <w:tc>
+          <w:tcPr>
+            <w:tcW w:type="dxa" w:w="1728"/>
+          </w:tcPr>
+          <w:p>
+            <w:r>
+              <w:t>Mic → faster-whisper → agent prompt; silero-vad; wake word; optional TTS</w:t>
+            </w:r>
+          </w:p>
+        </w:tc>
+        <w:tc>
+          <w:tcPr>
+            <w:tcW w:type="dxa" w:w="1728"/>
+          </w:tcPr>
+          <w:p>
+            <w:r>
+              <w:t>🔜 NEXT</w:t>
+            </w:r>
+          </w:p>
         </w:tc>
       </w:tr>
       <w:tr>
         <w:tc>
           <w:tcPr>
-            <w:tcW w:type="dxa" w:w="1440"/>
-          </w:tcPr>
-          <w:p/>
-        </w:tc>
-        <w:tc>
-          <w:tcPr>
-            <w:tcW w:type="dxa" w:w="1440"/>
-          </w:tcPr>
-          <w:p/>
-        </w:tc>
-        <w:tc>
-          <w:tcPr>
-            <w:tcW w:type="dxa" w:w="1440"/>
-          </w:tcPr>
-          <w:p/>
-        </w:tc>
-        <w:tc>
-          <w:tcPr>
-            <w:tcW w:type="dxa" w:w="1440"/>
-          </w:tcPr>
-          <w:p/>
-        </w:tc>
-        <w:tc>
-          <w:tcPr>
-            <w:tcW w:type="dxa" w:w="1440"/>
-          </w:tcPr>
-          <w:p/>
-        </w:tc>
-        <w:tc>
-          <w:tcPr>
-            <w:tcW w:type="dxa" w:w="1440"/>
-          </w:tcPr>
-          <w:p/>
+            <w:tcW w:type="dxa" w:w="1728"/>
+          </w:tcPr>
+          <w:p>
+            <w:r>
+              <w:t>Phase 4</w:t>
+            </w:r>
+          </w:p>
+        </w:tc>
+        <w:tc>
+          <w:tcPr>
+            <w:tcW w:type="dxa" w:w="1728"/>
+          </w:tcPr>
+          <w:p>
+            <w:r>
+              <w:t>TUI + Colour</w:t>
+            </w:r>
+          </w:p>
+        </w:tc>
+        <w:tc>
+          <w:tcPr>
+            <w:tcW w:type="dxa" w:w="1728"/>
+          </w:tcPr>
+          <w:p>
+            <w:r>
+              <w:t>Week 6</w:t>
+            </w:r>
+          </w:p>
+        </w:tc>
+        <w:tc>
+          <w:tcPr>
+            <w:tcW w:type="dxa" w:w="1728"/>
+          </w:tcPr>
+          <w:p>
+            <w:r>
+              <w:t>Ink TUI: all 5 agents side-by-side, streaming, Tab navigation, bus monitor panel, status bar</w:t>
+            </w:r>
+          </w:p>
+        </w:tc>
+        <w:tc>
+          <w:tcPr>
+            <w:tcW w:type="dxa" w:w="1728"/>
+          </w:tcPr>
+          <w:p>
+            <w:r>
+              <w:t>✅ COMPLETE</w:t>
+            </w:r>
+          </w:p>
         </w:tc>
       </w:tr>
       <w:tr>
         <w:tc>
           <w:tcPr>
-            <w:tcW w:type="dxa" w:w="1440"/>
-          </w:tcPr>
-          <w:p/>
-        </w:tc>
-        <w:tc>
-          <w:tcPr>
-            <w:tcW w:type="dxa" w:w="1440"/>
-          </w:tcPr>
-          <w:p/>
-        </w:tc>
-        <w:tc>
-          <w:tcPr>
-            <w:tcW w:type="dxa" w:w="1440"/>
-          </w:tcPr>
-          <w:p/>
-        </w:tc>
-        <w:tc>
-          <w:tcPr>
-            <w:tcW w:type="dxa" w:w="1440"/>
-          </w:tcPr>
-          <w:p/>
-        </w:tc>
-        <w:tc>
-          <w:tcPr>
-            <w:tcW w:type="dxa" w:w="1440"/>
-          </w:tcPr>
-          <w:p/>
-        </w:tc>
-        <w:tc>
-          <w:tcPr>
-            <w:tcW w:type="dxa" w:w="1440"/>
-          </w:tcPr>
-          <w:p/>
+            <w:tcW w:type="dxa" w:w="1728"/>
+          </w:tcPr>
+          <w:p>
+            <w:r>
+              <w:t>Phase 5</w:t>
+            </w:r>
+          </w:p>
+        </w:tc>
+        <w:tc>
+          <w:tcPr>
+            <w:tcW w:type="dxa" w:w="1728"/>
+          </w:tcPr>
+          <w:p>
+            <w:r>
+              <w:t>Agent Comms</w:t>
+            </w:r>
+          </w:p>
+        </w:tc>
+        <w:tc>
+          <w:tcPr>
+            <w:tcW w:type="dxa" w:w="1728"/>
+          </w:tcPr>
+          <w:p>
+            <w:r>
+              <w:t>Week 7</w:t>
+            </w:r>
+          </w:p>
+        </w:tc>
+        <w:tc>
+          <w:tcPr>
+            <w:tcW w:type="dxa" w:w="1728"/>
+          </w:tcPr>
+          <w:p>
+            <w:r>
+              <w:t>PM orchestrator loop, auto-dispatch, agent handoff protocol (message bus core done)</w:t>
+            </w:r>
+          </w:p>
+        </w:tc>
+        <w:tc>
+          <w:tcPr>
+            <w:tcW w:type="dxa" w:w="1728"/>
+          </w:tcPr>
+          <w:p>
+            <w:r>
+              <w:t>🔜</w:t>
+            </w:r>
+          </w:p>
         </w:tc>
       </w:tr>
       <w:tr>
         <w:tc>
           <w:tcPr>
-            <w:tcW w:type="dxa" w:w="1440"/>
-          </w:tcPr>
-          <w:p/>
-        </w:tc>
-        <w:tc>
-          <w:tcPr>
-            <w:tcW w:type="dxa" w:w="1440"/>
-          </w:tcPr>
-          <w:p/>
-        </w:tc>
-        <w:tc>
-          <w:tcPr>
-            <w:tcW w:type="dxa" w:w="1440"/>
-          </w:tcPr>
-          <w:p/>
-        </w:tc>
-        <w:tc>
-          <w:tcPr>
-            <w:tcW w:type="dxa" w:w="1440"/>
-          </w:tcPr>
-          <w:p/>
-        </w:tc>
-        <w:tc>
-          <w:tcPr>
-            <w:tcW w:type="dxa" w:w="1440"/>
-          </w:tcPr>
-          <w:p/>
-        </w:tc>
-        <w:tc>
-          <w:tcPr>
-            <w:tcW w:type="dxa" w:w="1440"/>
-          </w:tcPr>
-          <w:p/>
-        </w:tc>
-      </w:tr>
-      <w:tr>
-        <w:tc>
-          <w:tcPr>
-            <w:tcW w:type="dxa" w:w="1440"/>
-          </w:tcPr>
-          <w:p/>
-        </w:tc>
-        <w:tc>
-          <w:tcPr>
-            <w:tcW w:type="dxa" w:w="1440"/>
-          </w:tcPr>
-          <w:p/>
-        </w:tc>
-        <w:tc>
-          <w:tcPr>
-            <w:tcW w:type="dxa" w:w="1440"/>
-          </w:tcPr>
-          <w:p/>
-        </w:tc>
-        <w:tc>
-          <w:tcPr>
-            <w:tcW w:type="dxa" w:w="1440"/>
-          </w:tcPr>
-          <w:p/>
-        </w:tc>
-        <w:tc>
-          <w:tcPr>
-            <w:tcW w:type="dxa" w:w="1440"/>
-          </w:tcPr>
-          <w:p/>
-        </w:tc>
-        <w:tc>
-          <w:tcPr>
-            <w:tcW w:type="dxa" w:w="1440"/>
-          </w:tcPr>
-          <w:p/>
-        </w:tc>
-      </w:tr>
-      <w:tr>
-        <w:tc>
-          <w:tcPr>
-            <w:tcW w:type="dxa" w:w="1440"/>
-          </w:tcPr>
-          <w:p>
-            <w:r>
-              <w:rPr>
-                <w:sz w:val="18"/>
-              </w:rPr>
-              <w:t>Phase 1</w:t>
-            </w:r>
-          </w:p>
-        </w:tc>
-        <w:tc>
-          <w:tcPr>
-            <w:tcW w:type="dxa" w:w="1440"/>
-          </w:tcPr>
-          <w:p>
-            <w:r>
-              <w:rPr>
-                <w:sz w:val="18"/>
-              </w:rPr>
-              <w:t>Foundation</w:t>
-            </w:r>
-          </w:p>
-        </w:tc>
-        <w:tc>
-          <w:tcPr>
-            <w:tcW w:type="dxa" w:w="1440"/>
-          </w:tcPr>
-          <w:p>
-            <w:r>
-              <w:rPr>
-                <w:sz w:val="18"/>
-              </w:rPr>
-              <w:t>Weeks 1–2</w:t>
-            </w:r>
-          </w:p>
-        </w:tc>
-        <w:tc>
-          <w:tcPr>
-            <w:tcW w:type="dxa" w:w="1440"/>
-          </w:tcPr>
-          <w:p>
-            <w:r>
-              <w:rPr>
-                <w:sz w:val="18"/>
-              </w:rPr>
-              <w:t>Bluetooth bridge, vol event listener, Claude API streaming test</w:t>
-            </w:r>
-          </w:p>
-        </w:tc>
-        <w:tc>
-          <w:tcPr>
-            <w:tcW w:type="dxa" w:w="1440"/>
-          </w:tcPr>
-          <w:p>
-            <w:r>
-              <w:rPr>
-                <w:sz w:val="18"/>
-              </w:rPr>
-              <w:t>Core infra</w:t>
-            </w:r>
-          </w:p>
-        </w:tc>
-        <w:tc>
-          <w:tcPr>
-            <w:tcW w:type="dxa" w:w="1440"/>
-          </w:tcPr>
-          <w:p>
-            <w:r>
-              <w:rPr>
-                <w:sz w:val="18"/>
-              </w:rPr>
-              <w:t>✅ COMPLETE</w:t>
-            </w:r>
-          </w:p>
-        </w:tc>
-      </w:tr>
-      <w:tr>
-        <w:tc>
-          <w:tcPr>
-            <w:tcW w:type="dxa" w:w="1440"/>
-          </w:tcPr>
-          <w:p>
-            <w:r>
-              <w:rPr>
-                <w:sz w:val="18"/>
-              </w:rPr>
-              <w:t>Phase 2</w:t>
-            </w:r>
-          </w:p>
-        </w:tc>
-        <w:tc>
-          <w:tcPr>
-            <w:tcW w:type="dxa" w:w="1440"/>
-          </w:tcPr>
-          <w:p>
-            <w:r>
-              <w:rPr>
-                <w:sz w:val="18"/>
-              </w:rPr>
-              <w:t>Agent Engine</w:t>
-            </w:r>
-          </w:p>
-        </w:tc>
-        <w:tc>
-          <w:tcPr>
-            <w:tcW w:type="dxa" w:w="1440"/>
-          </w:tcPr>
-          <w:p>
-            <w:r>
-              <w:rPr>
-                <w:sz w:val="18"/>
-              </w:rPr>
-              <w:t>Weeks 3–4</w:t>
-            </w:r>
-          </w:p>
-        </w:tc>
-        <w:tc>
-          <w:tcPr>
-            <w:tcW w:type="dxa" w:w="1440"/>
-          </w:tcPr>
-          <w:p>
-            <w:r>
-              <w:rPr>
-                <w:sz w:val="18"/>
-              </w:rPr>
-              <w:t>5 agent sessions, system prompts, shared context store, git integration</w:t>
-            </w:r>
-          </w:p>
-        </w:tc>
-        <w:tc>
-          <w:tcPr>
-            <w:tcW w:type="dxa" w:w="1440"/>
-          </w:tcPr>
-          <w:p>
-            <w:r>
-              <w:rPr>
-                <w:sz w:val="18"/>
-              </w:rPr>
-              <w:t>Agents live</w:t>
-            </w:r>
-          </w:p>
-        </w:tc>
-        <w:tc>
-          <w:tcPr>
-            <w:tcW w:type="dxa" w:w="1440"/>
-          </w:tcPr>
-          <w:p>
-            <w:r>
-              <w:rPr>
-                <w:sz w:val="18"/>
-              </w:rPr>
-              <w:t>✅ COMPLETE</w:t>
-            </w:r>
-          </w:p>
-        </w:tc>
-      </w:tr>
-      <w:tr>
-        <w:tc>
-          <w:tcPr>
-            <w:tcW w:type="dxa" w:w="1440"/>
-          </w:tcPr>
-          <w:p>
-            <w:r>
-              <w:rPr>
-                <w:sz w:val="18"/>
-              </w:rPr>
-              <w:t>Bonus</w:t>
-            </w:r>
-          </w:p>
-        </w:tc>
-        <w:tc>
-          <w:tcPr>
-            <w:tcW w:type="dxa" w:w="1440"/>
-          </w:tcPr>
-          <w:p>
-            <w:r>
-              <w:rPr>
-                <w:sz w:val="18"/>
-              </w:rPr>
-              <w:t>Launcher + Observability</w:t>
-            </w:r>
-          </w:p>
-        </w:tc>
-        <w:tc>
-          <w:tcPr>
-            <w:tcW w:type="dxa" w:w="1440"/>
-          </w:tcPr>
-          <w:p>
-            <w:r>
-              <w:rPr>
-                <w:sz w:val="18"/>
-              </w:rPr>
-              <w:t>Week 4</w:t>
-            </w:r>
-          </w:p>
-        </w:tc>
-        <w:tc>
-          <w:tcPr>
-            <w:tcW w:type="dxa" w:w="1440"/>
-          </w:tcPr>
-          <w:p>
-            <w:r>
-              <w:rPr>
-                <w:sz w:val="18"/>
-              </w:rPr>
-              <w:t>7-window launch script, tmux layout, bus monitor, inline REPL banners, /msg /reply</w:t>
-            </w:r>
-          </w:p>
-        </w:tc>
-        <w:tc>
-          <w:tcPr>
-            <w:tcW w:type="dxa" w:w="1440"/>
-          </w:tcPr>
-          <w:p>
-            <w:r>
-              <w:rPr>
-                <w:sz w:val="18"/>
-              </w:rPr>
-              <w:t>Full visibility</w:t>
-            </w:r>
-          </w:p>
-        </w:tc>
-        <w:tc>
-          <w:tcPr>
-            <w:tcW w:type="dxa" w:w="1440"/>
-          </w:tcPr>
-          <w:p>
-            <w:r>
-              <w:rPr>
-                <w:sz w:val="18"/>
-              </w:rPr>
-              <w:t>✅ COMPLETE</w:t>
-            </w:r>
-          </w:p>
-        </w:tc>
-      </w:tr>
-      <w:tr>
-        <w:tc>
-          <w:tcPr>
-            <w:tcW w:type="dxa" w:w="1440"/>
-          </w:tcPr>
-          <w:p>
-            <w:r>
-              <w:rPr>
-                <w:sz w:val="18"/>
-              </w:rPr>
-              <w:t>Testing</w:t>
-            </w:r>
-          </w:p>
-        </w:tc>
-        <w:tc>
-          <w:tcPr>
-            <w:tcW w:type="dxa" w:w="1440"/>
-          </w:tcPr>
-          <w:p>
-            <w:r>
-              <w:rPr>
-                <w:sz w:val="18"/>
-              </w:rPr>
-              <w:t>End-to-End Verification</w:t>
-            </w:r>
-          </w:p>
-        </w:tc>
-        <w:tc>
-          <w:tcPr>
-            <w:tcW w:type="dxa" w:w="1440"/>
-          </w:tcPr>
-          <w:p>
-            <w:r>
-              <w:rPr>
-                <w:sz w:val="18"/>
-              </w:rPr>
-              <w:t>May 2026</w:t>
-            </w:r>
-          </w:p>
-        </w:tc>
-        <w:tc>
-          <w:tcPr>
-            <w:tcW w:type="dxa" w:w="1440"/>
-          </w:tcPr>
-          <w:p>
-            <w:r>
-              <w:rPr>
-                <w:sz w:val="18"/>
-              </w:rPr>
-              <w:t>8 test areas, 91 checks, full PM→JuniorDev→SeniorDev pipeline live</w:t>
-            </w:r>
-          </w:p>
-        </w:tc>
-        <w:tc>
-          <w:tcPr>
-            <w:tcW w:type="dxa" w:w="1440"/>
-          </w:tcPr>
-          <w:p>
-            <w:r>
-              <w:rPr>
-                <w:sz w:val="18"/>
-              </w:rPr>
-              <w:t>All green</w:t>
-            </w:r>
-          </w:p>
-        </w:tc>
-        <w:tc>
-          <w:tcPr>
-            <w:tcW w:type="dxa" w:w="1440"/>
-          </w:tcPr>
-          <w:p>
-            <w:r>
-              <w:rPr>
-                <w:sz w:val="18"/>
-              </w:rPr>
-              <w:t>✅ COMPLETE</w:t>
-            </w:r>
-          </w:p>
-        </w:tc>
-      </w:tr>
-      <w:tr>
-        <w:tc>
-          <w:tcPr>
-            <w:tcW w:type="dxa" w:w="1440"/>
-          </w:tcPr>
-          <w:p>
-            <w:r>
-              <w:rPr>
-                <w:sz w:val="18"/>
-              </w:rPr>
-              <w:t>Phase 3</w:t>
-            </w:r>
-          </w:p>
-        </w:tc>
-        <w:tc>
-          <w:tcPr>
-            <w:tcW w:type="dxa" w:w="1440"/>
-          </w:tcPr>
-          <w:p>
-            <w:r>
-              <w:rPr>
-                <w:sz w:val="18"/>
-              </w:rPr>
-              <w:t>Voice Layer</w:t>
-            </w:r>
-          </w:p>
-        </w:tc>
-        <w:tc>
-          <w:tcPr>
-            <w:tcW w:type="dxa" w:w="1440"/>
-          </w:tcPr>
-          <w:p>
-            <w:r>
-              <w:rPr>
-                <w:sz w:val="18"/>
-              </w:rPr>
-              <w:t>Week 5</w:t>
-            </w:r>
-          </w:p>
-        </w:tc>
-        <w:tc>
-          <w:tcPr>
-            <w:tcW w:type="dxa" w:w="1440"/>
-          </w:tcPr>
-          <w:p>
-            <w:r>
-              <w:rPr>
-                <w:sz w:val="18"/>
-              </w:rPr>
-              <w:t>Mic → faster-whisper → agent prompt; silero-vad; wake word; optional TTS</w:t>
-            </w:r>
-          </w:p>
-        </w:tc>
-        <w:tc>
-          <w:tcPr>
-            <w:tcW w:type="dxa" w:w="1440"/>
-          </w:tcPr>
-          <w:p>
-            <w:r>
-              <w:rPr>
-                <w:sz w:val="18"/>
-              </w:rPr>
-              <w:t>Voice works</w:t>
-            </w:r>
-          </w:p>
-        </w:tc>
-        <w:tc>
-          <w:tcPr>
-            <w:tcW w:type="dxa" w:w="1440"/>
-          </w:tcPr>
-          <w:p>
-            <w:r>
-              <w:rPr>
-                <w:sz w:val="18"/>
-              </w:rPr>
-              <w:t>🔜 NEXT</w:t>
-            </w:r>
-          </w:p>
-        </w:tc>
-      </w:tr>
-      <w:tr>
-        <w:tc>
-          <w:tcPr>
-            <w:tcW w:type="dxa" w:w="1440"/>
-          </w:tcPr>
-          <w:p>
-            <w:r>
-              <w:rPr>
-                <w:sz w:val="18"/>
-              </w:rPr>
-              <w:t>Phase 4</w:t>
-            </w:r>
-          </w:p>
-        </w:tc>
-        <w:tc>
-          <w:tcPr>
-            <w:tcW w:type="dxa" w:w="1440"/>
-          </w:tcPr>
-          <w:p>
-            <w:r>
-              <w:rPr>
-                <w:sz w:val="18"/>
-              </w:rPr>
-              <w:t>TUI + Colour</w:t>
-            </w:r>
-          </w:p>
-        </w:tc>
-        <w:tc>
-          <w:tcPr>
-            <w:tcW w:type="dxa" w:w="1440"/>
-          </w:tcPr>
-          <w:p>
-            <w:r>
-              <w:rPr>
-                <w:sz w:val="18"/>
-              </w:rPr>
-              <w:t>Week 6</w:t>
-            </w:r>
-          </w:p>
-        </w:tc>
-        <w:tc>
-          <w:tcPr>
-            <w:tcW w:type="dxa" w:w="1440"/>
-          </w:tcPr>
-          <w:p>
-            <w:r>
-              <w:rPr>
-                <w:sz w:val="18"/>
-              </w:rPr>
-              <w:t>Ink TUI: agent badge, mode indicator, streaming output; terminal colour system</w:t>
-            </w:r>
-          </w:p>
-        </w:tc>
-        <w:tc>
-          <w:tcPr>
-            <w:tcW w:type="dxa" w:w="1440"/>
-          </w:tcPr>
-          <w:p>
-            <w:r>
-              <w:rPr>
-                <w:sz w:val="18"/>
-              </w:rPr>
-              <w:t>Full UX ready</w:t>
-            </w:r>
-          </w:p>
-        </w:tc>
-        <w:tc>
-          <w:tcPr>
-            <w:tcW w:type="dxa" w:w="1440"/>
-          </w:tcPr>
-          <w:p>
-            <w:r>
-              <w:rPr>
-                <w:sz w:val="18"/>
-              </w:rPr>
-              <w:t>🔜</w:t>
-            </w:r>
-          </w:p>
-        </w:tc>
-      </w:tr>
-      <w:tr>
-        <w:tc>
-          <w:tcPr>
-            <w:tcW w:type="dxa" w:w="1440"/>
-          </w:tcPr>
-          <w:p>
-            <w:r>
-              <w:rPr>
-                <w:sz w:val="18"/>
-              </w:rPr>
-              <w:t>Phase 5</w:t>
-            </w:r>
-          </w:p>
-        </w:tc>
-        <w:tc>
-          <w:tcPr>
-            <w:tcW w:type="dxa" w:w="1440"/>
-          </w:tcPr>
-          <w:p>
-            <w:r>
-              <w:rPr>
-                <w:sz w:val="18"/>
-              </w:rPr>
-              <w:t>Agent Comms</w:t>
-            </w:r>
-          </w:p>
-        </w:tc>
-        <w:tc>
-          <w:tcPr>
-            <w:tcW w:type="dxa" w:w="1440"/>
-          </w:tcPr>
-          <w:p>
-            <w:r>
-              <w:rPr>
-                <w:sz w:val="18"/>
-              </w:rPr>
-              <w:t>Week 7</w:t>
-            </w:r>
-          </w:p>
-        </w:tc>
-        <w:tc>
-          <w:tcPr>
-            <w:tcW w:type="dxa" w:w="1440"/>
-          </w:tcPr>
-          <w:p>
-            <w:r>
-              <w:rPr>
-                <w:sz w:val="18"/>
-              </w:rPr>
-              <w:t>PM orchestrator loop, auto-dispatch, agent handoff protocol; colour events wired</w:t>
-            </w:r>
-          </w:p>
-        </w:tc>
-        <w:tc>
-          <w:tcPr>
-            <w:tcW w:type="dxa" w:w="1440"/>
-          </w:tcPr>
-          <w:p>
-            <w:r>
-              <w:rPr>
-                <w:sz w:val="18"/>
-              </w:rPr>
-              <w:t>Agents talk</w:t>
-            </w:r>
-          </w:p>
-        </w:tc>
-        <w:tc>
-          <w:tcPr>
-            <w:tcW w:type="dxa" w:w="1440"/>
-          </w:tcPr>
-          <w:p>
-            <w:r>
-              <w:rPr>
-                <w:sz w:val="18"/>
-              </w:rPr>
-              <w:t>🔜</w:t>
-            </w:r>
-          </w:p>
-        </w:tc>
-      </w:tr>
-      <w:tr>
-        <w:tc>
-          <w:tcPr>
-            <w:tcW w:type="dxa" w:w="1440"/>
-          </w:tcPr>
-          <w:p>
-            <w:r>
-              <w:rPr>
-                <w:sz w:val="18"/>
-              </w:rPr>
+            <w:tcW w:type="dxa" w:w="1728"/>
+          </w:tcPr>
+          <w:p>
+            <w:r>
               <w:t>Phase 6</w:t>
             </w:r>
           </w:p>
         </w:tc>
         <w:tc>
           <w:tcPr>
-            <w:tcW w:type="dxa" w:w="1440"/>
-          </w:tcPr>
-          <w:p>
-            <w:r>
-              <w:rPr>
-                <w:sz w:val="18"/>
-              </w:rPr>
+            <w:tcW w:type="dxa" w:w="1728"/>
+          </w:tcPr>
+          <w:p>
+            <w:r>
               <w:t>Polish &amp; Docs</w:t>
             </w:r>
           </w:p>
         </w:tc>
         <w:tc>
           <w:tcPr>
-            <w:tcW w:type="dxa" w:w="1440"/>
-          </w:tcPr>
-          <w:p>
-            <w:r>
-              <w:rPr>
-                <w:sz w:val="18"/>
-              </w:rPr>
+            <w:tcW w:type="dxa" w:w="1728"/>
+          </w:tcPr>
+          <w:p>
+            <w:r>
               <w:t>Week 8</w:t>
             </w:r>
           </w:p>
         </w:tc>
         <w:tc>
           <w:tcPr>
-            <w:tcW w:type="dxa" w:w="1440"/>
-          </w:tcPr>
-          <w:p>
-            <w:r>
-              <w:rPr>
-                <w:sz w:val="18"/>
-              </w:rPr>
-              <w:t>Error handling, logging, onboarding guide, demo project (full web app)</w:t>
-            </w:r>
-          </w:p>
-        </w:tc>
-        <w:tc>
-          <w:tcPr>
-            <w:tcW w:type="dxa" w:w="1440"/>
-          </w:tcPr>
-          <w:p>
-            <w:r>
-              <w:rPr>
-                <w:sz w:val="18"/>
-              </w:rPr>
-              <w:t>Shippable v1</w:t>
-            </w:r>
-          </w:p>
-        </w:tc>
-        <w:tc>
-          <w:tcPr>
-            <w:tcW w:type="dxa" w:w="1440"/>
-          </w:tcPr>
-          <w:p>
-            <w:r>
-              <w:rPr>
-                <w:sz w:val="18"/>
-              </w:rPr>
+            <w:tcW w:type="dxa" w:w="1728"/>
+          </w:tcPr>
+          <w:p>
+            <w:r>
+              <w:t>Error handling, logging, onboarding guide, demo project (full web app built end-to-end)</w:t>
+            </w:r>
+          </w:p>
+        </w:tc>
+        <w:tc>
+          <w:tcPr>
+            <w:tcW w:type="dxa" w:w="1728"/>
+          </w:tcPr>
+          <w:p>
+            <w:r>
               <w:t>🔜</w:t>
             </w:r>
           </w:p>
         </w:tc>
       </w:tr>
     </w:tbl>
-    <w:p>
-      <w:r>
-        <w:br/>
-        <w:t>Total: 8 weeks from kickoff to shippable v1. Prototype (voice + switching, no agent comms): 2–3 weeks.</w:t>
-      </w:r>
-    </w:p>
+    <w:p/>
     <w:p>
       <w:pPr>
         <w:pStyle w:val="Heading1"/>
       </w:pPr>
       <w:r>
         <w:rPr>
-          <w:b/>
-          <w:color w:val="1F3864"/>
-          <w:sz w:val="40"/>
+          <w:color w:val="1F497D"/>
         </w:rPr>
         <w:t>10. Risks &amp; Mitigations</w:t>
       </w:r>
@@ -4671,13 +2595,9 @@
             <w:tcW w:type="dxa" w:w="2160"/>
           </w:tcPr>
           <w:p>
-            <w:pPr>
-              <w:jc w:val="center"/>
-            </w:pPr>
             <w:r>
               <w:rPr>
                 <w:b/>
-                <w:sz w:val="18"/>
               </w:rPr>
               <w:t>Risk</w:t>
             </w:r>
@@ -4688,13 +2608,9 @@
             <w:tcW w:type="dxa" w:w="2160"/>
           </w:tcPr>
           <w:p>
-            <w:pPr>
-              <w:jc w:val="center"/>
-            </w:pPr>
             <w:r>
               <w:rPr>
                 <w:b/>
-                <w:sz w:val="18"/>
               </w:rPr>
               <w:t>Likelihood</w:t>
             </w:r>
@@ -4705,13 +2621,9 @@
             <w:tcW w:type="dxa" w:w="2160"/>
           </w:tcPr>
           <w:p>
-            <w:pPr>
-              <w:jc w:val="center"/>
-            </w:pPr>
             <w:r>
               <w:rPr>
                 <w:b/>
-                <w:sz w:val="18"/>
               </w:rPr>
               <w:t>Mitigation</w:t>
             </w:r>
@@ -4722,13 +2634,9 @@
             <w:tcW w:type="dxa" w:w="2160"/>
           </w:tcPr>
           <w:p>
-            <w:pPr>
-              <w:jc w:val="center"/>
-            </w:pPr>
             <w:r>
               <w:rPr>
                 <w:b/>
-                <w:sz w:val="18"/>
               </w:rPr>
               <w:t>Residual Risk</w:t>
             </w:r>
@@ -4740,25 +2648,41 @@
           <w:tcPr>
             <w:tcW w:type="dxa" w:w="2160"/>
           </w:tcPr>
-          <w:p/>
+          <w:p>
+            <w:r>
+              <w:t>Bluetooth latency on vol events</w:t>
+            </w:r>
+          </w:p>
         </w:tc>
         <w:tc>
           <w:tcPr>
             <w:tcW w:type="dxa" w:w="2160"/>
           </w:tcPr>
-          <w:p/>
+          <w:p>
+            <w:r>
+              <w:t>Medium</w:t>
+            </w:r>
+          </w:p>
         </w:tc>
         <w:tc>
           <w:tcPr>
             <w:tcW w:type="dxa" w:w="2160"/>
           </w:tcPr>
-          <w:p/>
+          <w:p>
+            <w:r>
+              <w:t>Use macOS AVAudioSession native hook instead of BT vol intercept</w:t>
+            </w:r>
+          </w:p>
         </w:tc>
         <w:tc>
           <w:tcPr>
             <w:tcW w:type="dxa" w:w="2160"/>
           </w:tcPr>
-          <w:p/>
+          <w:p>
+            <w:r>
+              <w:t>Low</w:t>
+            </w:r>
+          </w:p>
         </w:tc>
       </w:tr>
       <w:tr>
@@ -4766,25 +2690,41 @@
           <w:tcPr>
             <w:tcW w:type="dxa" w:w="2160"/>
           </w:tcPr>
-          <w:p/>
+          <w:p>
+            <w:r>
+              <w:t>Whisper STT latency on long sentences</w:t>
+            </w:r>
+          </w:p>
         </w:tc>
         <w:tc>
           <w:tcPr>
             <w:tcW w:type="dxa" w:w="2160"/>
           </w:tcPr>
-          <w:p/>
+          <w:p>
+            <w:r>
+              <w:t>Medium</w:t>
+            </w:r>
+          </w:p>
         </w:tc>
         <w:tc>
           <w:tcPr>
             <w:tcW w:type="dxa" w:w="2160"/>
           </w:tcPr>
-          <w:p/>
+          <w:p>
+            <w:r>
+              <w:t>Use faster-whisper local; stream chunks; show Listening in TUI</w:t>
+            </w:r>
+          </w:p>
         </w:tc>
         <w:tc>
           <w:tcPr>
             <w:tcW w:type="dxa" w:w="2160"/>
           </w:tcPr>
-          <w:p/>
+          <w:p>
+            <w:r>
+              <w:t>Low</w:t>
+            </w:r>
+          </w:p>
         </w:tc>
       </w:tr>
       <w:tr>
@@ -4792,25 +2732,41 @@
           <w:tcPr>
             <w:tcW w:type="dxa" w:w="2160"/>
           </w:tcPr>
-          <w:p/>
+          <w:p>
+            <w:r>
+              <w:t>Context window overflow between agents</w:t>
+            </w:r>
+          </w:p>
         </w:tc>
         <w:tc>
           <w:tcPr>
             <w:tcW w:type="dxa" w:w="2160"/>
           </w:tcPr>
-          <w:p/>
+          <w:p>
+            <w:r>
+              <w:t>High</w:t>
+            </w:r>
+          </w:p>
         </w:tc>
         <w:tc>
           <w:tcPr>
             <w:tcW w:type="dxa" w:w="2160"/>
           </w:tcPr>
-          <w:p/>
+          <w:p>
+            <w:r>
+              <w:t>Rolling summary store; inject only relevant context per agent per call</w:t>
+            </w:r>
+          </w:p>
         </w:tc>
         <w:tc>
           <w:tcPr>
             <w:tcW w:type="dxa" w:w="2160"/>
           </w:tcPr>
-          <w:p/>
+          <w:p>
+            <w:r>
+              <w:t>Low</w:t>
+            </w:r>
+          </w:p>
         </w:tc>
       </w:tr>
       <w:tr>
@@ -4818,25 +2774,41 @@
           <w:tcPr>
             <w:tcW w:type="dxa" w:w="2160"/>
           </w:tcPr>
-          <w:p/>
+          <w:p>
+            <w:r>
+              <w:t>Agent infinite loop in orchestrated mode</w:t>
+            </w:r>
+          </w:p>
         </w:tc>
         <w:tc>
           <w:tcPr>
             <w:tcW w:type="dxa" w:w="2160"/>
           </w:tcPr>
-          <w:p/>
+          <w:p>
+            <w:r>
+              <w:t>Medium</w:t>
+            </w:r>
+          </w:p>
         </w:tc>
         <w:tc>
           <w:tcPr>
             <w:tcW w:type="dxa" w:w="2160"/>
           </w:tcPr>
-          <w:p/>
+          <w:p>
+            <w:r>
+              <w:t>PM agent max-step budget (default 20); user interrupt by holding vol button</w:t>
+            </w:r>
+          </w:p>
         </w:tc>
         <w:tc>
           <w:tcPr>
             <w:tcW w:type="dxa" w:w="2160"/>
           </w:tcPr>
-          <w:p/>
+          <w:p>
+            <w:r>
+              <w:t>Low</w:t>
+            </w:r>
+          </w:p>
         </w:tc>
       </w:tr>
       <w:tr>
@@ -4844,25 +2816,41 @@
           <w:tcPr>
             <w:tcW w:type="dxa" w:w="2160"/>
           </w:tcPr>
-          <w:p/>
+          <w:p>
+            <w:r>
+              <w:t>Voice false activation in noisy environment</w:t>
+            </w:r>
+          </w:p>
         </w:tc>
         <w:tc>
           <w:tcPr>
             <w:tcW w:type="dxa" w:w="2160"/>
           </w:tcPr>
-          <w:p/>
+          <w:p>
+            <w:r>
+              <w:t>Medium</w:t>
+            </w:r>
+          </w:p>
         </w:tc>
         <w:tc>
           <w:tcPr>
             <w:tcW w:type="dxa" w:w="2160"/>
           </w:tcPr>
-          <w:p/>
+          <w:p>
+            <w:r>
+              <w:t>Default Push-to-Talk; VAD sensitivity configurable in config.json</w:t>
+            </w:r>
+          </w:p>
         </w:tc>
         <w:tc>
           <w:tcPr>
             <w:tcW w:type="dxa" w:w="2160"/>
           </w:tcPr>
-          <w:p/>
+          <w:p>
+            <w:r>
+              <w:t>Low</w:t>
+            </w:r>
+          </w:p>
         </w:tc>
       </w:tr>
       <w:tr>
@@ -4870,25 +2858,41 @@
           <w:tcPr>
             <w:tcW w:type="dxa" w:w="2160"/>
           </w:tcPr>
-          <w:p/>
+          <w:p>
+            <w:r>
+              <w:t>macOS API changes break volume hook</w:t>
+            </w:r>
+          </w:p>
         </w:tc>
         <w:tc>
           <w:tcPr>
             <w:tcW w:type="dxa" w:w="2160"/>
           </w:tcPr>
-          <w:p/>
+          <w:p>
+            <w:r>
+              <w:t>Low</w:t>
+            </w:r>
+          </w:p>
         </w:tc>
         <w:tc>
           <w:tcPr>
             <w:tcW w:type="dxa" w:w="2160"/>
           </w:tcPr>
-          <w:p/>
+          <w:p>
+            <w:r>
+              <w:t>Thin abstraction wrapper; document tested macOS versions (14.x, 15.x)</w:t>
+            </w:r>
+          </w:p>
         </w:tc>
         <w:tc>
           <w:tcPr>
             <w:tcW w:type="dxa" w:w="2160"/>
           </w:tcPr>
-          <w:p/>
+          <w:p>
+            <w:r>
+              <w:t>Very Low</w:t>
+            </w:r>
+          </w:p>
         </w:tc>
       </w:tr>
       <w:tr>
@@ -4896,25 +2900,41 @@
           <w:tcPr>
             <w:tcW w:type="dxa" w:w="2160"/>
           </w:tcPr>
-          <w:p/>
+          <w:p>
+            <w:r>
+              <w:t>System prompt drift on long sessions</w:t>
+            </w:r>
+          </w:p>
         </w:tc>
         <w:tc>
           <w:tcPr>
             <w:tcW w:type="dxa" w:w="2160"/>
           </w:tcPr>
-          <w:p/>
+          <w:p>
+            <w:r>
+              <w:t>Medium</w:t>
+            </w:r>
+          </w:p>
         </w:tc>
         <w:tc>
           <w:tcPr>
             <w:tcW w:type="dxa" w:w="2160"/>
           </w:tcPr>
-          <w:p/>
+          <w:p>
+            <w:r>
+              <w:t>Pin system prompts per agent; add session-reset command</w:t>
+            </w:r>
+          </w:p>
         </w:tc>
         <w:tc>
           <w:tcPr>
             <w:tcW w:type="dxa" w:w="2160"/>
           </w:tcPr>
-          <w:p/>
+          <w:p>
+            <w:r>
+              <w:t>Low</w:t>
+            </w:r>
+          </w:p>
         </w:tc>
       </w:tr>
       <w:tr>
@@ -4922,469 +2942,52 @@
           <w:tcPr>
             <w:tcW w:type="dxa" w:w="2160"/>
           </w:tcPr>
-          <w:p/>
+          <w:p>
+            <w:r>
+              <w:t>Message bus lost on process restart</w:t>
+            </w:r>
+          </w:p>
         </w:tc>
         <w:tc>
           <w:tcPr>
             <w:tcW w:type="dxa" w:w="2160"/>
           </w:tcPr>
-          <w:p/>
+          <w:p>
+            <w:r>
+              <w:t>Low</w:t>
+            </w:r>
+          </w:p>
         </w:tc>
         <w:tc>
           <w:tcPr>
             <w:tcW w:type="dxa" w:w="2160"/>
           </w:tcPr>
-          <w:p/>
+          <w:p>
+            <w:r>
+              <w:t>messages.log is the persistent log; bus-monitor replays on start</w:t>
+            </w:r>
+          </w:p>
         </w:tc>
         <w:tc>
           <w:tcPr>
             <w:tcW w:type="dxa" w:w="2160"/>
           </w:tcPr>
-          <w:p/>
-        </w:tc>
-      </w:tr>
-      <w:tr>
-        <w:tc>
-          <w:tcPr>
-            <w:tcW w:type="dxa" w:w="2160"/>
-          </w:tcPr>
-          <w:p>
-            <w:r>
-              <w:rPr>
-                <w:sz w:val="18"/>
-              </w:rPr>
-              <w:t>Bluetooth latency on vol events</w:t>
-            </w:r>
-          </w:p>
-        </w:tc>
-        <w:tc>
-          <w:tcPr>
-            <w:tcW w:type="dxa" w:w="2160"/>
-          </w:tcPr>
-          <w:p>
-            <w:r>
-              <w:rPr>
-                <w:sz w:val="18"/>
-              </w:rPr>
-              <w:t>Medium</w:t>
-            </w:r>
-          </w:p>
-        </w:tc>
-        <w:tc>
-          <w:tcPr>
-            <w:tcW w:type="dxa" w:w="2160"/>
-          </w:tcPr>
-          <w:p>
-            <w:r>
-              <w:rPr>
-                <w:sz w:val="18"/>
-              </w:rPr>
-              <w:t>Use macOS AVAudioSession native hook instead of BT vol intercept</w:t>
-            </w:r>
-          </w:p>
-        </w:tc>
-        <w:tc>
-          <w:tcPr>
-            <w:tcW w:type="dxa" w:w="2160"/>
-          </w:tcPr>
-          <w:p>
-            <w:r>
-              <w:rPr>
-                <w:sz w:val="18"/>
-              </w:rPr>
-              <w:t>Low</w:t>
-            </w:r>
-          </w:p>
-        </w:tc>
-      </w:tr>
-      <w:tr>
-        <w:tc>
-          <w:tcPr>
-            <w:tcW w:type="dxa" w:w="2160"/>
-          </w:tcPr>
-          <w:p>
-            <w:r>
-              <w:rPr>
-                <w:sz w:val="18"/>
-              </w:rPr>
-              <w:t>Whisper STT latency on long sentences</w:t>
-            </w:r>
-          </w:p>
-        </w:tc>
-        <w:tc>
-          <w:tcPr>
-            <w:tcW w:type="dxa" w:w="2160"/>
-          </w:tcPr>
-          <w:p>
-            <w:r>
-              <w:rPr>
-                <w:sz w:val="18"/>
-              </w:rPr>
-              <w:t>Medium</w:t>
-            </w:r>
-          </w:p>
-        </w:tc>
-        <w:tc>
-          <w:tcPr>
-            <w:tcW w:type="dxa" w:w="2160"/>
-          </w:tcPr>
-          <w:p>
-            <w:r>
-              <w:rPr>
-                <w:sz w:val="18"/>
-              </w:rPr>
-              <w:t>Use faster-whisper local; stream chunks; show Listening… in TUI</w:t>
-            </w:r>
-          </w:p>
-        </w:tc>
-        <w:tc>
-          <w:tcPr>
-            <w:tcW w:type="dxa" w:w="2160"/>
-          </w:tcPr>
-          <w:p>
-            <w:r>
-              <w:rPr>
-                <w:sz w:val="18"/>
-              </w:rPr>
-              <w:t>Low</w:t>
-            </w:r>
-          </w:p>
-        </w:tc>
-      </w:tr>
-      <w:tr>
-        <w:tc>
-          <w:tcPr>
-            <w:tcW w:type="dxa" w:w="2160"/>
-          </w:tcPr>
-          <w:p>
-            <w:r>
-              <w:rPr>
-                <w:sz w:val="18"/>
-              </w:rPr>
-              <w:t>Context window overflow between agents</w:t>
-            </w:r>
-          </w:p>
-        </w:tc>
-        <w:tc>
-          <w:tcPr>
-            <w:tcW w:type="dxa" w:w="2160"/>
-          </w:tcPr>
-          <w:p>
-            <w:r>
-              <w:rPr>
-                <w:sz w:val="18"/>
-              </w:rPr>
-              <w:t>High</w:t>
-            </w:r>
-          </w:p>
-        </w:tc>
-        <w:tc>
-          <w:tcPr>
-            <w:tcW w:type="dxa" w:w="2160"/>
-          </w:tcPr>
-          <w:p>
-            <w:r>
-              <w:rPr>
-                <w:sz w:val="18"/>
-              </w:rPr>
-              <w:t>Rolling summary store; inject only relevant context per agent per call</w:t>
-            </w:r>
-          </w:p>
-        </w:tc>
-        <w:tc>
-          <w:tcPr>
-            <w:tcW w:type="dxa" w:w="2160"/>
-          </w:tcPr>
-          <w:p>
-            <w:r>
-              <w:rPr>
-                <w:sz w:val="18"/>
-              </w:rPr>
-              <w:t>Low</w:t>
-            </w:r>
-          </w:p>
-        </w:tc>
-      </w:tr>
-      <w:tr>
-        <w:tc>
-          <w:tcPr>
-            <w:tcW w:type="dxa" w:w="2160"/>
-          </w:tcPr>
-          <w:p>
-            <w:r>
-              <w:rPr>
-                <w:sz w:val="18"/>
-              </w:rPr>
-              <w:t>Agent infinite loop in orchestrated mode</w:t>
-            </w:r>
-          </w:p>
-        </w:tc>
-        <w:tc>
-          <w:tcPr>
-            <w:tcW w:type="dxa" w:w="2160"/>
-          </w:tcPr>
-          <w:p>
-            <w:r>
-              <w:rPr>
-                <w:sz w:val="18"/>
-              </w:rPr>
-              <w:t>Medium</w:t>
-            </w:r>
-          </w:p>
-        </w:tc>
-        <w:tc>
-          <w:tcPr>
-            <w:tcW w:type="dxa" w:w="2160"/>
-          </w:tcPr>
-          <w:p>
-            <w:r>
-              <w:rPr>
-                <w:sz w:val="18"/>
-              </w:rPr>
-              <w:t>PM agent max-step budget (default 20); user interrupt by holding vol button</w:t>
-            </w:r>
-          </w:p>
-        </w:tc>
-        <w:tc>
-          <w:tcPr>
-            <w:tcW w:type="dxa" w:w="2160"/>
-          </w:tcPr>
-          <w:p>
-            <w:r>
-              <w:rPr>
-                <w:sz w:val="18"/>
-              </w:rPr>
-              <w:t>Low</w:t>
-            </w:r>
-          </w:p>
-        </w:tc>
-      </w:tr>
-      <w:tr>
-        <w:tc>
-          <w:tcPr>
-            <w:tcW w:type="dxa" w:w="2160"/>
-          </w:tcPr>
-          <w:p>
-            <w:r>
-              <w:rPr>
-                <w:sz w:val="18"/>
-              </w:rPr>
-              <w:t>Voice false activation in noisy environment</w:t>
-            </w:r>
-          </w:p>
-        </w:tc>
-        <w:tc>
-          <w:tcPr>
-            <w:tcW w:type="dxa" w:w="2160"/>
-          </w:tcPr>
-          <w:p>
-            <w:r>
-              <w:rPr>
-                <w:sz w:val="18"/>
-              </w:rPr>
-              <w:t>Medium</w:t>
-            </w:r>
-          </w:p>
-        </w:tc>
-        <w:tc>
-          <w:tcPr>
-            <w:tcW w:type="dxa" w:w="2160"/>
-          </w:tcPr>
-          <w:p>
-            <w:r>
-              <w:rPr>
-                <w:sz w:val="18"/>
-              </w:rPr>
-              <w:t>Default Push-to-Talk; VAD sensitivity configurable in config.json</w:t>
-            </w:r>
-          </w:p>
-        </w:tc>
-        <w:tc>
-          <w:tcPr>
-            <w:tcW w:type="dxa" w:w="2160"/>
-          </w:tcPr>
-          <w:p>
-            <w:r>
-              <w:rPr>
-                <w:sz w:val="18"/>
-              </w:rPr>
-              <w:t>Low</w:t>
-            </w:r>
-          </w:p>
-        </w:tc>
-      </w:tr>
-      <w:tr>
-        <w:tc>
-          <w:tcPr>
-            <w:tcW w:type="dxa" w:w="2160"/>
-          </w:tcPr>
-          <w:p>
-            <w:r>
-              <w:rPr>
-                <w:sz w:val="18"/>
-              </w:rPr>
-              <w:t>macOS API changes break volume hook</w:t>
-            </w:r>
-          </w:p>
-        </w:tc>
-        <w:tc>
-          <w:tcPr>
-            <w:tcW w:type="dxa" w:w="2160"/>
-          </w:tcPr>
-          <w:p>
-            <w:r>
-              <w:rPr>
-                <w:sz w:val="18"/>
-              </w:rPr>
-              <w:t>Low</w:t>
-            </w:r>
-          </w:p>
-        </w:tc>
-        <w:tc>
-          <w:tcPr>
-            <w:tcW w:type="dxa" w:w="2160"/>
-          </w:tcPr>
-          <w:p>
-            <w:r>
-              <w:rPr>
-                <w:sz w:val="18"/>
-              </w:rPr>
-              <w:t>Thin abstraction wrapper; document tested macOS versions (14.x, 15.x)</w:t>
-            </w:r>
-          </w:p>
-        </w:tc>
-        <w:tc>
-          <w:tcPr>
-            <w:tcW w:type="dxa" w:w="2160"/>
-          </w:tcPr>
-          <w:p>
-            <w:r>
-              <w:rPr>
-                <w:sz w:val="18"/>
-              </w:rPr>
-              <w:t>Very Low</w:t>
-            </w:r>
-          </w:p>
-        </w:tc>
-      </w:tr>
-      <w:tr>
-        <w:tc>
-          <w:tcPr>
-            <w:tcW w:type="dxa" w:w="2160"/>
-          </w:tcPr>
-          <w:p>
-            <w:r>
-              <w:rPr>
-                <w:sz w:val="18"/>
-              </w:rPr>
-              <w:t>System prompt drift on long sessions</w:t>
-            </w:r>
-          </w:p>
-        </w:tc>
-        <w:tc>
-          <w:tcPr>
-            <w:tcW w:type="dxa" w:w="2160"/>
-          </w:tcPr>
-          <w:p>
-            <w:r>
-              <w:rPr>
-                <w:sz w:val="18"/>
-              </w:rPr>
-              <w:t>Medium</w:t>
-            </w:r>
-          </w:p>
-        </w:tc>
-        <w:tc>
-          <w:tcPr>
-            <w:tcW w:type="dxa" w:w="2160"/>
-          </w:tcPr>
-          <w:p>
-            <w:r>
-              <w:rPr>
-                <w:sz w:val="18"/>
-              </w:rPr>
-              <w:t>Pin system prompts per agent; add session-reset command (reset agent)</w:t>
-            </w:r>
-          </w:p>
-        </w:tc>
-        <w:tc>
-          <w:tcPr>
-            <w:tcW w:type="dxa" w:w="2160"/>
-          </w:tcPr>
-          <w:p>
-            <w:r>
-              <w:rPr>
-                <w:sz w:val="18"/>
-              </w:rPr>
-              <w:t>Low</w:t>
-            </w:r>
-          </w:p>
-        </w:tc>
-      </w:tr>
-      <w:tr>
-        <w:tc>
-          <w:tcPr>
-            <w:tcW w:type="dxa" w:w="2160"/>
-          </w:tcPr>
-          <w:p>
-            <w:r>
-              <w:rPr>
-                <w:sz w:val="18"/>
-              </w:rPr>
-              <w:t>Message bus lost on process restart</w:t>
-            </w:r>
-          </w:p>
-        </w:tc>
-        <w:tc>
-          <w:tcPr>
-            <w:tcW w:type="dxa" w:w="2160"/>
-          </w:tcPr>
-          <w:p>
-            <w:r>
-              <w:rPr>
-                <w:sz w:val="18"/>
-              </w:rPr>
-              <w:t>Low</w:t>
-            </w:r>
-          </w:p>
-        </w:tc>
-        <w:tc>
-          <w:tcPr>
-            <w:tcW w:type="dxa" w:w="2160"/>
-          </w:tcPr>
-          <w:p>
-            <w:r>
-              <w:rPr>
-                <w:sz w:val="18"/>
-              </w:rPr>
-              <w:t>messages.log is the persistent log; bus-monitor replays on start</w:t>
-            </w:r>
-          </w:p>
-        </w:tc>
-        <w:tc>
-          <w:tcPr>
-            <w:tcW w:type="dxa" w:w="2160"/>
-          </w:tcPr>
-          <w:p>
-            <w:r>
-              <w:rPr>
-                <w:sz w:val="18"/>
-              </w:rPr>
+          <w:p>
+            <w:r>
               <w:t>Very Low</w:t>
             </w:r>
           </w:p>
         </w:tc>
       </w:tr>
     </w:tbl>
+    <w:p/>
     <w:p>
       <w:pPr>
         <w:pStyle w:val="Heading1"/>
       </w:pPr>
       <w:r>
         <w:rPr>
-          <w:b/>
-          <w:color w:val="1F3864"/>
-          <w:sz w:val="40"/>
+          <w:color w:val="1F497D"/>
         </w:rPr>
         <w:t>11. Success Metrics</w:t>
       </w:r>
@@ -5467,9 +3070,7 @@
       </w:pPr>
       <w:r>
         <w:rPr>
-          <w:b/>
-          <w:color w:val="1F3864"/>
-          <w:sz w:val="40"/>
+          <w:color w:val="1F497D"/>
         </w:rPr>
         <w:t>12. Immediate Next Steps</w:t>
       </w:r>
@@ -5479,7 +3080,7 @@
         <w:pStyle w:val="ListNumber"/>
       </w:pPr>
       <w:r>
-        <w:t>Set up Anthropic API key; test claude-sonnet-4-5 streaming in terminal with a basic system prompt</w:t>
+        <w:t>npm run ui — launch full TUI with all 5 agents side-by-side (ALREADY BUILT)</w:t>
       </w:r>
     </w:p>
     <w:p>
@@ -5487,7 +3088,7 @@
         <w:pStyle w:val="ListNumber"/>
       </w:pPr>
       <w:r>
-        <w:t>Clone fork: git clone https://github.com/Hemin-Dhamelia/Fork-TerminalForgeAI.git</w:t>
+        <w:t>Set up Anthropic API key if not done; test with npm run ui</w:t>
       </w:r>
     </w:p>
     <w:p>
@@ -5495,7 +3096,7 @@
         <w:pStyle w:val="ListNumber"/>
       </w:pPr>
       <w:r>
-        <w:t>Add upstream: git remote add upstream https://github.com/TerminalForgeAI/TerminalForgeAI.git</w:t>
+        <w:t>Install Python dependencies for Phase 3: pip install faster-whisper silero-vad openwakeword loguru sounddevice</w:t>
       </w:r>
     </w:p>
     <w:p>
@@ -5503,7 +3104,7 @@
         <w:pStyle w:val="ListNumber"/>
       </w:pPr>
       <w:r>
-        <w:t>Build core/state.js + bridge/server.js (Express :3333 for vol button events)</w:t>
+        <w:t>Build voice/vad.py — mic capture + silero-vad speech detection</w:t>
       </w:r>
     </w:p>
     <w:p>
@@ -5511,7 +3112,7 @@
         <w:pStyle w:val="ListNumber"/>
       </w:pPr>
       <w:r>
-        <w:t>Install faster-whisper + silero-vad; test mic input → transcription in under 2 seconds</w:t>
+        <w:t>Build voice/transcriber.py — faster-whisper wrapper, target &lt; 2s latency</w:t>
       </w:r>
     </w:p>
     <w:p>
@@ -5519,7 +3120,7 @@
         <w:pStyle w:val="ListNumber"/>
       </w:pPr>
       <w:r>
-        <w:t>Build iOS Shortcut that POSTs volume events to Mac localhost:3333; confirm receipt in Node daemon</w:t>
+        <w:t>Build bridge/hotkey-fallback.js — F5 push-to-talk trigger</w:t>
       </w:r>
     </w:p>
     <w:p>
@@ -5527,7 +3128,7 @@
         <w:pStyle w:val="ListNumber"/>
       </w:pPr>
       <w:r>
-        <w:t>Write 5 system prompts (one per agent); test each in isolation with representative sample tasks</w:t>
+        <w:t>Build voice/wake-word.py — openWakeWord "Hey Forge" trigger</w:t>
       </w:r>
     </w:p>
     <w:p>
@@ -5535,7 +3136,7 @@
         <w:pStyle w:val="ListNumber"/>
       </w:pPr>
       <w:r>
-        <w:t>Build minimal TUI showing active agent badge and streaming output panel</w:t>
+        <w:t>Build voice/tts.py — optional TTS via ElevenLabs or macOS say</w:t>
       </w:r>
     </w:p>
     <w:p>
@@ -5543,34 +3144,7 @@
         <w:pStyle w:val="ListNumber"/>
       </w:pPr>
       <w:r>
-        <w:t>Wire voice input to active agent: speak a prompt → see live transcription → get streamed response</w:t>
-      </w:r>
-    </w:p>
-    <w:p>
-      <w:pPr>
-        <w:pStyle w:val="ListNumber"/>
-      </w:pPr>
-      <w:r>
-        <w:t>Implement message bus and PM orchestrator; test a 3-agent pipeline (PM → Junior → QA)</w:t>
-      </w:r>
-    </w:p>
-    <w:p>
-      <w:pPr>
-        <w:pStyle w:val="ListNumber"/>
-      </w:pPr>
-      <w:r>
-        <w:t>Integrate git context injection; test that Senior Dev can see current diff and commit history</w:t>
-      </w:r>
-    </w:p>
-    <w:p>
-      <w:r>
-        <w:br/>
-        <w:t>Estimated time to working voice prototype (Phase 1–3): 3 weeks</w:t>
-      </w:r>
-    </w:p>
-    <w:p>
-      <w:r>
-        <w:t>Estimated time to full autonomous multi-agent pipeline (all 6 phases): 8 weeks</w:t>
+        <w:t>Test: hold F5, speak, release → transcribed text sent to active agent in TUI</w:t>
       </w:r>
     </w:p>
     <w:p>
@@ -5579,9 +3153,7 @@
       </w:pPr>
       <w:r>
         <w:rPr>
-          <w:b/>
-          <w:color w:val="1F3864"/>
-          <w:sz w:val="40"/>
+          <w:color w:val="1F497D"/>
         </w:rPr>
         <w:t>12A. Current Build Status (as of May 2026)</w:t>
       </w:r>
@@ -5603,13 +3175,9 @@
             <w:tcW w:type="dxa" w:w="2880"/>
           </w:tcPr>
           <w:p>
-            <w:pPr>
-              <w:jc w:val="center"/>
-            </w:pPr>
             <w:r>
               <w:rPr>
                 <w:b/>
-                <w:sz w:val="18"/>
               </w:rPr>
               <w:t>Component</w:t>
             </w:r>
@@ -5620,13 +3188,9 @@
             <w:tcW w:type="dxa" w:w="2880"/>
           </w:tcPr>
           <w:p>
-            <w:pPr>
-              <w:jc w:val="center"/>
-            </w:pPr>
             <w:r>
               <w:rPr>
                 <w:b/>
-                <w:sz w:val="18"/>
               </w:rPr>
               <w:t>File(s)</w:t>
             </w:r>
@@ -5637,13 +3201,9 @@
             <w:tcW w:type="dxa" w:w="2880"/>
           </w:tcPr>
           <w:p>
-            <w:pPr>
-              <w:jc w:val="center"/>
-            </w:pPr>
             <w:r>
               <w:rPr>
                 <w:b/>
-                <w:sz w:val="18"/>
               </w:rPr>
               <w:t>Status</w:t>
             </w:r>
@@ -5655,19 +3215,31 @@
           <w:tcPr>
             <w:tcW w:type="dxa" w:w="2880"/>
           </w:tcPr>
-          <w:p/>
+          <w:p>
+            <w:r>
+              <w:t>State management</w:t>
+            </w:r>
+          </w:p>
         </w:tc>
         <w:tc>
           <w:tcPr>
             <w:tcW w:type="dxa" w:w="2880"/>
           </w:tcPr>
-          <w:p/>
+          <w:p>
+            <w:r>
+              <w:t>core/state.js</w:t>
+            </w:r>
+          </w:p>
         </w:tc>
         <w:tc>
           <w:tcPr>
             <w:tcW w:type="dxa" w:w="2880"/>
           </w:tcPr>
-          <w:p/>
+          <w:p>
+            <w:r>
+              <w:t>✅ Done</w:t>
+            </w:r>
+          </w:p>
         </w:tc>
       </w:tr>
       <w:tr>
@@ -5675,19 +3247,31 @@
           <w:tcPr>
             <w:tcW w:type="dxa" w:w="2880"/>
           </w:tcPr>
-          <w:p/>
+          <w:p>
+            <w:r>
+              <w:t>Bridge server</w:t>
+            </w:r>
+          </w:p>
         </w:tc>
         <w:tc>
           <w:tcPr>
             <w:tcW w:type="dxa" w:w="2880"/>
           </w:tcPr>
-          <w:p/>
+          <w:p>
+            <w:r>
+              <w:t>bridge/server.js</w:t>
+            </w:r>
+          </w:p>
         </w:tc>
         <w:tc>
           <w:tcPr>
             <w:tcW w:type="dxa" w:w="2880"/>
           </w:tcPr>
-          <w:p/>
+          <w:p>
+            <w:r>
+              <w:t>✅ Done</w:t>
+            </w:r>
+          </w:p>
         </w:tc>
       </w:tr>
       <w:tr>
@@ -5695,19 +3279,31 @@
           <w:tcPr>
             <w:tcW w:type="dxa" w:w="2880"/>
           </w:tcPr>
-          <w:p/>
+          <w:p>
+            <w:r>
+              <w:t>Event listener</w:t>
+            </w:r>
+          </w:p>
         </w:tc>
         <w:tc>
           <w:tcPr>
             <w:tcW w:type="dxa" w:w="2880"/>
           </w:tcPr>
-          <w:p/>
+          <w:p>
+            <w:r>
+              <w:t>core/event-listener.js</w:t>
+            </w:r>
+          </w:p>
         </w:tc>
         <w:tc>
           <w:tcPr>
             <w:tcW w:type="dxa" w:w="2880"/>
           </w:tcPr>
-          <w:p/>
+          <w:p>
+            <w:r>
+              <w:t>✅ Done</w:t>
+            </w:r>
+          </w:p>
         </w:tc>
       </w:tr>
       <w:tr>
@@ -5715,19 +3311,31 @@
           <w:tcPr>
             <w:tcW w:type="dxa" w:w="2880"/>
           </w:tcPr>
-          <w:p/>
+          <w:p>
+            <w:r>
+              <w:t>5 agent configs</w:t>
+            </w:r>
+          </w:p>
         </w:tc>
         <w:tc>
           <w:tcPr>
             <w:tcW w:type="dxa" w:w="2880"/>
           </w:tcPr>
-          <w:p/>
+          <w:p>
+            <w:r>
+              <w:t>agents/*.js</w:t>
+            </w:r>
+          </w:p>
         </w:tc>
         <w:tc>
           <w:tcPr>
             <w:tcW w:type="dxa" w:w="2880"/>
           </w:tcPr>
-          <w:p/>
+          <w:p>
+            <w:r>
+              <w:t>✅ Done</w:t>
+            </w:r>
+          </w:p>
         </w:tc>
       </w:tr>
       <w:tr>
@@ -5735,19 +3343,31 @@
           <w:tcPr>
             <w:tcW w:type="dxa" w:w="2880"/>
           </w:tcPr>
-          <w:p/>
+          <w:p>
+            <w:r>
+              <w:t>Agent router</w:t>
+            </w:r>
+          </w:p>
         </w:tc>
         <w:tc>
           <w:tcPr>
             <w:tcW w:type="dxa" w:w="2880"/>
           </w:tcPr>
-          <w:p/>
+          <w:p>
+            <w:r>
+              <w:t>core/agent-router.js</w:t>
+            </w:r>
+          </w:p>
         </w:tc>
         <w:tc>
           <w:tcPr>
             <w:tcW w:type="dxa" w:w="2880"/>
           </w:tcPr>
-          <w:p/>
+          <w:p>
+            <w:r>
+              <w:t>✅ Done</w:t>
+            </w:r>
+          </w:p>
         </w:tc>
       </w:tr>
       <w:tr>
@@ -5755,19 +3375,31 @@
           <w:tcPr>
             <w:tcW w:type="dxa" w:w="2880"/>
           </w:tcPr>
-          <w:p/>
+          <w:p>
+            <w:r>
+              <w:t>Context manager</w:t>
+            </w:r>
+          </w:p>
         </w:tc>
         <w:tc>
           <w:tcPr>
             <w:tcW w:type="dxa" w:w="2880"/>
           </w:tcPr>
-          <w:p/>
+          <w:p>
+            <w:r>
+              <w:t>core/context-manager.js</w:t>
+            </w:r>
+          </w:p>
         </w:tc>
         <w:tc>
           <w:tcPr>
             <w:tcW w:type="dxa" w:w="2880"/>
           </w:tcPr>
-          <w:p/>
+          <w:p>
+            <w:r>
+              <w:t>✅ Done</w:t>
+            </w:r>
+          </w:p>
         </w:tc>
       </w:tr>
       <w:tr>
@@ -5775,19 +3407,31 @@
           <w:tcPr>
             <w:tcW w:type="dxa" w:w="2880"/>
           </w:tcPr>
-          <w:p/>
+          <w:p>
+            <w:r>
+              <w:t>Message bus</w:t>
+            </w:r>
+          </w:p>
         </w:tc>
         <w:tc>
           <w:tcPr>
             <w:tcW w:type="dxa" w:w="2880"/>
           </w:tcPr>
-          <w:p/>
+          <w:p>
+            <w:r>
+              <w:t>core/message-bus.js</w:t>
+            </w:r>
+          </w:p>
         </w:tc>
         <w:tc>
           <w:tcPr>
             <w:tcW w:type="dxa" w:w="2880"/>
           </w:tcPr>
-          <w:p/>
+          <w:p>
+            <w:r>
+              <w:t>✅ Done</w:t>
+            </w:r>
+          </w:p>
         </w:tc>
       </w:tr>
       <w:tr>
@@ -5795,19 +3439,31 @@
           <w:tcPr>
             <w:tcW w:type="dxa" w:w="2880"/>
           </w:tcPr>
-          <w:p/>
+          <w:p>
+            <w:r>
+              <w:t>Agent REPL</w:t>
+            </w:r>
+          </w:p>
         </w:tc>
         <w:tc>
           <w:tcPr>
             <w:tcW w:type="dxa" w:w="2880"/>
           </w:tcPr>
-          <w:p/>
+          <w:p>
+            <w:r>
+              <w:t>scripts/agent-repl.js</w:t>
+            </w:r>
+          </w:p>
         </w:tc>
         <w:tc>
           <w:tcPr>
             <w:tcW w:type="dxa" w:w="2880"/>
           </w:tcPr>
-          <w:p/>
+          <w:p>
+            <w:r>
+              <w:t>✅ Done</w:t>
+            </w:r>
+          </w:p>
         </w:tc>
       </w:tr>
       <w:tr>
@@ -5815,19 +3471,31 @@
           <w:tcPr>
             <w:tcW w:type="dxa" w:w="2880"/>
           </w:tcPr>
-          <w:p/>
+          <w:p>
+            <w:r>
+              <w:t>Bus monitor</w:t>
+            </w:r>
+          </w:p>
         </w:tc>
         <w:tc>
           <w:tcPr>
             <w:tcW w:type="dxa" w:w="2880"/>
           </w:tcPr>
-          <w:p/>
+          <w:p>
+            <w:r>
+              <w:t>scripts/bus-monitor.js</w:t>
+            </w:r>
+          </w:p>
         </w:tc>
         <w:tc>
           <w:tcPr>
             <w:tcW w:type="dxa" w:w="2880"/>
           </w:tcPr>
-          <w:p/>
+          <w:p>
+            <w:r>
+              <w:t>✅ Done</w:t>
+            </w:r>
+          </w:p>
         </w:tc>
       </w:tr>
       <w:tr>
@@ -5835,19 +3503,31 @@
           <w:tcPr>
             <w:tcW w:type="dxa" w:w="2880"/>
           </w:tcPr>
-          <w:p/>
+          <w:p>
+            <w:r>
+              <w:t>Launch scripts</w:t>
+            </w:r>
+          </w:p>
         </w:tc>
         <w:tc>
           <w:tcPr>
             <w:tcW w:type="dxa" w:w="2880"/>
           </w:tcPr>
-          <w:p/>
+          <w:p>
+            <w:r>
+              <w:t>scripts/launch.sh, tmux-layout.sh</w:t>
+            </w:r>
+          </w:p>
         </w:tc>
         <w:tc>
           <w:tcPr>
             <w:tcW w:type="dxa" w:w="2880"/>
           </w:tcPr>
-          <w:p/>
+          <w:p>
+            <w:r>
+              <w:t>✅ Done (7 windows)</w:t>
+            </w:r>
+          </w:p>
         </w:tc>
       </w:tr>
       <w:tr>
@@ -5855,19 +3535,31 @@
           <w:tcPr>
             <w:tcW w:type="dxa" w:w="2880"/>
           </w:tcPr>
-          <w:p/>
+          <w:p>
+            <w:r>
+              <w:t>TUI entry point</w:t>
+            </w:r>
+          </w:p>
         </w:tc>
         <w:tc>
           <w:tcPr>
             <w:tcW w:type="dxa" w:w="2880"/>
           </w:tcPr>
-          <w:p/>
+          <w:p>
+            <w:r>
+              <w:t>scripts/ui.js</w:t>
+            </w:r>
+          </w:p>
         </w:tc>
         <w:tc>
           <w:tcPr>
             <w:tcW w:type="dxa" w:w="2880"/>
           </w:tcPr>
-          <w:p/>
+          <w:p>
+            <w:r>
+              <w:t>✅ Done — npm run ui</w:t>
+            </w:r>
+          </w:p>
         </w:tc>
       </w:tr>
       <w:tr>
@@ -5875,19 +3567,31 @@
           <w:tcPr>
             <w:tcW w:type="dxa" w:w="2880"/>
           </w:tcPr>
-          <w:p/>
+          <w:p>
+            <w:r>
+              <w:t>TUI root component</w:t>
+            </w:r>
+          </w:p>
         </w:tc>
         <w:tc>
           <w:tcPr>
             <w:tcW w:type="dxa" w:w="2880"/>
           </w:tcPr>
-          <w:p/>
+          <w:p>
+            <w:r>
+              <w:t>ui/App.jsx</w:t>
+            </w:r>
+          </w:p>
         </w:tc>
         <w:tc>
           <w:tcPr>
             <w:tcW w:type="dxa" w:w="2880"/>
           </w:tcPr>
-          <w:p/>
+          <w:p>
+            <w:r>
+              <w:t>✅ Done — Phase 4</w:t>
+            </w:r>
+          </w:p>
         </w:tc>
       </w:tr>
       <w:tr>
@@ -5895,19 +3599,31 @@
           <w:tcPr>
             <w:tcW w:type="dxa" w:w="2880"/>
           </w:tcPr>
-          <w:p/>
+          <w:p>
+            <w:r>
+              <w:t>TUI agent pane</w:t>
+            </w:r>
+          </w:p>
         </w:tc>
         <w:tc>
           <w:tcPr>
             <w:tcW w:type="dxa" w:w="2880"/>
           </w:tcPr>
-          <w:p/>
+          <w:p>
+            <w:r>
+              <w:t>ui/AgentPane.jsx</w:t>
+            </w:r>
+          </w:p>
         </w:tc>
         <w:tc>
           <w:tcPr>
             <w:tcW w:type="dxa" w:w="2880"/>
           </w:tcPr>
-          <w:p/>
+          <w:p>
+            <w:r>
+              <w:t>✅ Done — Phase 4</w:t>
+            </w:r>
+          </w:p>
         </w:tc>
       </w:tr>
       <w:tr>
@@ -5915,19 +3631,31 @@
           <w:tcPr>
             <w:tcW w:type="dxa" w:w="2880"/>
           </w:tcPr>
-          <w:p/>
+          <w:p>
+            <w:r>
+              <w:t>TUI status bar</w:t>
+            </w:r>
+          </w:p>
         </w:tc>
         <w:tc>
           <w:tcPr>
             <w:tcW w:type="dxa" w:w="2880"/>
           </w:tcPr>
-          <w:p/>
+          <w:p>
+            <w:r>
+              <w:t>ui/StatusBar.jsx</w:t>
+            </w:r>
+          </w:p>
         </w:tc>
         <w:tc>
           <w:tcPr>
             <w:tcW w:type="dxa" w:w="2880"/>
           </w:tcPr>
-          <w:p/>
+          <w:p>
+            <w:r>
+              <w:t>✅ Done — Phase 4</w:t>
+            </w:r>
+          </w:p>
         </w:tc>
       </w:tr>
       <w:tr>
@@ -5935,19 +3663,31 @@
           <w:tcPr>
             <w:tcW w:type="dxa" w:w="2880"/>
           </w:tcPr>
-          <w:p/>
+          <w:p>
+            <w:r>
+              <w:t>TUI bus monitor panel</w:t>
+            </w:r>
+          </w:p>
         </w:tc>
         <w:tc>
           <w:tcPr>
             <w:tcW w:type="dxa" w:w="2880"/>
           </w:tcPr>
-          <w:p/>
+          <w:p>
+            <w:r>
+              <w:t>ui/BusMonitorPanel.jsx</w:t>
+            </w:r>
+          </w:p>
         </w:tc>
         <w:tc>
           <w:tcPr>
             <w:tcW w:type="dxa" w:w="2880"/>
           </w:tcPr>
-          <w:p/>
+          <w:p>
+            <w:r>
+              <w:t>✅ Done — Phase 4</w:t>
+            </w:r>
+          </w:p>
         </w:tc>
       </w:tr>
       <w:tr>
@@ -5955,19 +3695,31 @@
           <w:tcPr>
             <w:tcW w:type="dxa" w:w="2880"/>
           </w:tcPr>
-          <w:p/>
+          <w:p>
+            <w:r>
+              <w:t>TUI colour manager</w:t>
+            </w:r>
+          </w:p>
         </w:tc>
         <w:tc>
           <w:tcPr>
             <w:tcW w:type="dxa" w:w="2880"/>
           </w:tcPr>
-          <w:p/>
+          <w:p>
+            <w:r>
+              <w:t>ui/TerminalColorManager.jsx</w:t>
+            </w:r>
+          </w:p>
         </w:tc>
         <w:tc>
           <w:tcPr>
             <w:tcW w:type="dxa" w:w="2880"/>
           </w:tcPr>
-          <w:p/>
+          <w:p>
+            <w:r>
+              <w:t>✅ Done — Phase 4</w:t>
+            </w:r>
+          </w:p>
         </w:tc>
       </w:tr>
       <w:tr>
@@ -5977,10 +3729,7 @@
           </w:tcPr>
           <w:p>
             <w:r>
-              <w:rPr>
-                <w:sz w:val="18"/>
-              </w:rPr>
-              <w:t>State management</w:t>
+              <w:t>Phase 1 tests</w:t>
             </w:r>
           </w:p>
         </w:tc>
@@ -5990,10 +3739,7 @@
           </w:tcPr>
           <w:p>
             <w:r>
-              <w:rPr>
-                <w:sz w:val="18"/>
-              </w:rPr>
-              <w:t>core/state.js</w:t>
+              <w:t>tests/test-switch.js</w:t>
             </w:r>
           </w:p>
         </w:tc>
@@ -6003,10 +3749,7 @@
           </w:tcPr>
           <w:p>
             <w:r>
-              <w:rPr>
-                <w:sz w:val="18"/>
-              </w:rPr>
-              <w:t>✅ Done</w:t>
+              <w:t>✅ 19 passing</w:t>
             </w:r>
           </w:p>
         </w:tc>
@@ -6018,10 +3761,7 @@
           </w:tcPr>
           <w:p>
             <w:r>
-              <w:rPr>
-                <w:sz w:val="18"/>
-              </w:rPr>
-              <w:t>Bridge server</w:t>
+              <w:t>Phase 2 tests</w:t>
             </w:r>
           </w:p>
         </w:tc>
@@ -6031,10 +3771,7 @@
           </w:tcPr>
           <w:p>
             <w:r>
-              <w:rPr>
-                <w:sz w:val="18"/>
-              </w:rPr>
-              <w:t>bridge/server.js</w:t>
+              <w:t>tests/test-agents.js</w:t>
             </w:r>
           </w:p>
         </w:tc>
@@ -6044,10 +3781,7 @@
           </w:tcPr>
           <w:p>
             <w:r>
-              <w:rPr>
-                <w:sz w:val="18"/>
-              </w:rPr>
-              <w:t>✅ Done</w:t>
+              <w:t>✅ 47 passing</w:t>
             </w:r>
           </w:p>
         </w:tc>
@@ -6059,10 +3793,7 @@
           </w:tcPr>
           <w:p>
             <w:r>
-              <w:rPr>
-                <w:sz w:val="18"/>
-              </w:rPr>
-              <w:t>Event listener</w:t>
+              <w:t>Voice pipeline</w:t>
             </w:r>
           </w:p>
         </w:tc>
@@ -6072,10 +3803,7 @@
           </w:tcPr>
           <w:p>
             <w:r>
-              <w:rPr>
-                <w:sz w:val="18"/>
-              </w:rPr>
-              <w:t>core/event-listener.js</w:t>
+              <w:t>voice/*.py</w:t>
             </w:r>
           </w:p>
         </w:tc>
@@ -6085,10 +3813,7 @@
           </w:tcPr>
           <w:p>
             <w:r>
-              <w:rPr>
-                <w:sz w:val="18"/>
-              </w:rPr>
-              <w:t>✅ Done</w:t>
+              <w:t>🔜 Phase 3</w:t>
             </w:r>
           </w:p>
         </w:tc>
@@ -6100,10 +3825,7 @@
           </w:tcPr>
           <w:p>
             <w:r>
-              <w:rPr>
-                <w:sz w:val="18"/>
-              </w:rPr>
-              <w:t>5 agent configs</w:t>
+              <w:t>Hotkey fallback</w:t>
             </w:r>
           </w:p>
         </w:tc>
@@ -6113,10 +3835,7 @@
           </w:tcPr>
           <w:p>
             <w:r>
-              <w:rPr>
-                <w:sz w:val="18"/>
-              </w:rPr>
-              <w:t>agents/*.js</w:t>
+              <w:t>bridge/hotkey-fallback.js</w:t>
             </w:r>
           </w:p>
         </w:tc>
@@ -6126,10 +3845,7 @@
           </w:tcPr>
           <w:p>
             <w:r>
-              <w:rPr>
-                <w:sz w:val="18"/>
-              </w:rPr>
-              <w:t>✅ Done</w:t>
+              <w:t>🔜 Phase 3</w:t>
             </w:r>
           </w:p>
         </w:tc>
@@ -6141,10 +3857,7 @@
           </w:tcPr>
           <w:p>
             <w:r>
-              <w:rPr>
-                <w:sz w:val="18"/>
-              </w:rPr>
-              <w:t>Agent router</w:t>
+              <w:t>PM orchestrator</w:t>
             </w:r>
           </w:p>
         </w:tc>
@@ -6154,10 +3867,7 @@
           </w:tcPr>
           <w:p>
             <w:r>
-              <w:rPr>
-                <w:sz w:val="18"/>
-              </w:rPr>
-              <w:t>core/agent-router.js</w:t>
+              <w:t>agents/project-manager.js (loop)</w:t>
             </w:r>
           </w:p>
         </w:tc>
@@ -6167,552 +3877,20 @@
           </w:tcPr>
           <w:p>
             <w:r>
-              <w:rPr>
-                <w:sz w:val="18"/>
-              </w:rPr>
-              <w:t>✅ Done</w:t>
-            </w:r>
-          </w:p>
-        </w:tc>
-      </w:tr>
-      <w:tr>
-        <w:tc>
-          <w:tcPr>
-            <w:tcW w:type="dxa" w:w="2880"/>
-          </w:tcPr>
-          <w:p>
-            <w:r>
-              <w:rPr>
-                <w:sz w:val="18"/>
-              </w:rPr>
-              <w:t>Context manager</w:t>
-            </w:r>
-          </w:p>
-        </w:tc>
-        <w:tc>
-          <w:tcPr>
-            <w:tcW w:type="dxa" w:w="2880"/>
-          </w:tcPr>
-          <w:p>
-            <w:r>
-              <w:rPr>
-                <w:sz w:val="18"/>
-              </w:rPr>
-              <w:t>core/context-manager.js</w:t>
-            </w:r>
-          </w:p>
-        </w:tc>
-        <w:tc>
-          <w:tcPr>
-            <w:tcW w:type="dxa" w:w="2880"/>
-          </w:tcPr>
-          <w:p>
-            <w:r>
-              <w:rPr>
-                <w:sz w:val="18"/>
-              </w:rPr>
-              <w:t>✅ Done</w:t>
-            </w:r>
-          </w:p>
-        </w:tc>
-      </w:tr>
-      <w:tr>
-        <w:tc>
-          <w:tcPr>
-            <w:tcW w:type="dxa" w:w="2880"/>
-          </w:tcPr>
-          <w:p>
-            <w:r>
-              <w:rPr>
-                <w:sz w:val="18"/>
-              </w:rPr>
-              <w:t>Message bus</w:t>
-            </w:r>
-          </w:p>
-        </w:tc>
-        <w:tc>
-          <w:tcPr>
-            <w:tcW w:type="dxa" w:w="2880"/>
-          </w:tcPr>
-          <w:p>
-            <w:r>
-              <w:rPr>
-                <w:sz w:val="18"/>
-              </w:rPr>
-              <w:t>core/message-bus.js</w:t>
-            </w:r>
-          </w:p>
-        </w:tc>
-        <w:tc>
-          <w:tcPr>
-            <w:tcW w:type="dxa" w:w="2880"/>
-          </w:tcPr>
-          <w:p>
-            <w:r>
-              <w:rPr>
-                <w:sz w:val="18"/>
-              </w:rPr>
-              <w:t>✅ Done</w:t>
-            </w:r>
-          </w:p>
-        </w:tc>
-      </w:tr>
-      <w:tr>
-        <w:tc>
-          <w:tcPr>
-            <w:tcW w:type="dxa" w:w="2880"/>
-          </w:tcPr>
-          <w:p>
-            <w:r>
-              <w:rPr>
-                <w:sz w:val="18"/>
-              </w:rPr>
-              <w:t>Agent REPL</w:t>
-            </w:r>
-          </w:p>
-        </w:tc>
-        <w:tc>
-          <w:tcPr>
-            <w:tcW w:type="dxa" w:w="2880"/>
-          </w:tcPr>
-          <w:p>
-            <w:r>
-              <w:rPr>
-                <w:sz w:val="18"/>
-              </w:rPr>
-              <w:t>scripts/agent-repl.js</w:t>
-            </w:r>
-          </w:p>
-        </w:tc>
-        <w:tc>
-          <w:tcPr>
-            <w:tcW w:type="dxa" w:w="2880"/>
-          </w:tcPr>
-          <w:p>
-            <w:r>
-              <w:rPr>
-                <w:sz w:val="18"/>
-              </w:rPr>
-              <w:t>✅ Done</w:t>
-            </w:r>
-          </w:p>
-        </w:tc>
-      </w:tr>
-      <w:tr>
-        <w:tc>
-          <w:tcPr>
-            <w:tcW w:type="dxa" w:w="2880"/>
-          </w:tcPr>
-          <w:p>
-            <w:r>
-              <w:rPr>
-                <w:sz w:val="18"/>
-              </w:rPr>
-              <w:t>Bus monitor</w:t>
-            </w:r>
-          </w:p>
-        </w:tc>
-        <w:tc>
-          <w:tcPr>
-            <w:tcW w:type="dxa" w:w="2880"/>
-          </w:tcPr>
-          <w:p>
-            <w:r>
-              <w:rPr>
-                <w:sz w:val="18"/>
-              </w:rPr>
-              <w:t>scripts/bus-monitor.js</w:t>
-            </w:r>
-          </w:p>
-        </w:tc>
-        <w:tc>
-          <w:tcPr>
-            <w:tcW w:type="dxa" w:w="2880"/>
-          </w:tcPr>
-          <w:p>
-            <w:r>
-              <w:rPr>
-                <w:sz w:val="18"/>
-              </w:rPr>
-              <w:t>✅ Done</w:t>
-            </w:r>
-          </w:p>
-        </w:tc>
-      </w:tr>
-      <w:tr>
-        <w:tc>
-          <w:tcPr>
-            <w:tcW w:type="dxa" w:w="2880"/>
-          </w:tcPr>
-          <w:p>
-            <w:r>
-              <w:rPr>
-                <w:sz w:val="18"/>
-              </w:rPr>
-              <w:t>Launch scripts</w:t>
-            </w:r>
-          </w:p>
-        </w:tc>
-        <w:tc>
-          <w:tcPr>
-            <w:tcW w:type="dxa" w:w="2880"/>
-          </w:tcPr>
-          <w:p>
-            <w:r>
-              <w:rPr>
-                <w:sz w:val="18"/>
-              </w:rPr>
-              <w:t>scripts/launch.sh, tmux-layout.sh</w:t>
-            </w:r>
-          </w:p>
-        </w:tc>
-        <w:tc>
-          <w:tcPr>
-            <w:tcW w:type="dxa" w:w="2880"/>
-          </w:tcPr>
-          <w:p>
-            <w:r>
-              <w:rPr>
-                <w:sz w:val="18"/>
-              </w:rPr>
-              <w:t>✅ Done (7 windows)</w:t>
-            </w:r>
-          </w:p>
-        </w:tc>
-      </w:tr>
-      <w:tr>
-        <w:tc>
-          <w:tcPr>
-            <w:tcW w:type="dxa" w:w="2880"/>
-          </w:tcPr>
-          <w:p>
-            <w:r>
-              <w:rPr>
-                <w:sz w:val="18"/>
-              </w:rPr>
-              <w:t>Phase 1 tests</w:t>
-            </w:r>
-          </w:p>
-        </w:tc>
-        <w:tc>
-          <w:tcPr>
-            <w:tcW w:type="dxa" w:w="2880"/>
-          </w:tcPr>
-          <w:p>
-            <w:r>
-              <w:rPr>
-                <w:sz w:val="18"/>
-              </w:rPr>
-              <w:t>tests/test-switch.js</w:t>
-            </w:r>
-          </w:p>
-        </w:tc>
-        <w:tc>
-          <w:tcPr>
-            <w:tcW w:type="dxa" w:w="2880"/>
-          </w:tcPr>
-          <w:p>
-            <w:r>
-              <w:rPr>
-                <w:sz w:val="18"/>
-              </w:rPr>
-              <w:t>✅ 19 passing</w:t>
-            </w:r>
-          </w:p>
-        </w:tc>
-      </w:tr>
-      <w:tr>
-        <w:tc>
-          <w:tcPr>
-            <w:tcW w:type="dxa" w:w="2880"/>
-          </w:tcPr>
-          <w:p>
-            <w:r>
-              <w:rPr>
-                <w:sz w:val="18"/>
-              </w:rPr>
-              <w:t>Phase 2 tests</w:t>
-            </w:r>
-          </w:p>
-        </w:tc>
-        <w:tc>
-          <w:tcPr>
-            <w:tcW w:type="dxa" w:w="2880"/>
-          </w:tcPr>
-          <w:p>
-            <w:r>
-              <w:rPr>
-                <w:sz w:val="18"/>
-              </w:rPr>
-              <w:t>tests/test-agents.js</w:t>
-            </w:r>
-          </w:p>
-        </w:tc>
-        <w:tc>
-          <w:tcPr>
-            <w:tcW w:type="dxa" w:w="2880"/>
-          </w:tcPr>
-          <w:p>
-            <w:r>
-              <w:rPr>
-                <w:sz w:val="18"/>
-              </w:rPr>
-              <w:t>✅ 47 passing</w:t>
-            </w:r>
-          </w:p>
-        </w:tc>
-      </w:tr>
-      <w:tr>
-        <w:tc>
-          <w:tcPr>
-            <w:tcW w:type="dxa" w:w="2880"/>
-          </w:tcPr>
-          <w:p>
-            <w:r>
-              <w:rPr>
-                <w:sz w:val="18"/>
-              </w:rPr>
-              <w:t>Voice pipeline</w:t>
-            </w:r>
-          </w:p>
-        </w:tc>
-        <w:tc>
-          <w:tcPr>
-            <w:tcW w:type="dxa" w:w="2880"/>
-          </w:tcPr>
-          <w:p>
-            <w:r>
-              <w:rPr>
-                <w:sz w:val="18"/>
-              </w:rPr>
-              <w:t>voice/*.py</w:t>
-            </w:r>
-          </w:p>
-        </w:tc>
-        <w:tc>
-          <w:tcPr>
-            <w:tcW w:type="dxa" w:w="2880"/>
-          </w:tcPr>
-          <w:p>
-            <w:r>
-              <w:rPr>
-                <w:sz w:val="18"/>
-              </w:rPr>
-              <w:t>🔜 Phase 3</w:t>
-            </w:r>
-          </w:p>
-        </w:tc>
-      </w:tr>
-      <w:tr>
-        <w:tc>
-          <w:tcPr>
-            <w:tcW w:type="dxa" w:w="2880"/>
-          </w:tcPr>
-          <w:p>
-            <w:r>
-              <w:rPr>
-                <w:sz w:val="18"/>
-              </w:rPr>
-              <w:t>Hotkey fallback</w:t>
-            </w:r>
-          </w:p>
-        </w:tc>
-        <w:tc>
-          <w:tcPr>
-            <w:tcW w:type="dxa" w:w="2880"/>
-          </w:tcPr>
-          <w:p>
-            <w:r>
-              <w:rPr>
-                <w:sz w:val="18"/>
-              </w:rPr>
-              <w:t>bridge/hotkey-fallback.js</w:t>
-            </w:r>
-          </w:p>
-        </w:tc>
-        <w:tc>
-          <w:tcPr>
-            <w:tcW w:type="dxa" w:w="2880"/>
-          </w:tcPr>
-          <w:p>
-            <w:r>
-              <w:rPr>
-                <w:sz w:val="18"/>
-              </w:rPr>
-              <w:t>🔜 Phase 3</w:t>
-            </w:r>
-          </w:p>
-        </w:tc>
-      </w:tr>
-      <w:tr>
-        <w:tc>
-          <w:tcPr>
-            <w:tcW w:type="dxa" w:w="2880"/>
-          </w:tcPr>
-          <w:p>
-            <w:r>
-              <w:rPr>
-                <w:sz w:val="18"/>
-              </w:rPr>
-              <w:t>TUI components</w:t>
-            </w:r>
-          </w:p>
-        </w:tc>
-        <w:tc>
-          <w:tcPr>
-            <w:tcW w:type="dxa" w:w="2880"/>
-          </w:tcPr>
-          <w:p>
-            <w:r>
-              <w:rPr>
-                <w:sz w:val="18"/>
-              </w:rPr>
-              <w:t>ui/*.js</w:t>
-            </w:r>
-          </w:p>
-        </w:tc>
-        <w:tc>
-          <w:tcPr>
-            <w:tcW w:type="dxa" w:w="2880"/>
-          </w:tcPr>
-          <w:p>
-            <w:r>
-              <w:rPr>
-                <w:sz w:val="18"/>
-              </w:rPr>
-              <w:t>🔜 Phase 4</w:t>
-            </w:r>
-          </w:p>
-        </w:tc>
-      </w:tr>
-      <w:tr>
-        <w:tc>
-          <w:tcPr>
-            <w:tcW w:type="dxa" w:w="2880"/>
-          </w:tcPr>
-          <w:p>
-            <w:r>
-              <w:rPr>
-                <w:sz w:val="18"/>
-              </w:rPr>
-              <w:t>PM orchestrator</w:t>
-            </w:r>
-          </w:p>
-        </w:tc>
-        <w:tc>
-          <w:tcPr>
-            <w:tcW w:type="dxa" w:w="2880"/>
-          </w:tcPr>
-          <w:p>
-            <w:r>
-              <w:rPr>
-                <w:sz w:val="18"/>
-              </w:rPr>
-              <w:t>agents/project-manager.js (loop)</w:t>
-            </w:r>
-          </w:p>
-        </w:tc>
-        <w:tc>
-          <w:tcPr>
-            <w:tcW w:type="dxa" w:w="2880"/>
-          </w:tcPr>
-          <w:p>
-            <w:r>
-              <w:rPr>
-                <w:sz w:val="18"/>
-              </w:rPr>
               <w:t>🔜 Phase 5</w:t>
             </w:r>
           </w:p>
         </w:tc>
       </w:tr>
     </w:tbl>
-    <w:p>
-      <w:pPr>
-        <w:pStyle w:val="Heading2"/>
-      </w:pPr>
-      <w:r>
-        <w:rPr>
-          <w:b/>
-          <w:color w:val="2E74B5"/>
-          <w:sz w:val="32"/>
-        </w:rPr>
-        <w:t>Next Steps for Phase 3: Voice Layer</w:t>
-      </w:r>
-    </w:p>
-    <w:p>
-      <w:pPr>
-        <w:pStyle w:val="ListNumber"/>
-      </w:pPr>
-      <w:r>
-        <w:t>Install Python dependencies: pip install faster-whisper silero-vad openwakeword loguru sounddevice</w:t>
-      </w:r>
-    </w:p>
-    <w:p>
-      <w:pPr>
-        <w:pStyle w:val="ListNumber"/>
-      </w:pPr>
-      <w:r>
-        <w:t>Build voice/vad.py — mic capture + silero-vad speech detection, Python asyncio</w:t>
-      </w:r>
-    </w:p>
-    <w:p>
-      <w:pPr>
-        <w:pStyle w:val="ListNumber"/>
-      </w:pPr>
-      <w:r>
-        <w:t>Build voice/transcriber.py — faster-whisper wrapper, target &lt; 2s latency, local model</w:t>
-      </w:r>
-    </w:p>
-    <w:p>
-      <w:pPr>
-        <w:pStyle w:val="ListNumber"/>
-      </w:pPr>
-      <w:r>
-        <w:t>Build bridge/hotkey-fallback.js — Node.js F5 push-to-talk trigger, posts to bridge server</w:t>
-      </w:r>
-    </w:p>
-    <w:p>
-      <w:pPr>
-        <w:pStyle w:val="ListNumber"/>
-      </w:pPr>
-      <w:r>
-        <w:t>Build voice/wake-word.py — openWakeWord "Hey Forge" trigger for hands-free mode</w:t>
-      </w:r>
-    </w:p>
-    <w:p>
-      <w:pPr>
-        <w:pStyle w:val="ListNumber"/>
-      </w:pPr>
-      <w:r>
-        <w:t>Build voice/tts.py — optional TTS response via ElevenLabs API or macOS say</w:t>
-      </w:r>
-    </w:p>
-    <w:p>
-      <w:pPr>
-        <w:pStyle w:val="ListNumber"/>
-      </w:pPr>
-      <w:r>
-        <w:t>Test: hold F5, speak, release → transcribed text sent to active agent</w:t>
-      </w:r>
-    </w:p>
-    <w:p>
-      <w:pPr>
-        <w:pStyle w:val="ListNumber"/>
-      </w:pPr>
-      <w:r>
-        <w:t>Verify: transcription latency &lt; 2s end-to-end, fully offline</w:t>
-      </w:r>
-    </w:p>
+    <w:p/>
     <w:p>
       <w:pPr>
         <w:pStyle w:val="Heading1"/>
       </w:pPr>
       <w:r>
         <w:rPr>
-          <w:b/>
-          <w:color w:val="1F3864"/>
-          <w:sz w:val="40"/>
+          <w:color w:val="1F497D"/>
         </w:rPr>
         <w:t>12B. End-to-End Test Results (May 2026)</w:t>
       </w:r>
@@ -6741,13 +3919,9 @@
             <w:tcW w:type="dxa" w:w="1728"/>
           </w:tcPr>
           <w:p>
-            <w:pPr>
-              <w:jc w:val="center"/>
-            </w:pPr>
             <w:r>
               <w:rPr>
                 <w:b/>
-                <w:sz w:val="18"/>
               </w:rPr>
               <w:t>#</w:t>
             </w:r>
@@ -6758,13 +3932,9 @@
             <w:tcW w:type="dxa" w:w="1728"/>
           </w:tcPr>
           <w:p>
-            <w:pPr>
-              <w:jc w:val="center"/>
-            </w:pPr>
             <w:r>
               <w:rPr>
                 <w:b/>
-                <w:sz w:val="18"/>
               </w:rPr>
               <w:t>Test Area</w:t>
             </w:r>
@@ -6775,13 +3945,9 @@
             <w:tcW w:type="dxa" w:w="1728"/>
           </w:tcPr>
           <w:p>
-            <w:pPr>
-              <w:jc w:val="center"/>
-            </w:pPr>
             <w:r>
               <w:rPr>
                 <w:b/>
-                <w:sz w:val="18"/>
               </w:rPr>
               <w:t>Checks</w:t>
             </w:r>
@@ -6792,13 +3958,9 @@
             <w:tcW w:type="dxa" w:w="1728"/>
           </w:tcPr>
           <w:p>
-            <w:pPr>
-              <w:jc w:val="center"/>
-            </w:pPr>
             <w:r>
               <w:rPr>
                 <w:b/>
-                <w:sz w:val="18"/>
               </w:rPr>
               <w:t>Result</w:t>
             </w:r>
@@ -6809,13 +3971,9 @@
             <w:tcW w:type="dxa" w:w="1728"/>
           </w:tcPr>
           <w:p>
-            <w:pPr>
-              <w:jc w:val="center"/>
-            </w:pPr>
             <w:r>
               <w:rPr>
                 <w:b/>
-                <w:sz w:val="18"/>
               </w:rPr>
               <w:t>Key Detail</w:t>
             </w:r>
@@ -6827,31 +3985,51 @@
           <w:tcPr>
             <w:tcW w:type="dxa" w:w="1728"/>
           </w:tcPr>
-          <w:p/>
+          <w:p>
+            <w:r>
+              <w:t>1</w:t>
+            </w:r>
+          </w:p>
         </w:tc>
         <w:tc>
           <w:tcPr>
             <w:tcW w:type="dxa" w:w="1728"/>
           </w:tcPr>
-          <w:p/>
+          <w:p>
+            <w:r>
+              <w:t>Bridge server</w:t>
+            </w:r>
+          </w:p>
         </w:tc>
         <w:tc>
           <w:tcPr>
             <w:tcW w:type="dxa" w:w="1728"/>
           </w:tcPr>
-          <w:p/>
+          <w:p>
+            <w:r>
+              <w:t>All endpoints</w:t>
+            </w:r>
+          </w:p>
         </w:tc>
         <w:tc>
           <w:tcPr>
             <w:tcW w:type="dxa" w:w="1728"/>
           </w:tcPr>
-          <w:p/>
+          <w:p>
+            <w:r>
+              <w:t>✅ Pass</w:t>
+            </w:r>
+          </w:p>
         </w:tc>
         <w:tc>
           <w:tcPr>
             <w:tcW w:type="dxa" w:w="1728"/>
           </w:tcPr>
-          <w:p/>
+          <w:p>
+            <w:r>
+              <w:t>/health, /volume (down/up/hold), /state, 300ms debounce all working</w:t>
+            </w:r>
+          </w:p>
         </w:tc>
       </w:tr>
       <w:tr>
@@ -6859,31 +4037,51 @@
           <w:tcPr>
             <w:tcW w:type="dxa" w:w="1728"/>
           </w:tcPr>
-          <w:p/>
+          <w:p>
+            <w:r>
+              <w:t>2</w:t>
+            </w:r>
+          </w:p>
         </w:tc>
         <w:tc>
           <w:tcPr>
             <w:tcW w:type="dxa" w:w="1728"/>
           </w:tcPr>
-          <w:p/>
+          <w:p>
+            <w:r>
+              <w:t>All 5 agents — Claude API</w:t>
+            </w:r>
+          </w:p>
         </w:tc>
         <w:tc>
           <w:tcPr>
             <w:tcW w:type="dxa" w:w="1728"/>
           </w:tcPr>
-          <w:p/>
+          <w:p>
+            <w:r>
+              <w:t>5 agents</w:t>
+            </w:r>
+          </w:p>
         </w:tc>
         <w:tc>
           <w:tcPr>
             <w:tcW w:type="dxa" w:w="1728"/>
           </w:tcPr>
-          <w:p/>
+          <w:p>
+            <w:r>
+              <w:t>✅ Pass</w:t>
+            </w:r>
+          </w:p>
         </w:tc>
         <w:tc>
           <w:tcPr>
             <w:tcW w:type="dxa" w:w="1728"/>
           </w:tcPr>
-          <w:p/>
+          <w:p>
+            <w:r>
+              <w:t>T1 1797ms · T2 1666ms · T3 2211ms · T4 2264ms · T5 2371ms — correct identity on all</w:t>
+            </w:r>
+          </w:p>
         </w:tc>
       </w:tr>
       <w:tr>
@@ -6891,31 +4089,51 @@
           <w:tcPr>
             <w:tcW w:type="dxa" w:w="1728"/>
           </w:tcPr>
-          <w:p/>
+          <w:p>
+            <w:r>
+              <w:t>3</w:t>
+            </w:r>
+          </w:p>
         </w:tc>
         <w:tc>
           <w:tcPr>
             <w:tcW w:type="dxa" w:w="1728"/>
           </w:tcPr>
-          <w:p/>
+          <w:p>
+            <w:r>
+              <w:t>Agent-to-agent messaging</w:t>
+            </w:r>
+          </w:p>
         </w:tc>
         <w:tc>
           <w:tcPr>
             <w:tcW w:type="dxa" w:w="1728"/>
           </w:tcPr>
-          <w:p/>
+          <w:p>
+            <w:r>
+              <w:t>All routes</w:t>
+            </w:r>
+          </w:p>
         </w:tc>
         <w:tc>
           <w:tcPr>
             <w:tcW w:type="dxa" w:w="1728"/>
           </w:tcPr>
-          <w:p/>
+          <w:p>
+            <w:r>
+              <w:t>✅ Pass</w:t>
+            </w:r>
+          </w:p>
         </w:tc>
         <w:tc>
           <w:tcPr>
             <w:tcW w:type="dxa" w:w="1728"/>
           </w:tcPr>
-          <w:p/>
+          <w:p>
+            <w:r>
+              <w:t>/msg, /reply, targeted delivery, subscribeAll fan-out, all 3 validation rejections correct</w:t>
+            </w:r>
+          </w:p>
         </w:tc>
       </w:tr>
       <w:tr>
@@ -6923,31 +4141,51 @@
           <w:tcPr>
             <w:tcW w:type="dxa" w:w="1728"/>
           </w:tcPr>
-          <w:p/>
+          <w:p>
+            <w:r>
+              <w:t>4</w:t>
+            </w:r>
+          </w:p>
         </w:tc>
         <w:tc>
           <w:tcPr>
             <w:tcW w:type="dxa" w:w="1728"/>
           </w:tcPr>
-          <w:p/>
+          <w:p>
+            <w:r>
+              <w:t>Message bus</w:t>
+            </w:r>
+          </w:p>
         </w:tc>
         <w:tc>
           <w:tcPr>
             <w:tcW w:type="dxa" w:w="1728"/>
           </w:tcPr>
-          <w:p/>
+          <w:p>
+            <w:r>
+              <w:t>11/11</w:t>
+            </w:r>
+          </w:p>
         </w:tc>
         <w:tc>
           <w:tcPr>
             <w:tcW w:type="dxa" w:w="1728"/>
           </w:tcPr>
-          <w:p/>
+          <w:p>
+            <w:r>
+              <w:t>✅ Pass</w:t>
+            </w:r>
+          </w:p>
         </w:tc>
         <w:tc>
           <w:tcPr>
             <w:tcW w:type="dxa" w:w="1728"/>
           </w:tcPr>
-          <w:p/>
+          <w:p>
+            <w:r>
+              <w:t>publish/subscribe/readLog/getUnread; invalid agent, type, and empty payload all rejected</w:t>
+            </w:r>
+          </w:p>
         </w:tc>
       </w:tr>
       <w:tr>
@@ -6955,31 +4193,51 @@
           <w:tcPr>
             <w:tcW w:type="dxa" w:w="1728"/>
           </w:tcPr>
-          <w:p/>
+          <w:p>
+            <w:r>
+              <w:t>5</w:t>
+            </w:r>
+          </w:p>
         </w:tc>
         <w:tc>
           <w:tcPr>
             <w:tcW w:type="dxa" w:w="1728"/>
           </w:tcPr>
-          <w:p/>
+          <w:p>
+            <w:r>
+              <w:t>Context injection</w:t>
+            </w:r>
+          </w:p>
         </w:tc>
         <w:tc>
           <w:tcPr>
             <w:tcW w:type="dxa" w:w="1728"/>
           </w:tcPr>
-          <w:p/>
+          <w:p>
+            <w:r>
+              <w:t>17/18</w:t>
+            </w:r>
+          </w:p>
         </w:tc>
         <w:tc>
           <w:tcPr>
             <w:tcW w:type="dxa" w:w="1728"/>
           </w:tcPr>
-          <w:p/>
+          <w:p>
+            <w:r>
+              <w:t>✅ Pass</w:t>
+            </w:r>
+          </w:p>
         </w:tc>
         <w:tc>
           <w:tcPr>
             <w:tcW w:type="dxa" w:w="1728"/>
           </w:tcPr>
-          <w:p/>
+          <w:p>
+            <w:r>
+              <w:t>PROJECT, GIT, TASKS, MESSAGES, HANDOFF sections present on every agent call</w:t>
+            </w:r>
+          </w:p>
         </w:tc>
       </w:tr>
       <w:tr>
@@ -6987,31 +4245,51 @@
           <w:tcPr>
             <w:tcW w:type="dxa" w:w="1728"/>
           </w:tcPr>
-          <w:p/>
+          <w:p>
+            <w:r>
+              <w:t>6</w:t>
+            </w:r>
+          </w:p>
         </w:tc>
         <w:tc>
           <w:tcPr>
             <w:tcW w:type="dxa" w:w="1728"/>
           </w:tcPr>
-          <w:p/>
+          <w:p>
+            <w:r>
+              <w:t>Bus monitor</w:t>
+            </w:r>
+          </w:p>
         </w:tc>
         <w:tc>
           <w:tcPr>
             <w:tcW w:type="dxa" w:w="1728"/>
           </w:tcPr>
-          <w:p/>
+          <w:p>
+            <w:r>
+              <w:t>All features</w:t>
+            </w:r>
+          </w:p>
         </w:tc>
         <w:tc>
           <w:tcPr>
             <w:tcW w:type="dxa" w:w="1728"/>
           </w:tcPr>
-          <w:p/>
+          <w:p>
+            <w:r>
+              <w:t>✅ Pass</w:t>
+            </w:r>
+          </w:p>
         </w:tc>
         <w:tc>
           <w:tcPr>
             <w:tcW w:type="dxa" w:w="1728"/>
           </w:tcPr>
-          <w:p/>
+          <w:p>
+            <w:r>
+              <w:t>History replay (last 20 msgs), live subscribeAll, 500ms cross-process file poll</w:t>
+            </w:r>
+          </w:p>
         </w:tc>
       </w:tr>
       <w:tr>
@@ -7019,31 +4297,51 @@
           <w:tcPr>
             <w:tcW w:type="dxa" w:w="1728"/>
           </w:tcPr>
-          <w:p/>
+          <w:p>
+            <w:r>
+              <w:t>7</w:t>
+            </w:r>
+          </w:p>
         </w:tc>
         <w:tc>
           <w:tcPr>
             <w:tcW w:type="dxa" w:w="1728"/>
           </w:tcPr>
-          <w:p/>
+          <w:p>
+            <w:r>
+              <w:t>Navigation + state</w:t>
+            </w:r>
+          </w:p>
         </w:tc>
         <w:tc>
           <w:tcPr>
             <w:tcW w:type="dxa" w:w="1728"/>
           </w:tcPr>
-          <w:p/>
+          <w:p>
+            <w:r>
+              <w:t>15/15</w:t>
+            </w:r>
+          </w:p>
         </w:tc>
         <w:tc>
           <w:tcPr>
             <w:tcW w:type="dxa" w:w="1728"/>
           </w:tcPr>
-          <w:p/>
+          <w:p>
+            <w:r>
+              <w:t>✅ Pass</w:t>
+            </w:r>
+          </w:p>
         </w:tc>
         <w:tc>
           <w:tcPr>
             <w:tcW w:type="dxa" w:w="1728"/>
           </w:tcPr>
-          <w:p/>
+          <w:p>
+            <w:r>
+              <w:t>DOWN 1→2→3→4→5→1, UP 1→5→4→3→2→1→5, HOLD manual↔auto, 100ms debounce</w:t>
+            </w:r>
+          </w:p>
         </w:tc>
       </w:tr>
       <w:tr>
@@ -7051,574 +4349,79 @@
           <w:tcPr>
             <w:tcW w:type="dxa" w:w="1728"/>
           </w:tcPr>
-          <w:p/>
+          <w:p>
+            <w:r>
+              <w:t>8</w:t>
+            </w:r>
+          </w:p>
         </w:tc>
         <w:tc>
           <w:tcPr>
             <w:tcW w:type="dxa" w:w="1728"/>
           </w:tcPr>
-          <w:p/>
+          <w:p>
+            <w:r>
+              <w:t>Full E2E pipeline</w:t>
+            </w:r>
+          </w:p>
         </w:tc>
         <w:tc>
           <w:tcPr>
             <w:tcW w:type="dxa" w:w="1728"/>
           </w:tcPr>
-          <w:p/>
+          <w:p>
+            <w:r>
+              <w:t>25/25</w:t>
+            </w:r>
+          </w:p>
         </w:tc>
         <w:tc>
           <w:tcPr>
             <w:tcW w:type="dxa" w:w="1728"/>
           </w:tcPr>
-          <w:p/>
+          <w:p>
+            <w:r>
+              <w:t>✅ Pass</w:t>
+            </w:r>
+          </w:p>
         </w:tc>
         <w:tc>
           <w:tcPr>
             <w:tcW w:type="dxa" w:w="1728"/>
           </w:tcPr>
-          <w:p/>
-        </w:tc>
-      </w:tr>
-      <w:tr>
-        <w:tc>
-          <w:tcPr>
-            <w:tcW w:type="dxa" w:w="1728"/>
-          </w:tcPr>
-          <w:p>
-            <w:r>
-              <w:rPr>
-                <w:sz w:val="18"/>
-              </w:rPr>
-              <w:t>1</w:t>
-            </w:r>
-          </w:p>
-        </w:tc>
-        <w:tc>
-          <w:tcPr>
-            <w:tcW w:type="dxa" w:w="1728"/>
-          </w:tcPr>
-          <w:p>
-            <w:r>
-              <w:rPr>
-                <w:sz w:val="18"/>
-              </w:rPr>
-              <w:t>Bridge server</w:t>
-            </w:r>
-          </w:p>
-        </w:tc>
-        <w:tc>
-          <w:tcPr>
-            <w:tcW w:type="dxa" w:w="1728"/>
-          </w:tcPr>
-          <w:p>
-            <w:r>
-              <w:rPr>
-                <w:sz w:val="18"/>
-              </w:rPr>
-              <w:t>All endpoints</w:t>
-            </w:r>
-          </w:p>
-        </w:tc>
-        <w:tc>
-          <w:tcPr>
-            <w:tcW w:type="dxa" w:w="1728"/>
-          </w:tcPr>
-          <w:p>
-            <w:r>
-              <w:rPr>
-                <w:sz w:val="18"/>
-              </w:rPr>
-              <w:t>✅ Pass</w:t>
-            </w:r>
-          </w:p>
-        </w:tc>
-        <w:tc>
-          <w:tcPr>
-            <w:tcW w:type="dxa" w:w="1728"/>
-          </w:tcPr>
-          <w:p>
-            <w:r>
-              <w:rPr>
-                <w:sz w:val="18"/>
-              </w:rPr>
-              <w:t>/health, /volume (down/up/hold), /state, 300ms debounce all working</w:t>
-            </w:r>
-          </w:p>
-        </w:tc>
-      </w:tr>
-      <w:tr>
-        <w:tc>
-          <w:tcPr>
-            <w:tcW w:type="dxa" w:w="1728"/>
-          </w:tcPr>
-          <w:p>
-            <w:r>
-              <w:rPr>
-                <w:sz w:val="18"/>
-              </w:rPr>
-              <w:t>2</w:t>
-            </w:r>
-          </w:p>
-        </w:tc>
-        <w:tc>
-          <w:tcPr>
-            <w:tcW w:type="dxa" w:w="1728"/>
-          </w:tcPr>
-          <w:p>
-            <w:r>
-              <w:rPr>
-                <w:sz w:val="18"/>
-              </w:rPr>
-              <w:t>All 5 agents — Claude API</w:t>
-            </w:r>
-          </w:p>
-        </w:tc>
-        <w:tc>
-          <w:tcPr>
-            <w:tcW w:type="dxa" w:w="1728"/>
-          </w:tcPr>
-          <w:p>
-            <w:r>
-              <w:rPr>
-                <w:sz w:val="18"/>
-              </w:rPr>
-              <w:t>5 agents</w:t>
-            </w:r>
-          </w:p>
-        </w:tc>
-        <w:tc>
-          <w:tcPr>
-            <w:tcW w:type="dxa" w:w="1728"/>
-          </w:tcPr>
-          <w:p>
-            <w:r>
-              <w:rPr>
-                <w:sz w:val="18"/>
-              </w:rPr>
-              <w:t>✅ Pass</w:t>
-            </w:r>
-          </w:p>
-        </w:tc>
-        <w:tc>
-          <w:tcPr>
-            <w:tcW w:type="dxa" w:w="1728"/>
-          </w:tcPr>
-          <w:p>
-            <w:r>
-              <w:rPr>
-                <w:sz w:val="18"/>
-              </w:rPr>
-              <w:t>T1 1797ms · T2 1666ms · T3 2211ms · T4 2264ms · T5 2371ms — correct identity on all</w:t>
-            </w:r>
-          </w:p>
-        </w:tc>
-      </w:tr>
-      <w:tr>
-        <w:tc>
-          <w:tcPr>
-            <w:tcW w:type="dxa" w:w="1728"/>
-          </w:tcPr>
-          <w:p>
-            <w:r>
-              <w:rPr>
-                <w:sz w:val="18"/>
-              </w:rPr>
-              <w:t>3</w:t>
-            </w:r>
-          </w:p>
-        </w:tc>
-        <w:tc>
-          <w:tcPr>
-            <w:tcW w:type="dxa" w:w="1728"/>
-          </w:tcPr>
-          <w:p>
-            <w:r>
-              <w:rPr>
-                <w:sz w:val="18"/>
-              </w:rPr>
-              <w:t>Agent-to-agent messaging</w:t>
-            </w:r>
-          </w:p>
-        </w:tc>
-        <w:tc>
-          <w:tcPr>
-            <w:tcW w:type="dxa" w:w="1728"/>
-          </w:tcPr>
-          <w:p>
-            <w:r>
-              <w:rPr>
-                <w:sz w:val="18"/>
-              </w:rPr>
-              <w:t>All routes</w:t>
-            </w:r>
-          </w:p>
-        </w:tc>
-        <w:tc>
-          <w:tcPr>
-            <w:tcW w:type="dxa" w:w="1728"/>
-          </w:tcPr>
-          <w:p>
-            <w:r>
-              <w:rPr>
-                <w:sz w:val="18"/>
-              </w:rPr>
-              <w:t>✅ Pass</w:t>
-            </w:r>
-          </w:p>
-        </w:tc>
-        <w:tc>
-          <w:tcPr>
-            <w:tcW w:type="dxa" w:w="1728"/>
-          </w:tcPr>
-          <w:p>
-            <w:r>
-              <w:rPr>
-                <w:sz w:val="18"/>
-              </w:rPr>
-              <w:t>/msg, /reply, targeted delivery, subscribeAll fan-out, all 3 validation rejections correct</w:t>
-            </w:r>
-          </w:p>
-        </w:tc>
-      </w:tr>
-      <w:tr>
-        <w:tc>
-          <w:tcPr>
-            <w:tcW w:type="dxa" w:w="1728"/>
-          </w:tcPr>
-          <w:p>
-            <w:r>
-              <w:rPr>
-                <w:sz w:val="18"/>
-              </w:rPr>
-              <w:t>4</w:t>
-            </w:r>
-          </w:p>
-        </w:tc>
-        <w:tc>
-          <w:tcPr>
-            <w:tcW w:type="dxa" w:w="1728"/>
-          </w:tcPr>
-          <w:p>
-            <w:r>
-              <w:rPr>
-                <w:sz w:val="18"/>
-              </w:rPr>
-              <w:t>Message bus</w:t>
-            </w:r>
-          </w:p>
-        </w:tc>
-        <w:tc>
-          <w:tcPr>
-            <w:tcW w:type="dxa" w:w="1728"/>
-          </w:tcPr>
-          <w:p>
-            <w:r>
-              <w:rPr>
-                <w:sz w:val="18"/>
-              </w:rPr>
-              <w:t>11/11</w:t>
-            </w:r>
-          </w:p>
-        </w:tc>
-        <w:tc>
-          <w:tcPr>
-            <w:tcW w:type="dxa" w:w="1728"/>
-          </w:tcPr>
-          <w:p>
-            <w:r>
-              <w:rPr>
-                <w:sz w:val="18"/>
-              </w:rPr>
-              <w:t>✅ Pass</w:t>
-            </w:r>
-          </w:p>
-        </w:tc>
-        <w:tc>
-          <w:tcPr>
-            <w:tcW w:type="dxa" w:w="1728"/>
-          </w:tcPr>
-          <w:p>
-            <w:r>
-              <w:rPr>
-                <w:sz w:val="18"/>
-              </w:rPr>
-              <w:t>publish/subscribe/readLog/getUnread; invalid agent, type, and empty payload all rejected</w:t>
-            </w:r>
-          </w:p>
-        </w:tc>
-      </w:tr>
-      <w:tr>
-        <w:tc>
-          <w:tcPr>
-            <w:tcW w:type="dxa" w:w="1728"/>
-          </w:tcPr>
-          <w:p>
-            <w:r>
-              <w:rPr>
-                <w:sz w:val="18"/>
-              </w:rPr>
-              <w:t>5</w:t>
-            </w:r>
-          </w:p>
-        </w:tc>
-        <w:tc>
-          <w:tcPr>
-            <w:tcW w:type="dxa" w:w="1728"/>
-          </w:tcPr>
-          <w:p>
-            <w:r>
-              <w:rPr>
-                <w:sz w:val="18"/>
-              </w:rPr>
-              <w:t>Context injection</w:t>
-            </w:r>
-          </w:p>
-        </w:tc>
-        <w:tc>
-          <w:tcPr>
-            <w:tcW w:type="dxa" w:w="1728"/>
-          </w:tcPr>
-          <w:p>
-            <w:r>
-              <w:rPr>
-                <w:sz w:val="18"/>
-              </w:rPr>
-              <w:t>17/18</w:t>
-            </w:r>
-          </w:p>
-        </w:tc>
-        <w:tc>
-          <w:tcPr>
-            <w:tcW w:type="dxa" w:w="1728"/>
-          </w:tcPr>
-          <w:p>
-            <w:r>
-              <w:rPr>
-                <w:sz w:val="18"/>
-              </w:rPr>
-              <w:t>✅ Pass</w:t>
-            </w:r>
-          </w:p>
-        </w:tc>
-        <w:tc>
-          <w:tcPr>
-            <w:tcW w:type="dxa" w:w="1728"/>
-          </w:tcPr>
-          <w:p>
-            <w:r>
-              <w:rPr>
-                <w:sz w:val="18"/>
-              </w:rPr>
-              <w:t>PROJECT, GIT, TASKS, MESSAGES, HANDOFF sections present on every agent call</w:t>
-            </w:r>
-          </w:p>
-        </w:tc>
-      </w:tr>
-      <w:tr>
-        <w:tc>
-          <w:tcPr>
-            <w:tcW w:type="dxa" w:w="1728"/>
-          </w:tcPr>
-          <w:p>
-            <w:r>
-              <w:rPr>
-                <w:sz w:val="18"/>
-              </w:rPr>
-              <w:t>6</w:t>
-            </w:r>
-          </w:p>
-        </w:tc>
-        <w:tc>
-          <w:tcPr>
-            <w:tcW w:type="dxa" w:w="1728"/>
-          </w:tcPr>
-          <w:p>
-            <w:r>
-              <w:rPr>
-                <w:sz w:val="18"/>
-              </w:rPr>
-              <w:t>Bus monitor</w:t>
-            </w:r>
-          </w:p>
-        </w:tc>
-        <w:tc>
-          <w:tcPr>
-            <w:tcW w:type="dxa" w:w="1728"/>
-          </w:tcPr>
-          <w:p>
-            <w:r>
-              <w:rPr>
-                <w:sz w:val="18"/>
-              </w:rPr>
-              <w:t>All features</w:t>
-            </w:r>
-          </w:p>
-        </w:tc>
-        <w:tc>
-          <w:tcPr>
-            <w:tcW w:type="dxa" w:w="1728"/>
-          </w:tcPr>
-          <w:p>
-            <w:r>
-              <w:rPr>
-                <w:sz w:val="18"/>
-              </w:rPr>
-              <w:t>✅ Pass</w:t>
-            </w:r>
-          </w:p>
-        </w:tc>
-        <w:tc>
-          <w:tcPr>
-            <w:tcW w:type="dxa" w:w="1728"/>
-          </w:tcPr>
-          <w:p>
-            <w:r>
-              <w:rPr>
-                <w:sz w:val="18"/>
-              </w:rPr>
-              <w:t>History replay (last 20 msgs), live subscribeAll, 500ms cross-process file poll</w:t>
-            </w:r>
-          </w:p>
-        </w:tc>
-      </w:tr>
-      <w:tr>
-        <w:tc>
-          <w:tcPr>
-            <w:tcW w:type="dxa" w:w="1728"/>
-          </w:tcPr>
-          <w:p>
-            <w:r>
-              <w:rPr>
-                <w:sz w:val="18"/>
-              </w:rPr>
-              <w:t>7</w:t>
-            </w:r>
-          </w:p>
-        </w:tc>
-        <w:tc>
-          <w:tcPr>
-            <w:tcW w:type="dxa" w:w="1728"/>
-          </w:tcPr>
-          <w:p>
-            <w:r>
-              <w:rPr>
-                <w:sz w:val="18"/>
-              </w:rPr>
-              <w:t>Navigation + state</w:t>
-            </w:r>
-          </w:p>
-        </w:tc>
-        <w:tc>
-          <w:tcPr>
-            <w:tcW w:type="dxa" w:w="1728"/>
-          </w:tcPr>
-          <w:p>
-            <w:r>
-              <w:rPr>
-                <w:sz w:val="18"/>
-              </w:rPr>
-              <w:t>15/15</w:t>
-            </w:r>
-          </w:p>
-        </w:tc>
-        <w:tc>
-          <w:tcPr>
-            <w:tcW w:type="dxa" w:w="1728"/>
-          </w:tcPr>
-          <w:p>
-            <w:r>
-              <w:rPr>
-                <w:sz w:val="18"/>
-              </w:rPr>
-              <w:t>✅ Pass</w:t>
-            </w:r>
-          </w:p>
-        </w:tc>
-        <w:tc>
-          <w:tcPr>
-            <w:tcW w:type="dxa" w:w="1728"/>
-          </w:tcPr>
-          <w:p>
-            <w:r>
-              <w:rPr>
-                <w:sz w:val="18"/>
-              </w:rPr>
-              <w:t>DOWN 1→2→3→4→5→1, UP 1→5→4→3→2→1→5, HOLD manual↔auto, 100ms debounce</w:t>
-            </w:r>
-          </w:p>
-        </w:tc>
-      </w:tr>
-      <w:tr>
-        <w:tc>
-          <w:tcPr>
-            <w:tcW w:type="dxa" w:w="1728"/>
-          </w:tcPr>
-          <w:p>
-            <w:r>
-              <w:rPr>
-                <w:sz w:val="18"/>
-              </w:rPr>
-              <w:t>8</w:t>
-            </w:r>
-          </w:p>
-        </w:tc>
-        <w:tc>
-          <w:tcPr>
-            <w:tcW w:type="dxa" w:w="1728"/>
-          </w:tcPr>
-          <w:p>
-            <w:r>
-              <w:rPr>
-                <w:sz w:val="18"/>
-              </w:rPr>
-              <w:t>Full E2E pipeline</w:t>
-            </w:r>
-          </w:p>
-        </w:tc>
-        <w:tc>
-          <w:tcPr>
-            <w:tcW w:type="dxa" w:w="1728"/>
-          </w:tcPr>
-          <w:p>
-            <w:r>
-              <w:rPr>
-                <w:sz w:val="18"/>
-              </w:rPr>
-              <w:t>25/25</w:t>
-            </w:r>
-          </w:p>
-        </w:tc>
-        <w:tc>
-          <w:tcPr>
-            <w:tcW w:type="dxa" w:w="1728"/>
-          </w:tcPr>
-          <w:p>
-            <w:r>
-              <w:rPr>
-                <w:sz w:val="18"/>
-              </w:rPr>
-              <w:t>✅ Pass</w:t>
-            </w:r>
-          </w:p>
-        </w:tc>
-        <w:tc>
-          <w:tcPr>
-            <w:tcW w:type="dxa" w:w="1728"/>
-          </w:tcPr>
-          <w:p>
-            <w:r>
-              <w:rPr>
-                <w:sz w:val="18"/>
-              </w:rPr>
-              <w:t>Complete PM→JuniorDev→SeniorDev pipeline with real Claude API — see trace below</w:t>
+          <w:p>
+            <w:r>
+              <w:t>Complete PM→JuniorDev→SeniorDev pipeline with real Claude API calls</w:t>
             </w:r>
           </w:p>
         </w:tc>
       </w:tr>
     </w:tbl>
+    <w:p/>
     <w:p>
       <w:r>
-        <w:br/>
         <w:t>Total verified checks: 91 (19 Phase 1 + 47 Phase 2 + 25 E2E pipeline)</w:t>
+      </w:r>
+    </w:p>
+    <w:p>
+      <w:r>
+        <w:t>Pipeline trace: PM (T5) called Claude → task published to junior-dev (taskId: task-e2e-001) → Junior Dev context injected unread task → Junior Dev (T1) called Claude, wrote implementation + unit test, escalated → escalation published to senior-dev → Senior Dev (T2) called Claude, reviewed and approved. Zero regressions.</w:t>
+      </w:r>
+    </w:p>
+    <w:p>
+      <w:pPr>
+        <w:pStyle w:val="Heading1"/>
+      </w:pPr>
+      <w:r>
+        <w:rPr>
+          <w:color w:val="1F497D"/>
+        </w:rPr>
+        <w:t>12C. Phase 4 TUI Build — Complete (May 2026)</w:t>
+      </w:r>
+    </w:p>
+    <w:p>
+      <w:r>
+        <w:t>Full-screen Ink TUI built and verified. Launch with: npm run ui</w:t>
       </w:r>
     </w:p>
     <w:p>
@@ -7627,88 +4430,484 @@
       </w:pPr>
       <w:r>
         <w:rPr>
-          <w:b/>
-          <w:color w:val="2E74B5"/>
-          <w:sz w:val="32"/>
+          <w:color w:val="1F497D"/>
         </w:rPr>
-        <w:t>End-to-End Pipeline Trace (Test 8)</w:t>
+        <w:t>Layout</w:t>
+      </w:r>
+    </w:p>
+    <w:p>
+      <w:r>
+        <w:t>+-----+------------------------+-------+-------+-------+----------+</w:t>
+        <w:br/>
+        <w:t>| T1  |    T2 (ACTIVE)         |  T3   |  T4   |  T5   | Bus Mon  |</w:t>
+        <w:br/>
+        <w:t>| JD  | streaming output...    |  QA   |  DO   |  PM   | live     |</w:t>
+        <w:br/>
+        <w:t>|     | [T2] &gt; your prompt     |       |       |       | feed     |</w:t>
+        <w:br/>
+        <w:t>+-----+------------------------+-------+-------+-------+----------+</w:t>
+      </w:r>
+    </w:p>
+    <w:p>
+      <w:r>
+        <w:t>Width allocation (&gt;= 160 cols): active pane 36%, each of 4 inactive panes 16%, bus monitor 12%. Narrower terminals use equal-width panes.</w:t>
       </w:r>
     </w:p>
     <w:p>
       <w:pPr>
-        <w:pStyle w:val="ListNumber"/>
+        <w:pStyle w:val="Heading2"/>
       </w:pPr>
       <w:r>
-        <w:t>PM (T5) called Claude → produced a structured JSON task spec (GET /ping returning { "pong": true })</w:t>
+        <w:rPr>
+          <w:color w:val="1F497D"/>
+        </w:rPr>
+        <w:t>Files Built</w:t>
+      </w:r>
+    </w:p>
+    <w:tbl>
+      <w:tblPr>
+        <w:tblStyle w:val="TableGrid"/>
+        <w:tblW w:type="auto" w:w="0"/>
+        <w:tblLook w:firstColumn="1" w:firstRow="1" w:lastColumn="0" w:lastRow="0" w:noHBand="0" w:noVBand="1" w:val="04A0"/>
+      </w:tblPr>
+      <w:tblGrid>
+        <w:gridCol w:w="4320"/>
+        <w:gridCol w:w="4320"/>
+      </w:tblGrid>
+      <w:tr>
+        <w:tc>
+          <w:tcPr>
+            <w:tcW w:type="dxa" w:w="4320"/>
+          </w:tcPr>
+          <w:p>
+            <w:r>
+              <w:rPr>
+                <w:b/>
+              </w:rPr>
+              <w:t>File</w:t>
+            </w:r>
+          </w:p>
+        </w:tc>
+        <w:tc>
+          <w:tcPr>
+            <w:tcW w:type="dxa" w:w="4320"/>
+          </w:tcPr>
+          <w:p>
+            <w:r>
+              <w:rPr>
+                <w:b/>
+              </w:rPr>
+              <w:t>What It Does</w:t>
+            </w:r>
+          </w:p>
+        </w:tc>
+      </w:tr>
+      <w:tr>
+        <w:tc>
+          <w:tcPr>
+            <w:tcW w:type="dxa" w:w="4320"/>
+          </w:tcPr>
+          <w:p>
+            <w:r>
+              <w:t>ui/App.jsx</w:t>
+            </w:r>
+          </w:p>
+        </w:tc>
+        <w:tc>
+          <w:tcPr>
+            <w:tcW w:type="dxa" w:w="4320"/>
+          </w:tcPr>
+          <w:p>
+            <w:r>
+              <w:t>Root component — all state (conversations, activeTerminal, mode, terminalStatus, inputValue, isProcessing, busMessages). Handles /clear, /status, /msg, /reply, normal prompts with streaming. Tab/Shift+Tab navigation. 1s state.json poll for bridge vol-button events.</w:t>
+            </w:r>
+          </w:p>
+        </w:tc>
+      </w:tr>
+      <w:tr>
+        <w:tc>
+          <w:tcPr>
+            <w:tcW w:type="dxa" w:w="4320"/>
+          </w:tcPr>
+          <w:p>
+            <w:r>
+              <w:t>ui/AgentPane.jsx</w:t>
+            </w:r>
+          </w:p>
+        </w:tc>
+        <w:tc>
+          <w:tcPr>
+            <w:tcW w:type="dxa" w:w="4320"/>
+          </w:tcPr>
+          <w:p>
+            <w:r>
+              <w:t>Active: double border, 36% width, TextInput, full conversation. Inactive: single border, compact, last 8 lines. ConvLine renders user (cyan), assistant (white), notification (yellow banner), system (green/red).</w:t>
+            </w:r>
+          </w:p>
+        </w:tc>
+      </w:tr>
+      <w:tr>
+        <w:tc>
+          <w:tcPr>
+            <w:tcW w:type="dxa" w:w="4320"/>
+          </w:tcPr>
+          <w:p>
+            <w:r>
+              <w:t>ui/StatusBar.jsx</w:t>
+            </w:r>
+          </w:p>
+        </w:tc>
+        <w:tc>
+          <w:tcPr>
+            <w:tcW w:type="dxa" w:w="4320"/>
+          </w:tcPr>
+          <w:p>
+            <w:r>
+              <w:t>Top bar (1 line) — brand, MANUAL/AUTO badge, active agent name+emoji, 5 mini status dots, message count, Tab/Enter/Ctrl+C hints.</w:t>
+            </w:r>
+          </w:p>
+        </w:tc>
+      </w:tr>
+      <w:tr>
+        <w:tc>
+          <w:tcPr>
+            <w:tcW w:type="dxa" w:w="4320"/>
+          </w:tcPr>
+          <w:p>
+            <w:r>
+              <w:t>ui/BusMonitorPanel.jsx</w:t>
+            </w:r>
+          </w:p>
+        </w:tc>
+        <w:tc>
+          <w:tcPr>
+            <w:tcW w:type="dxa" w:w="4320"/>
+          </w:tcPr>
+          <w:p>
+            <w:r>
+              <w:t>Right panel (12% width) — scrollable live feed of all inter-agent bus messages. Timestamp, from→to emojis, type label, payload preview.</w:t>
+            </w:r>
+          </w:p>
+        </w:tc>
+      </w:tr>
+      <w:tr>
+        <w:tc>
+          <w:tcPr>
+            <w:tcW w:type="dxa" w:w="4320"/>
+          </w:tcPr>
+          <w:p>
+            <w:r>
+              <w:t>ui/TerminalColorManager.jsx</w:t>
+            </w:r>
+          </w:p>
+        </w:tc>
+        <w:tc>
+          <w:tcPr>
+            <w:tcW w:type="dxa" w:w="4320"/>
+          </w:tcPr>
+          <w:p>
+            <w:r>
+              <w:t>AGENT_INFO map (name, emoji, colour per terminal 1–5). STATUS_STYLES map (bgColor, label, dot per idle/working/done/failed). Helper functions getAgentInfo() and getStatusStyle().</w:t>
+            </w:r>
+          </w:p>
+        </w:tc>
+      </w:tr>
+      <w:tr>
+        <w:tc>
+          <w:tcPr>
+            <w:tcW w:type="dxa" w:w="4320"/>
+          </w:tcPr>
+          <w:p>
+            <w:r>
+              <w:t>scripts/ui.js</w:t>
+            </w:r>
+          </w:p>
+        </w:tc>
+        <w:tc>
+          <w:tcPr>
+            <w:tcW w:type="dxa" w:w="4320"/>
+          </w:tcPr>
+          <w:p>
+            <w:r>
+              <w:t>Entry point — dotenv load, API key validation, cursor hide, render(&lt;App&gt;), cursor restore + screen clear on SIGINT/SIGTERM/exit.</w:t>
+            </w:r>
+          </w:p>
+        </w:tc>
+      </w:tr>
+      <w:tr>
+        <w:tc>
+          <w:tcPr>
+            <w:tcW w:type="dxa" w:w="4320"/>
+          </w:tcPr>
+          <w:p>
+            <w:r>
+              <w:t>tsconfig.json</w:t>
+            </w:r>
+          </w:p>
+        </w:tc>
+        <w:tc>
+          <w:tcPr>
+            <w:tcW w:type="dxa" w:w="4320"/>
+          </w:tcPr>
+          <w:p>
+            <w:r>
+              <w:t>Added for tsx JSX transform: "jsx": "react-jsx", "jsxImportSource": "react", "module": "ESNext", "allowJs": true.</w:t>
+            </w:r>
+          </w:p>
+        </w:tc>
+      </w:tr>
+    </w:tbl>
+    <w:p/>
+    <w:p>
+      <w:pPr>
+        <w:pStyle w:val="Heading2"/>
+      </w:pPr>
+      <w:r>
+        <w:rPr>
+          <w:color w:val="1F497D"/>
+        </w:rPr>
+        <w:t>Dependencies Added</w:t>
+      </w:r>
+    </w:p>
+    <w:tbl>
+      <w:tblPr>
+        <w:tblStyle w:val="TableGrid"/>
+        <w:tblW w:type="auto" w:w="0"/>
+        <w:tblLook w:firstColumn="1" w:firstRow="1" w:lastColumn="0" w:lastRow="0" w:noHBand="0" w:noVBand="1" w:val="04A0"/>
+      </w:tblPr>
+      <w:tblGrid>
+        <w:gridCol w:w="2880"/>
+        <w:gridCol w:w="2880"/>
+        <w:gridCol w:w="2880"/>
+      </w:tblGrid>
+      <w:tr>
+        <w:tc>
+          <w:tcPr>
+            <w:tcW w:type="dxa" w:w="2880"/>
+          </w:tcPr>
+          <w:p>
+            <w:r>
+              <w:rPr>
+                <w:b/>
+              </w:rPr>
+              <w:t>Package</w:t>
+            </w:r>
+          </w:p>
+        </w:tc>
+        <w:tc>
+          <w:tcPr>
+            <w:tcW w:type="dxa" w:w="2880"/>
+          </w:tcPr>
+          <w:p>
+            <w:r>
+              <w:rPr>
+                <w:b/>
+              </w:rPr>
+              <w:t>Version</w:t>
+            </w:r>
+          </w:p>
+        </w:tc>
+        <w:tc>
+          <w:tcPr>
+            <w:tcW w:type="dxa" w:w="2880"/>
+          </w:tcPr>
+          <w:p>
+            <w:r>
+              <w:rPr>
+                <w:b/>
+              </w:rPr>
+              <w:t>Purpose</w:t>
+            </w:r>
+          </w:p>
+        </w:tc>
+      </w:tr>
+      <w:tr>
+        <w:tc>
+          <w:tcPr>
+            <w:tcW w:type="dxa" w:w="2880"/>
+          </w:tcPr>
+          <w:p>
+            <w:r>
+              <w:t>ink</w:t>
+            </w:r>
+          </w:p>
+        </w:tc>
+        <w:tc>
+          <w:tcPr>
+            <w:tcW w:type="dxa" w:w="2880"/>
+          </w:tcPr>
+          <w:p>
+            <w:r>
+              <w:t>^4.4.1</w:t>
+            </w:r>
+          </w:p>
+        </w:tc>
+        <w:tc>
+          <w:tcPr>
+            <w:tcW w:type="dxa" w:w="2880"/>
+          </w:tcPr>
+          <w:p>
+            <w:r>
+              <w:t>React-for-terminal — Box, Text, useInput, useStdout, useStdin</w:t>
+            </w:r>
+          </w:p>
+        </w:tc>
+      </w:tr>
+      <w:tr>
+        <w:tc>
+          <w:tcPr>
+            <w:tcW w:type="dxa" w:w="2880"/>
+          </w:tcPr>
+          <w:p>
+            <w:r>
+              <w:t>react</w:t>
+            </w:r>
+          </w:p>
+        </w:tc>
+        <w:tc>
+          <w:tcPr>
+            <w:tcW w:type="dxa" w:w="2880"/>
+          </w:tcPr>
+          <w:p>
+            <w:r>
+              <w:t>^18.3.1</w:t>
+            </w:r>
+          </w:p>
+        </w:tc>
+        <w:tc>
+          <w:tcPr>
+            <w:tcW w:type="dxa" w:w="2880"/>
+          </w:tcPr>
+          <w:p>
+            <w:r>
+              <w:t>JSX runtime for Ink</w:t>
+            </w:r>
+          </w:p>
+        </w:tc>
+      </w:tr>
+      <w:tr>
+        <w:tc>
+          <w:tcPr>
+            <w:tcW w:type="dxa" w:w="2880"/>
+          </w:tcPr>
+          <w:p>
+            <w:r>
+              <w:t>ink-text-input</w:t>
+            </w:r>
+          </w:p>
+        </w:tc>
+        <w:tc>
+          <w:tcPr>
+            <w:tcW w:type="dxa" w:w="2880"/>
+          </w:tcPr>
+          <w:p>
+            <w:r>
+              <w:t>^5.0.1</w:t>
+            </w:r>
+          </w:p>
+        </w:tc>
+        <w:tc>
+          <w:tcPr>
+            <w:tcW w:type="dxa" w:w="2880"/>
+          </w:tcPr>
+          <w:p>
+            <w:r>
+              <w:t>TextInput component for active pane prompt box</w:t>
+            </w:r>
+          </w:p>
+        </w:tc>
+      </w:tr>
+      <w:tr>
+        <w:tc>
+          <w:tcPr>
+            <w:tcW w:type="dxa" w:w="2880"/>
+          </w:tcPr>
+          <w:p>
+            <w:r>
+              <w:t>tsx</w:t>
+            </w:r>
+          </w:p>
+        </w:tc>
+        <w:tc>
+          <w:tcPr>
+            <w:tcW w:type="dxa" w:w="2880"/>
+          </w:tcPr>
+          <w:p>
+            <w:r>
+              <w:t>^4.21.0</w:t>
+            </w:r>
+          </w:p>
+        </w:tc>
+        <w:tc>
+          <w:tcPr>
+            <w:tcW w:type="dxa" w:w="2880"/>
+          </w:tcPr>
+          <w:p>
+            <w:r>
+              <w:t>Zero-config JSX + ESM runner (npx tsx scripts/ui.js)</w:t>
+            </w:r>
+          </w:p>
+        </w:tc>
+      </w:tr>
+    </w:tbl>
+    <w:p/>
+    <w:p>
+      <w:pPr>
+        <w:pStyle w:val="Heading2"/>
+      </w:pPr>
+      <w:r>
+        <w:rPr>
+          <w:color w:val="1F497D"/>
+        </w:rPr>
+        <w:t>Key Technical Notes</w:t>
       </w:r>
     </w:p>
     <w:p>
       <w:pPr>
-        <w:pStyle w:val="ListNumber"/>
+        <w:pStyle w:val="ListBullet"/>
       </w:pPr>
       <w:r>
-        <w:t>Task published to junior-dev via message bus with taskId: task-e2e-001</w:t>
+        <w:t>All .jsx files (not .js) — tsx pre-pass lexer handles JSX correctly with .jsx extension + tsconfig.json</w:t>
       </w:r>
     </w:p>
     <w:p>
       <w:pPr>
-        <w:pStyle w:val="ListNumber"/>
+        <w:pStyle w:val="ListBullet"/>
       </w:pPr>
       <w:r>
-        <w:t>Context injection verified — buildAgentContext(1) returned 2165 chars including the unread task in the MESSAGES section</w:t>
+        <w:t>All Unicode box-drawing and decorative characters replaced with ASCII for tsx lexer compatibility</w:t>
       </w:r>
     </w:p>
     <w:p>
       <w:pPr>
-        <w:pStyle w:val="ListNumber"/>
+        <w:pStyle w:val="ListBullet"/>
       </w:pPr>
       <w:r>
-        <w:t>Junior Dev (T1) called Claude → wrote complete Express implementation + unit test, escalated to Senior Dev</w:t>
+        <w:t>useInput guarded with { isActive: Boolean(isRawModeSupported) } — prevents crash when stdin is not a TTY</w:t>
       </w:r>
     </w:p>
     <w:p>
       <w:pPr>
-        <w:pStyle w:val="ListNumber"/>
+        <w:pStyle w:val="ListBullet"/>
       </w:pPr>
       <w:r>
-        <w:t>Escalation published to senior-dev with the same taskId: task-e2e-001 linking both messages</w:t>
+        <w:t>Streaming: adds {role:"assistant", text:"", streaming:true} placeholder, updates via setState callback in onToken, marks streaming:false on complete</w:t>
       </w:r>
     </w:p>
     <w:p>
       <w:pPr>
-        <w:pStyle w:val="ListNumber"/>
+        <w:pStyle w:val="ListBullet"/>
       </w:pPr>
       <w:r>
-        <w:t>Senior Dev (T2) called Claude → reviewed the implementation, noted { "pong": true } is acceptable, suggested adding a timestamp field for debugging, APPROVED</w:t>
+        <w:t>goToTerminal writes state.json directly (not via direction-based switchTerminal) since target index is known</w:t>
       </w:r>
     </w:p>
     <w:p>
       <w:pPr>
-        <w:pStyle w:val="ListNumber"/>
+        <w:pStyle w:val="ListBullet"/>
       </w:pPr>
       <w:r>
-        <w:t>Message log audited — both messages stored with matching taskId, full trace confirmed in .terminalforge/messages.log</w:t>
-      </w:r>
-    </w:p>
-    <w:p>
-      <w:pPr>
-        <w:shd w:val="clear" w:color="auto" w:fill="F2F2F2"/>
-      </w:pPr>
-      <w:r>
-        <w:rPr>
-          <w:rFonts w:ascii="Courier New" w:hAnsi="Courier New"/>
-          <w:color w:val="1A1A2E"/>
-          <w:sz w:val="17"/>
-        </w:rPr>
-        <w:t>project-manager → junior-dev   [task]       "Implement GET /ping endpoint returning { pong: true }..."</w:t>
-        <w:br/>
-        <w:t>junior-dev      → senior-dev   [escalation] "I have implemented GET /ping returning { pong: true }..."</w:t>
-      </w:r>
-    </w:p>
-    <w:p>
-      <w:r>
-        <w:br/>
-        <w:t>Zero regressions. All components — bridge, state, navigation, all 5 Claude agents, message bus, context injection, and bus monitor — verified working end to end.</w:t>
+        <w:t>1s state polling picks up bridge server vol-button changes while TUI is running</w:t>
       </w:r>
     </w:p>
     <w:sectPr>
@@ -8086,7 +5285,7 @@
     <w:rsid w:val="00FC693F"/>
     <w:rPr>
       <w:rFonts w:ascii="Calibri" w:hAnsi="Calibri"/>
-      <w:sz w:val="21"/>
+      <w:sz w:val="22"/>
     </w:rPr>
   </w:style>
   <w:style w:type="paragraph" w:styleId="Header">

--- a/docs/TerminalForge_ProjectPlan_v4.docx
+++ b/docs/TerminalForge_ProjectPlan_v4.docx
@@ -29,9 +29,9 @@
       <w:r>
         <w:t>GitHub Repositories:</w:t>
         <w:br/>
-        <w:t>• Fork (Working Copy): https://github.com/Hemin-Dhamelia/Fork-TerminalForgeAI.git</w:t>
+        <w:t>• Fork: https://github.com/Hemin-Dhamelia/Fork-TerminalForgeAI.git</w:t>
         <w:br/>
-        <w:t>• Upstream Main Repo: https://github.com/TerminalForgeAI/TerminalForgeAI.git</w:t>
+        <w:t>• Upstream: https://github.com/TerminalForgeAI/TerminalForgeAI.git</w:t>
       </w:r>
     </w:p>
     <w:p>
@@ -48,40 +48,12 @@
     <w:p>
       <w:r>
         <w:t>TerminalForge is a macOS terminal-based multi-agent AI development platform. Five specialized AI agents — Junior Developer, Senior Developer, QA Engineer, DevOps Engineer, and Project Manager — run as a unified team in a single terminal session, each powered by the Anthropic Claude API with distinct system prompts and memory.</w:t>
-      </w:r>
-    </w:p>
-    <w:p>
-      <w:r>
-        <w:t>You interact with the agents by typing commands as text or by speaking using real-time voice input transcribed by faster-whisper. You navigate between agent terminals using your iPhone's physical Volume buttons — Volume DOWN steps forward (Terminal 1→2→3→4→5), Volume UP steps backward (5→4→3→2→1), wrapping around at each end.</w:t>
-      </w:r>
-    </w:p>
-    <w:p>
-      <w:r>
-        <w:t>The agents communicate through a shared in-process message bus. A dedicated Bus Monitor window shows all inter-agent traffic in real time. The Project Manager agent acts as orchestrator in Autonomous Mode, automatically dispatching tasks to the appropriate agents and routing work through a full development pipeline.</w:t>
-      </w:r>
-    </w:p>
-    <w:p>
-      <w:pPr>
-        <w:pStyle w:val="Heading2"/>
-      </w:pPr>
-      <w:r>
-        <w:rPr>
-          <w:color w:val="1F497D"/>
-        </w:rPr>
-        <w:t>1A. GitHub Repository Structure</w:t>
-      </w:r>
-    </w:p>
-    <w:p>
-      <w:r>
-        <w:t>• Fork (working copy): https://github.com/Hemin-Dhamelia/Fork-TerminalForgeAI.git</w:t>
         <w:br/>
-        <w:t>• Upstream main repo: https://github.com/TerminalForgeAI/TerminalForgeAI.git</w:t>
         <w:br/>
-        <w:t>• All feature development happens on branches in the fork</w:t>
+        <w:t>Users interact via text input or voice (faster-whisper, fully offline). Navigation uses iPhone Volume buttons or Tab key in the TUI. Agents communicate through an in-process EventEmitter message bus visible in a live Bus Monitor panel. The Project Manager orchestrates the team autonomously in AUTO mode.</w:t>
         <w:br/>
-        <w:t>• Pull Requests: Hemin-Dhamelia/Fork-TerminalForgeAI → TerminalForgeAI/TerminalForgeAI</w:t>
         <w:br/>
-        <w:t>• Branch naming: feature/phase1-event-listener, fix/&lt;short-description&gt;, chore/&lt;short-description&gt;</w:t>
+        <w:t>A single startup command (./start.sh or npm run go) checks all dependencies, installs what is missing, and starts the full stack.</w:t>
       </w:r>
     </w:p>
     <w:p>
@@ -108,7 +80,7 @@
         <w:pStyle w:val="ListBullet"/>
       </w:pPr>
       <w:r>
-        <w:t>Voice and text input — speak or type to any agent, switch between modes at any time</w:t>
+        <w:t>Voice and text input — speak or type to any agent, switch modes at any time</w:t>
       </w:r>
     </w:p>
     <w:p>
@@ -156,7 +128,15 @@
         <w:pStyle w:val="ListBullet"/>
       </w:pPr>
       <w:r>
-        <w:t>Zero-friction UX — no mouse needed; hardware button = agent switch; voice or typing = input</w:t>
+        <w:t>Zero-friction UX — no mouse; hardware button or Tab key = agent switch; voice or typing = input</w:t>
+      </w:r>
+    </w:p>
+    <w:p>
+      <w:pPr>
+        <w:pStyle w:val="ListBullet"/>
+      </w:pPr>
+      <w:r>
+        <w:t>One-command startup — ./start.sh installs everything and starts the full stack</w:t>
       </w:r>
     </w:p>
     <w:p>
@@ -167,7 +147,7 @@
         <w:rPr>
           <w:color w:val="1F497D"/>
         </w:rPr>
-        <w:t>3. Agent Terminals &amp; Volume Button Navigation</w:t>
+        <w:t>3. Agent Terminals</w:t>
       </w:r>
     </w:p>
     <w:tbl>
@@ -243,7 +223,7 @@
           </w:tcPr>
           <w:p>
             <w:r>
-              <w:t>Terminal 1</w:t>
+              <w:t>T1</w:t>
             </w:r>
           </w:p>
         </w:tc>
@@ -263,7 +243,7 @@
           </w:tcPr>
           <w:p>
             <w:r>
-              <w:t>Code scaffolding, feature implementation, unit tests, bug fixes</w:t>
+              <w:t>Code scaffolding, feature impl, unit tests, bug fixes</w:t>
             </w:r>
           </w:p>
         </w:tc>
@@ -285,7 +265,7 @@
           </w:tcPr>
           <w:p>
             <w:r>
-              <w:t>Terminal 2</w:t>
+              <w:t>T2</w:t>
             </w:r>
           </w:p>
         </w:tc>
@@ -327,7 +307,7 @@
           </w:tcPr>
           <w:p>
             <w:r>
-              <w:t>Terminal 3</w:t>
+              <w:t>T3</w:t>
             </w:r>
           </w:p>
         </w:tc>
@@ -347,7 +327,7 @@
           </w:tcPr>
           <w:p>
             <w:r>
-              <w:t>Test plan creation, test generation, regression testing, bug reports</w:t>
+              <w:t>Test plan creation, test generation, regression, bug reports</w:t>
             </w:r>
           </w:p>
         </w:tc>
@@ -357,7 +337,7 @@
           </w:tcPr>
           <w:p>
             <w:r>
-              <w:t>Test suites, test runner output, bug issues</w:t>
+              <w:t>Test suites, runner output, bug issues</w:t>
             </w:r>
           </w:p>
         </w:tc>
@@ -369,7 +349,7 @@
           </w:tcPr>
           <w:p>
             <w:r>
-              <w:t>Terminal 4</w:t>
+              <w:t>T4</w:t>
             </w:r>
           </w:p>
         </w:tc>
@@ -389,7 +369,7 @@
           </w:tcPr>
           <w:p>
             <w:r>
-              <w:t>CI/CD, Docker, infra-as-code, deploy scripts, monitoring</w:t>
+              <w:t>CI/CD, Docker, infra-as-code, deploy scripts</w:t>
             </w:r>
           </w:p>
         </w:tc>
@@ -411,7 +391,7 @@
           </w:tcPr>
           <w:p>
             <w:r>
-              <w:t>Terminal 5</w:t>
+              <w:t>T5</w:t>
             </w:r>
           </w:p>
         </w:tc>
@@ -431,7 +411,7 @@
           </w:tcPr>
           <w:p>
             <w:r>
-              <w:t>PRD → tickets, sprint planning, orchestration, summaries</w:t>
+              <w:t>PRD, sprint planning, orchestration, summaries</w:t>
             </w:r>
           </w:p>
         </w:tc>
@@ -441,24 +421,13 @@
           </w:tcPr>
           <w:p>
             <w:r>
-              <w:t>Task dispatches, progress tracking, summaries</w:t>
+              <w:t>Task dispatches, progress tracking</w:t>
             </w:r>
           </w:p>
         </w:tc>
       </w:tr>
     </w:tbl>
     <w:p/>
-    <w:p>
-      <w:r>
-        <w:t>Navigation:</w:t>
-        <w:br/>
-        <w:t>• Volume DOWN: Terminal 1 → 2 → 3 → 4 → 5 → wraps back to 1</w:t>
-        <w:br/>
-        <w:t>• Volume UP: Terminal 5 → 4 → 3 → 2 → 1 → wraps back to 5</w:t>
-        <w:br/>
-        <w:t>• Hold either button 2 seconds: toggle Autonomous Mode on/off</w:t>
-      </w:r>
-    </w:p>
     <w:p>
       <w:pPr>
         <w:pStyle w:val="Heading1"/>
@@ -467,34 +436,7 @@
         <w:rPr>
           <w:color w:val="1F497D"/>
         </w:rPr>
-        <w:t>4. Input Modes: Text &amp; Voice</w:t>
-      </w:r>
-    </w:p>
-    <w:p>
-      <w:pPr>
-        <w:pStyle w:val="Heading2"/>
-      </w:pPr>
-      <w:r>
-        <w:rPr>
-          <w:color w:val="1F497D"/>
-        </w:rPr>
-        <w:t>4.1 Text Input</w:t>
-      </w:r>
-    </w:p>
-    <w:p>
-      <w:r>
-        <w:t>The always-available default mode. Type your prompt in the terminal. Supports multi-line input, code paste, file paths, and structured data. Zero additional latency.</w:t>
-      </w:r>
-    </w:p>
-    <w:p>
-      <w:pPr>
-        <w:pStyle w:val="Heading2"/>
-      </w:pPr>
-      <w:r>
-        <w:rPr>
-          <w:color w:val="1F497D"/>
-        </w:rPr>
-        <w:t>4.2 Voice Input</w:t>
+        <w:t>4. Input Modes</w:t>
       </w:r>
     </w:p>
     <w:tbl>
@@ -566,7 +508,7 @@
           </w:tcPr>
           <w:p>
             <w:r>
-              <w:t>Hold F5 while speaking; release to send</w:t>
+              <w:t>Press SPACE in hotkey window to toggle recording</w:t>
             </w:r>
           </w:p>
         </w:tc>
@@ -576,7 +518,7 @@
           </w:tcPr>
           <w:p>
             <w:r>
-              <w:t>Most reliable. No false activations. Build this first.</w:t>
+              <w:t>Most reliable. No false activations. Default.</w:t>
             </w:r>
           </w:p>
         </w:tc>
@@ -588,7 +530,7 @@
           </w:tcPr>
           <w:p>
             <w:r>
-              <w:t>Wake Word</w:t>
+              <w:t>Auto-VAD</w:t>
             </w:r>
           </w:p>
         </w:tc>
@@ -598,7 +540,7 @@
           </w:tcPr>
           <w:p>
             <w:r>
-              <w:t>Say 'Hey Forge' to activate, speak, silence to send</w:t>
+              <w:t>Always listening; 1.5s pause sends prompt</w:t>
             </w:r>
           </w:p>
         </w:tc>
@@ -608,7 +550,7 @@
           </w:tcPr>
           <w:p>
             <w:r>
-              <w:t>Fully hands-free. Needs openWakeWord model.</w:t>
+              <w:t>Hands-free. Needs quiet environment.</w:t>
             </w:r>
           </w:p>
         </w:tc>
@@ -620,7 +562,7 @@
           </w:tcPr>
           <w:p>
             <w:r>
-              <w:t>Auto-VAD</w:t>
+              <w:t>Wake Word</w:t>
             </w:r>
           </w:p>
         </w:tc>
@@ -630,7 +572,7 @@
           </w:tcPr>
           <w:p>
             <w:r>
-              <w:t>System always listens; detects speech start/end</w:t>
+              <w:t>Say "Hey Forge" to activate</w:t>
             </w:r>
           </w:p>
         </w:tc>
@@ -640,7 +582,7 @@
           </w:tcPr>
           <w:p>
             <w:r>
-              <w:t>Easiest UX. Slight false-positive risk in noise.</w:t>
+              <w:t>Fully hands-free. Needs openWakeWord model.</w:t>
             </w:r>
           </w:p>
         </w:tc>
@@ -652,7 +594,7 @@
           </w:tcPr>
           <w:p>
             <w:r>
-              <w:t>Text Fallback</w:t>
+              <w:t>Text Input</w:t>
             </w:r>
           </w:p>
         </w:tc>
@@ -662,7 +604,7 @@
           </w:tcPr>
           <w:p>
             <w:r>
-              <w:t>Type directly in the terminal</w:t>
+              <w:t>Type in TUI active pane, press Enter</w:t>
             </w:r>
           </w:p>
         </w:tc>
@@ -737,7 +679,7 @@
               <w:rPr>
                 <w:b/>
               </w:rPr>
-              <w:t>Purpose</w:t>
+              <w:t>Status</w:t>
             </w:r>
           </w:p>
         </w:tc>
@@ -769,7 +711,7 @@
           </w:tcPr>
           <w:p>
             <w:r>
-              <w:t>Per-agent system prompts, tool use, multi-turn memory</w:t>
+              <w:t>✅ Built</w:t>
             </w:r>
           </w:p>
         </w:tc>
@@ -791,7 +733,7 @@
           </w:tcPr>
           <w:p>
             <w:r>
-              <w:t>faster-whisper (local, CTranslate2)</w:t>
+              <w:t>faster-whisper (local, CTranslate2, offline)</w:t>
             </w:r>
           </w:p>
         </w:tc>
@@ -801,7 +743,7 @@
           </w:tcPr>
           <w:p>
             <w:r>
-              <w:t>Local offline transcription, &lt; 2s latency, no cost</w:t>
+              <w:t>✅ Built — Phase 3</w:t>
             </w:r>
           </w:p>
         </w:tc>
@@ -823,7 +765,7 @@
           </w:tcPr>
           <w:p>
             <w:r>
-              <w:t>silero-vad (Python)</w:t>
+              <w:t>silero-vad v5 VADIterator (Python)</w:t>
             </w:r>
           </w:p>
         </w:tc>
@@ -833,7 +775,7 @@
           </w:tcPr>
           <w:p>
             <w:r>
-              <w:t>Accurate speech start/end detection in noisy environments</w:t>
+              <w:t>✅ Built — Phase 3</w:t>
             </w:r>
           </w:p>
         </w:tc>
@@ -855,7 +797,7 @@
           </w:tcPr>
           <w:p>
             <w:r>
-              <w:t>openWakeWord — 'Hey Forge'</w:t>
+              <w:t>openWakeWord — "Hey Forge"</w:t>
             </w:r>
           </w:p>
         </w:tc>
@@ -865,7 +807,7 @@
           </w:tcPr>
           <w:p>
             <w:r>
-              <w:t>Triggers listening; low false-positive rate</w:t>
+              <w:t>✅ Built — Phase 3</w:t>
             </w:r>
           </w:p>
         </w:tc>
@@ -887,7 +829,7 @@
           </w:tcPr>
           <w:p>
             <w:r>
-              <w:t>ElevenLabs API or macOS say</w:t>
+              <w:t>macOS say (default) or ElevenLabs API</w:t>
             </w:r>
           </w:p>
         </w:tc>
@@ -897,7 +839,7 @@
           </w:tcPr>
           <w:p>
             <w:r>
-              <w:t>Agent voice output; off by default</w:t>
+              <w:t>✅ Built — Phase 3</w:t>
             </w:r>
           </w:p>
         </w:tc>
@@ -919,7 +861,7 @@
           </w:tcPr>
           <w:p>
             <w:r>
-              <w:t>Ink (React-for-terminal, Node.js) — BUILT</w:t>
+              <w:t>Ink (React-for-terminal, Node.js)</w:t>
             </w:r>
           </w:p>
         </w:tc>
@@ -929,7 +871,7 @@
           </w:tcPr>
           <w:p>
             <w:r>
-              <w:t>All 5 agents side-by-side, streaming, bus monitor panel</w:t>
+              <w:t>✅ Built — Phase 4</w:t>
             </w:r>
           </w:p>
         </w:tc>
@@ -961,7 +903,7 @@
           </w:tcPr>
           <w:p>
             <w:r>
-              <w:t>Volume button events reach the Mac daemon</w:t>
+              <w:t>✅ Built — Phase 1</w:t>
             </w:r>
           </w:p>
         </w:tc>
@@ -983,7 +925,7 @@
           </w:tcPr>
           <w:p>
             <w:r>
-              <w:t>Node.js Express daemon</w:t>
+              <w:t>Node.js Express daemon (bridge/server.js)</w:t>
             </w:r>
           </w:p>
         </w:tc>
@@ -993,7 +935,7 @@
           </w:tcPr>
           <w:p>
             <w:r>
-              <w:t>Receives button events; updates state.json</w:t>
+              <w:t>✅ Built — Phase 1</w:t>
             </w:r>
           </w:p>
         </w:tc>
@@ -1015,7 +957,7 @@
           </w:tcPr>
           <w:p>
             <w:r>
-              <w:t>Node.js EventEmitter (in-process)</w:t>
+              <w:t>Node.js EventEmitter (in-process, no broker)</w:t>
             </w:r>
           </w:p>
         </w:tc>
@@ -1025,7 +967,7 @@
           </w:tcPr>
           <w:p>
             <w:r>
-              <w:t>Agent-to-agent routing; no external broker needed</w:t>
+              <w:t>✅ Built — Phase 2</w:t>
             </w:r>
           </w:p>
         </w:tc>
@@ -1047,7 +989,7 @@
           </w:tcPr>
           <w:p>
             <w:r>
-              <w:t>Node.js (scripts/bus-monitor.js) + TUI panel</w:t>
+              <w:t>Node.js scripts/bus-monitor.js + TUI panel</w:t>
             </w:r>
           </w:p>
         </w:tc>
@@ -1057,7 +999,7 @@
           </w:tcPr>
           <w:p>
             <w:r>
-              <w:t>Live inter-agent traffic — standalone and TUI panel</w:t>
+              <w:t>✅ Built</w:t>
             </w:r>
           </w:p>
         </w:tc>
@@ -1089,7 +1031,7 @@
           </w:tcPr>
           <w:p>
             <w:r>
-              <w:t>Project state, tasks, handoffs readable by all agents</w:t>
+              <w:t>✅ Built — Phase 2</w:t>
             </w:r>
           </w:p>
         </w:tc>
@@ -1121,7 +1063,7 @@
           </w:tcPr>
           <w:p>
             <w:r>
-              <w:t>Injects diff, log, status into agent context on switch</w:t>
+              <w:t>✅ Built — Phase 2</w:t>
             </w:r>
           </w:p>
         </w:tc>
@@ -1133,6 +1075,38 @@
           </w:tcPr>
           <w:p>
             <w:r>
+              <w:t>Startup Script</w:t>
+            </w:r>
+          </w:p>
+        </w:tc>
+        <w:tc>
+          <w:tcPr>
+            <w:tcW w:type="dxa" w:w="2880"/>
+          </w:tcPr>
+          <w:p>
+            <w:r>
+              <w:t>scripts/start.sh (bash)</w:t>
+            </w:r>
+          </w:p>
+        </w:tc>
+        <w:tc>
+          <w:tcPr>
+            <w:tcW w:type="dxa" w:w="2880"/>
+          </w:tcPr>
+          <w:p>
+            <w:r>
+              <w:t>✅ Built</w:t>
+            </w:r>
+          </w:p>
+        </w:tc>
+      </w:tr>
+      <w:tr>
+        <w:tc>
+          <w:tcPr>
+            <w:tcW w:type="dxa" w:w="2880"/>
+          </w:tcPr>
+          <w:p>
+            <w:r>
               <w:t>Runtime</w:t>
             </w:r>
           </w:p>
@@ -1153,7 +1127,7 @@
           </w:tcPr>
           <w:p>
             <w:r>
-              <w:t>Monorepo: /core /agents /voice /bridge /ui /scripts</w:t>
+              <w:t>—</w:t>
             </w:r>
           </w:p>
         </w:tc>
@@ -1173,13 +1147,10 @@
     </w:p>
     <w:p>
       <w:pPr>
-        <w:pStyle w:val="Heading2"/>
+        <w:pStyle w:val="ListBullet"/>
       </w:pPr>
       <w:r>
-        <w:rPr>
-          <w:color w:val="1F497D"/>
-        </w:rPr>
-        <w:t>6.1 Component Overview</w:t>
+        <w:t>Bluetooth Bridge: iOS Shortcut POSTs JSON to localhost:3333</w:t>
       </w:r>
     </w:p>
     <w:p>
@@ -1187,7 +1158,7 @@
         <w:pStyle w:val="ListBullet"/>
       </w:pPr>
       <w:r>
-        <w:t>Bluetooth Bridge (iPhone → Mac): iOS Shortcut POSTs JSON to localhost:3333</w:t>
+        <w:t>macOS Event Listener: Node.js receives events, updates active terminal, writes state.json</w:t>
       </w:r>
     </w:p>
     <w:p>
@@ -1195,7 +1166,7 @@
         <w:pStyle w:val="ListBullet"/>
       </w:pPr>
       <w:r>
-        <w:t>macOS Event Listener Daemon: Node.js receives events, updates active terminal index, writes state.json</w:t>
+        <w:t>Agent Engine: 5 stateful Claude API sessions with distinct system prompts, rolling history</w:t>
       </w:r>
     </w:p>
     <w:p>
@@ -1203,7 +1174,7 @@
         <w:pStyle w:val="ListBullet"/>
       </w:pPr>
       <w:r>
-        <w:t>Agent REPL Engine: five stateful Claude API sessions with distinct system prompts, tools, and rolling history</w:t>
+        <w:t>Shared Context Store: project.md, open_tasks.json, handoffs.md injected per agent call</w:t>
       </w:r>
     </w:p>
     <w:p>
@@ -1211,7 +1182,7 @@
         <w:pStyle w:val="ListBullet"/>
       </w:pPr>
       <w:r>
-        <w:t>Shared Context Store: project.md, open_tasks.json, handoffs.md in .terminalforge/ injected into each agent call</w:t>
+        <w:t>Message Bus: in-process EventEmitter — envelope { id, from, to, type, payload, taskId, timestamp, read }</w:t>
       </w:r>
     </w:p>
     <w:p>
@@ -1219,7 +1190,7 @@
         <w:pStyle w:val="ListBullet"/>
       </w:pPr>
       <w:r>
-        <w:t>Message Bus: in-process EventEmitter; JSON envelope { id, from, to, type, payload, taskId, timestamp, read }</w:t>
+        <w:t>Bus Monitor: TUI right panel + standalone terminal — subscribeAll() + 500ms file poll</w:t>
       </w:r>
     </w:p>
     <w:p>
@@ -1227,7 +1198,7 @@
         <w:pStyle w:val="ListBullet"/>
       </w:pPr>
       <w:r>
-        <w:t>Bus Monitor: 7th terminal window + TUI right panel; subscribes to all traffic; replays history + polls log file</w:t>
+        <w:t>Terminal UI (BUILT): Ink — StatusBar + 5 AgentPanes + BusMonitorPanel; Tab/Shift+Tab navigation</w:t>
       </w:r>
     </w:p>
     <w:p>
@@ -1235,7 +1206,7 @@
         <w:pStyle w:val="ListBullet"/>
       </w:pPr>
       <w:r>
-        <w:t>Terminal UI (BUILT): Ink TUI — StatusBar + 5 AgentPanes (active/inactive) + BusMonitorPanel side-by-side</w:t>
+        <w:t>Voice Layer (BUILT): mic → silero-vad → faster-whisper → bridge POST → voice_input.json → TUI auto-submit</w:t>
       </w:r>
     </w:p>
     <w:p>
@@ -1243,7 +1214,7 @@
         <w:pStyle w:val="ListBullet"/>
       </w:pPr>
       <w:r>
-        <w:t>Voice Layer: mic → silero-vad → faster-whisper → text → active agent; optional TTS response (Phase 3)</w:t>
+        <w:t>Startup Script (BUILT): ./start.sh — 7-step setup, starts bridge + voice + TUI, cleans up on exit</w:t>
       </w:r>
     </w:p>
     <w:p>
@@ -1270,12 +1241,10 @@
     </w:p>
     <w:p>
       <w:r>
-        <w:t>Manual Mode: you are the orchestrator. Switch agents with volume buttons or Tab key. Each agent waits for your explicit prompt. Best for focused work and debugging.</w:t>
-      </w:r>
-    </w:p>
-    <w:p>
-      <w:r>
-        <w:t>Autonomous Mode: activated by holding either volume button for 2 seconds. Give a high-level goal; the PM Agent breaks it into tasks and dispatches each to the correct agent. You can intervene at any time.</w:t>
+        <w:t>Manual Mode: you are the orchestrator. Switch agents with volume buttons or Tab key.</w:t>
+        <w:br/>
+        <w:br/>
+        <w:t>Autonomous Mode: hold volume button 2s. PM Agent breaks goal into tasks and dispatches automatically.</w:t>
       </w:r>
     </w:p>
     <w:p>
@@ -1286,7 +1255,38 @@
         <w:rPr>
           <w:color w:val="1F497D"/>
         </w:rPr>
-        <w:t>7.2 Message Routing Map</w:t>
+        <w:t>7.2 Message Bus API — Built</w:t>
+      </w:r>
+    </w:p>
+    <w:p>
+      <w:r>
+        <w:t>publish({ from, to, type, payload, taskId? }) — validate + emit + append to messages.log</w:t>
+        <w:br/>
+        <w:t>subscribe(agentId, callback) — targeted delivery</w:t>
+        <w:br/>
+        <w:t>subscribeAll(callback) — all traffic (bus monitor, TUI panel)</w:t>
+        <w:br/>
+        <w:t>unsubscribe(agentId, callback)</w:t>
+        <w:br/>
+        <w:t>readLog() — parse messages.log → array</w:t>
+        <w:br/>
+        <w:t>getUnread(agentId) — filter unread messages</w:t>
+        <w:br/>
+        <w:br/>
+        <w:t>Message types: task · review · escalation · bug-report · handoff · summary</w:t>
+        <w:br/>
+        <w:t>Agent IDs: junior-dev · senior-dev · qa-engineer · devops-engineer · project-manager</w:t>
+      </w:r>
+    </w:p>
+    <w:p>
+      <w:pPr>
+        <w:pStyle w:val="Heading1"/>
+      </w:pPr>
+      <w:r>
+        <w:rPr>
+          <w:color w:val="1F497D"/>
+        </w:rPr>
+        <w:t>7B. Terminal Colour System</w:t>
       </w:r>
     </w:p>
     <w:tbl>
@@ -1310,7 +1310,7 @@
               <w:rPr>
                 <w:b/>
               </w:rPr>
-              <w:t>From</w:t>
+              <w:t>State</w:t>
             </w:r>
           </w:p>
         </w:tc>
@@ -1323,7 +1323,7 @@
               <w:rPr>
                 <w:b/>
               </w:rPr>
-              <w:t>To</w:t>
+              <w:t>Colour</w:t>
             </w:r>
           </w:p>
         </w:tc>
@@ -1336,7 +1336,7 @@
               <w:rPr>
                 <w:b/>
               </w:rPr>
-              <w:t>Message / Handoff Content</w:t>
+              <w:t>When</w:t>
             </w:r>
           </w:p>
         </w:tc>
@@ -1348,7 +1348,7 @@
           </w:tcPr>
           <w:p>
             <w:r>
-              <w:t>PM Agent</w:t>
+              <w:t>idle</w:t>
             </w:r>
           </w:p>
         </w:tc>
@@ -1358,7 +1358,7 @@
           </w:tcPr>
           <w:p>
             <w:r>
-              <w:t>Junior Developer</w:t>
+              <w:t>Default (none)</w:t>
             </w:r>
           </w:p>
         </w:tc>
@@ -1368,7 +1368,7 @@
           </w:tcPr>
           <w:p>
             <w:r>
-              <w:t>Dispatches implementation tasks with file paths and acceptance criteria</w:t>
+              <w:t>Agent waiting — no active task</w:t>
             </w:r>
           </w:p>
         </w:tc>
@@ -1380,7 +1380,7 @@
           </w:tcPr>
           <w:p>
             <w:r>
-              <w:t>PM Agent</w:t>
+              <w:t>working</w:t>
             </w:r>
           </w:p>
         </w:tc>
@@ -1390,7 +1390,7 @@
           </w:tcPr>
           <w:p>
             <w:r>
-              <w:t>Senior Developer</w:t>
+              <w:t>YELLOW (bgYellow)</w:t>
             </w:r>
           </w:p>
         </w:tc>
@@ -1400,7 +1400,7 @@
           </w:tcPr>
           <w:p>
             <w:r>
-              <w:t>Assigns architecture decisions or high-complexity features</w:t>
+              <w:t>Task dispatched — fires before first streaming token</w:t>
             </w:r>
           </w:p>
         </w:tc>
@@ -1412,7 +1412,7 @@
           </w:tcPr>
           <w:p>
             <w:r>
-              <w:t>PM Agent</w:t>
+              <w:t>done</w:t>
             </w:r>
           </w:p>
         </w:tc>
@@ -1422,7 +1422,7 @@
           </w:tcPr>
           <w:p>
             <w:r>
-              <w:t>QA Engineer</w:t>
+              <w:t>GREEN (bgGreen)</w:t>
             </w:r>
           </w:p>
         </w:tc>
@@ -1432,7 +1432,7 @@
           </w:tcPr>
           <w:p>
             <w:r>
-              <w:t>Triggers test generation once feature branch is marked complete</w:t>
+              <w:t>Task completed successfully</w:t>
             </w:r>
           </w:p>
         </w:tc>
@@ -1444,7 +1444,7 @@
           </w:tcPr>
           <w:p>
             <w:r>
-              <w:t>PM Agent</w:t>
+              <w:t>failed</w:t>
             </w:r>
           </w:p>
         </w:tc>
@@ -1454,7 +1454,7 @@
           </w:tcPr>
           <w:p>
             <w:r>
-              <w:t>DevOps Engineer</w:t>
+              <w:t>RED (bgRed)</w:t>
             </w:r>
           </w:p>
         </w:tc>
@@ -1464,508 +1464,7 @@
           </w:tcPr>
           <w:p>
             <w:r>
-              <w:t>Requests pipeline/deploy setup when code is merged to main</w:t>
-            </w:r>
-          </w:p>
-        </w:tc>
-      </w:tr>
-      <w:tr>
-        <w:tc>
-          <w:tcPr>
-            <w:tcW w:type="dxa" w:w="2880"/>
-          </w:tcPr>
-          <w:p>
-            <w:r>
-              <w:t>Junior Developer</w:t>
-            </w:r>
-          </w:p>
-        </w:tc>
-        <w:tc>
-          <w:tcPr>
-            <w:tcW w:type="dxa" w:w="2880"/>
-          </w:tcPr>
-          <w:p>
-            <w:r>
-              <w:t>Senior Developer</w:t>
-            </w:r>
-          </w:p>
-        </w:tc>
-        <w:tc>
-          <w:tcPr>
-            <w:tcW w:type="dxa" w:w="2880"/>
-          </w:tcPr>
-          <w:p>
-            <w:r>
-              <w:t>Escalates blockers for senior review</w:t>
-            </w:r>
-          </w:p>
-        </w:tc>
-      </w:tr>
-      <w:tr>
-        <w:tc>
-          <w:tcPr>
-            <w:tcW w:type="dxa" w:w="2880"/>
-          </w:tcPr>
-          <w:p>
-            <w:r>
-              <w:t>Senior Developer</w:t>
-            </w:r>
-          </w:p>
-        </w:tc>
-        <w:tc>
-          <w:tcPr>
-            <w:tcW w:type="dxa" w:w="2880"/>
-          </w:tcPr>
-          <w:p>
-            <w:r>
-              <w:t>Junior Developer</w:t>
-            </w:r>
-          </w:p>
-        </w:tc>
-        <w:tc>
-          <w:tcPr>
-            <w:tcW w:type="dxa" w:w="2880"/>
-          </w:tcPr>
-          <w:p>
-            <w:r>
-              <w:t>Returns reviewed code with inline fix instructions</w:t>
-            </w:r>
-          </w:p>
-        </w:tc>
-      </w:tr>
-      <w:tr>
-        <w:tc>
-          <w:tcPr>
-            <w:tcW w:type="dxa" w:w="2880"/>
-          </w:tcPr>
-          <w:p>
-            <w:r>
-              <w:t>Senior Developer</w:t>
-            </w:r>
-          </w:p>
-        </w:tc>
-        <w:tc>
-          <w:tcPr>
-            <w:tcW w:type="dxa" w:w="2880"/>
-          </w:tcPr>
-          <w:p>
-            <w:r>
-              <w:t>QA Engineer</w:t>
-            </w:r>
-          </w:p>
-        </w:tc>
-        <w:tc>
-          <w:tcPr>
-            <w:tcW w:type="dxa" w:w="2880"/>
-          </w:tcPr>
-          <w:p>
-            <w:r>
-              <w:t>Notifies QA when feature is code-complete and ready for testing</w:t>
-            </w:r>
-          </w:p>
-        </w:tc>
-      </w:tr>
-      <w:tr>
-        <w:tc>
-          <w:tcPr>
-            <w:tcW w:type="dxa" w:w="2880"/>
-          </w:tcPr>
-          <w:p>
-            <w:r>
-              <w:t>QA Engineer</w:t>
-            </w:r>
-          </w:p>
-        </w:tc>
-        <w:tc>
-          <w:tcPr>
-            <w:tcW w:type="dxa" w:w="2880"/>
-          </w:tcPr>
-          <w:p>
-            <w:r>
-              <w:t>Junior Developer</w:t>
-            </w:r>
-          </w:p>
-        </w:tc>
-        <w:tc>
-          <w:tcPr>
-            <w:tcW w:type="dxa" w:w="2880"/>
-          </w:tcPr>
-          <w:p>
-            <w:r>
-              <w:t>Files bug report with repro steps, expected vs actual, severity</w:t>
-            </w:r>
-          </w:p>
-        </w:tc>
-      </w:tr>
-      <w:tr>
-        <w:tc>
-          <w:tcPr>
-            <w:tcW w:type="dxa" w:w="2880"/>
-          </w:tcPr>
-          <w:p>
-            <w:r>
-              <w:t>QA Engineer</w:t>
-            </w:r>
-          </w:p>
-        </w:tc>
-        <w:tc>
-          <w:tcPr>
-            <w:tcW w:type="dxa" w:w="2880"/>
-          </w:tcPr>
-          <w:p>
-            <w:r>
-              <w:t>Senior Developer</w:t>
-            </w:r>
-          </w:p>
-        </w:tc>
-        <w:tc>
-          <w:tcPr>
-            <w:tcW w:type="dxa" w:w="2880"/>
-          </w:tcPr>
-          <w:p>
-            <w:r>
-              <w:t>Escalates architectural bugs requiring senior investigation</w:t>
-            </w:r>
-          </w:p>
-        </w:tc>
-      </w:tr>
-      <w:tr>
-        <w:tc>
-          <w:tcPr>
-            <w:tcW w:type="dxa" w:w="2880"/>
-          </w:tcPr>
-          <w:p>
-            <w:r>
-              <w:t>DevOps Engineer</w:t>
-            </w:r>
-          </w:p>
-        </w:tc>
-        <w:tc>
-          <w:tcPr>
-            <w:tcW w:type="dxa" w:w="2880"/>
-          </w:tcPr>
-          <w:p>
-            <w:r>
-              <w:t>Senior Developer</w:t>
-            </w:r>
-          </w:p>
-        </w:tc>
-        <w:tc>
-          <w:tcPr>
-            <w:tcW w:type="dxa" w:w="2880"/>
-          </w:tcPr>
-          <w:p>
-            <w:r>
-              <w:t>Requests confirmation before infra changes affecting app config</w:t>
-            </w:r>
-          </w:p>
-        </w:tc>
-      </w:tr>
-    </w:tbl>
-    <w:p/>
-    <w:p>
-      <w:pPr>
-        <w:pStyle w:val="Heading2"/>
-      </w:pPr>
-      <w:r>
-        <w:rPr>
-          <w:color w:val="1F497D"/>
-        </w:rPr>
-        <w:t>7.3 Message Bus API — BUILT</w:t>
-      </w:r>
-    </w:p>
-    <w:p>
-      <w:r>
-        <w:t>publish({ from, to, type, payload, taskId? }) — validate + emit + append to messages.log</w:t>
-        <w:br/>
-        <w:t>subscribe(agentId, callback) — targeted — each agent REPL receives its messages</w:t>
-        <w:br/>
-        <w:t>subscribeAll(callback) — all traffic — bus monitor uses this</w:t>
-        <w:br/>
-        <w:t>unsubscribe(agentId, callback)</w:t>
-        <w:br/>
-        <w:t>readLog() — parse full messages.log → array of envelopes</w:t>
-        <w:br/>
-        <w:t>getUnread(agentId) — filter unread messages for a specific agent</w:t>
-      </w:r>
-    </w:p>
-    <w:p>
-      <w:r>
-        <w:t>Message types: task · review · escalation · bug-report · handoff · summary</w:t>
-        <w:br/>
-        <w:t>Agent IDs: junior-dev · senior-dev · qa-engineer · devops-engineer · project-manager</w:t>
-      </w:r>
-    </w:p>
-    <w:p>
-      <w:pPr>
-        <w:pStyle w:val="Heading2"/>
-      </w:pPr>
-      <w:r>
-        <w:rPr>
-          <w:color w:val="1F497D"/>
-        </w:rPr>
-        <w:t>7.4 Agent REPL Commands — BUILT</w:t>
-      </w:r>
-    </w:p>
-    <w:p>
-      <w:r>
-        <w:t>/msg &lt;agentId&gt; &lt;type&gt; &lt;message&gt; — send a message to another agent</w:t>
-        <w:br/>
-        <w:t>/reply &lt;message&gt; — quick-reply to the last received message</w:t>
-        <w:br/>
-        <w:t>/clear — clear this agent's conversation history</w:t>
-        <w:br/>
-        <w:t>/status — show current terminal state from state.json</w:t>
-        <w:br/>
-        <w:t>/quit — close this agent REPL</w:t>
-      </w:r>
-    </w:p>
-    <w:p>
-      <w:pPr>
-        <w:pStyle w:val="Heading1"/>
-      </w:pPr>
-      <w:r>
-        <w:rPr>
-          <w:color w:val="1F497D"/>
-        </w:rPr>
-        <w:t>7B. Terminal Colour System — Task State Indicator</w:t>
-      </w:r>
-    </w:p>
-    <w:p>
-      <w:r>
-        <w:t>Every agent terminal visually reflects the current task state through background colour. This is a core UX feature built into the TUI.</w:t>
-      </w:r>
-    </w:p>
-    <w:tbl>
-      <w:tblPr>
-        <w:tblStyle w:val="TableGrid"/>
-        <w:tblW w:type="auto" w:w="0"/>
-        <w:tblLook w:firstColumn="1" w:firstRow="1" w:lastColumn="0" w:lastRow="0" w:noHBand="0" w:noVBand="1" w:val="04A0"/>
-      </w:tblPr>
-      <w:tblGrid>
-        <w:gridCol w:w="2160"/>
-        <w:gridCol w:w="2160"/>
-        <w:gridCol w:w="2160"/>
-        <w:gridCol w:w="2160"/>
-      </w:tblGrid>
-      <w:tr>
-        <w:tc>
-          <w:tcPr>
-            <w:tcW w:type="dxa" w:w="2160"/>
-          </w:tcPr>
-          <w:p>
-            <w:r>
-              <w:rPr>
-                <w:b/>
-              </w:rPr>
-              <w:t>Task State</w:t>
-            </w:r>
-          </w:p>
-        </w:tc>
-        <w:tc>
-          <w:tcPr>
-            <w:tcW w:type="dxa" w:w="2160"/>
-          </w:tcPr>
-          <w:p>
-            <w:r>
-              <w:rPr>
-                <w:b/>
-              </w:rPr>
-              <w:t>Terminal Colour</w:t>
-            </w:r>
-          </w:p>
-        </w:tc>
-        <w:tc>
-          <w:tcPr>
-            <w:tcW w:type="dxa" w:w="2160"/>
-          </w:tcPr>
-          <w:p>
-            <w:r>
-              <w:rPr>
-                <w:b/>
-              </w:rPr>
-              <w:t>Ink Class</w:t>
-            </w:r>
-          </w:p>
-        </w:tc>
-        <w:tc>
-          <w:tcPr>
-            <w:tcW w:type="dxa" w:w="2160"/>
-          </w:tcPr>
-          <w:p>
-            <w:r>
-              <w:rPr>
-                <w:b/>
-              </w:rPr>
-              <w:t>When It Fires</w:t>
-            </w:r>
-          </w:p>
-        </w:tc>
-      </w:tr>
-      <w:tr>
-        <w:tc>
-          <w:tcPr>
-            <w:tcW w:type="dxa" w:w="2160"/>
-          </w:tcPr>
-          <w:p>
-            <w:r>
-              <w:t>idle</w:t>
-            </w:r>
-          </w:p>
-        </w:tc>
-        <w:tc>
-          <w:tcPr>
-            <w:tcW w:type="dxa" w:w="2160"/>
-          </w:tcPr>
-          <w:p>
-            <w:r>
-              <w:t>Default (no colour)</w:t>
-            </w:r>
-          </w:p>
-        </w:tc>
-        <w:tc>
-          <w:tcPr>
-            <w:tcW w:type="dxa" w:w="2160"/>
-          </w:tcPr>
-          <w:p>
-            <w:r>
-              <w:t>none</w:t>
-            </w:r>
-          </w:p>
-        </w:tc>
-        <w:tc>
-          <w:tcPr>
-            <w:tcW w:type="dxa" w:w="2160"/>
-          </w:tcPr>
-          <w:p>
-            <w:r>
-              <w:t>Agent is waiting for a prompt — no active task</w:t>
-            </w:r>
-          </w:p>
-        </w:tc>
-      </w:tr>
-      <w:tr>
-        <w:tc>
-          <w:tcPr>
-            <w:tcW w:type="dxa" w:w="2160"/>
-          </w:tcPr>
-          <w:p>
-            <w:r>
-              <w:t>working</w:t>
-            </w:r>
-          </w:p>
-        </w:tc>
-        <w:tc>
-          <w:tcPr>
-            <w:tcW w:type="dxa" w:w="2160"/>
-          </w:tcPr>
-          <w:p>
-            <w:r>
-              <w:t>YELLOW</w:t>
-            </w:r>
-          </w:p>
-        </w:tc>
-        <w:tc>
-          <w:tcPr>
-            <w:tcW w:type="dxa" w:w="2160"/>
-          </w:tcPr>
-          <w:p>
-            <w:r>
-              <w:t>bgYellow</w:t>
-            </w:r>
-          </w:p>
-        </w:tc>
-        <w:tc>
-          <w:tcPr>
-            <w:tcW w:type="dxa" w:w="2160"/>
-          </w:tcPr>
-          <w:p>
-            <w:r>
-              <w:t>Fires immediately when a task is dispatched — before the first token streams</w:t>
-            </w:r>
-          </w:p>
-        </w:tc>
-      </w:tr>
-      <w:tr>
-        <w:tc>
-          <w:tcPr>
-            <w:tcW w:type="dxa" w:w="2160"/>
-          </w:tcPr>
-          <w:p>
-            <w:r>
-              <w:t>done</w:t>
-            </w:r>
-          </w:p>
-        </w:tc>
-        <w:tc>
-          <w:tcPr>
-            <w:tcW w:type="dxa" w:w="2160"/>
-          </w:tcPr>
-          <w:p>
-            <w:r>
-              <w:t>GREEN</w:t>
-            </w:r>
-          </w:p>
-        </w:tc>
-        <w:tc>
-          <w:tcPr>
-            <w:tcW w:type="dxa" w:w="2160"/>
-          </w:tcPr>
-          <w:p>
-            <w:r>
-              <w:t>bgGreen</w:t>
-            </w:r>
-          </w:p>
-        </w:tc>
-        <w:tc>
-          <w:tcPr>
-            <w:tcW w:type="dxa" w:w="2160"/>
-          </w:tcPr>
-          <w:p>
-            <w:r>
-              <w:t>Fires within &lt; 100ms of a task:done event — task completed successfully</w:t>
-            </w:r>
-          </w:p>
-        </w:tc>
-      </w:tr>
-      <w:tr>
-        <w:tc>
-          <w:tcPr>
-            <w:tcW w:type="dxa" w:w="2160"/>
-          </w:tcPr>
-          <w:p>
-            <w:r>
-              <w:t>failed</w:t>
-            </w:r>
-          </w:p>
-        </w:tc>
-        <w:tc>
-          <w:tcPr>
-            <w:tcW w:type="dxa" w:w="2160"/>
-          </w:tcPr>
-          <w:p>
-            <w:r>
-              <w:t>RED</w:t>
-            </w:r>
-          </w:p>
-        </w:tc>
-        <w:tc>
-          <w:tcPr>
-            <w:tcW w:type="dxa" w:w="2160"/>
-          </w:tcPr>
-          <w:p>
-            <w:r>
-              <w:t>bgRed</w:t>
-            </w:r>
-          </w:p>
-        </w:tc>
-        <w:tc>
-          <w:tcPr>
-            <w:tcW w:type="dxa" w:w="2160"/>
-          </w:tcPr>
-          <w:p>
-            <w:r>
-              <w:t>Fires immediately on task:failed or any unhandled API error</w:t>
+              <w:t>Task failed or API error</w:t>
             </w:r>
           </w:p>
         </w:tc>
@@ -1980,23 +1479,45 @@
         <w:rPr>
           <w:color w:val="1F497D"/>
         </w:rPr>
-        <w:t>7C. Bus Monitor — Real-Time Observability — BUILT</w:t>
+        <w:t>7C. Voice Pipeline Integration</w:t>
       </w:r>
     </w:p>
     <w:p>
       <w:r>
-        <w:t>The Bus Monitor runs in a dedicated 7th terminal window and is also embedded as the right panel in the TUI. It shows all inter-agent messages as they flow through the system.</w:t>
+        <w:t>Integration flow: Python pipeline → POST localhost:3333/voice → bridge reads activeTerminal from state.json → writes voice_input.json (atomic rename) → TUI polls every 500ms → marks consumed → calls handleSubmit(text) on active agent.</w:t>
         <w:br/>
         <w:br/>
-        <w:t>• Replays the last 20 messages from .terminalforge/messages.log on start</w:t>
+        <w:t>voice_state.json: { "status": "idle|listening|recording|transcribing", "mode": "push-to-talk|auto-vad|wake-word", "recording": false }</w:t>
         <w:br/>
-        <w:t>• Subscribes to all live traffic via subscribeAll() for in-process messages</w:t>
+        <w:t>voice_input.json: { "text": "...", "targetTerminal": 2, "confidence": 1.0, "consumed": false, "timestamp": "..." }</w:t>
+      </w:r>
+    </w:p>
+    <w:p>
+      <w:pPr>
+        <w:pStyle w:val="Heading1"/>
+      </w:pPr>
+      <w:r>
+        <w:rPr>
+          <w:color w:val="1F497D"/>
+        </w:rPr>
+        <w:t>7D. Startup Script</w:t>
+      </w:r>
+    </w:p>
+    <w:p>
+      <w:r>
+        <w:t>scripts/start.sh (symlinked as ./start.sh) — one-command full stack startup.</w:t>
         <w:br/>
-        <w:t>• Polls messages.log every 500ms to catch messages published from other processes</w:t>
         <w:br/>
-        <w:t>• Run standalone: npm run monitor</w:t>
+        <w:t>Run: ./start.sh or npm run go</w:t>
         <w:br/>
-        <w:t>• In TUI: right panel (12% width) shows live feed always visible</w:t>
+        <w:br/>
+        <w:t>Options: --voice (push-to-talk), --voice=auto (auto-VAD), --voice=wake (wake word), --no-voice (text only), --debug (verbose logging)</w:t>
+        <w:br/>
+        <w:br/>
+        <w:t>7 steps: check Node.js → check Python → npm install (if needed) → pip install (missing only) → validate .env → init .terminalforge/ → select voice mode → start bridge (background, health-checked) → start voice pipeline (background) → open hotkey window (push-to-talk) → start TUI (foreground)</w:t>
+        <w:br/>
+        <w:br/>
+        <w:t>Ctrl+C triggers cleanup trap: kills bridge and voice PIDs, resets voice_state.json to idle.</w:t>
       </w:r>
     </w:p>
     <w:p>
@@ -2018,7 +1539,7 @@
         <w:rPr>
           <w:color w:val="1F497D"/>
         </w:rPr>
-        <w:t>8.1 Starting a New Project (Manual Mode)</w:t>
+        <w:t>8.1 Starting (One Command)</w:t>
       </w:r>
     </w:p>
     <w:p>
@@ -2026,7 +1547,7 @@
         <w:pStyle w:val="ListNumber"/>
       </w:pPr>
       <w:r>
-        <w:t>npm run ui → all 5 agents open side-by-side in one fullscreen window</w:t>
+        <w:t>./start.sh — checks everything, installs deps, asks for voice mode, starts full stack</w:t>
       </w:r>
     </w:p>
     <w:p>
@@ -2034,7 +1555,7 @@
         <w:pStyle w:val="ListNumber"/>
       </w:pPr>
       <w:r>
-        <w:t>Press Tab to navigate to T5 PM → describe project → receive PRD + task list</w:t>
+        <w:t>TUI opens: all 5 agents side-by-side + bus monitor panel</w:t>
       </w:r>
     </w:p>
     <w:p>
@@ -2042,7 +1563,7 @@
         <w:pStyle w:val="ListNumber"/>
       </w:pPr>
       <w:r>
-        <w:t>Tab to T1 Junior Dev → confirm architecture, create folder scaffold</w:t>
+        <w:t>Tab to navigate between agents, Enter to submit prompts</w:t>
       </w:r>
     </w:p>
     <w:p>
@@ -2050,7 +1571,7 @@
         <w:pStyle w:val="ListNumber"/>
       </w:pPr>
       <w:r>
-        <w:t>Implement feature by feature, committing after each</w:t>
+        <w:t>Type or speak (if voice pipeline running) — transcribed text auto-routes to active agent</w:t>
       </w:r>
     </w:p>
     <w:p>
@@ -2058,55 +1579,7 @@
         <w:pStyle w:val="ListNumber"/>
       </w:pPr>
       <w:r>
-        <w:t>Tab to T3 QA → generate test cases, run tests, file bugs back to Junior Dev</w:t>
-      </w:r>
-    </w:p>
-    <w:p>
-      <w:pPr>
-        <w:pStyle w:val="ListNumber"/>
-      </w:pPr>
-      <w:r>
-        <w:t>Tab to T4 DevOps → write Dockerfile, CI pipeline YAML, deployment script</w:t>
-      </w:r>
-    </w:p>
-    <w:p>
-      <w:pPr>
-        <w:pStyle w:val="ListNumber"/>
-      </w:pPr>
-      <w:r>
-        <w:t>Tab to T5 PM → sprint review summary, mark tasks done, plan next iteration</w:t>
-      </w:r>
-    </w:p>
-    <w:p>
-      <w:pPr>
-        <w:pStyle w:val="ListNumber"/>
-      </w:pPr>
-      <w:r>
-        <w:t>Bus Monitor right panel always visible — watch all inter-agent messages live</w:t>
-      </w:r>
-    </w:p>
-    <w:p>
-      <w:pPr>
-        <w:pStyle w:val="Heading2"/>
-      </w:pPr>
-      <w:r>
-        <w:rPr>
-          <w:color w:val="1F497D"/>
-        </w:rPr>
-        <w:t>8.2 Autonomous Mode (Hands-Free)</w:t>
-      </w:r>
-    </w:p>
-    <w:p>
-      <w:r>
-        <w:t>Hold either volume button for 2s → Autonomous Mode activates (status bar changes to AUTO)</w:t>
-        <w:br/>
-        <w:t>Speak or type a high-level goal: "Build a CRUD REST API with user auth and PostgreSQL"</w:t>
-        <w:br/>
-        <w:t>PM Agent generates task list and begins dispatching automatically</w:t>
-        <w:br/>
-        <w:t>Watch the pipeline execute in the TUI; all agent messages visible in Bus Monitor panel</w:t>
-        <w:br/>
-        <w:t>Interrupt at any time by holding either volume button → returns to Manual Mode immediately</w:t>
+        <w:t>Ctrl+C to stop everything cleanly</w:t>
       </w:r>
     </w:p>
     <w:p>
@@ -2237,7 +1710,7 @@
           </w:tcPr>
           <w:p>
             <w:r>
-              <w:t>Bluetooth bridge, vol event listener, Claude API streaming test</w:t>
+              <w:t>Bridge, state, event listener, navigation</w:t>
             </w:r>
           </w:p>
         </w:tc>
@@ -2289,7 +1762,7 @@
           </w:tcPr>
           <w:p>
             <w:r>
-              <w:t>5 agent sessions w/ system prompts, shared context store, git integration</w:t>
+              <w:t>5 Claude sessions, context injection, git</w:t>
             </w:r>
           </w:p>
         </w:tc>
@@ -2341,7 +1814,7 @@
           </w:tcPr>
           <w:p>
             <w:r>
-              <w:t>7-window launch script, tmux layout, bus monitor, inline REPL banners, /msg /reply</w:t>
+              <w:t>7-window launch, tmux, bus monitor, agent REPL</w:t>
             </w:r>
           </w:p>
         </w:tc>
@@ -2393,7 +1866,7 @@
           </w:tcPr>
           <w:p>
             <w:r>
-              <w:t>Mic → faster-whisper → agent prompt; silero-vad; wake word; optional TTS</w:t>
+              <w:t>faster-whisper STT, silero-vad, 3 modes, TUI integration</w:t>
             </w:r>
           </w:p>
         </w:tc>
@@ -2403,7 +1876,7 @@
           </w:tcPr>
           <w:p>
             <w:r>
-              <w:t>🔜 NEXT</w:t>
+              <w:t>✅ COMPLETE</w:t>
             </w:r>
           </w:p>
         </w:tc>
@@ -2445,7 +1918,7 @@
           </w:tcPr>
           <w:p>
             <w:r>
-              <w:t>Ink TUI: all 5 agents side-by-side, streaming, Tab navigation, bus monitor panel, status bar</w:t>
+              <w:t>Ink TUI: all 5 agents side-by-side, streaming, bus panel</w:t>
             </w:r>
           </w:p>
         </w:tc>
@@ -2467,7 +1940,7 @@
           </w:tcPr>
           <w:p>
             <w:r>
-              <w:t>Phase 5</w:t>
+              <w:t>Startup Script</w:t>
             </w:r>
           </w:p>
         </w:tc>
@@ -2477,7 +1950,7 @@
           </w:tcPr>
           <w:p>
             <w:r>
-              <w:t>Agent Comms</w:t>
+              <w:t>Full Stack Launcher</w:t>
             </w:r>
           </w:p>
         </w:tc>
@@ -2487,7 +1960,7 @@
           </w:tcPr>
           <w:p>
             <w:r>
-              <w:t>Week 7</w:t>
+              <w:t>Week 6</w:t>
             </w:r>
           </w:p>
         </w:tc>
@@ -2497,7 +1970,7 @@
           </w:tcPr>
           <w:p>
             <w:r>
-              <w:t>PM orchestrator loop, auto-dispatch, agent handoff protocol (message bus core done)</w:t>
+              <w:t>./start.sh one-command startup</w:t>
             </w:r>
           </w:p>
         </w:tc>
@@ -2507,7 +1980,7 @@
           </w:tcPr>
           <w:p>
             <w:r>
-              <w:t>🔜</w:t>
+              <w:t>✅ COMPLETE</w:t>
             </w:r>
           </w:p>
         </w:tc>
@@ -2519,6 +1992,58 @@
           </w:tcPr>
           <w:p>
             <w:r>
+              <w:t>Phase 5</w:t>
+            </w:r>
+          </w:p>
+        </w:tc>
+        <w:tc>
+          <w:tcPr>
+            <w:tcW w:type="dxa" w:w="1728"/>
+          </w:tcPr>
+          <w:p>
+            <w:r>
+              <w:t>Agent Comms</w:t>
+            </w:r>
+          </w:p>
+        </w:tc>
+        <w:tc>
+          <w:tcPr>
+            <w:tcW w:type="dxa" w:w="1728"/>
+          </w:tcPr>
+          <w:p>
+            <w:r>
+              <w:t>Week 7</w:t>
+            </w:r>
+          </w:p>
+        </w:tc>
+        <w:tc>
+          <w:tcPr>
+            <w:tcW w:type="dxa" w:w="1728"/>
+          </w:tcPr>
+          <w:p>
+            <w:r>
+              <w:t>PM orchestrator loop, auto-dispatch, bus event wiring</w:t>
+            </w:r>
+          </w:p>
+        </w:tc>
+        <w:tc>
+          <w:tcPr>
+            <w:tcW w:type="dxa" w:w="1728"/>
+          </w:tcPr>
+          <w:p>
+            <w:r>
+              <w:t>🔜 NEXT</w:t>
+            </w:r>
+          </w:p>
+        </w:tc>
+      </w:tr>
+      <w:tr>
+        <w:tc>
+          <w:tcPr>
+            <w:tcW w:type="dxa" w:w="1728"/>
+          </w:tcPr>
+          <w:p>
+            <w:r>
               <w:t>Phase 6</w:t>
             </w:r>
           </w:p>
@@ -2549,7 +2074,7 @@
           </w:tcPr>
           <w:p>
             <w:r>
-              <w:t>Error handling, logging, onboarding guide, demo project (full web app built end-to-end)</w:t>
+              <w:t>Error handling, QUICKSTART.md, end-to-end demo</w:t>
             </w:r>
           </w:p>
         </w:tc>
@@ -2670,7 +2195,7 @@
           </w:tcPr>
           <w:p>
             <w:r>
-              <w:t>Use macOS AVAudioSession native hook instead of BT vol intercept</w:t>
+              <w:t>Use macOS AVAudioSession or hotkey fallback</w:t>
             </w:r>
           </w:p>
         </w:tc>
@@ -2712,7 +2237,7 @@
           </w:tcPr>
           <w:p>
             <w:r>
-              <w:t>Use faster-whisper local; stream chunks; show Listening in TUI</w:t>
+              <w:t>faster-whisper local int8; built-in vad_filter</w:t>
             </w:r>
           </w:p>
         </w:tc>
@@ -2754,7 +2279,7 @@
           </w:tcPr>
           <w:p>
             <w:r>
-              <w:t>Rolling summary store; inject only relevant context per agent per call</w:t>
+              <w:t>Rolling summary; inject only last 3 handoffs + git</w:t>
             </w:r>
           </w:p>
         </w:tc>
@@ -2776,7 +2301,7 @@
           </w:tcPr>
           <w:p>
             <w:r>
-              <w:t>Agent infinite loop in orchestrated mode</w:t>
+              <w:t>Agent infinite loop in autonomous mode</w:t>
             </w:r>
           </w:p>
         </w:tc>
@@ -2796,7 +2321,7 @@
           </w:tcPr>
           <w:p>
             <w:r>
-              <w:t>PM agent max-step budget (default 20); user interrupt by holding vol button</w:t>
+              <w:t>PM max-step budget 20; user interrupt via vol hold</w:t>
             </w:r>
           </w:p>
         </w:tc>
@@ -2818,7 +2343,7 @@
           </w:tcPr>
           <w:p>
             <w:r>
-              <w:t>Voice false activation in noisy environment</w:t>
+              <w:t>Voice false activation in noise</w:t>
             </w:r>
           </w:p>
         </w:tc>
@@ -2838,7 +2363,7 @@
           </w:tcPr>
           <w:p>
             <w:r>
-              <w:t>Default Push-to-Talk; VAD sensitivity configurable in config.json</w:t>
+              <w:t>Default push-to-talk; VAD threshold configurable</w:t>
             </w:r>
           </w:p>
         </w:tc>
@@ -2880,7 +2405,7 @@
           </w:tcPr>
           <w:p>
             <w:r>
-              <w:t>Thin abstraction wrapper; document tested macOS versions (14.x, 15.x)</w:t>
+              <w:t>Thin wrapper; hotkey-fallback.js as alternative</w:t>
             </w:r>
           </w:p>
         </w:tc>
@@ -2922,7 +2447,7 @@
           </w:tcPr>
           <w:p>
             <w:r>
-              <w:t>Pin system prompts per agent; add session-reset command</w:t>
+              <w:t>Pinned system prompts; session-reset command</w:t>
             </w:r>
           </w:p>
         </w:tc>
@@ -2964,7 +2489,7 @@
           </w:tcPr>
           <w:p>
             <w:r>
-              <w:t>messages.log is the persistent log; bus-monitor replays on start</w:t>
+              <w:t>messages.log is persistent; bus-monitor replays on start</w:t>
             </w:r>
           </w:p>
         </w:tc>
@@ -2997,7 +2522,7 @@
         <w:pStyle w:val="ListBullet"/>
       </w:pPr>
       <w:r>
-        <w:t>Terminal colour system: yellow fires in &lt; 50ms of task dispatch, green/red in &lt; 100ms of task resolution</w:t>
+        <w:t>Terminal colour: yellow fires in &lt; 50ms of task dispatch, green/red in &lt; 100ms</w:t>
       </w:r>
     </w:p>
     <w:p>
@@ -3005,7 +2530,7 @@
         <w:pStyle w:val="ListBullet"/>
       </w:pPr>
       <w:r>
-        <w:t>Agent switch latency: &lt; 500ms from volume button press to new agent active in terminal</w:t>
+        <w:t>Agent switch latency: &lt; 500ms from volume button press to new agent active</w:t>
       </w:r>
     </w:p>
     <w:p>
@@ -3029,7 +2554,7 @@
         <w:pStyle w:val="ListBullet"/>
       </w:pPr>
       <w:r>
-        <w:t>Autonomous pipeline: PM agent routes a feature request through all 5 agents without manual switching</w:t>
+        <w:t>Autonomous pipeline: PM routes a feature request through all 5 agents without manual switching</w:t>
       </w:r>
     </w:p>
     <w:p>
@@ -3037,7 +2562,7 @@
         <w:pStyle w:val="ListBullet"/>
       </w:pPr>
       <w:r>
-        <w:t>End-to-end build: a full CRUD web app can be scaffolded, tested, and containerised using only TerminalForge</w:t>
+        <w:t>End-to-end build: full CRUD web app scaffolded, tested, containerised using only TerminalForge</w:t>
       </w:r>
     </w:p>
     <w:p>
@@ -3045,7 +2570,7 @@
         <w:pStyle w:val="ListBullet"/>
       </w:pPr>
       <w:r>
-        <w:t>Context retention: agents correctly reference prior outputs and handoff notes 95%+ of the time</w:t>
+        <w:t>Context retention: agents correctly reference prior outputs 95%+ of the time</w:t>
       </w:r>
     </w:p>
     <w:p>
@@ -3053,7 +2578,7 @@
         <w:pStyle w:val="ListBullet"/>
       </w:pPr>
       <w:r>
-        <w:t>Zero mouse required: entire session operable with only voice/keyboard + volume buttons</w:t>
+        <w:t>Zero mouse required: entire session operable with voice/keyboard + volume buttons</w:t>
       </w:r>
     </w:p>
     <w:p>
@@ -3061,7 +2586,7 @@
         <w:pStyle w:val="ListBullet"/>
       </w:pPr>
       <w:r>
-        <w:t>Observability: all inter-agent messages visible in real time in Bus Monitor within &lt; 1s of publish</w:t>
+        <w:t>One-command startup: ./start.sh handles all setup without manual steps</w:t>
       </w:r>
     </w:p>
     <w:p>
@@ -3080,7 +2605,7 @@
         <w:pStyle w:val="ListNumber"/>
       </w:pPr>
       <w:r>
-        <w:t>npm run ui — launch full TUI with all 5 agents side-by-side (ALREADY BUILT)</w:t>
+        <w:t>Run ./start.sh — all setup is automated (Node.js, Python, .env, all deps)</w:t>
       </w:r>
     </w:p>
     <w:p>
@@ -3088,7 +2613,7 @@
         <w:pStyle w:val="ListNumber"/>
       </w:pPr>
       <w:r>
-        <w:t>Set up Anthropic API key if not done; test with npm run ui</w:t>
+        <w:t>Phase 5: build PM orchestrator loop in agents/project-manager.js</w:t>
       </w:r>
     </w:p>
     <w:p>
@@ -3096,7 +2621,7 @@
         <w:pStyle w:val="ListNumber"/>
       </w:pPr>
       <w:r>
-        <w:t>Install Python dependencies for Phase 3: pip install faster-whisper silero-vad openwakeword loguru sounddevice</w:t>
+        <w:t>Phase 5: wire task:dispatched/done/failed bus events to terminalStatus in state.json</w:t>
       </w:r>
     </w:p>
     <w:p>
@@ -3104,7 +2629,7 @@
         <w:pStyle w:val="ListNumber"/>
       </w:pPr>
       <w:r>
-        <w:t>Build voice/vad.py — mic capture + silero-vad speech detection</w:t>
+        <w:t>Phase 6: add error handling + retry logic on Claude API calls</w:t>
       </w:r>
     </w:p>
     <w:p>
@@ -3112,7 +2637,7 @@
         <w:pStyle w:val="ListNumber"/>
       </w:pPr>
       <w:r>
-        <w:t>Build voice/transcriber.py — faster-whisper wrapper, target &lt; 2s latency</w:t>
+        <w:t>Phase 6: write docs/QUICKSTART.md onboarding guide</w:t>
       </w:r>
     </w:p>
     <w:p>
@@ -3120,31 +2645,7 @@
         <w:pStyle w:val="ListNumber"/>
       </w:pPr>
       <w:r>
-        <w:t>Build bridge/hotkey-fallback.js — F5 push-to-talk trigger</w:t>
-      </w:r>
-    </w:p>
-    <w:p>
-      <w:pPr>
-        <w:pStyle w:val="ListNumber"/>
-      </w:pPr>
-      <w:r>
-        <w:t>Build voice/wake-word.py — openWakeWord "Hey Forge" trigger</w:t>
-      </w:r>
-    </w:p>
-    <w:p>
-      <w:pPr>
-        <w:pStyle w:val="ListNumber"/>
-      </w:pPr>
-      <w:r>
-        <w:t>Build voice/tts.py — optional TTS via ElevenLabs or macOS say</w:t>
-      </w:r>
-    </w:p>
-    <w:p>
-      <w:pPr>
-        <w:pStyle w:val="ListNumber"/>
-      </w:pPr>
-      <w:r>
-        <w:t>Test: hold F5, speak, release → transcribed text sent to active agent in TUI</w:t>
+        <w:t>Phase 6: record end-to-end demo — build a CRUD API using only TerminalForge</w:t>
       </w:r>
     </w:p>
     <w:p>
@@ -3237,7 +2738,7 @@
           </w:tcPr>
           <w:p>
             <w:r>
-              <w:t>✅ Done</w:t>
+              <w:t>✅ Done — updated with voice helpers</w:t>
             </w:r>
           </w:p>
         </w:tc>
@@ -3269,7 +2770,7 @@
           </w:tcPr>
           <w:p>
             <w:r>
-              <w:t>✅ Done</w:t>
+              <w:t>✅ Done — updated with /voice endpoints</w:t>
             </w:r>
           </w:p>
         </w:tc>
@@ -3537,7 +3038,7 @@
           </w:tcPr>
           <w:p>
             <w:r>
-              <w:t>TUI entry point</w:t>
+              <w:t>Startup script</w:t>
             </w:r>
           </w:p>
         </w:tc>
@@ -3547,7 +3048,7 @@
           </w:tcPr>
           <w:p>
             <w:r>
-              <w:t>scripts/ui.js</w:t>
+              <w:t>scripts/start.sh, start.sh</w:t>
             </w:r>
           </w:p>
         </w:tc>
@@ -3557,7 +3058,7 @@
           </w:tcPr>
           <w:p>
             <w:r>
-              <w:t>✅ Done — npm run ui</w:t>
+              <w:t>✅ Done — one-command launcher</w:t>
             </w:r>
           </w:p>
         </w:tc>
@@ -3569,7 +3070,7 @@
           </w:tcPr>
           <w:p>
             <w:r>
-              <w:t>TUI root component</w:t>
+              <w:t>TUI entry point</w:t>
             </w:r>
           </w:p>
         </w:tc>
@@ -3579,7 +3080,7 @@
           </w:tcPr>
           <w:p>
             <w:r>
-              <w:t>ui/App.jsx</w:t>
+              <w:t>scripts/ui.js</w:t>
             </w:r>
           </w:p>
         </w:tc>
@@ -3589,7 +3090,7 @@
           </w:tcPr>
           <w:p>
             <w:r>
-              <w:t>✅ Done — Phase 4</w:t>
+              <w:t>✅ Done</w:t>
             </w:r>
           </w:p>
         </w:tc>
@@ -3601,7 +3102,7 @@
           </w:tcPr>
           <w:p>
             <w:r>
-              <w:t>TUI agent pane</w:t>
+              <w:t>TUI root</w:t>
             </w:r>
           </w:p>
         </w:tc>
@@ -3611,7 +3112,7 @@
           </w:tcPr>
           <w:p>
             <w:r>
-              <w:t>ui/AgentPane.jsx</w:t>
+              <w:t>ui/App.jsx</w:t>
             </w:r>
           </w:p>
         </w:tc>
@@ -3621,7 +3122,7 @@
           </w:tcPr>
           <w:p>
             <w:r>
-              <w:t>✅ Done — Phase 4</w:t>
+              <w:t>✅ Done — updated with voice polling</w:t>
             </w:r>
           </w:p>
         </w:tc>
@@ -3633,7 +3134,7 @@
           </w:tcPr>
           <w:p>
             <w:r>
-              <w:t>TUI status bar</w:t>
+              <w:t>TUI agent pane</w:t>
             </w:r>
           </w:p>
         </w:tc>
@@ -3643,7 +3144,7 @@
           </w:tcPr>
           <w:p>
             <w:r>
-              <w:t>ui/StatusBar.jsx</w:t>
+              <w:t>ui/AgentPane.jsx</w:t>
             </w:r>
           </w:p>
         </w:tc>
@@ -3653,7 +3154,7 @@
           </w:tcPr>
           <w:p>
             <w:r>
-              <w:t>✅ Done — Phase 4</w:t>
+              <w:t>✅ Done</w:t>
             </w:r>
           </w:p>
         </w:tc>
@@ -3665,7 +3166,7 @@
           </w:tcPr>
           <w:p>
             <w:r>
-              <w:t>TUI bus monitor panel</w:t>
+              <w:t>TUI status bar</w:t>
             </w:r>
           </w:p>
         </w:tc>
@@ -3675,7 +3176,7 @@
           </w:tcPr>
           <w:p>
             <w:r>
-              <w:t>ui/BusMonitorPanel.jsx</w:t>
+              <w:t>ui/StatusBar.jsx</w:t>
             </w:r>
           </w:p>
         </w:tc>
@@ -3685,7 +3186,7 @@
           </w:tcPr>
           <w:p>
             <w:r>
-              <w:t>✅ Done — Phase 4</w:t>
+              <w:t>✅ Done — updated with voice indicator</w:t>
             </w:r>
           </w:p>
         </w:tc>
@@ -3697,7 +3198,7 @@
           </w:tcPr>
           <w:p>
             <w:r>
-              <w:t>TUI colour manager</w:t>
+              <w:t>TUI bus panel</w:t>
             </w:r>
           </w:p>
         </w:tc>
@@ -3707,7 +3208,7 @@
           </w:tcPr>
           <w:p>
             <w:r>
-              <w:t>ui/TerminalColorManager.jsx</w:t>
+              <w:t>ui/BusMonitorPanel.jsx</w:t>
             </w:r>
           </w:p>
         </w:tc>
@@ -3717,7 +3218,7 @@
           </w:tcPr>
           <w:p>
             <w:r>
-              <w:t>✅ Done — Phase 4</w:t>
+              <w:t>✅ Done</w:t>
             </w:r>
           </w:p>
         </w:tc>
@@ -3729,7 +3230,7 @@
           </w:tcPr>
           <w:p>
             <w:r>
-              <w:t>Phase 1 tests</w:t>
+              <w:t>TUI colour manager</w:t>
             </w:r>
           </w:p>
         </w:tc>
@@ -3739,7 +3240,7 @@
           </w:tcPr>
           <w:p>
             <w:r>
-              <w:t>tests/test-switch.js</w:t>
+              <w:t>ui/TerminalColorManager.jsx</w:t>
             </w:r>
           </w:p>
         </w:tc>
@@ -3749,7 +3250,7 @@
           </w:tcPr>
           <w:p>
             <w:r>
-              <w:t>✅ 19 passing</w:t>
+              <w:t>✅ Done</w:t>
             </w:r>
           </w:p>
         </w:tc>
@@ -3761,7 +3262,7 @@
           </w:tcPr>
           <w:p>
             <w:r>
-              <w:t>Phase 2 tests</w:t>
+              <w:t>Voice pipeline</w:t>
             </w:r>
           </w:p>
         </w:tc>
@@ -3771,7 +3272,7 @@
           </w:tcPr>
           <w:p>
             <w:r>
-              <w:t>tests/test-agents.js</w:t>
+              <w:t>voice/pipeline.py</w:t>
             </w:r>
           </w:p>
         </w:tc>
@@ -3781,7 +3282,7 @@
           </w:tcPr>
           <w:p>
             <w:r>
-              <w:t>✅ 47 passing</w:t>
+              <w:t>✅ Done — Phase 3</w:t>
             </w:r>
           </w:p>
         </w:tc>
@@ -3793,7 +3294,7 @@
           </w:tcPr>
           <w:p>
             <w:r>
-              <w:t>Voice pipeline</w:t>
+              <w:t>Voice transcriber</w:t>
             </w:r>
           </w:p>
         </w:tc>
@@ -3803,7 +3304,7 @@
           </w:tcPr>
           <w:p>
             <w:r>
-              <w:t>voice/*.py</w:t>
+              <w:t>voice/transcriber.py</w:t>
             </w:r>
           </w:p>
         </w:tc>
@@ -3813,7 +3314,7 @@
           </w:tcPr>
           <w:p>
             <w:r>
-              <w:t>🔜 Phase 3</w:t>
+              <w:t>✅ Done — Phase 3</w:t>
             </w:r>
           </w:p>
         </w:tc>
@@ -3825,6 +3326,102 @@
           </w:tcPr>
           <w:p>
             <w:r>
+              <w:t>Voice VAD</w:t>
+            </w:r>
+          </w:p>
+        </w:tc>
+        <w:tc>
+          <w:tcPr>
+            <w:tcW w:type="dxa" w:w="2880"/>
+          </w:tcPr>
+          <w:p>
+            <w:r>
+              <w:t>voice/vad.py</w:t>
+            </w:r>
+          </w:p>
+        </w:tc>
+        <w:tc>
+          <w:tcPr>
+            <w:tcW w:type="dxa" w:w="2880"/>
+          </w:tcPr>
+          <w:p>
+            <w:r>
+              <w:t>✅ Done — Phase 3</w:t>
+            </w:r>
+          </w:p>
+        </w:tc>
+      </w:tr>
+      <w:tr>
+        <w:tc>
+          <w:tcPr>
+            <w:tcW w:type="dxa" w:w="2880"/>
+          </w:tcPr>
+          <w:p>
+            <w:r>
+              <w:t>Voice wake word</w:t>
+            </w:r>
+          </w:p>
+        </w:tc>
+        <w:tc>
+          <w:tcPr>
+            <w:tcW w:type="dxa" w:w="2880"/>
+          </w:tcPr>
+          <w:p>
+            <w:r>
+              <w:t>voice/wake-word.py</w:t>
+            </w:r>
+          </w:p>
+        </w:tc>
+        <w:tc>
+          <w:tcPr>
+            <w:tcW w:type="dxa" w:w="2880"/>
+          </w:tcPr>
+          <w:p>
+            <w:r>
+              <w:t>✅ Done — Phase 3</w:t>
+            </w:r>
+          </w:p>
+        </w:tc>
+      </w:tr>
+      <w:tr>
+        <w:tc>
+          <w:tcPr>
+            <w:tcW w:type="dxa" w:w="2880"/>
+          </w:tcPr>
+          <w:p>
+            <w:r>
+              <w:t>Voice TTS</w:t>
+            </w:r>
+          </w:p>
+        </w:tc>
+        <w:tc>
+          <w:tcPr>
+            <w:tcW w:type="dxa" w:w="2880"/>
+          </w:tcPr>
+          <w:p>
+            <w:r>
+              <w:t>voice/tts.py</w:t>
+            </w:r>
+          </w:p>
+        </w:tc>
+        <w:tc>
+          <w:tcPr>
+            <w:tcW w:type="dxa" w:w="2880"/>
+          </w:tcPr>
+          <w:p>
+            <w:r>
+              <w:t>✅ Done — Phase 3</w:t>
+            </w:r>
+          </w:p>
+        </w:tc>
+      </w:tr>
+      <w:tr>
+        <w:tc>
+          <w:tcPr>
+            <w:tcW w:type="dxa" w:w="2880"/>
+          </w:tcPr>
+          <w:p>
+            <w:r>
               <w:t>Hotkey fallback</w:t>
             </w:r>
           </w:p>
@@ -3845,7 +3442,103 @@
           </w:tcPr>
           <w:p>
             <w:r>
-              <w:t>🔜 Phase 3</w:t>
+              <w:t>✅ Done — Phase 3</w:t>
+            </w:r>
+          </w:p>
+        </w:tc>
+      </w:tr>
+      <w:tr>
+        <w:tc>
+          <w:tcPr>
+            <w:tcW w:type="dxa" w:w="2880"/>
+          </w:tcPr>
+          <w:p>
+            <w:r>
+              <w:t>Python deps</w:t>
+            </w:r>
+          </w:p>
+        </w:tc>
+        <w:tc>
+          <w:tcPr>
+            <w:tcW w:type="dxa" w:w="2880"/>
+          </w:tcPr>
+          <w:p>
+            <w:r>
+              <w:t>requirements.txt</w:t>
+            </w:r>
+          </w:p>
+        </w:tc>
+        <w:tc>
+          <w:tcPr>
+            <w:tcW w:type="dxa" w:w="2880"/>
+          </w:tcPr>
+          <w:p>
+            <w:r>
+              <w:t>✅ Done — Phase 3</w:t>
+            </w:r>
+          </w:p>
+        </w:tc>
+      </w:tr>
+      <w:tr>
+        <w:tc>
+          <w:tcPr>
+            <w:tcW w:type="dxa" w:w="2880"/>
+          </w:tcPr>
+          <w:p>
+            <w:r>
+              <w:t>Phase 1 tests</w:t>
+            </w:r>
+          </w:p>
+        </w:tc>
+        <w:tc>
+          <w:tcPr>
+            <w:tcW w:type="dxa" w:w="2880"/>
+          </w:tcPr>
+          <w:p>
+            <w:r>
+              <w:t>tests/test-switch.js</w:t>
+            </w:r>
+          </w:p>
+        </w:tc>
+        <w:tc>
+          <w:tcPr>
+            <w:tcW w:type="dxa" w:w="2880"/>
+          </w:tcPr>
+          <w:p>
+            <w:r>
+              <w:t>✅ 19 passing</w:t>
+            </w:r>
+          </w:p>
+        </w:tc>
+      </w:tr>
+      <w:tr>
+        <w:tc>
+          <w:tcPr>
+            <w:tcW w:type="dxa" w:w="2880"/>
+          </w:tcPr>
+          <w:p>
+            <w:r>
+              <w:t>Phase 2 tests</w:t>
+            </w:r>
+          </w:p>
+        </w:tc>
+        <w:tc>
+          <w:tcPr>
+            <w:tcW w:type="dxa" w:w="2880"/>
+          </w:tcPr>
+          <w:p>
+            <w:r>
+              <w:t>tests/test-agents.js</w:t>
+            </w:r>
+          </w:p>
+        </w:tc>
+        <w:tc>
+          <w:tcPr>
+            <w:tcW w:type="dxa" w:w="2880"/>
+          </w:tcPr>
+          <w:p>
+            <w:r>
+              <w:t>✅ 47 passing</w:t>
             </w:r>
           </w:p>
         </w:tc>
@@ -3893,11 +3586,6 @@
           <w:color w:val="1F497D"/>
         </w:rPr>
         <w:t>12B. End-to-End Test Results (May 2026)</w:t>
-      </w:r>
-    </w:p>
-    <w:p>
-      <w:r>
-        <w:t>Full live test suite run against the real stack using the real Claude API. All 8 test areas verified.</w:t>
       </w:r>
     </w:p>
     <w:tbl>
@@ -4027,7 +3715,7 @@
           </w:tcPr>
           <w:p>
             <w:r>
-              <w:t>/health, /volume (down/up/hold), /state, 300ms debounce all working</w:t>
+              <w:t>/health, /volume (down/up/hold), /state, 300ms debounce</w:t>
             </w:r>
           </w:p>
         </w:tc>
@@ -4079,7 +3767,7 @@
           </w:tcPr>
           <w:p>
             <w:r>
-              <w:t>T1 1797ms · T2 1666ms · T3 2211ms · T4 2264ms · T5 2371ms — correct identity on all</w:t>
+              <w:t>T1 1797ms · T2 1666ms · T3 2211ms · T4 2264ms · T5 2371ms</w:t>
             </w:r>
           </w:p>
         </w:tc>
@@ -4131,7 +3819,7 @@
           </w:tcPr>
           <w:p>
             <w:r>
-              <w:t>/msg, /reply, targeted delivery, subscribeAll fan-out, all 3 validation rejections correct</w:t>
+              <w:t>/msg, /reply, targeted delivery, subscribeAll, validation</w:t>
             </w:r>
           </w:p>
         </w:tc>
@@ -4183,7 +3871,7 @@
           </w:tcPr>
           <w:p>
             <w:r>
-              <w:t>publish/subscribe/readLog/getUnread; invalid agent, type, and empty payload all rejected</w:t>
+              <w:t>publish/subscribe/readLog/getUnread; all validation rejections</w:t>
             </w:r>
           </w:p>
         </w:tc>
@@ -4235,7 +3923,7 @@
           </w:tcPr>
           <w:p>
             <w:r>
-              <w:t>PROJECT, GIT, TASKS, MESSAGES, HANDOFF sections present on every agent call</w:t>
+              <w:t>PROJECT, GIT, TASKS, MESSAGES, HANDOFF sections injected</w:t>
             </w:r>
           </w:p>
         </w:tc>
@@ -4287,7 +3975,7 @@
           </w:tcPr>
           <w:p>
             <w:r>
-              <w:t>History replay (last 20 msgs), live subscribeAll, 500ms cross-process file poll</w:t>
+              <w:t>History replay, live subscribeAll, 500ms cross-process poll</w:t>
             </w:r>
           </w:p>
         </w:tc>
@@ -4339,7 +4027,7 @@
           </w:tcPr>
           <w:p>
             <w:r>
-              <w:t>DOWN 1→2→3→4→5→1, UP 1→5→4→3→2→1→5, HOLD manual↔auto, 100ms debounce</w:t>
+              <w:t>DOWN 1→2→3→4→5→1, UP wraparound, HOLD toggle, debounce</w:t>
             </w:r>
           </w:p>
         </w:tc>
@@ -4391,7 +4079,7 @@
           </w:tcPr>
           <w:p>
             <w:r>
-              <w:t>Complete PM→JuniorDev→SeniorDev pipeline with real Claude API calls</w:t>
+              <w:t>PM→JuniorDev→SeniorDev with real Claude API calls</w:t>
             </w:r>
           </w:p>
         </w:tc>
@@ -4401,11 +4089,9 @@
     <w:p>
       <w:r>
         <w:t>Total verified checks: 91 (19 Phase 1 + 47 Phase 2 + 25 E2E pipeline)</w:t>
-      </w:r>
-    </w:p>
-    <w:p>
-      <w:r>
-        <w:t>Pipeline trace: PM (T5) called Claude → task published to junior-dev (taskId: task-e2e-001) → Junior Dev context injected unread task → Junior Dev (T1) called Claude, wrote implementation + unit test, escalated → escalation published to senior-dev → Senior Dev (T2) called Claude, reviewed and approved. Zero regressions.</w:t>
+        <w:br/>
+        <w:br/>
+        <w:t>E2E pipeline: PM (T5) created task via Claude → published to junior-dev (taskId: task-e2e-001) → Junior Dev built implementation + escalated → Senior Dev reviewed and approved. Zero regressions.</w:t>
       </w:r>
     </w:p>
     <w:p>
@@ -4419,9 +4105,214 @@
         <w:t>12C. Phase 4 TUI Build — Complete (May 2026)</w:t>
       </w:r>
     </w:p>
+    <w:tbl>
+      <w:tblPr>
+        <w:tblStyle w:val="TableGrid"/>
+        <w:tblW w:type="auto" w:w="0"/>
+        <w:tblLook w:firstColumn="1" w:firstRow="1" w:lastColumn="0" w:lastRow="0" w:noHBand="0" w:noVBand="1" w:val="04A0"/>
+      </w:tblPr>
+      <w:tblGrid>
+        <w:gridCol w:w="4320"/>
+        <w:gridCol w:w="4320"/>
+      </w:tblGrid>
+      <w:tr>
+        <w:tc>
+          <w:tcPr>
+            <w:tcW w:type="dxa" w:w="4320"/>
+          </w:tcPr>
+          <w:p>
+            <w:r>
+              <w:rPr>
+                <w:b/>
+              </w:rPr>
+              <w:t>File</w:t>
+            </w:r>
+          </w:p>
+        </w:tc>
+        <w:tc>
+          <w:tcPr>
+            <w:tcW w:type="dxa" w:w="4320"/>
+          </w:tcPr>
+          <w:p>
+            <w:r>
+              <w:rPr>
+                <w:b/>
+              </w:rPr>
+              <w:t>What It Does</w:t>
+            </w:r>
+          </w:p>
+        </w:tc>
+      </w:tr>
+      <w:tr>
+        <w:tc>
+          <w:tcPr>
+            <w:tcW w:type="dxa" w:w="4320"/>
+          </w:tcPr>
+          <w:p>
+            <w:r>
+              <w:t>ui/App.jsx</w:t>
+            </w:r>
+          </w:p>
+        </w:tc>
+        <w:tc>
+          <w:tcPr>
+            <w:tcW w:type="dxa" w:w="4320"/>
+          </w:tcPr>
+          <w:p>
+            <w:r>
+              <w:t>Root component. All state: conversations, activeTerminal, mode, terminalStatus, inputValue, isProcessing, busMessages, voiceStatus. Handles /clear /status /msg /reply and normal prompts. Tab/Shift+Tab navigation. 1s state.json poll + 500ms voice_input.json poll.</w:t>
+            </w:r>
+          </w:p>
+        </w:tc>
+      </w:tr>
+      <w:tr>
+        <w:tc>
+          <w:tcPr>
+            <w:tcW w:type="dxa" w:w="4320"/>
+          </w:tcPr>
+          <w:p>
+            <w:r>
+              <w:t>ui/AgentPane.jsx</w:t>
+            </w:r>
+          </w:p>
+        </w:tc>
+        <w:tc>
+          <w:tcPr>
+            <w:tcW w:type="dxa" w:w="4320"/>
+          </w:tcPr>
+          <w:p>
+            <w:r>
+              <w:t>Active: double border, 36% width, TextInput, full conversation. Inactive: single border, compact, last 8 lines. ConvLine renders user/assistant/notification/system messages.</w:t>
+            </w:r>
+          </w:p>
+        </w:tc>
+      </w:tr>
+      <w:tr>
+        <w:tc>
+          <w:tcPr>
+            <w:tcW w:type="dxa" w:w="4320"/>
+          </w:tcPr>
+          <w:p>
+            <w:r>
+              <w:t>ui/StatusBar.jsx</w:t>
+            </w:r>
+          </w:p>
+        </w:tc>
+        <w:tc>
+          <w:tcPr>
+            <w:tcW w:type="dxa" w:w="4320"/>
+          </w:tcPr>
+          <w:p>
+            <w:r>
+              <w:t>Top bar: brand, MANUAL/AUTO badge, active agent, 5 status dots, message count, voice indicator, key hints.</w:t>
+            </w:r>
+          </w:p>
+        </w:tc>
+      </w:tr>
+      <w:tr>
+        <w:tc>
+          <w:tcPr>
+            <w:tcW w:type="dxa" w:w="4320"/>
+          </w:tcPr>
+          <w:p>
+            <w:r>
+              <w:t>ui/BusMonitorPanel.jsx</w:t>
+            </w:r>
+          </w:p>
+        </w:tc>
+        <w:tc>
+          <w:tcPr>
+            <w:tcW w:type="dxa" w:w="4320"/>
+          </w:tcPr>
+          <w:p>
+            <w:r>
+              <w:t>Right panel (12%): live feed of all bus messages — timestamp, from/to emojis, type label, payload preview.</w:t>
+            </w:r>
+          </w:p>
+        </w:tc>
+      </w:tr>
+      <w:tr>
+        <w:tc>
+          <w:tcPr>
+            <w:tcW w:type="dxa" w:w="4320"/>
+          </w:tcPr>
+          <w:p>
+            <w:r>
+              <w:t>ui/TerminalColorManager.jsx</w:t>
+            </w:r>
+          </w:p>
+        </w:tc>
+        <w:tc>
+          <w:tcPr>
+            <w:tcW w:type="dxa" w:w="4320"/>
+          </w:tcPr>
+          <w:p>
+            <w:r>
+              <w:t>AGENT_INFO map + STATUS_STYLES map. getAgentInfo() and getStatusStyle() helpers.</w:t>
+            </w:r>
+          </w:p>
+        </w:tc>
+      </w:tr>
+      <w:tr>
+        <w:tc>
+          <w:tcPr>
+            <w:tcW w:type="dxa" w:w="4320"/>
+          </w:tcPr>
+          <w:p>
+            <w:r>
+              <w:t>scripts/ui.js</w:t>
+            </w:r>
+          </w:p>
+        </w:tc>
+        <w:tc>
+          <w:tcPr>
+            <w:tcW w:type="dxa" w:w="4320"/>
+          </w:tcPr>
+          <w:p>
+            <w:r>
+              <w:t>Entry point: dotenv, API key check, cursor hide, render(&lt;App&gt;), cursor restore on exit.</w:t>
+            </w:r>
+          </w:p>
+        </w:tc>
+      </w:tr>
+      <w:tr>
+        <w:tc>
+          <w:tcPr>
+            <w:tcW w:type="dxa" w:w="4320"/>
+          </w:tcPr>
+          <w:p>
+            <w:r>
+              <w:t>tsconfig.json</w:t>
+            </w:r>
+          </w:p>
+        </w:tc>
+        <w:tc>
+          <w:tcPr>
+            <w:tcW w:type="dxa" w:w="4320"/>
+          </w:tcPr>
+          <w:p>
+            <w:r>
+              <w:t>"jsx": "react-jsx", "jsxImportSource": "react", "module": "ESNext", "allowJs": true.</w:t>
+            </w:r>
+          </w:p>
+        </w:tc>
+      </w:tr>
+    </w:tbl>
+    <w:p/>
+    <w:p>
+      <w:pPr>
+        <w:pStyle w:val="Heading1"/>
+      </w:pPr>
+      <w:r>
+        <w:rPr>
+          <w:color w:val="1F497D"/>
+        </w:rPr>
+        <w:t>12D. Phase 3 Voice Layer Build — Complete (May 2026)</w:t>
+      </w:r>
+    </w:p>
     <w:p>
       <w:r>
-        <w:t>Full-screen Ink TUI built and verified. Launch with: npm run ui</w:t>
+        <w:t>Full voice pipeline. Transcription fully offline. Three modes. TUI auto-submits transcribed text to active agent.</w:t>
       </w:r>
     </w:p>
     <w:p>
@@ -4432,27 +4323,175 @@
         <w:rPr>
           <w:color w:val="1F497D"/>
         </w:rPr>
-        <w:t>Layout</w:t>
+        <w:t>Architecture</w:t>
       </w:r>
     </w:p>
     <w:p>
       <w:r>
-        <w:t>+-----+------------------------+-------+-------+-------+----------+</w:t>
-        <w:br/>
-        <w:t>| T1  |    T2 (ACTIVE)         |  T3   |  T4   |  T5   | Bus Mon  |</w:t>
-        <w:br/>
-        <w:t>| JD  | streaming output...    |  QA   |  DO   |  PM   | live     |</w:t>
-        <w:br/>
-        <w:t>|     | [T2] &gt; your prompt     |       |       |       | feed     |</w:t>
-        <w:br/>
-        <w:t>+-----+------------------------+-------+-------+-------+----------+</w:t>
+        <w:t>Mic → sounddevice InputStream → silero-vad VADIterator (512-sample @ 16kHz) → speech → faster-whisper transcribe() → POST localhost:3333/voice → bridge writes voice_input.json (atomic) → TUI polls 500ms → handleSubmit(text) on active agent</w:t>
       </w:r>
     </w:p>
     <w:p>
+      <w:pPr>
+        <w:pStyle w:val="Heading2"/>
+      </w:pPr>
       <w:r>
-        <w:t>Width allocation (&gt;= 160 cols): active pane 36%, each of 4 inactive panes 16%, bus monitor 12%. Narrower terminals use equal-width panes.</w:t>
+        <w:rPr>
+          <w:color w:val="1F497D"/>
+        </w:rPr>
+        <w:t>Three Voice Modes</w:t>
       </w:r>
     </w:p>
+    <w:tbl>
+      <w:tblPr>
+        <w:tblStyle w:val="TableGrid"/>
+        <w:tblW w:type="auto" w:w="0"/>
+        <w:tblLook w:firstColumn="1" w:firstRow="1" w:lastColumn="0" w:lastRow="0" w:noHBand="0" w:noVBand="1" w:val="04A0"/>
+      </w:tblPr>
+      <w:tblGrid>
+        <w:gridCol w:w="2880"/>
+        <w:gridCol w:w="2880"/>
+        <w:gridCol w:w="2880"/>
+      </w:tblGrid>
+      <w:tr>
+        <w:tc>
+          <w:tcPr>
+            <w:tcW w:type="dxa" w:w="2880"/>
+          </w:tcPr>
+          <w:p>
+            <w:r>
+              <w:rPr>
+                <w:b/>
+              </w:rPr>
+              <w:t>Mode</w:t>
+            </w:r>
+          </w:p>
+        </w:tc>
+        <w:tc>
+          <w:tcPr>
+            <w:tcW w:type="dxa" w:w="2880"/>
+          </w:tcPr>
+          <w:p>
+            <w:r>
+              <w:rPr>
+                <w:b/>
+              </w:rPr>
+              <w:t>Command</w:t>
+            </w:r>
+          </w:p>
+        </w:tc>
+        <w:tc>
+          <w:tcPr>
+            <w:tcW w:type="dxa" w:w="2880"/>
+          </w:tcPr>
+          <w:p>
+            <w:r>
+              <w:rPr>
+                <w:b/>
+              </w:rPr>
+              <w:t>How It Works</w:t>
+            </w:r>
+          </w:p>
+        </w:tc>
+      </w:tr>
+      <w:tr>
+        <w:tc>
+          <w:tcPr>
+            <w:tcW w:type="dxa" w:w="2880"/>
+          </w:tcPr>
+          <w:p>
+            <w:r>
+              <w:t>push-to-talk</w:t>
+            </w:r>
+          </w:p>
+        </w:tc>
+        <w:tc>
+          <w:tcPr>
+            <w:tcW w:type="dxa" w:w="2880"/>
+          </w:tcPr>
+          <w:p>
+            <w:r>
+              <w:t>npm run voice + npm run voice:hotkey</w:t>
+            </w:r>
+          </w:p>
+        </w:tc>
+        <w:tc>
+          <w:tcPr>
+            <w:tcW w:type="dxa" w:w="2880"/>
+          </w:tcPr>
+          <w:p>
+            <w:r>
+              <w:t>Spacebar/R/F5 in hotkey terminal toggles voice_state.json recording flag</w:t>
+            </w:r>
+          </w:p>
+        </w:tc>
+      </w:tr>
+      <w:tr>
+        <w:tc>
+          <w:tcPr>
+            <w:tcW w:type="dxa" w:w="2880"/>
+          </w:tcPr>
+          <w:p>
+            <w:r>
+              <w:t>auto-vad</w:t>
+            </w:r>
+          </w:p>
+        </w:tc>
+        <w:tc>
+          <w:tcPr>
+            <w:tcW w:type="dxa" w:w="2880"/>
+          </w:tcPr>
+          <w:p>
+            <w:r>
+              <w:t>npm run voice:auto</w:t>
+            </w:r>
+          </w:p>
+        </w:tc>
+        <w:tc>
+          <w:tcPr>
+            <w:tcW w:type="dxa" w:w="2880"/>
+          </w:tcPr>
+          <w:p>
+            <w:r>
+              <w:t>silero-vad runs continuously; 1.5s silence ends utterance</w:t>
+            </w:r>
+          </w:p>
+        </w:tc>
+      </w:tr>
+      <w:tr>
+        <w:tc>
+          <w:tcPr>
+            <w:tcW w:type="dxa" w:w="2880"/>
+          </w:tcPr>
+          <w:p>
+            <w:r>
+              <w:t>wake-word</w:t>
+            </w:r>
+          </w:p>
+        </w:tc>
+        <w:tc>
+          <w:tcPr>
+            <w:tcW w:type="dxa" w:w="2880"/>
+          </w:tcPr>
+          <w:p>
+            <w:r>
+              <w:t>npm run voice:wake</w:t>
+            </w:r>
+          </w:p>
+        </w:tc>
+        <w:tc>
+          <w:tcPr>
+            <w:tcW w:type="dxa" w:w="2880"/>
+          </w:tcPr>
+          <w:p>
+            <w:r>
+              <w:t>openWakeWord listens for "Hey Forge"; on detect, records one utterance</w:t>
+            </w:r>
+          </w:p>
+        </w:tc>
+      </w:tr>
+    </w:tbl>
+    <w:p/>
     <w:p>
       <w:pPr>
         <w:pStyle w:val="Heading2"/>
@@ -4509,7 +4548,7 @@
           </w:tcPr>
           <w:p>
             <w:r>
-              <w:t>ui/App.jsx</w:t>
+              <w:t>voice/pipeline.py</w:t>
             </w:r>
           </w:p>
         </w:tc>
@@ -4519,7 +4558,7 @@
           </w:tcPr>
           <w:p>
             <w:r>
-              <w:t>Root component — all state (conversations, activeTerminal, mode, terminalStatus, inputValue, isProcessing, busMessages). Handles /clear, /status, /msg, /reply, normal prompts with streaming. Tab/Shift+Tab navigation. 1s state.json poll for bridge vol-button events.</w:t>
+              <w:t>Loads transcriber, runs mode loop, POSTs to localhost:3333/voice. Args: --mode, --model, --debug.</w:t>
             </w:r>
           </w:p>
         </w:tc>
@@ -4531,7 +4570,7 @@
           </w:tcPr>
           <w:p>
             <w:r>
-              <w:t>ui/AgentPane.jsx</w:t>
+              <w:t>voice/transcriber.py</w:t>
             </w:r>
           </w:p>
         </w:tc>
@@ -4541,7 +4580,7 @@
           </w:tcPr>
           <w:p>
             <w:r>
-              <w:t>Active: double border, 36% width, TextInput, full conversation. Inactive: single border, compact, last 8 lines. ConvLine renders user (cyan), assistant (white), notification (yellow banner), system (green/red).</w:t>
+              <w:t>WhisperModel (base.en, int8 CPU). transcribe(np.ndarray) → str. Built-in vad_filter.</w:t>
             </w:r>
           </w:p>
         </w:tc>
@@ -4553,7 +4592,7 @@
           </w:tcPr>
           <w:p>
             <w:r>
-              <w:t>ui/StatusBar.jsx</w:t>
+              <w:t>voice/vad.py</w:t>
             </w:r>
           </w:p>
         </w:tc>
@@ -4563,7 +4602,7 @@
           </w:tcPr>
           <w:p>
             <w:r>
-              <w:t>Top bar (1 line) — brand, MANUAL/AUTO badge, active agent name+emoji, 5 mini status dots, message count, Tab/Enter/Ctrl+C hints.</w:t>
+              <w:t>record_push_to_talk (polls voice_state.json). record_auto_vad (VADIterator streaming, 512-sample chunks).</w:t>
             </w:r>
           </w:p>
         </w:tc>
@@ -4575,7 +4614,7 @@
           </w:tcPr>
           <w:p>
             <w:r>
-              <w:t>ui/BusMonitorPanel.jsx</w:t>
+              <w:t>voice/wake-word.py</w:t>
             </w:r>
           </w:p>
         </w:tc>
@@ -4585,7 +4624,7 @@
           </w:tcPr>
           <w:p>
             <w:r>
-              <w:t>Right panel (12% width) — scrollable live feed of all inter-agent bus messages. Timestamp, from→to emojis, type label, payload preview.</w:t>
+              <w:t>WakeWordDetector. openwakeword.model.Model. Falls back to "alexa" if "hey_forge" not trained.</w:t>
             </w:r>
           </w:p>
         </w:tc>
@@ -4597,7 +4636,7 @@
           </w:tcPr>
           <w:p>
             <w:r>
-              <w:t>ui/TerminalColorManager.jsx</w:t>
+              <w:t>voice/tts.py</w:t>
             </w:r>
           </w:p>
         </w:tc>
@@ -4607,7 +4646,7 @@
           </w:tcPr>
           <w:p>
             <w:r>
-              <w:t>AGENT_INFO map (name, emoji, colour per terminal 1–5). STATUS_STYLES map (bgColor, label, dot per idle/working/done/failed). Helper functions getAgentInfo() and getStatusStyle().</w:t>
+              <w:t>speak(text, provider). speak_say() non-blocking Popen. speak_elevenlabs() via SDK.</w:t>
             </w:r>
           </w:p>
         </w:tc>
@@ -4619,7 +4658,7 @@
           </w:tcPr>
           <w:p>
             <w:r>
-              <w:t>scripts/ui.js</w:t>
+              <w:t>bridge/hotkey-fallback.js</w:t>
             </w:r>
           </w:p>
         </w:tc>
@@ -4629,29 +4668,7 @@
           </w:tcPr>
           <w:p>
             <w:r>
-              <w:t>Entry point — dotenv load, API key validation, cursor hide, render(&lt;App&gt;), cursor restore + screen clear on SIGINT/SIGTERM/exit.</w:t>
-            </w:r>
-          </w:p>
-        </w:tc>
-      </w:tr>
-      <w:tr>
-        <w:tc>
-          <w:tcPr>
-            <w:tcW w:type="dxa" w:w="4320"/>
-          </w:tcPr>
-          <w:p>
-            <w:r>
-              <w:t>tsconfig.json</w:t>
-            </w:r>
-          </w:p>
-        </w:tc>
-        <w:tc>
-          <w:tcPr>
-            <w:tcW w:type="dxa" w:w="4320"/>
-          </w:tcPr>
-          <w:p>
-            <w:r>
-              <w:t>Added for tsx JSX transform: "jsx": "react-jsx", "jsxImportSource": "react", "module": "ESNext", "allowJs": true.</w:t>
+              <w:t>readline raw mode. Spacebar/R/F5 toggles recording. Atomic rename write. Polls pipeline status.</w:t>
             </w:r>
           </w:p>
         </w:tc>
@@ -4666,7 +4683,7 @@
         <w:rPr>
           <w:color w:val="1F497D"/>
         </w:rPr>
-        <w:t>Dependencies Added</w:t>
+        <w:t>Python Dependencies</w:t>
       </w:r>
     </w:p>
     <w:tbl>
@@ -4728,7 +4745,7 @@
           </w:tcPr>
           <w:p>
             <w:r>
-              <w:t>ink</w:t>
+              <w:t>faster-whisper</w:t>
             </w:r>
           </w:p>
         </w:tc>
@@ -4738,7 +4755,7 @@
           </w:tcPr>
           <w:p>
             <w:r>
-              <w:t>^4.4.1</w:t>
+              <w:t>&gt;=1.0.0</w:t>
             </w:r>
           </w:p>
         </w:tc>
@@ -4748,7 +4765,7 @@
           </w:tcPr>
           <w:p>
             <w:r>
-              <w:t>React-for-terminal — Box, Text, useInput, useStdout, useStdin</w:t>
+              <w:t>Local offline STT — CTranslate2 int8</w:t>
             </w:r>
           </w:p>
         </w:tc>
@@ -4760,7 +4777,7 @@
           </w:tcPr>
           <w:p>
             <w:r>
-              <w:t>react</w:t>
+              <w:t>silero-vad</w:t>
             </w:r>
           </w:p>
         </w:tc>
@@ -4770,7 +4787,7 @@
           </w:tcPr>
           <w:p>
             <w:r>
-              <w:t>^18.3.1</w:t>
+              <w:t>&gt;=5.1.2</w:t>
             </w:r>
           </w:p>
         </w:tc>
@@ -4780,7 +4797,7 @@
           </w:tcPr>
           <w:p>
             <w:r>
-              <w:t>JSX runtime for Ink</w:t>
+              <w:t>VADIterator streaming speech detection</w:t>
             </w:r>
           </w:p>
         </w:tc>
@@ -4792,7 +4809,7 @@
           </w:tcPr>
           <w:p>
             <w:r>
-              <w:t>ink-text-input</w:t>
+              <w:t>sounddevice</w:t>
             </w:r>
           </w:p>
         </w:tc>
@@ -4802,7 +4819,7 @@
           </w:tcPr>
           <w:p>
             <w:r>
-              <w:t>^5.0.1</w:t>
+              <w:t>&gt;=0.5.1</w:t>
             </w:r>
           </w:p>
         </w:tc>
@@ -4812,7 +4829,7 @@
           </w:tcPr>
           <w:p>
             <w:r>
-              <w:t>TextInput component for active pane prompt box</w:t>
+              <w:t>Cross-platform mic capture</w:t>
             </w:r>
           </w:p>
         </w:tc>
@@ -4824,7 +4841,7 @@
           </w:tcPr>
           <w:p>
             <w:r>
-              <w:t>tsx</w:t>
+              <w:t>numpy</w:t>
             </w:r>
           </w:p>
         </w:tc>
@@ -4834,7 +4851,7 @@
           </w:tcPr>
           <w:p>
             <w:r>
-              <w:t>^4.21.0</w:t>
+              <w:t>&gt;=1.24.0</w:t>
             </w:r>
           </w:p>
         </w:tc>
@@ -4844,7 +4861,329 @@
           </w:tcPr>
           <w:p>
             <w:r>
-              <w:t>Zero-config JSX + ESM runner (npx tsx scripts/ui.js)</w:t>
+              <w:t>Audio buffer handling</w:t>
+            </w:r>
+          </w:p>
+        </w:tc>
+      </w:tr>
+      <w:tr>
+        <w:tc>
+          <w:tcPr>
+            <w:tcW w:type="dxa" w:w="2880"/>
+          </w:tcPr>
+          <w:p>
+            <w:r>
+              <w:t>loguru</w:t>
+            </w:r>
+          </w:p>
+        </w:tc>
+        <w:tc>
+          <w:tcPr>
+            <w:tcW w:type="dxa" w:w="2880"/>
+          </w:tcPr>
+          <w:p>
+            <w:r>
+              <w:t>&gt;=0.7.2</w:t>
+            </w:r>
+          </w:p>
+        </w:tc>
+        <w:tc>
+          <w:tcPr>
+            <w:tcW w:type="dxa" w:w="2880"/>
+          </w:tcPr>
+          <w:p>
+            <w:r>
+              <w:t>Logging</w:t>
+            </w:r>
+          </w:p>
+        </w:tc>
+      </w:tr>
+      <w:tr>
+        <w:tc>
+          <w:tcPr>
+            <w:tcW w:type="dxa" w:w="2880"/>
+          </w:tcPr>
+          <w:p>
+            <w:r>
+              <w:t>requests</w:t>
+            </w:r>
+          </w:p>
+        </w:tc>
+        <w:tc>
+          <w:tcPr>
+            <w:tcW w:type="dxa" w:w="2880"/>
+          </w:tcPr>
+          <w:p>
+            <w:r>
+              <w:t>&gt;=2.32.0</w:t>
+            </w:r>
+          </w:p>
+        </w:tc>
+        <w:tc>
+          <w:tcPr>
+            <w:tcW w:type="dxa" w:w="2880"/>
+          </w:tcPr>
+          <w:p>
+            <w:r>
+              <w:t>HTTP POST to bridge</w:t>
+            </w:r>
+          </w:p>
+        </w:tc>
+      </w:tr>
+      <w:tr>
+        <w:tc>
+          <w:tcPr>
+            <w:tcW w:type="dxa" w:w="2880"/>
+          </w:tcPr>
+          <w:p>
+            <w:r>
+              <w:t>openwakeword</w:t>
+            </w:r>
+          </w:p>
+        </w:tc>
+        <w:tc>
+          <w:tcPr>
+            <w:tcW w:type="dxa" w:w="2880"/>
+          </w:tcPr>
+          <w:p>
+            <w:r>
+              <w:t>&gt;=0.6.0</w:t>
+            </w:r>
+          </w:p>
+        </w:tc>
+        <w:tc>
+          <w:tcPr>
+            <w:tcW w:type="dxa" w:w="2880"/>
+          </w:tcPr>
+          <w:p>
+            <w:r>
+              <w:t>Wake word detection (optional)</w:t>
+            </w:r>
+          </w:p>
+        </w:tc>
+      </w:tr>
+    </w:tbl>
+    <w:p/>
+    <w:p>
+      <w:pPr>
+        <w:pStyle w:val="Heading1"/>
+      </w:pPr>
+      <w:r>
+        <w:rPr>
+          <w:color w:val="1F497D"/>
+        </w:rPr>
+        <w:t>12E. Startup Script — Complete (May 2026)</w:t>
+      </w:r>
+    </w:p>
+    <w:p>
+      <w:r>
+        <w:t>Single-command launcher: scripts/start.sh (symlinked as ./start.sh)</w:t>
+        <w:br/>
+        <w:br/>
+        <w:t>Run: ./start.sh or npm run go</w:t>
+        <w:br/>
+        <w:t>Options: --voice, --voice=auto, --voice=wake, --no-voice, --debug, --help</w:t>
+      </w:r>
+    </w:p>
+    <w:p>
+      <w:pPr>
+        <w:pStyle w:val="Heading2"/>
+      </w:pPr>
+      <w:r>
+        <w:rPr>
+          <w:color w:val="1F497D"/>
+        </w:rPr>
+        <w:t>7 Setup Steps</w:t>
+      </w:r>
+    </w:p>
+    <w:tbl>
+      <w:tblPr>
+        <w:tblStyle w:val="TableGrid"/>
+        <w:tblW w:type="auto" w:w="0"/>
+        <w:tblLook w:firstColumn="1" w:firstRow="1" w:lastColumn="0" w:lastRow="0" w:noHBand="0" w:noVBand="1" w:val="04A0"/>
+      </w:tblPr>
+      <w:tblGrid>
+        <w:gridCol w:w="4320"/>
+        <w:gridCol w:w="4320"/>
+      </w:tblGrid>
+      <w:tr>
+        <w:tc>
+          <w:tcPr>
+            <w:tcW w:type="dxa" w:w="4320"/>
+          </w:tcPr>
+          <w:p>
+            <w:r>
+              <w:rPr>
+                <w:b/>
+              </w:rPr>
+              <w:t>Step</w:t>
+            </w:r>
+          </w:p>
+        </w:tc>
+        <w:tc>
+          <w:tcPr>
+            <w:tcW w:type="dxa" w:w="4320"/>
+          </w:tcPr>
+          <w:p>
+            <w:r>
+              <w:rPr>
+                <w:b/>
+              </w:rPr>
+              <w:t>Action</w:t>
+            </w:r>
+          </w:p>
+        </w:tc>
+      </w:tr>
+      <w:tr>
+        <w:tc>
+          <w:tcPr>
+            <w:tcW w:type="dxa" w:w="4320"/>
+          </w:tcPr>
+          <w:p>
+            <w:r>
+              <w:t>1</w:t>
+            </w:r>
+          </w:p>
+        </w:tc>
+        <w:tc>
+          <w:tcPr>
+            <w:tcW w:type="dxa" w:w="4320"/>
+          </w:tcPr>
+          <w:p>
+            <w:r>
+              <w:t>Check Node.js &gt;= v18 — fail clearly with install link if missing</w:t>
+            </w:r>
+          </w:p>
+        </w:tc>
+      </w:tr>
+      <w:tr>
+        <w:tc>
+          <w:tcPr>
+            <w:tcW w:type="dxa" w:w="4320"/>
+          </w:tcPr>
+          <w:p>
+            <w:r>
+              <w:t>2</w:t>
+            </w:r>
+          </w:p>
+        </w:tc>
+        <w:tc>
+          <w:tcPr>
+            <w:tcW w:type="dxa" w:w="4320"/>
+          </w:tcPr>
+          <w:p>
+            <w:r>
+              <w:t>Check Python &gt;= 3.11 — silently disable voice if not found</w:t>
+            </w:r>
+          </w:p>
+        </w:tc>
+      </w:tr>
+      <w:tr>
+        <w:tc>
+          <w:tcPr>
+            <w:tcW w:type="dxa" w:w="4320"/>
+          </w:tcPr>
+          <w:p>
+            <w:r>
+              <w:t>3</w:t>
+            </w:r>
+          </w:p>
+        </w:tc>
+        <w:tc>
+          <w:tcPr>
+            <w:tcW w:type="dxa" w:w="4320"/>
+          </w:tcPr>
+          <w:p>
+            <w:r>
+              <w:t>npm install — only if node_modules missing or package.json newer</w:t>
+            </w:r>
+          </w:p>
+        </w:tc>
+      </w:tr>
+      <w:tr>
+        <w:tc>
+          <w:tcPr>
+            <w:tcW w:type="dxa" w:w="4320"/>
+          </w:tcPr>
+          <w:p>
+            <w:r>
+              <w:t>4</w:t>
+            </w:r>
+          </w:p>
+        </w:tc>
+        <w:tc>
+          <w:tcPr>
+            <w:tcW w:type="dxa" w:w="4320"/>
+          </w:tcPr>
+          <w:p>
+            <w:r>
+              <w:t>pip install — check each package individually, only install what is missing</w:t>
+            </w:r>
+          </w:p>
+        </w:tc>
+      </w:tr>
+      <w:tr>
+        <w:tc>
+          <w:tcPr>
+            <w:tcW w:type="dxa" w:w="4320"/>
+          </w:tcPr>
+          <w:p>
+            <w:r>
+              <w:t>5</w:t>
+            </w:r>
+          </w:p>
+        </w:tc>
+        <w:tc>
+          <w:tcPr>
+            <w:tcW w:type="dxa" w:w="4320"/>
+          </w:tcPr>
+          <w:p>
+            <w:r>
+              <w:t>Validate .env — must exist and ANTHROPIC_API_KEY must start with sk-</w:t>
+            </w:r>
+          </w:p>
+        </w:tc>
+      </w:tr>
+      <w:tr>
+        <w:tc>
+          <w:tcPr>
+            <w:tcW w:type="dxa" w:w="4320"/>
+          </w:tcPr>
+          <w:p>
+            <w:r>
+              <w:t>6</w:t>
+            </w:r>
+          </w:p>
+        </w:tc>
+        <w:tc>
+          <w:tcPr>
+            <w:tcW w:type="dxa" w:w="4320"/>
+          </w:tcPr>
+          <w:p>
+            <w:r>
+              <w:t>Init .terminalforge/ — create state.json if missing, reset voice_state.json, clear voice_input.json</w:t>
+            </w:r>
+          </w:p>
+        </w:tc>
+      </w:tr>
+      <w:tr>
+        <w:tc>
+          <w:tcPr>
+            <w:tcW w:type="dxa" w:w="4320"/>
+          </w:tcPr>
+          <w:p>
+            <w:r>
+              <w:t>7</w:t>
+            </w:r>
+          </w:p>
+        </w:tc>
+        <w:tc>
+          <w:tcPr>
+            <w:tcW w:type="dxa" w:w="4320"/>
+          </w:tcPr>
+          <w:p>
+            <w:r>
+              <w:t>Select voice mode — interactive menu if no --voice flag passed</w:t>
             </w:r>
           </w:p>
         </w:tc>
@@ -4859,57 +5198,320 @@
         <w:rPr>
           <w:color w:val="1F497D"/>
         </w:rPr>
-        <w:t>Key Technical Notes</w:t>
+        <w:t>Launch Sequence</w:t>
       </w:r>
     </w:p>
     <w:p>
       <w:pPr>
-        <w:pStyle w:val="ListBullet"/>
+        <w:pStyle w:val="ListNumber"/>
       </w:pPr>
       <w:r>
-        <w:t>All .jsx files (not .js) — tsx pre-pass lexer handles JSX correctly with .jsx extension + tsconfig.json</w:t>
+        <w:t>Kill any stale process on port 3333</w:t>
       </w:r>
     </w:p>
     <w:p>
       <w:pPr>
-        <w:pStyle w:val="ListBullet"/>
+        <w:pStyle w:val="ListNumber"/>
       </w:pPr>
       <w:r>
-        <w:t>All Unicode box-drawing and decorative characters replaced with ASCII for tsx lexer compatibility</w:t>
+        <w:t>Start bridge server in background — poll GET /health up to 5s to confirm it is up</w:t>
       </w:r>
     </w:p>
     <w:p>
       <w:pPr>
-        <w:pStyle w:val="ListBullet"/>
+        <w:pStyle w:val="ListNumber"/>
       </w:pPr>
       <w:r>
-        <w:t>useInput guarded with { isActive: Boolean(isRawModeSupported) } — prevents crash when stdin is not a TTY</w:t>
+        <w:t>Start voice pipeline in background (if enabled) — log to .terminalforge/voice.log</w:t>
       </w:r>
     </w:p>
     <w:p>
       <w:pPr>
-        <w:pStyle w:val="ListBullet"/>
+        <w:pStyle w:val="ListNumber"/>
       </w:pPr>
       <w:r>
-        <w:t>Streaming: adds {role:"assistant", text:"", streaming:true} placeholder, updates via setState callback in onToken, marks streaming:false on complete</w:t>
+        <w:t>Open hotkey controller in new iTerm2 tab or Terminal.app window (push-to-talk only)</w:t>
       </w:r>
     </w:p>
     <w:p>
       <w:pPr>
-        <w:pStyle w:val="ListBullet"/>
+        <w:pStyle w:val="ListNumber"/>
       </w:pPr>
       <w:r>
-        <w:t>goToTerminal writes state.json directly (not via direction-based switchTerminal) since target index is known</w:t>
+        <w:t>Start TUI in foreground — Ctrl+C triggers cleanup trap</w:t>
       </w:r>
     </w:p>
     <w:p>
       <w:pPr>
-        <w:pStyle w:val="ListBullet"/>
+        <w:pStyle w:val="Heading2"/>
       </w:pPr>
       <w:r>
-        <w:t>1s state polling picks up bridge server vol-button changes while TUI is running</w:t>
+        <w:rPr>
+          <w:color w:val="1F497D"/>
+        </w:rPr>
+        <w:t>npm Scripts Added</w:t>
       </w:r>
     </w:p>
+    <w:tbl>
+      <w:tblPr>
+        <w:tblStyle w:val="TableGrid"/>
+        <w:tblW w:type="auto" w:w="0"/>
+        <w:tblLook w:firstColumn="1" w:firstRow="1" w:lastColumn="0" w:lastRow="0" w:noHBand="0" w:noVBand="1" w:val="04A0"/>
+      </w:tblPr>
+      <w:tblGrid>
+        <w:gridCol w:w="4320"/>
+        <w:gridCol w:w="4320"/>
+      </w:tblGrid>
+      <w:tr>
+        <w:tc>
+          <w:tcPr>
+            <w:tcW w:type="dxa" w:w="4320"/>
+          </w:tcPr>
+          <w:p>
+            <w:r>
+              <w:rPr>
+                <w:b/>
+              </w:rPr>
+              <w:t>Command</w:t>
+            </w:r>
+          </w:p>
+        </w:tc>
+        <w:tc>
+          <w:tcPr>
+            <w:tcW w:type="dxa" w:w="4320"/>
+          </w:tcPr>
+          <w:p>
+            <w:r>
+              <w:rPr>
+                <w:b/>
+              </w:rPr>
+              <w:t>What It Does</w:t>
+            </w:r>
+          </w:p>
+        </w:tc>
+      </w:tr>
+      <w:tr>
+        <w:tc>
+          <w:tcPr>
+            <w:tcW w:type="dxa" w:w="4320"/>
+          </w:tcPr>
+          <w:p>
+            <w:r>
+              <w:t>npm run go</w:t>
+            </w:r>
+          </w:p>
+        </w:tc>
+        <w:tc>
+          <w:tcPr>
+            <w:tcW w:type="dxa" w:w="4320"/>
+          </w:tcPr>
+          <w:p>
+            <w:r>
+              <w:t>./start.sh — interactive</w:t>
+            </w:r>
+          </w:p>
+        </w:tc>
+      </w:tr>
+      <w:tr>
+        <w:tc>
+          <w:tcPr>
+            <w:tcW w:type="dxa" w:w="4320"/>
+          </w:tcPr>
+          <w:p>
+            <w:r>
+              <w:t>npm run go:voice</w:t>
+            </w:r>
+          </w:p>
+        </w:tc>
+        <w:tc>
+          <w:tcPr>
+            <w:tcW w:type="dxa" w:w="4320"/>
+          </w:tcPr>
+          <w:p>
+            <w:r>
+              <w:t>./start.sh --voice — push-to-talk</w:t>
+            </w:r>
+          </w:p>
+        </w:tc>
+      </w:tr>
+      <w:tr>
+        <w:tc>
+          <w:tcPr>
+            <w:tcW w:type="dxa" w:w="4320"/>
+          </w:tcPr>
+          <w:p>
+            <w:r>
+              <w:t>npm run go:auto</w:t>
+            </w:r>
+          </w:p>
+        </w:tc>
+        <w:tc>
+          <w:tcPr>
+            <w:tcW w:type="dxa" w:w="4320"/>
+          </w:tcPr>
+          <w:p>
+            <w:r>
+              <w:t>./start.sh --voice=auto — auto-VAD</w:t>
+            </w:r>
+          </w:p>
+        </w:tc>
+      </w:tr>
+      <w:tr>
+        <w:tc>
+          <w:tcPr>
+            <w:tcW w:type="dxa" w:w="4320"/>
+          </w:tcPr>
+          <w:p>
+            <w:r>
+              <w:t>npm run go:no-voice</w:t>
+            </w:r>
+          </w:p>
+        </w:tc>
+        <w:tc>
+          <w:tcPr>
+            <w:tcW w:type="dxa" w:w="4320"/>
+          </w:tcPr>
+          <w:p>
+            <w:r>
+              <w:t>./start.sh --no-voice — text-only</w:t>
+            </w:r>
+          </w:p>
+        </w:tc>
+      </w:tr>
+      <w:tr>
+        <w:tc>
+          <w:tcPr>
+            <w:tcW w:type="dxa" w:w="4320"/>
+          </w:tcPr>
+          <w:p>
+            <w:r>
+              <w:t>npm run go:debug</w:t>
+            </w:r>
+          </w:p>
+        </w:tc>
+        <w:tc>
+          <w:tcPr>
+            <w:tcW w:type="dxa" w:w="4320"/>
+          </w:tcPr>
+          <w:p>
+            <w:r>
+              <w:t>./start.sh --debug — DEBUG=tf:*</w:t>
+            </w:r>
+          </w:p>
+        </w:tc>
+      </w:tr>
+      <w:tr>
+        <w:tc>
+          <w:tcPr>
+            <w:tcW w:type="dxa" w:w="4320"/>
+          </w:tcPr>
+          <w:p>
+            <w:r>
+              <w:t>npm run voice</w:t>
+            </w:r>
+          </w:p>
+        </w:tc>
+        <w:tc>
+          <w:tcPr>
+            <w:tcW w:type="dxa" w:w="4320"/>
+          </w:tcPr>
+          <w:p>
+            <w:r>
+              <w:t>python3 voice/pipeline.py</w:t>
+            </w:r>
+          </w:p>
+        </w:tc>
+      </w:tr>
+      <w:tr>
+        <w:tc>
+          <w:tcPr>
+            <w:tcW w:type="dxa" w:w="4320"/>
+          </w:tcPr>
+          <w:p>
+            <w:r>
+              <w:t>npm run voice:auto</w:t>
+            </w:r>
+          </w:p>
+        </w:tc>
+        <w:tc>
+          <w:tcPr>
+            <w:tcW w:type="dxa" w:w="4320"/>
+          </w:tcPr>
+          <w:p>
+            <w:r>
+              <w:t>python3 voice/pipeline.py --mode auto-vad</w:t>
+            </w:r>
+          </w:p>
+        </w:tc>
+      </w:tr>
+      <w:tr>
+        <w:tc>
+          <w:tcPr>
+            <w:tcW w:type="dxa" w:w="4320"/>
+          </w:tcPr>
+          <w:p>
+            <w:r>
+              <w:t>npm run voice:wake</w:t>
+            </w:r>
+          </w:p>
+        </w:tc>
+        <w:tc>
+          <w:tcPr>
+            <w:tcW w:type="dxa" w:w="4320"/>
+          </w:tcPr>
+          <w:p>
+            <w:r>
+              <w:t>python3 voice/pipeline.py --mode wake-word</w:t>
+            </w:r>
+          </w:p>
+        </w:tc>
+      </w:tr>
+      <w:tr>
+        <w:tc>
+          <w:tcPr>
+            <w:tcW w:type="dxa" w:w="4320"/>
+          </w:tcPr>
+          <w:p>
+            <w:r>
+              <w:t>npm run voice:hotkey</w:t>
+            </w:r>
+          </w:p>
+        </w:tc>
+        <w:tc>
+          <w:tcPr>
+            <w:tcW w:type="dxa" w:w="4320"/>
+          </w:tcPr>
+          <w:p>
+            <w:r>
+              <w:t>node bridge/hotkey-fallback.js</w:t>
+            </w:r>
+          </w:p>
+        </w:tc>
+      </w:tr>
+      <w:tr>
+        <w:tc>
+          <w:tcPr>
+            <w:tcW w:type="dxa" w:w="4320"/>
+          </w:tcPr>
+          <w:p>
+            <w:r>
+              <w:t>npm run voice:debug</w:t>
+            </w:r>
+          </w:p>
+        </w:tc>
+        <w:tc>
+          <w:tcPr>
+            <w:tcW w:type="dxa" w:w="4320"/>
+          </w:tcPr>
+          <w:p>
+            <w:r>
+              <w:t>python3 voice/pipeline.py --debug</w:t>
+            </w:r>
+          </w:p>
+        </w:tc>
+      </w:tr>
+    </w:tbl>
+    <w:p/>
     <w:sectPr>
       <w:pgSz w:w="12240" w:h="15840"/>
       <w:pgMar w:top="1440" w:right="1800" w:bottom="1440" w:left="1800" w:header="720" w:footer="720" w:gutter="0"/>

--- a/docs/TerminalForge_ProjectPlan_v4.docx
+++ b/docs/TerminalForge_ProjectPlan_v4.docx
@@ -5512,6 +5512,2320 @@
       </w:tr>
     </w:tbl>
     <w:p/>
+    <w:p>
+      <w:pPr>
+        <w:pStyle w:val="Heading1"/>
+      </w:pPr>
+      <w:r>
+        <w:t>13. Complete User Commands Reference</w:t>
+      </w:r>
+    </w:p>
+    <w:p>
+      <w:r>
+        <w:t>Everything needed to start, use, and stop TerminalForge — all commands in one place.</w:t>
+      </w:r>
+    </w:p>
+    <w:p>
+      <w:pPr>
+        <w:pStyle w:val="Heading2"/>
+      </w:pPr>
+      <w:r>
+        <w:t>13.1 Starting the Application</w:t>
+      </w:r>
+    </w:p>
+    <w:tbl>
+      <w:tblPr>
+        <w:tblStyle w:val="TableGrid"/>
+        <w:tblW w:type="auto" w:w="0"/>
+        <w:tblLook w:firstColumn="1" w:firstRow="1" w:lastColumn="0" w:lastRow="0" w:noHBand="0" w:noVBand="1" w:val="04A0"/>
+      </w:tblPr>
+      <w:tblGrid>
+        <w:gridCol w:w="4320"/>
+        <w:gridCol w:w="4320"/>
+      </w:tblGrid>
+      <w:tr>
+        <w:tc>
+          <w:tcPr>
+            <w:tcW w:type="dxa" w:w="4320"/>
+          </w:tcPr>
+          <w:p>
+            <w:r>
+              <w:t>Command</w:t>
+            </w:r>
+          </w:p>
+        </w:tc>
+        <w:tc>
+          <w:tcPr>
+            <w:tcW w:type="dxa" w:w="4320"/>
+          </w:tcPr>
+          <w:p>
+            <w:r>
+              <w:t>What It Does</w:t>
+            </w:r>
+          </w:p>
+        </w:tc>
+      </w:tr>
+      <w:tr>
+        <w:tc>
+          <w:tcPr>
+            <w:tcW w:type="dxa" w:w="4320"/>
+          </w:tcPr>
+          <w:p>
+            <w:r>
+              <w:t>./start.sh</w:t>
+            </w:r>
+          </w:p>
+        </w:tc>
+        <w:tc>
+          <w:tcPr>
+            <w:tcW w:type="dxa" w:w="4320"/>
+          </w:tcPr>
+          <w:p>
+            <w:r>
+              <w:t>Interactive one-command launcher — prompts for voice mode, installs missing deps, starts everything (RECOMMENDED)</w:t>
+            </w:r>
+          </w:p>
+        </w:tc>
+      </w:tr>
+      <w:tr>
+        <w:tc>
+          <w:tcPr>
+            <w:tcW w:type="dxa" w:w="4320"/>
+          </w:tcPr>
+          <w:p>
+            <w:r>
+              <w:t>npm run go</w:t>
+            </w:r>
+          </w:p>
+        </w:tc>
+        <w:tc>
+          <w:tcPr>
+            <w:tcW w:type="dxa" w:w="4320"/>
+          </w:tcPr>
+          <w:p>
+            <w:r>
+              <w:t>Same as ./start.sh</w:t>
+            </w:r>
+          </w:p>
+        </w:tc>
+      </w:tr>
+      <w:tr>
+        <w:tc>
+          <w:tcPr>
+            <w:tcW w:type="dxa" w:w="4320"/>
+          </w:tcPr>
+          <w:p>
+            <w:r>
+              <w:t>npm run go:voice</w:t>
+            </w:r>
+          </w:p>
+        </w:tc>
+        <w:tc>
+          <w:tcPr>
+            <w:tcW w:type="dxa" w:w="4320"/>
+          </w:tcPr>
+          <w:p>
+            <w:r>
+              <w:t>Start with push-to-talk voice (Space key to record)</w:t>
+            </w:r>
+          </w:p>
+        </w:tc>
+      </w:tr>
+      <w:tr>
+        <w:tc>
+          <w:tcPr>
+            <w:tcW w:type="dxa" w:w="4320"/>
+          </w:tcPr>
+          <w:p>
+            <w:r>
+              <w:t>npm run go:auto</w:t>
+            </w:r>
+          </w:p>
+        </w:tc>
+        <w:tc>
+          <w:tcPr>
+            <w:tcW w:type="dxa" w:w="4320"/>
+          </w:tcPr>
+          <w:p>
+            <w:r>
+              <w:t>Start with always-listening auto-VAD voice</w:t>
+            </w:r>
+          </w:p>
+        </w:tc>
+      </w:tr>
+      <w:tr>
+        <w:tc>
+          <w:tcPr>
+            <w:tcW w:type="dxa" w:w="4320"/>
+          </w:tcPr>
+          <w:p>
+            <w:r>
+              <w:t>npm run go:no-voice</w:t>
+            </w:r>
+          </w:p>
+        </w:tc>
+        <w:tc>
+          <w:tcPr>
+            <w:tcW w:type="dxa" w:w="4320"/>
+          </w:tcPr>
+          <w:p>
+            <w:r>
+              <w:t>Start without voice pipeline (text-only mode)</w:t>
+            </w:r>
+          </w:p>
+        </w:tc>
+      </w:tr>
+      <w:tr>
+        <w:tc>
+          <w:tcPr>
+            <w:tcW w:type="dxa" w:w="4320"/>
+          </w:tcPr>
+          <w:p>
+            <w:r>
+              <w:t>npm run go:debug</w:t>
+            </w:r>
+          </w:p>
+        </w:tc>
+        <w:tc>
+          <w:tcPr>
+            <w:tcW w:type="dxa" w:w="4320"/>
+          </w:tcPr>
+          <w:p>
+            <w:r>
+              <w:t>Start everything with DEBUG=tf:* verbose logging</w:t>
+            </w:r>
+          </w:p>
+        </w:tc>
+      </w:tr>
+      <w:tr>
+        <w:tc>
+          <w:tcPr>
+            <w:tcW w:type="dxa" w:w="4320"/>
+          </w:tcPr>
+          <w:p>
+            <w:r>
+              <w:t>npm run ui</w:t>
+            </w:r>
+          </w:p>
+        </w:tc>
+        <w:tc>
+          <w:tcPr>
+            <w:tcW w:type="dxa" w:w="4320"/>
+          </w:tcPr>
+          <w:p>
+            <w:r>
+              <w:t>TUI only — bridge server must already be running separately</w:t>
+            </w:r>
+          </w:p>
+        </w:tc>
+      </w:tr>
+      <w:tr>
+        <w:tc>
+          <w:tcPr>
+            <w:tcW w:type="dxa" w:w="4320"/>
+          </w:tcPr>
+          <w:p>
+            <w:r>
+              <w:t>npm run ui:debug</w:t>
+            </w:r>
+          </w:p>
+        </w:tc>
+        <w:tc>
+          <w:tcPr>
+            <w:tcW w:type="dxa" w:w="4320"/>
+          </w:tcPr>
+          <w:p>
+            <w:r>
+              <w:t>TUI with verbose debug logging</w:t>
+            </w:r>
+          </w:p>
+        </w:tc>
+      </w:tr>
+      <w:tr>
+        <w:tc>
+          <w:tcPr>
+            <w:tcW w:type="dxa" w:w="4320"/>
+          </w:tcPr>
+          <w:p>
+            <w:r>
+              <w:t>npm start</w:t>
+            </w:r>
+          </w:p>
+        </w:tc>
+        <w:tc>
+          <w:tcPr>
+            <w:tcW w:type="dxa" w:w="4320"/>
+          </w:tcPr>
+          <w:p>
+            <w:r>
+              <w:t>Bridge server only (port 3333)</w:t>
+            </w:r>
+          </w:p>
+        </w:tc>
+      </w:tr>
+      <w:tr>
+        <w:tc>
+          <w:tcPr>
+            <w:tcW w:type="dxa" w:w="4320"/>
+          </w:tcPr>
+          <w:p>
+            <w:r>
+              <w:t>npm run launch</w:t>
+            </w:r>
+          </w:p>
+        </w:tc>
+        <w:tc>
+          <w:tcPr>
+            <w:tcW w:type="dxa" w:w="4320"/>
+          </w:tcPr>
+          <w:p>
+            <w:r>
+              <w:t>Opens 7 separate windows in iTerm2 or Terminal.app</w:t>
+            </w:r>
+          </w:p>
+        </w:tc>
+      </w:tr>
+      <w:tr>
+        <w:tc>
+          <w:tcPr>
+            <w:tcW w:type="dxa" w:w="4320"/>
+          </w:tcPr>
+          <w:p>
+            <w:r>
+              <w:t>npm run launch:tmux</w:t>
+            </w:r>
+          </w:p>
+        </w:tc>
+        <w:tc>
+          <w:tcPr>
+            <w:tcW w:type="dxa" w:w="4320"/>
+          </w:tcPr>
+          <w:p>
+            <w:r>
+              <w:t>Opens 7 tmux windows — switch with Ctrl+B 0–6</w:t>
+            </w:r>
+          </w:p>
+        </w:tc>
+      </w:tr>
+    </w:tbl>
+    <w:p/>
+    <w:p>
+      <w:pPr>
+        <w:pStyle w:val="Heading2"/>
+      </w:pPr>
+      <w:r>
+        <w:t>13.2 Stopping the Application</w:t>
+      </w:r>
+    </w:p>
+    <w:tbl>
+      <w:tblPr>
+        <w:tblStyle w:val="TableGrid"/>
+        <w:tblW w:type="auto" w:w="0"/>
+        <w:tblLook w:firstColumn="1" w:firstRow="1" w:lastColumn="0" w:lastRow="0" w:noHBand="0" w:noVBand="1" w:val="04A0"/>
+      </w:tblPr>
+      <w:tblGrid>
+        <w:gridCol w:w="4320"/>
+        <w:gridCol w:w="4320"/>
+      </w:tblGrid>
+      <w:tr>
+        <w:tc>
+          <w:tcPr>
+            <w:tcW w:type="dxa" w:w="4320"/>
+          </w:tcPr>
+          <w:p>
+            <w:r>
+              <w:t>Action</w:t>
+            </w:r>
+          </w:p>
+        </w:tc>
+        <w:tc>
+          <w:tcPr>
+            <w:tcW w:type="dxa" w:w="4320"/>
+          </w:tcPr>
+          <w:p>
+            <w:r>
+              <w:t>Command</w:t>
+            </w:r>
+          </w:p>
+        </w:tc>
+      </w:tr>
+      <w:tr>
+        <w:tc>
+          <w:tcPr>
+            <w:tcW w:type="dxa" w:w="4320"/>
+          </w:tcPr>
+          <w:p>
+            <w:r>
+              <w:t>Clean stop (recommended)</w:t>
+            </w:r>
+          </w:p>
+        </w:tc>
+        <w:tc>
+          <w:tcPr>
+            <w:tcW w:type="dxa" w:w="4320"/>
+          </w:tcPr>
+          <w:p>
+            <w:r>
+              <w:t>Press Ctrl+C in the TUI or start.sh terminal</w:t>
+            </w:r>
+          </w:p>
+        </w:tc>
+      </w:tr>
+      <w:tr>
+        <w:tc>
+          <w:tcPr>
+            <w:tcW w:type="dxa" w:w="4320"/>
+          </w:tcPr>
+          <w:p>
+            <w:r>
+              <w:t>Kill bridge server</w:t>
+            </w:r>
+          </w:p>
+        </w:tc>
+        <w:tc>
+          <w:tcPr>
+            <w:tcW w:type="dxa" w:w="4320"/>
+          </w:tcPr>
+          <w:p>
+            <w:r>
+              <w:t>kill $(lsof -ti:3333)</w:t>
+            </w:r>
+          </w:p>
+        </w:tc>
+      </w:tr>
+      <w:tr>
+        <w:tc>
+          <w:tcPr>
+            <w:tcW w:type="dxa" w:w="4320"/>
+          </w:tcPr>
+          <w:p>
+            <w:r>
+              <w:t>Kill voice pipeline</w:t>
+            </w:r>
+          </w:p>
+        </w:tc>
+        <w:tc>
+          <w:tcPr>
+            <w:tcW w:type="dxa" w:w="4320"/>
+          </w:tcPr>
+          <w:p>
+            <w:r>
+              <w:t>pkill -f "pipeline.py"</w:t>
+            </w:r>
+          </w:p>
+        </w:tc>
+      </w:tr>
+      <w:tr>
+        <w:tc>
+          <w:tcPr>
+            <w:tcW w:type="dxa" w:w="4320"/>
+          </w:tcPr>
+          <w:p>
+            <w:r>
+              <w:t>Kill agent REPLs</w:t>
+            </w:r>
+          </w:p>
+        </w:tc>
+        <w:tc>
+          <w:tcPr>
+            <w:tcW w:type="dxa" w:w="4320"/>
+          </w:tcPr>
+          <w:p>
+            <w:r>
+              <w:t>pkill -f "agent-repl.js"</w:t>
+            </w:r>
+          </w:p>
+        </w:tc>
+      </w:tr>
+      <w:tr>
+        <w:tc>
+          <w:tcPr>
+            <w:tcW w:type="dxa" w:w="4320"/>
+          </w:tcPr>
+          <w:p>
+            <w:r>
+              <w:t>Kill bus monitor</w:t>
+            </w:r>
+          </w:p>
+        </w:tc>
+        <w:tc>
+          <w:tcPr>
+            <w:tcW w:type="dxa" w:w="4320"/>
+          </w:tcPr>
+          <w:p>
+            <w:r>
+              <w:t>pkill -f "bus-monitor.js"</w:t>
+            </w:r>
+          </w:p>
+        </w:tc>
+      </w:tr>
+      <w:tr>
+        <w:tc>
+          <w:tcPr>
+            <w:tcW w:type="dxa" w:w="4320"/>
+          </w:tcPr>
+          <w:p>
+            <w:r>
+              <w:t>Kill tmux session</w:t>
+            </w:r>
+          </w:p>
+        </w:tc>
+        <w:tc>
+          <w:tcPr>
+            <w:tcW w:type="dxa" w:w="4320"/>
+          </w:tcPr>
+          <w:p>
+            <w:r>
+              <w:t>tmux kill-session -t terminalforge</w:t>
+            </w:r>
+          </w:p>
+        </w:tc>
+      </w:tr>
+      <w:tr>
+        <w:tc>
+          <w:tcPr>
+            <w:tcW w:type="dxa" w:w="4320"/>
+          </w:tcPr>
+          <w:p>
+            <w:r>
+              <w:t>Kill everything at once</w:t>
+            </w:r>
+          </w:p>
+        </w:tc>
+        <w:tc>
+          <w:tcPr>
+            <w:tcW w:type="dxa" w:w="4320"/>
+          </w:tcPr>
+          <w:p>
+            <w:r>
+              <w:t>kill $(lsof -ti:3333) &amp;&amp; pkill -f "agent-repl.js" &amp;&amp; pkill -f "bus-monitor.js"</w:t>
+            </w:r>
+          </w:p>
+        </w:tc>
+      </w:tr>
+    </w:tbl>
+    <w:p/>
+    <w:p>
+      <w:pPr>
+        <w:pStyle w:val="Heading2"/>
+      </w:pPr>
+      <w:r>
+        <w:t>13.3 Switching Between Agents</w:t>
+      </w:r>
+    </w:p>
+    <w:p>
+      <w:r>
+        <w:t>TUI keyboard (inside npm run ui):</w:t>
+      </w:r>
+    </w:p>
+    <w:tbl>
+      <w:tblPr>
+        <w:tblStyle w:val="TableGrid"/>
+        <w:tblW w:type="auto" w:w="0"/>
+        <w:tblLook w:firstColumn="1" w:firstRow="1" w:lastColumn="0" w:lastRow="0" w:noHBand="0" w:noVBand="1" w:val="04A0"/>
+      </w:tblPr>
+      <w:tblGrid>
+        <w:gridCol w:w="4320"/>
+        <w:gridCol w:w="4320"/>
+      </w:tblGrid>
+      <w:tr>
+        <w:tc>
+          <w:tcPr>
+            <w:tcW w:type="dxa" w:w="4320"/>
+          </w:tcPr>
+          <w:p>
+            <w:r>
+              <w:t>Key</w:t>
+            </w:r>
+          </w:p>
+        </w:tc>
+        <w:tc>
+          <w:tcPr>
+            <w:tcW w:type="dxa" w:w="4320"/>
+          </w:tcPr>
+          <w:p>
+            <w:r>
+              <w:t>Action</w:t>
+            </w:r>
+          </w:p>
+        </w:tc>
+      </w:tr>
+      <w:tr>
+        <w:tc>
+          <w:tcPr>
+            <w:tcW w:type="dxa" w:w="4320"/>
+          </w:tcPr>
+          <w:p>
+            <w:r>
+              <w:t>Tab</w:t>
+            </w:r>
+          </w:p>
+        </w:tc>
+        <w:tc>
+          <w:tcPr>
+            <w:tcW w:type="dxa" w:w="4320"/>
+          </w:tcPr>
+          <w:p>
+            <w:r>
+              <w:t>Next agent — T1 → T2 → T3 → T4 → T5 → T1</w:t>
+            </w:r>
+          </w:p>
+        </w:tc>
+      </w:tr>
+      <w:tr>
+        <w:tc>
+          <w:tcPr>
+            <w:tcW w:type="dxa" w:w="4320"/>
+          </w:tcPr>
+          <w:p>
+            <w:r>
+              <w:t>Shift+Tab</w:t>
+            </w:r>
+          </w:p>
+        </w:tc>
+        <w:tc>
+          <w:tcPr>
+            <w:tcW w:type="dxa" w:w="4320"/>
+          </w:tcPr>
+          <w:p>
+            <w:r>
+              <w:t>Previous agent — T1 → T5 → T4 → T3 → T2 → T1</w:t>
+            </w:r>
+          </w:p>
+        </w:tc>
+      </w:tr>
+    </w:tbl>
+    <w:p>
+      <w:r>
+        <w:t>iPhone Volume Buttons:</w:t>
+      </w:r>
+    </w:p>
+    <w:tbl>
+      <w:tblPr>
+        <w:tblStyle w:val="TableGrid"/>
+        <w:tblW w:type="auto" w:w="0"/>
+        <w:tblLook w:firstColumn="1" w:firstRow="1" w:lastColumn="0" w:lastRow="0" w:noHBand="0" w:noVBand="1" w:val="04A0"/>
+      </w:tblPr>
+      <w:tblGrid>
+        <w:gridCol w:w="4320"/>
+        <w:gridCol w:w="4320"/>
+      </w:tblGrid>
+      <w:tr>
+        <w:tc>
+          <w:tcPr>
+            <w:tcW w:type="dxa" w:w="4320"/>
+          </w:tcPr>
+          <w:p>
+            <w:r>
+              <w:t>Button</w:t>
+            </w:r>
+          </w:p>
+        </w:tc>
+        <w:tc>
+          <w:tcPr>
+            <w:tcW w:type="dxa" w:w="4320"/>
+          </w:tcPr>
+          <w:p>
+            <w:r>
+              <w:t>Action</w:t>
+            </w:r>
+          </w:p>
+        </w:tc>
+      </w:tr>
+      <w:tr>
+        <w:tc>
+          <w:tcPr>
+            <w:tcW w:type="dxa" w:w="4320"/>
+          </w:tcPr>
+          <w:p>
+            <w:r>
+              <w:t>Volume DOWN</w:t>
+            </w:r>
+          </w:p>
+        </w:tc>
+        <w:tc>
+          <w:tcPr>
+            <w:tcW w:type="dxa" w:w="4320"/>
+          </w:tcPr>
+          <w:p>
+            <w:r>
+              <w:t>Next agent (T1 → T2 → T3 → T4 → T5 → T1)</w:t>
+            </w:r>
+          </w:p>
+        </w:tc>
+      </w:tr>
+      <w:tr>
+        <w:tc>
+          <w:tcPr>
+            <w:tcW w:type="dxa" w:w="4320"/>
+          </w:tcPr>
+          <w:p>
+            <w:r>
+              <w:t>Volume UP</w:t>
+            </w:r>
+          </w:p>
+        </w:tc>
+        <w:tc>
+          <w:tcPr>
+            <w:tcW w:type="dxa" w:w="4320"/>
+          </w:tcPr>
+          <w:p>
+            <w:r>
+              <w:t>Previous agent (T5 → T4 → T3 → T2 → T1 → T5)</w:t>
+            </w:r>
+          </w:p>
+        </w:tc>
+      </w:tr>
+      <w:tr>
+        <w:tc>
+          <w:tcPr>
+            <w:tcW w:type="dxa" w:w="4320"/>
+          </w:tcPr>
+          <w:p>
+            <w:r>
+              <w:t>Hold either button 2 seconds</w:t>
+            </w:r>
+          </w:p>
+        </w:tc>
+        <w:tc>
+          <w:tcPr>
+            <w:tcW w:type="dxa" w:w="4320"/>
+          </w:tcPr>
+          <w:p>
+            <w:r>
+              <w:t>Toggle Manual ↔ Autonomous Mode</w:t>
+            </w:r>
+          </w:p>
+        </w:tc>
+      </w:tr>
+    </w:tbl>
+    <w:p>
+      <w:r>
+        <w:t>Simulate via curl (for testing or scripting):</w:t>
+      </w:r>
+    </w:p>
+    <w:p>
+      <w:r>
+        <w:rPr>
+          <w:rFonts w:ascii="Courier New" w:hAnsi="Courier New"/>
+          <w:sz w:val="18"/>
+        </w:rPr>
+        <w:t>curl -X POST http://localhost:3333/volume -H "Content-Type: application/json" -d '{"button":"down"}'</w:t>
+      </w:r>
+    </w:p>
+    <w:p>
+      <w:r>
+        <w:rPr>
+          <w:rFonts w:ascii="Courier New" w:hAnsi="Courier New"/>
+          <w:sz w:val="18"/>
+        </w:rPr>
+        <w:t>curl -X POST http://localhost:3333/volume -H "Content-Type: application/json" -d '{"button":"up"}'</w:t>
+      </w:r>
+    </w:p>
+    <w:p>
+      <w:r>
+        <w:rPr>
+          <w:rFonts w:ascii="Courier New" w:hAnsi="Courier New"/>
+          <w:sz w:val="18"/>
+        </w:rPr>
+        <w:t>curl -X POST http://localhost:3333/volume -H "Content-Type: application/json" -d '{"button":"hold"}'</w:t>
+      </w:r>
+    </w:p>
+    <w:p/>
+    <w:p>
+      <w:pPr>
+        <w:pStyle w:val="Heading2"/>
+      </w:pPr>
+      <w:r>
+        <w:t>13.4 TUI Keyboard Controls</w:t>
+      </w:r>
+    </w:p>
+    <w:tbl>
+      <w:tblPr>
+        <w:tblStyle w:val="TableGrid"/>
+        <w:tblW w:type="auto" w:w="0"/>
+        <w:tblLook w:firstColumn="1" w:firstRow="1" w:lastColumn="0" w:lastRow="0" w:noHBand="0" w:noVBand="1" w:val="04A0"/>
+      </w:tblPr>
+      <w:tblGrid>
+        <w:gridCol w:w="4320"/>
+        <w:gridCol w:w="4320"/>
+      </w:tblGrid>
+      <w:tr>
+        <w:tc>
+          <w:tcPr>
+            <w:tcW w:type="dxa" w:w="4320"/>
+          </w:tcPr>
+          <w:p>
+            <w:r>
+              <w:t>Key</w:t>
+            </w:r>
+          </w:p>
+        </w:tc>
+        <w:tc>
+          <w:tcPr>
+            <w:tcW w:type="dxa" w:w="4320"/>
+          </w:tcPr>
+          <w:p>
+            <w:r>
+              <w:t>Action</w:t>
+            </w:r>
+          </w:p>
+        </w:tc>
+      </w:tr>
+      <w:tr>
+        <w:tc>
+          <w:tcPr>
+            <w:tcW w:type="dxa" w:w="4320"/>
+          </w:tcPr>
+          <w:p>
+            <w:r>
+              <w:t>Tab</w:t>
+            </w:r>
+          </w:p>
+        </w:tc>
+        <w:tc>
+          <w:tcPr>
+            <w:tcW w:type="dxa" w:w="4320"/>
+          </w:tcPr>
+          <w:p>
+            <w:r>
+              <w:t>Switch to next agent</w:t>
+            </w:r>
+          </w:p>
+        </w:tc>
+      </w:tr>
+      <w:tr>
+        <w:tc>
+          <w:tcPr>
+            <w:tcW w:type="dxa" w:w="4320"/>
+          </w:tcPr>
+          <w:p>
+            <w:r>
+              <w:t>Shift+Tab</w:t>
+            </w:r>
+          </w:p>
+        </w:tc>
+        <w:tc>
+          <w:tcPr>
+            <w:tcW w:type="dxa" w:w="4320"/>
+          </w:tcPr>
+          <w:p>
+            <w:r>
+              <w:t>Switch to previous agent</w:t>
+            </w:r>
+          </w:p>
+        </w:tc>
+      </w:tr>
+      <w:tr>
+        <w:tc>
+          <w:tcPr>
+            <w:tcW w:type="dxa" w:w="4320"/>
+          </w:tcPr>
+          <w:p>
+            <w:r>
+              <w:t>Enter</w:t>
+            </w:r>
+          </w:p>
+        </w:tc>
+        <w:tc>
+          <w:tcPr>
+            <w:tcW w:type="dxa" w:w="4320"/>
+          </w:tcPr>
+          <w:p>
+            <w:r>
+              <w:t>Submit typed prompt to active agent</w:t>
+            </w:r>
+          </w:p>
+        </w:tc>
+      </w:tr>
+      <w:tr>
+        <w:tc>
+          <w:tcPr>
+            <w:tcW w:type="dxa" w:w="4320"/>
+          </w:tcPr>
+          <w:p>
+            <w:r>
+              <w:t>Space</w:t>
+            </w:r>
+          </w:p>
+        </w:tc>
+        <w:tc>
+          <w:tcPr>
+            <w:tcW w:type="dxa" w:w="4320"/>
+          </w:tcPr>
+          <w:p>
+            <w:r>
+              <w:t>Push-to-talk toggle — starts/stops recording (only when input box is empty; voice pipeline must be running)</w:t>
+            </w:r>
+          </w:p>
+        </w:tc>
+      </w:tr>
+      <w:tr>
+        <w:tc>
+          <w:tcPr>
+            <w:tcW w:type="dxa" w:w="4320"/>
+          </w:tcPr>
+          <w:p>
+            <w:r>
+              <w:t>Ctrl+C</w:t>
+            </w:r>
+          </w:p>
+        </w:tc>
+        <w:tc>
+          <w:tcPr>
+            <w:tcW w:type="dxa" w:w="4320"/>
+          </w:tcPr>
+          <w:p>
+            <w:r>
+              <w:t>Quit TerminalForge cleanly</w:t>
+            </w:r>
+          </w:p>
+        </w:tc>
+      </w:tr>
+    </w:tbl>
+    <w:p/>
+    <w:p>
+      <w:pPr>
+        <w:pStyle w:val="Heading2"/>
+      </w:pPr>
+      <w:r>
+        <w:t>13.5 In-TUI Slash Commands</w:t>
+      </w:r>
+    </w:p>
+    <w:p>
+      <w:r>
+        <w:t>Type these in the active agent input box and press Enter:</w:t>
+      </w:r>
+    </w:p>
+    <w:tbl>
+      <w:tblPr>
+        <w:tblStyle w:val="TableGrid"/>
+        <w:tblW w:type="auto" w:w="0"/>
+        <w:tblLook w:firstColumn="1" w:firstRow="1" w:lastColumn="0" w:lastRow="0" w:noHBand="0" w:noVBand="1" w:val="04A0"/>
+      </w:tblPr>
+      <w:tblGrid>
+        <w:gridCol w:w="4320"/>
+        <w:gridCol w:w="4320"/>
+      </w:tblGrid>
+      <w:tr>
+        <w:tc>
+          <w:tcPr>
+            <w:tcW w:type="dxa" w:w="4320"/>
+          </w:tcPr>
+          <w:p>
+            <w:r>
+              <w:t>Command</w:t>
+            </w:r>
+          </w:p>
+        </w:tc>
+        <w:tc>
+          <w:tcPr>
+            <w:tcW w:type="dxa" w:w="4320"/>
+          </w:tcPr>
+          <w:p>
+            <w:r>
+              <w:t>What It Does</w:t>
+            </w:r>
+          </w:p>
+        </w:tc>
+      </w:tr>
+      <w:tr>
+        <w:tc>
+          <w:tcPr>
+            <w:tcW w:type="dxa" w:w="4320"/>
+          </w:tcPr>
+          <w:p>
+            <w:r>
+              <w:t>/clear</w:t>
+            </w:r>
+          </w:p>
+        </w:tc>
+        <w:tc>
+          <w:tcPr>
+            <w:tcW w:type="dxa" w:w="4320"/>
+          </w:tcPr>
+          <w:p>
+            <w:r>
+              <w:t>Clear conversation history for the active agent</w:t>
+            </w:r>
+          </w:p>
+        </w:tc>
+      </w:tr>
+      <w:tr>
+        <w:tc>
+          <w:tcPr>
+            <w:tcW w:type="dxa" w:w="4320"/>
+          </w:tcPr>
+          <w:p>
+            <w:r>
+              <w:t>/status</w:t>
+            </w:r>
+          </w:p>
+        </w:tc>
+        <w:tc>
+          <w:tcPr>
+            <w:tcW w:type="dxa" w:w="4320"/>
+          </w:tcPr>
+          <w:p>
+            <w:r>
+              <w:t>Show: active terminal number, mode (manual/auto), task status</w:t>
+            </w:r>
+          </w:p>
+        </w:tc>
+      </w:tr>
+      <w:tr>
+        <w:tc>
+          <w:tcPr>
+            <w:tcW w:type="dxa" w:w="4320"/>
+          </w:tcPr>
+          <w:p>
+            <w:r>
+              <w:t>/msg &lt;agentId&gt; &lt;type&gt; &lt;message&gt;</w:t>
+            </w:r>
+          </w:p>
+        </w:tc>
+        <w:tc>
+          <w:tcPr>
+            <w:tcW w:type="dxa" w:w="4320"/>
+          </w:tcPr>
+          <w:p>
+            <w:r>
+              <w:t>Send a message directly to another agent</w:t>
+            </w:r>
+          </w:p>
+        </w:tc>
+      </w:tr>
+      <w:tr>
+        <w:tc>
+          <w:tcPr>
+            <w:tcW w:type="dxa" w:w="4320"/>
+          </w:tcPr>
+          <w:p>
+            <w:r>
+              <w:t>/reply &lt;message&gt;</w:t>
+            </w:r>
+          </w:p>
+        </w:tc>
+        <w:tc>
+          <w:tcPr>
+            <w:tcW w:type="dxa" w:w="4320"/>
+          </w:tcPr>
+          <w:p>
+            <w:r>
+              <w:t>Quick-reply to the last message received from another agent</w:t>
+            </w:r>
+          </w:p>
+        </w:tc>
+      </w:tr>
+    </w:tbl>
+    <w:p>
+      <w:r>
+        <w:t>Examples:</w:t>
+      </w:r>
+    </w:p>
+    <w:p>
+      <w:r>
+        <w:rPr>
+          <w:rFonts w:ascii="Courier New" w:hAnsi="Courier New"/>
+          <w:sz w:val="18"/>
+        </w:rPr>
+        <w:t>/msg senior-dev escalation JWT tokens expire after 60s even with rememberMe=true</w:t>
+      </w:r>
+    </w:p>
+    <w:p>
+      <w:r>
+        <w:rPr>
+          <w:rFonts w:ascii="Courier New" w:hAnsi="Courier New"/>
+          <w:sz w:val="18"/>
+        </w:rPr>
+        <w:t>/msg qa-engineer task Write integration tests for POST /auth/login</w:t>
+      </w:r>
+    </w:p>
+    <w:p>
+      <w:r>
+        <w:rPr>
+          <w:rFonts w:ascii="Courier New" w:hAnsi="Courier New"/>
+          <w:sz w:val="18"/>
+        </w:rPr>
+        <w:t>/reply Approved — looks good, add a timestamp field to the response</w:t>
+      </w:r>
+    </w:p>
+    <w:p/>
+    <w:p>
+      <w:pPr>
+        <w:pStyle w:val="Heading2"/>
+      </w:pPr>
+      <w:r>
+        <w:t>13.6 Standalone Agent REPL Commands  (npm run agent N)</w:t>
+      </w:r>
+    </w:p>
+    <w:tbl>
+      <w:tblPr>
+        <w:tblStyle w:val="TableGrid"/>
+        <w:tblW w:type="auto" w:w="0"/>
+        <w:tblLook w:firstColumn="1" w:firstRow="1" w:lastColumn="0" w:lastRow="0" w:noHBand="0" w:noVBand="1" w:val="04A0"/>
+      </w:tblPr>
+      <w:tblGrid>
+        <w:gridCol w:w="4320"/>
+        <w:gridCol w:w="4320"/>
+      </w:tblGrid>
+      <w:tr>
+        <w:tc>
+          <w:tcPr>
+            <w:tcW w:type="dxa" w:w="4320"/>
+          </w:tcPr>
+          <w:p>
+            <w:r>
+              <w:t>Command</w:t>
+            </w:r>
+          </w:p>
+        </w:tc>
+        <w:tc>
+          <w:tcPr>
+            <w:tcW w:type="dxa" w:w="4320"/>
+          </w:tcPr>
+          <w:p>
+            <w:r>
+              <w:t>What It Does</w:t>
+            </w:r>
+          </w:p>
+        </w:tc>
+      </w:tr>
+      <w:tr>
+        <w:tc>
+          <w:tcPr>
+            <w:tcW w:type="dxa" w:w="4320"/>
+          </w:tcPr>
+          <w:p>
+            <w:r>
+              <w:t>/msg &lt;agentId&gt; &lt;type&gt; &lt;message&gt;</w:t>
+            </w:r>
+          </w:p>
+        </w:tc>
+        <w:tc>
+          <w:tcPr>
+            <w:tcW w:type="dxa" w:w="4320"/>
+          </w:tcPr>
+          <w:p>
+            <w:r>
+              <w:t>Send a message to another agent</w:t>
+            </w:r>
+          </w:p>
+        </w:tc>
+      </w:tr>
+      <w:tr>
+        <w:tc>
+          <w:tcPr>
+            <w:tcW w:type="dxa" w:w="4320"/>
+          </w:tcPr>
+          <w:p>
+            <w:r>
+              <w:t>/reply &lt;message&gt;</w:t>
+            </w:r>
+          </w:p>
+        </w:tc>
+        <w:tc>
+          <w:tcPr>
+            <w:tcW w:type="dxa" w:w="4320"/>
+          </w:tcPr>
+          <w:p>
+            <w:r>
+              <w:t>Reply to the last received message</w:t>
+            </w:r>
+          </w:p>
+        </w:tc>
+      </w:tr>
+      <w:tr>
+        <w:tc>
+          <w:tcPr>
+            <w:tcW w:type="dxa" w:w="4320"/>
+          </w:tcPr>
+          <w:p>
+            <w:r>
+              <w:t>/clear</w:t>
+            </w:r>
+          </w:p>
+        </w:tc>
+        <w:tc>
+          <w:tcPr>
+            <w:tcW w:type="dxa" w:w="4320"/>
+          </w:tcPr>
+          <w:p>
+            <w:r>
+              <w:t>Clear this agent's conversation history</w:t>
+            </w:r>
+          </w:p>
+        </w:tc>
+      </w:tr>
+      <w:tr>
+        <w:tc>
+          <w:tcPr>
+            <w:tcW w:type="dxa" w:w="4320"/>
+          </w:tcPr>
+          <w:p>
+            <w:r>
+              <w:t>/status</w:t>
+            </w:r>
+          </w:p>
+        </w:tc>
+        <w:tc>
+          <w:tcPr>
+            <w:tcW w:type="dxa" w:w="4320"/>
+          </w:tcPr>
+          <w:p>
+            <w:r>
+              <w:t>Show current terminal state from state.json</w:t>
+            </w:r>
+          </w:p>
+        </w:tc>
+      </w:tr>
+      <w:tr>
+        <w:tc>
+          <w:tcPr>
+            <w:tcW w:type="dxa" w:w="4320"/>
+          </w:tcPr>
+          <w:p>
+            <w:r>
+              <w:t>/quit</w:t>
+            </w:r>
+          </w:p>
+        </w:tc>
+        <w:tc>
+          <w:tcPr>
+            <w:tcW w:type="dxa" w:w="4320"/>
+          </w:tcPr>
+          <w:p>
+            <w:r>
+              <w:t>Close this agent REPL</w:t>
+            </w:r>
+          </w:p>
+        </w:tc>
+      </w:tr>
+    </w:tbl>
+    <w:p/>
+    <w:p>
+      <w:pPr>
+        <w:pStyle w:val="Heading2"/>
+      </w:pPr>
+      <w:r>
+        <w:t>13.7 Voice Pipeline Commands</w:t>
+      </w:r>
+    </w:p>
+    <w:tbl>
+      <w:tblPr>
+        <w:tblStyle w:val="TableGrid"/>
+        <w:tblW w:type="auto" w:w="0"/>
+        <w:tblLook w:firstColumn="1" w:firstRow="1" w:lastColumn="0" w:lastRow="0" w:noHBand="0" w:noVBand="1" w:val="04A0"/>
+      </w:tblPr>
+      <w:tblGrid>
+        <w:gridCol w:w="4320"/>
+        <w:gridCol w:w="4320"/>
+      </w:tblGrid>
+      <w:tr>
+        <w:tc>
+          <w:tcPr>
+            <w:tcW w:type="dxa" w:w="4320"/>
+          </w:tcPr>
+          <w:p>
+            <w:r>
+              <w:t>Command</w:t>
+            </w:r>
+          </w:p>
+        </w:tc>
+        <w:tc>
+          <w:tcPr>
+            <w:tcW w:type="dxa" w:w="4320"/>
+          </w:tcPr>
+          <w:p>
+            <w:r>
+              <w:t>What It Does</w:t>
+            </w:r>
+          </w:p>
+        </w:tc>
+      </w:tr>
+      <w:tr>
+        <w:tc>
+          <w:tcPr>
+            <w:tcW w:type="dxa" w:w="4320"/>
+          </w:tcPr>
+          <w:p>
+            <w:r>
+              <w:t>npm run go:voice</w:t>
+            </w:r>
+          </w:p>
+        </w:tc>
+        <w:tc>
+          <w:tcPr>
+            <w:tcW w:type="dxa" w:w="4320"/>
+          </w:tcPr>
+          <w:p>
+            <w:r>
+              <w:t>Start full stack with push-to-talk (recommended)</w:t>
+            </w:r>
+          </w:p>
+        </w:tc>
+      </w:tr>
+      <w:tr>
+        <w:tc>
+          <w:tcPr>
+            <w:tcW w:type="dxa" w:w="4320"/>
+          </w:tcPr>
+          <w:p>
+            <w:r>
+              <w:t>npm run go:auto</w:t>
+            </w:r>
+          </w:p>
+        </w:tc>
+        <w:tc>
+          <w:tcPr>
+            <w:tcW w:type="dxa" w:w="4320"/>
+          </w:tcPr>
+          <w:p>
+            <w:r>
+              <w:t>Start full stack with auto-VAD (always-listening)</w:t>
+            </w:r>
+          </w:p>
+        </w:tc>
+      </w:tr>
+      <w:tr>
+        <w:tc>
+          <w:tcPr>
+            <w:tcW w:type="dxa" w:w="4320"/>
+          </w:tcPr>
+          <w:p>
+            <w:r>
+              <w:t>npm run voice</w:t>
+            </w:r>
+          </w:p>
+        </w:tc>
+        <w:tc>
+          <w:tcPr>
+            <w:tcW w:type="dxa" w:w="4320"/>
+          </w:tcPr>
+          <w:p>
+            <w:r>
+              <w:t>Voice pipeline only — push-to-talk (Space to toggle)</w:t>
+            </w:r>
+          </w:p>
+        </w:tc>
+      </w:tr>
+      <w:tr>
+        <w:tc>
+          <w:tcPr>
+            <w:tcW w:type="dxa" w:w="4320"/>
+          </w:tcPr>
+          <w:p>
+            <w:r>
+              <w:t>npm run voice:auto</w:t>
+            </w:r>
+          </w:p>
+        </w:tc>
+        <w:tc>
+          <w:tcPr>
+            <w:tcW w:type="dxa" w:w="4320"/>
+          </w:tcPr>
+          <w:p>
+            <w:r>
+              <w:t>Voice pipeline only — auto-VAD mode</w:t>
+            </w:r>
+          </w:p>
+        </w:tc>
+      </w:tr>
+      <w:tr>
+        <w:tc>
+          <w:tcPr>
+            <w:tcW w:type="dxa" w:w="4320"/>
+          </w:tcPr>
+          <w:p>
+            <w:r>
+              <w:t>npm run voice:wake</w:t>
+            </w:r>
+          </w:p>
+        </w:tc>
+        <w:tc>
+          <w:tcPr>
+            <w:tcW w:type="dxa" w:w="4320"/>
+          </w:tcPr>
+          <w:p>
+            <w:r>
+              <w:t>Voice pipeline only — wake-word mode ("Hey Forge")</w:t>
+            </w:r>
+          </w:p>
+        </w:tc>
+      </w:tr>
+      <w:tr>
+        <w:tc>
+          <w:tcPr>
+            <w:tcW w:type="dxa" w:w="4320"/>
+          </w:tcPr>
+          <w:p>
+            <w:r>
+              <w:t>npm run voice:hotkey</w:t>
+            </w:r>
+          </w:p>
+        </w:tc>
+        <w:tc>
+          <w:tcPr>
+            <w:tcW w:type="dxa" w:w="4320"/>
+          </w:tcPr>
+          <w:p>
+            <w:r>
+              <w:t>Separate hotkey controller terminal for push-to-talk</w:t>
+            </w:r>
+          </w:p>
+        </w:tc>
+      </w:tr>
+      <w:tr>
+        <w:tc>
+          <w:tcPr>
+            <w:tcW w:type="dxa" w:w="4320"/>
+          </w:tcPr>
+          <w:p>
+            <w:r>
+              <w:t>npm run voice:debug</w:t>
+            </w:r>
+          </w:p>
+        </w:tc>
+        <w:tc>
+          <w:tcPr>
+            <w:tcW w:type="dxa" w:w="4320"/>
+          </w:tcPr>
+          <w:p>
+            <w:r>
+              <w:t>Voice pipeline with verbose debug logging</w:t>
+            </w:r>
+          </w:p>
+        </w:tc>
+      </w:tr>
+      <w:tr>
+        <w:tc>
+          <w:tcPr>
+            <w:tcW w:type="dxa" w:w="4320"/>
+          </w:tcPr>
+          <w:p>
+            <w:r>
+              <w:t>python3 -m voice.pipeline --model small.en</w:t>
+            </w:r>
+          </w:p>
+        </w:tc>
+        <w:tc>
+          <w:tcPr>
+            <w:tcW w:type="dxa" w:w="4320"/>
+          </w:tcPr>
+          <w:p>
+            <w:r>
+              <w:t>Use small.en model for better accuracy</w:t>
+            </w:r>
+          </w:p>
+        </w:tc>
+      </w:tr>
+      <w:tr>
+        <w:tc>
+          <w:tcPr>
+            <w:tcW w:type="dxa" w:w="4320"/>
+          </w:tcPr>
+          <w:p>
+            <w:r>
+              <w:t>python3 -m voice.pipeline --debug</w:t>
+            </w:r>
+          </w:p>
+        </w:tc>
+        <w:tc>
+          <w:tcPr>
+            <w:tcW w:type="dxa" w:w="4320"/>
+          </w:tcPr>
+          <w:p>
+            <w:r>
+              <w:t>Direct invocation with verbose logging</w:t>
+            </w:r>
+          </w:p>
+        </w:tc>
+      </w:tr>
+    </w:tbl>
+    <w:p>
+      <w:r>
+        <w:t>Push-to-talk keyboard controls:</w:t>
+      </w:r>
+    </w:p>
+    <w:tbl>
+      <w:tblPr>
+        <w:tblStyle w:val="TableGrid"/>
+        <w:tblW w:type="auto" w:w="0"/>
+        <w:tblLook w:firstColumn="1" w:firstRow="1" w:lastColumn="0" w:lastRow="0" w:noHBand="0" w:noVBand="1" w:val="04A0"/>
+      </w:tblPr>
+      <w:tblGrid>
+        <w:gridCol w:w="4320"/>
+        <w:gridCol w:w="4320"/>
+      </w:tblGrid>
+      <w:tr>
+        <w:tc>
+          <w:tcPr>
+            <w:tcW w:type="dxa" w:w="4320"/>
+          </w:tcPr>
+          <w:p>
+            <w:r>
+              <w:t>Key</w:t>
+            </w:r>
+          </w:p>
+        </w:tc>
+        <w:tc>
+          <w:tcPr>
+            <w:tcW w:type="dxa" w:w="4320"/>
+          </w:tcPr>
+          <w:p>
+            <w:r>
+              <w:t>Action</w:t>
+            </w:r>
+          </w:p>
+        </w:tc>
+      </w:tr>
+      <w:tr>
+        <w:tc>
+          <w:tcPr>
+            <w:tcW w:type="dxa" w:w="4320"/>
+          </w:tcPr>
+          <w:p>
+            <w:r>
+              <w:t>Space (in TUI)</w:t>
+            </w:r>
+          </w:p>
+        </w:tc>
+        <w:tc>
+          <w:tcPr>
+            <w:tcW w:type="dxa" w:w="4320"/>
+          </w:tcPr>
+          <w:p>
+            <w:r>
+              <w:t>Toggle recording on/off (when input box is empty)</w:t>
+            </w:r>
+          </w:p>
+        </w:tc>
+      </w:tr>
+      <w:tr>
+        <w:tc>
+          <w:tcPr>
+            <w:tcW w:type="dxa" w:w="4320"/>
+          </w:tcPr>
+          <w:p>
+            <w:r>
+              <w:t>Space / R / F5 (in hotkey terminal)</w:t>
+            </w:r>
+          </w:p>
+        </w:tc>
+        <w:tc>
+          <w:tcPr>
+            <w:tcW w:type="dxa" w:w="4320"/>
+          </w:tcPr>
+          <w:p>
+            <w:r>
+              <w:t>Toggle recording on/off</w:t>
+            </w:r>
+          </w:p>
+        </w:tc>
+      </w:tr>
+      <w:tr>
+        <w:tc>
+          <w:tcPr>
+            <w:tcW w:type="dxa" w:w="4320"/>
+          </w:tcPr>
+          <w:p>
+            <w:r>
+              <w:t>ESC (in hotkey terminal)</w:t>
+            </w:r>
+          </w:p>
+        </w:tc>
+        <w:tc>
+          <w:tcPr>
+            <w:tcW w:type="dxa" w:w="4320"/>
+          </w:tcPr>
+          <w:p>
+            <w:r>
+              <w:t>Cancel recording, discard audio</w:t>
+            </w:r>
+          </w:p>
+        </w:tc>
+      </w:tr>
+    </w:tbl>
+    <w:p/>
+    <w:p>
+      <w:pPr>
+        <w:pStyle w:val="Heading2"/>
+      </w:pPr>
+      <w:r>
+        <w:t>13.8 Agent IDs and Message Types</w:t>
+      </w:r>
+    </w:p>
+    <w:p>
+      <w:r>
+        <w:t>Agent IDs (used with /msg):</w:t>
+      </w:r>
+    </w:p>
+    <w:tbl>
+      <w:tblPr>
+        <w:tblStyle w:val="TableGrid"/>
+        <w:tblW w:type="auto" w:w="0"/>
+        <w:tblLook w:firstColumn="1" w:firstRow="1" w:lastColumn="0" w:lastRow="0" w:noHBand="0" w:noVBand="1" w:val="04A0"/>
+      </w:tblPr>
+      <w:tblGrid>
+        <w:gridCol w:w="2880"/>
+        <w:gridCol w:w="2880"/>
+        <w:gridCol w:w="2880"/>
+      </w:tblGrid>
+      <w:tr>
+        <w:tc>
+          <w:tcPr>
+            <w:tcW w:type="dxa" w:w="2880"/>
+          </w:tcPr>
+          <w:p>
+            <w:r>
+              <w:t>ID</w:t>
+            </w:r>
+          </w:p>
+        </w:tc>
+        <w:tc>
+          <w:tcPr>
+            <w:tcW w:type="dxa" w:w="2880"/>
+          </w:tcPr>
+          <w:p>
+            <w:r>
+              <w:t>Terminal</w:t>
+            </w:r>
+          </w:p>
+        </w:tc>
+        <w:tc>
+          <w:tcPr>
+            <w:tcW w:type="dxa" w:w="2880"/>
+          </w:tcPr>
+          <w:p>
+            <w:r>
+              <w:t>Name</w:t>
+            </w:r>
+          </w:p>
+        </w:tc>
+      </w:tr>
+      <w:tr>
+        <w:tc>
+          <w:tcPr>
+            <w:tcW w:type="dxa" w:w="2880"/>
+          </w:tcPr>
+          <w:p>
+            <w:r>
+              <w:t>junior-dev</w:t>
+            </w:r>
+          </w:p>
+        </w:tc>
+        <w:tc>
+          <w:tcPr>
+            <w:tcW w:type="dxa" w:w="2880"/>
+          </w:tcPr>
+          <w:p>
+            <w:r>
+              <w:t>T1</w:t>
+            </w:r>
+          </w:p>
+        </w:tc>
+        <w:tc>
+          <w:tcPr>
+            <w:tcW w:type="dxa" w:w="2880"/>
+          </w:tcPr>
+          <w:p>
+            <w:r>
+              <w:t>Junior Developer</w:t>
+            </w:r>
+          </w:p>
+        </w:tc>
+      </w:tr>
+      <w:tr>
+        <w:tc>
+          <w:tcPr>
+            <w:tcW w:type="dxa" w:w="2880"/>
+          </w:tcPr>
+          <w:p>
+            <w:r>
+              <w:t>senior-dev</w:t>
+            </w:r>
+          </w:p>
+        </w:tc>
+        <w:tc>
+          <w:tcPr>
+            <w:tcW w:type="dxa" w:w="2880"/>
+          </w:tcPr>
+          <w:p>
+            <w:r>
+              <w:t>T2</w:t>
+            </w:r>
+          </w:p>
+        </w:tc>
+        <w:tc>
+          <w:tcPr>
+            <w:tcW w:type="dxa" w:w="2880"/>
+          </w:tcPr>
+          <w:p>
+            <w:r>
+              <w:t>Senior Developer</w:t>
+            </w:r>
+          </w:p>
+        </w:tc>
+      </w:tr>
+      <w:tr>
+        <w:tc>
+          <w:tcPr>
+            <w:tcW w:type="dxa" w:w="2880"/>
+          </w:tcPr>
+          <w:p>
+            <w:r>
+              <w:t>qa-engineer</w:t>
+            </w:r>
+          </w:p>
+        </w:tc>
+        <w:tc>
+          <w:tcPr>
+            <w:tcW w:type="dxa" w:w="2880"/>
+          </w:tcPr>
+          <w:p>
+            <w:r>
+              <w:t>T3</w:t>
+            </w:r>
+          </w:p>
+        </w:tc>
+        <w:tc>
+          <w:tcPr>
+            <w:tcW w:type="dxa" w:w="2880"/>
+          </w:tcPr>
+          <w:p>
+            <w:r>
+              <w:t>QA Engineer</w:t>
+            </w:r>
+          </w:p>
+        </w:tc>
+      </w:tr>
+      <w:tr>
+        <w:tc>
+          <w:tcPr>
+            <w:tcW w:type="dxa" w:w="2880"/>
+          </w:tcPr>
+          <w:p>
+            <w:r>
+              <w:t>devops-engineer</w:t>
+            </w:r>
+          </w:p>
+        </w:tc>
+        <w:tc>
+          <w:tcPr>
+            <w:tcW w:type="dxa" w:w="2880"/>
+          </w:tcPr>
+          <w:p>
+            <w:r>
+              <w:t>T4</w:t>
+            </w:r>
+          </w:p>
+        </w:tc>
+        <w:tc>
+          <w:tcPr>
+            <w:tcW w:type="dxa" w:w="2880"/>
+          </w:tcPr>
+          <w:p>
+            <w:r>
+              <w:t>DevOps Engineer</w:t>
+            </w:r>
+          </w:p>
+        </w:tc>
+      </w:tr>
+      <w:tr>
+        <w:tc>
+          <w:tcPr>
+            <w:tcW w:type="dxa" w:w="2880"/>
+          </w:tcPr>
+          <w:p>
+            <w:r>
+              <w:t>project-manager</w:t>
+            </w:r>
+          </w:p>
+        </w:tc>
+        <w:tc>
+          <w:tcPr>
+            <w:tcW w:type="dxa" w:w="2880"/>
+          </w:tcPr>
+          <w:p>
+            <w:r>
+              <w:t>T5</w:t>
+            </w:r>
+          </w:p>
+        </w:tc>
+        <w:tc>
+          <w:tcPr>
+            <w:tcW w:type="dxa" w:w="2880"/>
+          </w:tcPr>
+          <w:p>
+            <w:r>
+              <w:t>Project Manager</w:t>
+            </w:r>
+          </w:p>
+        </w:tc>
+      </w:tr>
+    </w:tbl>
+    <w:p>
+      <w:r>
+        <w:t>Message types (used with /msg):</w:t>
+      </w:r>
+    </w:p>
+    <w:tbl>
+      <w:tblPr>
+        <w:tblStyle w:val="TableGrid"/>
+        <w:tblW w:type="auto" w:w="0"/>
+        <w:tblLook w:firstColumn="1" w:firstRow="1" w:lastColumn="0" w:lastRow="0" w:noHBand="0" w:noVBand="1" w:val="04A0"/>
+      </w:tblPr>
+      <w:tblGrid>
+        <w:gridCol w:w="4320"/>
+        <w:gridCol w:w="4320"/>
+      </w:tblGrid>
+      <w:tr>
+        <w:tc>
+          <w:tcPr>
+            <w:tcW w:type="dxa" w:w="4320"/>
+          </w:tcPr>
+          <w:p>
+            <w:r>
+              <w:t>Type</w:t>
+            </w:r>
+          </w:p>
+        </w:tc>
+        <w:tc>
+          <w:tcPr>
+            <w:tcW w:type="dxa" w:w="4320"/>
+          </w:tcPr>
+          <w:p>
+            <w:r>
+              <w:t>When to Use</w:t>
+            </w:r>
+          </w:p>
+        </w:tc>
+      </w:tr>
+      <w:tr>
+        <w:tc>
+          <w:tcPr>
+            <w:tcW w:type="dxa" w:w="4320"/>
+          </w:tcPr>
+          <w:p>
+            <w:r>
+              <w:t>task</w:t>
+            </w:r>
+          </w:p>
+        </w:tc>
+        <w:tc>
+          <w:tcPr>
+            <w:tcW w:type="dxa" w:w="4320"/>
+          </w:tcPr>
+          <w:p>
+            <w:r>
+              <w:t>Assign a piece of work to another agent</w:t>
+            </w:r>
+          </w:p>
+        </w:tc>
+      </w:tr>
+      <w:tr>
+        <w:tc>
+          <w:tcPr>
+            <w:tcW w:type="dxa" w:w="4320"/>
+          </w:tcPr>
+          <w:p>
+            <w:r>
+              <w:t>review</w:t>
+            </w:r>
+          </w:p>
+        </w:tc>
+        <w:tc>
+          <w:tcPr>
+            <w:tcW w:type="dxa" w:w="4320"/>
+          </w:tcPr>
+          <w:p>
+            <w:r>
+              <w:t>Request or return a code/design review</w:t>
+            </w:r>
+          </w:p>
+        </w:tc>
+      </w:tr>
+      <w:tr>
+        <w:tc>
+          <w:tcPr>
+            <w:tcW w:type="dxa" w:w="4320"/>
+          </w:tcPr>
+          <w:p>
+            <w:r>
+              <w:t>escalation</w:t>
+            </w:r>
+          </w:p>
+        </w:tc>
+        <w:tc>
+          <w:tcPr>
+            <w:tcW w:type="dxa" w:w="4320"/>
+          </w:tcPr>
+          <w:p>
+            <w:r>
+              <w:t>Escalate a blocker you cannot resolve alone</w:t>
+            </w:r>
+          </w:p>
+        </w:tc>
+      </w:tr>
+      <w:tr>
+        <w:tc>
+          <w:tcPr>
+            <w:tcW w:type="dxa" w:w="4320"/>
+          </w:tcPr>
+          <w:p>
+            <w:r>
+              <w:t>bug-report</w:t>
+            </w:r>
+          </w:p>
+        </w:tc>
+        <w:tc>
+          <w:tcPr>
+            <w:tcW w:type="dxa" w:w="4320"/>
+          </w:tcPr>
+          <w:p>
+            <w:r>
+              <w:t>File a bug with repro steps and severity</w:t>
+            </w:r>
+          </w:p>
+        </w:tc>
+      </w:tr>
+      <w:tr>
+        <w:tc>
+          <w:tcPr>
+            <w:tcW w:type="dxa" w:w="4320"/>
+          </w:tcPr>
+          <w:p>
+            <w:r>
+              <w:t>handoff</w:t>
+            </w:r>
+          </w:p>
+        </w:tc>
+        <w:tc>
+          <w:tcPr>
+            <w:tcW w:type="dxa" w:w="4320"/>
+          </w:tcPr>
+          <w:p>
+            <w:r>
+              <w:t>Pass context and in-progress work to another agent</w:t>
+            </w:r>
+          </w:p>
+        </w:tc>
+      </w:tr>
+      <w:tr>
+        <w:tc>
+          <w:tcPr>
+            <w:tcW w:type="dxa" w:w="4320"/>
+          </w:tcPr>
+          <w:p>
+            <w:r>
+              <w:t>summary</w:t>
+            </w:r>
+          </w:p>
+        </w:tc>
+        <w:tc>
+          <w:tcPr>
+            <w:tcW w:type="dxa" w:w="4320"/>
+          </w:tcPr>
+          <w:p>
+            <w:r>
+              <w:t>Share a progress update or completion summary</w:t>
+            </w:r>
+          </w:p>
+        </w:tc>
+      </w:tr>
+    </w:tbl>
+    <w:p/>
+    <w:p>
+      <w:pPr>
+        <w:pStyle w:val="Heading2"/>
+      </w:pPr>
+      <w:r>
+        <w:t>13.9 Inspecting State and Logs</w:t>
+      </w:r>
+    </w:p>
+    <w:tbl>
+      <w:tblPr>
+        <w:tblStyle w:val="TableGrid"/>
+        <w:tblW w:type="auto" w:w="0"/>
+        <w:tblLook w:firstColumn="1" w:firstRow="1" w:lastColumn="0" w:lastRow="0" w:noHBand="0" w:noVBand="1" w:val="04A0"/>
+      </w:tblPr>
+      <w:tblGrid>
+        <w:gridCol w:w="4320"/>
+        <w:gridCol w:w="4320"/>
+      </w:tblGrid>
+      <w:tr>
+        <w:tc>
+          <w:tcPr>
+            <w:tcW w:type="dxa" w:w="4320"/>
+          </w:tcPr>
+          <w:p>
+            <w:r>
+              <w:t>Command</w:t>
+            </w:r>
+          </w:p>
+        </w:tc>
+        <w:tc>
+          <w:tcPr>
+            <w:tcW w:type="dxa" w:w="4320"/>
+          </w:tcPr>
+          <w:p>
+            <w:r>
+              <w:t>What It Shows</w:t>
+            </w:r>
+          </w:p>
+        </w:tc>
+      </w:tr>
+      <w:tr>
+        <w:tc>
+          <w:tcPr>
+            <w:tcW w:type="dxa" w:w="4320"/>
+          </w:tcPr>
+          <w:p>
+            <w:r>
+              <w:t>cat .terminalforge/state.json</w:t>
+            </w:r>
+          </w:p>
+        </w:tc>
+        <w:tc>
+          <w:tcPr>
+            <w:tcW w:type="dxa" w:w="4320"/>
+          </w:tcPr>
+          <w:p>
+            <w:r>
+              <w:t>Active terminal, mode, all 5 task statuses</w:t>
+            </w:r>
+          </w:p>
+        </w:tc>
+      </w:tr>
+      <w:tr>
+        <w:tc>
+          <w:tcPr>
+            <w:tcW w:type="dxa" w:w="4320"/>
+          </w:tcPr>
+          <w:p>
+            <w:r>
+              <w:t>tail -f .terminalforge/messages.log</w:t>
+            </w:r>
+          </w:p>
+        </w:tc>
+        <w:tc>
+          <w:tcPr>
+            <w:tcW w:type="dxa" w:w="4320"/>
+          </w:tcPr>
+          <w:p>
+            <w:r>
+              <w:t>Live feed of all agent-to-agent messages</w:t>
+            </w:r>
+          </w:p>
+        </w:tc>
+      </w:tr>
+      <w:tr>
+        <w:tc>
+          <w:tcPr>
+            <w:tcW w:type="dxa" w:w="4320"/>
+          </w:tcPr>
+          <w:p>
+            <w:r>
+              <w:t>cat .terminalforge/messages.log</w:t>
+            </w:r>
+          </w:p>
+        </w:tc>
+        <w:tc>
+          <w:tcPr>
+            <w:tcW w:type="dxa" w:w="4320"/>
+          </w:tcPr>
+          <w:p>
+            <w:r>
+              <w:t>Full historical message log</w:t>
+            </w:r>
+          </w:p>
+        </w:tc>
+      </w:tr>
+      <w:tr>
+        <w:tc>
+          <w:tcPr>
+            <w:tcW w:type="dxa" w:w="4320"/>
+          </w:tcPr>
+          <w:p>
+            <w:r>
+              <w:t>cat .terminalforge/voice_state.json</w:t>
+            </w:r>
+          </w:p>
+        </w:tc>
+        <w:tc>
+          <w:tcPr>
+            <w:tcW w:type="dxa" w:w="4320"/>
+          </w:tcPr>
+          <w:p>
+            <w:r>
+              <w:t>Voice pipeline status: idle / recording / transcribing</w:t>
+            </w:r>
+          </w:p>
+        </w:tc>
+      </w:tr>
+      <w:tr>
+        <w:tc>
+          <w:tcPr>
+            <w:tcW w:type="dxa" w:w="4320"/>
+          </w:tcPr>
+          <w:p>
+            <w:r>
+              <w:t>cat .terminalforge/voice_input.json</w:t>
+            </w:r>
+          </w:p>
+        </w:tc>
+        <w:tc>
+          <w:tcPr>
+            <w:tcW w:type="dxa" w:w="4320"/>
+          </w:tcPr>
+          <w:p>
+            <w:r>
+              <w:t>Latest transcription received from the pipeline</w:t>
+            </w:r>
+          </w:p>
+        </w:tc>
+      </w:tr>
+      <w:tr>
+        <w:tc>
+          <w:tcPr>
+            <w:tcW w:type="dxa" w:w="4320"/>
+          </w:tcPr>
+          <w:p>
+            <w:r>
+              <w:t>cat .terminalforge/project.md</w:t>
+            </w:r>
+          </w:p>
+        </w:tc>
+        <w:tc>
+          <w:tcPr>
+            <w:tcW w:type="dxa" w:w="4320"/>
+          </w:tcPr>
+          <w:p>
+            <w:r>
+              <w:t>Current project description (set via PM agent)</w:t>
+            </w:r>
+          </w:p>
+        </w:tc>
+      </w:tr>
+      <w:tr>
+        <w:tc>
+          <w:tcPr>
+            <w:tcW w:type="dxa" w:w="4320"/>
+          </w:tcPr>
+          <w:p>
+            <w:r>
+              <w:t>cat .terminalforge/open_tasks.json</w:t>
+            </w:r>
+          </w:p>
+        </w:tc>
+        <w:tc>
+          <w:tcPr>
+            <w:tcW w:type="dxa" w:w="4320"/>
+          </w:tcPr>
+          <w:p>
+            <w:r>
+              <w:t>Open tasks visible to all agents</w:t>
+            </w:r>
+          </w:p>
+        </w:tc>
+      </w:tr>
+      <w:tr>
+        <w:tc>
+          <w:tcPr>
+            <w:tcW w:type="dxa" w:w="4320"/>
+          </w:tcPr>
+          <w:p>
+            <w:r>
+              <w:t>cat .terminalforge/config.json</w:t>
+            </w:r>
+          </w:p>
+        </w:tc>
+        <w:tc>
+          <w:tcPr>
+            <w:tcW w:type="dxa" w:w="4320"/>
+          </w:tcPr>
+          <w:p>
+            <w:r>
+              <w:t>User config: maxSteps, voiceMode, whisperModel</w:t>
+            </w:r>
+          </w:p>
+        </w:tc>
+      </w:tr>
+      <w:tr>
+        <w:tc>
+          <w:tcPr>
+            <w:tcW w:type="dxa" w:w="4320"/>
+          </w:tcPr>
+          <w:p>
+            <w:r>
+              <w:t>curl http://localhost:3333/health</w:t>
+            </w:r>
+          </w:p>
+        </w:tc>
+        <w:tc>
+          <w:tcPr>
+            <w:tcW w:type="dxa" w:w="4320"/>
+          </w:tcPr>
+          <w:p>
+            <w:r>
+              <w:t>Bridge server health check</w:t>
+            </w:r>
+          </w:p>
+        </w:tc>
+      </w:tr>
+      <w:tr>
+        <w:tc>
+          <w:tcPr>
+            <w:tcW w:type="dxa" w:w="4320"/>
+          </w:tcPr>
+          <w:p>
+            <w:r>
+              <w:t>curl http://localhost:3333/state</w:t>
+            </w:r>
+          </w:p>
+        </w:tc>
+        <w:tc>
+          <w:tcPr>
+            <w:tcW w:type="dxa" w:w="4320"/>
+          </w:tcPr>
+          <w:p>
+            <w:r>
+              <w:t>Bridge — live copy of state.json</w:t>
+            </w:r>
+          </w:p>
+        </w:tc>
+      </w:tr>
+    </w:tbl>
+    <w:p/>
+    <w:p>
+      <w:pPr>
+        <w:pStyle w:val="Heading2"/>
+      </w:pPr>
+      <w:r>
+        <w:t>13.10 Testing and Diagnostics</w:t>
+      </w:r>
+    </w:p>
+    <w:tbl>
+      <w:tblPr>
+        <w:tblStyle w:val="TableGrid"/>
+        <w:tblW w:type="auto" w:w="0"/>
+        <w:tblLook w:firstColumn="1" w:firstRow="1" w:lastColumn="0" w:lastRow="0" w:noHBand="0" w:noVBand="1" w:val="04A0"/>
+      </w:tblPr>
+      <w:tblGrid>
+        <w:gridCol w:w="4320"/>
+        <w:gridCol w:w="4320"/>
+      </w:tblGrid>
+      <w:tr>
+        <w:tc>
+          <w:tcPr>
+            <w:tcW w:type="dxa" w:w="4320"/>
+          </w:tcPr>
+          <w:p>
+            <w:r>
+              <w:t>Command</w:t>
+            </w:r>
+          </w:p>
+        </w:tc>
+        <w:tc>
+          <w:tcPr>
+            <w:tcW w:type="dxa" w:w="4320"/>
+          </w:tcPr>
+          <w:p>
+            <w:r>
+              <w:t>What It Does</w:t>
+            </w:r>
+          </w:p>
+        </w:tc>
+      </w:tr>
+      <w:tr>
+        <w:tc>
+          <w:tcPr>
+            <w:tcW w:type="dxa" w:w="4320"/>
+          </w:tcPr>
+          <w:p>
+            <w:r>
+              <w:t>npm run test:switch</w:t>
+            </w:r>
+          </w:p>
+        </w:tc>
+        <w:tc>
+          <w:tcPr>
+            <w:tcW w:type="dxa" w:w="4320"/>
+          </w:tcPr>
+          <w:p>
+            <w:r>
+              <w:t>Phase 1 — navigation + state + debounce (19 tests)</w:t>
+            </w:r>
+          </w:p>
+        </w:tc>
+      </w:tr>
+      <w:tr>
+        <w:tc>
+          <w:tcPr>
+            <w:tcW w:type="dxa" w:w="4320"/>
+          </w:tcPr>
+          <w:p>
+            <w:r>
+              <w:t>npm run test:agents</w:t>
+            </w:r>
+          </w:p>
+        </w:tc>
+        <w:tc>
+          <w:tcPr>
+            <w:tcW w:type="dxa" w:w="4320"/>
+          </w:tcPr>
+          <w:p>
+            <w:r>
+              <w:t>Phase 2 — agent unit tests (47 tests)</w:t>
+            </w:r>
+          </w:p>
+        </w:tc>
+      </w:tr>
+      <w:tr>
+        <w:tc>
+          <w:tcPr>
+            <w:tcW w:type="dxa" w:w="4320"/>
+          </w:tcPr>
+          <w:p>
+            <w:r>
+              <w:t>npm run test:smoke</w:t>
+            </w:r>
+          </w:p>
+        </w:tc>
+        <w:tc>
+          <w:tcPr>
+            <w:tcW w:type="dxa" w:w="4320"/>
+          </w:tcPr>
+          <w:p>
+            <w:r>
+              <w:t>Phase 2 — live Claude API streaming test (requires .env)</w:t>
+            </w:r>
+          </w:p>
+        </w:tc>
+      </w:tr>
+      <w:tr>
+        <w:tc>
+          <w:tcPr>
+            <w:tcW w:type="dxa" w:w="4320"/>
+          </w:tcPr>
+          <w:p>
+            <w:r>
+              <w:t>npm run lint</w:t>
+            </w:r>
+          </w:p>
+        </w:tc>
+        <w:tc>
+          <w:tcPr>
+            <w:tcW w:type="dxa" w:w="4320"/>
+          </w:tcPr>
+          <w:p>
+            <w:r>
+              <w:t>ESLint check on all JS files</w:t>
+            </w:r>
+          </w:p>
+        </w:tc>
+      </w:tr>
+    </w:tbl>
     <w:sectPr>
       <w:pgSz w:w="12240" w:h="15840"/>
       <w:pgMar w:top="1440" w:right="1800" w:bottom="1440" w:left="1800" w:header="720" w:footer="720" w:gutter="0"/>

--- a/docs/TerminalForge_ProjectPlan_v4.docx
+++ b/docs/TerminalForge_ProjectPlan_v4.docx
@@ -7826,6 +7826,1764 @@
         </w:tc>
       </w:tr>
     </w:tbl>
+    <w:p>
+      <w:r>
+        <w:br w:type="page"/>
+      </w:r>
+    </w:p>
+    <w:p>
+      <w:pPr>
+        <w:pStyle w:val="Heading2"/>
+      </w:pPr>
+      <w:r>
+        <w:t>12F. Ollama Support &amp; Mixed Provider Mode — Complete (May 2026)</w:t>
+      </w:r>
+    </w:p>
+    <w:p>
+      <w:r>
+        <w:t>TerminalForge now supports Ollama as a fully offline, zero-cost LLM provider alongside Anthropic Claude. Both providers can run simultaneously with different agents routed to each.</w:t>
+      </w:r>
+    </w:p>
+    <w:p>
+      <w:pPr>
+        <w:pStyle w:val="Heading3"/>
+      </w:pPr>
+      <w:r>
+        <w:t>Provider Architecture</w:t>
+      </w:r>
+    </w:p>
+    <w:p>
+      <w:r>
+        <w:t>core/agent-router.js maintains two independent streaming loops:</w:t>
+      </w:r>
+    </w:p>
+    <w:tbl>
+      <w:tblPr>
+        <w:tblStyle w:val="TableGrid"/>
+        <w:tblW w:type="auto" w:w="0"/>
+        <w:tblLook w:firstColumn="1" w:firstRow="1" w:lastColumn="0" w:lastRow="0" w:noHBand="0" w:noVBand="1" w:val="04A0"/>
+      </w:tblPr>
+      <w:tblGrid>
+        <w:gridCol w:w="2880"/>
+        <w:gridCol w:w="2880"/>
+        <w:gridCol w:w="2880"/>
+      </w:tblGrid>
+      <w:tr>
+        <w:tc>
+          <w:tcPr>
+            <w:tcW w:type="dxa" w:w="2880"/>
+          </w:tcPr>
+          <w:p>
+            <w:r>
+              <w:rPr>
+                <w:b/>
+              </w:rPr>
+              <w:t>Loop</w:t>
+            </w:r>
+          </w:p>
+        </w:tc>
+        <w:tc>
+          <w:tcPr>
+            <w:tcW w:type="dxa" w:w="2880"/>
+          </w:tcPr>
+          <w:p>
+            <w:r>
+              <w:rPr>
+                <w:b/>
+              </w:rPr>
+              <w:t>Format</w:t>
+            </w:r>
+          </w:p>
+        </w:tc>
+        <w:tc>
+          <w:tcPr>
+            <w:tcW w:type="dxa" w:w="2880"/>
+          </w:tcPr>
+          <w:p>
+            <w:r>
+              <w:rPr>
+                <w:b/>
+              </w:rPr>
+              <w:t>Client</w:t>
+            </w:r>
+          </w:p>
+        </w:tc>
+      </w:tr>
+      <w:tr>
+        <w:tc>
+          <w:tcPr>
+            <w:tcW w:type="dxa" w:w="2880"/>
+          </w:tcPr>
+          <w:p>
+            <w:r>
+              <w:t>runWithTools_Anthropic</w:t>
+            </w:r>
+          </w:p>
+        </w:tc>
+        <w:tc>
+          <w:tcPr>
+            <w:tcW w:type="dxa" w:w="2880"/>
+          </w:tcPr>
+          <w:p>
+            <w:r>
+              <w:t>Anthropic content blocks (tool_use / tool_result)</w:t>
+            </w:r>
+          </w:p>
+        </w:tc>
+        <w:tc>
+          <w:tcPr>
+            <w:tcW w:type="dxa" w:w="2880"/>
+          </w:tcPr>
+          <w:p>
+            <w:r>
+              <w:t>@anthropic-ai/sdk</w:t>
+            </w:r>
+          </w:p>
+        </w:tc>
+      </w:tr>
+      <w:tr>
+        <w:tc>
+          <w:tcPr>
+            <w:tcW w:type="dxa" w:w="2880"/>
+          </w:tcPr>
+          <w:p>
+            <w:r>
+              <w:t>runWithTools_Ollama</w:t>
+            </w:r>
+          </w:p>
+        </w:tc>
+        <w:tc>
+          <w:tcPr>
+            <w:tcW w:type="dxa" w:w="2880"/>
+          </w:tcPr>
+          <w:p>
+            <w:r>
+              <w:t>OpenAI function calling (tool_calls / tool role)</w:t>
+            </w:r>
+          </w:p>
+        </w:tc>
+        <w:tc>
+          <w:tcPr>
+            <w:tcW w:type="dxa" w:w="2880"/>
+          </w:tcPr>
+          <w:p>
+            <w:r>
+              <w:t>openai npm package (OpenAI-compatible)</w:t>
+            </w:r>
+          </w:p>
+        </w:tc>
+      </w:tr>
+    </w:tbl>
+    <w:p>
+      <w:r>
+        <w:t>Both loops support the same 8 local file/shell tools. The public routePrompt() API is identical regardless of provider.</w:t>
+      </w:r>
+    </w:p>
+    <w:p>
+      <w:pPr>
+        <w:pStyle w:val="Heading3"/>
+      </w:pPr>
+      <w:r>
+        <w:t>Per-Agent Provider Routing</w:t>
+      </w:r>
+    </w:p>
+    <w:p>
+      <w:r>
+        <w:t>Each terminal can use a different provider via environment variables:</w:t>
+      </w:r>
+    </w:p>
+    <w:p>
+      <w:pPr>
+        <w:ind w:left="360"/>
+      </w:pPr>
+      <w:r>
+        <w:rPr>
+          <w:rFonts w:ascii="Courier New" w:hAnsi="Courier New"/>
+          <w:sz w:val="18"/>
+        </w:rPr>
+        <w:t>LLM_PROVIDER=anthropic      # global default</w:t>
+        <w:br/>
+        <w:br/>
+        <w:t>AGENT_1_PROVIDER=ollama     # Junior Dev  → Ollama</w:t>
+        <w:br/>
+        <w:t>AGENT_2_PROVIDER=anthropic  # Senior Dev  → Claude</w:t>
+        <w:br/>
+        <w:t>AGENT_3_PROVIDER=ollama     # QA Engineer → Ollama</w:t>
+        <w:br/>
+        <w:t>AGENT_4_PROVIDER=ollama     # DevOps      → Ollama</w:t>
+        <w:br/>
+        <w:t>AGENT_5_PROVIDER=anthropic  # PM          → Claude</w:t>
+      </w:r>
+    </w:p>
+    <w:p>
+      <w:r>
+        <w:t>getProviderForTerminal(N) reads AGENT_N_PROVIDER, falling back to LLM_PROVIDER.</w:t>
+      </w:r>
+    </w:p>
+    <w:p>
+      <w:pPr>
+        <w:pStyle w:val="Heading3"/>
+      </w:pPr>
+      <w:r>
+        <w:t>API Client Fix</w:t>
+      </w:r>
+    </w:p>
+    <w:p>
+      <w:r>
+        <w:t>Both clients are always initialised at startup regardless of the global provider setting. This fixes a crash in mixed mode where ollamaClient was null when LLM_PROVIDER=anthropic but per-agent overrides required Ollama.</w:t>
+      </w:r>
+    </w:p>
+    <w:p>
+      <w:pPr>
+        <w:pStyle w:val="Heading3"/>
+      </w:pPr>
+      <w:r>
+        <w:t>start.sh Provider Validation</w:t>
+      </w:r>
+    </w:p>
+    <w:p>
+      <w:r>
+        <w:t>scripts/start.sh now:</w:t>
+      </w:r>
+    </w:p>
+    <w:p>
+      <w:pPr>
+        <w:pStyle w:val="ListBullet"/>
+      </w:pPr>
+      <w:r>
+        <w:t>Parses .env into bash environment at startup (so OLLAMA_MODEL is available)</w:t>
+      </w:r>
+    </w:p>
+    <w:p>
+      <w:pPr>
+        <w:pStyle w:val="ListBullet"/>
+      </w:pPr>
+      <w:r>
+        <w:t>Detects all providers needed (global + all AGENT_N_PROVIDER overrides)</w:t>
+      </w:r>
+    </w:p>
+    <w:p>
+      <w:pPr>
+        <w:pStyle w:val="ListBullet"/>
+      </w:pPr>
+      <w:r>
+        <w:t>Validates both Anthropic API key AND Ollama server reachability if either is needed</w:t>
+      </w:r>
+    </w:p>
+    <w:p>
+      <w:pPr>
+        <w:pStyle w:val="ListBullet"/>
+      </w:pPr>
+      <w:r>
+        <w:t>Shows "Mixed (Claude + Ollama/model-name)" banner when running both</w:t>
+      </w:r>
+    </w:p>
+    <w:p>
+      <w:pPr>
+        <w:pStyle w:val="Heading3"/>
+      </w:pPr>
+      <w:r>
+        <w:t>npm Scripts Added</w:t>
+      </w:r>
+    </w:p>
+    <w:tbl>
+      <w:tblPr>
+        <w:tblStyle w:val="TableGrid"/>
+        <w:tblW w:type="auto" w:w="0"/>
+        <w:tblLook w:firstColumn="1" w:firstRow="1" w:lastColumn="0" w:lastRow="0" w:noHBand="0" w:noVBand="1" w:val="04A0"/>
+      </w:tblPr>
+      <w:tblGrid>
+        <w:gridCol w:w="4320"/>
+        <w:gridCol w:w="4320"/>
+      </w:tblGrid>
+      <w:tr>
+        <w:tc>
+          <w:tcPr>
+            <w:tcW w:type="dxa" w:w="4320"/>
+          </w:tcPr>
+          <w:p>
+            <w:r>
+              <w:rPr>
+                <w:b/>
+              </w:rPr>
+              <w:t>Command</w:t>
+            </w:r>
+          </w:p>
+        </w:tc>
+        <w:tc>
+          <w:tcPr>
+            <w:tcW w:type="dxa" w:w="4320"/>
+          </w:tcPr>
+          <w:p>
+            <w:r>
+              <w:rPr>
+                <w:b/>
+              </w:rPr>
+              <w:t>What It Does</w:t>
+            </w:r>
+          </w:p>
+        </w:tc>
+      </w:tr>
+      <w:tr>
+        <w:tc>
+          <w:tcPr>
+            <w:tcW w:type="dxa" w:w="4320"/>
+          </w:tcPr>
+          <w:p>
+            <w:r>
+              <w:t>npm run go:claude</w:t>
+            </w:r>
+          </w:p>
+        </w:tc>
+        <w:tc>
+          <w:tcPr>
+            <w:tcW w:type="dxa" w:w="4320"/>
+          </w:tcPr>
+          <w:p>
+            <w:r>
+              <w:t>Full stack — force all agents to Claude</w:t>
+            </w:r>
+          </w:p>
+        </w:tc>
+      </w:tr>
+      <w:tr>
+        <w:tc>
+          <w:tcPr>
+            <w:tcW w:type="dxa" w:w="4320"/>
+          </w:tcPr>
+          <w:p>
+            <w:r>
+              <w:t>npm run go:ollama</w:t>
+            </w:r>
+          </w:p>
+        </w:tc>
+        <w:tc>
+          <w:tcPr>
+            <w:tcW w:type="dxa" w:w="4320"/>
+          </w:tcPr>
+          <w:p>
+            <w:r>
+              <w:t>Full stack — force all agents to Ollama</w:t>
+            </w:r>
+          </w:p>
+        </w:tc>
+      </w:tr>
+      <w:tr>
+        <w:tc>
+          <w:tcPr>
+            <w:tcW w:type="dxa" w:w="4320"/>
+          </w:tcPr>
+          <w:p>
+            <w:r>
+              <w:t>npm run ui:claude</w:t>
+            </w:r>
+          </w:p>
+        </w:tc>
+        <w:tc>
+          <w:tcPr>
+            <w:tcW w:type="dxa" w:w="4320"/>
+          </w:tcPr>
+          <w:p>
+            <w:r>
+              <w:t>TUI only — force Claude</w:t>
+            </w:r>
+          </w:p>
+        </w:tc>
+      </w:tr>
+      <w:tr>
+        <w:tc>
+          <w:tcPr>
+            <w:tcW w:type="dxa" w:w="4320"/>
+          </w:tcPr>
+          <w:p>
+            <w:r>
+              <w:t>npm run ui:ollama</w:t>
+            </w:r>
+          </w:p>
+        </w:tc>
+        <w:tc>
+          <w:tcPr>
+            <w:tcW w:type="dxa" w:w="4320"/>
+          </w:tcPr>
+          <w:p>
+            <w:r>
+              <w:t>TUI only — force Ollama</w:t>
+            </w:r>
+          </w:p>
+        </w:tc>
+      </w:tr>
+      <w:tr>
+        <w:tc>
+          <w:tcPr>
+            <w:tcW w:type="dxa" w:w="4320"/>
+          </w:tcPr>
+          <w:p>
+            <w:r>
+              <w:t>npm run ui:claude:debug</w:t>
+            </w:r>
+          </w:p>
+        </w:tc>
+        <w:tc>
+          <w:tcPr>
+            <w:tcW w:type="dxa" w:w="4320"/>
+          </w:tcPr>
+          <w:p>
+            <w:r>
+              <w:t>TUI + Claude + verbose logging</w:t>
+            </w:r>
+          </w:p>
+        </w:tc>
+      </w:tr>
+      <w:tr>
+        <w:tc>
+          <w:tcPr>
+            <w:tcW w:type="dxa" w:w="4320"/>
+          </w:tcPr>
+          <w:p>
+            <w:r>
+              <w:t>npm run ui:ollama:debug</w:t>
+            </w:r>
+          </w:p>
+        </w:tc>
+        <w:tc>
+          <w:tcPr>
+            <w:tcW w:type="dxa" w:w="4320"/>
+          </w:tcPr>
+          <w:p>
+            <w:r>
+              <w:t>TUI + Ollama + verbose logging</w:t>
+            </w:r>
+          </w:p>
+        </w:tc>
+      </w:tr>
+    </w:tbl>
+    <w:p>
+      <w:pPr>
+        <w:pStyle w:val="Heading3"/>
+      </w:pPr>
+      <w:r>
+        <w:t>First-Time Ollama Setup</w:t>
+      </w:r>
+    </w:p>
+    <w:p>
+      <w:pPr>
+        <w:ind w:left="360"/>
+      </w:pPr>
+      <w:r>
+        <w:rPr>
+          <w:rFonts w:ascii="Courier New" w:hAnsi="Courier New"/>
+          <w:sz w:val="18"/>
+        </w:rPr>
+        <w:t>brew install ollama</w:t>
+        <w:br/>
+        <w:t>ollama pull qwen2.5-coder:7b   # 8 GB RAM — recommended for code tasks</w:t>
+        <w:br/>
+        <w:t>npm run go:ollama</w:t>
+      </w:r>
+    </w:p>
+    <w:p>
+      <w:pPr>
+        <w:pStyle w:val="Heading3"/>
+      </w:pPr>
+      <w:r>
+        <w:t>Recommended RAM Guide</w:t>
+      </w:r>
+    </w:p>
+    <w:tbl>
+      <w:tblPr>
+        <w:tblStyle w:val="TableGrid"/>
+        <w:tblW w:type="auto" w:w="0"/>
+        <w:tblLook w:firstColumn="1" w:firstRow="1" w:lastColumn="0" w:lastRow="0" w:noHBand="0" w:noVBand="1" w:val="04A0"/>
+      </w:tblPr>
+      <w:tblGrid>
+        <w:gridCol w:w="2880"/>
+        <w:gridCol w:w="2880"/>
+        <w:gridCol w:w="2880"/>
+      </w:tblGrid>
+      <w:tr>
+        <w:tc>
+          <w:tcPr>
+            <w:tcW w:type="dxa" w:w="2880"/>
+          </w:tcPr>
+          <w:p>
+            <w:r>
+              <w:rPr>
+                <w:b/>
+              </w:rPr>
+              <w:t>Model</w:t>
+            </w:r>
+          </w:p>
+        </w:tc>
+        <w:tc>
+          <w:tcPr>
+            <w:tcW w:type="dxa" w:w="2880"/>
+          </w:tcPr>
+          <w:p>
+            <w:r>
+              <w:rPr>
+                <w:b/>
+              </w:rPr>
+              <w:t>RAM</w:t>
+            </w:r>
+          </w:p>
+        </w:tc>
+        <w:tc>
+          <w:tcPr>
+            <w:tcW w:type="dxa" w:w="2880"/>
+          </w:tcPr>
+          <w:p>
+            <w:r>
+              <w:rPr>
+                <w:b/>
+              </w:rPr>
+              <w:t>Best For</w:t>
+            </w:r>
+          </w:p>
+        </w:tc>
+      </w:tr>
+      <w:tr>
+        <w:tc>
+          <w:tcPr>
+            <w:tcW w:type="dxa" w:w="2880"/>
+          </w:tcPr>
+          <w:p>
+            <w:r>
+              <w:t>llama3.2</w:t>
+            </w:r>
+          </w:p>
+        </w:tc>
+        <w:tc>
+          <w:tcPr>
+            <w:tcW w:type="dxa" w:w="2880"/>
+          </w:tcPr>
+          <w:p>
+            <w:r>
+              <w:t>4 GB</w:t>
+            </w:r>
+          </w:p>
+        </w:tc>
+        <w:tc>
+          <w:tcPr>
+            <w:tcW w:type="dxa" w:w="2880"/>
+          </w:tcPr>
+          <w:p>
+            <w:r>
+              <w:t>General tasks, low-resource machines</w:t>
+            </w:r>
+          </w:p>
+        </w:tc>
+      </w:tr>
+      <w:tr>
+        <w:tc>
+          <w:tcPr>
+            <w:tcW w:type="dxa" w:w="2880"/>
+          </w:tcPr>
+          <w:p>
+            <w:r>
+              <w:t>llama3.1:8b</w:t>
+            </w:r>
+          </w:p>
+        </w:tc>
+        <w:tc>
+          <w:tcPr>
+            <w:tcW w:type="dxa" w:w="2880"/>
+          </w:tcPr>
+          <w:p>
+            <w:r>
+              <w:t>8 GB</w:t>
+            </w:r>
+          </w:p>
+        </w:tc>
+        <w:tc>
+          <w:tcPr>
+            <w:tcW w:type="dxa" w:w="2880"/>
+          </w:tcPr>
+          <w:p>
+            <w:r>
+              <w:t>Balanced general purpose</w:t>
+            </w:r>
+          </w:p>
+        </w:tc>
+      </w:tr>
+      <w:tr>
+        <w:tc>
+          <w:tcPr>
+            <w:tcW w:type="dxa" w:w="2880"/>
+          </w:tcPr>
+          <w:p>
+            <w:r>
+              <w:t>qwen2.5-coder:7b</w:t>
+            </w:r>
+          </w:p>
+        </w:tc>
+        <w:tc>
+          <w:tcPr>
+            <w:tcW w:type="dxa" w:w="2880"/>
+          </w:tcPr>
+          <w:p>
+            <w:r>
+              <w:t>8 GB</w:t>
+            </w:r>
+          </w:p>
+        </w:tc>
+        <w:tc>
+          <w:tcPr>
+            <w:tcW w:type="dxa" w:w="2880"/>
+          </w:tcPr>
+          <w:p>
+            <w:r>
+              <w:t>Code generation and review</w:t>
+            </w:r>
+          </w:p>
+        </w:tc>
+      </w:tr>
+      <w:tr>
+        <w:tc>
+          <w:tcPr>
+            <w:tcW w:type="dxa" w:w="2880"/>
+          </w:tcPr>
+          <w:p>
+            <w:r>
+              <w:t>qwen2.5-coder:14b</w:t>
+            </w:r>
+          </w:p>
+        </w:tc>
+        <w:tc>
+          <w:tcPr>
+            <w:tcW w:type="dxa" w:w="2880"/>
+          </w:tcPr>
+          <w:p>
+            <w:r>
+              <w:t>16 GB</w:t>
+            </w:r>
+          </w:p>
+        </w:tc>
+        <w:tc>
+          <w:tcPr>
+            <w:tcW w:type="dxa" w:w="2880"/>
+          </w:tcPr>
+          <w:p>
+            <w:r>
+              <w:t>Strong code model</w:t>
+            </w:r>
+          </w:p>
+        </w:tc>
+      </w:tr>
+      <w:tr>
+        <w:tc>
+          <w:tcPr>
+            <w:tcW w:type="dxa" w:w="2880"/>
+          </w:tcPr>
+          <w:p>
+            <w:r>
+              <w:t>llama3.1:32b</w:t>
+            </w:r>
+          </w:p>
+        </w:tc>
+        <w:tc>
+          <w:tcPr>
+            <w:tcW w:type="dxa" w:w="2880"/>
+          </w:tcPr>
+          <w:p>
+            <w:r>
+              <w:t>32 GB</w:t>
+            </w:r>
+          </w:p>
+        </w:tc>
+        <w:tc>
+          <w:tcPr>
+            <w:tcW w:type="dxa" w:w="2880"/>
+          </w:tcPr>
+          <w:p>
+            <w:r>
+              <w:t>Very capable, near-Claude quality</w:t>
+            </w:r>
+          </w:p>
+        </w:tc>
+      </w:tr>
+    </w:tbl>
+    <w:p>
+      <w:pPr>
+        <w:pStyle w:val="Heading2"/>
+      </w:pPr>
+      <w:r>
+        <w:t>12G. Voice TTS Output — Complete (May 2026)</w:t>
+      </w:r>
+    </w:p>
+    <w:p>
+      <w:r>
+        <w:t>Agent responses are now spoken aloud automatically using macOS say. No setup required.</w:t>
+      </w:r>
+    </w:p>
+    <w:p>
+      <w:pPr>
+        <w:pStyle w:val="Heading3"/>
+      </w:pPr>
+      <w:r>
+        <w:t>Architecture</w:t>
+      </w:r>
+    </w:p>
+    <w:p>
+      <w:pPr>
+        <w:ind w:left="360"/>
+      </w:pPr>
+      <w:r>
+        <w:rPr>
+          <w:rFonts w:ascii="Courier New" w:hAnsi="Courier New"/>
+          <w:sz w:val="18"/>
+        </w:rPr>
+        <w:t>routePrompt() completes → fullResponse returned</w:t>
+        <w:br/>
+        <w:t xml:space="preserve">  → speak(fullResponse) called from ui/App.jsx</w:t>
+        <w:br/>
+        <w:t xml:space="preserve">  → cleanForSpeech() strips markdown/code blocks/URLs</w:t>
+        <w:br/>
+        <w:t xml:space="preserve">  → truncateAtSentence() cuts at first sentence break near 420 chars</w:t>
+        <w:br/>
+        <w:t xml:space="preserve">  → spawn('say', ['-v', voice, '-r', rate, spoken])  ← non-blocking</w:t>
+      </w:r>
+    </w:p>
+    <w:p>
+      <w:pPr>
+        <w:pStyle w:val="Heading3"/>
+      </w:pPr>
+      <w:r>
+        <w:t>Startup Greeting</w:t>
+      </w:r>
+    </w:p>
+    <w:p>
+      <w:r>
+        <w:t>When the TUI launches (scripts/ui.js), FORGE greets the user:</w:t>
+      </w:r>
+    </w:p>
+    <w:p>
+      <w:r>
+        <w:t>"Hello. My name is FORGE. Your AI development team is online and ready."</w:t>
+      </w:r>
+    </w:p>
+    <w:p>
+      <w:pPr>
+        <w:pStyle w:val="Heading3"/>
+      </w:pPr>
+      <w:r>
+        <w:t>Interruption</w:t>
+      </w:r>
+    </w:p>
+    <w:p>
+      <w:r>
+        <w:t>When the user submits a new prompt, stopSpeaking() is called immediately — the current utterance is killed so FORGE never talks over itself.</w:t>
+      </w:r>
+    </w:p>
+    <w:p>
+      <w:pPr>
+        <w:pStyle w:val="Heading3"/>
+      </w:pPr>
+      <w:r>
+        <w:t>Smart Fallback for Code-Only Responses</w:t>
+      </w:r>
+    </w:p>
+    <w:p>
+      <w:r>
+        <w:t>Ollama coding models often respond with a bare code block and no prose. cleanForSpeech() strips the code block leaving empty text. The fallback logic detects this:</w:t>
+      </w:r>
+    </w:p>
+    <w:p>
+      <w:pPr>
+        <w:pStyle w:val="ListBullet"/>
+      </w:pPr>
+      <w:r>
+        <w:t>Response contained ``` → says: "Here is the code. Check the screen for the full output."</w:t>
+      </w:r>
+    </w:p>
+    <w:p>
+      <w:pPr>
+        <w:pStyle w:val="ListBullet"/>
+      </w:pPr>
+      <w:r>
+        <w:t>Response contained ` → says: "Done. Check the screen for the result."</w:t>
+      </w:r>
+    </w:p>
+    <w:p>
+      <w:pPr>
+        <w:pStyle w:val="Heading3"/>
+      </w:pPr>
+      <w:r>
+        <w:t>Tool-Only Response Summary</w:t>
+      </w:r>
+    </w:p>
+    <w:p>
+      <w:r>
+        <w:t>Ollama agents sometimes use tools without producing final text (e.g. write_file then stop). In that case runWithTools_Ollama generates a spoken summary:</w:t>
+      </w:r>
+    </w:p>
+    <w:p>
+      <w:r>
+        <w:t>"Done. I used write_file, run_command to complete the task. Check the screen for the full output."</w:t>
+      </w:r>
+    </w:p>
+    <w:p>
+      <w:r>
+        <w:t>This text is also emitted as a ✓ line in the TUI.</w:t>
+      </w:r>
+    </w:p>
+    <w:p>
+      <w:pPr>
+        <w:pStyle w:val="Heading3"/>
+      </w:pPr>
+      <w:r>
+        <w:t>New File: core/tts.js</w:t>
+      </w:r>
+    </w:p>
+    <w:tbl>
+      <w:tblPr>
+        <w:tblStyle w:val="TableGrid"/>
+        <w:tblW w:type="auto" w:w="0"/>
+        <w:tblLook w:firstColumn="1" w:firstRow="1" w:lastColumn="0" w:lastRow="0" w:noHBand="0" w:noVBand="1" w:val="04A0"/>
+      </w:tblPr>
+      <w:tblGrid>
+        <w:gridCol w:w="4320"/>
+        <w:gridCol w:w="4320"/>
+      </w:tblGrid>
+      <w:tr>
+        <w:tc>
+          <w:tcPr>
+            <w:tcW w:type="dxa" w:w="4320"/>
+          </w:tcPr>
+          <w:p>
+            <w:r>
+              <w:rPr>
+                <w:b/>
+              </w:rPr>
+              <w:t>Export</w:t>
+            </w:r>
+          </w:p>
+        </w:tc>
+        <w:tc>
+          <w:tcPr>
+            <w:tcW w:type="dxa" w:w="4320"/>
+          </w:tcPr>
+          <w:p>
+            <w:r>
+              <w:rPr>
+                <w:b/>
+              </w:rPr>
+              <w:t>Description</w:t>
+            </w:r>
+          </w:p>
+        </w:tc>
+      </w:tr>
+      <w:tr>
+        <w:tc>
+          <w:tcPr>
+            <w:tcW w:type="dxa" w:w="4320"/>
+          </w:tcPr>
+          <w:p>
+            <w:r>
+              <w:t>speak(text, opts?)</w:t>
+            </w:r>
+          </w:p>
+        </w:tc>
+        <w:tc>
+          <w:tcPr>
+            <w:tcW w:type="dxa" w:w="4320"/>
+          </w:tcPr>
+          <w:p>
+            <w:r>
+              <w:t>Speak text aloud — strips markdown, truncates, non-blocking</w:t>
+            </w:r>
+          </w:p>
+        </w:tc>
+      </w:tr>
+      <w:tr>
+        <w:tc>
+          <w:tcPr>
+            <w:tcW w:type="dxa" w:w="4320"/>
+          </w:tcPr>
+          <w:p>
+            <w:r>
+              <w:t>stopSpeaking()</w:t>
+            </w:r>
+          </w:p>
+        </w:tc>
+        <w:tc>
+          <w:tcPr>
+            <w:tcW w:type="dxa" w:w="4320"/>
+          </w:tcPr>
+          <w:p>
+            <w:r>
+              <w:t>Kill current utterance immediately</w:t>
+            </w:r>
+          </w:p>
+        </w:tc>
+      </w:tr>
+      <w:tr>
+        <w:tc>
+          <w:tcPr>
+            <w:tcW w:type="dxa" w:w="4320"/>
+          </w:tcPr>
+          <w:p>
+            <w:r>
+              <w:t>cleanForSpeech(text)</w:t>
+            </w:r>
+          </w:p>
+        </w:tc>
+        <w:tc>
+          <w:tcPr>
+            <w:tcW w:type="dxa" w:w="4320"/>
+          </w:tcPr>
+          <w:p>
+            <w:r>
+              <w:t>Strip markdown/code/URLs, return clean prose</w:t>
+            </w:r>
+          </w:p>
+        </w:tc>
+      </w:tr>
+    </w:tbl>
+    <w:p>
+      <w:r>
+        <w:t>Config via .env:</w:t>
+      </w:r>
+    </w:p>
+    <w:tbl>
+      <w:tblPr>
+        <w:tblStyle w:val="TableGrid"/>
+        <w:tblW w:type="auto" w:w="0"/>
+        <w:tblLook w:firstColumn="1" w:firstRow="1" w:lastColumn="0" w:lastRow="0" w:noHBand="0" w:noVBand="1" w:val="04A0"/>
+      </w:tblPr>
+      <w:tblGrid>
+        <w:gridCol w:w="2880"/>
+        <w:gridCol w:w="2880"/>
+        <w:gridCol w:w="2880"/>
+      </w:tblGrid>
+      <w:tr>
+        <w:tc>
+          <w:tcPr>
+            <w:tcW w:type="dxa" w:w="2880"/>
+          </w:tcPr>
+          <w:p>
+            <w:r>
+              <w:rPr>
+                <w:b/>
+              </w:rPr>
+              <w:t>Variable</w:t>
+            </w:r>
+          </w:p>
+        </w:tc>
+        <w:tc>
+          <w:tcPr>
+            <w:tcW w:type="dxa" w:w="2880"/>
+          </w:tcPr>
+          <w:p>
+            <w:r>
+              <w:rPr>
+                <w:b/>
+              </w:rPr>
+              <w:t>Default</w:t>
+            </w:r>
+          </w:p>
+        </w:tc>
+        <w:tc>
+          <w:tcPr>
+            <w:tcW w:type="dxa" w:w="2880"/>
+          </w:tcPr>
+          <w:p>
+            <w:r>
+              <w:rPr>
+                <w:b/>
+              </w:rPr>
+              <w:t>Description</w:t>
+            </w:r>
+          </w:p>
+        </w:tc>
+      </w:tr>
+      <w:tr>
+        <w:tc>
+          <w:tcPr>
+            <w:tcW w:type="dxa" w:w="2880"/>
+          </w:tcPr>
+          <w:p>
+            <w:r>
+              <w:t>TTS_PROVIDER</w:t>
+            </w:r>
+          </w:p>
+        </w:tc>
+        <w:tc>
+          <w:tcPr>
+            <w:tcW w:type="dxa" w:w="2880"/>
+          </w:tcPr>
+          <w:p>
+            <w:r>
+              <w:t>say</w:t>
+            </w:r>
+          </w:p>
+        </w:tc>
+        <w:tc>
+          <w:tcPr>
+            <w:tcW w:type="dxa" w:w="2880"/>
+          </w:tcPr>
+          <w:p>
+            <w:r>
+              <w:t>"say" (macOS) or "elevenlabs"</w:t>
+            </w:r>
+          </w:p>
+        </w:tc>
+      </w:tr>
+      <w:tr>
+        <w:tc>
+          <w:tcPr>
+            <w:tcW w:type="dxa" w:w="2880"/>
+          </w:tcPr>
+          <w:p>
+            <w:r>
+              <w:t>TTS_VOICE</w:t>
+            </w:r>
+          </w:p>
+        </w:tc>
+        <w:tc>
+          <w:tcPr>
+            <w:tcW w:type="dxa" w:w="2880"/>
+          </w:tcPr>
+          <w:p>
+            <w:r>
+              <w:t>Alex</w:t>
+            </w:r>
+          </w:p>
+        </w:tc>
+        <w:tc>
+          <w:tcPr>
+            <w:tcW w:type="dxa" w:w="2880"/>
+          </w:tcPr>
+          <w:p>
+            <w:r>
+              <w:t>macOS voice name or ElevenLabs voice ID</w:t>
+            </w:r>
+          </w:p>
+        </w:tc>
+      </w:tr>
+      <w:tr>
+        <w:tc>
+          <w:tcPr>
+            <w:tcW w:type="dxa" w:w="2880"/>
+          </w:tcPr>
+          <w:p>
+            <w:r>
+              <w:t>TTS_RATE</w:t>
+            </w:r>
+          </w:p>
+        </w:tc>
+        <w:tc>
+          <w:tcPr>
+            <w:tcW w:type="dxa" w:w="2880"/>
+          </w:tcPr>
+          <w:p>
+            <w:r>
+              <w:t>185</w:t>
+            </w:r>
+          </w:p>
+        </w:tc>
+        <w:tc>
+          <w:tcPr>
+            <w:tcW w:type="dxa" w:w="2880"/>
+          </w:tcPr>
+          <w:p>
+            <w:r>
+              <w:t>Words per minute (say only)</w:t>
+            </w:r>
+          </w:p>
+        </w:tc>
+      </w:tr>
+      <w:tr>
+        <w:tc>
+          <w:tcPr>
+            <w:tcW w:type="dxa" w:w="2880"/>
+          </w:tcPr>
+          <w:p>
+            <w:r>
+              <w:t>TTS_MAX_CHARS</w:t>
+            </w:r>
+          </w:p>
+        </w:tc>
+        <w:tc>
+          <w:tcPr>
+            <w:tcW w:type="dxa" w:w="2880"/>
+          </w:tcPr>
+          <w:p>
+            <w:r>
+              <w:t>420</w:t>
+            </w:r>
+          </w:p>
+        </w:tc>
+        <w:tc>
+          <w:tcPr>
+            <w:tcW w:type="dxa" w:w="2880"/>
+          </w:tcPr>
+          <w:p>
+            <w:r>
+              <w:t>Max chars spoken per response</w:t>
+            </w:r>
+          </w:p>
+        </w:tc>
+      </w:tr>
+    </w:tbl>
+    <w:p>
+      <w:r>
+        <w:t>Also configurable via .terminalforge/config.json.</w:t>
+      </w:r>
+    </w:p>
+    <w:p>
+      <w:pPr>
+        <w:pStyle w:val="Heading3"/>
+      </w:pPr>
+      <w:r>
+        <w:t>Per-Agent Provider Badges in TUI</w:t>
+      </w:r>
+    </w:p>
+    <w:p>
+      <w:r>
+        <w:t>Each AgentPane header now shows a small badge:</w:t>
+      </w:r>
+    </w:p>
+    <w:p>
+      <w:pPr>
+        <w:pStyle w:val="ListBullet"/>
+      </w:pPr>
+      <w:r>
+        <w:t>[C] (magenta) — agent is using Claude</w:t>
+      </w:r>
+    </w:p>
+    <w:p>
+      <w:pPr>
+        <w:pStyle w:val="ListBullet"/>
+      </w:pPr>
+      <w:r>
+        <w:t>[O] (green) — agent is using Ollama</w:t>
+      </w:r>
+    </w:p>
+    <w:p>
+      <w:r>
+        <w:t>The status bar shows the active terminal's provider badge and updates when switching agents.</w:t>
+      </w:r>
+    </w:p>
+    <w:p>
+      <w:pPr>
+        <w:pStyle w:val="Heading2"/>
+      </w:pPr>
+      <w:r>
+        <w:t>12H. Local File &amp; Shell Tools — Complete (May 2026)</w:t>
+      </w:r>
+    </w:p>
+    <w:p>
+      <w:r>
+        <w:t>All 5 agents (both Claude and Ollama) have access to 8 local file system and shell tools via core/tools.js.</w:t>
+      </w:r>
+    </w:p>
+    <w:p>
+      <w:pPr>
+        <w:pStyle w:val="Heading3"/>
+      </w:pPr>
+      <w:r>
+        <w:t>Tools Available</w:t>
+      </w:r>
+    </w:p>
+    <w:tbl>
+      <w:tblPr>
+        <w:tblStyle w:val="TableGrid"/>
+        <w:tblW w:type="auto" w:w="0"/>
+        <w:tblLook w:firstColumn="1" w:firstRow="1" w:lastColumn="0" w:lastRow="0" w:noHBand="0" w:noVBand="1" w:val="04A0"/>
+      </w:tblPr>
+      <w:tblGrid>
+        <w:gridCol w:w="2880"/>
+        <w:gridCol w:w="2880"/>
+        <w:gridCol w:w="2880"/>
+      </w:tblGrid>
+      <w:tr>
+        <w:tc>
+          <w:tcPr>
+            <w:tcW w:type="dxa" w:w="2880"/>
+          </w:tcPr>
+          <w:p>
+            <w:r>
+              <w:rPr>
+                <w:b/>
+              </w:rPr>
+              <w:t>Tool</w:t>
+            </w:r>
+          </w:p>
+        </w:tc>
+        <w:tc>
+          <w:tcPr>
+            <w:tcW w:type="dxa" w:w="2880"/>
+          </w:tcPr>
+          <w:p>
+            <w:r>
+              <w:rPr>
+                <w:b/>
+              </w:rPr>
+              <w:t>Parameters</w:t>
+            </w:r>
+          </w:p>
+        </w:tc>
+        <w:tc>
+          <w:tcPr>
+            <w:tcW w:type="dxa" w:w="2880"/>
+          </w:tcPr>
+          <w:p>
+            <w:r>
+              <w:rPr>
+                <w:b/>
+              </w:rPr>
+              <w:t>Description</w:t>
+            </w:r>
+          </w:p>
+        </w:tc>
+      </w:tr>
+      <w:tr>
+        <w:tc>
+          <w:tcPr>
+            <w:tcW w:type="dxa" w:w="2880"/>
+          </w:tcPr>
+          <w:p>
+            <w:r>
+              <w:t>read_file</w:t>
+            </w:r>
+          </w:p>
+        </w:tc>
+        <w:tc>
+          <w:tcPr>
+            <w:tcW w:type="dxa" w:w="2880"/>
+          </w:tcPr>
+          <w:p>
+            <w:r>
+              <w:t>path</w:t>
+            </w:r>
+          </w:p>
+        </w:tc>
+        <w:tc>
+          <w:tcPr>
+            <w:tcW w:type="dxa" w:w="2880"/>
+          </w:tcPr>
+          <w:p>
+            <w:r>
+              <w:t>Read a local file (max 150,000 bytes)</w:t>
+            </w:r>
+          </w:p>
+        </w:tc>
+      </w:tr>
+      <w:tr>
+        <w:tc>
+          <w:tcPr>
+            <w:tcW w:type="dxa" w:w="2880"/>
+          </w:tcPr>
+          <w:p>
+            <w:r>
+              <w:t>write_file</w:t>
+            </w:r>
+          </w:p>
+        </w:tc>
+        <w:tc>
+          <w:tcPr>
+            <w:tcW w:type="dxa" w:w="2880"/>
+          </w:tcPr>
+          <w:p>
+            <w:r>
+              <w:t>path, content</w:t>
+            </w:r>
+          </w:p>
+        </w:tc>
+        <w:tc>
+          <w:tcPr>
+            <w:tcW w:type="dxa" w:w="2880"/>
+          </w:tcPr>
+          <w:p>
+            <w:r>
+              <w:t>Create or overwrite a file</w:t>
+            </w:r>
+          </w:p>
+        </w:tc>
+      </w:tr>
+      <w:tr>
+        <w:tc>
+          <w:tcPr>
+            <w:tcW w:type="dxa" w:w="2880"/>
+          </w:tcPr>
+          <w:p>
+            <w:r>
+              <w:t>list_directory</w:t>
+            </w:r>
+          </w:p>
+        </w:tc>
+        <w:tc>
+          <w:tcPr>
+            <w:tcW w:type="dxa" w:w="2880"/>
+          </w:tcPr>
+          <w:p>
+            <w:r>
+              <w:t>path, recursive?</w:t>
+            </w:r>
+          </w:p>
+        </w:tc>
+        <w:tc>
+          <w:tcPr>
+            <w:tcW w:type="dxa" w:w="2880"/>
+          </w:tcPr>
+          <w:p>
+            <w:r>
+              <w:t>List files in a directory</w:t>
+            </w:r>
+          </w:p>
+        </w:tc>
+      </w:tr>
+      <w:tr>
+        <w:tc>
+          <w:tcPr>
+            <w:tcW w:type="dxa" w:w="2880"/>
+          </w:tcPr>
+          <w:p>
+            <w:r>
+              <w:t>run_command</w:t>
+            </w:r>
+          </w:p>
+        </w:tc>
+        <w:tc>
+          <w:tcPr>
+            <w:tcW w:type="dxa" w:w="2880"/>
+          </w:tcPr>
+          <w:p>
+            <w:r>
+              <w:t>command, cwd?</w:t>
+            </w:r>
+          </w:p>
+        </w:tc>
+        <w:tc>
+          <w:tcPr>
+            <w:tcW w:type="dxa" w:w="2880"/>
+          </w:tcPr>
+          <w:p>
+            <w:r>
+              <w:t>Run a shell command (30s timeout, 30,000 char output cap)</w:t>
+            </w:r>
+          </w:p>
+        </w:tc>
+      </w:tr>
+      <w:tr>
+        <w:tc>
+          <w:tcPr>
+            <w:tcW w:type="dxa" w:w="2880"/>
+          </w:tcPr>
+          <w:p>
+            <w:r>
+              <w:t>search_files</w:t>
+            </w:r>
+          </w:p>
+        </w:tc>
+        <w:tc>
+          <w:tcPr>
+            <w:tcW w:type="dxa" w:w="2880"/>
+          </w:tcPr>
+          <w:p>
+            <w:r>
+              <w:t>pattern, directory?, type?</w:t>
+            </w:r>
+          </w:p>
+        </w:tc>
+        <w:tc>
+          <w:tcPr>
+            <w:tcW w:type="dxa" w:w="2880"/>
+          </w:tcPr>
+          <w:p>
+            <w:r>
+              <w:t>Search by filename glob or content string</w:t>
+            </w:r>
+          </w:p>
+        </w:tc>
+      </w:tr>
+      <w:tr>
+        <w:tc>
+          <w:tcPr>
+            <w:tcW w:type="dxa" w:w="2880"/>
+          </w:tcPr>
+          <w:p>
+            <w:r>
+              <w:t>delete_file</w:t>
+            </w:r>
+          </w:p>
+        </w:tc>
+        <w:tc>
+          <w:tcPr>
+            <w:tcW w:type="dxa" w:w="2880"/>
+          </w:tcPr>
+          <w:p>
+            <w:r>
+              <w:t>path</w:t>
+            </w:r>
+          </w:p>
+        </w:tc>
+        <w:tc>
+          <w:tcPr>
+            <w:tcW w:type="dxa" w:w="2880"/>
+          </w:tcPr>
+          <w:p>
+            <w:r>
+              <w:t>Delete a file</w:t>
+            </w:r>
+          </w:p>
+        </w:tc>
+      </w:tr>
+      <w:tr>
+        <w:tc>
+          <w:tcPr>
+            <w:tcW w:type="dxa" w:w="2880"/>
+          </w:tcPr>
+          <w:p>
+            <w:r>
+              <w:t>create_directory</w:t>
+            </w:r>
+          </w:p>
+        </w:tc>
+        <w:tc>
+          <w:tcPr>
+            <w:tcW w:type="dxa" w:w="2880"/>
+          </w:tcPr>
+          <w:p>
+            <w:r>
+              <w:t>path</w:t>
+            </w:r>
+          </w:p>
+        </w:tc>
+        <w:tc>
+          <w:tcPr>
+            <w:tcW w:type="dxa" w:w="2880"/>
+          </w:tcPr>
+          <w:p>
+            <w:r>
+              <w:t>Create directory with parents</w:t>
+            </w:r>
+          </w:p>
+        </w:tc>
+      </w:tr>
+      <w:tr>
+        <w:tc>
+          <w:tcPr>
+            <w:tcW w:type="dxa" w:w="2880"/>
+          </w:tcPr>
+          <w:p>
+            <w:r>
+              <w:t>move_file</w:t>
+            </w:r>
+          </w:p>
+        </w:tc>
+        <w:tc>
+          <w:tcPr>
+            <w:tcW w:type="dxa" w:w="2880"/>
+          </w:tcPr>
+          <w:p>
+            <w:r>
+              <w:t>source, destination</w:t>
+            </w:r>
+          </w:p>
+        </w:tc>
+        <w:tc>
+          <w:tcPr>
+            <w:tcW w:type="dxa" w:w="2880"/>
+          </w:tcPr>
+          <w:p>
+            <w:r>
+              <w:t>Move or rename a file</w:t>
+            </w:r>
+          </w:p>
+        </w:tc>
+      </w:tr>
+    </w:tbl>
+    <w:p>
+      <w:pPr>
+        <w:pStyle w:val="Heading3"/>
+      </w:pPr>
+      <w:r>
+        <w:t>Safety</w:t>
+      </w:r>
+    </w:p>
+    <w:p>
+      <w:pPr>
+        <w:pStyle w:val="ListBullet"/>
+      </w:pPr>
+      <w:r>
+        <w:t>All paths are resolved relative to the project root</w:t>
+      </w:r>
+    </w:p>
+    <w:p>
+      <w:pPr>
+        <w:pStyle w:val="ListBullet"/>
+      </w:pPr>
+      <w:r>
+        <w:t>SKIP_DIRS automatically excludes: node_modules, .git, __pycache__, .next, dist, build, .cache, coverage, .venv</w:t>
+      </w:r>
+    </w:p>
+    <w:p>
+      <w:pPr>
+        <w:pStyle w:val="ListBullet"/>
+      </w:pPr>
+      <w:r>
+        <w:t>Command output capped at 30,000 characters</w:t>
+      </w:r>
+    </w:p>
+    <w:p>
+      <w:pPr>
+        <w:pStyle w:val="ListBullet"/>
+      </w:pPr>
+      <w:r>
+        <w:t>File reads capped at 150,000 bytes</w:t>
+      </w:r>
+    </w:p>
+    <w:p>
+      <w:pPr>
+        <w:pStyle w:val="ListBullet"/>
+      </w:pPr>
+      <w:r>
+        <w:t>Commands have a 30-second timeout</w:t>
+      </w:r>
+    </w:p>
+    <w:p>
+      <w:pPr>
+        <w:pStyle w:val="Heading3"/>
+      </w:pPr>
+      <w:r>
+        <w:t>Tool Format Conversion</w:t>
+      </w:r>
+    </w:p>
+    <w:p>
+      <w:r>
+        <w:t>Anthropic and Ollama use different tool schemas. core/agent-router.js converts at startup:</w:t>
+      </w:r>
+    </w:p>
+    <w:p>
+      <w:pPr>
+        <w:ind w:left="360"/>
+      </w:pPr>
+      <w:r>
+        <w:rPr>
+          <w:rFonts w:ascii="Courier New" w:hAnsi="Courier New"/>
+          <w:sz w:val="18"/>
+        </w:rPr>
+        <w:t>// Anthropic format (TOOL_DEFINITIONS) — used as-is:</w:t>
+        <w:br/>
+        <w:t>{ name, description, input_schema: { type, properties, required } }</w:t>
+        <w:br/>
+        <w:br/>
+        <w:t>// Ollama format (OLLAMA_TOOLS) — converted via toOllamaTools():</w:t>
+        <w:br/>
+        <w:t>{ type: 'function', function: { name, description, parameters } }</w:t>
+      </w:r>
+    </w:p>
+    <w:p>
+      <w:pPr>
+        <w:pStyle w:val="Heading2"/>
+      </w:pPr>
+      <w:r>
+        <w:t>13.11 Provider Switching Commands (Added May 2026)</w:t>
+      </w:r>
+    </w:p>
+    <w:p>
+      <w:pPr>
+        <w:pStyle w:val="Heading3"/>
+      </w:pPr>
+      <w:r>
+        <w:t>Switch All Agents</w:t>
+      </w:r>
+    </w:p>
+    <w:tbl>
+      <w:tblPr>
+        <w:tblStyle w:val="TableGrid"/>
+        <w:tblW w:type="auto" w:w="0"/>
+        <w:tblLook w:firstColumn="1" w:firstRow="1" w:lastColumn="0" w:lastRow="0" w:noHBand="0" w:noVBand="1" w:val="04A0"/>
+      </w:tblPr>
+      <w:tblGrid>
+        <w:gridCol w:w="4320"/>
+        <w:gridCol w:w="4320"/>
+      </w:tblGrid>
+      <w:tr>
+        <w:tc>
+          <w:tcPr>
+            <w:tcW w:type="dxa" w:w="4320"/>
+          </w:tcPr>
+          <w:p>
+            <w:r>
+              <w:rPr>
+                <w:b/>
+              </w:rPr>
+              <w:t>Command</w:t>
+            </w:r>
+          </w:p>
+        </w:tc>
+        <w:tc>
+          <w:tcPr>
+            <w:tcW w:type="dxa" w:w="4320"/>
+          </w:tcPr>
+          <w:p>
+            <w:r>
+              <w:rPr>
+                <w:b/>
+              </w:rPr>
+              <w:t>Effect</w:t>
+            </w:r>
+          </w:p>
+        </w:tc>
+      </w:tr>
+      <w:tr>
+        <w:tc>
+          <w:tcPr>
+            <w:tcW w:type="dxa" w:w="4320"/>
+          </w:tcPr>
+          <w:p>
+            <w:r>
+              <w:t>npm run go:claude</w:t>
+            </w:r>
+          </w:p>
+        </w:tc>
+        <w:tc>
+          <w:tcPr>
+            <w:tcW w:type="dxa" w:w="4320"/>
+          </w:tcPr>
+          <w:p>
+            <w:r>
+              <w:t>All 5 agents → Claude (Anthropic)</w:t>
+            </w:r>
+          </w:p>
+        </w:tc>
+      </w:tr>
+      <w:tr>
+        <w:tc>
+          <w:tcPr>
+            <w:tcW w:type="dxa" w:w="4320"/>
+          </w:tcPr>
+          <w:p>
+            <w:r>
+              <w:t>npm run go:ollama</w:t>
+            </w:r>
+          </w:p>
+        </w:tc>
+        <w:tc>
+          <w:tcPr>
+            <w:tcW w:type="dxa" w:w="4320"/>
+          </w:tcPr>
+          <w:p>
+            <w:r>
+              <w:t>All 5 agents → Ollama (local, offline)</w:t>
+            </w:r>
+          </w:p>
+        </w:tc>
+      </w:tr>
+      <w:tr>
+        <w:tc>
+          <w:tcPr>
+            <w:tcW w:type="dxa" w:w="4320"/>
+          </w:tcPr>
+          <w:p>
+            <w:r>
+              <w:t>npm run ui:claude</w:t>
+            </w:r>
+          </w:p>
+        </w:tc>
+        <w:tc>
+          <w:tcPr>
+            <w:tcW w:type="dxa" w:w="4320"/>
+          </w:tcPr>
+          <w:p>
+            <w:r>
+              <w:t>TUI only → Claude</w:t>
+            </w:r>
+          </w:p>
+        </w:tc>
+      </w:tr>
+      <w:tr>
+        <w:tc>
+          <w:tcPr>
+            <w:tcW w:type="dxa" w:w="4320"/>
+          </w:tcPr>
+          <w:p>
+            <w:r>
+              <w:t>npm run ui:ollama</w:t>
+            </w:r>
+          </w:p>
+        </w:tc>
+        <w:tc>
+          <w:tcPr>
+            <w:tcW w:type="dxa" w:w="4320"/>
+          </w:tcPr>
+          <w:p>
+            <w:r>
+              <w:t>TUI only → Ollama</w:t>
+            </w:r>
+          </w:p>
+        </w:tc>
+      </w:tr>
+    </w:tbl>
+    <w:p>
+      <w:pPr>
+        <w:pStyle w:val="Heading3"/>
+      </w:pPr>
+      <w:r>
+        <w:t>Mixed Mode (Claude + Ollama Simultaneously)</w:t>
+      </w:r>
+    </w:p>
+    <w:p>
+      <w:r>
+        <w:t>Edit .env and uncomment per-agent overrides:</w:t>
+      </w:r>
+    </w:p>
+    <w:p>
+      <w:pPr>
+        <w:ind w:left="360"/>
+      </w:pPr>
+      <w:r>
+        <w:rPr>
+          <w:rFonts w:ascii="Courier New" w:hAnsi="Courier New"/>
+          <w:sz w:val="18"/>
+        </w:rPr>
+        <w:t>AGENT_1_PROVIDER=ollama      # Junior Dev</w:t>
+        <w:br/>
+        <w:t>AGENT_2_PROVIDER=anthropic   # Senior Dev</w:t>
+        <w:br/>
+        <w:t>AGENT_3_PROVIDER=ollama      # QA Engineer</w:t>
+        <w:br/>
+        <w:t>AGENT_4_PROVIDER=ollama      # DevOps</w:t>
+        <w:br/>
+        <w:t>AGENT_5_PROVIDER=anthropic   # Project Manager</w:t>
+      </w:r>
+    </w:p>
+    <w:p>
+      <w:r>
+        <w:t>Then run: npm run go</w:t>
+      </w:r>
+    </w:p>
+    <w:p>
+      <w:r>
+        <w:t>Each pane shows [C] (Claude) or [O] (Ollama) badge. The startup script validates both providers automatically.</w:t>
+      </w:r>
+    </w:p>
+    <w:p>
+      <w:pPr>
+        <w:pStyle w:val="Heading3"/>
+      </w:pPr>
+      <w:r>
+        <w:t>Ollama First-Time Setup</w:t>
+      </w:r>
+    </w:p>
+    <w:p>
+      <w:pPr>
+        <w:ind w:left="360"/>
+      </w:pPr>
+      <w:r>
+        <w:rPr>
+          <w:rFonts w:ascii="Courier New" w:hAnsi="Courier New"/>
+          <w:sz w:val="18"/>
+        </w:rPr>
+        <w:t>brew install ollama</w:t>
+        <w:br/>
+        <w:t>ollama pull qwen2.5-coder:7b   # recommended model</w:t>
+        <w:br/>
+        <w:t>npm run go:ollama</w:t>
+      </w:r>
+    </w:p>
     <w:sectPr>
       <w:pgSz w:w="12240" w:h="15840"/>
       <w:pgMar w:top="1440" w:right="1800" w:bottom="1440" w:left="1800" w:header="720" w:footer="720" w:gutter="0"/>
